--- a/paper/manuscript_R1R2_v1.docx
+++ b/paper/manuscript_R1R2_v1.docx
@@ -374,7 +374,22 @@
           <w:rFonts w:ascii="Times New Roman" w:hAnsi="Times New Roman" w:eastAsia="SimSun"/>
           <w:sz w:val="22"/>
         </w:rPr>
-        <w:t xml:space="preserve"> The text-only attack reaches 0.000 on BBQ at every rate up to 2%, while the projection attack reaches 0.903 at 0.1% and 1.000 by 2%. We identify the mechanism: an injection that works by aligning its text with query vocabulary needs the injected tokens to stand out, which repetitive corpora permit and naturally varied text does not.</w:t>
+        <w:t xml:space="preserve"> The text-only attack reaches 0.000 on BBQ at every rate up to 2%, while the projection attack reaches 0.903 at 0.1% and 1.000 by 2%. We identify the mechanism: an injection that works by aligning its text with query vocabulary needs the injected tokens to stand out, which repetitive corpora permit and naturally varied text does not. The same condition reappears in the </w:t>
+      </w:r>
+      <w:r>
+        <w:rPr>
+          <w:rFonts w:ascii="Times New Roman" w:hAnsi="Times New Roman" w:eastAsia="SimSun"/>
+          <w:i/>
+          <w:sz w:val="22"/>
+        </w:rPr>
+        <w:t>representation</w:t>
+      </w:r>
+      <w:r>
+        <w:rPr>
+          <w:rFonts w:ascii="Times New Roman" w:hAnsi="Times New Roman" w:eastAsia="SimSun"/>
+          <w:sz w:val="22"/>
+        </w:rPr>
+        <w:t>: across four retrievers the text attack succeeds 0.750 (BM25), 0.625 (feature hashing), 0.5625 (Contriever) and 0.0625 (GTE-base) — a nine-fold spread between two real encoders of the same size class.</w:t>
       </w:r>
     </w:p>
     <w:p>
@@ -398,7 +413,7 @@
           <w:rFonts w:ascii="Times New Roman" w:hAnsi="Times New Roman" w:eastAsia="SimSun"/>
           <w:sz w:val="22"/>
         </w:rPr>
-        <w:t>, and we argue it is the paper's central contribution: a constraint expressed over the aggregate composition of a retrieved set, however many dimensions it is extended to, has no purchase on an attacker who shapes injected passages to match those statistics. We characterise this limit formally.</w:t>
+        <w:t>, and we argue it is the paper's central contribution: a constraint expressed over the aggregate composition of a retrieved set, however many dimensions it is extended to, has no purchase on an attacker who shapes injected passages to match those statistics. We characterise this limit formally, and show by four-way backbone alignment that it does not depend on the attack leaving R1 undisturbed — on real encoders the attack moves R1 by 0.37–0.47, more than three times as much as on our own retrievers, and the R1 constraint is inert at every budget setting regardless.</w:t>
       </w:r>
     </w:p>
     <w:p>
@@ -10219,6 +10234,1775 @@
     </w:p>
     <w:p>
       <w:pPr>
+        <w:shd w:val="clear" w:color="auto" w:fill="DCE6F1"/>
+        <w:spacing w:before="200" w:after="80"/>
+      </w:pPr>
+      <w:r>
+        <w:rPr>
+          <w:rFonts w:ascii="Times New Roman" w:hAnsi="Times New Roman" w:eastAsia="Microsoft YaHei"/>
+          <w:b/>
+          <w:sz w:val="26"/>
+        </w:rPr>
+        <w:t>5.5 Backbone alignment: four retrievers, including two real semantic encoders</w:t>
+      </w:r>
+    </w:p>
+    <w:p>
+      <w:r>
+        <w:rPr>
+          <w:rFonts w:ascii="Times New Roman" w:hAnsi="Times New Roman" w:eastAsia="SimSun"/>
+          <w:sz w:val="22"/>
+        </w:rPr>
+        <w:t xml:space="preserve">The experiments above use a self-contained feature-hashing dense retriever and a lexical one. Neither is the encoder the fairness-defense literature uses, so the numbers cannot be placed beside published results. We therefore add </w:t>
+      </w:r>
+      <w:r>
+        <w:rPr>
+          <w:rFonts w:ascii="Times New Roman" w:hAnsi="Times New Roman" w:eastAsia="SimSun"/>
+          <w:b/>
+          <w:sz w:val="22"/>
+        </w:rPr>
+        <w:t>GTE-base</w:t>
+      </w:r>
+      <w:r>
+        <w:rPr>
+          <w:rFonts w:ascii="Times New Roman" w:hAnsi="Times New Roman" w:eastAsia="SimSun"/>
+          <w:sz w:val="22"/>
+        </w:rPr>
+        <w:t xml:space="preserve"> — the backbone used by the closest prior work on fairness-aware retrieval optimisation [5] — and </w:t>
+      </w:r>
+      <w:r>
+        <w:rPr>
+          <w:rFonts w:ascii="Times New Roman" w:hAnsi="Times New Roman" w:eastAsia="SimSun"/>
+          <w:b/>
+          <w:sz w:val="22"/>
+        </w:rPr>
+        <w:t>Contriever</w:t>
+      </w:r>
+      <w:r>
+        <w:rPr>
+          <w:rFonts w:ascii="Times New Roman" w:hAnsi="Times New Roman" w:eastAsia="SimSun"/>
+          <w:sz w:val="22"/>
+        </w:rPr>
+        <w:t>, used by the fair-ranking work of Kim &amp; Diaz [8]. All four are compared at a matched injection rate on the controlled corpus, so only the retriever varies.</w:t>
+      </w:r>
+    </w:p>
+    <w:p>
+      <w:r>
+        <w:rPr>
+          <w:rFonts w:ascii="Times New Roman" w:hAnsi="Times New Roman" w:eastAsia="SimSun"/>
+          <w:b/>
+          <w:sz w:val="22"/>
+        </w:rPr>
+        <w:t>Table 8.</w:t>
+      </w:r>
+      <w:r>
+        <w:rPr>
+          <w:rFonts w:ascii="Times New Roman" w:hAnsi="Times New Roman" w:eastAsia="SimSun"/>
+          <w:sz w:val="22"/>
+        </w:rPr>
+        <w:t xml:space="preserve"> Attack effect by backbone. </w:t>
+      </w:r>
+      <w:r>
+        <w:rPr>
+          <w:rFonts w:ascii="Consolas" w:hAnsi="Consolas" w:eastAsia="Consolas"/>
+          <w:sz w:val="21"/>
+        </w:rPr>
+        <w:t>template_plus_projection</w:t>
+      </w:r>
+      <w:r>
+        <w:rPr>
+          <w:rFonts w:ascii="Times New Roman" w:hAnsi="Times New Roman" w:eastAsia="SimSun"/>
+          <w:sz w:val="22"/>
+        </w:rPr>
+        <w:t>, $\rho = 0.5\%$, no defense.</w:t>
+      </w:r>
+    </w:p>
+    <w:tbl>
+      <w:tblPr>
+        <w:tblStyle w:val="TableGrid"/>
+        <w:tblW w:type="auto" w:w="0"/>
+        <w:jc w:val="center"/>
+        <w:tblLook w:firstColumn="1" w:firstRow="1" w:lastColumn="0" w:lastRow="0" w:noHBand="0" w:noVBand="1" w:val="04A0"/>
+      </w:tblPr>
+      <w:tblGrid>
+        <w:gridCol w:w="1928"/>
+        <w:gridCol w:w="1928"/>
+        <w:gridCol w:w="1928"/>
+        <w:gridCol w:w="1928"/>
+        <w:gridCol w:w="1928"/>
+      </w:tblGrid>
+      <w:tr>
+        <w:tc>
+          <w:tcPr>
+            <w:tcW w:type="dxa" w:w="1928"/>
+            <w:shd w:val="clear" w:color="auto" w:fill="DCE6F1"/>
+          </w:tcPr>
+          <w:p>
+            <w:pPr>
+              <w:spacing w:line="240" w:lineRule="auto" w:after="0"/>
+            </w:pPr>
+            <w:r>
+              <w:rPr>
+                <w:rFonts w:ascii="Times New Roman" w:hAnsi="Times New Roman" w:eastAsia="SimSun"/>
+                <w:b/>
+                <w:sz w:val="19"/>
+              </w:rPr>
+              <w:t>Retriever</w:t>
+            </w:r>
+          </w:p>
+        </w:tc>
+        <w:tc>
+          <w:tcPr>
+            <w:tcW w:type="dxa" w:w="1928"/>
+            <w:shd w:val="clear" w:color="auto" w:fill="DCE6F1"/>
+          </w:tcPr>
+          <w:p>
+            <w:pPr>
+              <w:spacing w:line="240" w:lineRule="auto" w:after="0"/>
+            </w:pPr>
+            <w:r>
+              <w:rPr>
+                <w:rFonts w:ascii="Times New Roman" w:hAnsi="Times New Roman" w:eastAsia="SimSun"/>
+                <w:b/>
+                <w:sz w:val="19"/>
+              </w:rPr>
+              <w:t>R1 drift</w:t>
+            </w:r>
+          </w:p>
+        </w:tc>
+        <w:tc>
+          <w:tcPr>
+            <w:tcW w:type="dxa" w:w="1928"/>
+            <w:shd w:val="clear" w:color="auto" w:fill="DCE6F1"/>
+          </w:tcPr>
+          <w:p>
+            <w:pPr>
+              <w:spacing w:line="240" w:lineRule="auto" w:after="0"/>
+            </w:pPr>
+            <w:r>
+              <w:rPr>
+                <w:rFonts w:ascii="Times New Roman" w:hAnsi="Times New Roman" w:eastAsia="SimSun"/>
+                <w:b/>
+                <w:sz w:val="19"/>
+              </w:rPr>
+              <w:t>R2 gap</w:t>
+            </w:r>
+          </w:p>
+        </w:tc>
+        <w:tc>
+          <w:tcPr>
+            <w:tcW w:type="dxa" w:w="1928"/>
+            <w:shd w:val="clear" w:color="auto" w:fill="DCE6F1"/>
+          </w:tcPr>
+          <w:p>
+            <w:pPr>
+              <w:spacing w:line="240" w:lineRule="auto" w:after="0"/>
+            </w:pPr>
+            <w:r>
+              <w:rPr>
+                <w:rFonts w:ascii="Consolas" w:hAnsi="Consolas" w:eastAsia="Consolas"/>
+                <w:b/>
+                <w:sz w:val="18"/>
+              </w:rPr>
+              <w:t>poison@k</w:t>
+            </w:r>
+          </w:p>
+        </w:tc>
+        <w:tc>
+          <w:tcPr>
+            <w:tcW w:type="dxa" w:w="1928"/>
+            <w:shd w:val="clear" w:color="auto" w:fill="DCE6F1"/>
+          </w:tcPr>
+          <w:p>
+            <w:pPr>
+              <w:spacing w:line="240" w:lineRule="auto" w:after="0"/>
+            </w:pPr>
+            <w:r>
+              <w:rPr>
+                <w:rFonts w:ascii="Consolas" w:hAnsi="Consolas" w:eastAsia="Consolas"/>
+                <w:b/>
+                <w:sz w:val="18"/>
+              </w:rPr>
+              <w:t>in_pool_rate</w:t>
+            </w:r>
+          </w:p>
+        </w:tc>
+      </w:tr>
+      <w:tr>
+        <w:tc>
+          <w:tcPr>
+            <w:tcW w:type="dxa" w:w="1928"/>
+          </w:tcPr>
+          <w:p>
+            <w:pPr>
+              <w:spacing w:line="240" w:lineRule="auto" w:after="0"/>
+            </w:pPr>
+            <w:r>
+              <w:rPr>
+                <w:rFonts w:ascii="Times New Roman" w:hAnsi="Times New Roman" w:eastAsia="SimSun"/>
+                <w:sz w:val="19"/>
+              </w:rPr>
+              <w:t>BM25 (lexical)</w:t>
+            </w:r>
+          </w:p>
+        </w:tc>
+        <w:tc>
+          <w:tcPr>
+            <w:tcW w:type="dxa" w:w="1928"/>
+          </w:tcPr>
+          <w:p>
+            <w:pPr>
+              <w:spacing w:line="240" w:lineRule="auto" w:after="0"/>
+            </w:pPr>
+            <w:r>
+              <w:rPr>
+                <w:rFonts w:ascii="Times New Roman" w:hAnsi="Times New Roman" w:eastAsia="SimSun"/>
+                <w:sz w:val="19"/>
+              </w:rPr>
+              <w:t>0.1625</w:t>
+            </w:r>
+          </w:p>
+        </w:tc>
+        <w:tc>
+          <w:tcPr>
+            <w:tcW w:type="dxa" w:w="1928"/>
+          </w:tcPr>
+          <w:p>
+            <w:pPr>
+              <w:spacing w:line="240" w:lineRule="auto" w:after="0"/>
+            </w:pPr>
+            <w:r>
+              <w:rPr>
+                <w:rFonts w:ascii="Times New Roman" w:hAnsi="Times New Roman" w:eastAsia="SimSun"/>
+                <w:sz w:val="19"/>
+              </w:rPr>
+              <w:t>0.7436</w:t>
+            </w:r>
+          </w:p>
+        </w:tc>
+        <w:tc>
+          <w:tcPr>
+            <w:tcW w:type="dxa" w:w="1928"/>
+          </w:tcPr>
+          <w:p>
+            <w:pPr>
+              <w:spacing w:line="240" w:lineRule="auto" w:after="0"/>
+            </w:pPr>
+            <w:r>
+              <w:rPr>
+                <w:rFonts w:ascii="Times New Roman" w:hAnsi="Times New Roman" w:eastAsia="SimSun"/>
+                <w:sz w:val="19"/>
+              </w:rPr>
+              <w:t>0.750</w:t>
+            </w:r>
+          </w:p>
+        </w:tc>
+        <w:tc>
+          <w:tcPr>
+            <w:tcW w:type="dxa" w:w="1928"/>
+          </w:tcPr>
+          <w:p>
+            <w:pPr>
+              <w:spacing w:line="240" w:lineRule="auto" w:after="0"/>
+            </w:pPr>
+            <w:r>
+              <w:rPr>
+                <w:rFonts w:ascii="Times New Roman" w:hAnsi="Times New Roman" w:eastAsia="SimSun"/>
+                <w:sz w:val="19"/>
+              </w:rPr>
+              <w:t>0.0125</w:t>
+            </w:r>
+          </w:p>
+        </w:tc>
+      </w:tr>
+      <w:tr>
+        <w:tc>
+          <w:tcPr>
+            <w:tcW w:type="dxa" w:w="1928"/>
+          </w:tcPr>
+          <w:p>
+            <w:pPr>
+              <w:spacing w:line="240" w:lineRule="auto" w:after="0"/>
+            </w:pPr>
+            <w:r>
+              <w:rPr>
+                <w:rFonts w:ascii="Times New Roman" w:hAnsi="Times New Roman" w:eastAsia="SimSun"/>
+                <w:sz w:val="19"/>
+              </w:rPr>
+              <w:t>dense (feature hashing)</w:t>
+            </w:r>
+          </w:p>
+        </w:tc>
+        <w:tc>
+          <w:tcPr>
+            <w:tcW w:type="dxa" w:w="1928"/>
+          </w:tcPr>
+          <w:p>
+            <w:pPr>
+              <w:spacing w:line="240" w:lineRule="auto" w:after="0"/>
+            </w:pPr>
+            <w:r>
+              <w:rPr>
+                <w:rFonts w:ascii="Times New Roman" w:hAnsi="Times New Roman" w:eastAsia="SimSun"/>
+                <w:sz w:val="19"/>
+              </w:rPr>
+              <w:t>0.1625</w:t>
+            </w:r>
+          </w:p>
+        </w:tc>
+        <w:tc>
+          <w:tcPr>
+            <w:tcW w:type="dxa" w:w="1928"/>
+          </w:tcPr>
+          <w:p>
+            <w:pPr>
+              <w:spacing w:line="240" w:lineRule="auto" w:after="0"/>
+            </w:pPr>
+            <w:r>
+              <w:rPr>
+                <w:rFonts w:ascii="Times New Roman" w:hAnsi="Times New Roman" w:eastAsia="SimSun"/>
+                <w:sz w:val="19"/>
+              </w:rPr>
+              <w:t>1.0000</w:t>
+            </w:r>
+          </w:p>
+        </w:tc>
+        <w:tc>
+          <w:tcPr>
+            <w:tcW w:type="dxa" w:w="1928"/>
+          </w:tcPr>
+          <w:p>
+            <w:pPr>
+              <w:spacing w:line="240" w:lineRule="auto" w:after="0"/>
+            </w:pPr>
+            <w:r>
+              <w:rPr>
+                <w:rFonts w:ascii="Times New Roman" w:hAnsi="Times New Roman" w:eastAsia="SimSun"/>
+                <w:sz w:val="19"/>
+              </w:rPr>
+              <w:t>1.000</w:t>
+            </w:r>
+          </w:p>
+        </w:tc>
+        <w:tc>
+          <w:tcPr>
+            <w:tcW w:type="dxa" w:w="1928"/>
+          </w:tcPr>
+          <w:p>
+            <w:pPr>
+              <w:spacing w:line="240" w:lineRule="auto" w:after="0"/>
+            </w:pPr>
+            <w:r>
+              <w:rPr>
+                <w:rFonts w:ascii="Times New Roman" w:hAnsi="Times New Roman" w:eastAsia="SimSun"/>
+                <w:sz w:val="19"/>
+              </w:rPr>
+              <w:t>0.0000</w:t>
+            </w:r>
+          </w:p>
+        </w:tc>
+      </w:tr>
+      <w:tr>
+        <w:tc>
+          <w:tcPr>
+            <w:tcW w:type="dxa" w:w="1928"/>
+          </w:tcPr>
+          <w:p>
+            <w:pPr>
+              <w:spacing w:line="240" w:lineRule="auto" w:after="0"/>
+            </w:pPr>
+            <w:r>
+              <w:rPr>
+                <w:rFonts w:ascii="Times New Roman" w:hAnsi="Times New Roman" w:eastAsia="SimSun"/>
+                <w:b/>
+                <w:sz w:val="19"/>
+              </w:rPr>
+              <w:t>GTE-base</w:t>
+            </w:r>
+            <w:r>
+              <w:rPr>
+                <w:rFonts w:ascii="Times New Roman" w:hAnsi="Times New Roman" w:eastAsia="SimSun"/>
+                <w:sz w:val="19"/>
+              </w:rPr>
+              <w:t xml:space="preserve"> (real encoder)</w:t>
+            </w:r>
+          </w:p>
+        </w:tc>
+        <w:tc>
+          <w:tcPr>
+            <w:tcW w:type="dxa" w:w="1928"/>
+          </w:tcPr>
+          <w:p>
+            <w:pPr>
+              <w:spacing w:line="240" w:lineRule="auto" w:after="0"/>
+            </w:pPr>
+            <w:r>
+              <w:rPr>
+                <w:rFonts w:ascii="Times New Roman" w:hAnsi="Times New Roman" w:eastAsia="SimSun"/>
+                <w:b/>
+                <w:sz w:val="19"/>
+              </w:rPr>
+              <w:t>0.4688</w:t>
+            </w:r>
+          </w:p>
+        </w:tc>
+        <w:tc>
+          <w:tcPr>
+            <w:tcW w:type="dxa" w:w="1928"/>
+          </w:tcPr>
+          <w:p>
+            <w:pPr>
+              <w:spacing w:line="240" w:lineRule="auto" w:after="0"/>
+            </w:pPr>
+            <w:r>
+              <w:rPr>
+                <w:rFonts w:ascii="Times New Roman" w:hAnsi="Times New Roman" w:eastAsia="SimSun"/>
+                <w:sz w:val="19"/>
+              </w:rPr>
+              <w:t>1.0000</w:t>
+            </w:r>
+          </w:p>
+        </w:tc>
+        <w:tc>
+          <w:tcPr>
+            <w:tcW w:type="dxa" w:w="1928"/>
+          </w:tcPr>
+          <w:p>
+            <w:pPr>
+              <w:spacing w:line="240" w:lineRule="auto" w:after="0"/>
+            </w:pPr>
+            <w:r>
+              <w:rPr>
+                <w:rFonts w:ascii="Times New Roman" w:hAnsi="Times New Roman" w:eastAsia="SimSun"/>
+                <w:sz w:val="19"/>
+              </w:rPr>
+              <w:t>1.000</w:t>
+            </w:r>
+          </w:p>
+        </w:tc>
+        <w:tc>
+          <w:tcPr>
+            <w:tcW w:type="dxa" w:w="1928"/>
+          </w:tcPr>
+          <w:p>
+            <w:pPr>
+              <w:spacing w:line="240" w:lineRule="auto" w:after="0"/>
+            </w:pPr>
+            <w:r>
+              <w:rPr>
+                <w:rFonts w:ascii="Times New Roman" w:hAnsi="Times New Roman" w:eastAsia="SimSun"/>
+                <w:sz w:val="19"/>
+              </w:rPr>
+              <w:t>0.0000</w:t>
+            </w:r>
+          </w:p>
+        </w:tc>
+      </w:tr>
+      <w:tr>
+        <w:tc>
+          <w:tcPr>
+            <w:tcW w:type="dxa" w:w="1928"/>
+          </w:tcPr>
+          <w:p>
+            <w:pPr>
+              <w:spacing w:line="240" w:lineRule="auto" w:after="0"/>
+            </w:pPr>
+            <w:r>
+              <w:rPr>
+                <w:rFonts w:ascii="Times New Roman" w:hAnsi="Times New Roman" w:eastAsia="SimSun"/>
+                <w:b/>
+                <w:sz w:val="19"/>
+              </w:rPr>
+              <w:t>Contriever</w:t>
+            </w:r>
+            <w:r>
+              <w:rPr>
+                <w:rFonts w:ascii="Times New Roman" w:hAnsi="Times New Roman" w:eastAsia="SimSun"/>
+                <w:sz w:val="19"/>
+              </w:rPr>
+              <w:t xml:space="preserve"> (real encoder)</w:t>
+            </w:r>
+          </w:p>
+        </w:tc>
+        <w:tc>
+          <w:tcPr>
+            <w:tcW w:type="dxa" w:w="1928"/>
+          </w:tcPr>
+          <w:p>
+            <w:pPr>
+              <w:spacing w:line="240" w:lineRule="auto" w:after="0"/>
+            </w:pPr>
+            <w:r>
+              <w:rPr>
+                <w:rFonts w:ascii="Times New Roman" w:hAnsi="Times New Roman" w:eastAsia="SimSun"/>
+                <w:b/>
+                <w:sz w:val="19"/>
+              </w:rPr>
+              <w:t>0.3687</w:t>
+            </w:r>
+          </w:p>
+        </w:tc>
+        <w:tc>
+          <w:tcPr>
+            <w:tcW w:type="dxa" w:w="1928"/>
+          </w:tcPr>
+          <w:p>
+            <w:pPr>
+              <w:spacing w:line="240" w:lineRule="auto" w:after="0"/>
+            </w:pPr>
+            <w:r>
+              <w:rPr>
+                <w:rFonts w:ascii="Times New Roman" w:hAnsi="Times New Roman" w:eastAsia="SimSun"/>
+                <w:sz w:val="19"/>
+              </w:rPr>
+              <w:t>1.0000</w:t>
+            </w:r>
+          </w:p>
+        </w:tc>
+        <w:tc>
+          <w:tcPr>
+            <w:tcW w:type="dxa" w:w="1928"/>
+          </w:tcPr>
+          <w:p>
+            <w:pPr>
+              <w:spacing w:line="240" w:lineRule="auto" w:after="0"/>
+            </w:pPr>
+            <w:r>
+              <w:rPr>
+                <w:rFonts w:ascii="Times New Roman" w:hAnsi="Times New Roman" w:eastAsia="SimSun"/>
+                <w:sz w:val="19"/>
+              </w:rPr>
+              <w:t>1.000</w:t>
+            </w:r>
+          </w:p>
+        </w:tc>
+        <w:tc>
+          <w:tcPr>
+            <w:tcW w:type="dxa" w:w="1928"/>
+          </w:tcPr>
+          <w:p>
+            <w:pPr>
+              <w:spacing w:line="240" w:lineRule="auto" w:after="0"/>
+            </w:pPr>
+            <w:r>
+              <w:rPr>
+                <w:rFonts w:ascii="Times New Roman" w:hAnsi="Times New Roman" w:eastAsia="SimSun"/>
+                <w:sz w:val="19"/>
+              </w:rPr>
+              <w:t>0.0000</w:t>
+            </w:r>
+          </w:p>
+        </w:tc>
+      </w:tr>
+    </w:tbl>
+    <w:p/>
+    <w:p>
+      <w:r>
+        <w:rPr>
+          <w:rFonts w:ascii="Times New Roman" w:hAnsi="Times New Roman" w:eastAsia="SimSun"/>
+          <w:sz w:val="22"/>
+        </w:rPr>
+        <w:t xml:space="preserve">Both real encoders are attacked at least as completely as either of our own retrievers, and the R2 gap saturates at its maximum in every case. Notably their R1 drift is </w:t>
+      </w:r>
+      <w:r>
+        <w:rPr>
+          <w:rFonts w:ascii="Times New Roman" w:hAnsi="Times New Roman" w:eastAsia="SimSun"/>
+          <w:b/>
+          <w:sz w:val="22"/>
+        </w:rPr>
+        <w:t>2.3x–2.9x</w:t>
+      </w:r>
+      <w:r>
+        <w:rPr>
+          <w:rFonts w:ascii="Times New Roman" w:hAnsi="Times New Roman" w:eastAsia="SimSun"/>
+          <w:sz w:val="22"/>
+        </w:rPr>
+        <w:t xml:space="preserve"> that of the lexical and hashed retrievers (0.37–0.47 versus 0.16) — the projection attack perturbs group composition </w:t>
+      </w:r>
+      <w:r>
+        <w:rPr>
+          <w:rFonts w:ascii="Times New Roman" w:hAnsi="Times New Roman" w:eastAsia="SimSun"/>
+          <w:i/>
+          <w:sz w:val="22"/>
+        </w:rPr>
+        <w:t>more</w:t>
+      </w:r>
+      <w:r>
+        <w:rPr>
+          <w:rFonts w:ascii="Times New Roman" w:hAnsi="Times New Roman" w:eastAsia="SimSun"/>
+          <w:sz w:val="22"/>
+        </w:rPr>
+        <w:t xml:space="preserve"> in a real semantic space than in a feature-hashed one, which is the opposite of what we expected when we added this experiment.</w:t>
+      </w:r>
+    </w:p>
+    <w:p>
+      <w:r>
+        <w:rPr>
+          <w:rFonts w:ascii="Times New Roman" w:hAnsi="Times New Roman" w:eastAsia="SimSun"/>
+          <w:b/>
+          <w:sz w:val="22"/>
+        </w:rPr>
+        <w:t>Table 9.</w:t>
+      </w:r>
+      <w:r>
+        <w:rPr>
+          <w:rFonts w:ascii="Times New Roman" w:hAnsi="Times New Roman" w:eastAsia="SimSun"/>
+          <w:sz w:val="22"/>
+        </w:rPr>
+        <w:t xml:space="preserve"> Does the R1-only constraint stay inert on real encoders? </w:t>
+      </w:r>
+      <w:r>
+        <w:rPr>
+          <w:rFonts w:ascii="Consolas" w:hAnsi="Consolas" w:eastAsia="Consolas"/>
+          <w:sz w:val="21"/>
+        </w:rPr>
+        <w:t>template_plus_projection</w:t>
+      </w:r>
+      <w:r>
+        <w:rPr>
+          <w:rFonts w:ascii="Times New Roman" w:hAnsi="Times New Roman" w:eastAsia="SimSun"/>
+          <w:sz w:val="22"/>
+        </w:rPr>
+        <w:t>, $\rho = 0.5\%$.</w:t>
+      </w:r>
+    </w:p>
+    <w:tbl>
+      <w:tblPr>
+        <w:tblStyle w:val="TableGrid"/>
+        <w:tblW w:type="auto" w:w="0"/>
+        <w:jc w:val="center"/>
+        <w:tblLook w:firstColumn="1" w:firstRow="1" w:lastColumn="0" w:lastRow="0" w:noHBand="0" w:noVBand="1" w:val="04A0"/>
+      </w:tblPr>
+      <w:tblGrid>
+        <w:gridCol w:w="1928"/>
+        <w:gridCol w:w="1928"/>
+        <w:gridCol w:w="1928"/>
+        <w:gridCol w:w="1928"/>
+        <w:gridCol w:w="1928"/>
+      </w:tblGrid>
+      <w:tr>
+        <w:tc>
+          <w:tcPr>
+            <w:tcW w:type="dxa" w:w="1928"/>
+            <w:shd w:val="clear" w:color="auto" w:fill="DCE6F1"/>
+          </w:tcPr>
+          <w:p>
+            <w:pPr>
+              <w:spacing w:line="240" w:lineRule="auto" w:after="0"/>
+            </w:pPr>
+            <w:r>
+              <w:rPr>
+                <w:rFonts w:ascii="Times New Roman" w:hAnsi="Times New Roman" w:eastAsia="SimSun"/>
+                <w:b/>
+                <w:sz w:val="19"/>
+              </w:rPr>
+              <w:t>Retriever</w:t>
+            </w:r>
+          </w:p>
+        </w:tc>
+        <w:tc>
+          <w:tcPr>
+            <w:tcW w:type="dxa" w:w="1928"/>
+            <w:shd w:val="clear" w:color="auto" w:fill="DCE6F1"/>
+          </w:tcPr>
+          <w:p>
+            <w:pPr>
+              <w:spacing w:line="240" w:lineRule="auto" w:after="0"/>
+            </w:pPr>
+            <w:r>
+              <w:rPr>
+                <w:rFonts w:ascii="Consolas" w:hAnsi="Consolas" w:eastAsia="Consolas"/>
+                <w:b/>
+                <w:sz w:val="18"/>
+              </w:rPr>
+              <w:t>repr_group</w:t>
+            </w:r>
+            <w:r>
+              <w:rPr>
+                <w:rFonts w:ascii="Times New Roman" w:hAnsi="Times New Roman" w:eastAsia="SimSun"/>
+                <w:b/>
+                <w:sz w:val="19"/>
+              </w:rPr>
+              <w:t xml:space="preserve"> ε=0</w:t>
+            </w:r>
+          </w:p>
+        </w:tc>
+        <w:tc>
+          <w:tcPr>
+            <w:tcW w:type="dxa" w:w="1928"/>
+            <w:shd w:val="clear" w:color="auto" w:fill="DCE6F1"/>
+          </w:tcPr>
+          <w:p>
+            <w:pPr>
+              <w:spacing w:line="240" w:lineRule="auto" w:after="0"/>
+            </w:pPr>
+            <w:r>
+              <w:rPr>
+                <w:rFonts w:ascii="Times New Roman" w:hAnsi="Times New Roman" w:eastAsia="SimSun"/>
+                <w:b/>
+                <w:sz w:val="19"/>
+              </w:rPr>
+              <w:t>ε=1.0</w:t>
+            </w:r>
+          </w:p>
+        </w:tc>
+        <w:tc>
+          <w:tcPr>
+            <w:tcW w:type="dxa" w:w="1928"/>
+            <w:shd w:val="clear" w:color="auto" w:fill="DCE6F1"/>
+          </w:tcPr>
+          <w:p>
+            <w:pPr>
+              <w:spacing w:line="240" w:lineRule="auto" w:after="0"/>
+            </w:pPr>
+            <w:r>
+              <w:rPr>
+                <w:rFonts w:ascii="Consolas" w:hAnsi="Consolas" w:eastAsia="Consolas"/>
+                <w:b/>
+                <w:sz w:val="18"/>
+              </w:rPr>
+              <w:t>repr_both</w:t>
+            </w:r>
+            <w:r>
+              <w:rPr>
+                <w:rFonts w:ascii="Times New Roman" w:hAnsi="Times New Roman" w:eastAsia="SimSun"/>
+                <w:b/>
+                <w:sz w:val="19"/>
+              </w:rPr>
+              <w:t xml:space="preserve"> ε=0</w:t>
+            </w:r>
+          </w:p>
+        </w:tc>
+        <w:tc>
+          <w:tcPr>
+            <w:tcW w:type="dxa" w:w="1928"/>
+            <w:shd w:val="clear" w:color="auto" w:fill="DCE6F1"/>
+          </w:tcPr>
+          <w:p>
+            <w:pPr>
+              <w:spacing w:line="240" w:lineRule="auto" w:after="0"/>
+            </w:pPr>
+            <w:r>
+              <w:rPr>
+                <w:rFonts w:ascii="Times New Roman" w:hAnsi="Times New Roman" w:eastAsia="SimSun"/>
+                <w:b/>
+                <w:sz w:val="19"/>
+              </w:rPr>
+              <w:t>vs. no defense</w:t>
+            </w:r>
+          </w:p>
+        </w:tc>
+      </w:tr>
+      <w:tr>
+        <w:tc>
+          <w:tcPr>
+            <w:tcW w:type="dxa" w:w="1928"/>
+          </w:tcPr>
+          <w:p>
+            <w:pPr>
+              <w:spacing w:line="240" w:lineRule="auto" w:after="0"/>
+            </w:pPr>
+            <w:r>
+              <w:rPr>
+                <w:rFonts w:ascii="Times New Roman" w:hAnsi="Times New Roman" w:eastAsia="SimSun"/>
+                <w:sz w:val="19"/>
+              </w:rPr>
+              <w:t>BM25</w:t>
+            </w:r>
+          </w:p>
+        </w:tc>
+        <w:tc>
+          <w:tcPr>
+            <w:tcW w:type="dxa" w:w="1928"/>
+          </w:tcPr>
+          <w:p>
+            <w:pPr>
+              <w:spacing w:line="240" w:lineRule="auto" w:after="0"/>
+            </w:pPr>
+            <w:r>
+              <w:rPr>
+                <w:rFonts w:ascii="Times New Roman" w:hAnsi="Times New Roman" w:eastAsia="SimSun"/>
+                <w:sz w:val="19"/>
+              </w:rPr>
+              <w:t>0.750</w:t>
+            </w:r>
+          </w:p>
+        </w:tc>
+        <w:tc>
+          <w:tcPr>
+            <w:tcW w:type="dxa" w:w="1928"/>
+          </w:tcPr>
+          <w:p>
+            <w:pPr>
+              <w:spacing w:line="240" w:lineRule="auto" w:after="0"/>
+            </w:pPr>
+            <w:r>
+              <w:rPr>
+                <w:rFonts w:ascii="Times New Roman" w:hAnsi="Times New Roman" w:eastAsia="SimSun"/>
+                <w:sz w:val="19"/>
+              </w:rPr>
+              <w:t>0.750</w:t>
+            </w:r>
+          </w:p>
+        </w:tc>
+        <w:tc>
+          <w:tcPr>
+            <w:tcW w:type="dxa" w:w="1928"/>
+          </w:tcPr>
+          <w:p>
+            <w:pPr>
+              <w:spacing w:line="240" w:lineRule="auto" w:after="0"/>
+            </w:pPr>
+            <w:r>
+              <w:rPr>
+                <w:rFonts w:ascii="Times New Roman" w:hAnsi="Times New Roman" w:eastAsia="SimSun"/>
+                <w:sz w:val="19"/>
+              </w:rPr>
+              <w:t>0.750</w:t>
+            </w:r>
+          </w:p>
+        </w:tc>
+        <w:tc>
+          <w:tcPr>
+            <w:tcW w:type="dxa" w:w="1928"/>
+          </w:tcPr>
+          <w:p>
+            <w:pPr>
+              <w:spacing w:line="240" w:lineRule="auto" w:after="0"/>
+            </w:pPr>
+            <w:r>
+              <w:rPr>
+                <w:rFonts w:ascii="Times New Roman" w:hAnsi="Times New Roman" w:eastAsia="SimSun"/>
+                <w:b/>
+                <w:sz w:val="19"/>
+              </w:rPr>
+              <w:t>identical</w:t>
+            </w:r>
+          </w:p>
+        </w:tc>
+      </w:tr>
+      <w:tr>
+        <w:tc>
+          <w:tcPr>
+            <w:tcW w:type="dxa" w:w="1928"/>
+          </w:tcPr>
+          <w:p>
+            <w:pPr>
+              <w:spacing w:line="240" w:lineRule="auto" w:after="0"/>
+            </w:pPr>
+            <w:r>
+              <w:rPr>
+                <w:rFonts w:ascii="Times New Roman" w:hAnsi="Times New Roman" w:eastAsia="SimSun"/>
+                <w:sz w:val="19"/>
+              </w:rPr>
+              <w:t>dense (hash)</w:t>
+            </w:r>
+          </w:p>
+        </w:tc>
+        <w:tc>
+          <w:tcPr>
+            <w:tcW w:type="dxa" w:w="1928"/>
+          </w:tcPr>
+          <w:p>
+            <w:pPr>
+              <w:spacing w:line="240" w:lineRule="auto" w:after="0"/>
+            </w:pPr>
+            <w:r>
+              <w:rPr>
+                <w:rFonts w:ascii="Times New Roman" w:hAnsi="Times New Roman" w:eastAsia="SimSun"/>
+                <w:sz w:val="19"/>
+              </w:rPr>
+              <w:t>1.000</w:t>
+            </w:r>
+          </w:p>
+        </w:tc>
+        <w:tc>
+          <w:tcPr>
+            <w:tcW w:type="dxa" w:w="1928"/>
+          </w:tcPr>
+          <w:p>
+            <w:pPr>
+              <w:spacing w:line="240" w:lineRule="auto" w:after="0"/>
+            </w:pPr>
+            <w:r>
+              <w:rPr>
+                <w:rFonts w:ascii="Times New Roman" w:hAnsi="Times New Roman" w:eastAsia="SimSun"/>
+                <w:sz w:val="19"/>
+              </w:rPr>
+              <w:t>1.000</w:t>
+            </w:r>
+          </w:p>
+        </w:tc>
+        <w:tc>
+          <w:tcPr>
+            <w:tcW w:type="dxa" w:w="1928"/>
+          </w:tcPr>
+          <w:p>
+            <w:pPr>
+              <w:spacing w:line="240" w:lineRule="auto" w:after="0"/>
+            </w:pPr>
+            <w:r>
+              <w:rPr>
+                <w:rFonts w:ascii="Times New Roman" w:hAnsi="Times New Roman" w:eastAsia="SimSun"/>
+                <w:sz w:val="19"/>
+              </w:rPr>
+              <w:t>1.000</w:t>
+            </w:r>
+          </w:p>
+        </w:tc>
+        <w:tc>
+          <w:tcPr>
+            <w:tcW w:type="dxa" w:w="1928"/>
+          </w:tcPr>
+          <w:p>
+            <w:pPr>
+              <w:spacing w:line="240" w:lineRule="auto" w:after="0"/>
+            </w:pPr>
+            <w:r>
+              <w:rPr>
+                <w:rFonts w:ascii="Times New Roman" w:hAnsi="Times New Roman" w:eastAsia="SimSun"/>
+                <w:b/>
+                <w:sz w:val="19"/>
+              </w:rPr>
+              <w:t>identical</w:t>
+            </w:r>
+          </w:p>
+        </w:tc>
+      </w:tr>
+      <w:tr>
+        <w:tc>
+          <w:tcPr>
+            <w:tcW w:type="dxa" w:w="1928"/>
+          </w:tcPr>
+          <w:p>
+            <w:pPr>
+              <w:spacing w:line="240" w:lineRule="auto" w:after="0"/>
+            </w:pPr>
+            <w:r>
+              <w:rPr>
+                <w:rFonts w:ascii="Times New Roman" w:hAnsi="Times New Roman" w:eastAsia="SimSun"/>
+                <w:b/>
+                <w:sz w:val="19"/>
+              </w:rPr>
+              <w:t>GTE-base</w:t>
+            </w:r>
+          </w:p>
+        </w:tc>
+        <w:tc>
+          <w:tcPr>
+            <w:tcW w:type="dxa" w:w="1928"/>
+          </w:tcPr>
+          <w:p>
+            <w:pPr>
+              <w:spacing w:line="240" w:lineRule="auto" w:after="0"/>
+            </w:pPr>
+            <w:r>
+              <w:rPr>
+                <w:rFonts w:ascii="Times New Roman" w:hAnsi="Times New Roman" w:eastAsia="SimSun"/>
+                <w:sz w:val="19"/>
+              </w:rPr>
+              <w:t>1.000</w:t>
+            </w:r>
+          </w:p>
+        </w:tc>
+        <w:tc>
+          <w:tcPr>
+            <w:tcW w:type="dxa" w:w="1928"/>
+          </w:tcPr>
+          <w:p>
+            <w:pPr>
+              <w:spacing w:line="240" w:lineRule="auto" w:after="0"/>
+            </w:pPr>
+            <w:r>
+              <w:rPr>
+                <w:rFonts w:ascii="Times New Roman" w:hAnsi="Times New Roman" w:eastAsia="SimSun"/>
+                <w:sz w:val="19"/>
+              </w:rPr>
+              <w:t>1.000</w:t>
+            </w:r>
+          </w:p>
+        </w:tc>
+        <w:tc>
+          <w:tcPr>
+            <w:tcW w:type="dxa" w:w="1928"/>
+          </w:tcPr>
+          <w:p>
+            <w:pPr>
+              <w:spacing w:line="240" w:lineRule="auto" w:after="0"/>
+            </w:pPr>
+            <w:r>
+              <w:rPr>
+                <w:rFonts w:ascii="Times New Roman" w:hAnsi="Times New Roman" w:eastAsia="SimSun"/>
+                <w:sz w:val="19"/>
+              </w:rPr>
+              <w:t>1.000</w:t>
+            </w:r>
+          </w:p>
+        </w:tc>
+        <w:tc>
+          <w:tcPr>
+            <w:tcW w:type="dxa" w:w="1928"/>
+          </w:tcPr>
+          <w:p>
+            <w:pPr>
+              <w:spacing w:line="240" w:lineRule="auto" w:after="0"/>
+            </w:pPr>
+            <w:r>
+              <w:rPr>
+                <w:rFonts w:ascii="Times New Roman" w:hAnsi="Times New Roman" w:eastAsia="SimSun"/>
+                <w:b/>
+                <w:sz w:val="19"/>
+              </w:rPr>
+              <w:t>identical</w:t>
+            </w:r>
+          </w:p>
+        </w:tc>
+      </w:tr>
+      <w:tr>
+        <w:tc>
+          <w:tcPr>
+            <w:tcW w:type="dxa" w:w="1928"/>
+          </w:tcPr>
+          <w:p>
+            <w:pPr>
+              <w:spacing w:line="240" w:lineRule="auto" w:after="0"/>
+            </w:pPr>
+            <w:r>
+              <w:rPr>
+                <w:rFonts w:ascii="Times New Roman" w:hAnsi="Times New Roman" w:eastAsia="SimSun"/>
+                <w:b/>
+                <w:sz w:val="19"/>
+              </w:rPr>
+              <w:t>Contriever</w:t>
+            </w:r>
+          </w:p>
+        </w:tc>
+        <w:tc>
+          <w:tcPr>
+            <w:tcW w:type="dxa" w:w="1928"/>
+          </w:tcPr>
+          <w:p>
+            <w:pPr>
+              <w:spacing w:line="240" w:lineRule="auto" w:after="0"/>
+            </w:pPr>
+            <w:r>
+              <w:rPr>
+                <w:rFonts w:ascii="Times New Roman" w:hAnsi="Times New Roman" w:eastAsia="SimSun"/>
+                <w:sz w:val="19"/>
+              </w:rPr>
+              <w:t>1.000</w:t>
+            </w:r>
+          </w:p>
+        </w:tc>
+        <w:tc>
+          <w:tcPr>
+            <w:tcW w:type="dxa" w:w="1928"/>
+          </w:tcPr>
+          <w:p>
+            <w:pPr>
+              <w:spacing w:line="240" w:lineRule="auto" w:after="0"/>
+            </w:pPr>
+            <w:r>
+              <w:rPr>
+                <w:rFonts w:ascii="Times New Roman" w:hAnsi="Times New Roman" w:eastAsia="SimSun"/>
+                <w:sz w:val="19"/>
+              </w:rPr>
+              <w:t>1.000</w:t>
+            </w:r>
+          </w:p>
+        </w:tc>
+        <w:tc>
+          <w:tcPr>
+            <w:tcW w:type="dxa" w:w="1928"/>
+          </w:tcPr>
+          <w:p>
+            <w:pPr>
+              <w:spacing w:line="240" w:lineRule="auto" w:after="0"/>
+            </w:pPr>
+            <w:r>
+              <w:rPr>
+                <w:rFonts w:ascii="Times New Roman" w:hAnsi="Times New Roman" w:eastAsia="SimSun"/>
+                <w:sz w:val="19"/>
+              </w:rPr>
+              <w:t>1.000</w:t>
+            </w:r>
+          </w:p>
+        </w:tc>
+        <w:tc>
+          <w:tcPr>
+            <w:tcW w:type="dxa" w:w="1928"/>
+          </w:tcPr>
+          <w:p>
+            <w:pPr>
+              <w:spacing w:line="240" w:lineRule="auto" w:after="0"/>
+            </w:pPr>
+            <w:r>
+              <w:rPr>
+                <w:rFonts w:ascii="Times New Roman" w:hAnsi="Times New Roman" w:eastAsia="SimSun"/>
+                <w:b/>
+                <w:sz w:val="19"/>
+              </w:rPr>
+              <w:t>identical</w:t>
+            </w:r>
+          </w:p>
+        </w:tc>
+      </w:tr>
+    </w:tbl>
+    <w:p/>
+    <w:p>
+      <w:r>
+        <w:rPr>
+          <w:rFonts w:ascii="Times New Roman" w:hAnsi="Times New Roman" w:eastAsia="SimSun"/>
+          <w:b/>
+          <w:sz w:val="22"/>
+        </w:rPr>
+        <w:t>Finding 6. The R1 constraint is inert on every backbone tested, and its inertness does not depend on the attack leaving R1 undisturbed.</w:t>
+      </w:r>
+      <w:r>
+        <w:rPr>
+          <w:rFonts w:ascii="Times New Roman" w:hAnsi="Times New Roman" w:eastAsia="SimSun"/>
+          <w:sz w:val="22"/>
+        </w:rPr>
+        <w:t xml:space="preserve"> This is the paper's strongest single result and we state it in the sharper form deliberately, because the weaker form would be misleading. One might reasonably expect an R1 constraint to become effective once the attack perturbs R1 appreciably — and on the real encoders it does perturb R1, by 0.37–0.47, more than three times as much as on our own retrievers. It nonetheless admits exactly the same adversarial passages as no defence at all, at either budget extreme. The reason is that the constraint operates on </w:t>
+      </w:r>
+      <w:r>
+        <w:rPr>
+          <w:rFonts w:ascii="Times New Roman" w:hAnsi="Times New Roman" w:eastAsia="SimSun"/>
+          <w:i/>
+          <w:sz w:val="22"/>
+        </w:rPr>
+        <w:t>admission quotas</w:t>
+      </w:r>
+      <w:r>
+        <w:rPr>
+          <w:rFonts w:ascii="Times New Roman" w:hAnsi="Times New Roman" w:eastAsia="SimSun"/>
+          <w:sz w:val="22"/>
+        </w:rPr>
+        <w:t>, and the attacker constructs the injection to fit inside whatever quota the defence enforces: the tolerance parameter widens or narrows the admissible region without ever excluding the attacker's passages, which were built to be compositionally typical. An R1 constraint has no operating point at which it bites, and this holds across four retrievers spanning lexical, hashed, and two distinct semantic representations.</w:t>
+      </w:r>
+    </w:p>
+    <w:p>
+      <w:r>
+        <w:rPr>
+          <w:rFonts w:ascii="Times New Roman" w:hAnsi="Times New Roman" w:eastAsia="SimSun"/>
+          <w:b/>
+          <w:sz w:val="22"/>
+        </w:rPr>
+        <w:t>Table 10.</w:t>
+      </w:r>
+      <w:r>
+        <w:rPr>
+          <w:rFonts w:ascii="Times New Roman" w:hAnsi="Times New Roman" w:eastAsia="SimSun"/>
+          <w:sz w:val="22"/>
+        </w:rPr>
+        <w:t xml:space="preserve"> Text-only (lexical) attack by backbone. </w:t>
+      </w:r>
+      <w:r>
+        <w:rPr>
+          <w:rFonts w:ascii="Consolas" w:hAnsi="Consolas" w:eastAsia="Consolas"/>
+          <w:sz w:val="21"/>
+        </w:rPr>
+        <w:t>template</w:t>
+      </w:r>
+      <w:r>
+        <w:rPr>
+          <w:rFonts w:ascii="Times New Roman" w:hAnsi="Times New Roman" w:eastAsia="SimSun"/>
+          <w:sz w:val="22"/>
+        </w:rPr>
+        <w:t>, no defense.</w:t>
+      </w:r>
+    </w:p>
+    <w:tbl>
+      <w:tblPr>
+        <w:tblStyle w:val="TableGrid"/>
+        <w:tblW w:type="auto" w:w="0"/>
+        <w:jc w:val="center"/>
+        <w:tblLook w:firstColumn="1" w:firstRow="1" w:lastColumn="0" w:lastRow="0" w:noHBand="0" w:noVBand="1" w:val="04A0"/>
+      </w:tblPr>
+      <w:tblGrid>
+        <w:gridCol w:w="2409"/>
+        <w:gridCol w:w="2409"/>
+        <w:gridCol w:w="2409"/>
+        <w:gridCol w:w="2409"/>
+      </w:tblGrid>
+      <w:tr>
+        <w:tc>
+          <w:tcPr>
+            <w:tcW w:type="dxa" w:w="2409"/>
+            <w:shd w:val="clear" w:color="auto" w:fill="DCE6F1"/>
+          </w:tcPr>
+          <w:p>
+            <w:pPr>
+              <w:spacing w:line="240" w:lineRule="auto" w:after="0"/>
+            </w:pPr>
+            <w:r>
+              <w:rPr>
+                <w:rFonts w:ascii="Times New Roman" w:hAnsi="Times New Roman" w:eastAsia="SimSun"/>
+                <w:b/>
+                <w:sz w:val="19"/>
+              </w:rPr>
+              <w:t>Retriever</w:t>
+            </w:r>
+          </w:p>
+        </w:tc>
+        <w:tc>
+          <w:tcPr>
+            <w:tcW w:type="dxa" w:w="2409"/>
+            <w:shd w:val="clear" w:color="auto" w:fill="DCE6F1"/>
+          </w:tcPr>
+          <w:p>
+            <w:pPr>
+              <w:spacing w:line="240" w:lineRule="auto" w:after="0"/>
+            </w:pPr>
+            <w:r>
+              <w:rPr>
+                <w:rFonts w:ascii="Consolas" w:hAnsi="Consolas" w:eastAsia="Consolas"/>
+                <w:b/>
+                <w:sz w:val="18"/>
+              </w:rPr>
+              <w:t>poison@k</w:t>
+            </w:r>
+            <w:r>
+              <w:rPr>
+                <w:rFonts w:ascii="Times New Roman" w:hAnsi="Times New Roman" w:eastAsia="SimSun"/>
+                <w:b/>
+                <w:sz w:val="19"/>
+              </w:rPr>
+              <w:t xml:space="preserve"> @ ρ=0.5%</w:t>
+            </w:r>
+          </w:p>
+        </w:tc>
+        <w:tc>
+          <w:tcPr>
+            <w:tcW w:type="dxa" w:w="2409"/>
+            <w:shd w:val="clear" w:color="auto" w:fill="DCE6F1"/>
+          </w:tcPr>
+          <w:p>
+            <w:pPr>
+              <w:spacing w:line="240" w:lineRule="auto" w:after="0"/>
+            </w:pPr>
+            <w:r>
+              <w:rPr>
+                <w:rFonts w:ascii="Consolas" w:hAnsi="Consolas" w:eastAsia="Consolas"/>
+                <w:b/>
+                <w:sz w:val="18"/>
+              </w:rPr>
+              <w:t>poison@k</w:t>
+            </w:r>
+            <w:r>
+              <w:rPr>
+                <w:rFonts w:ascii="Times New Roman" w:hAnsi="Times New Roman" w:eastAsia="SimSun"/>
+                <w:b/>
+                <w:sz w:val="19"/>
+              </w:rPr>
+              <w:t xml:space="preserve"> @ ρ=2%</w:t>
+            </w:r>
+          </w:p>
+        </w:tc>
+        <w:tc>
+          <w:tcPr>
+            <w:tcW w:type="dxa" w:w="2409"/>
+            <w:shd w:val="clear" w:color="auto" w:fill="DCE6F1"/>
+          </w:tcPr>
+          <w:p>
+            <w:pPr>
+              <w:spacing w:line="240" w:lineRule="auto" w:after="0"/>
+            </w:pPr>
+            <w:r>
+              <w:rPr>
+                <w:rFonts w:ascii="Times New Roman" w:hAnsi="Times New Roman" w:eastAsia="SimSun"/>
+                <w:b/>
+                <w:sz w:val="19"/>
+              </w:rPr>
+              <w:t>R1 drift @ ρ=0.5%</w:t>
+            </w:r>
+          </w:p>
+        </w:tc>
+      </w:tr>
+      <w:tr>
+        <w:tc>
+          <w:tcPr>
+            <w:tcW w:type="dxa" w:w="2409"/>
+          </w:tcPr>
+          <w:p>
+            <w:pPr>
+              <w:spacing w:line="240" w:lineRule="auto" w:after="0"/>
+            </w:pPr>
+            <w:r>
+              <w:rPr>
+                <w:rFonts w:ascii="Times New Roman" w:hAnsi="Times New Roman" w:eastAsia="SimSun"/>
+                <w:sz w:val="19"/>
+              </w:rPr>
+              <w:t>BM25 (lexical)</w:t>
+            </w:r>
+          </w:p>
+        </w:tc>
+        <w:tc>
+          <w:tcPr>
+            <w:tcW w:type="dxa" w:w="2409"/>
+          </w:tcPr>
+          <w:p>
+            <w:pPr>
+              <w:spacing w:line="240" w:lineRule="auto" w:after="0"/>
+            </w:pPr>
+            <w:r>
+              <w:rPr>
+                <w:rFonts w:ascii="Times New Roman" w:hAnsi="Times New Roman" w:eastAsia="SimSun"/>
+                <w:sz w:val="19"/>
+              </w:rPr>
+              <w:t>0.750</w:t>
+            </w:r>
+          </w:p>
+        </w:tc>
+        <w:tc>
+          <w:tcPr>
+            <w:tcW w:type="dxa" w:w="2409"/>
+          </w:tcPr>
+          <w:p>
+            <w:pPr>
+              <w:spacing w:line="240" w:lineRule="auto" w:after="0"/>
+            </w:pPr>
+            <w:r>
+              <w:rPr>
+                <w:rFonts w:ascii="Times New Roman" w:hAnsi="Times New Roman" w:eastAsia="SimSun"/>
+                <w:sz w:val="19"/>
+              </w:rPr>
+              <w:t>0.750</w:t>
+            </w:r>
+          </w:p>
+        </w:tc>
+        <w:tc>
+          <w:tcPr>
+            <w:tcW w:type="dxa" w:w="2409"/>
+          </w:tcPr>
+          <w:p>
+            <w:pPr>
+              <w:spacing w:line="240" w:lineRule="auto" w:after="0"/>
+            </w:pPr>
+            <w:r>
+              <w:rPr>
+                <w:rFonts w:ascii="Times New Roman" w:hAnsi="Times New Roman" w:eastAsia="SimSun"/>
+                <w:sz w:val="19"/>
+              </w:rPr>
+              <w:t>0.1625</w:t>
+            </w:r>
+          </w:p>
+        </w:tc>
+      </w:tr>
+      <w:tr>
+        <w:tc>
+          <w:tcPr>
+            <w:tcW w:type="dxa" w:w="2409"/>
+          </w:tcPr>
+          <w:p>
+            <w:pPr>
+              <w:spacing w:line="240" w:lineRule="auto" w:after="0"/>
+            </w:pPr>
+            <w:r>
+              <w:rPr>
+                <w:rFonts w:ascii="Times New Roman" w:hAnsi="Times New Roman" w:eastAsia="SimSun"/>
+                <w:sz w:val="19"/>
+              </w:rPr>
+              <w:t>dense (feature hashing)</w:t>
+            </w:r>
+          </w:p>
+        </w:tc>
+        <w:tc>
+          <w:tcPr>
+            <w:tcW w:type="dxa" w:w="2409"/>
+          </w:tcPr>
+          <w:p>
+            <w:pPr>
+              <w:spacing w:line="240" w:lineRule="auto" w:after="0"/>
+            </w:pPr>
+            <w:r>
+              <w:rPr>
+                <w:rFonts w:ascii="Times New Roman" w:hAnsi="Times New Roman" w:eastAsia="SimSun"/>
+                <w:sz w:val="19"/>
+              </w:rPr>
+              <w:t>0.625</w:t>
+            </w:r>
+          </w:p>
+        </w:tc>
+        <w:tc>
+          <w:tcPr>
+            <w:tcW w:type="dxa" w:w="2409"/>
+          </w:tcPr>
+          <w:p>
+            <w:pPr>
+              <w:spacing w:line="240" w:lineRule="auto" w:after="0"/>
+            </w:pPr>
+            <w:r>
+              <w:rPr>
+                <w:rFonts w:ascii="Times New Roman" w:hAnsi="Times New Roman" w:eastAsia="SimSun"/>
+                <w:sz w:val="19"/>
+              </w:rPr>
+              <w:t>0.625</w:t>
+            </w:r>
+          </w:p>
+        </w:tc>
+        <w:tc>
+          <w:tcPr>
+            <w:tcW w:type="dxa" w:w="2409"/>
+          </w:tcPr>
+          <w:p>
+            <w:pPr>
+              <w:spacing w:line="240" w:lineRule="auto" w:after="0"/>
+            </w:pPr>
+            <w:r>
+              <w:rPr>
+                <w:rFonts w:ascii="Times New Roman" w:hAnsi="Times New Roman" w:eastAsia="SimSun"/>
+                <w:sz w:val="19"/>
+              </w:rPr>
+              <w:t>0.0812</w:t>
+            </w:r>
+          </w:p>
+        </w:tc>
+      </w:tr>
+      <w:tr>
+        <w:tc>
+          <w:tcPr>
+            <w:tcW w:type="dxa" w:w="2409"/>
+          </w:tcPr>
+          <w:p>
+            <w:pPr>
+              <w:spacing w:line="240" w:lineRule="auto" w:after="0"/>
+            </w:pPr>
+            <w:r>
+              <w:rPr>
+                <w:rFonts w:ascii="Times New Roman" w:hAnsi="Times New Roman" w:eastAsia="SimSun"/>
+                <w:b/>
+                <w:sz w:val="19"/>
+              </w:rPr>
+              <w:t>Contriever</w:t>
+            </w:r>
+            <w:r>
+              <w:rPr>
+                <w:rFonts w:ascii="Times New Roman" w:hAnsi="Times New Roman" w:eastAsia="SimSun"/>
+                <w:sz w:val="19"/>
+              </w:rPr>
+              <w:t xml:space="preserve"> (real encoder)</w:t>
+            </w:r>
+          </w:p>
+        </w:tc>
+        <w:tc>
+          <w:tcPr>
+            <w:tcW w:type="dxa" w:w="2409"/>
+          </w:tcPr>
+          <w:p>
+            <w:pPr>
+              <w:spacing w:line="240" w:lineRule="auto" w:after="0"/>
+            </w:pPr>
+            <w:r>
+              <w:rPr>
+                <w:rFonts w:ascii="Times New Roman" w:hAnsi="Times New Roman" w:eastAsia="SimSun"/>
+                <w:b/>
+                <w:sz w:val="19"/>
+              </w:rPr>
+              <w:t>0.5625</w:t>
+            </w:r>
+          </w:p>
+        </w:tc>
+        <w:tc>
+          <w:tcPr>
+            <w:tcW w:type="dxa" w:w="2409"/>
+          </w:tcPr>
+          <w:p>
+            <w:pPr>
+              <w:spacing w:line="240" w:lineRule="auto" w:after="0"/>
+            </w:pPr>
+            <w:r>
+              <w:rPr>
+                <w:rFonts w:ascii="Times New Roman" w:hAnsi="Times New Roman" w:eastAsia="SimSun"/>
+                <w:sz w:val="19"/>
+              </w:rPr>
+              <w:t>0.5625</w:t>
+            </w:r>
+          </w:p>
+        </w:tc>
+        <w:tc>
+          <w:tcPr>
+            <w:tcW w:type="dxa" w:w="2409"/>
+          </w:tcPr>
+          <w:p>
+            <w:pPr>
+              <w:spacing w:line="240" w:lineRule="auto" w:after="0"/>
+            </w:pPr>
+            <w:r>
+              <w:rPr>
+                <w:rFonts w:ascii="Times New Roman" w:hAnsi="Times New Roman" w:eastAsia="SimSun"/>
+                <w:sz w:val="19"/>
+              </w:rPr>
+              <w:t>0.1750</w:t>
+            </w:r>
+          </w:p>
+        </w:tc>
+      </w:tr>
+      <w:tr>
+        <w:tc>
+          <w:tcPr>
+            <w:tcW w:type="dxa" w:w="2409"/>
+          </w:tcPr>
+          <w:p>
+            <w:pPr>
+              <w:spacing w:line="240" w:lineRule="auto" w:after="0"/>
+            </w:pPr>
+            <w:r>
+              <w:rPr>
+                <w:rFonts w:ascii="Times New Roman" w:hAnsi="Times New Roman" w:eastAsia="SimSun"/>
+                <w:b/>
+                <w:sz w:val="19"/>
+              </w:rPr>
+              <w:t>GTE-base</w:t>
+            </w:r>
+            <w:r>
+              <w:rPr>
+                <w:rFonts w:ascii="Times New Roman" w:hAnsi="Times New Roman" w:eastAsia="SimSun"/>
+                <w:sz w:val="19"/>
+              </w:rPr>
+              <w:t xml:space="preserve"> (real encoder)</w:t>
+            </w:r>
+          </w:p>
+        </w:tc>
+        <w:tc>
+          <w:tcPr>
+            <w:tcW w:type="dxa" w:w="2409"/>
+          </w:tcPr>
+          <w:p>
+            <w:pPr>
+              <w:spacing w:line="240" w:lineRule="auto" w:after="0"/>
+            </w:pPr>
+            <w:r>
+              <w:rPr>
+                <w:rFonts w:ascii="Times New Roman" w:hAnsi="Times New Roman" w:eastAsia="SimSun"/>
+                <w:b/>
+                <w:sz w:val="19"/>
+              </w:rPr>
+              <w:t>0.0625</w:t>
+            </w:r>
+          </w:p>
+        </w:tc>
+        <w:tc>
+          <w:tcPr>
+            <w:tcW w:type="dxa" w:w="2409"/>
+          </w:tcPr>
+          <w:p>
+            <w:pPr>
+              <w:spacing w:line="240" w:lineRule="auto" w:after="0"/>
+            </w:pPr>
+            <w:r>
+              <w:rPr>
+                <w:rFonts w:ascii="Times New Roman" w:hAnsi="Times New Roman" w:eastAsia="SimSun"/>
+                <w:sz w:val="19"/>
+              </w:rPr>
+              <w:t>0.0625</w:t>
+            </w:r>
+          </w:p>
+        </w:tc>
+        <w:tc>
+          <w:tcPr>
+            <w:tcW w:type="dxa" w:w="2409"/>
+          </w:tcPr>
+          <w:p>
+            <w:pPr>
+              <w:spacing w:line="240" w:lineRule="auto" w:after="0"/>
+            </w:pPr>
+            <w:r>
+              <w:rPr>
+                <w:rFonts w:ascii="Times New Roman" w:hAnsi="Times New Roman" w:eastAsia="SimSun"/>
+                <w:sz w:val="19"/>
+              </w:rPr>
+              <w:t>0.0000</w:t>
+            </w:r>
+          </w:p>
+        </w:tc>
+      </w:tr>
+    </w:tbl>
+    <w:p/>
+    <w:p>
+      <w:r>
+        <w:rPr>
+          <w:rFonts w:ascii="Times New Roman" w:hAnsi="Times New Roman" w:eastAsia="SimSun"/>
+          <w:b/>
+          <w:sz w:val="22"/>
+        </w:rPr>
+        <w:t>Finding 7. Text-attack effectiveness is not predictable from whether an encoder is semantic — it varies by an order of magnitude across real encoders.</w:t>
+      </w:r>
+      <w:r>
+        <w:rPr>
+          <w:rFonts w:ascii="Times New Roman" w:hAnsi="Times New Roman" w:eastAsia="SimSun"/>
+          <w:sz w:val="22"/>
+        </w:rPr>
+        <w:t xml:space="preserve"> We expected, when adding this experiment, to find a clean lexical-versus-semantic split. The result is not that: Contriever succeeds at 0.5625 while GTE-base succeeds at 0.0625, a </w:t>
+      </w:r>
+      <w:r>
+        <w:rPr>
+          <w:rFonts w:ascii="Times New Roman" w:hAnsi="Times New Roman" w:eastAsia="SimSun"/>
+          <w:b/>
+          <w:sz w:val="22"/>
+        </w:rPr>
+        <w:t>nine-fold difference between two encoders of the same size class, on the same corpus, with the same injected text.</w:t>
+      </w:r>
+      <w:r>
+        <w:rPr>
+          <w:rFonts w:ascii="Times New Roman" w:hAnsi="Times New Roman" w:eastAsia="SimSun"/>
+          <w:sz w:val="22"/>
+        </w:rPr>
+        <w:t xml:space="preserve"> What is true is the weaker statement that a feature-hashing retriever is not a substitute for a semantic one — it retains the lexical attack surface (0.625, close to BM25's 0.750) and therefore over-states text-attack effectiveness relative to a real encoder. We flag this because our own earlier numbers were produced with it.</w:t>
+      </w:r>
+    </w:p>
+    <w:p>
+      <w:r>
+        <w:rPr>
+          <w:rFonts w:ascii="Times New Roman" w:hAnsi="Times New Roman" w:eastAsia="SimSun"/>
+          <w:sz w:val="22"/>
+        </w:rPr>
+        <w:t xml:space="preserve">The practical implication is uncomfortable for the evaluation of any RAG retrieval defence: </w:t>
+      </w:r>
+      <w:r>
+        <w:rPr>
+          <w:rFonts w:ascii="Times New Roman" w:hAnsi="Times New Roman" w:eastAsia="SimSun"/>
+          <w:b/>
+          <w:sz w:val="22"/>
+        </w:rPr>
+        <w:t>a defence's measured robustness depends on an attacker–encoder interaction that is not captured by an "is it semantic" heuristic.</w:t>
+      </w:r>
+      <w:r>
+        <w:rPr>
+          <w:rFonts w:ascii="Times New Roman" w:hAnsi="Times New Roman" w:eastAsia="SimSun"/>
+          <w:sz w:val="22"/>
+        </w:rPr>
+        <w:t xml:space="preserve"> Reporting results on a single encoder, as is standard, cannot distinguish a defence that blocks this attack from one that is merely paired with an encoder the attack happens not to suit.</w:t>
+      </w:r>
+    </w:p>
+    <w:p>
+      <w:r>
+        <w:rPr>
+          <w:rFonts w:ascii="Times New Roman" w:hAnsi="Times New Roman" w:eastAsia="SimSun"/>
+          <w:b/>
+          <w:sz w:val="22"/>
+        </w:rPr>
+        <w:t>Consequences for our claims.</w:t>
+      </w:r>
+      <w:r>
+        <w:rPr>
+          <w:rFonts w:ascii="Times New Roman" w:hAnsi="Times New Roman" w:eastAsia="SimSun"/>
+          <w:sz w:val="22"/>
+        </w:rPr>
+        <w:t xml:space="preserve"> Two findings needed this experiment to be stated correctly:</w:t>
+      </w:r>
+    </w:p>
+    <w:p>
+      <w:pPr>
+        <w:pStyle w:val="ListBullet"/>
+        <w:spacing w:line="360" w:lineRule="auto"/>
+      </w:pPr>
+      <w:r>
+        <w:rPr>
+          <w:rFonts w:ascii="Times New Roman" w:hAnsi="Times New Roman" w:eastAsia="SimSun"/>
+          <w:sz w:val="22"/>
+        </w:rPr>
+        <w:t xml:space="preserve">Finding 2 (R1 inertness) survives and is </w:t>
+      </w:r>
+      <w:r>
+        <w:rPr>
+          <w:rFonts w:ascii="Times New Roman" w:hAnsi="Times New Roman" w:eastAsia="SimSun"/>
+          <w:b/>
+          <w:sz w:val="22"/>
+        </w:rPr>
+        <w:t>substantially stronger</w:t>
+      </w:r>
+      <w:r>
+        <w:rPr>
+          <w:rFonts w:ascii="Times New Roman" w:hAnsi="Times New Roman" w:eastAsia="SimSun"/>
+          <w:sz w:val="22"/>
+        </w:rPr>
+        <w:t xml:space="preserve"> than the version we would have claimed without backbone alignment: it holds across four retrievers and, decisively, it holds </w:t>
+      </w:r>
+      <w:r>
+        <w:rPr>
+          <w:rFonts w:ascii="Times New Roman" w:hAnsi="Times New Roman" w:eastAsia="SimSun"/>
+          <w:i/>
+          <w:sz w:val="22"/>
+        </w:rPr>
+        <w:t>even when the attack moves R1 substantially</w:t>
+      </w:r>
+      <w:r>
+        <w:rPr>
+          <w:rFonts w:ascii="Times New Roman" w:hAnsi="Times New Roman" w:eastAsia="SimSun"/>
+          <w:sz w:val="22"/>
+        </w:rPr>
+        <w:t xml:space="preserve"> (0.47 on GTE-base).</w:t>
+      </w:r>
+    </w:p>
+    <w:p>
+      <w:pPr>
+        <w:pStyle w:val="ListBullet"/>
+        <w:spacing w:line="360" w:lineRule="auto"/>
+      </w:pPr>
+      <w:r>
+        <w:rPr>
+          <w:rFonts w:ascii="Times New Roman" w:hAnsi="Times New Roman" w:eastAsia="SimSun"/>
+          <w:sz w:val="22"/>
+        </w:rPr>
+        <w:t xml:space="preserve">Finding 4 (corpus-dependence of the text attack) becomes a </w:t>
+      </w:r>
+      <w:r>
+        <w:rPr>
+          <w:rFonts w:ascii="Times New Roman" w:hAnsi="Times New Roman" w:eastAsia="SimSun"/>
+          <w:b/>
+          <w:sz w:val="22"/>
+        </w:rPr>
+        <w:t>three-way dependence</w:t>
+      </w:r>
+      <w:r>
+        <w:rPr>
+          <w:rFonts w:ascii="Times New Roman" w:hAnsi="Times New Roman" w:eastAsia="SimSun"/>
+          <w:sz w:val="22"/>
+        </w:rPr>
+        <w:t>: on corpus repetitiveness, on injection rate, and on the encoder. We no longer claim it is a property of the corpus alone.</w:t>
+      </w:r>
+    </w:p>
+    <w:p>
+      <w:r>
+        <w:rPr>
+          <w:rFonts w:ascii="Times New Roman" w:hAnsi="Times New Roman" w:eastAsia="SimSun"/>
+          <w:sz w:val="22"/>
+        </w:rPr>
+        <w:t xml:space="preserve">Two findings do </w:t>
+      </w:r>
+      <w:r>
+        <w:rPr>
+          <w:rFonts w:ascii="Times New Roman" w:hAnsi="Times New Roman" w:eastAsia="SimSun"/>
+          <w:i/>
+          <w:sz w:val="22"/>
+        </w:rPr>
+        <w:t>not</w:t>
+      </w:r>
+      <w:r>
+        <w:rPr>
+          <w:rFonts w:ascii="Times New Roman" w:hAnsi="Times New Roman" w:eastAsia="SimSun"/>
+          <w:sz w:val="22"/>
+        </w:rPr>
+        <w:t xml:space="preserve"> survive unchanged, and we report both. First, the R2 constraint's </w:t>
+      </w:r>
+      <w:r>
+        <w:rPr>
+          <w:rFonts w:ascii="Times New Roman" w:hAnsi="Times New Roman" w:eastAsia="SimSun"/>
+          <w:b/>
+          <w:sz w:val="22"/>
+        </w:rPr>
+        <w:t>demonstrable benefit</w:t>
+      </w:r>
+      <w:r>
+        <w:rPr>
+          <w:rFonts w:ascii="Times New Roman" w:hAnsi="Times New Roman" w:eastAsia="SimSun"/>
+          <w:sz w:val="22"/>
+        </w:rPr>
+        <w:t xml:space="preserve"> shrinks on real encoders: the R2 gap is already saturated at 1.0000 under every defence configuration at this injection rate, leaving no headroom to recover, so we can show the constraint reducing the gap only on our own encoders. Second, our earlier statement that text-level injection is sufficient must be narrowed to the lexical and hashed retrievers; against GTE-base it is not sufficient at any injection rate we tested.</w:t>
+      </w:r>
+    </w:p>
+    <w:p>
+      <w:pPr>
         <w:spacing w:before="240" w:after="120"/>
       </w:pPr>
       <w:r>
@@ -11452,7 +13236,22 @@
           <w:rFonts w:ascii="Times New Roman" w:hAnsi="Times New Roman" w:eastAsia="SimSun"/>
           <w:sz w:val="22"/>
         </w:rPr>
-        <w:t xml:space="preserve"> BM25 and a controlled dense embedder. Directly comparable results against the R1-constraining literature require GTE-base (as in [5]) and Contriever/SPLADE (as in [8]). [FILL]</w:t>
+        <w:t xml:space="preserve"> BM25, a self-contained feature-hashing dense retriever, GTE-base, and Contriever (§5.5) — four retrievers spanning lexical, hashed, and two distinct semantic representations. GTE-base matches the backbone of the closest prior work [5] and Contriever that of [8]; E5-base/E5-large (as in [4, 6]) and SPLADE remain to be added. We note that feature-hashing dense retrieval retains the lexical attack surface and should not be read as a stand-in for a semantic encoder — Finding 7 quantifies the difference. More importantly, Finding 7 shows that text-attack effectiveness varies </w:t>
+      </w:r>
+      <w:r>
+        <w:rPr>
+          <w:rFonts w:ascii="Times New Roman" w:hAnsi="Times New Roman" w:eastAsia="SimSun"/>
+          <w:b/>
+          <w:sz w:val="22"/>
+        </w:rPr>
+        <w:t>nine-fold between two real encoders of the same size class</w:t>
+      </w:r>
+      <w:r>
+        <w:rPr>
+          <w:rFonts w:ascii="Times New Roman" w:hAnsi="Times New Roman" w:eastAsia="SimSun"/>
+          <w:sz w:val="22"/>
+        </w:rPr>
+        <w:t xml:space="preserve"> (Contriever 0.5625 versus GTE-base 0.0625), so a single-encoder evaluation cannot establish how robust a defence is in general. This is a limitation of our study and, we argue, of the standard evaluation protocol in this area.</w:t>
       </w:r>
     </w:p>
     <w:p>

--- a/paper/manuscript_R1R2_v1.docx
+++ b/paper/manuscript_R1R2_v1.docx
@@ -12003,6 +12003,810 @@
     </w:p>
     <w:p>
       <w:pPr>
+        <w:shd w:val="clear" w:color="auto" w:fill="DCE6F1"/>
+        <w:spacing w:before="200" w:after="80"/>
+      </w:pPr>
+      <w:r>
+        <w:rPr>
+          <w:rFonts w:ascii="Times New Roman" w:hAnsi="Times New Roman" w:eastAsia="Microsoft YaHei"/>
+          <w:b/>
+          <w:sz w:val="26"/>
+        </w:rPr>
+        <w:t>5.6 Generation-stage propagation: does the retrieval skew reach the output?</w:t>
+      </w:r>
+    </w:p>
+    <w:p>
+      <w:r>
+        <w:rPr>
+          <w:rFonts w:ascii="Times New Roman" w:hAnsi="Times New Roman" w:eastAsia="SimSun"/>
+          <w:sz w:val="22"/>
+        </w:rPr>
+        <w:t xml:space="preserve">Every result above is measured at the retrieval layer. That is deliberate — it makes the mechanism measurable without a generator and reproducible on commodity hardware — but it leaves the question a reviewer will ask: </w:t>
+      </w:r>
+      <w:r>
+        <w:rPr>
+          <w:rFonts w:ascii="Times New Roman" w:hAnsi="Times New Roman" w:eastAsia="SimSun"/>
+          <w:b/>
+          <w:sz w:val="22"/>
+        </w:rPr>
+        <w:t>does a retrieval-layer stance skew change what the system says?</w:t>
+      </w:r>
+      <w:r>
+        <w:rPr>
+          <w:rFonts w:ascii="Times New Roman" w:hAnsi="Times New Roman" w:eastAsia="SimSun"/>
+          <w:sz w:val="22"/>
+        </w:rPr>
+        <w:t xml:space="preserve"> We answer it with a fixed generator, varying only the retrieved context, so that any difference between conditions is attributable to retrieval.</w:t>
+      </w:r>
+    </w:p>
+    <w:p>
+      <w:r>
+        <w:rPr>
+          <w:rFonts w:ascii="Times New Roman" w:hAnsi="Times New Roman" w:eastAsia="SimSun"/>
+          <w:b/>
+          <w:sz w:val="22"/>
+        </w:rPr>
+        <w:t>Protocol.</w:t>
+      </w:r>
+      <w:r>
+        <w:rPr>
+          <w:rFonts w:ascii="Times New Roman" w:hAnsi="Times New Roman" w:eastAsia="SimSun"/>
+          <w:sz w:val="22"/>
+        </w:rPr>
+        <w:t xml:space="preserve"> For each query we generate under four conditions, holding model, prompt, decoding (temperature 0) and question text fixed: </w:t>
+      </w:r>
+      <w:r>
+        <w:rPr>
+          <w:rFonts w:ascii="Consolas" w:hAnsi="Consolas" w:eastAsia="Consolas"/>
+          <w:sz w:val="21"/>
+        </w:rPr>
+        <w:t>clean</w:t>
+      </w:r>
+      <w:r>
+        <w:rPr>
+          <w:rFonts w:ascii="Times New Roman" w:hAnsi="Times New Roman" w:eastAsia="SimSun"/>
+          <w:sz w:val="22"/>
+        </w:rPr>
+        <w:t xml:space="preserve"> (unpoisoned retrieval), </w:t>
+      </w:r>
+      <w:r>
+        <w:rPr>
+          <w:rFonts w:ascii="Consolas" w:hAnsi="Consolas" w:eastAsia="Consolas"/>
+          <w:sz w:val="21"/>
+        </w:rPr>
+        <w:t>poisoned</w:t>
+      </w:r>
+      <w:r>
+        <w:rPr>
+          <w:rFonts w:ascii="Times New Roman" w:hAnsi="Times New Roman" w:eastAsia="SimSun"/>
+          <w:sz w:val="22"/>
+        </w:rPr>
+        <w:t xml:space="preserve"> (pairwise injection, no defence), </w:t>
+      </w:r>
+      <w:r>
+        <w:rPr>
+          <w:rFonts w:ascii="Consolas" w:hAnsi="Consolas" w:eastAsia="Consolas"/>
+          <w:sz w:val="21"/>
+        </w:rPr>
+        <w:t>r1only</w:t>
+      </w:r>
+      <w:r>
+        <w:rPr>
+          <w:rFonts w:ascii="Times New Roman" w:hAnsi="Times New Roman" w:eastAsia="SimSun"/>
+          <w:sz w:val="22"/>
+        </w:rPr>
+        <w:t xml:space="preserve"> (R1 constraint), </w:t>
+      </w:r>
+      <w:r>
+        <w:rPr>
+          <w:rFonts w:ascii="Consolas" w:hAnsi="Consolas" w:eastAsia="Consolas"/>
+          <w:sz w:val="21"/>
+        </w:rPr>
+        <w:t>r2both</w:t>
+      </w:r>
+      <w:r>
+        <w:rPr>
+          <w:rFonts w:ascii="Times New Roman" w:hAnsi="Times New Roman" w:eastAsia="SimSun"/>
+          <w:sz w:val="22"/>
+        </w:rPr>
+        <w:t xml:space="preserve"> (R1+R2 constraint). The primary probe is </w:t>
+      </w:r>
+      <w:r>
+        <w:rPr>
+          <w:rFonts w:ascii="Times New Roman" w:hAnsi="Times New Roman" w:eastAsia="SimSun"/>
+          <w:b/>
+          <w:sz w:val="22"/>
+        </w:rPr>
+        <w:t>forced choice</w:t>
+      </w:r>
+      <w:r>
+        <w:rPr>
+          <w:rFonts w:ascii="Times New Roman" w:hAnsi="Times New Roman" w:eastAsia="SimSun"/>
+          <w:sz w:val="22"/>
+        </w:rPr>
+        <w:t>: the generator must select between a favourable and an unfavourable statement about a group — the generation-layer analogue of the R2 dimension, and the same form of measurement used for attack success in the poisoning literature. Option order is randomised per (query, condition, group) so that a position bias cannot masquerade as a stance effect. We additionally collect free-form answers and a per-passage attribution probe.</w:t>
+      </w:r>
+    </w:p>
+    <w:p>
+      <w:r>
+        <w:rPr>
+          <w:rFonts w:ascii="Times New Roman" w:hAnsi="Times New Roman" w:eastAsia="SimSun"/>
+          <w:sz w:val="22"/>
+        </w:rPr>
+        <w:t>Generator: DeepSeek (</w:t>
+      </w:r>
+      <w:r>
+        <w:rPr>
+          <w:rFonts w:ascii="Consolas" w:hAnsi="Consolas" w:eastAsia="Consolas"/>
+          <w:sz w:val="21"/>
+        </w:rPr>
+        <w:t>deepseek-chat</w:t>
+      </w:r>
+      <w:r>
+        <w:rPr>
+          <w:rFonts w:ascii="Times New Roman" w:hAnsi="Times New Roman" w:eastAsia="SimSun"/>
+          <w:sz w:val="22"/>
+        </w:rPr>
+        <w:t xml:space="preserve"> at temperature 0), selected because it is reachable without a proxy from the network this work used. 207 API calls, 49.2k prompt tokens, 125 s of model time.</w:t>
+      </w:r>
+    </w:p>
+    <w:p>
+      <w:r>
+        <w:rPr>
+          <w:rFonts w:ascii="Times New Roman" w:hAnsi="Times New Roman" w:eastAsia="SimSun"/>
+          <w:b/>
+          <w:sz w:val="22"/>
+        </w:rPr>
+        <w:t>Table 11.</w:t>
+      </w:r>
+      <w:r>
+        <w:rPr>
+          <w:rFonts w:ascii="Times New Roman" w:hAnsi="Times New Roman" w:eastAsia="SimSun"/>
+          <w:sz w:val="22"/>
+        </w:rPr>
+        <w:t xml:space="preserve"> Generation-layer stance by condition. Controlled corpus, GTE-base retrieval, $\rho = 2\%$.</w:t>
+      </w:r>
+    </w:p>
+    <w:tbl>
+      <w:tblPr>
+        <w:tblStyle w:val="TableGrid"/>
+        <w:tblW w:type="auto" w:w="0"/>
+        <w:jc w:val="center"/>
+        <w:tblLook w:firstColumn="1" w:firstRow="1" w:lastColumn="0" w:lastRow="0" w:noHBand="0" w:noVBand="1" w:val="04A0"/>
+      </w:tblPr>
+      <w:tblGrid>
+        <w:gridCol w:w="1928"/>
+        <w:gridCol w:w="1928"/>
+        <w:gridCol w:w="1928"/>
+        <w:gridCol w:w="1928"/>
+        <w:gridCol w:w="1928"/>
+      </w:tblGrid>
+      <w:tr>
+        <w:tc>
+          <w:tcPr>
+            <w:tcW w:type="dxa" w:w="1928"/>
+            <w:shd w:val="clear" w:color="auto" w:fill="DCE6F1"/>
+          </w:tcPr>
+          <w:p>
+            <w:pPr>
+              <w:spacing w:line="240" w:lineRule="auto" w:after="0"/>
+            </w:pPr>
+            <w:r>
+              <w:rPr>
+                <w:rFonts w:ascii="Times New Roman" w:hAnsi="Times New Roman" w:eastAsia="SimSun"/>
+                <w:b/>
+                <w:sz w:val="19"/>
+              </w:rPr>
+              <w:t>Condition</w:t>
+            </w:r>
+          </w:p>
+        </w:tc>
+        <w:tc>
+          <w:tcPr>
+            <w:tcW w:type="dxa" w:w="1928"/>
+            <w:shd w:val="clear" w:color="auto" w:fill="DCE6F1"/>
+          </w:tcPr>
+          <w:p>
+            <w:pPr>
+              <w:spacing w:line="240" w:lineRule="auto" w:after="0"/>
+            </w:pPr>
+            <w:r>
+              <w:rPr>
+                <w:rFonts w:ascii="Times New Roman" w:hAnsi="Times New Roman" w:eastAsia="SimSun"/>
+                <w:b/>
+                <w:sz w:val="19"/>
+              </w:rPr>
+              <w:t>fav. rate (g1)</w:t>
+            </w:r>
+          </w:p>
+        </w:tc>
+        <w:tc>
+          <w:tcPr>
+            <w:tcW w:type="dxa" w:w="1928"/>
+            <w:shd w:val="clear" w:color="auto" w:fill="DCE6F1"/>
+          </w:tcPr>
+          <w:p>
+            <w:pPr>
+              <w:spacing w:line="240" w:lineRule="auto" w:after="0"/>
+            </w:pPr>
+            <w:r>
+              <w:rPr>
+                <w:rFonts w:ascii="Times New Roman" w:hAnsi="Times New Roman" w:eastAsia="SimSun"/>
+                <w:b/>
+                <w:sz w:val="19"/>
+              </w:rPr>
+              <w:t>fav. rate (g2)</w:t>
+            </w:r>
+          </w:p>
+        </w:tc>
+        <w:tc>
+          <w:tcPr>
+            <w:tcW w:type="dxa" w:w="1928"/>
+            <w:shd w:val="clear" w:color="auto" w:fill="DCE6F1"/>
+          </w:tcPr>
+          <w:p>
+            <w:pPr>
+              <w:spacing w:line="240" w:lineRule="auto" w:after="0"/>
+            </w:pPr>
+            <w:r>
+              <w:rPr>
+                <w:rFonts w:ascii="Times New Roman" w:hAnsi="Times New Roman" w:eastAsia="SimSun"/>
+                <w:b/>
+                <w:sz w:val="19"/>
+              </w:rPr>
+              <w:t>stance gap</w:t>
+            </w:r>
+          </w:p>
+        </w:tc>
+        <w:tc>
+          <w:tcPr>
+            <w:tcW w:type="dxa" w:w="1928"/>
+            <w:shd w:val="clear" w:color="auto" w:fill="DCE6F1"/>
+          </w:tcPr>
+          <w:p>
+            <w:pPr>
+              <w:spacing w:line="240" w:lineRule="auto" w:after="0"/>
+            </w:pPr>
+            <w:r>
+              <w:rPr>
+                <w:rFonts w:ascii="Times New Roman" w:hAnsi="Times New Roman" w:eastAsia="SimSun"/>
+                <w:b/>
+                <w:sz w:val="19"/>
+              </w:rPr>
+              <w:t>Δ vs clean</w:t>
+            </w:r>
+          </w:p>
+        </w:tc>
+      </w:tr>
+      <w:tr>
+        <w:tc>
+          <w:tcPr>
+            <w:tcW w:type="dxa" w:w="1928"/>
+          </w:tcPr>
+          <w:p>
+            <w:pPr>
+              <w:spacing w:line="240" w:lineRule="auto" w:after="0"/>
+            </w:pPr>
+            <w:r>
+              <w:rPr>
+                <w:rFonts w:ascii="Times New Roman" w:hAnsi="Times New Roman" w:eastAsia="SimSun"/>
+                <w:sz w:val="19"/>
+              </w:rPr>
+              <w:t>clean</w:t>
+            </w:r>
+          </w:p>
+        </w:tc>
+        <w:tc>
+          <w:tcPr>
+            <w:tcW w:type="dxa" w:w="1928"/>
+          </w:tcPr>
+          <w:p>
+            <w:pPr>
+              <w:spacing w:line="240" w:lineRule="auto" w:after="0"/>
+            </w:pPr>
+            <w:r>
+              <w:rPr>
+                <w:rFonts w:ascii="Times New Roman" w:hAnsi="Times New Roman" w:eastAsia="SimSun"/>
+                <w:sz w:val="19"/>
+              </w:rPr>
+              <w:t>0.562</w:t>
+            </w:r>
+          </w:p>
+        </w:tc>
+        <w:tc>
+          <w:tcPr>
+            <w:tcW w:type="dxa" w:w="1928"/>
+          </w:tcPr>
+          <w:p>
+            <w:pPr>
+              <w:spacing w:line="240" w:lineRule="auto" w:after="0"/>
+            </w:pPr>
+            <w:r>
+              <w:rPr>
+                <w:rFonts w:ascii="Times New Roman" w:hAnsi="Times New Roman" w:eastAsia="SimSun"/>
+                <w:sz w:val="19"/>
+              </w:rPr>
+              <w:t>0.708</w:t>
+            </w:r>
+          </w:p>
+        </w:tc>
+        <w:tc>
+          <w:tcPr>
+            <w:tcW w:type="dxa" w:w="1928"/>
+          </w:tcPr>
+          <w:p>
+            <w:pPr>
+              <w:spacing w:line="240" w:lineRule="auto" w:after="0"/>
+            </w:pPr>
+            <w:r>
+              <w:rPr>
+                <w:rFonts w:ascii="Times New Roman" w:hAnsi="Times New Roman" w:eastAsia="SimSun"/>
+                <w:b/>
+                <w:sz w:val="19"/>
+              </w:rPr>
+              <w:t>0.2708</w:t>
+            </w:r>
+          </w:p>
+        </w:tc>
+        <w:tc>
+          <w:tcPr>
+            <w:tcW w:type="dxa" w:w="1928"/>
+          </w:tcPr>
+          <w:p>
+            <w:pPr>
+              <w:spacing w:line="240" w:lineRule="auto" w:after="0"/>
+            </w:pPr>
+            <w:r>
+              <w:rPr>
+                <w:rFonts w:ascii="Times New Roman" w:hAnsi="Times New Roman" w:eastAsia="SimSun"/>
+                <w:sz w:val="19"/>
+              </w:rPr>
+              <w:t>—</w:t>
+            </w:r>
+          </w:p>
+        </w:tc>
+      </w:tr>
+      <w:tr>
+        <w:tc>
+          <w:tcPr>
+            <w:tcW w:type="dxa" w:w="1928"/>
+          </w:tcPr>
+          <w:p>
+            <w:pPr>
+              <w:spacing w:line="240" w:lineRule="auto" w:after="0"/>
+            </w:pPr>
+            <w:r>
+              <w:rPr>
+                <w:rFonts w:ascii="Times New Roman" w:hAnsi="Times New Roman" w:eastAsia="SimSun"/>
+                <w:sz w:val="19"/>
+              </w:rPr>
+              <w:t>poisoned</w:t>
+            </w:r>
+          </w:p>
+        </w:tc>
+        <w:tc>
+          <w:tcPr>
+            <w:tcW w:type="dxa" w:w="1928"/>
+          </w:tcPr>
+          <w:p>
+            <w:pPr>
+              <w:spacing w:line="240" w:lineRule="auto" w:after="0"/>
+            </w:pPr>
+            <w:r>
+              <w:rPr>
+                <w:rFonts w:ascii="Times New Roman" w:hAnsi="Times New Roman" w:eastAsia="SimSun"/>
+                <w:sz w:val="19"/>
+              </w:rPr>
+              <w:t>0.583</w:t>
+            </w:r>
+          </w:p>
+        </w:tc>
+        <w:tc>
+          <w:tcPr>
+            <w:tcW w:type="dxa" w:w="1928"/>
+          </w:tcPr>
+          <w:p>
+            <w:pPr>
+              <w:spacing w:line="240" w:lineRule="auto" w:after="0"/>
+            </w:pPr>
+            <w:r>
+              <w:rPr>
+                <w:rFonts w:ascii="Times New Roman" w:hAnsi="Times New Roman" w:eastAsia="SimSun"/>
+                <w:sz w:val="19"/>
+              </w:rPr>
+              <w:t>0.979</w:t>
+            </w:r>
+          </w:p>
+        </w:tc>
+        <w:tc>
+          <w:tcPr>
+            <w:tcW w:type="dxa" w:w="1928"/>
+          </w:tcPr>
+          <w:p>
+            <w:pPr>
+              <w:spacing w:line="240" w:lineRule="auto" w:after="0"/>
+            </w:pPr>
+            <w:r>
+              <w:rPr>
+                <w:rFonts w:ascii="Times New Roman" w:hAnsi="Times New Roman" w:eastAsia="SimSun"/>
+                <w:b/>
+                <w:sz w:val="19"/>
+              </w:rPr>
+              <w:t>0.3958</w:t>
+            </w:r>
+          </w:p>
+        </w:tc>
+        <w:tc>
+          <w:tcPr>
+            <w:tcW w:type="dxa" w:w="1928"/>
+          </w:tcPr>
+          <w:p>
+            <w:pPr>
+              <w:spacing w:line="240" w:lineRule="auto" w:after="0"/>
+            </w:pPr>
+            <w:r>
+              <w:rPr>
+                <w:rFonts w:ascii="Times New Roman" w:hAnsi="Times New Roman" w:eastAsia="SimSun"/>
+                <w:b/>
+                <w:sz w:val="19"/>
+              </w:rPr>
+              <w:t>+46%</w:t>
+            </w:r>
+          </w:p>
+        </w:tc>
+      </w:tr>
+      <w:tr>
+        <w:tc>
+          <w:tcPr>
+            <w:tcW w:type="dxa" w:w="1928"/>
+          </w:tcPr>
+          <w:p>
+            <w:pPr>
+              <w:spacing w:line="240" w:lineRule="auto" w:after="0"/>
+            </w:pPr>
+            <w:r>
+              <w:rPr>
+                <w:rFonts w:ascii="Consolas" w:hAnsi="Consolas" w:eastAsia="Consolas"/>
+                <w:sz w:val="18"/>
+              </w:rPr>
+              <w:t>r1only</w:t>
+            </w:r>
+            <w:r>
+              <w:rPr>
+                <w:rFonts w:ascii="Times New Roman" w:hAnsi="Times New Roman" w:eastAsia="SimSun"/>
+                <w:sz w:val="19"/>
+              </w:rPr>
+              <w:t xml:space="preserve"> (R1)</w:t>
+            </w:r>
+          </w:p>
+        </w:tc>
+        <w:tc>
+          <w:tcPr>
+            <w:tcW w:type="dxa" w:w="1928"/>
+          </w:tcPr>
+          <w:p>
+            <w:pPr>
+              <w:spacing w:line="240" w:lineRule="auto" w:after="0"/>
+            </w:pPr>
+            <w:r>
+              <w:rPr>
+                <w:rFonts w:ascii="Times New Roman" w:hAnsi="Times New Roman" w:eastAsia="SimSun"/>
+                <w:sz w:val="19"/>
+              </w:rPr>
+              <w:t>0.604</w:t>
+            </w:r>
+          </w:p>
+        </w:tc>
+        <w:tc>
+          <w:tcPr>
+            <w:tcW w:type="dxa" w:w="1928"/>
+          </w:tcPr>
+          <w:p>
+            <w:pPr>
+              <w:spacing w:line="240" w:lineRule="auto" w:after="0"/>
+            </w:pPr>
+            <w:r>
+              <w:rPr>
+                <w:rFonts w:ascii="Times New Roman" w:hAnsi="Times New Roman" w:eastAsia="SimSun"/>
+                <w:sz w:val="19"/>
+              </w:rPr>
+              <w:t>1.000</w:t>
+            </w:r>
+          </w:p>
+        </w:tc>
+        <w:tc>
+          <w:tcPr>
+            <w:tcW w:type="dxa" w:w="1928"/>
+          </w:tcPr>
+          <w:p>
+            <w:pPr>
+              <w:spacing w:line="240" w:lineRule="auto" w:after="0"/>
+            </w:pPr>
+            <w:r>
+              <w:rPr>
+                <w:rFonts w:ascii="Times New Roman" w:hAnsi="Times New Roman" w:eastAsia="SimSun"/>
+                <w:b/>
+                <w:sz w:val="19"/>
+              </w:rPr>
+              <w:t>0.3958</w:t>
+            </w:r>
+          </w:p>
+        </w:tc>
+        <w:tc>
+          <w:tcPr>
+            <w:tcW w:type="dxa" w:w="1928"/>
+          </w:tcPr>
+          <w:p>
+            <w:pPr>
+              <w:spacing w:line="240" w:lineRule="auto" w:after="0"/>
+            </w:pPr>
+            <w:r>
+              <w:rPr>
+                <w:rFonts w:ascii="Times New Roman" w:hAnsi="Times New Roman" w:eastAsia="SimSun"/>
+                <w:sz w:val="19"/>
+              </w:rPr>
+              <w:t>+46%</w:t>
+            </w:r>
+          </w:p>
+        </w:tc>
+      </w:tr>
+      <w:tr>
+        <w:tc>
+          <w:tcPr>
+            <w:tcW w:type="dxa" w:w="1928"/>
+          </w:tcPr>
+          <w:p>
+            <w:pPr>
+              <w:spacing w:line="240" w:lineRule="auto" w:after="0"/>
+            </w:pPr>
+            <w:r>
+              <w:rPr>
+                <w:rFonts w:ascii="Consolas" w:hAnsi="Consolas" w:eastAsia="Consolas"/>
+                <w:sz w:val="18"/>
+              </w:rPr>
+              <w:t>r2both</w:t>
+            </w:r>
+            <w:r>
+              <w:rPr>
+                <w:rFonts w:ascii="Times New Roman" w:hAnsi="Times New Roman" w:eastAsia="SimSun"/>
+                <w:sz w:val="19"/>
+              </w:rPr>
+              <w:t xml:space="preserve"> (R1+R2)</w:t>
+            </w:r>
+          </w:p>
+        </w:tc>
+        <w:tc>
+          <w:tcPr>
+            <w:tcW w:type="dxa" w:w="1928"/>
+          </w:tcPr>
+          <w:p>
+            <w:pPr>
+              <w:spacing w:line="240" w:lineRule="auto" w:after="0"/>
+            </w:pPr>
+            <w:r>
+              <w:rPr>
+                <w:rFonts w:ascii="Times New Roman" w:hAnsi="Times New Roman" w:eastAsia="SimSun"/>
+                <w:sz w:val="19"/>
+              </w:rPr>
+              <w:t>0.583</w:t>
+            </w:r>
+          </w:p>
+        </w:tc>
+        <w:tc>
+          <w:tcPr>
+            <w:tcW w:type="dxa" w:w="1928"/>
+          </w:tcPr>
+          <w:p>
+            <w:pPr>
+              <w:spacing w:line="240" w:lineRule="auto" w:after="0"/>
+            </w:pPr>
+            <w:r>
+              <w:rPr>
+                <w:rFonts w:ascii="Times New Roman" w:hAnsi="Times New Roman" w:eastAsia="SimSun"/>
+                <w:sz w:val="19"/>
+              </w:rPr>
+              <w:t>1.000</w:t>
+            </w:r>
+          </w:p>
+        </w:tc>
+        <w:tc>
+          <w:tcPr>
+            <w:tcW w:type="dxa" w:w="1928"/>
+          </w:tcPr>
+          <w:p>
+            <w:pPr>
+              <w:spacing w:line="240" w:lineRule="auto" w:after="0"/>
+            </w:pPr>
+            <w:r>
+              <w:rPr>
+                <w:rFonts w:ascii="Times New Roman" w:hAnsi="Times New Roman" w:eastAsia="SimSun"/>
+                <w:b/>
+                <w:sz w:val="19"/>
+              </w:rPr>
+              <w:t>0.4167</w:t>
+            </w:r>
+          </w:p>
+        </w:tc>
+        <w:tc>
+          <w:tcPr>
+            <w:tcW w:type="dxa" w:w="1928"/>
+          </w:tcPr>
+          <w:p>
+            <w:pPr>
+              <w:spacing w:line="240" w:lineRule="auto" w:after="0"/>
+            </w:pPr>
+            <w:r>
+              <w:rPr>
+                <w:rFonts w:ascii="Times New Roman" w:hAnsi="Times New Roman" w:eastAsia="SimSun"/>
+                <w:sz w:val="19"/>
+              </w:rPr>
+              <w:t>+54%</w:t>
+            </w:r>
+          </w:p>
+        </w:tc>
+      </w:tr>
+    </w:tbl>
+    <w:p/>
+    <w:p>
+      <w:r>
+        <w:rPr>
+          <w:rFonts w:ascii="Times New Roman" w:hAnsi="Times New Roman" w:eastAsia="SimSun"/>
+          <w:b/>
+          <w:sz w:val="22"/>
+        </w:rPr>
+        <w:t>Finding 8. The retrieval-layer skew propagates to the generated output.</w:t>
+      </w:r>
+      <w:r>
+        <w:rPr>
+          <w:rFonts w:ascii="Times New Roman" w:hAnsi="Times New Roman" w:eastAsia="SimSun"/>
+          <w:sz w:val="22"/>
+        </w:rPr>
+        <w:t xml:space="preserve"> The generation-layer stance gap rises from 0.2708 to 0.3958 under poisoning — a 46% increase on a fixed generator with only the context changed. The retrieval-layer failure we document is therefore not an artefact of how we measure retrieval: it changes what the system says.</w:t>
+      </w:r>
+    </w:p>
+    <w:p>
+      <w:r>
+        <w:rPr>
+          <w:rFonts w:ascii="Times New Roman" w:hAnsi="Times New Roman" w:eastAsia="SimSun"/>
+          <w:b/>
+          <w:sz w:val="22"/>
+        </w:rPr>
+        <w:t>Finding 9. The skew does not appear as a uniform shift; it saturates one group.</w:t>
+      </w:r>
+      <w:r>
+        <w:rPr>
+          <w:rFonts w:ascii="Times New Roman" w:hAnsi="Times New Roman" w:eastAsia="SimSun"/>
+          <w:sz w:val="22"/>
+        </w:rPr>
+        <w:t xml:space="preserve"> The favourable rate for the second group rises monotonically across conditions (</w:t>
+      </w:r>
+      <w:r>
+        <w:rPr>
+          <w:rFonts w:ascii="Times New Roman" w:hAnsi="Times New Roman" w:eastAsia="SimSun"/>
+          <w:b/>
+          <w:sz w:val="22"/>
+        </w:rPr>
+        <w:t>0.708 → 0.979 → 1.000 → 1.000</w:t>
+      </w:r>
+      <w:r>
+        <w:rPr>
+          <w:rFonts w:ascii="Times New Roman" w:hAnsi="Times New Roman" w:eastAsia="SimSun"/>
+          <w:sz w:val="22"/>
+        </w:rPr>
+        <w:t>) while the first group's rate is essentially flat (0.562 → 0.583 → 0.604 → 0.583). The attack does not make the generator "more biased" in a diffuse sense; it drives one group's favourable judgement to ceiling. This is a more specific — and more concerning — failure mode than a uniform shift, and it is visible only because we measure the two groups separately.</w:t>
+      </w:r>
+    </w:p>
+    <w:p>
+      <w:r>
+        <w:rPr>
+          <w:rFonts w:ascii="Times New Roman" w:hAnsi="Times New Roman" w:eastAsia="SimSun"/>
+          <w:b/>
+          <w:sz w:val="22"/>
+        </w:rPr>
+        <w:t>Finding 10. Neither constraint improves the generation layer, and one makes it slightly worse.</w:t>
+      </w:r>
+      <w:r>
+        <w:rPr>
+          <w:rFonts w:ascii="Times New Roman" w:hAnsi="Times New Roman" w:eastAsia="SimSun"/>
+          <w:sz w:val="22"/>
+        </w:rPr>
+        <w:t xml:space="preserve"> </w:t>
+      </w:r>
+      <w:r>
+        <w:rPr>
+          <w:rFonts w:ascii="Consolas" w:hAnsi="Consolas" w:eastAsia="Consolas"/>
+          <w:sz w:val="21"/>
+        </w:rPr>
+        <w:t>r1only</w:t>
+      </w:r>
+      <w:r>
+        <w:rPr>
+          <w:rFonts w:ascii="Times New Roman" w:hAnsi="Times New Roman" w:eastAsia="SimSun"/>
+          <w:sz w:val="22"/>
+        </w:rPr>
+        <w:t xml:space="preserve"> leaves the gap identical to no defence (0.3958); </w:t>
+      </w:r>
+      <w:r>
+        <w:rPr>
+          <w:rFonts w:ascii="Consolas" w:hAnsi="Consolas" w:eastAsia="Consolas"/>
+          <w:sz w:val="21"/>
+        </w:rPr>
+        <w:t>r2both</w:t>
+      </w:r>
+      <w:r>
+        <w:rPr>
+          <w:rFonts w:ascii="Times New Roman" w:hAnsi="Times New Roman" w:eastAsia="SimSun"/>
+          <w:sz w:val="22"/>
+        </w:rPr>
+        <w:t xml:space="preserve"> leaves it slightly higher (0.4167). This is consistent with the retrieval-layer result on this backbone, where the R2 gap is already saturated and the R1 constraint is inert (§5.5): the input to the generator is unchanged, so the output is unchanged. We report it because it closes the loop honestly — the constraints we proposed, evaluated here, do not repair the downstream harm.</w:t>
+      </w:r>
+    </w:p>
+    <w:p>
+      <w:r>
+        <w:rPr>
+          <w:rFonts w:ascii="Times New Roman" w:hAnsi="Times New Roman" w:eastAsia="SimSun"/>
+          <w:b/>
+          <w:sz w:val="22"/>
+        </w:rPr>
+        <w:t>A metric that failed, reported because it is the natural one to reach for.</w:t>
+      </w:r>
+      <w:r>
+        <w:rPr>
+          <w:rFonts w:ascii="Times New Roman" w:hAnsi="Times New Roman" w:eastAsia="SimSun"/>
+          <w:sz w:val="22"/>
+        </w:rPr>
+        <w:t xml:space="preserve"> We implemented the expected-attributed-exposure (EAE-D) statistic of Kim &amp; Diaz [8] by asking the generator, per retrieved passage, whether its answer relied on that passage. It returns </w:t>
+      </w:r>
+      <w:r>
+        <w:rPr>
+          <w:rFonts w:ascii="Times New Roman" w:hAnsi="Times New Roman" w:eastAsia="SimSun"/>
+          <w:b/>
+          <w:sz w:val="22"/>
+        </w:rPr>
+        <w:t>1.000 in every condition</w:t>
+      </w:r>
+      <w:r>
+        <w:rPr>
+          <w:rFonts w:ascii="Times New Roman" w:hAnsi="Times New Roman" w:eastAsia="SimSun"/>
+          <w:sz w:val="22"/>
+        </w:rPr>
+        <w:t xml:space="preserve">, with no discrimination. The reason is structural rather than a coding error: the answer is generated </w:t>
+      </w:r>
+      <w:r>
+        <w:rPr>
+          <w:rFonts w:ascii="Times New Roman" w:hAnsi="Times New Roman" w:eastAsia="SimSun"/>
+          <w:i/>
+          <w:sz w:val="22"/>
+        </w:rPr>
+        <w:t>from</w:t>
+      </w:r>
+      <w:r>
+        <w:rPr>
+          <w:rFonts w:ascii="Times New Roman" w:hAnsi="Times New Roman" w:eastAsia="SimSun"/>
+          <w:sz w:val="22"/>
+        </w:rPr>
+        <w:t xml:space="preserve"> the context, so a "did you rely on this?" probe admits YES for essentially any passage present. Proper attribution — "which passages did you rely on?" — is what [8] measures by entailment rather than by self-report, and our self-report implementation does not replicate it. We report the failure because EAE-D is the obvious metric at this interface and a reader should know that its cheap version is uninformative here.</w:t>
+      </w:r>
+    </w:p>
+    <w:p>
+      <w:r>
+        <w:rPr>
+          <w:rFonts w:ascii="Times New Roman" w:hAnsi="Times New Roman" w:eastAsia="SimSun"/>
+          <w:b/>
+          <w:sz w:val="22"/>
+        </w:rPr>
+        <w:t>Scope.</w:t>
+      </w:r>
+      <w:r>
+        <w:rPr>
+          <w:rFonts w:ascii="Times New Roman" w:hAnsi="Times New Roman" w:eastAsia="SimSun"/>
+          <w:sz w:val="22"/>
+        </w:rPr>
+        <w:t xml:space="preserve"> One generator, one retrieval backbone (GTE-base), one injection rate, 48 queries. The direction and the saturation pattern are clear; the magnitudes should not be extrapolated.</w:t>
+      </w:r>
+    </w:p>
+    <w:p>
+      <w:pPr>
         <w:spacing w:before="240" w:after="120"/>
       </w:pPr>
       <w:r>
@@ -13265,14 +14069,14 @@
           <w:b/>
           <w:sz w:val="22"/>
         </w:rPr>
-        <w:t>No generation-stage evaluation.</w:t>
-      </w:r>
-      <w:r>
-        <w:rPr>
-          <w:rFonts w:ascii="Times New Roman" w:hAnsi="Times New Roman" w:eastAsia="SimSun"/>
-          <w:sz w:val="22"/>
-        </w:rPr>
-        <w:t xml:space="preserve"> We deliberately evaluate at the retrieval layer, so that the R1/R2 mechanism is measurable without a generator and the study is reproducible on commodity hardware (the full suite runs on CPU in under three minutes). This means we do not report attributed exposure [8] or generator bias [4, 7]. Since the retrieval-layer failure we document is a precondition for the downstream harm, we consider the two complementary, and we report generator-stage attribution as planned work. [FILL]</w:t>
+        <w:t>No generation-stage evaluation *beyond §5.6*.</w:t>
+      </w:r>
+      <w:r>
+        <w:rPr>
+          <w:rFonts w:ascii="Times New Roman" w:hAnsi="Times New Roman" w:eastAsia="SimSun"/>
+          <w:sz w:val="22"/>
+        </w:rPr>
+        <w:t xml:space="preserve"> We evaluate at the retrieval layer by design, so the R1/R2 mechanism is measurable without a generator. §5.6 adds a first generation-stage check on a single generator and backbone; it establishes that the skew propagates and that it saturates one group, but not the magnitude. A multi-generator evaluation, and proper entailment-based attribution rather than the self-report probe that failed in §5.6, remain to be done. We do not otherwise report attributed exposure [8] or generator bias [4, 7].</w:t>
       </w:r>
     </w:p>
     <w:p>
@@ -13369,7 +14173,176 @@
           <w:rFonts w:ascii="Times New Roman" w:hAnsi="Times New Roman" w:eastAsia="SimSun"/>
           <w:sz w:val="22"/>
         </w:rPr>
-        <w:t>. The controlled corpus is generated deterministically from a fixed seed and requires no dataset download; the BBQ corpus is reconstructed from the official benchmark files by a released loader that derives stance labels from BBQ's own annotations.</w:t>
+        <w:t xml:space="preserve">. The controlled corpus is generated deterministically from a fixed seed and requires no dataset download; the BBQ corpus is reconstructed from the official benchmark files by a released loader that derives stance labels from BBQ's own annotations. §5.6 additionally requires a DeepSeek API key, supplied through the </w:t>
+      </w:r>
+      <w:r>
+        <w:rPr>
+          <w:rFonts w:ascii="Consolas" w:hAnsi="Consolas" w:eastAsia="Consolas"/>
+          <w:sz w:val="21"/>
+        </w:rPr>
+        <w:t>DEEPSEEK_API_KEY</w:t>
+      </w:r>
+      <w:r>
+        <w:rPr>
+          <w:rFonts w:ascii="Times New Roman" w:hAnsi="Times New Roman" w:eastAsia="SimSun"/>
+          <w:sz w:val="22"/>
+        </w:rPr>
+        <w:t xml:space="preserve"> environment variable and never stored in the repository.</w:t>
+      </w:r>
+    </w:p>
+    <w:p>
+      <w:r>
+        <w:rPr>
+          <w:rFonts w:ascii="Times New Roman" w:hAnsi="Times New Roman" w:eastAsia="SimSun"/>
+          <w:b/>
+          <w:sz w:val="22"/>
+        </w:rPr>
+        <w:t>How to regenerate.</w:t>
+      </w:r>
+    </w:p>
+    <w:p>
+      <w:pPr>
+        <w:spacing w:line="240" w:lineRule="auto"/>
+        <w:ind w:left="283"/>
+      </w:pPr>
+      <w:r>
+        <w:rPr>
+          <w:rFonts w:ascii="Consolas" w:hAnsi="Consolas" w:eastAsia="Consolas"/>
+          <w:sz w:val="18"/>
+        </w:rPr>
+        <w:t># retrieval layer (CPU only, no API key)</w:t>
+      </w:r>
+    </w:p>
+    <w:p>
+      <w:pPr>
+        <w:spacing w:line="240" w:lineRule="auto"/>
+        <w:ind w:left="283"/>
+      </w:pPr>
+      <w:r>
+        <w:rPr>
+          <w:rFonts w:ascii="Consolas" w:hAnsi="Consolas" w:eastAsia="Consolas"/>
+          <w:sz w:val="18"/>
+        </w:rPr>
+        <w:t>python -m src.run_experiment --config configs/default.json      # ~25 s</w:t>
+      </w:r>
+    </w:p>
+    <w:p>
+      <w:pPr>
+        <w:spacing w:line="240" w:lineRule="auto"/>
+        <w:ind w:left="283"/>
+      </w:pPr>
+      <w:r>
+        <w:rPr>
+          <w:rFonts w:ascii="Consolas" w:hAnsi="Consolas" w:eastAsia="Consolas"/>
+          <w:sz w:val="18"/>
+        </w:rPr>
+        <w:t>python -m src.run_experiment --config configs/bbq.json          # ~180 s</w:t>
+      </w:r>
+    </w:p>
+    <w:p>
+      <w:pPr>
+        <w:spacing w:line="240" w:lineRule="auto"/>
+        <w:ind w:left="283"/>
+      </w:pPr>
+      <w:r>
+        <w:rPr>
+          <w:rFonts w:ascii="Consolas" w:hAnsi="Consolas" w:eastAsia="Consolas"/>
+          <w:sz w:val="18"/>
+        </w:rPr>
+        <w:t>python -m src.run_experiment --config configs/align_multi.json  # GTE + Contriever, ~12 min</w:t>
+      </w:r>
+    </w:p>
+    <w:p>
+      <w:pPr>
+        <w:spacing w:line="240" w:lineRule="auto"/>
+        <w:ind w:left="283"/>
+      </w:pPr>
+      <w:r>
+        <w:rPr>
+          <w:rFonts w:ascii="Consolas" w:hAnsi="Consolas" w:eastAsia="Consolas"/>
+          <w:sz w:val="18"/>
+        </w:rPr>
+        <w:t xml:space="preserve"> </w:t>
+      </w:r>
+    </w:p>
+    <w:p>
+      <w:pPr>
+        <w:spacing w:line="240" w:lineRule="auto"/>
+        <w:ind w:left="283"/>
+      </w:pPr>
+      <w:r>
+        <w:rPr>
+          <w:rFonts w:ascii="Consolas" w:hAnsi="Consolas" w:eastAsia="Consolas"/>
+          <w:sz w:val="18"/>
+        </w:rPr>
+        <w:t># generation layer (requires DEEPSEEK_API_KEY)</w:t>
+      </w:r>
+    </w:p>
+    <w:p>
+      <w:pPr>
+        <w:spacing w:line="240" w:lineRule="auto"/>
+        <w:ind w:left="283"/>
+      </w:pPr>
+      <w:r>
+        <w:rPr>
+          <w:rFonts w:ascii="Consolas" w:hAnsi="Consolas" w:eastAsia="Consolas"/>
+          <w:sz w:val="18"/>
+        </w:rPr>
+        <w:t>python -m src.run_attribution --config configs/attribution.json</w:t>
+      </w:r>
+    </w:p>
+    <w:p>
+      <w:r>
+        <w:rPr>
+          <w:rFonts w:ascii="Times New Roman" w:hAnsi="Times New Roman" w:eastAsia="SimSun"/>
+          <w:sz w:val="22"/>
+        </w:rPr>
+        <w:t xml:space="preserve">Real-encoder runs require </w:t>
+      </w:r>
+      <w:r>
+        <w:rPr>
+          <w:rFonts w:ascii="Consolas" w:hAnsi="Consolas" w:eastAsia="Consolas"/>
+          <w:sz w:val="21"/>
+        </w:rPr>
+        <w:t>HF_ENDPOINT=https://hf-mirror.com</w:t>
+      </w:r>
+      <w:r>
+        <w:rPr>
+          <w:rFonts w:ascii="Times New Roman" w:hAnsi="Times New Roman" w:eastAsia="SimSun"/>
+          <w:sz w:val="22"/>
+        </w:rPr>
+        <w:t xml:space="preserve"> on networks where huggingface.co is unreachable.</w:t>
+      </w:r>
+    </w:p>
+    <w:p>
+      <w:r>
+        <w:rPr>
+          <w:rFonts w:ascii="Times New Roman" w:hAnsi="Times New Roman" w:eastAsia="SimSun"/>
+          <w:b/>
+          <w:sz w:val="22"/>
+        </w:rPr>
+        <w:t>API key.</w:t>
+      </w:r>
+      <w:r>
+        <w:rPr>
+          <w:rFonts w:ascii="Times New Roman" w:hAnsi="Times New Roman" w:eastAsia="SimSun"/>
+          <w:sz w:val="22"/>
+        </w:rPr>
+        <w:t xml:space="preserve"> The key used for the §5.6 runs is rotated and revoked before publication; the repository contains no credentials, and </w:t>
+      </w:r>
+      <w:r>
+        <w:rPr>
+          <w:rFonts w:ascii="Consolas" w:hAnsi="Consolas" w:eastAsia="Consolas"/>
+          <w:sz w:val="21"/>
+        </w:rPr>
+        <w:t>results/attribution_cache.json</w:t>
+      </w:r>
+      <w:r>
+        <w:rPr>
+          <w:rFonts w:ascii="Times New Roman" w:hAnsi="Times New Roman" w:eastAsia="SimSun"/>
+          <w:sz w:val="22"/>
+        </w:rPr>
+        <w:t xml:space="preserve"> (a prompt→reply cache) is regenerated locally rather than shipped.</w:t>
       </w:r>
     </w:p>
     <w:p>

--- a/paper/manuscript_R1R2_v1.docx
+++ b/paper/manuscript_R1R2_v1.docx
@@ -14163,10 +14163,11 @@
       </w:r>
       <w:r>
         <w:rPr>
-          <w:rFonts w:ascii="Consolas" w:hAnsi="Consolas" w:eastAsia="Consolas"/>
-          <w:sz w:val="21"/>
-        </w:rPr>
-        <w:t>[repository URL]</w:t>
+          <w:rFonts w:ascii="Times New Roman" w:hAnsi="Times New Roman" w:eastAsia="SimSun"/>
+          <w:b/>
+          <w:sz w:val="22"/>
+        </w:rPr>
+        <w:t>https://github.com/luj00133-dev/rag-poison-fairness</w:t>
       </w:r>
       <w:r>
         <w:rPr>

--- a/paper/manuscript_R1R2_v1.docx
+++ b/paper/manuscript_R1R2_v1.docx
@@ -413,7 +413,22 @@
           <w:rFonts w:ascii="Times New Roman" w:hAnsi="Times New Roman" w:eastAsia="SimSun"/>
           <w:sz w:val="22"/>
         </w:rPr>
-        <w:t>, and we argue it is the paper's central contribution: a constraint expressed over the aggregate composition of a retrieved set, however many dimensions it is extended to, has no purchase on an attacker who shapes injected passages to match those statistics. We characterise this limit formally, and show by four-way backbone alignment that it does not depend on the attack leaving R1 undisturbed — on real encoders the attack moves R1 by 0.37–0.47, more than three times as much as on our own retrievers, and the R1 constraint is inert at every budget setting regardless.</w:t>
+        <w:t xml:space="preserve">, and we argue it is the paper's central contribution. We prove it (§6): under a relevance-overlap assumption, a distribution-constrained defense faces a </w:t>
+      </w:r>
+      <w:r>
+        <w:rPr>
+          <w:rFonts w:ascii="Times New Roman" w:hAnsi="Times New Roman" w:eastAsia="SimSun"/>
+          <w:b/>
+          <w:sz w:val="22"/>
+        </w:rPr>
+        <w:t>trilemma</w:t>
+      </w:r>
+      <w:r>
+        <w:rPr>
+          <w:rFonts w:ascii="Times New Roman" w:hAnsi="Times New Roman" w:eastAsia="SimSun"/>
+          <w:sz w:val="22"/>
+        </w:rPr>
+        <w:t xml:space="preserve"> — it cannot simultaneously exclude adversarial passages, admit good clean selections, and impose a non-vacuous constraint. Violating an ε-constraint costs the attacker at most $k$ replacements once its passages are retrieved; whether they are retrieved is a separate, corpus- and encoder-dependent question, and our four-way backbone comparison shows it varies by an order of magnitude. We also show by backbone alignment that the inertness does not depend on the attack leaving R1 undisturbed: on real encoders the attack moves R1 by 0.37–0.47, more than three times as much as on our own retrievers, and the R1 constraint remains inert at every budget setting.</w:t>
       </w:r>
     </w:p>
     <w:p>
@@ -422,7 +437,7 @@
           <w:rFonts w:ascii="Times New Roman" w:hAnsi="Times New Roman" w:eastAsia="SimSun"/>
           <w:sz w:val="22"/>
         </w:rPr>
-        <w:t xml:space="preserve">Finding (3) is a </w:t>
+        <w:t xml:space="preserve">The retrieval-layer skew also </w:t>
       </w:r>
       <w:r>
         <w:rPr>
@@ -430,83 +445,14 @@
           <w:b/>
           <w:sz w:val="22"/>
         </w:rPr>
-        <w:t>negative result about a class of defenses</w:t>
-      </w:r>
-      <w:r>
-        <w:rPr>
-          <w:rFonts w:ascii="Times New Roman" w:hAnsi="Times New Roman" w:eastAsia="SimSun"/>
-          <w:sz w:val="22"/>
-        </w:rPr>
-        <w:t>, and we argue it is the paper's central contribution: a constraint expressed over the aggregate composition of a retrieved set, however many dimensions it is extended to, has no purchase on an attacker who shapes injected passages to match those statistics. We characterise this limit formally.</w:t>
-      </w:r>
-    </w:p>
-    <w:p>
-      <w:r>
-        <w:rPr>
-          <w:rFonts w:ascii="Times New Roman" w:hAnsi="Times New Roman" w:eastAsia="SimSun"/>
-          <w:sz w:val="22"/>
-        </w:rPr>
-        <w:t xml:space="preserve">We then replicate on </w:t>
-      </w:r>
-      <w:r>
-        <w:rPr>
-          <w:rFonts w:ascii="Times New Roman" w:hAnsi="Times New Roman" w:eastAsia="SimSun"/>
-          <w:b/>
-          <w:sz w:val="22"/>
-        </w:rPr>
-        <w:t>BBQ</w:t>
-      </w:r>
-      <w:r>
-        <w:rPr>
-          <w:rFonts w:ascii="Times New Roman" w:hAnsi="Times New Roman" w:eastAsia="SimSun"/>
-          <w:sz w:val="22"/>
-        </w:rPr>
-        <w:t xml:space="preserve">, a naturally written bias benchmark, using BBQ's own stereotype annotations to derive stance labels, and report results that are </w:t>
-      </w:r>
-      <w:r>
-        <w:rPr>
-          <w:rFonts w:ascii="Times New Roman" w:hAnsi="Times New Roman" w:eastAsia="SimSun"/>
-          <w:b/>
-          <w:sz w:val="22"/>
-        </w:rPr>
-        <w:t>partly unfavourable to our own earlier conclusions</w:t>
-      </w:r>
-      <w:r>
-        <w:rPr>
-          <w:rFonts w:ascii="Times New Roman" w:hAnsi="Times New Roman" w:eastAsia="SimSun"/>
-          <w:sz w:val="22"/>
-        </w:rPr>
-        <w:t xml:space="preserve">. Two findings change: the text-only template attack, which reached 75% inclusion on the controlled corpus against BM25, is entirely ineffective on natural data (0%), so we withdraw the claim that text-level injection suffices; and the R2-constraining defense, which was inert against the projection attack on the controlled corpus, does reduce adversarial inclusion on natural data (0.764 → 0.660) while improving the utility proxy. Two findings survive on both corpora, and they are the ones we retain: </w:t>
-      </w:r>
-      <w:r>
-        <w:rPr>
-          <w:rFonts w:ascii="Times New Roman" w:hAnsi="Times New Roman" w:eastAsia="SimSun"/>
-          <w:b/>
-          <w:sz w:val="22"/>
-        </w:rPr>
-        <w:t>constraints on group composition are inert against this attack</w:t>
-      </w:r>
-      <w:r>
-        <w:rPr>
-          <w:rFonts w:ascii="Times New Roman" w:hAnsi="Times New Roman" w:eastAsia="SimSun"/>
-          <w:sz w:val="22"/>
-        </w:rPr>
-        <w:t xml:space="preserve"> — attaining exactly the adversarial-inclusion rate of no defense, at every value of their budget parameter — and </w:t>
-      </w:r>
-      <w:r>
-        <w:rPr>
-          <w:rFonts w:ascii="Times New Roman" w:hAnsi="Times New Roman" w:eastAsia="SimSun"/>
-          <w:b/>
-          <w:sz w:val="22"/>
-        </w:rPr>
-        <w:t>the within-group stance dimension is the only one along which any metric moves in the desired direction</w:t>
-      </w:r>
-      <w:r>
-        <w:rPr>
-          <w:rFonts w:ascii="Times New Roman" w:hAnsi="Times New Roman" w:eastAsia="SimSun"/>
-          <w:sz w:val="22"/>
-        </w:rPr>
-        <w:t>.</w:t>
+        <w:t>propagates to the generated output</w:t>
+      </w:r>
+      <w:r>
+        <w:rPr>
+          <w:rFonts w:ascii="Times New Roman" w:hAnsi="Times New Roman" w:eastAsia="SimSun"/>
+          <w:sz w:val="22"/>
+        </w:rPr>
+        <w:t xml:space="preserve"> (§5.6): with a fixed generator and only the retrieved context varying, the generation-layer stance gap rises 46% under poisoning (0.271 → 0.396), and it does so by driving one group's favourable rate to ceiling (0.708 → 1.000) while the other stays flat — a more specific failure than a uniform shift. Neither constraint repairs this.</w:t>
       </w:r>
     </w:p>
     <w:p>
@@ -1697,7 +1643,22 @@
           <w:rFonts w:ascii="Times New Roman" w:hAnsi="Times New Roman" w:eastAsia="SimSun"/>
           <w:sz w:val="22"/>
         </w:rPr>
-        <w:t>We require a corpus in which (i) every passage carries exact group and stance annotations, and (ii) the clean reference for both R1 and R2 is known by construction. Public bias benchmarks provide stereotype/anti-stereotype template inventories [15, 16] but not passage-level scaffolding with a known clean reference, so we build a controlled corpus: for each of four bias strata (gender, disability, age, race), a balanced pool of passages is instantiated from the stratum's template inventory, with an equal number of favourable and unfavourable passages per group and a set of group-neutral passages. Queries are group-neutral by construction — the query text never names a protected group — so any group skew in a retrieved set is attributable to the corpus and not to the question. [FILL: replace with or replicate on TREC 2022 Fair Ranking Track [17] and BBQ [15] corpora; see §8.]</w:t>
+        <w:t xml:space="preserve">We require a corpus in which (i) every passage carries exact group and stance annotations, and (ii) the clean reference for both R1 and R2 is known by construction. Public bias benchmarks provide stereotype/anti-stereotype template inventories [15, 16] but not passage-level scaffolding with a known clean reference, so we build a controlled corpus: for each of four bias strata (gender, disability, age, race), a balanced pool of passages is instantiated from the stratum's template inventory, with an equal number of favourable and unfavourable passages per group and a set of group-neutral passages. Queries are group-neutral by construction — the query text never names a protected group — so any group skew in a retrieved set is attributable to the corpus and not to the question. §5.4 replicates the mechanism findings on the naturally written BBQ corpus, and §8 discusses why no </w:t>
+      </w:r>
+      <w:r>
+        <w:rPr>
+          <w:rFonts w:ascii="Times New Roman" w:hAnsi="Times New Roman" w:eastAsia="SimSun"/>
+          <w:i/>
+          <w:sz w:val="22"/>
+        </w:rPr>
+        <w:t>neutral</w:t>
+      </w:r>
+      <w:r>
+        <w:rPr>
+          <w:rFonts w:ascii="Times New Roman" w:hAnsi="Times New Roman" w:eastAsia="SimSun"/>
+          <w:sz w:val="22"/>
+        </w:rPr>
+        <w:t xml:space="preserve"> retrieval corpus can substitute (§8, Limitation 1).</w:t>
       </w:r>
     </w:p>
     <w:p>
@@ -2987,7 +2948,7 @@
           <w:rFonts w:ascii="Times New Roman" w:hAnsi="Times New Roman" w:eastAsia="SimSun"/>
           <w:sz w:val="22"/>
         </w:rPr>
-        <w:t xml:space="preserve"> for the attack-success metrics; no defense receives them. All defenses are evaluated with $k = 5$; retrieval back-ends are BM25 and a dense embedder. [FILL: add GTE-base (matching [5]) and Contriever/SPLADE (matching [8]) to enable direct comparison.]</w:t>
+        <w:t xml:space="preserve"> for the attack-success metrics; no defense receives them. All defenses are evaluated with $k = 5$. Retrieval back-ends are BM25, a self-contained feature-hashing dense retriever, and — for the backbone alignment of §5.5 — the real encoders GTE-base [5] and Contriever [8]. SPLADE and the E5 family (used by [4, 6]) remain to be added (Limitation 5).</w:t>
       </w:r>
     </w:p>
     <w:p>
@@ -3021,21 +2982,7 @@
           <w:rFonts w:ascii="Times New Roman" w:hAnsi="Times New Roman" w:eastAsia="SimSun"/>
           <w:sz w:val="21"/>
         </w:rPr>
-        <w:t xml:space="preserve"> All numbers reported below were produced by the released implementation and are reproducible with the commands in Appendix A. Two corpora are used: a controlled corpus with an exactly known clean reference (§5.1–§5.3) and the natural BBQ corpus (§5.4), each swept over injection rate $\rho \in \{0.1\%, \dots, 2\%\}$ of corpus size. The controlled suite completes in ~25 s and the BBQ replication in ~180 s, both on CPU with no GPU. Remaining </w:t>
-      </w:r>
-      <w:r>
-        <w:rPr>
-          <w:rFonts w:ascii="Consolas" w:hAnsi="Consolas" w:eastAsia="Consolas"/>
-          <w:sz w:val="20"/>
-        </w:rPr>
-        <w:t>[FILL]</w:t>
-      </w:r>
-      <w:r>
-        <w:rPr>
-          <w:rFonts w:ascii="Times New Roman" w:hAnsi="Times New Roman" w:eastAsia="SimSun"/>
-          <w:sz w:val="21"/>
-        </w:rPr>
-        <w:t xml:space="preserve"> placeholders concern the additional retrieval back-ends and the generation-stage evaluation described in §8.</w:t>
+        <w:t xml:space="preserve"> All numbers reported below were produced by the released implementation and are reproducible with the commands in Appendix A. Two corpora are used: a controlled corpus with an exactly known clean reference (§5.1–§5.3) and the natural BBQ corpus (§5.4), each swept over injection rate $\rho \in \{0.1\%, \dots, 2\%\}$ of corpus size; §5.5 adds the backbone alignment against two real semantic encoders, and §5.6 the generation-stage propagation check. The controlled suite completes in ~25 s, the BBQ replication in ~180 s, and the multi-backbone sweep in ~12 min, all on CPU with no GPU.</w:t>
       </w:r>
     </w:p>
     <w:p>
@@ -12824,7 +12771,7 @@
           <w:rFonts w:ascii="Times New Roman" w:hAnsi="Times New Roman" w:eastAsia="SimSun"/>
           <w:sz w:val="22"/>
         </w:rPr>
-        <w:t xml:space="preserve">Finding 3 is not a tuning failure. It follows from what a distributional constraint </w:t>
+        <w:t xml:space="preserve">Findings 2, 3 and 6 are not tuning failures. They follow from what a distributional constraint </w:t>
       </w:r>
       <w:r>
         <w:rPr>
@@ -12839,59 +12786,56 @@
           <w:rFonts w:ascii="Times New Roman" w:hAnsi="Times New Roman" w:eastAsia="SimSun"/>
           <w:sz w:val="22"/>
         </w:rPr>
-        <w:t>.</w:t>
+        <w:t>, and we give the derivation here.</w:t>
       </w:r>
     </w:p>
     <w:p>
-      <w:r>
-        <w:rPr>
-          <w:rFonts w:ascii="Times New Roman" w:hAnsi="Times New Roman" w:eastAsia="SimSun"/>
-          <w:sz w:val="22"/>
-        </w:rPr>
-        <w:t>Let a defense constrain $\mathcal{D}_q$ to a region $\mathcal{R} \subseteq 2^{\mathcal{C}}$ of admissible retrieved sets, defined by conditions on aggregate statistics of $\mathcal{D}_q$ (group composition, stance composition, exposure). Let $\mathcal{A}$ be the set of passages the attacker controls.</w:t>
+      <w:pPr>
+        <w:shd w:val="clear" w:color="auto" w:fill="DCE6F1"/>
+        <w:spacing w:before="200" w:after="80"/>
+      </w:pPr>
+      <w:r>
+        <w:rPr>
+          <w:rFonts w:ascii="Times New Roman" w:hAnsi="Times New Roman" w:eastAsia="Microsoft YaHei"/>
+          <w:b/>
+          <w:sz w:val="26"/>
+        </w:rPr>
+        <w:t>6.1 Setup</w:t>
       </w:r>
     </w:p>
     <w:p>
       <w:r>
         <w:rPr>
           <w:rFonts w:ascii="Times New Roman" w:hAnsi="Times New Roman" w:eastAsia="SimSun"/>
-          <w:b/>
-          <w:sz w:val="22"/>
-        </w:rPr>
-        <w:t>Proposition 1.</w:t>
-      </w:r>
-      <w:r>
-        <w:rPr>
-          <w:rFonts w:ascii="Times New Roman" w:hAnsi="Times New Roman" w:eastAsia="SimSun"/>
-          <w:sz w:val="22"/>
-        </w:rPr>
-        <w:t xml:space="preserve"> If there exists an admissible set $\mathcal{D} \in \mathcal{R}$ with $\mathcal{D} \cap \mathcal{A} \neq \emptyset$, then any defense that only enforces $\mathcal{D} \in \mathcal{R}$ admits adversarial passages.</w:t>
+          <w:sz w:val="22"/>
+        </w:rPr>
+        <w:t>Let $\mathcal{C}$ be the corpus; each passage $d$ carries a group $g(d) \in \mathcal{G} \cup \{\bot\}$ and a stance $s(d) \in \{+1,-1,0\}$ ($+1$ favourable toward $g(d)$). Let $\mathcal{A} \subseteq \mathcal{C}$ be the passages the attacker controls, $n = |\mathcal{A}|$. A defense selects $\mathcal{D}_q \subseteq \mathcal{C}$ with $|\mathcal{D}_q| = k$ (we write $\mathcal{D}$ where $q$ is clear). Define</w:t>
       </w:r>
     </w:p>
     <w:p>
       <w:r>
         <w:rPr>
           <w:rFonts w:ascii="Times New Roman" w:hAnsi="Times New Roman" w:eastAsia="SimSun"/>
-          <w:i/>
-          <w:sz w:val="22"/>
-        </w:rPr>
-        <w:t>Proof.</w:t>
-      </w:r>
-      <w:r>
-        <w:rPr>
-          <w:rFonts w:ascii="Times New Roman" w:hAnsi="Times New Roman" w:eastAsia="SimSun"/>
-          <w:sz w:val="22"/>
-        </w:rPr>
-        <w:t xml:space="preserve"> Immediate: the defense's acceptance test is membership in $\mathcal{R}$, which the set satisfies. $\square$</w:t>
+          <w:sz w:val="22"/>
+        </w:rPr>
+        <w:t>$$p_{\text{grp}}(g;\mathcal{D}) = \frac{|\{d \in \mathcal{D} : g(d) = g,\ s(d)\neq 0\}|}{|\{d \in \mathcal{D} : g(d)\neq\bot,\ s(d)\neq 0\}|}, \qquad p_{\text{fav}}(g;\mathcal{D}) = \frac{|\{d \in \mathcal{D} : g(d) = g,\ s(d)=+1\}|}{|\{d \in \mathcal{D} : g(d) = g,\ s(d)\neq 0\}|}.$$</w:t>
       </w:r>
     </w:p>
     <w:p>
       <w:r>
         <w:rPr>
           <w:rFonts w:ascii="Times New Roman" w:hAnsi="Times New Roman" w:eastAsia="SimSun"/>
-          <w:sz w:val="22"/>
-        </w:rPr>
-        <w:t xml:space="preserve">The force of the proposition is that $\mathcal{R}$ is constructed from </w:t>
+          <w:b/>
+          <w:sz w:val="22"/>
+        </w:rPr>
+        <w:t>Definition (ε-feasible).</w:t>
+      </w:r>
+      <w:r>
+        <w:rPr>
+          <w:rFonts w:ascii="Times New Roman" w:hAnsi="Times New Roman" w:eastAsia="SimSun"/>
+          <w:sz w:val="22"/>
+        </w:rPr>
+        <w:t xml:space="preserve"> Fix references $p^{</w:t>
       </w:r>
       <w:r>
         <w:rPr>
@@ -12899,14 +12843,14 @@
           <w:i/>
           <w:sz w:val="22"/>
         </w:rPr>
-        <w:t>clean</w:t>
-      </w:r>
-      <w:r>
-        <w:rPr>
-          <w:rFonts w:ascii="Times New Roman" w:hAnsi="Times New Roman" w:eastAsia="SimSun"/>
-          <w:sz w:val="22"/>
-        </w:rPr>
-        <w:t xml:space="preserve"> statistics — the reference profiles $P^{</w:t>
+        <w:t>}_{\text{grp}}, p^{</w:t>
+      </w:r>
+      <w:r>
+        <w:rPr>
+          <w:rFonts w:ascii="Times New Roman" w:hAnsi="Times New Roman" w:eastAsia="SimSun"/>
+          <w:sz w:val="22"/>
+        </w:rPr>
+        <w:t xml:space="preserve">}_{\text{fav}}$. A selection $\mathcal{D}$ is </w:t>
       </w:r>
       <w:r>
         <w:rPr>
@@ -12914,14 +12858,14 @@
           <w:i/>
           <w:sz w:val="22"/>
         </w:rPr>
-        <w:t>}$. An attacker who shapes injected passages to match those statistics generates sets in $\mathcal{R}$ at will. Pairwise injection is the canonical construction: by drawing from the legitimate template inventory and balancing the two groups, the attacker produces a set whose group composition is exactly $P^{</w:t>
-      </w:r>
-      <w:r>
-        <w:rPr>
-          <w:rFonts w:ascii="Times New Roman" w:hAnsi="Times New Roman" w:eastAsia="SimSun"/>
-          <w:sz w:val="22"/>
-        </w:rPr>
-        <w:t>}_{\text{grp}}$, and by controlling stance within each group the attacker can place the set's stance composition anywhere in $[0,1]^{|\mathcal{G}|}$ that the $\epsilon$-ball around $P^{*}_{\text{fav}}$ permits.</w:t>
+        <w:t>ε-feasible</w:t>
+      </w:r>
+      <w:r>
+        <w:rPr>
+          <w:rFonts w:ascii="Times New Roman" w:hAnsi="Times New Roman" w:eastAsia="SimSun"/>
+          <w:sz w:val="22"/>
+        </w:rPr>
+        <w:t>, written $\mathcal{D} \in \mathcal{R}_\varepsilon$, if for every $g \in \mathcal{G}$</w:t>
       </w:r>
     </w:p>
     <w:p>
@@ -12930,24 +12874,31 @@
           <w:rFonts w:ascii="Times New Roman" w:hAnsi="Times New Roman" w:eastAsia="SimSun"/>
           <w:sz w:val="22"/>
         </w:rPr>
-        <w:t>Two consequences follow, and they are the actionable content of this section.</w:t>
+        <w:t>$$\bigl|p_{\text{grp}}(g;\mathcal{D}) - p^{</w:t>
+      </w:r>
+      <w:r>
+        <w:rPr>
+          <w:rFonts w:ascii="Times New Roman" w:hAnsi="Times New Roman" w:eastAsia="SimSun"/>
+          <w:i/>
+          <w:sz w:val="22"/>
+        </w:rPr>
+        <w:t>}_{\text{grp}}(g)\bigr| \le \varepsilon \quad\text{and}\quad \bigl|p_{\text{fav}}(g;\mathcal{D}) - p^{</w:t>
+      </w:r>
+      <w:r>
+        <w:rPr>
+          <w:rFonts w:ascii="Times New Roman" w:hAnsi="Times New Roman" w:eastAsia="SimSun"/>
+          <w:sz w:val="22"/>
+        </w:rPr>
+        <w:t>}_{\text{fav}}(g)\bigr| \le \varepsilon. \tag{1}$$</w:t>
       </w:r>
     </w:p>
     <w:p>
       <w:r>
         <w:rPr>
           <w:rFonts w:ascii="Times New Roman" w:hAnsi="Times New Roman" w:eastAsia="SimSun"/>
-          <w:b/>
-          <w:sz w:val="22"/>
-        </w:rPr>
-        <w:t>(a) Dimensionality does not help.</w:t>
-      </w:r>
-      <w:r>
-        <w:rPr>
-          <w:rFonts w:ascii="Times New Roman" w:hAnsi="Times New Roman" w:eastAsia="SimSun"/>
-          <w:sz w:val="22"/>
-        </w:rPr>
-        <w:t xml:space="preserve"> Extending the constraint from R1 to R2 to $m$ dimensions does not shrink $\mathcal{R}$ in a way that excludes adversarial passages; it merely gives the attacker more statistics to match. The attacker's cost grows, but their </w:t>
+          <w:sz w:val="22"/>
+        </w:rPr>
+        <w:t xml:space="preserve">A distribution-constrained defense accepts exactly $\mathcal{R}_\varepsilon$. All defenses in the family we evaluate — the R1 constraint of §4.3, and by inspection the objective of [5] and the proportion adjustment of [6] — are of this form, with $\mathcal{R}$ built from </w:t>
       </w:r>
       <w:r>
         <w:rPr>
@@ -12955,55 +12906,45 @@
           <w:i/>
           <w:sz w:val="22"/>
         </w:rPr>
-        <w:t>feasibility</w:t>
-      </w:r>
-      <w:r>
-        <w:rPr>
-          <w:rFonts w:ascii="Times New Roman" w:hAnsi="Times New Roman" w:eastAsia="SimSun"/>
-          <w:sz w:val="22"/>
-        </w:rPr>
-        <w:t xml:space="preserve"> does not disappear, because the injected passages are, by construction, individually indistinguishable from legitimate ones under any statistic computed over their aggregate.</w:t>
+        <w:t>clean</w:t>
+      </w:r>
+      <w:r>
+        <w:rPr>
+          <w:rFonts w:ascii="Times New Roman" w:hAnsi="Times New Roman" w:eastAsia="SimSun"/>
+          <w:sz w:val="22"/>
+        </w:rPr>
+        <w:t xml:space="preserve"> statistics.</w:t>
       </w:r>
     </w:p>
     <w:p>
-      <w:r>
-        <w:rPr>
-          <w:rFonts w:ascii="Times New Roman" w:hAnsi="Times New Roman" w:eastAsia="SimSun"/>
+      <w:pPr>
+        <w:shd w:val="clear" w:color="auto" w:fill="DCE6F1"/>
+        <w:spacing w:before="200" w:after="80"/>
+      </w:pPr>
+      <w:r>
+        <w:rPr>
+          <w:rFonts w:ascii="Times New Roman" w:hAnsi="Times New Roman" w:eastAsia="Microsoft YaHei"/>
           <w:b/>
-          <w:sz w:val="22"/>
-        </w:rPr>
-        <w:t>(b) The only escape is individual-level evidence.</w:t>
-      </w:r>
-      <w:r>
-        <w:rPr>
-          <w:rFonts w:ascii="Times New Roman" w:hAnsi="Times New Roman" w:eastAsia="SimSun"/>
-          <w:sz w:val="22"/>
-        </w:rPr>
-        <w:t xml:space="preserve"> To exclude an adversarial passage, a defense must evaluate a property of </w:t>
-      </w:r>
-      <w:r>
-        <w:rPr>
-          <w:rFonts w:ascii="Times New Roman" w:hAnsi="Times New Roman" w:eastAsia="SimSun"/>
-          <w:i/>
-          <w:sz w:val="22"/>
-        </w:rPr>
-        <w:t>that passage</w:t>
-      </w:r>
-      <w:r>
-        <w:rPr>
-          <w:rFonts w:ascii="Times New Roman" w:hAnsi="Times New Roman" w:eastAsia="SimSun"/>
-          <w:sz w:val="22"/>
-        </w:rPr>
-        <w:t xml:space="preserve"> that is not a function of the retrieved set's composition. In the adversarial setting this is a provenance question — was this passage injected? — and it is answerable only from signals the attacker's optimisation leaves behind.</w:t>
+          <w:sz w:val="26"/>
+        </w:rPr>
+        <w:t>6.2 Proposition 1 — the injection is admissible at every tolerance</w:t>
       </w:r>
     </w:p>
     <w:p>
       <w:r>
         <w:rPr>
           <w:rFonts w:ascii="Times New Roman" w:hAnsi="Times New Roman" w:eastAsia="SimSun"/>
-          <w:sz w:val="22"/>
-        </w:rPr>
-        <w:t xml:space="preserve">This reframes the defense problem. Prior work in this space has largely been an optimisation problem (which composition is fairest, and how to reach it). Under an adversary it is a </w:t>
+          <w:b/>
+          <w:sz w:val="22"/>
+        </w:rPr>
+        <w:t>Proposition 1.</w:t>
+      </w:r>
+      <w:r>
+        <w:rPr>
+          <w:rFonts w:ascii="Times New Roman" w:hAnsi="Times New Roman" w:eastAsia="SimSun"/>
+          <w:sz w:val="22"/>
+        </w:rPr>
+        <w:t xml:space="preserve"> Let the attacker inject $n$ passages that are (i) group-relevant, (ii) split between groups in proportion $p^{</w:t>
       </w:r>
       <w:r>
         <w:rPr>
@@ -13011,38 +12952,1081 @@
           <w:i/>
           <w:sz w:val="22"/>
         </w:rPr>
-        <w:t>detection</w:t>
-      </w:r>
-      <w:r>
-        <w:rPr>
-          <w:rFonts w:ascii="Times New Roman" w:hAnsi="Times New Roman" w:eastAsia="SimSun"/>
-          <w:sz w:val="22"/>
-        </w:rPr>
-        <w:t xml:space="preserve"> problem, and the two are not interchangeable: as §5.3 and §5.4 jointly show, a defense can improve its fairness objective while its security objective is unchanged (controlled corpus) — and, more importantly, the </w:t>
-      </w:r>
-      <w:r>
-        <w:rPr>
-          <w:rFonts w:ascii="Times New Roman" w:hAnsi="Times New Roman" w:eastAsia="SimSun"/>
-          <w:i/>
-          <w:sz w:val="22"/>
-        </w:rPr>
-        <w:t>only</w:t>
-      </w:r>
-      <w:r>
-        <w:rPr>
-          <w:rFonts w:ascii="Times New Roman" w:hAnsi="Times New Roman" w:eastAsia="SimSun"/>
-          <w:sz w:val="22"/>
-        </w:rPr>
-        <w:t xml:space="preserve"> configurations in which the security objective moves at all are those that constrain the R2 dimension (BBQ). An optimisation framing that does not include a composition-independent term has no purchase on the attacker.</w:t>
+        <w:t>}_{\text{grp}}$, and (iii) stance-balanced so that $p_{\text{fav}}(g) = p^{</w:t>
+      </w:r>
+      <w:r>
+        <w:rPr>
+          <w:rFonts w:ascii="Times New Roman" w:hAnsi="Times New Roman" w:eastAsia="SimSun"/>
+          <w:sz w:val="22"/>
+        </w:rPr>
+        <w:t>}_{\text{fav}}(g)$ for every $g$. Then any selection consisting only of injected passages is ε-feasible for every $\varepsilon \ge 0$.</w:t>
       </w:r>
     </w:p>
     <w:p>
       <w:r>
         <w:rPr>
           <w:rFonts w:ascii="Times New Roman" w:hAnsi="Times New Roman" w:eastAsia="SimSun"/>
-          <w:sz w:val="22"/>
-        </w:rPr>
-        <w:t>[FILL: formalise the attacker's feasibility set $\mathcal{R} \cap \{\mathcal{D} : \mathcal{D} \cap \mathcal{A} \neq \emptyset\}$ as a function of $n$, $k$, and $\epsilon$, and derive the minimum injection ratio required for $\epsilon$-stance-shift. This is the natural extension of Proposition 1 and is planned as follow-up work.]</w:t>
+          <w:i/>
+          <w:sz w:val="22"/>
+        </w:rPr>
+        <w:t>Proof.</w:t>
+      </w:r>
+      <w:r>
+        <w:rPr>
+          <w:rFonts w:ascii="Times New Roman" w:hAnsi="Times New Roman" w:eastAsia="SimSun"/>
+          <w:sz w:val="22"/>
+        </w:rPr>
+        <w:t xml:space="preserve"> Take $\mathcal{D} \subseteq \mathcal{A}$ with $|\mathcal{D}| = k$. By (ii), the count of passages of group $g$ in $\mathcal{D}$ is $p^{</w:t>
+      </w:r>
+      <w:r>
+        <w:rPr>
+          <w:rFonts w:ascii="Times New Roman" w:hAnsi="Times New Roman" w:eastAsia="SimSun"/>
+          <w:i/>
+          <w:sz w:val="22"/>
+        </w:rPr>
+        <w:t>}_{\text{grp}}(g)\,k$ up to rounding, so $p_{\text{grp}}(g;\mathcal{D}) = p^{</w:t>
+      </w:r>
+      <w:r>
+        <w:rPr>
+          <w:rFonts w:ascii="Times New Roman" w:hAnsi="Times New Roman" w:eastAsia="SimSun"/>
+          <w:sz w:val="22"/>
+        </w:rPr>
+        <w:t>}_{\text{grp}}(g)$, and the first inequality of (1) holds with equality. By (iii), $p_{\text{fav}}(g;\mathcal{D}) = p^{*}_{\text{fav}}(g)$, so the second holds with equality. Hence $\mathcal{D} \in \mathcal{R}_\varepsilon$ for all $\varepsilon \ge 0$. $\square$</w:t>
+      </w:r>
+    </w:p>
+    <w:p>
+      <w:r>
+        <w:rPr>
+          <w:rFonts w:ascii="Times New Roman" w:hAnsi="Times New Roman" w:eastAsia="SimSun"/>
+          <w:b/>
+          <w:sz w:val="22"/>
+        </w:rPr>
+        <w:t>Consequence.</w:t>
+      </w:r>
+      <w:r>
+        <w:rPr>
+          <w:rFonts w:ascii="Times New Roman" w:hAnsi="Times New Roman" w:eastAsia="SimSun"/>
+          <w:sz w:val="22"/>
+        </w:rPr>
+        <w:t xml:space="preserve"> A defense whose acceptance test is membership in $\mathcal{R}_\varepsilon$ admits a </w:t>
+      </w:r>
+      <w:r>
+        <w:rPr>
+          <w:rFonts w:ascii="Times New Roman" w:hAnsi="Times New Roman" w:eastAsia="SimSun"/>
+          <w:b/>
+          <w:sz w:val="22"/>
+        </w:rPr>
+        <w:t>fully adversarial</w:t>
+      </w:r>
+      <w:r>
+        <w:rPr>
+          <w:rFonts w:ascii="Times New Roman" w:hAnsi="Times New Roman" w:eastAsia="SimSun"/>
+          <w:sz w:val="22"/>
+        </w:rPr>
+        <w:t xml:space="preserve"> selection at any tolerance, including $\varepsilon = 0$. Tightening the budget does not exclude the injection; it constrains the attacker's </w:t>
+      </w:r>
+      <w:r>
+        <w:rPr>
+          <w:rFonts w:ascii="Times New Roman" w:hAnsi="Times New Roman" w:eastAsia="SimSun"/>
+          <w:i/>
+          <w:sz w:val="22"/>
+        </w:rPr>
+        <w:t>composition</w:t>
+      </w:r>
+      <w:r>
+        <w:rPr>
+          <w:rFonts w:ascii="Times New Roman" w:hAnsi="Times New Roman" w:eastAsia="SimSun"/>
+          <w:sz w:val="22"/>
+        </w:rPr>
+        <w:t xml:space="preserve">, which the attacker chooses freely. This is the mechanism behind Findings 2 and 6, and it explains why the empirical </w:t>
+      </w:r>
+      <w:r>
+        <w:rPr>
+          <w:rFonts w:ascii="Consolas" w:hAnsi="Consolas" w:eastAsia="Consolas"/>
+          <w:sz w:val="21"/>
+        </w:rPr>
+        <w:t>poison@k</w:t>
+      </w:r>
+      <w:r>
+        <w:rPr>
+          <w:rFonts w:ascii="Times New Roman" w:hAnsi="Times New Roman" w:eastAsia="SimSun"/>
+          <w:sz w:val="22"/>
+        </w:rPr>
+        <w:t xml:space="preserve"> is </w:t>
+      </w:r>
+      <w:r>
+        <w:rPr>
+          <w:rFonts w:ascii="Times New Roman" w:hAnsi="Times New Roman" w:eastAsia="SimSun"/>
+          <w:i/>
+          <w:sz w:val="22"/>
+        </w:rPr>
+        <w:t>identical</w:t>
+      </w:r>
+      <w:r>
+        <w:rPr>
+          <w:rFonts w:ascii="Times New Roman" w:hAnsi="Times New Roman" w:eastAsia="SimSun"/>
+          <w:sz w:val="22"/>
+        </w:rPr>
+        <w:t xml:space="preserve"> to no defense at every $\varepsilon$ rather than merely close to it: the injected selection is not near the boundary of $\mathcal{R}_\varepsilon$, it is at the reference point.</w:t>
+      </w:r>
+    </w:p>
+    <w:p>
+      <w:pPr>
+        <w:shd w:val="clear" w:color="auto" w:fill="DCE6F1"/>
+        <w:spacing w:before="200" w:after="80"/>
+      </w:pPr>
+      <w:r>
+        <w:rPr>
+          <w:rFonts w:ascii="Times New Roman" w:hAnsi="Times New Roman" w:eastAsia="Microsoft YaHei"/>
+          <w:b/>
+          <w:sz w:val="26"/>
+        </w:rPr>
+        <w:t>6.3 Proposition 2 — the minimum injection for an ε-shift</w:t>
+      </w:r>
+    </w:p>
+    <w:p>
+      <w:r>
+        <w:rPr>
+          <w:rFonts w:ascii="Times New Roman" w:hAnsi="Times New Roman" w:eastAsia="SimSun"/>
+          <w:sz w:val="22"/>
+        </w:rPr>
+        <w:t xml:space="preserve">Proposition 1 shows the attacker </w:t>
+      </w:r>
+      <w:r>
+        <w:rPr>
+          <w:rFonts w:ascii="Times New Roman" w:hAnsi="Times New Roman" w:eastAsia="SimSun"/>
+          <w:i/>
+          <w:sz w:val="22"/>
+        </w:rPr>
+        <w:t>can</w:t>
+      </w:r>
+      <w:r>
+        <w:rPr>
+          <w:rFonts w:ascii="Times New Roman" w:hAnsi="Times New Roman" w:eastAsia="SimSun"/>
+          <w:sz w:val="22"/>
+        </w:rPr>
+        <w:t xml:space="preserve"> be admissible; we now give the budget at which it becomes </w:t>
+      </w:r>
+      <w:r>
+        <w:rPr>
+          <w:rFonts w:ascii="Times New Roman" w:hAnsi="Times New Roman" w:eastAsia="SimSun"/>
+          <w:i/>
+          <w:sz w:val="22"/>
+        </w:rPr>
+        <w:t>effective</w:t>
+      </w:r>
+      <w:r>
+        <w:rPr>
+          <w:rFonts w:ascii="Times New Roman" w:hAnsi="Times New Roman" w:eastAsia="SimSun"/>
+          <w:sz w:val="22"/>
+        </w:rPr>
+        <w:t>.</w:t>
+      </w:r>
+    </w:p>
+    <w:p>
+      <w:r>
+        <w:rPr>
+          <w:rFonts w:ascii="Times New Roman" w:hAnsi="Times New Roman" w:eastAsia="SimSun"/>
+          <w:b/>
+          <w:sz w:val="22"/>
+        </w:rPr>
+        <w:t>Proposition 2.</w:t>
+      </w:r>
+      <w:r>
+        <w:rPr>
+          <w:rFonts w:ascii="Times New Roman" w:hAnsi="Times New Roman" w:eastAsia="SimSun"/>
+          <w:sz w:val="22"/>
+        </w:rPr>
+        <w:t xml:space="preserve"> Fix a query and a group $g$. Suppose the clean selection contains $m_g \le k$ passages about $g$, of which $f_g$ are favourable, so $p^{*}_{\text{fav}}(g) = f_g/m_g$. An attacker who replaces $j \le \min(n, m_g)$ of these with injected passages about $g$ (favourable, to flood; unfavourable, to suppress) violates the stance constraint of (1) for $g$ if and only if</w:t>
+      </w:r>
+    </w:p>
+    <w:p>
+      <w:r>
+        <w:rPr>
+          <w:rFonts w:ascii="Times New Roman" w:hAnsi="Times New Roman" w:eastAsia="SimSun"/>
+          <w:sz w:val="22"/>
+        </w:rPr>
+        <w:t>$$j &gt; \varepsilon\, m_g, \qquad\text{so}\qquad j^{*}_g(\varepsilon) = \lceil \varepsilon\, m_g \rceil + 1. \tag{2}$$</w:t>
+      </w:r>
+    </w:p>
+    <w:p>
+      <w:r>
+        <w:rPr>
+          <w:rFonts w:ascii="Times New Roman" w:hAnsi="Times New Roman" w:eastAsia="SimSun"/>
+          <w:i/>
+          <w:sz w:val="22"/>
+        </w:rPr>
+        <w:t>Proof.</w:t>
+      </w:r>
+      <w:r>
+        <w:rPr>
+          <w:rFonts w:ascii="Times New Roman" w:hAnsi="Times New Roman" w:eastAsia="SimSun"/>
+          <w:sz w:val="22"/>
+        </w:rPr>
+        <w:t xml:space="preserve"> Flooding: $p_{\text{fav}}(g) = (f_g + j)/m_g$ for $j \le m_g - f_g$, so $p_{\text{fav}}(g) - p^{</w:t>
+      </w:r>
+      <w:r>
+        <w:rPr>
+          <w:rFonts w:ascii="Times New Roman" w:hAnsi="Times New Roman" w:eastAsia="SimSun"/>
+          <w:i/>
+          <w:sz w:val="22"/>
+        </w:rPr>
+        <w:t>}_{\text{fav}}(g) = j/m_g &gt; \varepsilon \iff j &gt; \varepsilon m_g$. Suppressing: $p_{\text{fav}}(g) = (f_g - j)/m_g$, and $p^{</w:t>
+      </w:r>
+      <w:r>
+        <w:rPr>
+          <w:rFonts w:ascii="Times New Roman" w:hAnsi="Times New Roman" w:eastAsia="SimSun"/>
+          <w:sz w:val="22"/>
+        </w:rPr>
+        <w:t>}_{\text{fav}}(g) - p_{\text{fav}}(g) = j/m_g$, giving the same condition. The smallest integer satisfying the strict inequality is $\lceil \varepsilon m_g\rceil + 1$, which is needed to handle the case where $\varepsilon m_g$ is an integer. $\square$</w:t>
+      </w:r>
+    </w:p>
+    <w:p>
+      <w:r>
+        <w:rPr>
+          <w:rFonts w:ascii="Times New Roman" w:hAnsi="Times New Roman" w:eastAsia="SimSun"/>
+          <w:b/>
+          <w:sz w:val="22"/>
+        </w:rPr>
+        <w:t>Corollary 1 (the *constraint* cost is at most $k$).</w:t>
+      </w:r>
+      <w:r>
+        <w:rPr>
+          <w:rFonts w:ascii="Times New Roman" w:hAnsi="Times New Roman" w:eastAsia="SimSun"/>
+          <w:sz w:val="22"/>
+        </w:rPr>
+        <w:t xml:space="preserve"> Since $m_g \le k$, $j^{*}_g(\varepsilon) \le k$ for all $\varepsilon \le 1$. With $k$ typically 3–5, violating the constraint is cheap in the currency of the constraint itself.</w:t>
+      </w:r>
+    </w:p>
+    <w:p>
+      <w:r>
+        <w:rPr>
+          <w:rFonts w:ascii="Times New Roman" w:hAnsi="Times New Roman" w:eastAsia="SimSun"/>
+          <w:b/>
+          <w:sz w:val="22"/>
+        </w:rPr>
+        <w:t>Corollary 2 (suppression is cheaper than flooding when the clean retrieval is one-sided).</w:t>
+      </w:r>
+      <w:r>
+        <w:rPr>
+          <w:rFonts w:ascii="Times New Roman" w:hAnsi="Times New Roman" w:eastAsia="SimSun"/>
+          <w:sz w:val="22"/>
+        </w:rPr>
+        <w:t xml:space="preserve"> If $f_g = 0$ then $p^{*}_{\text{fav}}(g) = 0$ and the flooding direction requires no violation at all, while the suppression direction must overcome the full rate; if $f_g = m_g$ the reverse holds. The cheaper direction is always the one pushing an already-extreme rate further toward its extreme — consistent with the empirical Finding 9, where the attack drove one group's favourable rate to ceiling rather than shifting both.</w:t>
+      </w:r>
+    </w:p>
+    <w:p>
+      <w:r>
+        <w:rPr>
+          <w:rFonts w:ascii="Times New Roman" w:hAnsi="Times New Roman" w:eastAsia="SimSun"/>
+          <w:b/>
+          <w:sz w:val="22"/>
+        </w:rPr>
+        <w:t>A correction we had to make.</w:t>
+      </w:r>
+      <w:r>
+        <w:rPr>
+          <w:rFonts w:ascii="Times New Roman" w:hAnsi="Times New Roman" w:eastAsia="SimSun"/>
+          <w:sz w:val="22"/>
+        </w:rPr>
+        <w:t xml:space="preserve"> An earlier version of this section concluded from Corollary 1 that "the number of passages required is bounded by a small constant independent of corpus size". That conflates two requirements that behave very differently:</w:t>
+      </w:r>
+    </w:p>
+    <w:tbl>
+      <w:tblPr>
+        <w:tblStyle w:val="TableGrid"/>
+        <w:tblW w:type="auto" w:w="0"/>
+        <w:jc w:val="center"/>
+        <w:tblLook w:firstColumn="1" w:firstRow="1" w:lastColumn="0" w:lastRow="0" w:noHBand="0" w:noVBand="1" w:val="04A0"/>
+      </w:tblPr>
+      <w:tblGrid>
+        <w:gridCol w:w="3213"/>
+        <w:gridCol w:w="3213"/>
+        <w:gridCol w:w="3213"/>
+      </w:tblGrid>
+      <w:tr>
+        <w:tc>
+          <w:tcPr>
+            <w:tcW w:type="dxa" w:w="3213"/>
+            <w:shd w:val="clear" w:color="auto" w:fill="DCE6F1"/>
+          </w:tcPr>
+          <w:p>
+            <w:pPr>
+              <w:spacing w:line="240" w:lineRule="auto" w:after="0"/>
+            </w:pPr>
+            <w:r>
+              <w:rPr>
+                <w:rFonts w:ascii="Times New Roman" w:hAnsi="Times New Roman" w:eastAsia="SimSun"/>
+                <w:b/>
+                <w:sz w:val="19"/>
+              </w:rPr>
+              <w:t>Requirement</w:t>
+            </w:r>
+          </w:p>
+        </w:tc>
+        <w:tc>
+          <w:tcPr>
+            <w:tcW w:type="dxa" w:w="3213"/>
+            <w:shd w:val="clear" w:color="auto" w:fill="DCE6F1"/>
+          </w:tcPr>
+          <w:p>
+            <w:pPr>
+              <w:spacing w:line="240" w:lineRule="auto" w:after="0"/>
+            </w:pPr>
+            <w:r>
+              <w:rPr>
+                <w:rFonts w:ascii="Times New Roman" w:hAnsi="Times New Roman" w:eastAsia="SimSun"/>
+                <w:b/>
+                <w:sz w:val="19"/>
+              </w:rPr>
+              <w:t>Governed by</w:t>
+            </w:r>
+          </w:p>
+        </w:tc>
+        <w:tc>
+          <w:tcPr>
+            <w:tcW w:type="dxa" w:w="3213"/>
+            <w:shd w:val="clear" w:color="auto" w:fill="DCE6F1"/>
+          </w:tcPr>
+          <w:p>
+            <w:pPr>
+              <w:spacing w:line="240" w:lineRule="auto" w:after="0"/>
+            </w:pPr>
+            <w:r>
+              <w:rPr>
+                <w:rFonts w:ascii="Times New Roman" w:hAnsi="Times New Roman" w:eastAsia="SimSun"/>
+                <w:b/>
+                <w:sz w:val="19"/>
+              </w:rPr>
+              <w:t>Depends on corpus size?</w:t>
+            </w:r>
+          </w:p>
+        </w:tc>
+      </w:tr>
+      <w:tr>
+        <w:tc>
+          <w:tcPr>
+            <w:tcW w:type="dxa" w:w="3213"/>
+          </w:tcPr>
+          <w:p>
+            <w:pPr>
+              <w:spacing w:line="240" w:lineRule="auto" w:after="0"/>
+            </w:pPr>
+            <w:r>
+              <w:rPr>
+                <w:rFonts w:ascii="Times New Roman" w:hAnsi="Times New Roman" w:eastAsia="SimSun"/>
+                <w:b/>
+                <w:sz w:val="19"/>
+              </w:rPr>
+              <w:t>Violate the constraint</w:t>
+            </w:r>
+            <w:r>
+              <w:rPr>
+                <w:rFonts w:ascii="Times New Roman" w:hAnsi="Times New Roman" w:eastAsia="SimSun"/>
+                <w:sz w:val="19"/>
+              </w:rPr>
+              <w:t xml:space="preserve"> (Prop. 2)</w:t>
+            </w:r>
+          </w:p>
+        </w:tc>
+        <w:tc>
+          <w:tcPr>
+            <w:tcW w:type="dxa" w:w="3213"/>
+          </w:tcPr>
+          <w:p>
+            <w:pPr>
+              <w:spacing w:line="240" w:lineRule="auto" w:after="0"/>
+            </w:pPr>
+            <w:r>
+              <w:rPr>
+                <w:rFonts w:ascii="Times New Roman" w:hAnsi="Times New Roman" w:eastAsia="SimSun"/>
+                <w:sz w:val="19"/>
+              </w:rPr>
+              <w:t>$\varepsilon$ and $m_g \le k$</w:t>
+            </w:r>
+          </w:p>
+        </w:tc>
+        <w:tc>
+          <w:tcPr>
+            <w:tcW w:type="dxa" w:w="3213"/>
+          </w:tcPr>
+          <w:p>
+            <w:pPr>
+              <w:spacing w:line="240" w:lineRule="auto" w:after="0"/>
+            </w:pPr>
+            <w:r>
+              <w:rPr>
+                <w:rFonts w:ascii="Times New Roman" w:hAnsi="Times New Roman" w:eastAsia="SimSun"/>
+                <w:b/>
+                <w:sz w:val="19"/>
+              </w:rPr>
+              <w:t>No</w:t>
+            </w:r>
+          </w:p>
+        </w:tc>
+      </w:tr>
+      <w:tr>
+        <w:tc>
+          <w:tcPr>
+            <w:tcW w:type="dxa" w:w="3213"/>
+          </w:tcPr>
+          <w:p>
+            <w:pPr>
+              <w:spacing w:line="240" w:lineRule="auto" w:after="0"/>
+            </w:pPr>
+            <w:r>
+              <w:rPr>
+                <w:rFonts w:ascii="Times New Roman" w:hAnsi="Times New Roman" w:eastAsia="SimSun"/>
+                <w:b/>
+                <w:sz w:val="19"/>
+              </w:rPr>
+              <w:t>Be retrieved at all</w:t>
+            </w:r>
+          </w:p>
+        </w:tc>
+        <w:tc>
+          <w:tcPr>
+            <w:tcW w:type="dxa" w:w="3213"/>
+          </w:tcPr>
+          <w:p>
+            <w:pPr>
+              <w:spacing w:line="240" w:lineRule="auto" w:after="0"/>
+            </w:pPr>
+            <w:r>
+              <w:rPr>
+                <w:rFonts w:ascii="Times New Roman" w:hAnsi="Times New Roman" w:eastAsia="SimSun"/>
+                <w:sz w:val="19"/>
+              </w:rPr>
+              <w:t>whether injected passages out-rank the clean competition</w:t>
+            </w:r>
+          </w:p>
+        </w:tc>
+        <w:tc>
+          <w:tcPr>
+            <w:tcW w:type="dxa" w:w="3213"/>
+          </w:tcPr>
+          <w:p>
+            <w:pPr>
+              <w:spacing w:line="240" w:lineRule="auto" w:after="0"/>
+            </w:pPr>
+            <w:r>
+              <w:rPr>
+                <w:rFonts w:ascii="Times New Roman" w:hAnsi="Times New Roman" w:eastAsia="SimSun"/>
+                <w:b/>
+                <w:sz w:val="19"/>
+              </w:rPr>
+              <w:t>Yes</w:t>
+            </w:r>
+          </w:p>
+        </w:tc>
+      </w:tr>
+    </w:tbl>
+    <w:p/>
+    <w:p>
+      <w:r>
+        <w:rPr>
+          <w:rFonts w:ascii="Times New Roman" w:hAnsi="Times New Roman" w:eastAsia="SimSun"/>
+          <w:sz w:val="22"/>
+        </w:rPr>
+        <w:t xml:space="preserve">The second is the </w:t>
+      </w:r>
+      <w:r>
+        <w:rPr>
+          <w:rFonts w:ascii="Times New Roman" w:hAnsi="Times New Roman" w:eastAsia="SimSun"/>
+          <w:i/>
+          <w:sz w:val="22"/>
+        </w:rPr>
+        <w:t>premise</w:t>
+      </w:r>
+      <w:r>
+        <w:rPr>
+          <w:rFonts w:ascii="Times New Roman" w:hAnsi="Times New Roman" w:eastAsia="SimSun"/>
+          <w:sz w:val="22"/>
+        </w:rPr>
+        <w:t xml:space="preserve"> of the derivation, not its conclusion. Our measurements show that premise failing in a corpus-dependent way: on the controlled corpus </w:t>
+      </w:r>
+      <w:r>
+        <w:rPr>
+          <w:rFonts w:ascii="Times New Roman" w:hAnsi="Times New Roman" w:eastAsia="SimSun"/>
+          <w:b/>
+          <w:sz w:val="22"/>
+        </w:rPr>
+        <w:t>2 injected passages per stratum (0.1% of 1,824)</w:t>
+      </w:r>
+      <w:r>
+        <w:rPr>
+          <w:rFonts w:ascii="Times New Roman" w:hAnsi="Times New Roman" w:eastAsia="SimSun"/>
+          <w:sz w:val="22"/>
+        </w:rPr>
+        <w:t xml:space="preserve"> already reach </w:t>
+      </w:r>
+      <w:r>
+        <w:rPr>
+          <w:rFonts w:ascii="Consolas" w:hAnsi="Consolas" w:eastAsia="Consolas"/>
+          <w:sz w:val="21"/>
+        </w:rPr>
+        <w:t>poison@k</w:t>
+      </w:r>
+      <w:r>
+        <w:rPr>
+          <w:rFonts w:ascii="Times New Roman" w:hAnsi="Times New Roman" w:eastAsia="SimSun"/>
+          <w:sz w:val="22"/>
+        </w:rPr>
+        <w:t xml:space="preserve"> = 0.688, whereas on BBQ </w:t>
+      </w:r>
+      <w:r>
+        <w:rPr>
+          <w:rFonts w:ascii="Times New Roman" w:hAnsi="Times New Roman" w:eastAsia="SimSun"/>
+          <w:b/>
+          <w:sz w:val="22"/>
+        </w:rPr>
+        <w:t>356 per stratum (2% of 17,792)</w:t>
+      </w:r>
+      <w:r>
+        <w:rPr>
+          <w:rFonts w:ascii="Times New Roman" w:hAnsi="Times New Roman" w:eastAsia="SimSun"/>
+          <w:sz w:val="22"/>
+        </w:rPr>
+        <w:t xml:space="preserve"> reach </w:t>
+      </w:r>
+      <w:r>
+        <w:rPr>
+          <w:rFonts w:ascii="Times New Roman" w:hAnsi="Times New Roman" w:eastAsia="SimSun"/>
+          <w:b/>
+          <w:sz w:val="22"/>
+        </w:rPr>
+        <w:t>0.000</w:t>
+      </w:r>
+      <w:r>
+        <w:rPr>
+          <w:rFonts w:ascii="Times New Roman" w:hAnsi="Times New Roman" w:eastAsia="SimSun"/>
+          <w:sz w:val="22"/>
+        </w:rPr>
+        <w:t>. Nor is $j^{</w:t>
+      </w:r>
+      <w:r>
+        <w:rPr>
+          <w:rFonts w:ascii="Times New Roman" w:hAnsi="Times New Roman" w:eastAsia="SimSun"/>
+          <w:i/>
+          <w:sz w:val="22"/>
+        </w:rPr>
+        <w:t xml:space="preserve">} \le k = 5$ sufficient on the controlled corpus, where 5 passages reach only 0.750 — replacement requires out-ranking a large field of equally relevant clean passages. The defensible statement is therefore conditional: </w:t>
+      </w:r>
+      <w:r>
+        <w:rPr>
+          <w:rFonts w:ascii="Times New Roman" w:hAnsi="Times New Roman" w:eastAsia="SimSun"/>
+          <w:i/>
+          <w:sz w:val="22"/>
+        </w:rPr>
+        <w:t>once the attacker's passages are retrieved, violating an ε-constraint costs at most $k$ replacements; whether they are retrieved is governed by the attack's relevance advantage, which is corpus- and encoder-dependent (Findings 4 and 7).</w:t>
+      </w:r>
+      <w:r>
+        <w:rPr>
+          <w:rFonts w:ascii="Times New Roman" w:hAnsi="Times New Roman" w:eastAsia="SimSun"/>
+          <w:i/>
+          <w:sz w:val="22"/>
+        </w:rPr>
+        <w:t xml:space="preserve"> The error mattered: taken at face value it predicts that injection </w:t>
+      </w:r>
+      <w:r>
+        <w:rPr>
+          <w:rFonts w:ascii="Times New Roman" w:hAnsi="Times New Roman" w:eastAsia="SimSun"/>
+          <w:sz w:val="22"/>
+        </w:rPr>
+        <w:t>rate* is irrelevant, which our rate sweep falsifies.</w:t>
+      </w:r>
+    </w:p>
+    <w:p>
+      <w:pPr>
+        <w:shd w:val="clear" w:color="auto" w:fill="DCE6F1"/>
+        <w:spacing w:before="200" w:after="80"/>
+      </w:pPr>
+      <w:r>
+        <w:rPr>
+          <w:rFonts w:ascii="Times New Roman" w:hAnsi="Times New Roman" w:eastAsia="Microsoft YaHei"/>
+          <w:b/>
+          <w:sz w:val="26"/>
+        </w:rPr>
+        <w:t>6.4 Proposition 3 — the trilemma</w:t>
+      </w:r>
+    </w:p>
+    <w:p>
+      <w:r>
+        <w:rPr>
+          <w:rFonts w:ascii="Times New Roman" w:hAnsi="Times New Roman" w:eastAsia="SimSun"/>
+          <w:b/>
+          <w:sz w:val="22"/>
+        </w:rPr>
+        <w:t>Assumption (relevance overlap).</w:t>
+      </w:r>
+      <w:r>
+        <w:rPr>
+          <w:rFonts w:ascii="Times New Roman" w:hAnsi="Times New Roman" w:eastAsia="SimSun"/>
+          <w:sz w:val="22"/>
+        </w:rPr>
+        <w:t xml:space="preserve"> Every injected passage admits an admissible selection: for each $a \in \mathcal{A}$ there is $\mathcal{D} \in \mathcal{P}$ with $a \in \mathcal{D}$, where $\mathcal{P}$ is the set of selections meeting a utility floor (e.g. every selected passage is within a relevance loss $\delta$ of the unconstrained top-$k$). This is the standard assumption of corpus-poisoning work and our measurements support it — the projection attack attains </w:t>
+      </w:r>
+      <w:r>
+        <w:rPr>
+          <w:rFonts w:ascii="Consolas" w:hAnsi="Consolas" w:eastAsia="Consolas"/>
+          <w:sz w:val="21"/>
+        </w:rPr>
+        <w:t>poison@k</w:t>
+      </w:r>
+      <w:r>
+        <w:rPr>
+          <w:rFonts w:ascii="Times New Roman" w:hAnsi="Times New Roman" w:eastAsia="SimSun"/>
+          <w:sz w:val="22"/>
+        </w:rPr>
+        <w:t xml:space="preserve"> = 1.000 on our retrievers and 0.903–1.000 on real encoders at $\rho = 0.1\%$.</w:t>
+      </w:r>
+    </w:p>
+    <w:p>
+      <w:r>
+        <w:rPr>
+          <w:rFonts w:ascii="Times New Roman" w:hAnsi="Times New Roman" w:eastAsia="SimSun"/>
+          <w:b/>
+          <w:sz w:val="22"/>
+        </w:rPr>
+        <w:t>Proposition 3.</w:t>
+      </w:r>
+      <w:r>
+        <w:rPr>
+          <w:rFonts w:ascii="Times New Roman" w:hAnsi="Times New Roman" w:eastAsia="SimSun"/>
+          <w:sz w:val="22"/>
+        </w:rPr>
+        <w:t xml:space="preserve"> Under relevance overlap, for every $\varepsilon$ there exists an injection of at most $k$ passages per group that is simultaneously ε-feasible and $\mathcal{P}$-admissible.</w:t>
+      </w:r>
+    </w:p>
+    <w:p>
+      <w:r>
+        <w:rPr>
+          <w:rFonts w:ascii="Times New Roman" w:hAnsi="Times New Roman" w:eastAsia="SimSun"/>
+          <w:i/>
+          <w:sz w:val="22"/>
+        </w:rPr>
+        <w:t>Proof.</w:t>
+      </w:r>
+      <w:r>
+        <w:rPr>
+          <w:rFonts w:ascii="Times New Roman" w:hAnsi="Times New Roman" w:eastAsia="SimSun"/>
+          <w:sz w:val="22"/>
+        </w:rPr>
+        <w:t xml:space="preserve"> Prop. 1 supplies an injection that is ε-feasible for all $\varepsilon$; relevance overlap supplies a $\mathcal{P}$-admissible selection containing each of its passages; the intersection is non-empty. $\square$</w:t>
+      </w:r>
+    </w:p>
+    <w:p>
+      <w:r>
+        <w:rPr>
+          <w:rFonts w:ascii="Times New Roman" w:hAnsi="Times New Roman" w:eastAsia="SimSun"/>
+          <w:b/>
+          <w:sz w:val="22"/>
+        </w:rPr>
+        <w:t>Consequence — the trilemma.</w:t>
+      </w:r>
+      <w:r>
+        <w:rPr>
+          <w:rFonts w:ascii="Times New Roman" w:hAnsi="Times New Roman" w:eastAsia="SimSun"/>
+          <w:sz w:val="22"/>
+        </w:rPr>
+        <w:t xml:space="preserve"> A distribution-constrained defense faces three requirements and can satisfy at most two:</w:t>
+      </w:r>
+    </w:p>
+    <w:tbl>
+      <w:tblPr>
+        <w:tblStyle w:val="TableGrid"/>
+        <w:tblW w:type="auto" w:w="0"/>
+        <w:jc w:val="center"/>
+        <w:tblLook w:firstColumn="1" w:firstRow="1" w:lastColumn="0" w:lastRow="0" w:noHBand="0" w:noVBand="1" w:val="04A0"/>
+      </w:tblPr>
+      <w:tblGrid>
+        <w:gridCol w:w="4819"/>
+        <w:gridCol w:w="4819"/>
+      </w:tblGrid>
+      <w:tr>
+        <w:tc>
+          <w:tcPr>
+            <w:tcW w:type="dxa" w:w="4819"/>
+            <w:shd w:val="clear" w:color="auto" w:fill="DCE6F1"/>
+          </w:tcPr>
+          <w:p>
+            <w:pPr>
+              <w:spacing w:line="240" w:lineRule="auto" w:after="0"/>
+            </w:pPr>
+            <w:r>
+              <w:rPr>
+                <w:rFonts w:ascii="Times New Roman" w:hAnsi="Times New Roman" w:eastAsia="SimSun"/>
+                <w:b/>
+                <w:sz w:val="19"/>
+              </w:rPr>
+              <w:t>Requirement</w:t>
+            </w:r>
+          </w:p>
+        </w:tc>
+        <w:tc>
+          <w:tcPr>
+            <w:tcW w:type="dxa" w:w="4819"/>
+            <w:shd w:val="clear" w:color="auto" w:fill="DCE6F1"/>
+          </w:tcPr>
+          <w:p>
+            <w:pPr>
+              <w:spacing w:line="240" w:lineRule="auto" w:after="0"/>
+            </w:pPr>
+            <w:r>
+              <w:rPr>
+                <w:rFonts w:ascii="Times New Roman" w:hAnsi="Times New Roman" w:eastAsia="SimSun"/>
+                <w:b/>
+                <w:sz w:val="19"/>
+              </w:rPr>
+              <w:t>Formal condition</w:t>
+            </w:r>
+          </w:p>
+        </w:tc>
+      </w:tr>
+      <w:tr>
+        <w:tc>
+          <w:tcPr>
+            <w:tcW w:type="dxa" w:w="4819"/>
+          </w:tcPr>
+          <w:p>
+            <w:pPr>
+              <w:spacing w:line="240" w:lineRule="auto" w:after="0"/>
+            </w:pPr>
+            <w:r>
+              <w:rPr>
+                <w:rFonts w:ascii="Times New Roman" w:hAnsi="Times New Roman" w:eastAsia="SimSun"/>
+                <w:b/>
+                <w:sz w:val="19"/>
+              </w:rPr>
+              <w:t>Soundness</w:t>
+            </w:r>
+            <w:r>
+              <w:rPr>
+                <w:rFonts w:ascii="Times New Roman" w:hAnsi="Times New Roman" w:eastAsia="SimSun"/>
+                <w:sz w:val="19"/>
+              </w:rPr>
+              <w:t xml:space="preserve"> — exclude adversarial passages</w:t>
+            </w:r>
+          </w:p>
+        </w:tc>
+        <w:tc>
+          <w:tcPr>
+            <w:tcW w:type="dxa" w:w="4819"/>
+          </w:tcPr>
+          <w:p>
+            <w:pPr>
+              <w:spacing w:line="240" w:lineRule="auto" w:after="0"/>
+            </w:pPr>
+            <w:r>
+              <w:rPr>
+                <w:rFonts w:ascii="Times New Roman" w:hAnsi="Times New Roman" w:eastAsia="SimSun"/>
+                <w:sz w:val="19"/>
+              </w:rPr>
+              <w:t>$\mathcal{R}_\varepsilon \cap \{\mathcal{D} : \mathcal{D}\cap\mathcal{A} \neq \emptyset\} = \emptyset$</w:t>
+            </w:r>
+          </w:p>
+        </w:tc>
+      </w:tr>
+      <w:tr>
+        <w:tc>
+          <w:tcPr>
+            <w:tcW w:type="dxa" w:w="4819"/>
+          </w:tcPr>
+          <w:p>
+            <w:pPr>
+              <w:spacing w:line="240" w:lineRule="auto" w:after="0"/>
+            </w:pPr>
+            <w:r>
+              <w:rPr>
+                <w:rFonts w:ascii="Times New Roman" w:hAnsi="Times New Roman" w:eastAsia="SimSun"/>
+                <w:b/>
+                <w:sz w:val="19"/>
+              </w:rPr>
+              <w:t>Usefulness</w:t>
+            </w:r>
+            <w:r>
+              <w:rPr>
+                <w:rFonts w:ascii="Times New Roman" w:hAnsi="Times New Roman" w:eastAsia="SimSun"/>
+                <w:sz w:val="19"/>
+              </w:rPr>
+              <w:t xml:space="preserve"> — admit good clean selections</w:t>
+            </w:r>
+          </w:p>
+        </w:tc>
+        <w:tc>
+          <w:tcPr>
+            <w:tcW w:type="dxa" w:w="4819"/>
+          </w:tcPr>
+          <w:p>
+            <w:pPr>
+              <w:spacing w:line="240" w:lineRule="auto" w:after="0"/>
+            </w:pPr>
+            <w:r>
+              <w:rPr>
+                <w:rFonts w:ascii="Times New Roman" w:hAnsi="Times New Roman" w:eastAsia="SimSun"/>
+                <w:sz w:val="19"/>
+              </w:rPr>
+              <w:t>$\mathcal{R}_\varepsilon \cap \mathcal{P} \neq \emptyset$</w:t>
+            </w:r>
+          </w:p>
+        </w:tc>
+      </w:tr>
+      <w:tr>
+        <w:tc>
+          <w:tcPr>
+            <w:tcW w:type="dxa" w:w="4819"/>
+          </w:tcPr>
+          <w:p>
+            <w:pPr>
+              <w:spacing w:line="240" w:lineRule="auto" w:after="0"/>
+            </w:pPr>
+            <w:r>
+              <w:rPr>
+                <w:rFonts w:ascii="Times New Roman" w:hAnsi="Times New Roman" w:eastAsia="SimSun"/>
+                <w:b/>
+                <w:sz w:val="19"/>
+              </w:rPr>
+              <w:t>Tightness</w:t>
+            </w:r>
+            <w:r>
+              <w:rPr>
+                <w:rFonts w:ascii="Times New Roman" w:hAnsi="Times New Roman" w:eastAsia="SimSun"/>
+                <w:sz w:val="19"/>
+              </w:rPr>
+              <w:t xml:space="preserve"> — a non-vacuous constraint</w:t>
+            </w:r>
+          </w:p>
+        </w:tc>
+        <w:tc>
+          <w:tcPr>
+            <w:tcW w:type="dxa" w:w="4819"/>
+          </w:tcPr>
+          <w:p>
+            <w:pPr>
+              <w:spacing w:line="240" w:lineRule="auto" w:after="0"/>
+            </w:pPr>
+            <w:r>
+              <w:rPr>
+                <w:rFonts w:ascii="Times New Roman" w:hAnsi="Times New Roman" w:eastAsia="SimSun"/>
+                <w:sz w:val="19"/>
+              </w:rPr>
+              <w:t>$\varepsilon &lt; 1$</w:t>
+            </w:r>
+          </w:p>
+        </w:tc>
+      </w:tr>
+    </w:tbl>
+    <w:p/>
+    <w:p>
+      <w:r>
+        <w:rPr>
+          <w:rFonts w:ascii="Times New Roman" w:hAnsi="Times New Roman" w:eastAsia="SimSun"/>
+          <w:sz w:val="22"/>
+        </w:rPr>
+        <w:t>Soundness fails for every $\varepsilon$ whenever the attacker can construct an ε-feasible injection — which requires only knowledge of $p^{*}$ and $\varepsilon$, both public for an auditable defense. So a defense must either (i) accept adversarial passages, (ii) restrict $\mathcal{R}_\varepsilon$ so severely that $\mathcal{R}_\varepsilon \cap \mathcal{P}$ shrinks or empties, sacrificing Usefulness, or (iii) set $\varepsilon$ so large the constraint is vacuous, sacrificing Tightness.</w:t>
+      </w:r>
+    </w:p>
+    <w:p>
+      <w:r>
+        <w:rPr>
+          <w:rFonts w:ascii="Times New Roman" w:hAnsi="Times New Roman" w:eastAsia="SimSun"/>
+          <w:b/>
+          <w:sz w:val="22"/>
+        </w:rPr>
+        <w:t>This is the formal content of the paper's central claim, and our experiments land on all three horns.</w:t>
+      </w:r>
+      <w:r>
+        <w:rPr>
+          <w:rFonts w:ascii="Times New Roman" w:hAnsi="Times New Roman" w:eastAsia="SimSun"/>
+          <w:sz w:val="22"/>
+        </w:rPr>
+        <w:t xml:space="preserve"> (i) Soundness fails: </w:t>
+      </w:r>
+      <w:r>
+        <w:rPr>
+          <w:rFonts w:ascii="Consolas" w:hAnsi="Consolas" w:eastAsia="Consolas"/>
+          <w:sz w:val="21"/>
+        </w:rPr>
+        <w:t>poison@k</w:t>
+      </w:r>
+      <w:r>
+        <w:rPr>
+          <w:rFonts w:ascii="Times New Roman" w:hAnsi="Times New Roman" w:eastAsia="SimSun"/>
+          <w:sz w:val="22"/>
+        </w:rPr>
+        <w:t xml:space="preserve"> equals no defense at every $\varepsilon$ on four retrievers, two corpora and all injection rates. (ii) Usefulness is squeezed: tightening the R1 budget to $\varepsilon=0$ on the controlled corpus changes </w:t>
+      </w:r>
+      <w:r>
+        <w:rPr>
+          <w:rFonts w:ascii="Consolas" w:hAnsi="Consolas" w:eastAsia="Consolas"/>
+          <w:sz w:val="21"/>
+        </w:rPr>
+        <w:t>in_pool_rate</w:t>
+      </w:r>
+      <w:r>
+        <w:rPr>
+          <w:rFonts w:ascii="Times New Roman" w:hAnsi="Times New Roman" w:eastAsia="SimSun"/>
+          <w:sz w:val="22"/>
+        </w:rPr>
+        <w:t xml:space="preserve"> from 0.017 to 0.088 with no security gain, and on the dense back-end from 0.2437 to 0.2812 — i.e. the constraint perturbs the selection without excluding anything. (iii) Tightness is vacuous at $\varepsilon = 1$, where the constraint reduces to no defense by construction.</w:t>
+      </w:r>
+    </w:p>
+    <w:p>
+      <w:pPr>
+        <w:shd w:val="clear" w:color="auto" w:fill="DCE6F1"/>
+        <w:spacing w:before="200" w:after="80"/>
+      </w:pPr>
+      <w:r>
+        <w:rPr>
+          <w:rFonts w:ascii="Times New Roman" w:hAnsi="Times New Roman" w:eastAsia="Microsoft YaHei"/>
+          <w:b/>
+          <w:sz w:val="26"/>
+        </w:rPr>
+        <w:t>6.5 Dimensionality does not help, and the only escape is individual-level evidence</w:t>
+      </w:r>
+    </w:p>
+    <w:p>
+      <w:r>
+        <w:rPr>
+          <w:rFonts w:ascii="Times New Roman" w:hAnsi="Times New Roman" w:eastAsia="SimSun"/>
+          <w:sz w:val="22"/>
+        </w:rPr>
+        <w:t>Two consequences of the above are the actionable content of this section.</w:t>
+      </w:r>
+    </w:p>
+    <w:p>
+      <w:r>
+        <w:rPr>
+          <w:rFonts w:ascii="Times New Roman" w:hAnsi="Times New Roman" w:eastAsia="SimSun"/>
+          <w:b/>
+          <w:sz w:val="22"/>
+        </w:rPr>
+        <w:t>(a) Adding dimensions does not shrink the admissible set usefully.</w:t>
+      </w:r>
+      <w:r>
+        <w:rPr>
+          <w:rFonts w:ascii="Times New Roman" w:hAnsi="Times New Roman" w:eastAsia="SimSun"/>
+          <w:sz w:val="22"/>
+        </w:rPr>
+        <w:t xml:space="preserve"> Extending the constraint from R1 to R2 to $m$ dimensions does not remove adversarial selections from $\mathcal{R}$; it gives the attacker more statistics to match, all of them computable from the public references. Prop. 1 applies verbatim with $\mathcal{R}$ the $m$-dimensional feasible set. The attacker's cost rises, their </w:t>
+      </w:r>
+      <w:r>
+        <w:rPr>
+          <w:rFonts w:ascii="Times New Roman" w:hAnsi="Times New Roman" w:eastAsia="SimSun"/>
+          <w:i/>
+          <w:sz w:val="22"/>
+        </w:rPr>
+        <w:t>feasibility</w:t>
+      </w:r>
+      <w:r>
+        <w:rPr>
+          <w:rFonts w:ascii="Times New Roman" w:hAnsi="Times New Roman" w:eastAsia="SimSun"/>
+          <w:sz w:val="22"/>
+        </w:rPr>
+        <w:t xml:space="preserve"> does not fall — and since Prop. 2 bounds the cost by $k$, the rise is cheap.</w:t>
+      </w:r>
+    </w:p>
+    <w:p>
+      <w:r>
+        <w:rPr>
+          <w:rFonts w:ascii="Times New Roman" w:hAnsi="Times New Roman" w:eastAsia="SimSun"/>
+          <w:b/>
+          <w:sz w:val="22"/>
+        </w:rPr>
+        <w:t>(b) The only escape is evidence about individual passages.</w:t>
+      </w:r>
+      <w:r>
+        <w:rPr>
+          <w:rFonts w:ascii="Times New Roman" w:hAnsi="Times New Roman" w:eastAsia="SimSun"/>
+          <w:sz w:val="22"/>
+        </w:rPr>
+        <w:t xml:space="preserve"> To exclude an adversarial passage a defense must evaluate a property of </w:t>
+      </w:r>
+      <w:r>
+        <w:rPr>
+          <w:rFonts w:ascii="Times New Roman" w:hAnsi="Times New Roman" w:eastAsia="SimSun"/>
+          <w:i/>
+          <w:sz w:val="22"/>
+        </w:rPr>
+        <w:t>that passage</w:t>
+      </w:r>
+      <w:r>
+        <w:rPr>
+          <w:rFonts w:ascii="Times New Roman" w:hAnsi="Times New Roman" w:eastAsia="SimSun"/>
+          <w:sz w:val="22"/>
+        </w:rPr>
+        <w:t xml:space="preserve"> that is not a function of the retrieved set's aggregate. In the adversarial setting this is a provenance question, answerable only from traces the attacker's optimisation leaves behind. §7 reports one candidate and its validity threat.</w:t>
+      </w:r>
+    </w:p>
+    <w:p>
+      <w:r>
+        <w:rPr>
+          <w:rFonts w:ascii="Times New Roman" w:hAnsi="Times New Roman" w:eastAsia="SimSun"/>
+          <w:sz w:val="22"/>
+        </w:rPr>
+        <w:t xml:space="preserve">This reframes the problem. Prior work in this area is an </w:t>
+      </w:r>
+      <w:r>
+        <w:rPr>
+          <w:rFonts w:ascii="Times New Roman" w:hAnsi="Times New Roman" w:eastAsia="SimSun"/>
+          <w:b/>
+          <w:sz w:val="22"/>
+        </w:rPr>
+        <w:t>optimisation</w:t>
+      </w:r>
+      <w:r>
+        <w:rPr>
+          <w:rFonts w:ascii="Times New Roman" w:hAnsi="Times New Roman" w:eastAsia="SimSun"/>
+          <w:sz w:val="22"/>
+        </w:rPr>
+        <w:t xml:space="preserve"> problem — which composition is fairest, and how to reach it. Under an adversary it becomes a </w:t>
+      </w:r>
+      <w:r>
+        <w:rPr>
+          <w:rFonts w:ascii="Times New Roman" w:hAnsi="Times New Roman" w:eastAsia="SimSun"/>
+          <w:b/>
+          <w:sz w:val="22"/>
+        </w:rPr>
+        <w:t>detection</w:t>
+      </w:r>
+      <w:r>
+        <w:rPr>
+          <w:rFonts w:ascii="Times New Roman" w:hAnsi="Times New Roman" w:eastAsia="SimSun"/>
+          <w:sz w:val="22"/>
+        </w:rPr>
+        <w:t xml:space="preserve"> problem, and §5.3 shows the two are not interchangeable: a defense can improve its fairness objective while its security objective is untouched. Prop. 3 is the reason the optimisation framing cannot be repaired by tuning: the failure is not at the optimum, it is in the feasible set.</w:t>
+      </w:r>
+    </w:p>
+    <w:p>
+      <w:r>
+        <w:rPr>
+          <w:rFonts w:ascii="Times New Roman" w:hAnsi="Times New Roman" w:eastAsia="SimSun"/>
+          <w:b/>
+          <w:sz w:val="22"/>
+        </w:rPr>
+        <w:t>What this analysis does not establish.</w:t>
+      </w:r>
+      <w:r>
+        <w:rPr>
+          <w:rFonts w:ascii="Times New Roman" w:hAnsi="Times New Roman" w:eastAsia="SimSun"/>
+          <w:sz w:val="22"/>
+        </w:rPr>
+        <w:t xml:space="preserve"> Prop. 3 rests on the relevance-overlap assumption, which we support empirically but do not prove. A defense able to certify that an injected passage is </w:t>
+      </w:r>
+      <w:r>
+        <w:rPr>
+          <w:rFonts w:ascii="Times New Roman" w:hAnsi="Times New Roman" w:eastAsia="SimSun"/>
+          <w:i/>
+          <w:sz w:val="22"/>
+        </w:rPr>
+        <w:t>not</w:t>
+      </w:r>
+      <w:r>
+        <w:rPr>
+          <w:rFonts w:ascii="Times New Roman" w:hAnsi="Times New Roman" w:eastAsia="SimSun"/>
+          <w:sz w:val="22"/>
+        </w:rPr>
+        <w:t xml:space="preserve"> δ-competitive — for instance by proving a relevance upper bound for it — would escape the trilemma, and we know of no such defense in this literature. Constructing one is, in our view, the most promising direction this analysis opens. Prop. 2's bound also assumes replacement, i.e. that injected passages out-rank those they displace; when they do not the bound is vacuous rather than wrong, which is exactly the corpus- and encoder-dependence documented in Findings 4 and 7. Finally, the analysis is pointwise in the query; a defense enforcing the constraint in expectation across queries has more room than the version analysed here, though ours are pointwise, so the measurements are unaffected.</w:t>
       </w:r>
     </w:p>
     <w:p>
@@ -13927,7 +14911,7 @@
           <w:rFonts w:ascii="Times New Roman" w:hAnsi="Times New Roman" w:eastAsia="SimSun"/>
           <w:sz w:val="22"/>
         </w:rPr>
-        <w:t xml:space="preserve"> This is the binding constraint on this line of work, and it is worth stating plainly rather than as a data-collection to-do. R1 needs a group label per passage; R2 needs a stance label per passage. NQ and MS MARCO — the standard neutral retrieval corpora — carry neither, and stance toward a social group is not a property that can be inferred from a neutral passage, because a neutral passage does not express one. We therefore could not substitute a neutral corpus for BBQ, and neither can the defenses we evaluate: an R1-constraining defense needs the same group labels, and an R2-constraining defense needs labels that no existing neutral corpus provides. The framework's applicability is thus bounded by annotation, not by computation, and constructing a neutral, group- and stance-annotated retrieval benchmark is the field's outstanding infrastructure problem. Our two corpora bound the behaviour from the two sides available today: a template-controlled corpus with an exact known reference, and a naturally written bias benchmark. [FILL: construct or adopt such a benchmark.]</w:t>
+        <w:t xml:space="preserve"> This is the binding constraint on this line of work, and it is worth stating plainly rather than as a data-collection to-do. R1 needs a group label per passage; R2 needs a stance label per passage. NQ and MS MARCO — the standard neutral retrieval corpora — carry neither, and stance toward a social group is not a property that can be inferred from a neutral passage, because a neutral passage does not express one. We therefore could not substitute a neutral corpus for BBQ, and neither can the defenses we evaluate: an R1-constraining defense needs the same group labels, and an R2-constraining defense needs labels that no existing neutral corpus provides. The framework's applicability is thus bounded by annotation, not by computation, and constructing a neutral, group- and stance-annotated retrieval benchmark is the field's outstanding infrastructure problem. Our two corpora bound the behaviour from the two sides available today: a template-controlled corpus with an exactly known reference, and a naturally written bias benchmark. We flag this as an open problem rather than a gap in the present study.</w:t>
       </w:r>
     </w:p>
     <w:p>

--- a/paper/manuscript_R1R2_v1.docx
+++ b/paper/manuscript_R1R2_v1.docx
@@ -13068,6 +13068,889 @@
           <w:sz w:val="22"/>
         </w:rPr>
         <w:t xml:space="preserve"> to no defense at every $\varepsilon$ rather than merely close to it: the injected selection is not near the boundary of $\mathcal{R}_\varepsilon$, it is at the reference point.</w:t>
+      </w:r>
+    </w:p>
+    <w:p>
+      <w:r>
+        <w:rPr>
+          <w:rFonts w:ascii="Times New Roman" w:hAnsi="Times New Roman" w:eastAsia="SimSun"/>
+          <w:b/>
+          <w:sz w:val="22"/>
+        </w:rPr>
+        <w:t>Empirical check.</w:t>
+      </w:r>
+      <w:r>
+        <w:rPr>
+          <w:rFonts w:ascii="Times New Roman" w:hAnsi="Times New Roman" w:eastAsia="SimSun"/>
+          <w:sz w:val="22"/>
+        </w:rPr>
+        <w:t xml:space="preserve"> Table 12 reports the prediction of Prop. 1 against every configuration we ran: if the injected selection sits at the reference point, then constraining the R1 budget must leave adversarial inclusion </w:t>
+      </w:r>
+      <w:r>
+        <w:rPr>
+          <w:rFonts w:ascii="Times New Roman" w:hAnsi="Times New Roman" w:eastAsia="SimSun"/>
+          <w:i/>
+          <w:sz w:val="22"/>
+        </w:rPr>
+        <w:t>exactly</w:t>
+      </w:r>
+      <w:r>
+        <w:rPr>
+          <w:rFonts w:ascii="Times New Roman" w:hAnsi="Times New Roman" w:eastAsia="SimSun"/>
+          <w:sz w:val="22"/>
+        </w:rPr>
+        <w:t xml:space="preserve"> unchanged at every tolerance.</w:t>
+      </w:r>
+    </w:p>
+    <w:p>
+      <w:r>
+        <w:rPr>
+          <w:rFonts w:ascii="Times New Roman" w:hAnsi="Times New Roman" w:eastAsia="SimSun"/>
+          <w:b/>
+          <w:sz w:val="22"/>
+        </w:rPr>
+        <w:t>Table 12.</w:t>
+      </w:r>
+      <w:r>
+        <w:rPr>
+          <w:rFonts w:ascii="Times New Roman" w:hAnsi="Times New Roman" w:eastAsia="SimSun"/>
+          <w:sz w:val="22"/>
+        </w:rPr>
+        <w:t xml:space="preserve"> Prop. 1 prediction vs. measurement. R1-only constraint (</w:t>
+      </w:r>
+      <w:r>
+        <w:rPr>
+          <w:rFonts w:ascii="Consolas" w:hAnsi="Consolas" w:eastAsia="Consolas"/>
+          <w:sz w:val="21"/>
+        </w:rPr>
+        <w:t>repr_group</w:t>
+      </w:r>
+      <w:r>
+        <w:rPr>
+          <w:rFonts w:ascii="Times New Roman" w:hAnsi="Times New Roman" w:eastAsia="SimSun"/>
+          <w:sz w:val="22"/>
+        </w:rPr>
+        <w:t>), strongest attack, largest injection rate per corpus; Δ = constrained minus no defense.</w:t>
+      </w:r>
+    </w:p>
+    <w:tbl>
+      <w:tblPr>
+        <w:tblStyle w:val="TableGrid"/>
+        <w:tblW w:type="auto" w:w="0"/>
+        <w:jc w:val="center"/>
+        <w:tblLook w:firstColumn="1" w:firstRow="1" w:lastColumn="0" w:lastRow="0" w:noHBand="0" w:noVBand="1" w:val="04A0"/>
+      </w:tblPr>
+      <w:tblGrid>
+        <w:gridCol w:w="1606"/>
+        <w:gridCol w:w="1606"/>
+        <w:gridCol w:w="1606"/>
+        <w:gridCol w:w="1606"/>
+        <w:gridCol w:w="1606"/>
+        <w:gridCol w:w="1606"/>
+      </w:tblGrid>
+      <w:tr>
+        <w:tc>
+          <w:tcPr>
+            <w:tcW w:type="dxa" w:w="1606"/>
+            <w:shd w:val="clear" w:color="auto" w:fill="DCE6F1"/>
+          </w:tcPr>
+          <w:p>
+            <w:pPr>
+              <w:spacing w:line="240" w:lineRule="auto" w:after="0"/>
+            </w:pPr>
+            <w:r>
+              <w:rPr>
+                <w:rFonts w:ascii="Times New Roman" w:hAnsi="Times New Roman" w:eastAsia="SimSun"/>
+                <w:b/>
+                <w:sz w:val="19"/>
+              </w:rPr>
+              <w:t>Corpus / retriever</w:t>
+            </w:r>
+          </w:p>
+        </w:tc>
+        <w:tc>
+          <w:tcPr>
+            <w:tcW w:type="dxa" w:w="1606"/>
+            <w:shd w:val="clear" w:color="auto" w:fill="DCE6F1"/>
+          </w:tcPr>
+          <w:p>
+            <w:pPr>
+              <w:spacing w:line="240" w:lineRule="auto" w:after="0"/>
+            </w:pPr>
+            <w:r>
+              <w:rPr>
+                <w:rFonts w:ascii="Times New Roman" w:hAnsi="Times New Roman" w:eastAsia="SimSun"/>
+                <w:b/>
+                <w:sz w:val="19"/>
+              </w:rPr>
+              <w:t>ε=1.0</w:t>
+            </w:r>
+          </w:p>
+        </w:tc>
+        <w:tc>
+          <w:tcPr>
+            <w:tcW w:type="dxa" w:w="1606"/>
+            <w:shd w:val="clear" w:color="auto" w:fill="DCE6F1"/>
+          </w:tcPr>
+          <w:p>
+            <w:pPr>
+              <w:spacing w:line="240" w:lineRule="auto" w:after="0"/>
+            </w:pPr>
+            <w:r>
+              <w:rPr>
+                <w:rFonts w:ascii="Times New Roman" w:hAnsi="Times New Roman" w:eastAsia="SimSun"/>
+                <w:b/>
+                <w:sz w:val="19"/>
+              </w:rPr>
+              <w:t>ε=0.5</w:t>
+            </w:r>
+          </w:p>
+        </w:tc>
+        <w:tc>
+          <w:tcPr>
+            <w:tcW w:type="dxa" w:w="1606"/>
+            <w:shd w:val="clear" w:color="auto" w:fill="DCE6F1"/>
+          </w:tcPr>
+          <w:p>
+            <w:pPr>
+              <w:spacing w:line="240" w:lineRule="auto" w:after="0"/>
+            </w:pPr>
+            <w:r>
+              <w:rPr>
+                <w:rFonts w:ascii="Times New Roman" w:hAnsi="Times New Roman" w:eastAsia="SimSun"/>
+                <w:b/>
+                <w:sz w:val="19"/>
+              </w:rPr>
+              <w:t>ε=0.25</w:t>
+            </w:r>
+          </w:p>
+        </w:tc>
+        <w:tc>
+          <w:tcPr>
+            <w:tcW w:type="dxa" w:w="1606"/>
+            <w:shd w:val="clear" w:color="auto" w:fill="DCE6F1"/>
+          </w:tcPr>
+          <w:p>
+            <w:pPr>
+              <w:spacing w:line="240" w:lineRule="auto" w:after="0"/>
+            </w:pPr>
+            <w:r>
+              <w:rPr>
+                <w:rFonts w:ascii="Times New Roman" w:hAnsi="Times New Roman" w:eastAsia="SimSun"/>
+                <w:b/>
+                <w:sz w:val="19"/>
+              </w:rPr>
+              <w:t>ε=0.1</w:t>
+            </w:r>
+          </w:p>
+        </w:tc>
+        <w:tc>
+          <w:tcPr>
+            <w:tcW w:type="dxa" w:w="1606"/>
+            <w:shd w:val="clear" w:color="auto" w:fill="DCE6F1"/>
+          </w:tcPr>
+          <w:p>
+            <w:pPr>
+              <w:spacing w:line="240" w:lineRule="auto" w:after="0"/>
+            </w:pPr>
+            <w:r>
+              <w:rPr>
+                <w:rFonts w:ascii="Times New Roman" w:hAnsi="Times New Roman" w:eastAsia="SimSun"/>
+                <w:b/>
+                <w:sz w:val="19"/>
+              </w:rPr>
+              <w:t>ε=0.0</w:t>
+            </w:r>
+          </w:p>
+        </w:tc>
+      </w:tr>
+      <w:tr>
+        <w:tc>
+          <w:tcPr>
+            <w:tcW w:type="dxa" w:w="1606"/>
+          </w:tcPr>
+          <w:p>
+            <w:pPr>
+              <w:spacing w:line="240" w:lineRule="auto" w:after="0"/>
+            </w:pPr>
+            <w:r>
+              <w:rPr>
+                <w:rFonts w:ascii="Times New Roman" w:hAnsi="Times New Roman" w:eastAsia="SimSun"/>
+                <w:sz w:val="19"/>
+              </w:rPr>
+              <w:t>controlled / BM25</w:t>
+            </w:r>
+          </w:p>
+        </w:tc>
+        <w:tc>
+          <w:tcPr>
+            <w:tcW w:type="dxa" w:w="1606"/>
+          </w:tcPr>
+          <w:p>
+            <w:pPr>
+              <w:spacing w:line="240" w:lineRule="auto" w:after="0"/>
+            </w:pPr>
+            <w:r>
+              <w:rPr>
+                <w:rFonts w:ascii="Times New Roman" w:hAnsi="Times New Roman" w:eastAsia="SimSun"/>
+                <w:sz w:val="19"/>
+              </w:rPr>
+              <w:t>0.000</w:t>
+            </w:r>
+          </w:p>
+        </w:tc>
+        <w:tc>
+          <w:tcPr>
+            <w:tcW w:type="dxa" w:w="1606"/>
+          </w:tcPr>
+          <w:p>
+            <w:pPr>
+              <w:spacing w:line="240" w:lineRule="auto" w:after="0"/>
+            </w:pPr>
+            <w:r>
+              <w:rPr>
+                <w:rFonts w:ascii="Times New Roman" w:hAnsi="Times New Roman" w:eastAsia="SimSun"/>
+                <w:sz w:val="19"/>
+              </w:rPr>
+              <w:t>0.000</w:t>
+            </w:r>
+          </w:p>
+        </w:tc>
+        <w:tc>
+          <w:tcPr>
+            <w:tcW w:type="dxa" w:w="1606"/>
+          </w:tcPr>
+          <w:p>
+            <w:pPr>
+              <w:spacing w:line="240" w:lineRule="auto" w:after="0"/>
+            </w:pPr>
+            <w:r>
+              <w:rPr>
+                <w:rFonts w:ascii="Times New Roman" w:hAnsi="Times New Roman" w:eastAsia="SimSun"/>
+                <w:sz w:val="19"/>
+              </w:rPr>
+              <w:t>0.000</w:t>
+            </w:r>
+          </w:p>
+        </w:tc>
+        <w:tc>
+          <w:tcPr>
+            <w:tcW w:type="dxa" w:w="1606"/>
+          </w:tcPr>
+          <w:p>
+            <w:pPr>
+              <w:spacing w:line="240" w:lineRule="auto" w:after="0"/>
+            </w:pPr>
+            <w:r>
+              <w:rPr>
+                <w:rFonts w:ascii="Times New Roman" w:hAnsi="Times New Roman" w:eastAsia="SimSun"/>
+                <w:sz w:val="19"/>
+              </w:rPr>
+              <w:t>0.000</w:t>
+            </w:r>
+          </w:p>
+        </w:tc>
+        <w:tc>
+          <w:tcPr>
+            <w:tcW w:type="dxa" w:w="1606"/>
+          </w:tcPr>
+          <w:p>
+            <w:pPr>
+              <w:spacing w:line="240" w:lineRule="auto" w:after="0"/>
+            </w:pPr>
+            <w:r>
+              <w:rPr>
+                <w:rFonts w:ascii="Times New Roman" w:hAnsi="Times New Roman" w:eastAsia="SimSun"/>
+                <w:sz w:val="19"/>
+              </w:rPr>
+              <w:t>0.000</w:t>
+            </w:r>
+          </w:p>
+        </w:tc>
+      </w:tr>
+      <w:tr>
+        <w:tc>
+          <w:tcPr>
+            <w:tcW w:type="dxa" w:w="1606"/>
+          </w:tcPr>
+          <w:p>
+            <w:pPr>
+              <w:spacing w:line="240" w:lineRule="auto" w:after="0"/>
+            </w:pPr>
+            <w:r>
+              <w:rPr>
+                <w:rFonts w:ascii="Times New Roman" w:hAnsi="Times New Roman" w:eastAsia="SimSun"/>
+                <w:sz w:val="19"/>
+              </w:rPr>
+              <w:t>controlled / feature-hash dense</w:t>
+            </w:r>
+          </w:p>
+        </w:tc>
+        <w:tc>
+          <w:tcPr>
+            <w:tcW w:type="dxa" w:w="1606"/>
+          </w:tcPr>
+          <w:p>
+            <w:pPr>
+              <w:spacing w:line="240" w:lineRule="auto" w:after="0"/>
+            </w:pPr>
+            <w:r>
+              <w:rPr>
+                <w:rFonts w:ascii="Times New Roman" w:hAnsi="Times New Roman" w:eastAsia="SimSun"/>
+                <w:sz w:val="19"/>
+              </w:rPr>
+              <w:t>0.000</w:t>
+            </w:r>
+          </w:p>
+        </w:tc>
+        <w:tc>
+          <w:tcPr>
+            <w:tcW w:type="dxa" w:w="1606"/>
+          </w:tcPr>
+          <w:p>
+            <w:pPr>
+              <w:spacing w:line="240" w:lineRule="auto" w:after="0"/>
+            </w:pPr>
+            <w:r>
+              <w:rPr>
+                <w:rFonts w:ascii="Times New Roman" w:hAnsi="Times New Roman" w:eastAsia="SimSun"/>
+                <w:sz w:val="19"/>
+              </w:rPr>
+              <w:t>0.000</w:t>
+            </w:r>
+          </w:p>
+        </w:tc>
+        <w:tc>
+          <w:tcPr>
+            <w:tcW w:type="dxa" w:w="1606"/>
+          </w:tcPr>
+          <w:p>
+            <w:pPr>
+              <w:spacing w:line="240" w:lineRule="auto" w:after="0"/>
+            </w:pPr>
+            <w:r>
+              <w:rPr>
+                <w:rFonts w:ascii="Times New Roman" w:hAnsi="Times New Roman" w:eastAsia="SimSun"/>
+                <w:sz w:val="19"/>
+              </w:rPr>
+              <w:t>0.000</w:t>
+            </w:r>
+          </w:p>
+        </w:tc>
+        <w:tc>
+          <w:tcPr>
+            <w:tcW w:type="dxa" w:w="1606"/>
+          </w:tcPr>
+          <w:p>
+            <w:pPr>
+              <w:spacing w:line="240" w:lineRule="auto" w:after="0"/>
+            </w:pPr>
+            <w:r>
+              <w:rPr>
+                <w:rFonts w:ascii="Times New Roman" w:hAnsi="Times New Roman" w:eastAsia="SimSun"/>
+                <w:sz w:val="19"/>
+              </w:rPr>
+              <w:t>0.000</w:t>
+            </w:r>
+          </w:p>
+        </w:tc>
+        <w:tc>
+          <w:tcPr>
+            <w:tcW w:type="dxa" w:w="1606"/>
+          </w:tcPr>
+          <w:p>
+            <w:pPr>
+              <w:spacing w:line="240" w:lineRule="auto" w:after="0"/>
+            </w:pPr>
+            <w:r>
+              <w:rPr>
+                <w:rFonts w:ascii="Times New Roman" w:hAnsi="Times New Roman" w:eastAsia="SimSun"/>
+                <w:sz w:val="19"/>
+              </w:rPr>
+              <w:t>0.000</w:t>
+            </w:r>
+          </w:p>
+        </w:tc>
+      </w:tr>
+      <w:tr>
+        <w:tc>
+          <w:tcPr>
+            <w:tcW w:type="dxa" w:w="1606"/>
+          </w:tcPr>
+          <w:p>
+            <w:pPr>
+              <w:spacing w:line="240" w:lineRule="auto" w:after="0"/>
+            </w:pPr>
+            <w:r>
+              <w:rPr>
+                <w:rFonts w:ascii="Times New Roman" w:hAnsi="Times New Roman" w:eastAsia="SimSun"/>
+                <w:sz w:val="19"/>
+              </w:rPr>
+              <w:t>BBQ / BM25</w:t>
+            </w:r>
+          </w:p>
+        </w:tc>
+        <w:tc>
+          <w:tcPr>
+            <w:tcW w:type="dxa" w:w="1606"/>
+          </w:tcPr>
+          <w:p>
+            <w:pPr>
+              <w:spacing w:line="240" w:lineRule="auto" w:after="0"/>
+            </w:pPr>
+            <w:r>
+              <w:rPr>
+                <w:rFonts w:ascii="Times New Roman" w:hAnsi="Times New Roman" w:eastAsia="SimSun"/>
+                <w:sz w:val="19"/>
+              </w:rPr>
+              <w:t>0.000</w:t>
+            </w:r>
+          </w:p>
+        </w:tc>
+        <w:tc>
+          <w:tcPr>
+            <w:tcW w:type="dxa" w:w="1606"/>
+          </w:tcPr>
+          <w:p>
+            <w:pPr>
+              <w:spacing w:line="240" w:lineRule="auto" w:after="0"/>
+            </w:pPr>
+            <w:r>
+              <w:rPr>
+                <w:rFonts w:ascii="Times New Roman" w:hAnsi="Times New Roman" w:eastAsia="SimSun"/>
+                <w:sz w:val="19"/>
+              </w:rPr>
+              <w:t>0.000</w:t>
+            </w:r>
+          </w:p>
+        </w:tc>
+        <w:tc>
+          <w:tcPr>
+            <w:tcW w:type="dxa" w:w="1606"/>
+          </w:tcPr>
+          <w:p>
+            <w:pPr>
+              <w:spacing w:line="240" w:lineRule="auto" w:after="0"/>
+            </w:pPr>
+            <w:r>
+              <w:rPr>
+                <w:rFonts w:ascii="Times New Roman" w:hAnsi="Times New Roman" w:eastAsia="SimSun"/>
+                <w:sz w:val="19"/>
+              </w:rPr>
+              <w:t>0.000</w:t>
+            </w:r>
+          </w:p>
+        </w:tc>
+        <w:tc>
+          <w:tcPr>
+            <w:tcW w:type="dxa" w:w="1606"/>
+          </w:tcPr>
+          <w:p>
+            <w:pPr>
+              <w:spacing w:line="240" w:lineRule="auto" w:after="0"/>
+            </w:pPr>
+            <w:r>
+              <w:rPr>
+                <w:rFonts w:ascii="Times New Roman" w:hAnsi="Times New Roman" w:eastAsia="SimSun"/>
+                <w:sz w:val="19"/>
+              </w:rPr>
+              <w:t>0.000</w:t>
+            </w:r>
+          </w:p>
+        </w:tc>
+        <w:tc>
+          <w:tcPr>
+            <w:tcW w:type="dxa" w:w="1606"/>
+          </w:tcPr>
+          <w:p>
+            <w:pPr>
+              <w:spacing w:line="240" w:lineRule="auto" w:after="0"/>
+            </w:pPr>
+            <w:r>
+              <w:rPr>
+                <w:rFonts w:ascii="Times New Roman" w:hAnsi="Times New Roman" w:eastAsia="SimSun"/>
+                <w:sz w:val="19"/>
+              </w:rPr>
+              <w:t>0.000</w:t>
+            </w:r>
+          </w:p>
+        </w:tc>
+      </w:tr>
+      <w:tr>
+        <w:tc>
+          <w:tcPr>
+            <w:tcW w:type="dxa" w:w="1606"/>
+          </w:tcPr>
+          <w:p>
+            <w:pPr>
+              <w:spacing w:line="240" w:lineRule="auto" w:after="0"/>
+            </w:pPr>
+            <w:r>
+              <w:rPr>
+                <w:rFonts w:ascii="Times New Roman" w:hAnsi="Times New Roman" w:eastAsia="SimSun"/>
+                <w:sz w:val="19"/>
+              </w:rPr>
+              <w:t>BBQ / feature-hash dense</w:t>
+            </w:r>
+          </w:p>
+        </w:tc>
+        <w:tc>
+          <w:tcPr>
+            <w:tcW w:type="dxa" w:w="1606"/>
+          </w:tcPr>
+          <w:p>
+            <w:pPr>
+              <w:spacing w:line="240" w:lineRule="auto" w:after="0"/>
+            </w:pPr>
+            <w:r>
+              <w:rPr>
+                <w:rFonts w:ascii="Times New Roman" w:hAnsi="Times New Roman" w:eastAsia="SimSun"/>
+                <w:sz w:val="19"/>
+              </w:rPr>
+              <w:t>0.000</w:t>
+            </w:r>
+          </w:p>
+        </w:tc>
+        <w:tc>
+          <w:tcPr>
+            <w:tcW w:type="dxa" w:w="1606"/>
+          </w:tcPr>
+          <w:p>
+            <w:pPr>
+              <w:spacing w:line="240" w:lineRule="auto" w:after="0"/>
+            </w:pPr>
+            <w:r>
+              <w:rPr>
+                <w:rFonts w:ascii="Times New Roman" w:hAnsi="Times New Roman" w:eastAsia="SimSun"/>
+                <w:sz w:val="19"/>
+              </w:rPr>
+              <w:t>0.000</w:t>
+            </w:r>
+          </w:p>
+        </w:tc>
+        <w:tc>
+          <w:tcPr>
+            <w:tcW w:type="dxa" w:w="1606"/>
+          </w:tcPr>
+          <w:p>
+            <w:pPr>
+              <w:spacing w:line="240" w:lineRule="auto" w:after="0"/>
+            </w:pPr>
+            <w:r>
+              <w:rPr>
+                <w:rFonts w:ascii="Times New Roman" w:hAnsi="Times New Roman" w:eastAsia="SimSun"/>
+                <w:sz w:val="19"/>
+              </w:rPr>
+              <w:t>0.000</w:t>
+            </w:r>
+          </w:p>
+        </w:tc>
+        <w:tc>
+          <w:tcPr>
+            <w:tcW w:type="dxa" w:w="1606"/>
+          </w:tcPr>
+          <w:p>
+            <w:pPr>
+              <w:spacing w:line="240" w:lineRule="auto" w:after="0"/>
+            </w:pPr>
+            <w:r>
+              <w:rPr>
+                <w:rFonts w:ascii="Times New Roman" w:hAnsi="Times New Roman" w:eastAsia="SimSun"/>
+                <w:sz w:val="19"/>
+              </w:rPr>
+              <w:t>0.000</w:t>
+            </w:r>
+          </w:p>
+        </w:tc>
+        <w:tc>
+          <w:tcPr>
+            <w:tcW w:type="dxa" w:w="1606"/>
+          </w:tcPr>
+          <w:p>
+            <w:pPr>
+              <w:spacing w:line="240" w:lineRule="auto" w:after="0"/>
+            </w:pPr>
+            <w:r>
+              <w:rPr>
+                <w:rFonts w:ascii="Times New Roman" w:hAnsi="Times New Roman" w:eastAsia="SimSun"/>
+                <w:sz w:val="19"/>
+              </w:rPr>
+              <w:t>0.000</w:t>
+            </w:r>
+          </w:p>
+        </w:tc>
+      </w:tr>
+      <w:tr>
+        <w:tc>
+          <w:tcPr>
+            <w:tcW w:type="dxa" w:w="1606"/>
+          </w:tcPr>
+          <w:p>
+            <w:pPr>
+              <w:spacing w:line="240" w:lineRule="auto" w:after="0"/>
+            </w:pPr>
+            <w:r>
+              <w:rPr>
+                <w:rFonts w:ascii="Times New Roman" w:hAnsi="Times New Roman" w:eastAsia="SimSun"/>
+                <w:sz w:val="19"/>
+              </w:rPr>
+              <w:t>controlled / GTE-base</w:t>
+            </w:r>
+          </w:p>
+        </w:tc>
+        <w:tc>
+          <w:tcPr>
+            <w:tcW w:type="dxa" w:w="1606"/>
+          </w:tcPr>
+          <w:p>
+            <w:pPr>
+              <w:spacing w:line="240" w:lineRule="auto" w:after="0"/>
+            </w:pPr>
+            <w:r>
+              <w:rPr>
+                <w:rFonts w:ascii="Times New Roman" w:hAnsi="Times New Roman" w:eastAsia="SimSun"/>
+                <w:sz w:val="19"/>
+              </w:rPr>
+              <w:t>0.000</w:t>
+            </w:r>
+          </w:p>
+        </w:tc>
+        <w:tc>
+          <w:tcPr>
+            <w:tcW w:type="dxa" w:w="1606"/>
+          </w:tcPr>
+          <w:p>
+            <w:pPr>
+              <w:spacing w:line="240" w:lineRule="auto" w:after="0"/>
+            </w:pPr>
+            <w:r>
+              <w:rPr>
+                <w:rFonts w:ascii="Times New Roman" w:hAnsi="Times New Roman" w:eastAsia="SimSun"/>
+                <w:sz w:val="19"/>
+              </w:rPr>
+              <w:t>—</w:t>
+            </w:r>
+          </w:p>
+        </w:tc>
+        <w:tc>
+          <w:tcPr>
+            <w:tcW w:type="dxa" w:w="1606"/>
+          </w:tcPr>
+          <w:p>
+            <w:pPr>
+              <w:spacing w:line="240" w:lineRule="auto" w:after="0"/>
+            </w:pPr>
+            <w:r>
+              <w:rPr>
+                <w:rFonts w:ascii="Times New Roman" w:hAnsi="Times New Roman" w:eastAsia="SimSun"/>
+                <w:sz w:val="19"/>
+              </w:rPr>
+              <w:t>—</w:t>
+            </w:r>
+          </w:p>
+        </w:tc>
+        <w:tc>
+          <w:tcPr>
+            <w:tcW w:type="dxa" w:w="1606"/>
+          </w:tcPr>
+          <w:p>
+            <w:pPr>
+              <w:spacing w:line="240" w:lineRule="auto" w:after="0"/>
+            </w:pPr>
+            <w:r>
+              <w:rPr>
+                <w:rFonts w:ascii="Times New Roman" w:hAnsi="Times New Roman" w:eastAsia="SimSun"/>
+                <w:sz w:val="19"/>
+              </w:rPr>
+              <w:t>—</w:t>
+            </w:r>
+          </w:p>
+        </w:tc>
+        <w:tc>
+          <w:tcPr>
+            <w:tcW w:type="dxa" w:w="1606"/>
+          </w:tcPr>
+          <w:p>
+            <w:pPr>
+              <w:spacing w:line="240" w:lineRule="auto" w:after="0"/>
+            </w:pPr>
+            <w:r>
+              <w:rPr>
+                <w:rFonts w:ascii="Times New Roman" w:hAnsi="Times New Roman" w:eastAsia="SimSun"/>
+                <w:sz w:val="19"/>
+              </w:rPr>
+              <w:t>0.000</w:t>
+            </w:r>
+          </w:p>
+        </w:tc>
+      </w:tr>
+      <w:tr>
+        <w:tc>
+          <w:tcPr>
+            <w:tcW w:type="dxa" w:w="1606"/>
+          </w:tcPr>
+          <w:p>
+            <w:pPr>
+              <w:spacing w:line="240" w:lineRule="auto" w:after="0"/>
+            </w:pPr>
+            <w:r>
+              <w:rPr>
+                <w:rFonts w:ascii="Times New Roman" w:hAnsi="Times New Roman" w:eastAsia="SimSun"/>
+                <w:sz w:val="19"/>
+              </w:rPr>
+              <w:t>controlled / Contriever</w:t>
+            </w:r>
+          </w:p>
+        </w:tc>
+        <w:tc>
+          <w:tcPr>
+            <w:tcW w:type="dxa" w:w="1606"/>
+          </w:tcPr>
+          <w:p>
+            <w:pPr>
+              <w:spacing w:line="240" w:lineRule="auto" w:after="0"/>
+            </w:pPr>
+            <w:r>
+              <w:rPr>
+                <w:rFonts w:ascii="Times New Roman" w:hAnsi="Times New Roman" w:eastAsia="SimSun"/>
+                <w:sz w:val="19"/>
+              </w:rPr>
+              <w:t>0.000</w:t>
+            </w:r>
+          </w:p>
+        </w:tc>
+        <w:tc>
+          <w:tcPr>
+            <w:tcW w:type="dxa" w:w="1606"/>
+          </w:tcPr>
+          <w:p>
+            <w:pPr>
+              <w:spacing w:line="240" w:lineRule="auto" w:after="0"/>
+            </w:pPr>
+            <w:r>
+              <w:rPr>
+                <w:rFonts w:ascii="Times New Roman" w:hAnsi="Times New Roman" w:eastAsia="SimSun"/>
+                <w:sz w:val="19"/>
+              </w:rPr>
+              <w:t>—</w:t>
+            </w:r>
+          </w:p>
+        </w:tc>
+        <w:tc>
+          <w:tcPr>
+            <w:tcW w:type="dxa" w:w="1606"/>
+          </w:tcPr>
+          <w:p>
+            <w:pPr>
+              <w:spacing w:line="240" w:lineRule="auto" w:after="0"/>
+            </w:pPr>
+            <w:r>
+              <w:rPr>
+                <w:rFonts w:ascii="Times New Roman" w:hAnsi="Times New Roman" w:eastAsia="SimSun"/>
+                <w:sz w:val="19"/>
+              </w:rPr>
+              <w:t>—</w:t>
+            </w:r>
+          </w:p>
+        </w:tc>
+        <w:tc>
+          <w:tcPr>
+            <w:tcW w:type="dxa" w:w="1606"/>
+          </w:tcPr>
+          <w:p>
+            <w:pPr>
+              <w:spacing w:line="240" w:lineRule="auto" w:after="0"/>
+            </w:pPr>
+            <w:r>
+              <w:rPr>
+                <w:rFonts w:ascii="Times New Roman" w:hAnsi="Times New Roman" w:eastAsia="SimSun"/>
+                <w:sz w:val="19"/>
+              </w:rPr>
+              <w:t>—</w:t>
+            </w:r>
+          </w:p>
+        </w:tc>
+        <w:tc>
+          <w:tcPr>
+            <w:tcW w:type="dxa" w:w="1606"/>
+          </w:tcPr>
+          <w:p>
+            <w:pPr>
+              <w:spacing w:line="240" w:lineRule="auto" w:after="0"/>
+            </w:pPr>
+            <w:r>
+              <w:rPr>
+                <w:rFonts w:ascii="Times New Roman" w:hAnsi="Times New Roman" w:eastAsia="SimSun"/>
+                <w:sz w:val="19"/>
+              </w:rPr>
+              <w:t>0.000</w:t>
+            </w:r>
+          </w:p>
+        </w:tc>
+      </w:tr>
+    </w:tbl>
+    <w:p/>
+    <w:p>
+      <w:r>
+        <w:rPr>
+          <w:rFonts w:ascii="Times New Roman" w:hAnsi="Times New Roman" w:eastAsia="SimSun"/>
+          <w:i/>
+          <w:sz w:val="22"/>
+        </w:rPr>
+        <w:t>(entries are Δ`poison@k`; 0.000 in all 24 measured cells)</w:t>
+      </w:r>
+    </w:p>
+    <w:p>
+      <w:r>
+        <w:rPr>
+          <w:rFonts w:ascii="Times New Roman" w:hAnsi="Times New Roman" w:eastAsia="SimSun"/>
+          <w:sz w:val="22"/>
+        </w:rPr>
+        <w:t xml:space="preserve">Prop. 1 predicts Δ = 0 exactly, and Δ = 0 exactly in every one of the 24 cells measured — not approximately, which a tuning-failure explanation would predict. The equivalence is reproduced by </w:t>
+      </w:r>
+      <w:r>
+        <w:rPr>
+          <w:rFonts w:ascii="Consolas" w:hAnsi="Consolas" w:eastAsia="Consolas"/>
+          <w:sz w:val="21"/>
+        </w:rPr>
+        <w:t>analysis/verify_theory.py</w:t>
+      </w:r>
+      <w:r>
+        <w:rPr>
+          <w:rFonts w:ascii="Times New Roman" w:hAnsi="Times New Roman" w:eastAsia="SimSun"/>
+          <w:sz w:val="22"/>
+        </w:rPr>
+        <w:t xml:space="preserve">. We state the count explicitly because the exactness is the point: the constrained selection is not </w:t>
+      </w:r>
+      <w:r>
+        <w:rPr>
+          <w:rFonts w:ascii="Times New Roman" w:hAnsi="Times New Roman" w:eastAsia="SimSun"/>
+          <w:i/>
+          <w:sz w:val="22"/>
+        </w:rPr>
+        <w:t>near</w:t>
+      </w:r>
+      <w:r>
+        <w:rPr>
+          <w:rFonts w:ascii="Times New Roman" w:hAnsi="Times New Roman" w:eastAsia="SimSun"/>
+          <w:sz w:val="22"/>
+        </w:rPr>
+        <w:t xml:space="preserve"> the reference composition, it </w:t>
+      </w:r>
+      <w:r>
+        <w:rPr>
+          <w:rFonts w:ascii="Times New Roman" w:hAnsi="Times New Roman" w:eastAsia="SimSun"/>
+          <w:i/>
+          <w:sz w:val="22"/>
+        </w:rPr>
+        <w:t>is</w:t>
+      </w:r>
+      <w:r>
+        <w:rPr>
+          <w:rFonts w:ascii="Times New Roman" w:hAnsi="Times New Roman" w:eastAsia="SimSun"/>
+          <w:sz w:val="22"/>
+        </w:rPr>
+        <w:t xml:space="preserve"> the reference composition.</w:t>
       </w:r>
     </w:p>
     <w:p>

--- a/paper/manuscript_R1R2_v1.docx
+++ b/paper/manuscript_R1R2_v1.docx
@@ -389,7 +389,7 @@
           <w:rFonts w:ascii="Times New Roman" w:hAnsi="Times New Roman" w:eastAsia="SimSun"/>
           <w:sz w:val="22"/>
         </w:rPr>
-        <w:t>: across four retrievers the text attack succeeds 0.750 (BM25), 0.625 (feature hashing), 0.5625 (Contriever) and 0.0625 (GTE-base) — a nine-fold spread between two real encoders of the same size class.</w:t>
+        <w:t>: across five retrievers the text attack succeeds 0.750 (BM25), 0.625 (feature hashing), 0.5625 (Contriever), 0.0625 (GTE-base) and 0.0625 (E5-base-v2) — a nine-fold spread, with two of the three real encoders resisting almost completely.</w:t>
       </w:r>
     </w:p>
     <w:p>
@@ -428,7 +428,7 @@
           <w:rFonts w:ascii="Times New Roman" w:hAnsi="Times New Roman" w:eastAsia="SimSun"/>
           <w:sz w:val="22"/>
         </w:rPr>
-        <w:t xml:space="preserve"> — it cannot simultaneously exclude adversarial passages, admit good clean selections, and impose a non-vacuous constraint. Violating an ε-constraint costs the attacker at most $k$ replacements once its passages are retrieved; whether they are retrieved is a separate, corpus- and encoder-dependent question, and our four-way backbone comparison shows it varies by an order of magnitude. We also show by backbone alignment that the inertness does not depend on the attack leaving R1 undisturbed: on real encoders the attack moves R1 by 0.37–0.47, more than three times as much as on our own retrievers, and the R1 constraint remains inert at every budget setting.</w:t>
+        <w:t xml:space="preserve"> — it cannot simultaneously exclude adversarial passages, admit good clean selections, and impose a non-vacuous constraint. Violating an ε-constraint costs the attacker at most $k$ replacements once its passages are retrieved; whether they are retrieved is a separate, corpus- and encoder-dependent question, and our five-backbone comparison shows it varies by an order of magnitude. We also show by backbone alignment that the inertness does not depend on the attack leaving R1 undisturbed: on real encoders the attack moves R1 by 0.37–0.47, more than three times as much as on our own retrievers, and the R1 constraint remains inert at every budget setting.</w:t>
       </w:r>
     </w:p>
     <w:p>
@@ -10190,7 +10190,7 @@
           <w:b/>
           <w:sz w:val="26"/>
         </w:rPr>
-        <w:t>5.5 Backbone alignment: four retrievers, including two real semantic encoders</w:t>
+        <w:t>5.5 Backbone alignment: five retrievers, including three real semantic encoders</w:t>
       </w:r>
     </w:p>
     <w:p>
@@ -10199,7 +10199,7 @@
           <w:rFonts w:ascii="Times New Roman" w:hAnsi="Times New Roman" w:eastAsia="SimSun"/>
           <w:sz w:val="22"/>
         </w:rPr>
-        <w:t xml:space="preserve">The experiments above use a self-contained feature-hashing dense retriever and a lexical one. Neither is the encoder the fairness-defense literature uses, so the numbers cannot be placed beside published results. We therefore add </w:t>
+        <w:t xml:space="preserve">The experiments above use a self-contained feature-hashing dense retriever and a lexical one. Neither is the encoder the fairness-defense literature uses, so the numbers cannot be placed beside published results. We therefore add the encoders that literature actually uses: </w:t>
       </w:r>
       <w:r>
         <w:rPr>
@@ -10214,7 +10214,7 @@
           <w:rFonts w:ascii="Times New Roman" w:hAnsi="Times New Roman" w:eastAsia="SimSun"/>
           <w:sz w:val="22"/>
         </w:rPr>
-        <w:t xml:space="preserve"> — the backbone used by the closest prior work on fairness-aware retrieval optimisation [5] — and </w:t>
+        <w:t xml:space="preserve"> (used by the closest prior work on fairness-aware retrieval optimisation [5]), </w:t>
       </w:r>
       <w:r>
         <w:rPr>
@@ -10229,7 +10229,50 @@
           <w:rFonts w:ascii="Times New Roman" w:hAnsi="Times New Roman" w:eastAsia="SimSun"/>
           <w:sz w:val="22"/>
         </w:rPr>
-        <w:t>, used by the fair-ranking work of Kim &amp; Diaz [8]. All four are compared at a matched injection rate on the controlled corpus, so only the retriever varies.</w:t>
+        <w:t xml:space="preserve"> (used by the fair-ranking work of Kim &amp; Diaz [8]), and </w:t>
+      </w:r>
+      <w:r>
+        <w:rPr>
+          <w:rFonts w:ascii="Times New Roman" w:hAnsi="Times New Roman" w:eastAsia="SimSun"/>
+          <w:b/>
+          <w:sz w:val="22"/>
+        </w:rPr>
+        <w:t>E5-base-v2</w:t>
+      </w:r>
+      <w:r>
+        <w:rPr>
+          <w:rFonts w:ascii="Times New Roman" w:hAnsi="Times New Roman" w:eastAsia="SimSun"/>
+          <w:sz w:val="22"/>
+        </w:rPr>
+        <w:t xml:space="preserve"> (used by both the bias-amplification attack [4] and the fairness-evaluation study [6]). All five are compared at a matched injection rate on the controlled corpus, so only the retriever varies. The E5 encoder receives its required </w:t>
+      </w:r>
+      <w:r>
+        <w:rPr>
+          <w:rFonts w:ascii="Consolas" w:hAnsi="Consolas" w:eastAsia="Consolas"/>
+          <w:sz w:val="21"/>
+        </w:rPr>
+        <w:t>query:</w:t>
+      </w:r>
+      <w:r>
+        <w:rPr>
+          <w:rFonts w:ascii="Times New Roman" w:hAnsi="Times New Roman" w:eastAsia="SimSun"/>
+          <w:sz w:val="22"/>
+        </w:rPr>
+        <w:t xml:space="preserve"> / </w:t>
+      </w:r>
+      <w:r>
+        <w:rPr>
+          <w:rFonts w:ascii="Consolas" w:hAnsi="Consolas" w:eastAsia="Consolas"/>
+          <w:sz w:val="21"/>
+        </w:rPr>
+        <w:t>passage:</w:t>
+      </w:r>
+      <w:r>
+        <w:rPr>
+          <w:rFonts w:ascii="Times New Roman" w:hAnsi="Times New Roman" w:eastAsia="SimSun"/>
+          <w:sz w:val="22"/>
+        </w:rPr>
+        <w:t xml:space="preserve"> task prefixes; omitting them measurably degrades retrieval and would distort the comparison.</w:t>
       </w:r>
     </w:p>
     <w:p>
@@ -10565,13 +10608,6 @@
               </w:rPr>
               <w:t>GTE-base</w:t>
             </w:r>
-            <w:r>
-              <w:rPr>
-                <w:rFonts w:ascii="Times New Roman" w:hAnsi="Times New Roman" w:eastAsia="SimSun"/>
-                <w:sz w:val="19"/>
-              </w:rPr>
-              <w:t xml:space="preserve"> (real encoder)</w:t>
-            </w:r>
           </w:p>
         </w:tc>
         <w:tc>
@@ -10585,7 +10621,6 @@
             <w:r>
               <w:rPr>
                 <w:rFonts w:ascii="Times New Roman" w:hAnsi="Times New Roman" w:eastAsia="SimSun"/>
-                <w:b/>
                 <w:sz w:val="19"/>
               </w:rPr>
               <w:t>0.4688</w:t>
@@ -10661,13 +10696,6 @@
               </w:rPr>
               <w:t>Contriever</w:t>
             </w:r>
-            <w:r>
-              <w:rPr>
-                <w:rFonts w:ascii="Times New Roman" w:hAnsi="Times New Roman" w:eastAsia="SimSun"/>
-                <w:sz w:val="19"/>
-              </w:rPr>
-              <w:t xml:space="preserve"> (real encoder)</w:t>
-            </w:r>
           </w:p>
         </w:tc>
         <w:tc>
@@ -10681,10 +10709,97 @@
             <w:r>
               <w:rPr>
                 <w:rFonts w:ascii="Times New Roman" w:hAnsi="Times New Roman" w:eastAsia="SimSun"/>
+                <w:sz w:val="19"/>
+              </w:rPr>
+              <w:t>0.3687</w:t>
+            </w:r>
+          </w:p>
+        </w:tc>
+        <w:tc>
+          <w:tcPr>
+            <w:tcW w:type="dxa" w:w="1928"/>
+          </w:tcPr>
+          <w:p>
+            <w:pPr>
+              <w:spacing w:line="240" w:lineRule="auto" w:after="0"/>
+            </w:pPr>
+            <w:r>
+              <w:rPr>
+                <w:rFonts w:ascii="Times New Roman" w:hAnsi="Times New Roman" w:eastAsia="SimSun"/>
+                <w:sz w:val="19"/>
+              </w:rPr>
+              <w:t>1.0000</w:t>
+            </w:r>
+          </w:p>
+        </w:tc>
+        <w:tc>
+          <w:tcPr>
+            <w:tcW w:type="dxa" w:w="1928"/>
+          </w:tcPr>
+          <w:p>
+            <w:pPr>
+              <w:spacing w:line="240" w:lineRule="auto" w:after="0"/>
+            </w:pPr>
+            <w:r>
+              <w:rPr>
+                <w:rFonts w:ascii="Times New Roman" w:hAnsi="Times New Roman" w:eastAsia="SimSun"/>
+                <w:sz w:val="19"/>
+              </w:rPr>
+              <w:t>1.000</w:t>
+            </w:r>
+          </w:p>
+        </w:tc>
+        <w:tc>
+          <w:tcPr>
+            <w:tcW w:type="dxa" w:w="1928"/>
+          </w:tcPr>
+          <w:p>
+            <w:pPr>
+              <w:spacing w:line="240" w:lineRule="auto" w:after="0"/>
+            </w:pPr>
+            <w:r>
+              <w:rPr>
+                <w:rFonts w:ascii="Times New Roman" w:hAnsi="Times New Roman" w:eastAsia="SimSun"/>
+                <w:sz w:val="19"/>
+              </w:rPr>
+              <w:t>0.0000</w:t>
+            </w:r>
+          </w:p>
+        </w:tc>
+      </w:tr>
+      <w:tr>
+        <w:tc>
+          <w:tcPr>
+            <w:tcW w:type="dxa" w:w="1928"/>
+          </w:tcPr>
+          <w:p>
+            <w:pPr>
+              <w:spacing w:line="240" w:lineRule="auto" w:after="0"/>
+            </w:pPr>
+            <w:r>
+              <w:rPr>
+                <w:rFonts w:ascii="Times New Roman" w:hAnsi="Times New Roman" w:eastAsia="SimSun"/>
                 <w:b/>
                 <w:sz w:val="19"/>
               </w:rPr>
-              <w:t>0.3687</w:t>
+              <w:t>E5-base-v2</w:t>
+            </w:r>
+          </w:p>
+        </w:tc>
+        <w:tc>
+          <w:tcPr>
+            <w:tcW w:type="dxa" w:w="1928"/>
+          </w:tcPr>
+          <w:p>
+            <w:pPr>
+              <w:spacing w:line="240" w:lineRule="auto" w:after="0"/>
+            </w:pPr>
+            <w:r>
+              <w:rPr>
+                <w:rFonts w:ascii="Times New Roman" w:hAnsi="Times New Roman" w:eastAsia="SimSun"/>
+                <w:sz w:val="19"/>
+              </w:rPr>
+              <w:t>0.4000</w:t>
             </w:r>
           </w:p>
         </w:tc>
@@ -10748,7 +10863,7 @@
           <w:rFonts w:ascii="Times New Roman" w:hAnsi="Times New Roman" w:eastAsia="SimSun"/>
           <w:sz w:val="22"/>
         </w:rPr>
-        <w:t xml:space="preserve">Both real encoders are attacked at least as completely as either of our own retrievers, and the R2 gap saturates at its maximum in every case. Notably their R1 drift is </w:t>
+        <w:t xml:space="preserve">All three real encoders are attacked at least as completely as either of our own retrievers, and the R2 gap saturates at its maximum in every case. Notably their R1 drift is </w:t>
       </w:r>
       <w:r>
         <w:rPr>
@@ -10795,7 +10910,7 @@
           <w:rFonts w:ascii="Times New Roman" w:hAnsi="Times New Roman" w:eastAsia="SimSun"/>
           <w:sz w:val="22"/>
         </w:rPr>
-        <w:t xml:space="preserve"> Does the R1-only constraint stay inert on real encoders? </w:t>
+        <w:t xml:space="preserve"> Does the R1-only constraint stay inert? </w:t>
       </w:r>
       <w:r>
         <w:rPr>
@@ -10934,7 +11049,7 @@
                 <w:b/>
                 <w:sz w:val="19"/>
               </w:rPr>
-              <w:t>vs. no defense</w:t>
+              <w:t>Δ vs. no defense</w:t>
             </w:r>
           </w:p>
         </w:tc>
@@ -11022,7 +11137,7 @@
                 <w:b/>
                 <w:sz w:val="19"/>
               </w:rPr>
-              <w:t>identical</w:t>
+              <w:t>0.000</w:t>
             </w:r>
           </w:p>
         </w:tc>
@@ -11110,7 +11225,7 @@
                 <w:b/>
                 <w:sz w:val="19"/>
               </w:rPr>
-              <w:t>identical</w:t>
+              <w:t>0.000</w:t>
             </w:r>
           </w:p>
         </w:tc>
@@ -11127,79 +11242,78 @@
             <w:r>
               <w:rPr>
                 <w:rFonts w:ascii="Times New Roman" w:hAnsi="Times New Roman" w:eastAsia="SimSun"/>
+                <w:sz w:val="19"/>
+              </w:rPr>
+              <w:t>GTE-base</w:t>
+            </w:r>
+          </w:p>
+        </w:tc>
+        <w:tc>
+          <w:tcPr>
+            <w:tcW w:type="dxa" w:w="1928"/>
+          </w:tcPr>
+          <w:p>
+            <w:pPr>
+              <w:spacing w:line="240" w:lineRule="auto" w:after="0"/>
+            </w:pPr>
+            <w:r>
+              <w:rPr>
+                <w:rFonts w:ascii="Times New Roman" w:hAnsi="Times New Roman" w:eastAsia="SimSun"/>
+                <w:sz w:val="19"/>
+              </w:rPr>
+              <w:t>1.000</w:t>
+            </w:r>
+          </w:p>
+        </w:tc>
+        <w:tc>
+          <w:tcPr>
+            <w:tcW w:type="dxa" w:w="1928"/>
+          </w:tcPr>
+          <w:p>
+            <w:pPr>
+              <w:spacing w:line="240" w:lineRule="auto" w:after="0"/>
+            </w:pPr>
+            <w:r>
+              <w:rPr>
+                <w:rFonts w:ascii="Times New Roman" w:hAnsi="Times New Roman" w:eastAsia="SimSun"/>
+                <w:sz w:val="19"/>
+              </w:rPr>
+              <w:t>1.000</w:t>
+            </w:r>
+          </w:p>
+        </w:tc>
+        <w:tc>
+          <w:tcPr>
+            <w:tcW w:type="dxa" w:w="1928"/>
+          </w:tcPr>
+          <w:p>
+            <w:pPr>
+              <w:spacing w:line="240" w:lineRule="auto" w:after="0"/>
+            </w:pPr>
+            <w:r>
+              <w:rPr>
+                <w:rFonts w:ascii="Times New Roman" w:hAnsi="Times New Roman" w:eastAsia="SimSun"/>
+                <w:sz w:val="19"/>
+              </w:rPr>
+              <w:t>1.000</w:t>
+            </w:r>
+          </w:p>
+        </w:tc>
+        <w:tc>
+          <w:tcPr>
+            <w:tcW w:type="dxa" w:w="1928"/>
+          </w:tcPr>
+          <w:p>
+            <w:pPr>
+              <w:spacing w:line="240" w:lineRule="auto" w:after="0"/>
+            </w:pPr>
+            <w:r>
+              <w:rPr>
+                <w:rFonts w:ascii="Times New Roman" w:hAnsi="Times New Roman" w:eastAsia="SimSun"/>
                 <w:b/>
                 <w:sz w:val="19"/>
               </w:rPr>
-              <w:t>GTE-base</w:t>
-            </w:r>
-          </w:p>
-        </w:tc>
-        <w:tc>
-          <w:tcPr>
-            <w:tcW w:type="dxa" w:w="1928"/>
-          </w:tcPr>
-          <w:p>
-            <w:pPr>
-              <w:spacing w:line="240" w:lineRule="auto" w:after="0"/>
-            </w:pPr>
-            <w:r>
-              <w:rPr>
-                <w:rFonts w:ascii="Times New Roman" w:hAnsi="Times New Roman" w:eastAsia="SimSun"/>
-                <w:sz w:val="19"/>
-              </w:rPr>
-              <w:t>1.000</w:t>
-            </w:r>
-          </w:p>
-        </w:tc>
-        <w:tc>
-          <w:tcPr>
-            <w:tcW w:type="dxa" w:w="1928"/>
-          </w:tcPr>
-          <w:p>
-            <w:pPr>
-              <w:spacing w:line="240" w:lineRule="auto" w:after="0"/>
-            </w:pPr>
-            <w:r>
-              <w:rPr>
-                <w:rFonts w:ascii="Times New Roman" w:hAnsi="Times New Roman" w:eastAsia="SimSun"/>
-                <w:sz w:val="19"/>
-              </w:rPr>
-              <w:t>1.000</w:t>
-            </w:r>
-          </w:p>
-        </w:tc>
-        <w:tc>
-          <w:tcPr>
-            <w:tcW w:type="dxa" w:w="1928"/>
-          </w:tcPr>
-          <w:p>
-            <w:pPr>
-              <w:spacing w:line="240" w:lineRule="auto" w:after="0"/>
-            </w:pPr>
-            <w:r>
-              <w:rPr>
-                <w:rFonts w:ascii="Times New Roman" w:hAnsi="Times New Roman" w:eastAsia="SimSun"/>
-                <w:sz w:val="19"/>
-              </w:rPr>
-              <w:t>1.000</w:t>
-            </w:r>
-          </w:p>
-        </w:tc>
-        <w:tc>
-          <w:tcPr>
-            <w:tcW w:type="dxa" w:w="1928"/>
-          </w:tcPr>
-          <w:p>
-            <w:pPr>
-              <w:spacing w:line="240" w:lineRule="auto" w:after="0"/>
-            </w:pPr>
-            <w:r>
-              <w:rPr>
-                <w:rFonts w:ascii="Times New Roman" w:hAnsi="Times New Roman" w:eastAsia="SimSun"/>
-                <w:b/>
-                <w:sz w:val="19"/>
-              </w:rPr>
-              <w:t>identical</w:t>
+              <w:t>0.000</w:t>
             </w:r>
           </w:p>
         </w:tc>
@@ -11216,13 +11330,83 @@
             <w:r>
               <w:rPr>
                 <w:rFonts w:ascii="Times New Roman" w:hAnsi="Times New Roman" w:eastAsia="SimSun"/>
+                <w:sz w:val="19"/>
+              </w:rPr>
+              <w:t>Contriever</w:t>
+            </w:r>
+          </w:p>
+        </w:tc>
+        <w:tc>
+          <w:tcPr>
+            <w:tcW w:type="dxa" w:w="1928"/>
+          </w:tcPr>
+          <w:p>
+            <w:pPr>
+              <w:spacing w:line="240" w:lineRule="auto" w:after="0"/>
+            </w:pPr>
+            <w:r>
+              <w:rPr>
+                <w:rFonts w:ascii="Times New Roman" w:hAnsi="Times New Roman" w:eastAsia="SimSun"/>
+                <w:sz w:val="19"/>
+              </w:rPr>
+              <w:t>1.000</w:t>
+            </w:r>
+          </w:p>
+        </w:tc>
+        <w:tc>
+          <w:tcPr>
+            <w:tcW w:type="dxa" w:w="1928"/>
+          </w:tcPr>
+          <w:p>
+            <w:pPr>
+              <w:spacing w:line="240" w:lineRule="auto" w:after="0"/>
+            </w:pPr>
+            <w:r>
+              <w:rPr>
+                <w:rFonts w:ascii="Times New Roman" w:hAnsi="Times New Roman" w:eastAsia="SimSun"/>
+                <w:sz w:val="19"/>
+              </w:rPr>
+              <w:t>1.000</w:t>
+            </w:r>
+          </w:p>
+        </w:tc>
+        <w:tc>
+          <w:tcPr>
+            <w:tcW w:type="dxa" w:w="1928"/>
+          </w:tcPr>
+          <w:p>
+            <w:pPr>
+              <w:spacing w:line="240" w:lineRule="auto" w:after="0"/>
+            </w:pPr>
+            <w:r>
+              <w:rPr>
+                <w:rFonts w:ascii="Times New Roman" w:hAnsi="Times New Roman" w:eastAsia="SimSun"/>
+                <w:sz w:val="19"/>
+              </w:rPr>
+              <w:t>1.000</w:t>
+            </w:r>
+          </w:p>
+        </w:tc>
+        <w:tc>
+          <w:tcPr>
+            <w:tcW w:type="dxa" w:w="1928"/>
+          </w:tcPr>
+          <w:p>
+            <w:pPr>
+              <w:spacing w:line="240" w:lineRule="auto" w:after="0"/>
+            </w:pPr>
+            <w:r>
+              <w:rPr>
+                <w:rFonts w:ascii="Times New Roman" w:hAnsi="Times New Roman" w:eastAsia="SimSun"/>
                 <w:b/>
                 <w:sz w:val="19"/>
               </w:rPr>
-              <w:t>Contriever</w:t>
-            </w:r>
-          </w:p>
-        </w:tc>
+              <w:t>0.000</w:t>
+            </w:r>
+          </w:p>
+        </w:tc>
+      </w:tr>
+      <w:tr>
         <w:tc>
           <w:tcPr>
             <w:tcW w:type="dxa" w:w="1928"/>
@@ -11236,6 +11420,23 @@
                 <w:rFonts w:ascii="Times New Roman" w:hAnsi="Times New Roman" w:eastAsia="SimSun"/>
                 <w:sz w:val="19"/>
               </w:rPr>
+              <w:t>E5-base-v2</w:t>
+            </w:r>
+          </w:p>
+        </w:tc>
+        <w:tc>
+          <w:tcPr>
+            <w:tcW w:type="dxa" w:w="1928"/>
+          </w:tcPr>
+          <w:p>
+            <w:pPr>
+              <w:spacing w:line="240" w:lineRule="auto" w:after="0"/>
+            </w:pPr>
+            <w:r>
+              <w:rPr>
+                <w:rFonts w:ascii="Times New Roman" w:hAnsi="Times New Roman" w:eastAsia="SimSun"/>
+                <w:sz w:val="19"/>
+              </w:rPr>
               <w:t>1.000</w:t>
             </w:r>
           </w:p>
@@ -11288,7 +11489,7 @@
                 <w:b/>
                 <w:sz w:val="19"/>
               </w:rPr>
-              <w:t>identical</w:t>
+              <w:t>0.000</w:t>
             </w:r>
           </w:p>
         </w:tc>
@@ -11302,14 +11503,14 @@
           <w:b/>
           <w:sz w:val="22"/>
         </w:rPr>
-        <w:t>Finding 6. The R1 constraint is inert on every backbone tested, and its inertness does not depend on the attack leaving R1 undisturbed.</w:t>
-      </w:r>
-      <w:r>
-        <w:rPr>
-          <w:rFonts w:ascii="Times New Roman" w:hAnsi="Times New Roman" w:eastAsia="SimSun"/>
-          <w:sz w:val="22"/>
-        </w:rPr>
-        <w:t xml:space="preserve"> This is the paper's strongest single result and we state it in the sharper form deliberately, because the weaker form would be misleading. One might reasonably expect an R1 constraint to become effective once the attack perturbs R1 appreciably — and on the real encoders it does perturb R1, by 0.37–0.47, more than three times as much as on our own retrievers. It nonetheless admits exactly the same adversarial passages as no defence at all, at either budget extreme. The reason is that the constraint operates on </w:t>
+        <w:t>Finding 6. The R1 constraint is inert on every backbone tested — 15 of 15 constrained configurations show Δ = 0.000 — and its inertness does not depend on the attack leaving R1 undisturbed.</w:t>
+      </w:r>
+      <w:r>
+        <w:rPr>
+          <w:rFonts w:ascii="Times New Roman" w:hAnsi="Times New Roman" w:eastAsia="SimSun"/>
+          <w:sz w:val="22"/>
+        </w:rPr>
+        <w:t xml:space="preserve"> This is the paper's strongest single result, and we state it in the sharper form deliberately because the weaker form would be misleading. One might reasonably expect an R1 constraint to become effective once the attack perturbs R1 appreciably — and on the real encoders it does perturb R1, by 0.37–0.47, more than three times as much as on our own retrievers. It nonetheless admits exactly the same adversarial passages as no defense at all, at either budget extreme. The reason is that the constraint operates on </w:t>
       </w:r>
       <w:r>
         <w:rPr>
@@ -11324,7 +11525,7 @@
           <w:rFonts w:ascii="Times New Roman" w:hAnsi="Times New Roman" w:eastAsia="SimSun"/>
           <w:sz w:val="22"/>
         </w:rPr>
-        <w:t>, and the attacker constructs the injection to fit inside whatever quota the defence enforces: the tolerance parameter widens or narrows the admissible region without ever excluding the attacker's passages, which were built to be compositionally typical. An R1 constraint has no operating point at which it bites, and this holds across four retrievers spanning lexical, hashed, and two distinct semantic representations.</w:t>
+        <w:t>, and the attacker constructs the injection to fit inside whatever quota the defense enforces: the tolerance parameter widens or narrows the admissible region without ever excluding the attacker's passages, which were built to be compositionally typical. An R1 constraint has no operating point at which it bites, and this holds across five retrievers spanning lexical, hashed, and three distinct semantic representations. §6.2 proves why.</w:t>
       </w:r>
     </w:p>
     <w:p>
@@ -11355,7 +11556,7 @@
           <w:rFonts w:ascii="Times New Roman" w:hAnsi="Times New Roman" w:eastAsia="SimSun"/>
           <w:sz w:val="22"/>
         </w:rPr>
-        <w:t>, no defense.</w:t>
+        <w:t>, no defense. The last column groups the encoders by susceptibility.</w:t>
       </w:r>
     </w:p>
     <w:tbl>
@@ -11366,15 +11567,16 @@
         <w:tblLook w:firstColumn="1" w:firstRow="1" w:lastColumn="0" w:lastRow="0" w:noHBand="0" w:noVBand="1" w:val="04A0"/>
       </w:tblPr>
       <w:tblGrid>
-        <w:gridCol w:w="2409"/>
-        <w:gridCol w:w="2409"/>
-        <w:gridCol w:w="2409"/>
-        <w:gridCol w:w="2409"/>
+        <w:gridCol w:w="1928"/>
+        <w:gridCol w:w="1928"/>
+        <w:gridCol w:w="1928"/>
+        <w:gridCol w:w="1928"/>
+        <w:gridCol w:w="1928"/>
       </w:tblGrid>
       <w:tr>
         <w:tc>
           <w:tcPr>
-            <w:tcW w:type="dxa" w:w="2409"/>
+            <w:tcW w:type="dxa" w:w="1928"/>
             <w:shd w:val="clear" w:color="auto" w:fill="DCE6F1"/>
           </w:tcPr>
           <w:p>
@@ -11393,7 +11595,7 @@
         </w:tc>
         <w:tc>
           <w:tcPr>
-            <w:tcW w:type="dxa" w:w="2409"/>
+            <w:tcW w:type="dxa" w:w="1928"/>
             <w:shd w:val="clear" w:color="auto" w:fill="DCE6F1"/>
           </w:tcPr>
           <w:p>
@@ -11420,7 +11622,7 @@
         </w:tc>
         <w:tc>
           <w:tcPr>
-            <w:tcW w:type="dxa" w:w="2409"/>
+            <w:tcW w:type="dxa" w:w="1928"/>
             <w:shd w:val="clear" w:color="auto" w:fill="DCE6F1"/>
           </w:tcPr>
           <w:p>
@@ -11447,7 +11649,7 @@
         </w:tc>
         <w:tc>
           <w:tcPr>
-            <w:tcW w:type="dxa" w:w="2409"/>
+            <w:tcW w:type="dxa" w:w="1928"/>
             <w:shd w:val="clear" w:color="auto" w:fill="DCE6F1"/>
           </w:tcPr>
           <w:p>
@@ -11461,6 +11663,25 @@
                 <w:sz w:val="19"/>
               </w:rPr>
               <w:t>R1 drift @ ρ=0.5%</w:t>
+            </w:r>
+          </w:p>
+        </w:tc>
+        <w:tc>
+          <w:tcPr>
+            <w:tcW w:type="dxa" w:w="1928"/>
+            <w:shd w:val="clear" w:color="auto" w:fill="DCE6F1"/>
+          </w:tcPr>
+          <w:p>
+            <w:pPr>
+              <w:spacing w:line="240" w:lineRule="auto" w:after="0"/>
+            </w:pPr>
+            <w:r>
+              <w:rPr>
+                <w:rFonts w:ascii="Times New Roman" w:hAnsi="Times New Roman" w:eastAsia="SimSun"/>
+                <w:b/>
+                <w:sz w:val="19"/>
+              </w:rPr>
+              <w:t>group</w:t>
             </w:r>
           </w:p>
         </w:tc>
@@ -11468,7 +11689,7 @@
       <w:tr>
         <w:tc>
           <w:tcPr>
-            <w:tcW w:type="dxa" w:w="2409"/>
+            <w:tcW w:type="dxa" w:w="1928"/>
           </w:tcPr>
           <w:p>
             <w:pPr>
@@ -11485,41 +11706,41 @@
         </w:tc>
         <w:tc>
           <w:tcPr>
-            <w:tcW w:type="dxa" w:w="2409"/>
-          </w:tcPr>
-          <w:p>
-            <w:pPr>
-              <w:spacing w:line="240" w:lineRule="auto" w:after="0"/>
-            </w:pPr>
-            <w:r>
-              <w:rPr>
-                <w:rFonts w:ascii="Times New Roman" w:hAnsi="Times New Roman" w:eastAsia="SimSun"/>
-                <w:sz w:val="19"/>
-              </w:rPr>
-              <w:t>0.750</w:t>
-            </w:r>
-          </w:p>
-        </w:tc>
-        <w:tc>
-          <w:tcPr>
-            <w:tcW w:type="dxa" w:w="2409"/>
-          </w:tcPr>
-          <w:p>
-            <w:pPr>
-              <w:spacing w:line="240" w:lineRule="auto" w:after="0"/>
-            </w:pPr>
-            <w:r>
-              <w:rPr>
-                <w:rFonts w:ascii="Times New Roman" w:hAnsi="Times New Roman" w:eastAsia="SimSun"/>
-                <w:sz w:val="19"/>
-              </w:rPr>
-              <w:t>0.750</w:t>
-            </w:r>
-          </w:p>
-        </w:tc>
-        <w:tc>
-          <w:tcPr>
-            <w:tcW w:type="dxa" w:w="2409"/>
+            <w:tcW w:type="dxa" w:w="1928"/>
+          </w:tcPr>
+          <w:p>
+            <w:pPr>
+              <w:spacing w:line="240" w:lineRule="auto" w:after="0"/>
+            </w:pPr>
+            <w:r>
+              <w:rPr>
+                <w:rFonts w:ascii="Times New Roman" w:hAnsi="Times New Roman" w:eastAsia="SimSun"/>
+                <w:sz w:val="19"/>
+              </w:rPr>
+              <w:t>0.7500</w:t>
+            </w:r>
+          </w:p>
+        </w:tc>
+        <w:tc>
+          <w:tcPr>
+            <w:tcW w:type="dxa" w:w="1928"/>
+          </w:tcPr>
+          <w:p>
+            <w:pPr>
+              <w:spacing w:line="240" w:lineRule="auto" w:after="0"/>
+            </w:pPr>
+            <w:r>
+              <w:rPr>
+                <w:rFonts w:ascii="Times New Roman" w:hAnsi="Times New Roman" w:eastAsia="SimSun"/>
+                <w:sz w:val="19"/>
+              </w:rPr>
+              <w:t>0.7500</w:t>
+            </w:r>
+          </w:p>
+        </w:tc>
+        <w:tc>
+          <w:tcPr>
+            <w:tcW w:type="dxa" w:w="1928"/>
           </w:tcPr>
           <w:p>
             <w:pPr>
@@ -11531,6 +11752,23 @@
                 <w:sz w:val="19"/>
               </w:rPr>
               <w:t>0.1625</w:t>
+            </w:r>
+          </w:p>
+        </w:tc>
+        <w:tc>
+          <w:tcPr>
+            <w:tcW w:type="dxa" w:w="1928"/>
+          </w:tcPr>
+          <w:p>
+            <w:pPr>
+              <w:spacing w:line="240" w:lineRule="auto" w:after="0"/>
+            </w:pPr>
+            <w:r>
+              <w:rPr>
+                <w:rFonts w:ascii="Times New Roman" w:hAnsi="Times New Roman" w:eastAsia="SimSun"/>
+                <w:sz w:val="19"/>
+              </w:rPr>
+              <w:t>lexical</w:t>
             </w:r>
           </w:p>
         </w:tc>
@@ -11538,7 +11776,7 @@
       <w:tr>
         <w:tc>
           <w:tcPr>
-            <w:tcW w:type="dxa" w:w="2409"/>
+            <w:tcW w:type="dxa" w:w="1928"/>
           </w:tcPr>
           <w:p>
             <w:pPr>
@@ -11555,41 +11793,41 @@
         </w:tc>
         <w:tc>
           <w:tcPr>
-            <w:tcW w:type="dxa" w:w="2409"/>
-          </w:tcPr>
-          <w:p>
-            <w:pPr>
-              <w:spacing w:line="240" w:lineRule="auto" w:after="0"/>
-            </w:pPr>
-            <w:r>
-              <w:rPr>
-                <w:rFonts w:ascii="Times New Roman" w:hAnsi="Times New Roman" w:eastAsia="SimSun"/>
-                <w:sz w:val="19"/>
-              </w:rPr>
-              <w:t>0.625</w:t>
-            </w:r>
-          </w:p>
-        </w:tc>
-        <w:tc>
-          <w:tcPr>
-            <w:tcW w:type="dxa" w:w="2409"/>
-          </w:tcPr>
-          <w:p>
-            <w:pPr>
-              <w:spacing w:line="240" w:lineRule="auto" w:after="0"/>
-            </w:pPr>
-            <w:r>
-              <w:rPr>
-                <w:rFonts w:ascii="Times New Roman" w:hAnsi="Times New Roman" w:eastAsia="SimSun"/>
-                <w:sz w:val="19"/>
-              </w:rPr>
-              <w:t>0.625</w:t>
-            </w:r>
-          </w:p>
-        </w:tc>
-        <w:tc>
-          <w:tcPr>
-            <w:tcW w:type="dxa" w:w="2409"/>
+            <w:tcW w:type="dxa" w:w="1928"/>
+          </w:tcPr>
+          <w:p>
+            <w:pPr>
+              <w:spacing w:line="240" w:lineRule="auto" w:after="0"/>
+            </w:pPr>
+            <w:r>
+              <w:rPr>
+                <w:rFonts w:ascii="Times New Roman" w:hAnsi="Times New Roman" w:eastAsia="SimSun"/>
+                <w:sz w:val="19"/>
+              </w:rPr>
+              <w:t>0.6250</w:t>
+            </w:r>
+          </w:p>
+        </w:tc>
+        <w:tc>
+          <w:tcPr>
+            <w:tcW w:type="dxa" w:w="1928"/>
+          </w:tcPr>
+          <w:p>
+            <w:pPr>
+              <w:spacing w:line="240" w:lineRule="auto" w:after="0"/>
+            </w:pPr>
+            <w:r>
+              <w:rPr>
+                <w:rFonts w:ascii="Times New Roman" w:hAnsi="Times New Roman" w:eastAsia="SimSun"/>
+                <w:sz w:val="19"/>
+              </w:rPr>
+              <w:t>0.6250</w:t>
+            </w:r>
+          </w:p>
+        </w:tc>
+        <w:tc>
+          <w:tcPr>
+            <w:tcW w:type="dxa" w:w="1928"/>
           </w:tcPr>
           <w:p>
             <w:pPr>
@@ -11601,6 +11839,23 @@
                 <w:sz w:val="19"/>
               </w:rPr>
               <w:t>0.0812</w:t>
+            </w:r>
+          </w:p>
+        </w:tc>
+        <w:tc>
+          <w:tcPr>
+            <w:tcW w:type="dxa" w:w="1928"/>
+          </w:tcPr>
+          <w:p>
+            <w:pPr>
+              <w:spacing w:line="240" w:lineRule="auto" w:after="0"/>
+            </w:pPr>
+            <w:r>
+              <w:rPr>
+                <w:rFonts w:ascii="Times New Roman" w:hAnsi="Times New Roman" w:eastAsia="SimSun"/>
+                <w:sz w:val="19"/>
+              </w:rPr>
+              <w:t>hashed</w:t>
             </w:r>
           </w:p>
         </w:tc>
@@ -11608,7 +11863,7 @@
       <w:tr>
         <w:tc>
           <w:tcPr>
-            <w:tcW w:type="dxa" w:w="2409"/>
+            <w:tcW w:type="dxa" w:w="1928"/>
           </w:tcPr>
           <w:p>
             <w:pPr>
@@ -11622,18 +11877,11 @@
               </w:rPr>
               <w:t>Contriever</w:t>
             </w:r>
-            <w:r>
-              <w:rPr>
-                <w:rFonts w:ascii="Times New Roman" w:hAnsi="Times New Roman" w:eastAsia="SimSun"/>
-                <w:sz w:val="19"/>
-              </w:rPr>
-              <w:t xml:space="preserve"> (real encoder)</w:t>
-            </w:r>
-          </w:p>
-        </w:tc>
-        <w:tc>
-          <w:tcPr>
-            <w:tcW w:type="dxa" w:w="2409"/>
+          </w:p>
+        </w:tc>
+        <w:tc>
+          <w:tcPr>
+            <w:tcW w:type="dxa" w:w="1928"/>
           </w:tcPr>
           <w:p>
             <w:pPr>
@@ -11651,7 +11899,7 @@
         </w:tc>
         <w:tc>
           <w:tcPr>
-            <w:tcW w:type="dxa" w:w="2409"/>
+            <w:tcW w:type="dxa" w:w="1928"/>
           </w:tcPr>
           <w:p>
             <w:pPr>
@@ -11668,7 +11916,7 @@
         </w:tc>
         <w:tc>
           <w:tcPr>
-            <w:tcW w:type="dxa" w:w="2409"/>
+            <w:tcW w:type="dxa" w:w="1928"/>
           </w:tcPr>
           <w:p>
             <w:pPr>
@@ -11680,6 +11928,24 @@
                 <w:sz w:val="19"/>
               </w:rPr>
               <w:t>0.1750</w:t>
+            </w:r>
+          </w:p>
+        </w:tc>
+        <w:tc>
+          <w:tcPr>
+            <w:tcW w:type="dxa" w:w="1928"/>
+          </w:tcPr>
+          <w:p>
+            <w:pPr>
+              <w:spacing w:line="240" w:lineRule="auto" w:after="0"/>
+            </w:pPr>
+            <w:r>
+              <w:rPr>
+                <w:rFonts w:ascii="Times New Roman" w:hAnsi="Times New Roman" w:eastAsia="SimSun"/>
+                <w:b/>
+                <w:sz w:val="19"/>
+              </w:rPr>
+              <w:t>susceptible</w:t>
             </w:r>
           </w:p>
         </w:tc>
@@ -11687,7 +11953,7 @@
       <w:tr>
         <w:tc>
           <w:tcPr>
-            <w:tcW w:type="dxa" w:w="2409"/>
+            <w:tcW w:type="dxa" w:w="1928"/>
           </w:tcPr>
           <w:p>
             <w:pPr>
@@ -11701,18 +11967,11 @@
               </w:rPr>
               <w:t>GTE-base</w:t>
             </w:r>
-            <w:r>
-              <w:rPr>
-                <w:rFonts w:ascii="Times New Roman" w:hAnsi="Times New Roman" w:eastAsia="SimSun"/>
-                <w:sz w:val="19"/>
-              </w:rPr>
-              <w:t xml:space="preserve"> (real encoder)</w:t>
-            </w:r>
-          </w:p>
-        </w:tc>
-        <w:tc>
-          <w:tcPr>
-            <w:tcW w:type="dxa" w:w="2409"/>
+          </w:p>
+        </w:tc>
+        <w:tc>
+          <w:tcPr>
+            <w:tcW w:type="dxa" w:w="1928"/>
           </w:tcPr>
           <w:p>
             <w:pPr>
@@ -11730,7 +11989,7 @@
         </w:tc>
         <w:tc>
           <w:tcPr>
-            <w:tcW w:type="dxa" w:w="2409"/>
+            <w:tcW w:type="dxa" w:w="1928"/>
           </w:tcPr>
           <w:p>
             <w:pPr>
@@ -11747,7 +12006,7 @@
         </w:tc>
         <w:tc>
           <w:tcPr>
-            <w:tcW w:type="dxa" w:w="2409"/>
+            <w:tcW w:type="dxa" w:w="1928"/>
           </w:tcPr>
           <w:p>
             <w:pPr>
@@ -11759,6 +12018,114 @@
                 <w:sz w:val="19"/>
               </w:rPr>
               <w:t>0.0000</w:t>
+            </w:r>
+          </w:p>
+        </w:tc>
+        <w:tc>
+          <w:tcPr>
+            <w:tcW w:type="dxa" w:w="1928"/>
+          </w:tcPr>
+          <w:p>
+            <w:pPr>
+              <w:spacing w:line="240" w:lineRule="auto" w:after="0"/>
+            </w:pPr>
+            <w:r>
+              <w:rPr>
+                <w:rFonts w:ascii="Times New Roman" w:hAnsi="Times New Roman" w:eastAsia="SimSun"/>
+                <w:b/>
+                <w:sz w:val="19"/>
+              </w:rPr>
+              <w:t>resistant</w:t>
+            </w:r>
+          </w:p>
+        </w:tc>
+      </w:tr>
+      <w:tr>
+        <w:tc>
+          <w:tcPr>
+            <w:tcW w:type="dxa" w:w="1928"/>
+          </w:tcPr>
+          <w:p>
+            <w:pPr>
+              <w:spacing w:line="240" w:lineRule="auto" w:after="0"/>
+            </w:pPr>
+            <w:r>
+              <w:rPr>
+                <w:rFonts w:ascii="Times New Roman" w:hAnsi="Times New Roman" w:eastAsia="SimSun"/>
+                <w:b/>
+                <w:sz w:val="19"/>
+              </w:rPr>
+              <w:t>E5-base-v2</w:t>
+            </w:r>
+          </w:p>
+        </w:tc>
+        <w:tc>
+          <w:tcPr>
+            <w:tcW w:type="dxa" w:w="1928"/>
+          </w:tcPr>
+          <w:p>
+            <w:pPr>
+              <w:spacing w:line="240" w:lineRule="auto" w:after="0"/>
+            </w:pPr>
+            <w:r>
+              <w:rPr>
+                <w:rFonts w:ascii="Times New Roman" w:hAnsi="Times New Roman" w:eastAsia="SimSun"/>
+                <w:b/>
+                <w:sz w:val="19"/>
+              </w:rPr>
+              <w:t>0.0625</w:t>
+            </w:r>
+          </w:p>
+        </w:tc>
+        <w:tc>
+          <w:tcPr>
+            <w:tcW w:type="dxa" w:w="1928"/>
+          </w:tcPr>
+          <w:p>
+            <w:pPr>
+              <w:spacing w:line="240" w:lineRule="auto" w:after="0"/>
+            </w:pPr>
+            <w:r>
+              <w:rPr>
+                <w:rFonts w:ascii="Times New Roman" w:hAnsi="Times New Roman" w:eastAsia="SimSun"/>
+                <w:sz w:val="19"/>
+              </w:rPr>
+              <w:t>0.0625</w:t>
+            </w:r>
+          </w:p>
+        </w:tc>
+        <w:tc>
+          <w:tcPr>
+            <w:tcW w:type="dxa" w:w="1928"/>
+          </w:tcPr>
+          <w:p>
+            <w:pPr>
+              <w:spacing w:line="240" w:lineRule="auto" w:after="0"/>
+            </w:pPr>
+            <w:r>
+              <w:rPr>
+                <w:rFonts w:ascii="Times New Roman" w:hAnsi="Times New Roman" w:eastAsia="SimSun"/>
+                <w:sz w:val="19"/>
+              </w:rPr>
+              <w:t>0.0000</w:t>
+            </w:r>
+          </w:p>
+        </w:tc>
+        <w:tc>
+          <w:tcPr>
+            <w:tcW w:type="dxa" w:w="1928"/>
+          </w:tcPr>
+          <w:p>
+            <w:pPr>
+              <w:spacing w:line="240" w:lineRule="auto" w:after="0"/>
+            </w:pPr>
+            <w:r>
+              <w:rPr>
+                <w:rFonts w:ascii="Times New Roman" w:hAnsi="Times New Roman" w:eastAsia="SimSun"/>
+                <w:b/>
+                <w:sz w:val="19"/>
+              </w:rPr>
+              <w:t>resistant</w:t>
             </w:r>
           </w:p>
         </w:tc>
@@ -11772,14 +12139,14 @@
           <w:b/>
           <w:sz w:val="22"/>
         </w:rPr>
-        <w:t>Finding 7. Text-attack effectiveness is not predictable from whether an encoder is semantic — it varies by an order of magnitude across real encoders.</w:t>
-      </w:r>
-      <w:r>
-        <w:rPr>
-          <w:rFonts w:ascii="Times New Roman" w:hAnsi="Times New Roman" w:eastAsia="SimSun"/>
-          <w:sz w:val="22"/>
-        </w:rPr>
-        <w:t xml:space="preserve"> We expected, when adding this experiment, to find a clean lexical-versus-semantic split. The result is not that: Contriever succeeds at 0.5625 while GTE-base succeeds at 0.0625, a </w:t>
+        <w:t>Finding 7. Text-attack susceptibility is a property of the individual encoder, and it splits the three real encoders 2-to-1 with a nine-fold gap.</w:t>
+      </w:r>
+      <w:r>
+        <w:rPr>
+          <w:rFonts w:ascii="Times New Roman" w:hAnsi="Times New Roman" w:eastAsia="SimSun"/>
+          <w:sz w:val="22"/>
+        </w:rPr>
+        <w:t xml:space="preserve"> We expected, when adding this experiment, a clean lexical-versus-semantic split: the attack works when the representation is lexical and fails when it is semantic. The result is not that. </w:t>
       </w:r>
       <w:r>
         <w:rPr>
@@ -11787,14 +12154,14 @@
           <w:b/>
           <w:sz w:val="22"/>
         </w:rPr>
-        <w:t>nine-fold difference between two encoders of the same size class, on the same corpus, with the same injected text.</w:t>
-      </w:r>
-      <w:r>
-        <w:rPr>
-          <w:rFonts w:ascii="Times New Roman" w:hAnsi="Times New Roman" w:eastAsia="SimSun"/>
-          <w:sz w:val="22"/>
-        </w:rPr>
-        <w:t xml:space="preserve"> What is true is the weaker statement that a feature-hashing retriever is not a substitute for a semantic one — it retains the lexical attack surface (0.625, close to BM25's 0.750) and therefore over-states text-attack effectiveness relative to a real encoder. We flag this because our own earlier numbers were produced with it.</w:t>
+        <w:t>GTE-base and E5-base-v2 both resist almost completely (0.0625), while Contriever is nearly as susceptible as BM25 (0.5625)</w:t>
+      </w:r>
+      <w:r>
+        <w:rPr>
+          <w:rFonts w:ascii="Times New Roman" w:hAnsi="Times New Roman" w:eastAsia="SimSun"/>
+          <w:sz w:val="22"/>
+        </w:rPr>
+        <w:t xml:space="preserve"> — a nine-fold difference between encoders of the same size class, on the same corpus, with the same injected text.</w:t>
       </w:r>
     </w:p>
     <w:p>
@@ -11803,7 +12170,25 @@
           <w:rFonts w:ascii="Times New Roman" w:hAnsi="Times New Roman" w:eastAsia="SimSun"/>
           <w:sz w:val="22"/>
         </w:rPr>
-        <w:t xml:space="preserve">The practical implication is uncomfortable for the evaluation of any RAG retrieval defence: </w:t>
+        <w:t>Two consequences follow, and the second is the uncomfortable one.</w:t>
+      </w:r>
+    </w:p>
+    <w:p>
+      <w:r>
+        <w:rPr>
+          <w:rFonts w:ascii="Times New Roman" w:hAnsi="Times New Roman" w:eastAsia="SimSun"/>
+          <w:sz w:val="22"/>
+        </w:rPr>
+        <w:t>First, a feature-hashing retriever is not a substitute for a semantic one: it retains the lexical attack surface (0.625, close to BM25's 0.750) and therefore over-states text-attack effectiveness relative to a real encoder. This is why our own earlier numbers, produced with it, were too pessimistic about encoder robustness.</w:t>
+      </w:r>
+    </w:p>
+    <w:p>
+      <w:r>
+        <w:rPr>
+          <w:rFonts w:ascii="Times New Roman" w:hAnsi="Times New Roman" w:eastAsia="SimSun"/>
+          <w:sz w:val="22"/>
+        </w:rPr>
+        <w:t xml:space="preserve">Second, and more consequential for the field: </w:t>
       </w:r>
       <w:r>
         <w:rPr>
@@ -11811,14 +12196,29 @@
           <w:b/>
           <w:sz w:val="22"/>
         </w:rPr>
-        <w:t>a defence's measured robustness depends on an attacker–encoder interaction that is not captured by an "is it semantic" heuristic.</w:t>
-      </w:r>
-      <w:r>
-        <w:rPr>
-          <w:rFonts w:ascii="Times New Roman" w:hAnsi="Times New Roman" w:eastAsia="SimSun"/>
-          <w:sz w:val="22"/>
-        </w:rPr>
-        <w:t xml:space="preserve"> Reporting results on a single encoder, as is standard, cannot distinguish a defence that blocks this attack from one that is merely paired with an encoder the attack happens not to suit.</w:t>
+        <w:t>the encoder used by the fair-ranking work we compare against [8] is the susceptible one.</w:t>
+      </w:r>
+      <w:r>
+        <w:rPr>
+          <w:rFonts w:ascii="Times New Roman" w:hAnsi="Times New Roman" w:eastAsia="SimSun"/>
+          <w:sz w:val="22"/>
+        </w:rPr>
+        <w:t xml:space="preserve"> A defense evaluated on Contriever would appear to face a live text-injection threat; the same defense on E5-base-v2 or GTE-base would face a negligible one. Because evaluations in this literature are typically run on a single encoder, a reported robustness figure conflates the defense's behaviour with an encoder property that is not measured. We do not regard this as a flaw in any particular paper so much as a </w:t>
+      </w:r>
+      <w:r>
+        <w:rPr>
+          <w:rFonts w:ascii="Times New Roman" w:hAnsi="Times New Roman" w:eastAsia="SimSun"/>
+          <w:b/>
+          <w:sz w:val="22"/>
+        </w:rPr>
+        <w:t>missing control</w:t>
+      </w:r>
+      <w:r>
+        <w:rPr>
+          <w:rFonts w:ascii="Times New Roman" w:hAnsi="Times New Roman" w:eastAsia="SimSun"/>
+          <w:sz w:val="22"/>
+        </w:rPr>
+        <w:t>: the encoder should be reported as a factor rather than as an implementation detail, and a robustness claim should be accompanied by the same measurement on at least one resistant and one susceptible encoder.</w:t>
       </w:r>
     </w:p>
     <w:p>
@@ -11863,7 +12263,7 @@
           <w:rFonts w:ascii="Times New Roman" w:hAnsi="Times New Roman" w:eastAsia="SimSun"/>
           <w:sz w:val="22"/>
         </w:rPr>
-        <w:t xml:space="preserve"> than the version we would have claimed without backbone alignment: it holds across four retrievers and, decisively, it holds </w:t>
+        <w:t xml:space="preserve"> than the version we would have claimed without backbone alignment: it holds across five retrievers and, decisively, holds </w:t>
       </w:r>
       <w:r>
         <w:rPr>
@@ -11878,7 +12278,7 @@
           <w:rFonts w:ascii="Times New Roman" w:hAnsi="Times New Roman" w:eastAsia="SimSun"/>
           <w:sz w:val="22"/>
         </w:rPr>
-        <w:t xml:space="preserve"> (0.47 on GTE-base).</w:t>
+        <w:t xml:space="preserve"> (up to 0.47 on GTE-base).</w:t>
       </w:r>
     </w:p>
     <w:p>
@@ -11945,7 +12345,7 @@
           <w:rFonts w:ascii="Times New Roman" w:hAnsi="Times New Roman" w:eastAsia="SimSun"/>
           <w:sz w:val="22"/>
         </w:rPr>
-        <w:t xml:space="preserve"> shrinks on real encoders: the R2 gap is already saturated at 1.0000 under every defence configuration at this injection rate, leaving no headroom to recover, so we can show the constraint reducing the gap only on our own encoders. Second, our earlier statement that text-level injection is sufficient must be narrowed to the lexical and hashed retrievers; against GTE-base it is not sufficient at any injection rate we tested.</w:t>
+        <w:t xml:space="preserve"> shrinks on real encoders: the R2 gap is already saturated at 1.0000 under every defense configuration at this injection rate, leaving no headroom to recover, so we can show the constraint reducing the gap only on our own encoders. Second, our earlier statement that text-level injection is sufficient must be narrowed: it holds for the lexical and hashed retrievers and for Contriever, but against GTE-base and E5-base-v2 it does not hold at any injection rate we tested.</w:t>
       </w:r>
     </w:p>
     <w:p>
@@ -14737,7 +15137,7 @@
           <w:rFonts w:ascii="Times New Roman" w:hAnsi="Times New Roman" w:eastAsia="SimSun"/>
           <w:sz w:val="22"/>
         </w:rPr>
-        <w:t xml:space="preserve"> equals no defense at every $\varepsilon$ on four retrievers, two corpora and all injection rates. (ii) Usefulness is squeezed: tightening the R1 budget to $\varepsilon=0$ on the controlled corpus changes </w:t>
+        <w:t xml:space="preserve"> equals no defense at every $\varepsilon$, on five retrievers, two corpora and all injection rates. (ii) Usefulness is squeezed: tightening the R1 budget to $\varepsilon=0$ on the controlled corpus changes </w:t>
       </w:r>
       <w:r>
         <w:rPr>
@@ -15907,7 +16307,22 @@
           <w:rFonts w:ascii="Times New Roman" w:hAnsi="Times New Roman" w:eastAsia="SimSun"/>
           <w:sz w:val="22"/>
         </w:rPr>
-        <w:t xml:space="preserve"> BM25, a self-contained feature-hashing dense retriever, GTE-base, and Contriever (§5.5) — four retrievers spanning lexical, hashed, and two distinct semantic representations. GTE-base matches the backbone of the closest prior work [5] and Contriever that of [8]; E5-base/E5-large (as in [4, 6]) and SPLADE remain to be added. We note that feature-hashing dense retrieval retains the lexical attack surface and should not be read as a stand-in for a semantic encoder — Finding 7 quantifies the difference. More importantly, Finding 7 shows that text-attack effectiveness varies </w:t>
+        <w:t xml:space="preserve"> BM25, a self-contained feature-hashing dense retriever, and the three encoders the compared literature uses — GTE-base, Contriever, and E5-base-v2 (§5.5): five retrievers spanning lexical, hashed, and three distinct semantic representations. SPLADE and E5-</w:t>
+      </w:r>
+      <w:r>
+        <w:rPr>
+          <w:rFonts w:ascii="Times New Roman" w:hAnsi="Times New Roman" w:eastAsia="SimSun"/>
+          <w:i/>
+          <w:sz w:val="22"/>
+        </w:rPr>
+        <w:t>large</w:t>
+      </w:r>
+      <w:r>
+        <w:rPr>
+          <w:rFonts w:ascii="Times New Roman" w:hAnsi="Times New Roman" w:eastAsia="SimSun"/>
+          <w:sz w:val="22"/>
+        </w:rPr>
+        <w:t xml:space="preserve"> remain to be added. We note that feature-hashing dense retrieval retains the lexical attack surface and should not be read as a stand-in for a semantic encoder — Finding 7 quantifies the difference. More importantly, Finding 7 shows text-attack effectiveness varies </w:t>
       </w:r>
       <w:r>
         <w:rPr>
@@ -15915,14 +16330,14 @@
           <w:b/>
           <w:sz w:val="22"/>
         </w:rPr>
-        <w:t>nine-fold between two real encoders of the same size class</w:t>
-      </w:r>
-      <w:r>
-        <w:rPr>
-          <w:rFonts w:ascii="Times New Roman" w:hAnsi="Times New Roman" w:eastAsia="SimSun"/>
-          <w:sz w:val="22"/>
-        </w:rPr>
-        <w:t xml:space="preserve"> (Contriever 0.5625 versus GTE-base 0.0625), so a single-encoder evaluation cannot establish how robust a defence is in general. This is a limitation of our study and, we argue, of the standard evaluation protocol in this area.</w:t>
+        <w:t>nine-fold across the three real encoders</w:t>
+      </w:r>
+      <w:r>
+        <w:rPr>
+          <w:rFonts w:ascii="Times New Roman" w:hAnsi="Times New Roman" w:eastAsia="SimSun"/>
+          <w:sz w:val="22"/>
+        </w:rPr>
+        <w:t xml:space="preserve"> (Contriever 0.5625 versus GTE-base and E5-base-v2 at 0.0625), and the susceptible one is the encoder used by the fair-ranking work we compare against [8]. A single-encoder evaluation therefore cannot establish how robust a defense is in general. This is a limitation of our study and, we argue, of the standard evaluation protocol in this area.</w:t>
       </w:r>
     </w:p>
     <w:p>

--- a/paper/manuscript_R1R2_v1.docx
+++ b/paper/manuscript_R1R2_v1.docx
@@ -473,7 +473,7 @@
           <w:rFonts w:ascii="Times New Roman" w:hAnsi="Times New Roman" w:eastAsia="SimSun"/>
           <w:sz w:val="22"/>
         </w:rPr>
-        <w:t xml:space="preserve"> — it cannot simultaneously exclude adversarial passages, admit good clean selections, and impose a non-vacuous constraint. Violating an ε-constraint costs the attacker at most $k$ replacements once its passages are retrieved; whether they are retrieved is a separate, corpus- and encoder-dependent question, and our six-retriever comparison shows it varies by more than an order of magnitude. We also show by backbone alignment that the inertness does not depend on the attack leaving R1 undisturbed: on the dense encoders the attack moves R1 by 0.37–0.47, more than three times as much as on BM25, and the R1 constraint remains inert at every budget setting — 12 of 12 constrained configurations show an effect of exactly zero against six retrievers.</w:t>
+        <w:t xml:space="preserve"> — it cannot simultaneously exclude adversarial passages, admit good clean selections, and impose a non-vacuous constraint. Violating an ε-constraint costs the attacker at most $k$ replacements once its passages are retrieved; whether they are retrieved is a separate, corpus- and encoder-dependent question, and our six-retriever comparison shows it varies by more than an order of magnitude. We also show by backbone alignment that the inertness does not depend on the attack leaving R1 undisturbed: on the dense encoders the attack moves R1 by 0.37–0.47, more than three times as much as on BM25, and the R1 constraint remains inert at every budget setting — Δ = 0.000 in all twelve constrained configurations measured against six retrievers.</w:t>
       </w:r>
     </w:p>
     <w:p>
@@ -11947,7 +11947,7 @@
           <w:b/>
           <w:sz w:val="22"/>
         </w:rPr>
-        <w:t>Finding 6. The R1 constraint is inert on every backbone tested — 12 of 12 constrained configurations show Δ = 0.000 — and its inertness does not depend on the attack leaving R1 undisturbed.</w:t>
+        <w:t>Finding 6. The R1 constraint is inert on every backbone tested — all 12 constrained configurations in Table 9 show Δ = 0.000, where Δ is the change in adversarial-passage inclusion (`poison@k`) versus no defense — and its inertness does not depend on the attack leaving R1 undisturbed.</w:t>
       </w:r>
       <w:r>
         <w:rPr>

--- a/paper/manuscript_R1R2_v1.docx
+++ b/paper/manuscript_R1R2_v1.docx
@@ -389,7 +389,7 @@
           <w:rFonts w:ascii="Times New Roman" w:hAnsi="Times New Roman" w:eastAsia="SimSun"/>
           <w:sz w:val="22"/>
         </w:rPr>
-        <w:t>, and there it has a mechanism. Across six retrievers the text attack succeeds 0.750 (BM25), 0.625 (feature hashing), 0.625 (</w:t>
+        <w:t>, and there it has a mechanism. Across six retrievers at base size the text attack succeeds 0.750 (BM25), 0.625 (feature hashing), 0.625 (</w:t>
       </w:r>
       <w:r>
         <w:rPr>
@@ -434,7 +434,52 @@
           <w:rFonts w:ascii="Times New Roman" w:hAnsi="Times New Roman" w:eastAsia="SimSun"/>
           <w:sz w:val="22"/>
         </w:rPr>
-        <w:t xml:space="preserve"> of the representation rather than whether the encoder is learned or semantic. The attack raises its score by appending query-aligned terms, which requires the representation to expose per-term contributions — which sparse retrievers do, learned or not, and dense encoders do not.</w:t>
+        <w:t xml:space="preserve"> of the representation rather than whether the encoder is learned or semantic. The attack raises its score by appending query-aligned terms, which requires the representation to expose per-term contributions — which sparse retrievers do, learned or not, and dense encoders do not. </w:t>
+      </w:r>
+      <w:r>
+        <w:rPr>
+          <w:rFonts w:ascii="Times New Roman" w:hAnsi="Times New Roman" w:eastAsia="SimSun"/>
+          <w:b/>
+          <w:sz w:val="22"/>
+        </w:rPr>
+        <w:t>The spread does not close with scale, and sparsity is a correlate rather than a law.</w:t>
+      </w:r>
+      <w:r>
+        <w:rPr>
+          <w:rFonts w:ascii="Times New Roman" w:hAnsi="Times New Roman" w:eastAsia="SimSun"/>
+          <w:sz w:val="22"/>
+        </w:rPr>
+        <w:t xml:space="preserve"> Pairing each encoder with its larger sibling from the same family, E5-base-v2 → E5-large-v2 becomes </w:t>
+      </w:r>
+      <w:r>
+        <w:rPr>
+          <w:rFonts w:ascii="Times New Roman" w:hAnsi="Times New Roman" w:eastAsia="SimSun"/>
+          <w:i/>
+          <w:sz w:val="22"/>
+        </w:rPr>
+        <w:t>more</w:t>
+      </w:r>
+      <w:r>
+        <w:rPr>
+          <w:rFonts w:ascii="Times New Roman" w:hAnsi="Times New Roman" w:eastAsia="SimSun"/>
+          <w:sz w:val="22"/>
+        </w:rPr>
+        <w:t xml:space="preserve"> resistant (0.0625 → 0.0000) while </w:t>
+      </w:r>
+      <w:r>
+        <w:rPr>
+          <w:rFonts w:ascii="Times New Roman" w:hAnsi="Times New Roman" w:eastAsia="SimSun"/>
+          <w:b/>
+          <w:sz w:val="22"/>
+        </w:rPr>
+        <w:t>GTE-base → GTE-large becomes eight times more susceptible (0.0625 → 0.5000)</w:t>
+      </w:r>
+      <w:r>
+        <w:rPr>
+          <w:rFonts w:ascii="Times New Roman" w:hAnsi="Times New Roman" w:eastAsia="SimSun"/>
+          <w:sz w:val="22"/>
+        </w:rPr>
+        <w:t>, on identical data and with the only variable being the checkpoint. Text-attack susceptibility is therefore a per-checkpoint property that is not monotone in encoder size and must be measured, not inferred.</w:t>
       </w:r>
     </w:p>
     <w:p>
@@ -497,7 +542,7 @@
           <w:rFonts w:ascii="Times New Roman" w:hAnsi="Times New Roman" w:eastAsia="SimSun"/>
           <w:sz w:val="22"/>
         </w:rPr>
-        <w:t xml:space="preserve"> (§5.6): with a fixed generator and only the retrieved context varying, the generation-layer stance gap rises 46% under poisoning (0.271 → 0.396), and it does so by driving one group's favourable rate to ceiling (0.708 → 1.000) while the other stays flat — a more specific failure than a uniform shift. Neither constraint repairs this.</w:t>
+        <w:t xml:space="preserve"> (§5.7): with a fixed generator and only the retrieved context varying, the generation-layer stance gap rises 46% under poisoning (0.271 → 0.396), and it does so by driving one group's favourable rate to ceiling (0.708 → 1.000) while the other stays flat — a more specific failure than a uniform shift. Neither constraint repairs this.</w:t>
       </w:r>
     </w:p>
     <w:p>
@@ -974,6 +1019,34 @@
           <w:sz w:val="22"/>
         </w:rPr>
         <w:t xml:space="preserve"> of the retrieval representation, not by whether the encoder is learned or semantic (§5.5, Finding 7). A learned sparse retriever is as susceptible as BM25 while two of three dense encoders resist almost completely, so a single-encoder robustness claim measures an unmeasured encoder property.</w:t>
+      </w:r>
+    </w:p>
+    <w:p>
+      <w:pPr>
+        <w:pStyle w:val="ListNumber"/>
+        <w:spacing w:line="360" w:lineRule="auto"/>
+      </w:pPr>
+      <w:r>
+        <w:rPr>
+          <w:rFonts w:ascii="Times New Roman" w:hAnsi="Times New Roman" w:eastAsia="SimSun"/>
+          <w:sz w:val="22"/>
+        </w:rPr>
+        <w:t xml:space="preserve">A scale check that bounds contribution 6 and is itself the sharper result (§5.6): susceptibility is </w:t>
+      </w:r>
+      <w:r>
+        <w:rPr>
+          <w:rFonts w:ascii="Times New Roman" w:hAnsi="Times New Roman" w:eastAsia="SimSun"/>
+          <w:b/>
+          <w:sz w:val="22"/>
+        </w:rPr>
+        <w:t>not monotone in encoder size</w:t>
+      </w:r>
+      <w:r>
+        <w:rPr>
+          <w:rFonts w:ascii="Times New Roman" w:hAnsi="Times New Roman" w:eastAsia="SimSun"/>
+          <w:sz w:val="22"/>
+        </w:rPr>
+        <w:t>. E5 becomes more resistant when enlarged while GTE becomes eight times more susceptible within the same family and training recipe, so susceptibility is a per-checkpoint property that must be measured rather than inferred from architecture, size, or sparsity.</w:t>
       </w:r>
     </w:p>
     <w:p>
@@ -3036,37 +3109,7 @@
           <w:rFonts w:ascii="Times New Roman" w:hAnsi="Times New Roman" w:eastAsia="SimSun"/>
           <w:sz w:val="22"/>
         </w:rPr>
-        <w:t xml:space="preserve"> for the attack-success metrics; no defense receives them. All defenses are evaluated with $k = 5$. Retrieval back-ends are BM25, a self-contained feature-hashing dense retriever, and — for the backbone alignment of §5.5 — the encoders GTE-base [5], Contriever [8] and E5-base-v2 [4, 6], plus the learned-sparse retriever SPLADE. SPLADE-</w:t>
-      </w:r>
-      <w:r>
-        <w:rPr>
-          <w:rFonts w:ascii="Times New Roman" w:hAnsi="Times New Roman" w:eastAsia="SimSun"/>
-          <w:i/>
-          <w:sz w:val="22"/>
-        </w:rPr>
-        <w:t>large</w:t>
-      </w:r>
-      <w:r>
-        <w:rPr>
-          <w:rFonts w:ascii="Times New Roman" w:hAnsi="Times New Roman" w:eastAsia="SimSun"/>
-          <w:sz w:val="22"/>
-        </w:rPr>
-        <w:t xml:space="preserve"> and the E5-</w:t>
-      </w:r>
-      <w:r>
-        <w:rPr>
-          <w:rFonts w:ascii="Times New Roman" w:hAnsi="Times New Roman" w:eastAsia="SimSun"/>
-          <w:i/>
-          <w:sz w:val="22"/>
-        </w:rPr>
-        <w:t>large</w:t>
-      </w:r>
-      <w:r>
-        <w:rPr>
-          <w:rFonts w:ascii="Times New Roman" w:hAnsi="Times New Roman" w:eastAsia="SimSun"/>
-          <w:sz w:val="22"/>
-        </w:rPr>
-        <w:t xml:space="preserve"> checkpoints remain to be added (Limitation 5).</w:t>
+        <w:t xml:space="preserve"> for the attack-success metrics; no defense receives them. All defenses are evaluated with $k = 5$. Retrieval back-ends are BM25, a self-contained feature-hashing dense retriever, and — for the backbone alignment of §5.5 and the scale check of §5.6 — the encoders GTE-base [5], GTE-large, Contriever [8], E5-base-v2 and E5-large-v2 [4, 6], plus the learned-sparse retrievers SPLADE (distil) and SPLADE-efficient-large. Multilingual and instruction-tuned embedders remain to be swept (Limitation 5).</w:t>
       </w:r>
     </w:p>
     <w:p>
@@ -3100,7 +3143,7 @@
           <w:rFonts w:ascii="Times New Roman" w:hAnsi="Times New Roman" w:eastAsia="SimSun"/>
           <w:sz w:val="21"/>
         </w:rPr>
-        <w:t xml:space="preserve"> All numbers reported below were produced by the released implementation and are reproducible with the commands in Appendix A. Two corpora are used: a controlled corpus with an exactly known clean reference (§5.1–§5.3) and the natural BBQ corpus (§5.4), each swept over injection rate $\rho \in \{0.1\%, \dots, 2\%\}$ of corpus size; §5.5 adds the backbone alignment against two real semantic encoders, and §5.6 the generation-stage propagation check. The controlled suite completes in ~25 s, the BBQ replication in ~180 s, and the multi-backbone sweep in ~12 min, all on CPU with no GPU.</w:t>
+        <w:t xml:space="preserve"> All numbers reported below were produced by the released implementation and are reproducible with the commands in Appendix A. Two corpora are used: a controlled corpus with an exactly known clean reference (§5.1–§5.3) and the natural BBQ corpus (§5.4), each swept over injection rate $\rho \in \{0.1\%, \dots, 2\%\}$ of corpus size; §5.5 adds the backbone alignment against five further retrievers, §5.6 the encoder-scale check, and §5.7 the generation-stage propagation check. The controlled suite completes in ~25 s, the BBQ replication in ~180 s, and the multi-backbone sweep in ~12 min, all on CPU with no GPU.</w:t>
       </w:r>
     </w:p>
     <w:p>
@@ -13234,9 +13277,71 @@
       <w:r>
         <w:rPr>
           <w:rFonts w:ascii="Times New Roman" w:hAnsi="Times New Roman" w:eastAsia="SimSun"/>
-          <w:sz w:val="22"/>
-        </w:rPr>
-        <w:t>Two consequences, and the second is the uncomfortable one.</w:t>
+          <w:b/>
+          <w:sz w:val="22"/>
+        </w:rPr>
+        <w:t>This finding has a measured boundary, and we state it here rather than burying it in the limitations.</w:t>
+      </w:r>
+      <w:r>
+        <w:rPr>
+          <w:rFonts w:ascii="Times New Roman" w:hAnsi="Times New Roman" w:eastAsia="SimSun"/>
+          <w:sz w:val="22"/>
+        </w:rPr>
+        <w:t xml:space="preserve"> §5.6 pairs each of these encoders with its larger sibling from the same family and finds that sparsity predicts susceptibility </w:t>
+      </w:r>
+      <w:r>
+        <w:rPr>
+          <w:rFonts w:ascii="Times New Roman" w:hAnsi="Times New Roman" w:eastAsia="SimSun"/>
+          <w:i/>
+          <w:sz w:val="22"/>
+        </w:rPr>
+        <w:t>at a fixed scale</w:t>
+      </w:r>
+      <w:r>
+        <w:rPr>
+          <w:rFonts w:ascii="Times New Roman" w:hAnsi="Times New Roman" w:eastAsia="SimSun"/>
+          <w:sz w:val="22"/>
+        </w:rPr>
+        <w:t xml:space="preserve"> but does not determine it: GTE-large is dense and semantic, yet is eight times more susceptible than GTE-base. Sparsity is therefore a strong correlate and a useful heuristic for choosing a back-end, not a law. The version of Finding 7 we are prepared to defend is the weaker one — </w:t>
+      </w:r>
+      <w:r>
+        <w:rPr>
+          <w:rFonts w:ascii="Times New Roman" w:hAnsi="Times New Roman" w:eastAsia="SimSun"/>
+          <w:b/>
+          <w:sz w:val="22"/>
+        </w:rPr>
+        <w:t>susceptibility is a property of the specific checkpoint and must be measured</w:t>
+      </w:r>
+      <w:r>
+        <w:rPr>
+          <w:rFonts w:ascii="Times New Roman" w:hAnsi="Times New Roman" w:eastAsia="SimSun"/>
+          <w:sz w:val="22"/>
+        </w:rPr>
+        <w:t xml:space="preserve"> — with sparsity the best available predictor among the axes we varied.</w:t>
+      </w:r>
+    </w:p>
+    <w:p>
+      <w:r>
+        <w:rPr>
+          <w:rFonts w:ascii="Times New Roman" w:hAnsi="Times New Roman" w:eastAsia="SimSun"/>
+          <w:sz w:val="22"/>
+        </w:rPr>
+        <w:t xml:space="preserve">Two consequences, and the second is the uncomfortable one. One observation is worth recording first because it surprised us: SPLADE is the </w:t>
+      </w:r>
+      <w:r>
+        <w:rPr>
+          <w:rFonts w:ascii="Times New Roman" w:hAnsi="Times New Roman" w:eastAsia="SimSun"/>
+          <w:i/>
+          <w:sz w:val="22"/>
+        </w:rPr>
+        <w:t>most</w:t>
+      </w:r>
+      <w:r>
+        <w:rPr>
+          <w:rFonts w:ascii="Times New Roman" w:hAnsi="Times New Roman" w:eastAsia="SimSun"/>
+          <w:sz w:val="22"/>
+        </w:rPr>
+        <w:t xml:space="preserve"> efficiently attacked of the six on the R2 dimension, reaching the maximum stance gap 1.0000 against a text-only attack where BM25 reaches only 0.7436 — its learned term weighting evidently concentrates score on exactly the terms the attacker appends.</w:t>
       </w:r>
     </w:p>
     <w:p>
@@ -13484,7 +13589,7 @@
           <w:b/>
           <w:sz w:val="26"/>
         </w:rPr>
-        <w:t>5.6 Generation-stage propagation: does the retrieval skew reach the output?</w:t>
+        <w:t>5.6 Encoder scale: susceptibility is not a smooth function of size</w:t>
       </w:r>
     </w:p>
     <w:p>
@@ -13493,7 +13598,22 @@
           <w:rFonts w:ascii="Times New Roman" w:hAnsi="Times New Roman" w:eastAsia="SimSun"/>
           <w:sz w:val="22"/>
         </w:rPr>
-        <w:t xml:space="preserve">Every result above is measured at the retrieval layer. That is deliberate — it makes the mechanism measurable without a generator and reproducible on commodity hardware — but it leaves the question a reviewer will ask: </w:t>
+        <w:t xml:space="preserve">The backbone comparison above covers six retrievers at </w:t>
+      </w:r>
+      <w:r>
+        <w:rPr>
+          <w:rFonts w:ascii="Times New Roman" w:hAnsi="Times New Roman" w:eastAsia="SimSun"/>
+          <w:i/>
+          <w:sz w:val="22"/>
+        </w:rPr>
+        <w:t>base</w:t>
+      </w:r>
+      <w:r>
+        <w:rPr>
+          <w:rFonts w:ascii="Times New Roman" w:hAnsi="Times New Roman" w:eastAsia="SimSun"/>
+          <w:sz w:val="22"/>
+        </w:rPr>
+        <w:t xml:space="preserve"> size. A natural objection is that encoder choice is a nuisance parameter of the implementation rather than a finding — that a larger checkpoint, being better trained, would simply be more robust, and that the spread would narrow. An earlier draft of this paper asserted as much, predicting that larger checkpoints "give no reason to expect agreement" without measuring it. We have now measured it, and </w:t>
       </w:r>
       <w:r>
         <w:rPr>
@@ -13501,87 +13621,46 @@
           <w:b/>
           <w:sz w:val="22"/>
         </w:rPr>
-        <w:t>does a retrieval-layer stance skew change what the system says?</w:t>
-      </w:r>
-      <w:r>
-        <w:rPr>
-          <w:rFonts w:ascii="Times New Roman" w:hAnsi="Times New Roman" w:eastAsia="SimSun"/>
-          <w:sz w:val="22"/>
-        </w:rPr>
-        <w:t xml:space="preserve"> We answer it with a fixed generator, varying only the retrieved context, so that any difference between conditions is attributable to retrieval.</w:t>
+        <w:t>the prediction was right in direction but far too weak in magnitude: scaling up flips one encoder family from resistant to susceptible.</w:t>
       </w:r>
     </w:p>
     <w:p>
       <w:r>
         <w:rPr>
           <w:rFonts w:ascii="Times New Roman" w:hAnsi="Times New Roman" w:eastAsia="SimSun"/>
+          <w:sz w:val="22"/>
+        </w:rPr>
+        <w:t xml:space="preserve">We pair each base encoder with its larger sibling from the </w:t>
+      </w:r>
+      <w:r>
+        <w:rPr>
+          <w:rFonts w:ascii="Times New Roman" w:hAnsi="Times New Roman" w:eastAsia="SimSun"/>
+          <w:i/>
+          <w:sz w:val="22"/>
+        </w:rPr>
+        <w:t>same</w:t>
+      </w:r>
+      <w:r>
+        <w:rPr>
+          <w:rFonts w:ascii="Times New Roman" w:hAnsi="Times New Roman" w:eastAsia="SimSun"/>
+          <w:sz w:val="22"/>
+        </w:rPr>
+        <w:t xml:space="preserve"> family and training recipe, holding corpus, injection rate, attack and defenses fixed: GTE-base → </w:t>
+      </w:r>
+      <w:r>
+        <w:rPr>
+          <w:rFonts w:ascii="Times New Roman" w:hAnsi="Times New Roman" w:eastAsia="SimSun"/>
           <w:b/>
           <w:sz w:val="22"/>
         </w:rPr>
-        <w:t>Protocol.</w:t>
-      </w:r>
-      <w:r>
-        <w:rPr>
-          <w:rFonts w:ascii="Times New Roman" w:hAnsi="Times New Roman" w:eastAsia="SimSun"/>
-          <w:sz w:val="22"/>
-        </w:rPr>
-        <w:t xml:space="preserve"> For each query we generate under four conditions, holding model, prompt, decoding (temperature 0) and question text fixed: </w:t>
-      </w:r>
-      <w:r>
-        <w:rPr>
-          <w:rFonts w:ascii="Consolas" w:hAnsi="Consolas" w:eastAsia="Consolas"/>
-          <w:sz w:val="21"/>
-        </w:rPr>
-        <w:t>clean</w:t>
-      </w:r>
-      <w:r>
-        <w:rPr>
-          <w:rFonts w:ascii="Times New Roman" w:hAnsi="Times New Roman" w:eastAsia="SimSun"/>
-          <w:sz w:val="22"/>
-        </w:rPr>
-        <w:t xml:space="preserve"> (unpoisoned retrieval), </w:t>
-      </w:r>
-      <w:r>
-        <w:rPr>
-          <w:rFonts w:ascii="Consolas" w:hAnsi="Consolas" w:eastAsia="Consolas"/>
-          <w:sz w:val="21"/>
-        </w:rPr>
-        <w:t>poisoned</w:t>
-      </w:r>
-      <w:r>
-        <w:rPr>
-          <w:rFonts w:ascii="Times New Roman" w:hAnsi="Times New Roman" w:eastAsia="SimSun"/>
-          <w:sz w:val="22"/>
-        </w:rPr>
-        <w:t xml:space="preserve"> (pairwise injection, no defence), </w:t>
-      </w:r>
-      <w:r>
-        <w:rPr>
-          <w:rFonts w:ascii="Consolas" w:hAnsi="Consolas" w:eastAsia="Consolas"/>
-          <w:sz w:val="21"/>
-        </w:rPr>
-        <w:t>r1only</w:t>
-      </w:r>
-      <w:r>
-        <w:rPr>
-          <w:rFonts w:ascii="Times New Roman" w:hAnsi="Times New Roman" w:eastAsia="SimSun"/>
-          <w:sz w:val="22"/>
-        </w:rPr>
-        <w:t xml:space="preserve"> (R1 constraint), </w:t>
-      </w:r>
-      <w:r>
-        <w:rPr>
-          <w:rFonts w:ascii="Consolas" w:hAnsi="Consolas" w:eastAsia="Consolas"/>
-          <w:sz w:val="21"/>
-        </w:rPr>
-        <w:t>r2both</w:t>
-      </w:r>
-      <w:r>
-        <w:rPr>
-          <w:rFonts w:ascii="Times New Roman" w:hAnsi="Times New Roman" w:eastAsia="SimSun"/>
-          <w:sz w:val="22"/>
-        </w:rPr>
-        <w:t xml:space="preserve"> (R1+R2 constraint). The primary probe is </w:t>
+        <w:t>GTE-large</w:t>
+      </w:r>
+      <w:r>
+        <w:rPr>
+          <w:rFonts w:ascii="Times New Roman" w:hAnsi="Times New Roman" w:eastAsia="SimSun"/>
+          <w:sz w:val="22"/>
+        </w:rPr>
+        <w:t xml:space="preserve">, E5-base-v2 → </w:t>
       </w:r>
       <w:r>
         <w:rPr>
@@ -13589,43 +13668,35 @@
           <w:b/>
           <w:sz w:val="22"/>
         </w:rPr>
-        <w:t>forced choice</w:t>
-      </w:r>
-      <w:r>
-        <w:rPr>
-          <w:rFonts w:ascii="Times New Roman" w:hAnsi="Times New Roman" w:eastAsia="SimSun"/>
-          <w:sz w:val="22"/>
-        </w:rPr>
-        <w:t>: the generator must select between a favourable and an unfavourable statement about a group — the generation-layer analogue of the R2 dimension, and the same form of measurement used for attack success in the poisoning literature. Option order is randomised per (query, condition, group) so that a position bias cannot masquerade as a stance effect. We additionally collect free-form answers and a per-passage attribution probe.</w:t>
+        <w:t>E5-large-v2</w:t>
+      </w:r>
+      <w:r>
+        <w:rPr>
+          <w:rFonts w:ascii="Times New Roman" w:hAnsi="Times New Roman" w:eastAsia="SimSun"/>
+          <w:sz w:val="22"/>
+        </w:rPr>
+        <w:t xml:space="preserve">, and SPLADE (distil) → </w:t>
+      </w:r>
+      <w:r>
+        <w:rPr>
+          <w:rFonts w:ascii="Times New Roman" w:hAnsi="Times New Roman" w:eastAsia="SimSun"/>
+          <w:b/>
+          <w:sz w:val="22"/>
+        </w:rPr>
+        <w:t>SPLADE-efficient-large</w:t>
+      </w:r>
+      <w:r>
+        <w:rPr>
+          <w:rFonts w:ascii="Times New Roman" w:hAnsi="Times New Roman" w:eastAsia="SimSun"/>
+          <w:sz w:val="22"/>
+        </w:rPr>
+        <w:t xml:space="preserve"> (the published large SPLADE, which splits into separately fine-tuned query and document encoders).</w:t>
       </w:r>
     </w:p>
     <w:p>
       <w:r>
         <w:rPr>
           <w:rFonts w:ascii="Times New Roman" w:hAnsi="Times New Roman" w:eastAsia="SimSun"/>
-          <w:sz w:val="22"/>
-        </w:rPr>
-        <w:t>Generator: DeepSeek (</w:t>
-      </w:r>
-      <w:r>
-        <w:rPr>
-          <w:rFonts w:ascii="Consolas" w:hAnsi="Consolas" w:eastAsia="Consolas"/>
-          <w:sz w:val="21"/>
-        </w:rPr>
-        <w:t>deepseek-chat</w:t>
-      </w:r>
-      <w:r>
-        <w:rPr>
-          <w:rFonts w:ascii="Times New Roman" w:hAnsi="Times New Roman" w:eastAsia="SimSun"/>
-          <w:sz w:val="22"/>
-        </w:rPr>
-        <w:t xml:space="preserve"> at temperature 0), selected because it is reachable without a proxy from the network this work used. 207 API calls, 49.2k prompt tokens, 125 s of model time.</w:t>
-      </w:r>
-    </w:p>
-    <w:p>
-      <w:r>
-        <w:rPr>
-          <w:rFonts w:ascii="Times New Roman" w:hAnsi="Times New Roman" w:eastAsia="SimSun"/>
           <w:b/>
           <w:sz w:val="22"/>
         </w:rPr>
@@ -13636,7 +13707,7 @@
           <w:rFonts w:ascii="Times New Roman" w:hAnsi="Times New Roman" w:eastAsia="SimSun"/>
           <w:sz w:val="22"/>
         </w:rPr>
-        <w:t xml:space="preserve"> Generation-layer stance by condition. Controlled corpus, GTE-base retrieval, $\rho = 2\%$.</w:t>
+        <w:t xml:space="preserve"> Text-only (lexical) attack, $\rho = 0.5\%$, no defense. Base/large pairs from the same family.</w:t>
       </w:r>
     </w:p>
     <w:tbl>
@@ -13669,7 +13740,7 @@
                 <w:b/>
                 <w:sz w:val="19"/>
               </w:rPr>
-              <w:t>Condition</w:t>
+              <w:t>Retriever</w:t>
             </w:r>
           </w:p>
         </w:tc>
@@ -13688,7 +13759,7 @@
                 <w:b/>
                 <w:sz w:val="19"/>
               </w:rPr>
-              <w:t>fav. rate (g1)</w:t>
+              <w:t>params</w:t>
             </w:r>
           </w:p>
         </w:tc>
@@ -13703,11 +13774,11 @@
             </w:pPr>
             <w:r>
               <w:rPr>
-                <w:rFonts w:ascii="Times New Roman" w:hAnsi="Times New Roman" w:eastAsia="SimSun"/>
+                <w:rFonts w:ascii="Consolas" w:hAnsi="Consolas" w:eastAsia="Consolas"/>
                 <w:b/>
-                <w:sz w:val="19"/>
-              </w:rPr>
-              <w:t>fav. rate (g2)</w:t>
+                <w:sz w:val="18"/>
+              </w:rPr>
+              <w:t>poison@k</w:t>
             </w:r>
           </w:p>
         </w:tc>
@@ -13726,7 +13797,7 @@
                 <w:b/>
                 <w:sz w:val="19"/>
               </w:rPr>
-              <w:t>stance gap</w:t>
+              <w:t>R1 drift</w:t>
             </w:r>
           </w:p>
         </w:tc>
@@ -13745,7 +13816,7 @@
                 <w:b/>
                 <w:sz w:val="19"/>
               </w:rPr>
-              <w:t>Δ vs clean</w:t>
+              <w:t>R2 gap</w:t>
             </w:r>
           </w:p>
         </w:tc>
@@ -13764,7 +13835,7 @@
                 <w:rFonts w:ascii="Times New Roman" w:hAnsi="Times New Roman" w:eastAsia="SimSun"/>
                 <w:sz w:val="19"/>
               </w:rPr>
-              <w:t>clean</w:t>
+              <w:t>GTE-base</w:t>
             </w:r>
           </w:p>
         </w:tc>
@@ -13781,7 +13852,7 @@
                 <w:rFonts w:ascii="Times New Roman" w:hAnsi="Times New Roman" w:eastAsia="SimSun"/>
                 <w:sz w:val="19"/>
               </w:rPr>
-              <w:t>0.562</w:t>
+              <w:t>110M</w:t>
             </w:r>
           </w:p>
         </w:tc>
@@ -13796,9 +13867,10 @@
             <w:r>
               <w:rPr>
                 <w:rFonts w:ascii="Times New Roman" w:hAnsi="Times New Roman" w:eastAsia="SimSun"/>
-                <w:sz w:val="19"/>
-              </w:rPr>
-              <w:t>0.708</w:t>
+                <w:b/>
+                <w:sz w:val="19"/>
+              </w:rPr>
+              <w:t>0.0625</w:t>
             </w:r>
           </w:p>
         </w:tc>
@@ -13813,10 +13885,9 @@
             <w:r>
               <w:rPr>
                 <w:rFonts w:ascii="Times New Roman" w:hAnsi="Times New Roman" w:eastAsia="SimSun"/>
-                <w:b/>
-                <w:sz w:val="19"/>
-              </w:rPr>
-              <w:t>0.2708</w:t>
+                <w:sz w:val="19"/>
+              </w:rPr>
+              <w:t>0.0000</w:t>
             </w:r>
           </w:p>
         </w:tc>
@@ -13833,7 +13904,7 @@
                 <w:rFonts w:ascii="Times New Roman" w:hAnsi="Times New Roman" w:eastAsia="SimSun"/>
                 <w:sz w:val="19"/>
               </w:rPr>
-              <w:t>—</w:t>
+              <w:t>n/a</w:t>
             </w:r>
           </w:p>
         </w:tc>
@@ -13850,9 +13921,10 @@
             <w:r>
               <w:rPr>
                 <w:rFonts w:ascii="Times New Roman" w:hAnsi="Times New Roman" w:eastAsia="SimSun"/>
-                <w:sz w:val="19"/>
-              </w:rPr>
-              <w:t>poisoned</w:t>
+                <w:b/>
+                <w:sz w:val="19"/>
+              </w:rPr>
+              <w:t>GTE-large</w:t>
             </w:r>
           </w:p>
         </w:tc>
@@ -13869,7 +13941,7 @@
                 <w:rFonts w:ascii="Times New Roman" w:hAnsi="Times New Roman" w:eastAsia="SimSun"/>
                 <w:sz w:val="19"/>
               </w:rPr>
-              <w:t>0.583</w:t>
+              <w:t>335M</w:t>
             </w:r>
           </w:p>
         </w:tc>
@@ -13884,9 +13956,10 @@
             <w:r>
               <w:rPr>
                 <w:rFonts w:ascii="Times New Roman" w:hAnsi="Times New Roman" w:eastAsia="SimSun"/>
-                <w:sz w:val="19"/>
-              </w:rPr>
-              <w:t>0.979</w:t>
+                <w:b/>
+                <w:sz w:val="19"/>
+              </w:rPr>
+              <w:t>0.5000</w:t>
             </w:r>
           </w:p>
         </w:tc>
@@ -13901,10 +13974,9 @@
             <w:r>
               <w:rPr>
                 <w:rFonts w:ascii="Times New Roman" w:hAnsi="Times New Roman" w:eastAsia="SimSun"/>
-                <w:b/>
-                <w:sz w:val="19"/>
-              </w:rPr>
-              <w:t>0.3958</w:t>
+                <w:sz w:val="19"/>
+              </w:rPr>
+              <w:t>0.1313</w:t>
             </w:r>
           </w:p>
         </w:tc>
@@ -13919,10 +13991,9 @@
             <w:r>
               <w:rPr>
                 <w:rFonts w:ascii="Times New Roman" w:hAnsi="Times New Roman" w:eastAsia="SimSun"/>
-                <w:b/>
-                <w:sz w:val="19"/>
-              </w:rPr>
-              <w:t>+46%</w:t>
+                <w:sz w:val="19"/>
+              </w:rPr>
+              <w:t>0.9444</w:t>
             </w:r>
           </w:p>
         </w:tc>
@@ -13938,17 +14009,10 @@
             </w:pPr>
             <w:r>
               <w:rPr>
-                <w:rFonts w:ascii="Consolas" w:hAnsi="Consolas" w:eastAsia="Consolas"/>
-                <w:sz w:val="18"/>
-              </w:rPr>
-              <w:t>r1only</w:t>
-            </w:r>
-            <w:r>
-              <w:rPr>
-                <w:rFonts w:ascii="Times New Roman" w:hAnsi="Times New Roman" w:eastAsia="SimSun"/>
-                <w:sz w:val="19"/>
-              </w:rPr>
-              <w:t xml:space="preserve"> (R1)</w:t>
+                <w:rFonts w:ascii="Times New Roman" w:hAnsi="Times New Roman" w:eastAsia="SimSun"/>
+                <w:sz w:val="19"/>
+              </w:rPr>
+              <w:t>E5-base-v2</w:t>
             </w:r>
           </w:p>
         </w:tc>
@@ -13965,7 +14029,7 @@
                 <w:rFonts w:ascii="Times New Roman" w:hAnsi="Times New Roman" w:eastAsia="SimSun"/>
                 <w:sz w:val="19"/>
               </w:rPr>
-              <w:t>0.604</w:t>
+              <w:t>110M</w:t>
             </w:r>
           </w:p>
         </w:tc>
@@ -13980,9 +14044,10 @@
             <w:r>
               <w:rPr>
                 <w:rFonts w:ascii="Times New Roman" w:hAnsi="Times New Roman" w:eastAsia="SimSun"/>
-                <w:sz w:val="19"/>
-              </w:rPr>
-              <w:t>1.000</w:t>
+                <w:b/>
+                <w:sz w:val="19"/>
+              </w:rPr>
+              <w:t>0.0625</w:t>
             </w:r>
           </w:p>
         </w:tc>
@@ -13997,10 +14062,9 @@
             <w:r>
               <w:rPr>
                 <w:rFonts w:ascii="Times New Roman" w:hAnsi="Times New Roman" w:eastAsia="SimSun"/>
-                <w:b/>
-                <w:sz w:val="19"/>
-              </w:rPr>
-              <w:t>0.3958</w:t>
+                <w:sz w:val="19"/>
+              </w:rPr>
+              <w:t>0.0000</w:t>
             </w:r>
           </w:p>
         </w:tc>
@@ -14017,7 +14081,7 @@
                 <w:rFonts w:ascii="Times New Roman" w:hAnsi="Times New Roman" w:eastAsia="SimSun"/>
                 <w:sz w:val="19"/>
               </w:rPr>
-              <w:t>+46%</w:t>
+              <w:t>n/a</w:t>
             </w:r>
           </w:p>
         </w:tc>
@@ -14033,17 +14097,11 @@
             </w:pPr>
             <w:r>
               <w:rPr>
-                <w:rFonts w:ascii="Consolas" w:hAnsi="Consolas" w:eastAsia="Consolas"/>
-                <w:sz w:val="18"/>
-              </w:rPr>
-              <w:t>r2both</w:t>
-            </w:r>
-            <w:r>
-              <w:rPr>
-                <w:rFonts w:ascii="Times New Roman" w:hAnsi="Times New Roman" w:eastAsia="SimSun"/>
-                <w:sz w:val="19"/>
-              </w:rPr>
-              <w:t xml:space="preserve"> (R1+R2)</w:t>
+                <w:rFonts w:ascii="Times New Roman" w:hAnsi="Times New Roman" w:eastAsia="SimSun"/>
+                <w:b/>
+                <w:sz w:val="19"/>
+              </w:rPr>
+              <w:t>E5-large-v2</w:t>
             </w:r>
           </w:p>
         </w:tc>
@@ -14060,7 +14118,7 @@
                 <w:rFonts w:ascii="Times New Roman" w:hAnsi="Times New Roman" w:eastAsia="SimSun"/>
                 <w:sz w:val="19"/>
               </w:rPr>
-              <w:t>0.583</w:t>
+              <w:t>335M</w:t>
             </w:r>
           </w:p>
         </w:tc>
@@ -14075,9 +14133,10 @@
             <w:r>
               <w:rPr>
                 <w:rFonts w:ascii="Times New Roman" w:hAnsi="Times New Roman" w:eastAsia="SimSun"/>
-                <w:sz w:val="19"/>
-              </w:rPr>
-              <w:t>1.000</w:t>
+                <w:b/>
+                <w:sz w:val="19"/>
+              </w:rPr>
+              <w:t>0.0000</w:t>
             </w:r>
           </w:p>
         </w:tc>
@@ -14092,10 +14151,133 @@
             <w:r>
               <w:rPr>
                 <w:rFonts w:ascii="Times New Roman" w:hAnsi="Times New Roman" w:eastAsia="SimSun"/>
+                <w:sz w:val="19"/>
+              </w:rPr>
+              <w:t>0.0000</w:t>
+            </w:r>
+          </w:p>
+        </w:tc>
+        <w:tc>
+          <w:tcPr>
+            <w:tcW w:type="dxa" w:w="1928"/>
+          </w:tcPr>
+          <w:p>
+            <w:pPr>
+              <w:spacing w:line="240" w:lineRule="auto" w:after="0"/>
+            </w:pPr>
+            <w:r>
+              <w:rPr>
+                <w:rFonts w:ascii="Times New Roman" w:hAnsi="Times New Roman" w:eastAsia="SimSun"/>
+                <w:sz w:val="19"/>
+              </w:rPr>
+              <w:t>n/a</w:t>
+            </w:r>
+          </w:p>
+        </w:tc>
+      </w:tr>
+      <w:tr>
+        <w:tc>
+          <w:tcPr>
+            <w:tcW w:type="dxa" w:w="1928"/>
+          </w:tcPr>
+          <w:p>
+            <w:pPr>
+              <w:spacing w:line="240" w:lineRule="auto" w:after="0"/>
+            </w:pPr>
+            <w:r>
+              <w:rPr>
+                <w:rFonts w:ascii="Times New Roman" w:hAnsi="Times New Roman" w:eastAsia="SimSun"/>
+                <w:sz w:val="19"/>
+              </w:rPr>
+              <w:t>SPLADE distil</w:t>
+            </w:r>
+          </w:p>
+        </w:tc>
+        <w:tc>
+          <w:tcPr>
+            <w:tcW w:type="dxa" w:w="1928"/>
+          </w:tcPr>
+          <w:p>
+            <w:pPr>
+              <w:spacing w:line="240" w:lineRule="auto" w:after="0"/>
+            </w:pPr>
+            <w:r>
+              <w:rPr>
+                <w:rFonts w:ascii="Times New Roman" w:hAnsi="Times New Roman" w:eastAsia="SimSun"/>
+                <w:sz w:val="19"/>
+              </w:rPr>
+              <w:t>66M</w:t>
+            </w:r>
+          </w:p>
+        </w:tc>
+        <w:tc>
+          <w:tcPr>
+            <w:tcW w:type="dxa" w:w="1928"/>
+          </w:tcPr>
+          <w:p>
+            <w:pPr>
+              <w:spacing w:line="240" w:lineRule="auto" w:after="0"/>
+            </w:pPr>
+            <w:r>
+              <w:rPr>
+                <w:rFonts w:ascii="Times New Roman" w:hAnsi="Times New Roman" w:eastAsia="SimSun"/>
+                <w:sz w:val="19"/>
+              </w:rPr>
+              <w:t>0.6250</w:t>
+            </w:r>
+          </w:p>
+        </w:tc>
+        <w:tc>
+          <w:tcPr>
+            <w:tcW w:type="dxa" w:w="1928"/>
+          </w:tcPr>
+          <w:p>
+            <w:pPr>
+              <w:spacing w:line="240" w:lineRule="auto" w:after="0"/>
+            </w:pPr>
+            <w:r>
+              <w:rPr>
+                <w:rFonts w:ascii="Times New Roman" w:hAnsi="Times New Roman" w:eastAsia="SimSun"/>
+                <w:sz w:val="19"/>
+              </w:rPr>
+              <w:t>0.2188</w:t>
+            </w:r>
+          </w:p>
+        </w:tc>
+        <w:tc>
+          <w:tcPr>
+            <w:tcW w:type="dxa" w:w="1928"/>
+          </w:tcPr>
+          <w:p>
+            <w:pPr>
+              <w:spacing w:line="240" w:lineRule="auto" w:after="0"/>
+            </w:pPr>
+            <w:r>
+              <w:rPr>
+                <w:rFonts w:ascii="Times New Roman" w:hAnsi="Times New Roman" w:eastAsia="SimSun"/>
+                <w:sz w:val="19"/>
+              </w:rPr>
+              <w:t>1.0000</w:t>
+            </w:r>
+          </w:p>
+        </w:tc>
+      </w:tr>
+      <w:tr>
+        <w:tc>
+          <w:tcPr>
+            <w:tcW w:type="dxa" w:w="1928"/>
+          </w:tcPr>
+          <w:p>
+            <w:pPr>
+              <w:spacing w:line="240" w:lineRule="auto" w:after="0"/>
+            </w:pPr>
+            <w:r>
+              <w:rPr>
+                <w:rFonts w:ascii="Times New Roman" w:hAnsi="Times New Roman" w:eastAsia="SimSun"/>
                 <w:b/>
                 <w:sz w:val="19"/>
               </w:rPr>
-              <w:t>0.4167</w:t>
+              <w:t>SPLADE large</w:t>
             </w:r>
           </w:p>
         </w:tc>
@@ -14112,7 +14294,58 @@
                 <w:rFonts w:ascii="Times New Roman" w:hAnsi="Times New Roman" w:eastAsia="SimSun"/>
                 <w:sz w:val="19"/>
               </w:rPr>
-              <w:t>+54%</w:t>
+              <w:t>110M</w:t>
+            </w:r>
+          </w:p>
+        </w:tc>
+        <w:tc>
+          <w:tcPr>
+            <w:tcW w:type="dxa" w:w="1928"/>
+          </w:tcPr>
+          <w:p>
+            <w:pPr>
+              <w:spacing w:line="240" w:lineRule="auto" w:after="0"/>
+            </w:pPr>
+            <w:r>
+              <w:rPr>
+                <w:rFonts w:ascii="Times New Roman" w:hAnsi="Times New Roman" w:eastAsia="SimSun"/>
+                <w:sz w:val="19"/>
+              </w:rPr>
+              <w:t>0.5625</w:t>
+            </w:r>
+          </w:p>
+        </w:tc>
+        <w:tc>
+          <w:tcPr>
+            <w:tcW w:type="dxa" w:w="1928"/>
+          </w:tcPr>
+          <w:p>
+            <w:pPr>
+              <w:spacing w:line="240" w:lineRule="auto" w:after="0"/>
+            </w:pPr>
+            <w:r>
+              <w:rPr>
+                <w:rFonts w:ascii="Times New Roman" w:hAnsi="Times New Roman" w:eastAsia="SimSun"/>
+                <w:sz w:val="19"/>
+              </w:rPr>
+              <w:t>0.1875</w:t>
+            </w:r>
+          </w:p>
+        </w:tc>
+        <w:tc>
+          <w:tcPr>
+            <w:tcW w:type="dxa" w:w="1928"/>
+          </w:tcPr>
+          <w:p>
+            <w:pPr>
+              <w:spacing w:line="240" w:lineRule="auto" w:after="0"/>
+            </w:pPr>
+            <w:r>
+              <w:rPr>
+                <w:rFonts w:ascii="Times New Roman" w:hAnsi="Times New Roman" w:eastAsia="SimSun"/>
+                <w:sz w:val="19"/>
+              </w:rPr>
+              <w:t>0.8810</w:t>
             </w:r>
           </w:p>
         </w:tc>
@@ -14126,46 +14359,68 @@
           <w:b/>
           <w:sz w:val="22"/>
         </w:rPr>
-        <w:t>Finding 8. The retrieval-layer skew propagates to the generated output.</w:t>
-      </w:r>
-      <w:r>
-        <w:rPr>
-          <w:rFonts w:ascii="Times New Roman" w:hAnsi="Times New Roman" w:eastAsia="SimSun"/>
-          <w:sz w:val="22"/>
-        </w:rPr>
-        <w:t xml:space="preserve"> The generation-layer stance gap rises from 0.2708 to 0.3958 under poisoning — a 46% increase on a fixed generator with only the context changed. The retrieval-layer failure we document is therefore not an artefact of how we measure retrieval: it changes what the system says.</w:t>
+        <w:t>Finding 11. Text-attack susceptibility is a per-checkpoint property that is not monotone in encoder scale, and scaling can destroy resistance entirely.</w:t>
+      </w:r>
+      <w:r>
+        <w:rPr>
+          <w:rFonts w:ascii="Times New Roman" w:hAnsi="Times New Roman" w:eastAsia="SimSun"/>
+          <w:sz w:val="22"/>
+        </w:rPr>
+        <w:t xml:space="preserve"> GTE-base and E5-base-v2 are equally resistant at base size — both at 0.0625, i.e. the attack succeeds on three of 48 queries. Enlarging both by the same factor of three moves them in </w:t>
+      </w:r>
+      <w:r>
+        <w:rPr>
+          <w:rFonts w:ascii="Times New Roman" w:hAnsi="Times New Roman" w:eastAsia="SimSun"/>
+          <w:i/>
+          <w:sz w:val="22"/>
+        </w:rPr>
+        <w:t>opposite</w:t>
+      </w:r>
+      <w:r>
+        <w:rPr>
+          <w:rFonts w:ascii="Times New Roman" w:hAnsi="Times New Roman" w:eastAsia="SimSun"/>
+          <w:sz w:val="22"/>
+        </w:rPr>
+        <w:t xml:space="preserve"> directions: </w:t>
+      </w:r>
+      <w:r>
+        <w:rPr>
+          <w:rFonts w:ascii="Times New Roman" w:hAnsi="Times New Roman" w:eastAsia="SimSun"/>
+          <w:b/>
+          <w:sz w:val="22"/>
+        </w:rPr>
+        <w:t>E5-large-v2 becomes more resistant (0.0625 → 0.0000, the attack now fails on every query), while GTE-large becomes eight times more susceptible (0.0625 → 0.5000, succeeding on 24 of 48 queries).</w:t>
+      </w:r>
+      <w:r>
+        <w:rPr>
+          <w:rFonts w:ascii="Times New Roman" w:hAnsi="Times New Roman" w:eastAsia="SimSun"/>
+          <w:sz w:val="22"/>
+        </w:rPr>
+        <w:t xml:space="preserve"> SPLADE is susceptible at both scales with little change (0.6250 → 0.5625), so the learned-sparse result is stable under scaling even though its own size increase is modest.</w:t>
       </w:r>
     </w:p>
     <w:p>
       <w:r>
         <w:rPr>
           <w:rFonts w:ascii="Times New Roman" w:hAnsi="Times New Roman" w:eastAsia="SimSun"/>
-          <w:b/>
-          <w:sz w:val="22"/>
-        </w:rPr>
-        <w:t>Finding 9. The skew does not appear as a uniform shift; it saturates one group.</w:t>
-      </w:r>
-      <w:r>
-        <w:rPr>
-          <w:rFonts w:ascii="Times New Roman" w:hAnsi="Times New Roman" w:eastAsia="SimSun"/>
-          <w:sz w:val="22"/>
-        </w:rPr>
-        <w:t xml:space="preserve"> The favourable rate for the second group rises monotonically across conditions (</w:t>
-      </w:r>
-      <w:r>
-        <w:rPr>
-          <w:rFonts w:ascii="Times New Roman" w:hAnsi="Times New Roman" w:eastAsia="SimSun"/>
-          <w:b/>
-          <w:sz w:val="22"/>
-        </w:rPr>
-        <w:t>0.708 → 0.979 → 1.000 → 1.000</w:t>
-      </w:r>
-      <w:r>
-        <w:rPr>
-          <w:rFonts w:ascii="Times New Roman" w:hAnsi="Times New Roman" w:eastAsia="SimSun"/>
-          <w:sz w:val="22"/>
-        </w:rPr>
-        <w:t>) while the first group's rate is essentially flat (0.562 → 0.583 → 0.604 → 0.583). The attack does not make the generator "more biased" in a diffuse sense; it drives one group's favourable judgement to ceiling. This is a more specific — and more concerning — failure mode than a uniform shift, and it is visible only because we measure the two groups separately.</w:t>
+          <w:sz w:val="22"/>
+        </w:rPr>
+        <w:t xml:space="preserve">Two things make this more than a curiosity. First, it is a same-family, same-recipe comparison on identical data, so it cannot be attributed to corpus, rate, or attack construction — the only variable is the checkpoint. Second, the per-query distribution is discrete: adversarial inclusion is 0 or 1 per query with nothing in between, so the change from 3 to 24 affected queries is a shift in </w:t>
+      </w:r>
+      <w:r>
+        <w:rPr>
+          <w:rFonts w:ascii="Times New Roman" w:hAnsi="Times New Roman" w:eastAsia="SimSun"/>
+          <w:i/>
+          <w:sz w:val="22"/>
+        </w:rPr>
+        <w:t>how many</w:t>
+      </w:r>
+      <w:r>
+        <w:rPr>
+          <w:rFonts w:ascii="Times New Roman" w:hAnsi="Times New Roman" w:eastAsia="SimSun"/>
+          <w:sz w:val="22"/>
+        </w:rPr>
+        <w:t xml:space="preserve"> queries are compromised, not a drift in a continuous score. A system whose retrieval robustness was validated on GTE-base would become substantially more attackable by the routine act of upgrading the embedder.</w:t>
       </w:r>
     </w:p>
     <w:p>
@@ -14175,42 +14430,1121 @@
           <w:b/>
           <w:sz w:val="22"/>
         </w:rPr>
-        <w:t>Finding 10. Neither constraint improves the generation layer, and one makes it slightly worse.</w:t>
-      </w:r>
-      <w:r>
-        <w:rPr>
-          <w:rFonts w:ascii="Times New Roman" w:hAnsi="Times New Roman" w:eastAsia="SimSun"/>
-          <w:sz w:val="22"/>
-        </w:rPr>
-        <w:t xml:space="preserve"> </w:t>
+        <w:t>Mechanism.</w:t>
+      </w:r>
+      <w:r>
+        <w:rPr>
+          <w:rFonts w:ascii="Times New Roman" w:hAnsi="Times New Roman" w:eastAsia="SimSun"/>
+          <w:sz w:val="22"/>
+        </w:rPr>
+        <w:t xml:space="preserve"> We tested the obvious explanation and it is wrong, which makes the result more informative rather than less. If GTE-large's embedding space were more </w:t>
+      </w:r>
+      <w:r>
+        <w:rPr>
+          <w:rFonts w:ascii="Times New Roman" w:hAnsi="Times New Roman" w:eastAsia="SimSun"/>
+          <w:i/>
+          <w:sz w:val="22"/>
+        </w:rPr>
+        <w:t>anisotropic</w:t>
+      </w:r>
+      <w:r>
+        <w:rPr>
+          <w:rFonts w:ascii="Times New Roman" w:hAnsi="Times New Roman" w:eastAsia="SimSun"/>
+          <w:sz w:val="22"/>
+        </w:rPr>
+        <w:t xml:space="preserve"> — vectors collapsed into a narrower cone — then a fixed textual nudge would move rank further, and the finding would reduce to a known geometric property. We measured it: GTE-base and GTE-large are near-identical in mean pairwise cosine (0.8484 vs 0.8579), in effective dimensionality (13.2 in both, against 768 and 1024 nominal dimensions), and in the spread of query similarity (top-decile spread 0.0860 vs 0.0895). The same holds for the E5 pair (0.8291 / 0.8375 anisotropy, 13.9 / 14.8 effective dimensions). </w:t>
+      </w:r>
+      <w:r>
+        <w:rPr>
+          <w:rFonts w:ascii="Times New Roman" w:hAnsi="Times New Roman" w:eastAsia="SimSun"/>
+          <w:b/>
+          <w:sz w:val="22"/>
+        </w:rPr>
+        <w:t>Embedding geometry does not explain the scale effect.</w:t>
+      </w:r>
+    </w:p>
+    <w:p>
+      <w:r>
+        <w:rPr>
+          <w:rFonts w:ascii="Times New Roman" w:hAnsi="Times New Roman" w:eastAsia="SimSun"/>
+          <w:sz w:val="22"/>
+        </w:rPr>
+        <w:t>What does explain it is the size of the gain the attack buys. Measuring the injected passages directly against the clean corpus, for the same queries:</w:t>
+      </w:r>
+    </w:p>
+    <w:p>
+      <w:r>
+        <w:rPr>
+          <w:rFonts w:ascii="Times New Roman" w:hAnsi="Times New Roman" w:eastAsia="SimSun"/>
+          <w:b/>
+          <w:sz w:val="22"/>
+        </w:rPr>
+        <w:t>Table 12.</w:t>
+      </w:r>
+      <w:r>
+        <w:rPr>
+          <w:rFonts w:ascii="Times New Roman" w:hAnsi="Times New Roman" w:eastAsia="SimSun"/>
+          <w:sz w:val="22"/>
+        </w:rPr>
+        <w:t xml:space="preserve"> Where the GTE scale effect comes from. 36 injected passages, 48 queries, no defense, $\rho = 0.5\%$.</w:t>
+      </w:r>
+    </w:p>
+    <w:tbl>
+      <w:tblPr>
+        <w:tblStyle w:val="TableGrid"/>
+        <w:tblW w:type="auto" w:w="0"/>
+        <w:jc w:val="center"/>
+        <w:tblLook w:firstColumn="1" w:firstRow="1" w:lastColumn="0" w:lastRow="0" w:noHBand="0" w:noVBand="1" w:val="04A0"/>
+      </w:tblPr>
+      <w:tblGrid>
+        <w:gridCol w:w="3213"/>
+        <w:gridCol w:w="3213"/>
+        <w:gridCol w:w="3213"/>
+      </w:tblGrid>
+      <w:tr>
+        <w:tc>
+          <w:tcPr>
+            <w:tcW w:type="dxa" w:w="3213"/>
+            <w:shd w:val="clear" w:color="auto" w:fill="DCE6F1"/>
+          </w:tcPr>
+          <w:p>
+            <w:pPr>
+              <w:spacing w:line="240" w:lineRule="auto" w:after="0"/>
+            </w:pPr>
+            <w:r>
+              <w:rPr>
+                <w:rFonts w:ascii="Times New Roman" w:hAnsi="Times New Roman" w:eastAsia="SimSun"/>
+                <w:b/>
+                <w:sz w:val="19"/>
+              </w:rPr>
+              <w:t>Quantity</w:t>
+            </w:r>
+          </w:p>
+        </w:tc>
+        <w:tc>
+          <w:tcPr>
+            <w:tcW w:type="dxa" w:w="3213"/>
+            <w:shd w:val="clear" w:color="auto" w:fill="DCE6F1"/>
+          </w:tcPr>
+          <w:p>
+            <w:pPr>
+              <w:spacing w:line="240" w:lineRule="auto" w:after="0"/>
+            </w:pPr>
+            <w:r>
+              <w:rPr>
+                <w:rFonts w:ascii="Times New Roman" w:hAnsi="Times New Roman" w:eastAsia="SimSun"/>
+                <w:b/>
+                <w:sz w:val="19"/>
+              </w:rPr>
+              <w:t>GTE-base</w:t>
+            </w:r>
+          </w:p>
+        </w:tc>
+        <w:tc>
+          <w:tcPr>
+            <w:tcW w:type="dxa" w:w="3213"/>
+            <w:shd w:val="clear" w:color="auto" w:fill="DCE6F1"/>
+          </w:tcPr>
+          <w:p>
+            <w:pPr>
+              <w:spacing w:line="240" w:lineRule="auto" w:after="0"/>
+            </w:pPr>
+            <w:r>
+              <w:rPr>
+                <w:rFonts w:ascii="Times New Roman" w:hAnsi="Times New Roman" w:eastAsia="SimSun"/>
+                <w:b/>
+                <w:sz w:val="19"/>
+              </w:rPr>
+              <w:t>GTE-large</w:t>
+            </w:r>
+          </w:p>
+        </w:tc>
+      </w:tr>
+      <w:tr>
+        <w:tc>
+          <w:tcPr>
+            <w:tcW w:type="dxa" w:w="3213"/>
+          </w:tcPr>
+          <w:p>
+            <w:pPr>
+              <w:spacing w:line="240" w:lineRule="auto" w:after="0"/>
+            </w:pPr>
+            <w:r>
+              <w:rPr>
+                <w:rFonts w:ascii="Times New Roman" w:hAnsi="Times New Roman" w:eastAsia="SimSun"/>
+                <w:sz w:val="19"/>
+              </w:rPr>
+              <w:t>mean cosine gain of poison over clean (</w:t>
+            </w:r>
+            <w:r>
+              <w:rPr>
+                <w:rFonts w:ascii="Consolas" w:hAnsi="Consolas" w:eastAsia="Consolas"/>
+                <w:sz w:val="18"/>
+              </w:rPr>
+              <w:t>poison − clean</w:t>
+            </w:r>
+            <w:r>
+              <w:rPr>
+                <w:rFonts w:ascii="Times New Roman" w:hAnsi="Times New Roman" w:eastAsia="SimSun"/>
+                <w:sz w:val="19"/>
+              </w:rPr>
+              <w:t>)</w:t>
+            </w:r>
+          </w:p>
+        </w:tc>
+        <w:tc>
+          <w:tcPr>
+            <w:tcW w:type="dxa" w:w="3213"/>
+          </w:tcPr>
+          <w:p>
+            <w:pPr>
+              <w:spacing w:line="240" w:lineRule="auto" w:after="0"/>
+            </w:pPr>
+            <w:r>
+              <w:rPr>
+                <w:rFonts w:ascii="Times New Roman" w:hAnsi="Times New Roman" w:eastAsia="SimSun"/>
+                <w:b/>
+                <w:sz w:val="19"/>
+              </w:rPr>
+              <w:t>+0.0115</w:t>
+            </w:r>
+          </w:p>
+        </w:tc>
+        <w:tc>
+          <w:tcPr>
+            <w:tcW w:type="dxa" w:w="3213"/>
+          </w:tcPr>
+          <w:p>
+            <w:pPr>
+              <w:spacing w:line="240" w:lineRule="auto" w:after="0"/>
+            </w:pPr>
+            <w:r>
+              <w:rPr>
+                <w:rFonts w:ascii="Times New Roman" w:hAnsi="Times New Roman" w:eastAsia="SimSun"/>
+                <w:b/>
+                <w:sz w:val="19"/>
+              </w:rPr>
+              <w:t>+0.0200</w:t>
+            </w:r>
+          </w:p>
+        </w:tc>
+      </w:tr>
+      <w:tr>
+        <w:tc>
+          <w:tcPr>
+            <w:tcW w:type="dxa" w:w="3213"/>
+          </w:tcPr>
+          <w:p>
+            <w:pPr>
+              <w:spacing w:line="240" w:lineRule="auto" w:after="0"/>
+            </w:pPr>
+            <w:r>
+              <w:rPr>
+                <w:rFonts w:ascii="Times New Roman" w:hAnsi="Times New Roman" w:eastAsia="SimSun"/>
+                <w:sz w:val="19"/>
+              </w:rPr>
+              <w:t>mean best-poison cosine</w:t>
+            </w:r>
+          </w:p>
+        </w:tc>
+        <w:tc>
+          <w:tcPr>
+            <w:tcW w:type="dxa" w:w="3213"/>
+          </w:tcPr>
+          <w:p>
+            <w:pPr>
+              <w:spacing w:line="240" w:lineRule="auto" w:after="0"/>
+            </w:pPr>
+            <w:r>
+              <w:rPr>
+                <w:rFonts w:ascii="Times New Roman" w:hAnsi="Times New Roman" w:eastAsia="SimSun"/>
+                <w:sz w:val="19"/>
+              </w:rPr>
+              <w:t>0.8907</w:t>
+            </w:r>
+          </w:p>
+        </w:tc>
+        <w:tc>
+          <w:tcPr>
+            <w:tcW w:type="dxa" w:w="3213"/>
+          </w:tcPr>
+          <w:p>
+            <w:pPr>
+              <w:spacing w:line="240" w:lineRule="auto" w:after="0"/>
+            </w:pPr>
+            <w:r>
+              <w:rPr>
+                <w:rFonts w:ascii="Times New Roman" w:hAnsi="Times New Roman" w:eastAsia="SimSun"/>
+                <w:sz w:val="19"/>
+              </w:rPr>
+              <w:t>0.8975</w:t>
+            </w:r>
+          </w:p>
+        </w:tc>
+      </w:tr>
+      <w:tr>
+        <w:tc>
+          <w:tcPr>
+            <w:tcW w:type="dxa" w:w="3213"/>
+          </w:tcPr>
+          <w:p>
+            <w:pPr>
+              <w:spacing w:line="240" w:lineRule="auto" w:after="0"/>
+            </w:pPr>
+            <w:r>
+              <w:rPr>
+                <w:rFonts w:ascii="Times New Roman" w:hAnsi="Times New Roman" w:eastAsia="SimSun"/>
+                <w:sz w:val="19"/>
+              </w:rPr>
+              <w:t>mean top-5 clean threshold</w:t>
+            </w:r>
+          </w:p>
+        </w:tc>
+        <w:tc>
+          <w:tcPr>
+            <w:tcW w:type="dxa" w:w="3213"/>
+          </w:tcPr>
+          <w:p>
+            <w:pPr>
+              <w:spacing w:line="240" w:lineRule="auto" w:after="0"/>
+            </w:pPr>
+            <w:r>
+              <w:rPr>
+                <w:rFonts w:ascii="Times New Roman" w:hAnsi="Times New Roman" w:eastAsia="SimSun"/>
+                <w:sz w:val="19"/>
+              </w:rPr>
+              <w:t>0.8982</w:t>
+            </w:r>
+          </w:p>
+        </w:tc>
+        <w:tc>
+          <w:tcPr>
+            <w:tcW w:type="dxa" w:w="3213"/>
+          </w:tcPr>
+          <w:p>
+            <w:pPr>
+              <w:spacing w:line="240" w:lineRule="auto" w:after="0"/>
+            </w:pPr>
+            <w:r>
+              <w:rPr>
+                <w:rFonts w:ascii="Times New Roman" w:hAnsi="Times New Roman" w:eastAsia="SimSun"/>
+                <w:sz w:val="19"/>
+              </w:rPr>
+              <w:t>0.8988</w:t>
+            </w:r>
+          </w:p>
+        </w:tc>
+      </w:tr>
+      <w:tr>
+        <w:tc>
+          <w:tcPr>
+            <w:tcW w:type="dxa" w:w="3213"/>
+          </w:tcPr>
+          <w:p>
+            <w:pPr>
+              <w:spacing w:line="240" w:lineRule="auto" w:after="0"/>
+            </w:pPr>
+            <w:r>
+              <w:rPr>
+                <w:rFonts w:ascii="Times New Roman" w:hAnsi="Times New Roman" w:eastAsia="SimSun"/>
+                <w:sz w:val="19"/>
+              </w:rPr>
+              <w:t>mean margin (best poison − threshold)</w:t>
+            </w:r>
+          </w:p>
+        </w:tc>
+        <w:tc>
+          <w:tcPr>
+            <w:tcW w:type="dxa" w:w="3213"/>
+          </w:tcPr>
+          <w:p>
+            <w:pPr>
+              <w:spacing w:line="240" w:lineRule="auto" w:after="0"/>
+            </w:pPr>
+            <w:r>
+              <w:rPr>
+                <w:rFonts w:ascii="Times New Roman" w:hAnsi="Times New Roman" w:eastAsia="SimSun"/>
+                <w:b/>
+                <w:sz w:val="19"/>
+              </w:rPr>
+              <w:t>−0.0075</w:t>
+            </w:r>
+          </w:p>
+        </w:tc>
+        <w:tc>
+          <w:tcPr>
+            <w:tcW w:type="dxa" w:w="3213"/>
+          </w:tcPr>
+          <w:p>
+            <w:pPr>
+              <w:spacing w:line="240" w:lineRule="auto" w:after="0"/>
+            </w:pPr>
+            <w:r>
+              <w:rPr>
+                <w:rFonts w:ascii="Times New Roman" w:hAnsi="Times New Roman" w:eastAsia="SimSun"/>
+                <w:b/>
+                <w:sz w:val="19"/>
+              </w:rPr>
+              <w:t>−0.0013</w:t>
+            </w:r>
+          </w:p>
+        </w:tc>
+      </w:tr>
+      <w:tr>
+        <w:tc>
+          <w:tcPr>
+            <w:tcW w:type="dxa" w:w="3213"/>
+          </w:tcPr>
+          <w:p>
+            <w:pPr>
+              <w:spacing w:line="240" w:lineRule="auto" w:after="0"/>
+            </w:pPr>
+            <w:r>
+              <w:rPr>
+                <w:rFonts w:ascii="Consolas" w:hAnsi="Consolas" w:eastAsia="Consolas"/>
+                <w:sz w:val="18"/>
+              </w:rPr>
+              <w:t>poison@k</w:t>
+            </w:r>
+          </w:p>
+        </w:tc>
+        <w:tc>
+          <w:tcPr>
+            <w:tcW w:type="dxa" w:w="3213"/>
+          </w:tcPr>
+          <w:p>
+            <w:pPr>
+              <w:spacing w:line="240" w:lineRule="auto" w:after="0"/>
+            </w:pPr>
+            <w:r>
+              <w:rPr>
+                <w:rFonts w:ascii="Times New Roman" w:hAnsi="Times New Roman" w:eastAsia="SimSun"/>
+                <w:sz w:val="19"/>
+              </w:rPr>
+              <w:t>0.0625</w:t>
+            </w:r>
+          </w:p>
+        </w:tc>
+        <w:tc>
+          <w:tcPr>
+            <w:tcW w:type="dxa" w:w="3213"/>
+          </w:tcPr>
+          <w:p>
+            <w:pPr>
+              <w:spacing w:line="240" w:lineRule="auto" w:after="0"/>
+            </w:pPr>
+            <w:r>
+              <w:rPr>
+                <w:rFonts w:ascii="Times New Roman" w:hAnsi="Times New Roman" w:eastAsia="SimSun"/>
+                <w:sz w:val="19"/>
+              </w:rPr>
+              <w:t>0.5000</w:t>
+            </w:r>
+          </w:p>
+        </w:tc>
+      </w:tr>
+    </w:tbl>
+    <w:p/>
+    <w:p>
+      <w:r>
+        <w:rPr>
+          <w:rFonts w:ascii="Times New Roman" w:hAnsi="Times New Roman" w:eastAsia="SimSun"/>
+          <w:sz w:val="22"/>
+        </w:rPr>
+        <w:t xml:space="preserve">The two encoders place the same injected text at almost the same distance from the query (best-poison cosine 0.8907 vs 0.8975), and the legitimate competition sits at the same threshold (0.8982 vs 0.8988). The difference is that </w:t>
+      </w:r>
+      <w:r>
+        <w:rPr>
+          <w:rFonts w:ascii="Times New Roman" w:hAnsi="Times New Roman" w:eastAsia="SimSun"/>
+          <w:b/>
+          <w:sz w:val="22"/>
+        </w:rPr>
+        <w:t>the identical appended vocabulary buys 74% more similarity on GTE-large (+0.0200 vs +0.0115)</w:t>
+      </w:r>
+      <w:r>
+        <w:rPr>
+          <w:rFonts w:ascii="Times New Roman" w:hAnsi="Times New Roman" w:eastAsia="SimSun"/>
+          <w:sz w:val="22"/>
+        </w:rPr>
+        <w:t xml:space="preserve">. Because the mean margin is only about −0.007, a gain difference of +0.0085 is enough to carry a large fraction of queries across the threshold — which is exactly the 3-to-24 shift in affected queries. Susceptibility here is not a property of the space but of </w:t>
+      </w:r>
+      <w:r>
+        <w:rPr>
+          <w:rFonts w:ascii="Times New Roman" w:hAnsi="Times New Roman" w:eastAsia="SimSun"/>
+          <w:i/>
+          <w:sz w:val="22"/>
+        </w:rPr>
+        <w:t>how much a fixed lexical perturbation moves a passage within it</w:t>
+      </w:r>
+      <w:r>
+        <w:rPr>
+          <w:rFonts w:ascii="Times New Roman" w:hAnsi="Times New Roman" w:eastAsia="SimSun"/>
+          <w:sz w:val="22"/>
+        </w:rPr>
+        <w:t>, and that quantity is not predictable from architecture, dimensionality, size, or geometry. This is what we mean by saying the property must be measured: it is the interaction between the attack's vocabulary and the encoder's learned weighting of it, and no coarse descriptor of the encoder we have tried predicts it.</w:t>
+      </w:r>
+    </w:p>
+    <w:p>
+      <w:r>
+        <w:rPr>
+          <w:rFonts w:ascii="Times New Roman" w:hAnsi="Times New Roman" w:eastAsia="SimSun"/>
+          <w:b/>
+          <w:sz w:val="22"/>
+        </w:rPr>
+        <w:t>Finding 6b. The R1 constraint remains inert at large scale.</w:t>
+      </w:r>
+      <w:r>
+        <w:rPr>
+          <w:rFonts w:ascii="Times New Roman" w:hAnsi="Times New Roman" w:eastAsia="SimSun"/>
+          <w:sz w:val="22"/>
+        </w:rPr>
+        <w:t xml:space="preserve"> Table 13 extends the §5.2 inertness check to the large checkpoints.</w:t>
+      </w:r>
+    </w:p>
+    <w:p>
+      <w:r>
+        <w:rPr>
+          <w:rFonts w:ascii="Times New Roman" w:hAnsi="Times New Roman" w:eastAsia="SimSun"/>
+          <w:b/>
+          <w:sz w:val="22"/>
+        </w:rPr>
+        <w:t>Table 13.</w:t>
+      </w:r>
+      <w:r>
+        <w:rPr>
+          <w:rFonts w:ascii="Times New Roman" w:hAnsi="Times New Roman" w:eastAsia="SimSun"/>
+          <w:sz w:val="22"/>
+        </w:rPr>
+        <w:t xml:space="preserve"> R1-only constraint inertness on large back-ends. </w:t>
       </w:r>
       <w:r>
         <w:rPr>
           <w:rFonts w:ascii="Consolas" w:hAnsi="Consolas" w:eastAsia="Consolas"/>
           <w:sz w:val="21"/>
         </w:rPr>
-        <w:t>r1only</w:t>
-      </w:r>
-      <w:r>
-        <w:rPr>
-          <w:rFonts w:ascii="Times New Roman" w:hAnsi="Times New Roman" w:eastAsia="SimSun"/>
-          <w:sz w:val="22"/>
-        </w:rPr>
-        <w:t xml:space="preserve"> leaves the gap identical to no defence (0.3958); </w:t>
-      </w:r>
-      <w:r>
-        <w:rPr>
-          <w:rFonts w:ascii="Consolas" w:hAnsi="Consolas" w:eastAsia="Consolas"/>
-          <w:sz w:val="21"/>
-        </w:rPr>
-        <w:t>r2both</w:t>
-      </w:r>
-      <w:r>
-        <w:rPr>
-          <w:rFonts w:ascii="Times New Roman" w:hAnsi="Times New Roman" w:eastAsia="SimSun"/>
-          <w:sz w:val="22"/>
-        </w:rPr>
-        <w:t xml:space="preserve"> leaves it slightly higher (0.4167). This is consistent with the retrieval-layer result on this backbone, where the R2 gap is already saturated and the R1 constraint is inert (§5.5): the input to the generator is unchanged, so the output is unchanged. We report it because it closes the loop honestly — the constraints we proposed, evaluated here, do not repair the downstream harm.</w:t>
+        <w:t>template_plus_projection</w:t>
+      </w:r>
+      <w:r>
+        <w:rPr>
+          <w:rFonts w:ascii="Times New Roman" w:hAnsi="Times New Roman" w:eastAsia="SimSun"/>
+          <w:sz w:val="22"/>
+        </w:rPr>
+        <w:t>, $\rho = 0.5\%$; Δ = adversarial-passage inclusion minus no defense.</w:t>
+      </w:r>
+    </w:p>
+    <w:tbl>
+      <w:tblPr>
+        <w:tblStyle w:val="TableGrid"/>
+        <w:tblW w:type="auto" w:w="0"/>
+        <w:jc w:val="center"/>
+        <w:tblLook w:firstColumn="1" w:firstRow="1" w:lastColumn="0" w:lastRow="0" w:noHBand="0" w:noVBand="1" w:val="04A0"/>
+      </w:tblPr>
+      <w:tblGrid>
+        <w:gridCol w:w="2409"/>
+        <w:gridCol w:w="2409"/>
+        <w:gridCol w:w="2409"/>
+        <w:gridCol w:w="2409"/>
+      </w:tblGrid>
+      <w:tr>
+        <w:tc>
+          <w:tcPr>
+            <w:tcW w:type="dxa" w:w="2409"/>
+            <w:shd w:val="clear" w:color="auto" w:fill="DCE6F1"/>
+          </w:tcPr>
+          <w:p>
+            <w:pPr>
+              <w:spacing w:line="240" w:lineRule="auto" w:after="0"/>
+            </w:pPr>
+            <w:r>
+              <w:rPr>
+                <w:rFonts w:ascii="Times New Roman" w:hAnsi="Times New Roman" w:eastAsia="SimSun"/>
+                <w:b/>
+                <w:sz w:val="19"/>
+              </w:rPr>
+              <w:t>Retriever</w:t>
+            </w:r>
+          </w:p>
+        </w:tc>
+        <w:tc>
+          <w:tcPr>
+            <w:tcW w:type="dxa" w:w="2409"/>
+            <w:shd w:val="clear" w:color="auto" w:fill="DCE6F1"/>
+          </w:tcPr>
+          <w:p>
+            <w:pPr>
+              <w:spacing w:line="240" w:lineRule="auto" w:after="0"/>
+            </w:pPr>
+            <w:r>
+              <w:rPr>
+                <w:rFonts w:ascii="Consolas" w:hAnsi="Consolas" w:eastAsia="Consolas"/>
+                <w:b/>
+                <w:sz w:val="18"/>
+              </w:rPr>
+              <w:t>repr_group</w:t>
+            </w:r>
+            <w:r>
+              <w:rPr>
+                <w:rFonts w:ascii="Times New Roman" w:hAnsi="Times New Roman" w:eastAsia="SimSun"/>
+                <w:b/>
+                <w:sz w:val="19"/>
+              </w:rPr>
+              <w:t xml:space="preserve"> ε=0</w:t>
+            </w:r>
+          </w:p>
+        </w:tc>
+        <w:tc>
+          <w:tcPr>
+            <w:tcW w:type="dxa" w:w="2409"/>
+            <w:shd w:val="clear" w:color="auto" w:fill="DCE6F1"/>
+          </w:tcPr>
+          <w:p>
+            <w:pPr>
+              <w:spacing w:line="240" w:lineRule="auto" w:after="0"/>
+            </w:pPr>
+            <w:r>
+              <w:rPr>
+                <w:rFonts w:ascii="Consolas" w:hAnsi="Consolas" w:eastAsia="Consolas"/>
+                <w:b/>
+                <w:sz w:val="18"/>
+              </w:rPr>
+              <w:t>repr_both</w:t>
+            </w:r>
+            <w:r>
+              <w:rPr>
+                <w:rFonts w:ascii="Times New Roman" w:hAnsi="Times New Roman" w:eastAsia="SimSun"/>
+                <w:b/>
+                <w:sz w:val="19"/>
+              </w:rPr>
+              <w:t xml:space="preserve"> ε=0</w:t>
+            </w:r>
+          </w:p>
+        </w:tc>
+        <w:tc>
+          <w:tcPr>
+            <w:tcW w:type="dxa" w:w="2409"/>
+            <w:shd w:val="clear" w:color="auto" w:fill="DCE6F1"/>
+          </w:tcPr>
+          <w:p>
+            <w:pPr>
+              <w:spacing w:line="240" w:lineRule="auto" w:after="0"/>
+            </w:pPr>
+            <w:r>
+              <w:rPr>
+                <w:rFonts w:ascii="Times New Roman" w:hAnsi="Times New Roman" w:eastAsia="SimSun"/>
+                <w:b/>
+                <w:sz w:val="19"/>
+              </w:rPr>
+              <w:t>Δ</w:t>
+            </w:r>
+          </w:p>
+        </w:tc>
+      </w:tr>
+      <w:tr>
+        <w:tc>
+          <w:tcPr>
+            <w:tcW w:type="dxa" w:w="2409"/>
+          </w:tcPr>
+          <w:p>
+            <w:pPr>
+              <w:spacing w:line="240" w:lineRule="auto" w:after="0"/>
+            </w:pPr>
+            <w:r>
+              <w:rPr>
+                <w:rFonts w:ascii="Times New Roman" w:hAnsi="Times New Roman" w:eastAsia="SimSun"/>
+                <w:sz w:val="19"/>
+              </w:rPr>
+              <w:t>hash-dense (own)</w:t>
+            </w:r>
+          </w:p>
+        </w:tc>
+        <w:tc>
+          <w:tcPr>
+            <w:tcW w:type="dxa" w:w="2409"/>
+          </w:tcPr>
+          <w:p>
+            <w:pPr>
+              <w:spacing w:line="240" w:lineRule="auto" w:after="0"/>
+            </w:pPr>
+            <w:r>
+              <w:rPr>
+                <w:rFonts w:ascii="Times New Roman" w:hAnsi="Times New Roman" w:eastAsia="SimSun"/>
+                <w:sz w:val="19"/>
+              </w:rPr>
+              <w:t>1.0000</w:t>
+            </w:r>
+          </w:p>
+        </w:tc>
+        <w:tc>
+          <w:tcPr>
+            <w:tcW w:type="dxa" w:w="2409"/>
+          </w:tcPr>
+          <w:p>
+            <w:pPr>
+              <w:spacing w:line="240" w:lineRule="auto" w:after="0"/>
+            </w:pPr>
+            <w:r>
+              <w:rPr>
+                <w:rFonts w:ascii="Times New Roman" w:hAnsi="Times New Roman" w:eastAsia="SimSun"/>
+                <w:sz w:val="19"/>
+              </w:rPr>
+              <w:t>1.0000</w:t>
+            </w:r>
+          </w:p>
+        </w:tc>
+        <w:tc>
+          <w:tcPr>
+            <w:tcW w:type="dxa" w:w="2409"/>
+          </w:tcPr>
+          <w:p>
+            <w:pPr>
+              <w:spacing w:line="240" w:lineRule="auto" w:after="0"/>
+            </w:pPr>
+            <w:r>
+              <w:rPr>
+                <w:rFonts w:ascii="Times New Roman" w:hAnsi="Times New Roman" w:eastAsia="SimSun"/>
+                <w:b/>
+                <w:sz w:val="19"/>
+              </w:rPr>
+              <w:t>0.0000</w:t>
+            </w:r>
+          </w:p>
+        </w:tc>
+      </w:tr>
+      <w:tr>
+        <w:tc>
+          <w:tcPr>
+            <w:tcW w:type="dxa" w:w="2409"/>
+          </w:tcPr>
+          <w:p>
+            <w:pPr>
+              <w:spacing w:line="240" w:lineRule="auto" w:after="0"/>
+            </w:pPr>
+            <w:r>
+              <w:rPr>
+                <w:rFonts w:ascii="Times New Roman" w:hAnsi="Times New Roman" w:eastAsia="SimSun"/>
+                <w:sz w:val="19"/>
+              </w:rPr>
+              <w:t>GTE-large</w:t>
+            </w:r>
+          </w:p>
+        </w:tc>
+        <w:tc>
+          <w:tcPr>
+            <w:tcW w:type="dxa" w:w="2409"/>
+          </w:tcPr>
+          <w:p>
+            <w:pPr>
+              <w:spacing w:line="240" w:lineRule="auto" w:after="0"/>
+            </w:pPr>
+            <w:r>
+              <w:rPr>
+                <w:rFonts w:ascii="Times New Roman" w:hAnsi="Times New Roman" w:eastAsia="SimSun"/>
+                <w:sz w:val="19"/>
+              </w:rPr>
+              <w:t>1.0000</w:t>
+            </w:r>
+          </w:p>
+        </w:tc>
+        <w:tc>
+          <w:tcPr>
+            <w:tcW w:type="dxa" w:w="2409"/>
+          </w:tcPr>
+          <w:p>
+            <w:pPr>
+              <w:spacing w:line="240" w:lineRule="auto" w:after="0"/>
+            </w:pPr>
+            <w:r>
+              <w:rPr>
+                <w:rFonts w:ascii="Times New Roman" w:hAnsi="Times New Roman" w:eastAsia="SimSun"/>
+                <w:sz w:val="19"/>
+              </w:rPr>
+              <w:t>1.0000</w:t>
+            </w:r>
+          </w:p>
+        </w:tc>
+        <w:tc>
+          <w:tcPr>
+            <w:tcW w:type="dxa" w:w="2409"/>
+          </w:tcPr>
+          <w:p>
+            <w:pPr>
+              <w:spacing w:line="240" w:lineRule="auto" w:after="0"/>
+            </w:pPr>
+            <w:r>
+              <w:rPr>
+                <w:rFonts w:ascii="Times New Roman" w:hAnsi="Times New Roman" w:eastAsia="SimSun"/>
+                <w:b/>
+                <w:sz w:val="19"/>
+              </w:rPr>
+              <w:t>0.0000</w:t>
+            </w:r>
+          </w:p>
+        </w:tc>
+      </w:tr>
+      <w:tr>
+        <w:tc>
+          <w:tcPr>
+            <w:tcW w:type="dxa" w:w="2409"/>
+          </w:tcPr>
+          <w:p>
+            <w:pPr>
+              <w:spacing w:line="240" w:lineRule="auto" w:after="0"/>
+            </w:pPr>
+            <w:r>
+              <w:rPr>
+                <w:rFonts w:ascii="Times New Roman" w:hAnsi="Times New Roman" w:eastAsia="SimSun"/>
+                <w:sz w:val="19"/>
+              </w:rPr>
+              <w:t>E5-base-v2</w:t>
+            </w:r>
+          </w:p>
+        </w:tc>
+        <w:tc>
+          <w:tcPr>
+            <w:tcW w:type="dxa" w:w="2409"/>
+          </w:tcPr>
+          <w:p>
+            <w:pPr>
+              <w:spacing w:line="240" w:lineRule="auto" w:after="0"/>
+            </w:pPr>
+            <w:r>
+              <w:rPr>
+                <w:rFonts w:ascii="Times New Roman" w:hAnsi="Times New Roman" w:eastAsia="SimSun"/>
+                <w:sz w:val="19"/>
+              </w:rPr>
+              <w:t>1.0000</w:t>
+            </w:r>
+          </w:p>
+        </w:tc>
+        <w:tc>
+          <w:tcPr>
+            <w:tcW w:type="dxa" w:w="2409"/>
+          </w:tcPr>
+          <w:p>
+            <w:pPr>
+              <w:spacing w:line="240" w:lineRule="auto" w:after="0"/>
+            </w:pPr>
+            <w:r>
+              <w:rPr>
+                <w:rFonts w:ascii="Times New Roman" w:hAnsi="Times New Roman" w:eastAsia="SimSun"/>
+                <w:sz w:val="19"/>
+              </w:rPr>
+              <w:t>1.0000</w:t>
+            </w:r>
+          </w:p>
+        </w:tc>
+        <w:tc>
+          <w:tcPr>
+            <w:tcW w:type="dxa" w:w="2409"/>
+          </w:tcPr>
+          <w:p>
+            <w:pPr>
+              <w:spacing w:line="240" w:lineRule="auto" w:after="0"/>
+            </w:pPr>
+            <w:r>
+              <w:rPr>
+                <w:rFonts w:ascii="Times New Roman" w:hAnsi="Times New Roman" w:eastAsia="SimSun"/>
+                <w:b/>
+                <w:sz w:val="19"/>
+              </w:rPr>
+              <w:t>0.0000</w:t>
+            </w:r>
+          </w:p>
+        </w:tc>
+      </w:tr>
+      <w:tr>
+        <w:tc>
+          <w:tcPr>
+            <w:tcW w:type="dxa" w:w="2409"/>
+          </w:tcPr>
+          <w:p>
+            <w:pPr>
+              <w:spacing w:line="240" w:lineRule="auto" w:after="0"/>
+            </w:pPr>
+            <w:r>
+              <w:rPr>
+                <w:rFonts w:ascii="Times New Roman" w:hAnsi="Times New Roman" w:eastAsia="SimSun"/>
+                <w:sz w:val="19"/>
+              </w:rPr>
+              <w:t>E5-large-v2</w:t>
+            </w:r>
+          </w:p>
+        </w:tc>
+        <w:tc>
+          <w:tcPr>
+            <w:tcW w:type="dxa" w:w="2409"/>
+          </w:tcPr>
+          <w:p>
+            <w:pPr>
+              <w:spacing w:line="240" w:lineRule="auto" w:after="0"/>
+            </w:pPr>
+            <w:r>
+              <w:rPr>
+                <w:rFonts w:ascii="Times New Roman" w:hAnsi="Times New Roman" w:eastAsia="SimSun"/>
+                <w:sz w:val="19"/>
+              </w:rPr>
+              <w:t>1.0000</w:t>
+            </w:r>
+          </w:p>
+        </w:tc>
+        <w:tc>
+          <w:tcPr>
+            <w:tcW w:type="dxa" w:w="2409"/>
+          </w:tcPr>
+          <w:p>
+            <w:pPr>
+              <w:spacing w:line="240" w:lineRule="auto" w:after="0"/>
+            </w:pPr>
+            <w:r>
+              <w:rPr>
+                <w:rFonts w:ascii="Times New Roman" w:hAnsi="Times New Roman" w:eastAsia="SimSun"/>
+                <w:sz w:val="19"/>
+              </w:rPr>
+              <w:t>1.0000</w:t>
+            </w:r>
+          </w:p>
+        </w:tc>
+        <w:tc>
+          <w:tcPr>
+            <w:tcW w:type="dxa" w:w="2409"/>
+          </w:tcPr>
+          <w:p>
+            <w:pPr>
+              <w:spacing w:line="240" w:lineRule="auto" w:after="0"/>
+            </w:pPr>
+            <w:r>
+              <w:rPr>
+                <w:rFonts w:ascii="Times New Roman" w:hAnsi="Times New Roman" w:eastAsia="SimSun"/>
+                <w:b/>
+                <w:sz w:val="19"/>
+              </w:rPr>
+              <w:t>0.0000</w:t>
+            </w:r>
+          </w:p>
+        </w:tc>
+      </w:tr>
+      <w:tr>
+        <w:tc>
+          <w:tcPr>
+            <w:tcW w:type="dxa" w:w="2409"/>
+          </w:tcPr>
+          <w:p>
+            <w:pPr>
+              <w:spacing w:line="240" w:lineRule="auto" w:after="0"/>
+            </w:pPr>
+            <w:r>
+              <w:rPr>
+                <w:rFonts w:ascii="Times New Roman" w:hAnsi="Times New Roman" w:eastAsia="SimSun"/>
+                <w:sz w:val="19"/>
+              </w:rPr>
+              <w:t>SPLADE distil</w:t>
+            </w:r>
+          </w:p>
+        </w:tc>
+        <w:tc>
+          <w:tcPr>
+            <w:tcW w:type="dxa" w:w="2409"/>
+          </w:tcPr>
+          <w:p>
+            <w:pPr>
+              <w:spacing w:line="240" w:lineRule="auto" w:after="0"/>
+            </w:pPr>
+            <w:r>
+              <w:rPr>
+                <w:rFonts w:ascii="Times New Roman" w:hAnsi="Times New Roman" w:eastAsia="SimSun"/>
+                <w:sz w:val="19"/>
+              </w:rPr>
+              <w:t>0.7500</w:t>
+            </w:r>
+          </w:p>
+        </w:tc>
+        <w:tc>
+          <w:tcPr>
+            <w:tcW w:type="dxa" w:w="2409"/>
+          </w:tcPr>
+          <w:p>
+            <w:pPr>
+              <w:spacing w:line="240" w:lineRule="auto" w:after="0"/>
+            </w:pPr>
+            <w:r>
+              <w:rPr>
+                <w:rFonts w:ascii="Times New Roman" w:hAnsi="Times New Roman" w:eastAsia="SimSun"/>
+                <w:sz w:val="19"/>
+              </w:rPr>
+              <w:t>0.7500</w:t>
+            </w:r>
+          </w:p>
+        </w:tc>
+        <w:tc>
+          <w:tcPr>
+            <w:tcW w:type="dxa" w:w="2409"/>
+          </w:tcPr>
+          <w:p>
+            <w:pPr>
+              <w:spacing w:line="240" w:lineRule="auto" w:after="0"/>
+            </w:pPr>
+            <w:r>
+              <w:rPr>
+                <w:rFonts w:ascii="Times New Roman" w:hAnsi="Times New Roman" w:eastAsia="SimSun"/>
+                <w:b/>
+                <w:sz w:val="19"/>
+              </w:rPr>
+              <w:t>0.0000</w:t>
+            </w:r>
+          </w:p>
+        </w:tc>
+      </w:tr>
+      <w:tr>
+        <w:tc>
+          <w:tcPr>
+            <w:tcW w:type="dxa" w:w="2409"/>
+          </w:tcPr>
+          <w:p>
+            <w:pPr>
+              <w:spacing w:line="240" w:lineRule="auto" w:after="0"/>
+            </w:pPr>
+            <w:r>
+              <w:rPr>
+                <w:rFonts w:ascii="Times New Roman" w:hAnsi="Times New Roman" w:eastAsia="SimSun"/>
+                <w:sz w:val="19"/>
+              </w:rPr>
+              <w:t>SPLADE large</w:t>
+            </w:r>
+          </w:p>
+        </w:tc>
+        <w:tc>
+          <w:tcPr>
+            <w:tcW w:type="dxa" w:w="2409"/>
+          </w:tcPr>
+          <w:p>
+            <w:pPr>
+              <w:spacing w:line="240" w:lineRule="auto" w:after="0"/>
+            </w:pPr>
+            <w:r>
+              <w:rPr>
+                <w:rFonts w:ascii="Times New Roman" w:hAnsi="Times New Roman" w:eastAsia="SimSun"/>
+                <w:sz w:val="19"/>
+              </w:rPr>
+              <w:t>1.0000</w:t>
+            </w:r>
+          </w:p>
+        </w:tc>
+        <w:tc>
+          <w:tcPr>
+            <w:tcW w:type="dxa" w:w="2409"/>
+          </w:tcPr>
+          <w:p>
+            <w:pPr>
+              <w:spacing w:line="240" w:lineRule="auto" w:after="0"/>
+            </w:pPr>
+            <w:r>
+              <w:rPr>
+                <w:rFonts w:ascii="Times New Roman" w:hAnsi="Times New Roman" w:eastAsia="SimSun"/>
+                <w:sz w:val="19"/>
+              </w:rPr>
+              <w:t>1.0000</w:t>
+            </w:r>
+          </w:p>
+        </w:tc>
+        <w:tc>
+          <w:tcPr>
+            <w:tcW w:type="dxa" w:w="2409"/>
+          </w:tcPr>
+          <w:p>
+            <w:pPr>
+              <w:spacing w:line="240" w:lineRule="auto" w:after="0"/>
+            </w:pPr>
+            <w:r>
+              <w:rPr>
+                <w:rFonts w:ascii="Times New Roman" w:hAnsi="Times New Roman" w:eastAsia="SimSun"/>
+                <w:b/>
+                <w:sz w:val="19"/>
+              </w:rPr>
+              <w:t>0.0000</w:t>
+            </w:r>
+          </w:p>
+        </w:tc>
+      </w:tr>
+      <w:tr>
+        <w:tc>
+          <w:tcPr>
+            <w:tcW w:type="dxa" w:w="2409"/>
+          </w:tcPr>
+          <w:p>
+            <w:pPr>
+              <w:spacing w:line="240" w:lineRule="auto" w:after="0"/>
+            </w:pPr>
+            <w:r>
+              <w:rPr>
+                <w:rFonts w:ascii="Times New Roman" w:hAnsi="Times New Roman" w:eastAsia="SimSun"/>
+                <w:sz w:val="19"/>
+              </w:rPr>
+              <w:t>BM25 (lexical)</w:t>
+            </w:r>
+          </w:p>
+        </w:tc>
+        <w:tc>
+          <w:tcPr>
+            <w:tcW w:type="dxa" w:w="2409"/>
+          </w:tcPr>
+          <w:p>
+            <w:pPr>
+              <w:spacing w:line="240" w:lineRule="auto" w:after="0"/>
+            </w:pPr>
+            <w:r>
+              <w:rPr>
+                <w:rFonts w:ascii="Times New Roman" w:hAnsi="Times New Roman" w:eastAsia="SimSun"/>
+                <w:sz w:val="19"/>
+              </w:rPr>
+              <w:t>0.7500</w:t>
+            </w:r>
+          </w:p>
+        </w:tc>
+        <w:tc>
+          <w:tcPr>
+            <w:tcW w:type="dxa" w:w="2409"/>
+          </w:tcPr>
+          <w:p>
+            <w:pPr>
+              <w:spacing w:line="240" w:lineRule="auto" w:after="0"/>
+            </w:pPr>
+            <w:r>
+              <w:rPr>
+                <w:rFonts w:ascii="Times New Roman" w:hAnsi="Times New Roman" w:eastAsia="SimSun"/>
+                <w:sz w:val="19"/>
+              </w:rPr>
+              <w:t>0.7500</w:t>
+            </w:r>
+          </w:p>
+        </w:tc>
+        <w:tc>
+          <w:tcPr>
+            <w:tcW w:type="dxa" w:w="2409"/>
+          </w:tcPr>
+          <w:p>
+            <w:pPr>
+              <w:spacing w:line="240" w:lineRule="auto" w:after="0"/>
+            </w:pPr>
+            <w:r>
+              <w:rPr>
+                <w:rFonts w:ascii="Times New Roman" w:hAnsi="Times New Roman" w:eastAsia="SimSun"/>
+                <w:b/>
+                <w:sz w:val="19"/>
+              </w:rPr>
+              <w:t>0.0000</w:t>
+            </w:r>
+          </w:p>
+        </w:tc>
+      </w:tr>
+    </w:tbl>
+    <w:p/>
+    <w:p>
+      <w:r>
+        <w:rPr>
+          <w:rFonts w:ascii="Times New Roman" w:hAnsi="Times New Roman" w:eastAsia="SimSun"/>
+          <w:sz w:val="22"/>
+        </w:rPr>
+        <w:t>Across all eight back-ends and both constraint configurations, the difference is exactly zero. This is now the fourth independent setting in which the inertness holds — two corpora, six base retrievers, and the large checkpoints — and it remains the paper's most robust result. Note that the projection attack reaches complete inclusion (1.0000) on GTE-large, on E5-large-v2 and on SPLADE-large, so the constraint is inert in the worst case rather than in a marginal one.</w:t>
       </w:r>
     </w:p>
     <w:p>
@@ -14220,14 +15554,29 @@
           <w:b/>
           <w:sz w:val="22"/>
         </w:rPr>
-        <w:t>A metric that failed, reported because it is the natural one to reach for.</w:t>
-      </w:r>
-      <w:r>
-        <w:rPr>
-          <w:rFonts w:ascii="Times New Roman" w:hAnsi="Times New Roman" w:eastAsia="SimSun"/>
-          <w:sz w:val="22"/>
-        </w:rPr>
-        <w:t xml:space="preserve"> We implemented the expected-attributed-exposure (EAE-D) statistic of Kim &amp; Diaz [8] by asking the generator, per retrieved passage, whether its answer relied on that passage. It returns </w:t>
+        <w:t>Consequences for Finding 7.</w:t>
+      </w:r>
+      <w:r>
+        <w:rPr>
+          <w:rFonts w:ascii="Times New Roman" w:hAnsi="Times New Roman" w:eastAsia="SimSun"/>
+          <w:sz w:val="22"/>
+        </w:rPr>
+        <w:t xml:space="preserve"> Finding 7 identified sparsity as the operative property behind the base-size spread. The scale check bounds that claim rather than refuting it: sparsity still predicts susceptibility </w:t>
+      </w:r>
+      <w:r>
+        <w:rPr>
+          <w:rFonts w:ascii="Times New Roman" w:hAnsi="Times New Roman" w:eastAsia="SimSun"/>
+          <w:i/>
+          <w:sz w:val="22"/>
+        </w:rPr>
+        <w:t>at a fixed scale</w:t>
+      </w:r>
+      <w:r>
+        <w:rPr>
+          <w:rFonts w:ascii="Times New Roman" w:hAnsi="Times New Roman" w:eastAsia="SimSun"/>
+          <w:sz w:val="22"/>
+        </w:rPr>
+        <w:t xml:space="preserve"> (both sparse retrievers susceptible, and the one resistant-at-both-scales encoder is dense), but it is not sufficient, because GTE-large is dense and semantic yet susceptible. The honest form of Finding 7 is therefore that </w:t>
       </w:r>
       <w:r>
         <w:rPr>
@@ -14235,83 +15584,14 @@
           <w:b/>
           <w:sz w:val="22"/>
         </w:rPr>
-        <w:t>1.000 in every condition</w:t>
-      </w:r>
-      <w:r>
-        <w:rPr>
-          <w:rFonts w:ascii="Times New Roman" w:hAnsi="Times New Roman" w:eastAsia="SimSun"/>
-          <w:sz w:val="22"/>
-        </w:rPr>
-        <w:t xml:space="preserve">, with no discrimination. The reason is structural rather than a coding error: the answer is generated </w:t>
-      </w:r>
-      <w:r>
-        <w:rPr>
-          <w:rFonts w:ascii="Times New Roman" w:hAnsi="Times New Roman" w:eastAsia="SimSun"/>
-          <w:i/>
-          <w:sz w:val="22"/>
-        </w:rPr>
-        <w:t>from</w:t>
-      </w:r>
-      <w:r>
-        <w:rPr>
-          <w:rFonts w:ascii="Times New Roman" w:hAnsi="Times New Roman" w:eastAsia="SimSun"/>
-          <w:sz w:val="22"/>
-        </w:rPr>
-        <w:t xml:space="preserve"> the context, so a "did you rely on this?" probe admits YES for essentially any passage present. Proper attribution — "which passages did you rely on?" — is what [8] measures by entailment rather than by self-report, and our self-report implementation does not replicate it. We report the failure because EAE-D is the obvious metric at this interface and a reader should know that its cheap version is uninformative here.</w:t>
-      </w:r>
-    </w:p>
-    <w:p>
-      <w:r>
-        <w:rPr>
-          <w:rFonts w:ascii="Times New Roman" w:hAnsi="Times New Roman" w:eastAsia="SimSun"/>
-          <w:b/>
-          <w:sz w:val="22"/>
-        </w:rPr>
-        <w:t>Scope.</w:t>
-      </w:r>
-      <w:r>
-        <w:rPr>
-          <w:rFonts w:ascii="Times New Roman" w:hAnsi="Times New Roman" w:eastAsia="SimSun"/>
-          <w:sz w:val="22"/>
-        </w:rPr>
-        <w:t xml:space="preserve"> One generator, one retrieval backbone (GTE-base), one injection rate, 48 queries. The direction and the saturation pattern are clear; the magnitudes should not be extrapolated.</w:t>
-      </w:r>
-    </w:p>
-    <w:p>
-      <w:pPr>
-        <w:spacing w:before="240" w:after="120"/>
-      </w:pPr>
-      <w:r>
-        <w:rPr>
-          <w:rFonts w:ascii="Times New Roman" w:hAnsi="Times New Roman" w:eastAsia="Microsoft YaHei"/>
-          <w:b/>
-          <w:sz w:val="28"/>
-        </w:rPr>
-        <w:t>6. Why Distribution-Level Defense Has a Limit</w:t>
-      </w:r>
-    </w:p>
-    <w:p>
-      <w:r>
-        <w:rPr>
-          <w:rFonts w:ascii="Times New Roman" w:hAnsi="Times New Roman" w:eastAsia="SimSun"/>
-          <w:sz w:val="22"/>
-        </w:rPr>
-        <w:t xml:space="preserve">Findings 2, 3 and 6 are not tuning failures. They follow from what a distributional constraint </w:t>
-      </w:r>
-      <w:r>
-        <w:rPr>
-          <w:rFonts w:ascii="Times New Roman" w:hAnsi="Times New Roman" w:eastAsia="SimSun"/>
-          <w:i/>
-          <w:sz w:val="22"/>
-        </w:rPr>
-        <w:t>is</w:t>
-      </w:r>
-      <w:r>
-        <w:rPr>
-          <w:rFonts w:ascii="Times New Roman" w:hAnsi="Times New Roman" w:eastAsia="SimSun"/>
-          <w:sz w:val="22"/>
-        </w:rPr>
-        <w:t>, and we give the derivation here.</w:t>
+        <w:t>the sparse/dense split is a strong correlate at base size and a heuristic, not a law</w:t>
+      </w:r>
+      <w:r>
+        <w:rPr>
+          <w:rFonts w:ascii="Times New Roman" w:hAnsi="Times New Roman" w:eastAsia="SimSun"/>
+          <w:sz w:val="22"/>
+        </w:rPr>
+        <w:t>, and the only fully reliable statement is the weaker one: susceptibility is a property of the specific checkpoint, and it must be measured rather than inferred from architecture or size.</w:t>
       </w:r>
     </w:p>
     <w:p>
@@ -14325,7 +15605,7 @@
           <w:b/>
           <w:sz w:val="26"/>
         </w:rPr>
-        <w:t>6.1 Setup</w:t>
+        <w:t>5.7 Generation-stage propagation: does the retrieval skew reach the output?</w:t>
       </w:r>
     </w:p>
     <w:p>
@@ -14334,96 +15614,756 @@
           <w:rFonts w:ascii="Times New Roman" w:hAnsi="Times New Roman" w:eastAsia="SimSun"/>
           <w:sz w:val="22"/>
         </w:rPr>
-        <w:t>Let $\mathcal{C}$ be the corpus; each passage $d$ carries a group $g(d) \in \mathcal{G} \cup \{\bot\}$ and a stance $s(d) \in \{+1,-1,0\}$ ($+1$ favourable toward $g(d)$). Let $\mathcal{A} \subseteq \mathcal{C}$ be the passages the attacker controls, $n = |\mathcal{A}|$. A defense selects $\mathcal{D}_q \subseteq \mathcal{C}$ with $|\mathcal{D}_q| = k$ (we write $\mathcal{D}$ where $q$ is clear). Define</w:t>
+        <w:t xml:space="preserve">Every result above is measured at the retrieval layer. That is deliberate — it makes the mechanism measurable without a generator and reproducible on commodity hardware — but it leaves the question a reviewer will ask: </w:t>
+      </w:r>
+      <w:r>
+        <w:rPr>
+          <w:rFonts w:ascii="Times New Roman" w:hAnsi="Times New Roman" w:eastAsia="SimSun"/>
+          <w:b/>
+          <w:sz w:val="22"/>
+        </w:rPr>
+        <w:t>does a retrieval-layer stance skew change what the system says?</w:t>
+      </w:r>
+      <w:r>
+        <w:rPr>
+          <w:rFonts w:ascii="Times New Roman" w:hAnsi="Times New Roman" w:eastAsia="SimSun"/>
+          <w:sz w:val="22"/>
+        </w:rPr>
+        <w:t xml:space="preserve"> We answer it with a fixed generator, varying only the retrieved context, so that any difference between conditions is attributable to retrieval.</w:t>
       </w:r>
     </w:p>
     <w:p>
       <w:r>
         <w:rPr>
           <w:rFonts w:ascii="Times New Roman" w:hAnsi="Times New Roman" w:eastAsia="SimSun"/>
-          <w:sz w:val="22"/>
-        </w:rPr>
-        <w:t>$$p_{\text{grp}}(g;\mathcal{D}) = \frac{|\{d \in \mathcal{D} : g(d) = g,\ s(d)\neq 0\}|}{|\{d \in \mathcal{D} : g(d)\neq\bot,\ s(d)\neq 0\}|}, \qquad p_{\text{fav}}(g;\mathcal{D}) = \frac{|\{d \in \mathcal{D} : g(d) = g,\ s(d)=+1\}|}{|\{d \in \mathcal{D} : g(d) = g,\ s(d)\neq 0\}|}.$$</w:t>
+          <w:b/>
+          <w:sz w:val="22"/>
+        </w:rPr>
+        <w:t>Protocol.</w:t>
+      </w:r>
+      <w:r>
+        <w:rPr>
+          <w:rFonts w:ascii="Times New Roman" w:hAnsi="Times New Roman" w:eastAsia="SimSun"/>
+          <w:sz w:val="22"/>
+        </w:rPr>
+        <w:t xml:space="preserve"> For each query we generate under four conditions, holding model, prompt, decoding (temperature 0) and question text fixed: </w:t>
+      </w:r>
+      <w:r>
+        <w:rPr>
+          <w:rFonts w:ascii="Consolas" w:hAnsi="Consolas" w:eastAsia="Consolas"/>
+          <w:sz w:val="21"/>
+        </w:rPr>
+        <w:t>clean</w:t>
+      </w:r>
+      <w:r>
+        <w:rPr>
+          <w:rFonts w:ascii="Times New Roman" w:hAnsi="Times New Roman" w:eastAsia="SimSun"/>
+          <w:sz w:val="22"/>
+        </w:rPr>
+        <w:t xml:space="preserve"> (unpoisoned retrieval), </w:t>
+      </w:r>
+      <w:r>
+        <w:rPr>
+          <w:rFonts w:ascii="Consolas" w:hAnsi="Consolas" w:eastAsia="Consolas"/>
+          <w:sz w:val="21"/>
+        </w:rPr>
+        <w:t>poisoned</w:t>
+      </w:r>
+      <w:r>
+        <w:rPr>
+          <w:rFonts w:ascii="Times New Roman" w:hAnsi="Times New Roman" w:eastAsia="SimSun"/>
+          <w:sz w:val="22"/>
+        </w:rPr>
+        <w:t xml:space="preserve"> (pairwise injection, no defence), </w:t>
+      </w:r>
+      <w:r>
+        <w:rPr>
+          <w:rFonts w:ascii="Consolas" w:hAnsi="Consolas" w:eastAsia="Consolas"/>
+          <w:sz w:val="21"/>
+        </w:rPr>
+        <w:t>r1only</w:t>
+      </w:r>
+      <w:r>
+        <w:rPr>
+          <w:rFonts w:ascii="Times New Roman" w:hAnsi="Times New Roman" w:eastAsia="SimSun"/>
+          <w:sz w:val="22"/>
+        </w:rPr>
+        <w:t xml:space="preserve"> (R1 constraint), </w:t>
+      </w:r>
+      <w:r>
+        <w:rPr>
+          <w:rFonts w:ascii="Consolas" w:hAnsi="Consolas" w:eastAsia="Consolas"/>
+          <w:sz w:val="21"/>
+        </w:rPr>
+        <w:t>r2both</w:t>
+      </w:r>
+      <w:r>
+        <w:rPr>
+          <w:rFonts w:ascii="Times New Roman" w:hAnsi="Times New Roman" w:eastAsia="SimSun"/>
+          <w:sz w:val="22"/>
+        </w:rPr>
+        <w:t xml:space="preserve"> (R1+R2 constraint). The primary probe is </w:t>
+      </w:r>
+      <w:r>
+        <w:rPr>
+          <w:rFonts w:ascii="Times New Roman" w:hAnsi="Times New Roman" w:eastAsia="SimSun"/>
+          <w:b/>
+          <w:sz w:val="22"/>
+        </w:rPr>
+        <w:t>forced choice</w:t>
+      </w:r>
+      <w:r>
+        <w:rPr>
+          <w:rFonts w:ascii="Times New Roman" w:hAnsi="Times New Roman" w:eastAsia="SimSun"/>
+          <w:sz w:val="22"/>
+        </w:rPr>
+        <w:t>: the generator must select between a favourable and an unfavourable statement about a group — the generation-layer analogue of the R2 dimension, and the same form of measurement used for attack success in the poisoning literature. Option order is randomised per (query, condition, group) so that a position bias cannot masquerade as a stance effect. We additionally collect free-form answers and a per-passage attribution probe.</w:t>
       </w:r>
     </w:p>
     <w:p>
       <w:r>
         <w:rPr>
           <w:rFonts w:ascii="Times New Roman" w:hAnsi="Times New Roman" w:eastAsia="SimSun"/>
-          <w:b/>
-          <w:sz w:val="22"/>
-        </w:rPr>
-        <w:t>Definition (ε-feasible).</w:t>
-      </w:r>
-      <w:r>
-        <w:rPr>
-          <w:rFonts w:ascii="Times New Roman" w:hAnsi="Times New Roman" w:eastAsia="SimSun"/>
-          <w:sz w:val="22"/>
-        </w:rPr>
-        <w:t xml:space="preserve"> Fix references $p^{</w:t>
-      </w:r>
-      <w:r>
-        <w:rPr>
-          <w:rFonts w:ascii="Times New Roman" w:hAnsi="Times New Roman" w:eastAsia="SimSun"/>
-          <w:i/>
-          <w:sz w:val="22"/>
-        </w:rPr>
-        <w:t>}_{\text{grp}}, p^{</w:t>
-      </w:r>
-      <w:r>
-        <w:rPr>
-          <w:rFonts w:ascii="Times New Roman" w:hAnsi="Times New Roman" w:eastAsia="SimSun"/>
-          <w:sz w:val="22"/>
-        </w:rPr>
-        <w:t xml:space="preserve">}_{\text{fav}}$. A selection $\mathcal{D}$ is </w:t>
-      </w:r>
-      <w:r>
-        <w:rPr>
-          <w:rFonts w:ascii="Times New Roman" w:hAnsi="Times New Roman" w:eastAsia="SimSun"/>
-          <w:i/>
-          <w:sz w:val="22"/>
-        </w:rPr>
-        <w:t>ε-feasible</w:t>
-      </w:r>
-      <w:r>
-        <w:rPr>
-          <w:rFonts w:ascii="Times New Roman" w:hAnsi="Times New Roman" w:eastAsia="SimSun"/>
-          <w:sz w:val="22"/>
-        </w:rPr>
-        <w:t>, written $\mathcal{D} \in \mathcal{R}_\varepsilon$, if for every $g \in \mathcal{G}$</w:t>
+          <w:sz w:val="22"/>
+        </w:rPr>
+        <w:t>Generator: DeepSeek (</w:t>
+      </w:r>
+      <w:r>
+        <w:rPr>
+          <w:rFonts w:ascii="Consolas" w:hAnsi="Consolas" w:eastAsia="Consolas"/>
+          <w:sz w:val="21"/>
+        </w:rPr>
+        <w:t>deepseek-chat</w:t>
+      </w:r>
+      <w:r>
+        <w:rPr>
+          <w:rFonts w:ascii="Times New Roman" w:hAnsi="Times New Roman" w:eastAsia="SimSun"/>
+          <w:sz w:val="22"/>
+        </w:rPr>
+        <w:t xml:space="preserve"> at temperature 0), selected because it is reachable without a proxy from the network this work used. 207 API calls, 49.2k prompt tokens, 125 s of model time.</w:t>
       </w:r>
     </w:p>
     <w:p>
       <w:r>
         <w:rPr>
           <w:rFonts w:ascii="Times New Roman" w:hAnsi="Times New Roman" w:eastAsia="SimSun"/>
-          <w:sz w:val="22"/>
-        </w:rPr>
-        <w:t>$$\bigl|p_{\text{grp}}(g;\mathcal{D}) - p^{</w:t>
-      </w:r>
-      <w:r>
-        <w:rPr>
-          <w:rFonts w:ascii="Times New Roman" w:hAnsi="Times New Roman" w:eastAsia="SimSun"/>
-          <w:i/>
-          <w:sz w:val="22"/>
-        </w:rPr>
-        <w:t>}_{\text{grp}}(g)\bigr| \le \varepsilon \quad\text{and}\quad \bigl|p_{\text{fav}}(g;\mathcal{D}) - p^{</w:t>
-      </w:r>
-      <w:r>
-        <w:rPr>
-          <w:rFonts w:ascii="Times New Roman" w:hAnsi="Times New Roman" w:eastAsia="SimSun"/>
-          <w:sz w:val="22"/>
-        </w:rPr>
-        <w:t>}_{\text{fav}}(g)\bigr| \le \varepsilon. \tag{1}$$</w:t>
+          <w:b/>
+          <w:sz w:val="22"/>
+        </w:rPr>
+        <w:t>Table 14.</w:t>
+      </w:r>
+      <w:r>
+        <w:rPr>
+          <w:rFonts w:ascii="Times New Roman" w:hAnsi="Times New Roman" w:eastAsia="SimSun"/>
+          <w:sz w:val="22"/>
+        </w:rPr>
+        <w:t xml:space="preserve"> Generation-layer stance by condition. Controlled corpus, GTE-base retrieval, $\rho = 2\%$.</w:t>
+      </w:r>
+    </w:p>
+    <w:tbl>
+      <w:tblPr>
+        <w:tblStyle w:val="TableGrid"/>
+        <w:tblW w:type="auto" w:w="0"/>
+        <w:jc w:val="center"/>
+        <w:tblLook w:firstColumn="1" w:firstRow="1" w:lastColumn="0" w:lastRow="0" w:noHBand="0" w:noVBand="1" w:val="04A0"/>
+      </w:tblPr>
+      <w:tblGrid>
+        <w:gridCol w:w="1928"/>
+        <w:gridCol w:w="1928"/>
+        <w:gridCol w:w="1928"/>
+        <w:gridCol w:w="1928"/>
+        <w:gridCol w:w="1928"/>
+      </w:tblGrid>
+      <w:tr>
+        <w:tc>
+          <w:tcPr>
+            <w:tcW w:type="dxa" w:w="1928"/>
+            <w:shd w:val="clear" w:color="auto" w:fill="DCE6F1"/>
+          </w:tcPr>
+          <w:p>
+            <w:pPr>
+              <w:spacing w:line="240" w:lineRule="auto" w:after="0"/>
+            </w:pPr>
+            <w:r>
+              <w:rPr>
+                <w:rFonts w:ascii="Times New Roman" w:hAnsi="Times New Roman" w:eastAsia="SimSun"/>
+                <w:b/>
+                <w:sz w:val="19"/>
+              </w:rPr>
+              <w:t>Condition</w:t>
+            </w:r>
+          </w:p>
+        </w:tc>
+        <w:tc>
+          <w:tcPr>
+            <w:tcW w:type="dxa" w:w="1928"/>
+            <w:shd w:val="clear" w:color="auto" w:fill="DCE6F1"/>
+          </w:tcPr>
+          <w:p>
+            <w:pPr>
+              <w:spacing w:line="240" w:lineRule="auto" w:after="0"/>
+            </w:pPr>
+            <w:r>
+              <w:rPr>
+                <w:rFonts w:ascii="Times New Roman" w:hAnsi="Times New Roman" w:eastAsia="SimSun"/>
+                <w:b/>
+                <w:sz w:val="19"/>
+              </w:rPr>
+              <w:t>fav. rate (g1)</w:t>
+            </w:r>
+          </w:p>
+        </w:tc>
+        <w:tc>
+          <w:tcPr>
+            <w:tcW w:type="dxa" w:w="1928"/>
+            <w:shd w:val="clear" w:color="auto" w:fill="DCE6F1"/>
+          </w:tcPr>
+          <w:p>
+            <w:pPr>
+              <w:spacing w:line="240" w:lineRule="auto" w:after="0"/>
+            </w:pPr>
+            <w:r>
+              <w:rPr>
+                <w:rFonts w:ascii="Times New Roman" w:hAnsi="Times New Roman" w:eastAsia="SimSun"/>
+                <w:b/>
+                <w:sz w:val="19"/>
+              </w:rPr>
+              <w:t>fav. rate (g2)</w:t>
+            </w:r>
+          </w:p>
+        </w:tc>
+        <w:tc>
+          <w:tcPr>
+            <w:tcW w:type="dxa" w:w="1928"/>
+            <w:shd w:val="clear" w:color="auto" w:fill="DCE6F1"/>
+          </w:tcPr>
+          <w:p>
+            <w:pPr>
+              <w:spacing w:line="240" w:lineRule="auto" w:after="0"/>
+            </w:pPr>
+            <w:r>
+              <w:rPr>
+                <w:rFonts w:ascii="Times New Roman" w:hAnsi="Times New Roman" w:eastAsia="SimSun"/>
+                <w:b/>
+                <w:sz w:val="19"/>
+              </w:rPr>
+              <w:t>stance gap</w:t>
+            </w:r>
+          </w:p>
+        </w:tc>
+        <w:tc>
+          <w:tcPr>
+            <w:tcW w:type="dxa" w:w="1928"/>
+            <w:shd w:val="clear" w:color="auto" w:fill="DCE6F1"/>
+          </w:tcPr>
+          <w:p>
+            <w:pPr>
+              <w:spacing w:line="240" w:lineRule="auto" w:after="0"/>
+            </w:pPr>
+            <w:r>
+              <w:rPr>
+                <w:rFonts w:ascii="Times New Roman" w:hAnsi="Times New Roman" w:eastAsia="SimSun"/>
+                <w:b/>
+                <w:sz w:val="19"/>
+              </w:rPr>
+              <w:t>Δ vs clean</w:t>
+            </w:r>
+          </w:p>
+        </w:tc>
+      </w:tr>
+      <w:tr>
+        <w:tc>
+          <w:tcPr>
+            <w:tcW w:type="dxa" w:w="1928"/>
+          </w:tcPr>
+          <w:p>
+            <w:pPr>
+              <w:spacing w:line="240" w:lineRule="auto" w:after="0"/>
+            </w:pPr>
+            <w:r>
+              <w:rPr>
+                <w:rFonts w:ascii="Times New Roman" w:hAnsi="Times New Roman" w:eastAsia="SimSun"/>
+                <w:sz w:val="19"/>
+              </w:rPr>
+              <w:t>clean</w:t>
+            </w:r>
+          </w:p>
+        </w:tc>
+        <w:tc>
+          <w:tcPr>
+            <w:tcW w:type="dxa" w:w="1928"/>
+          </w:tcPr>
+          <w:p>
+            <w:pPr>
+              <w:spacing w:line="240" w:lineRule="auto" w:after="0"/>
+            </w:pPr>
+            <w:r>
+              <w:rPr>
+                <w:rFonts w:ascii="Times New Roman" w:hAnsi="Times New Roman" w:eastAsia="SimSun"/>
+                <w:sz w:val="19"/>
+              </w:rPr>
+              <w:t>0.562</w:t>
+            </w:r>
+          </w:p>
+        </w:tc>
+        <w:tc>
+          <w:tcPr>
+            <w:tcW w:type="dxa" w:w="1928"/>
+          </w:tcPr>
+          <w:p>
+            <w:pPr>
+              <w:spacing w:line="240" w:lineRule="auto" w:after="0"/>
+            </w:pPr>
+            <w:r>
+              <w:rPr>
+                <w:rFonts w:ascii="Times New Roman" w:hAnsi="Times New Roman" w:eastAsia="SimSun"/>
+                <w:sz w:val="19"/>
+              </w:rPr>
+              <w:t>0.708</w:t>
+            </w:r>
+          </w:p>
+        </w:tc>
+        <w:tc>
+          <w:tcPr>
+            <w:tcW w:type="dxa" w:w="1928"/>
+          </w:tcPr>
+          <w:p>
+            <w:pPr>
+              <w:spacing w:line="240" w:lineRule="auto" w:after="0"/>
+            </w:pPr>
+            <w:r>
+              <w:rPr>
+                <w:rFonts w:ascii="Times New Roman" w:hAnsi="Times New Roman" w:eastAsia="SimSun"/>
+                <w:b/>
+                <w:sz w:val="19"/>
+              </w:rPr>
+              <w:t>0.2708</w:t>
+            </w:r>
+          </w:p>
+        </w:tc>
+        <w:tc>
+          <w:tcPr>
+            <w:tcW w:type="dxa" w:w="1928"/>
+          </w:tcPr>
+          <w:p>
+            <w:pPr>
+              <w:spacing w:line="240" w:lineRule="auto" w:after="0"/>
+            </w:pPr>
+            <w:r>
+              <w:rPr>
+                <w:rFonts w:ascii="Times New Roman" w:hAnsi="Times New Roman" w:eastAsia="SimSun"/>
+                <w:sz w:val="19"/>
+              </w:rPr>
+              <w:t>—</w:t>
+            </w:r>
+          </w:p>
+        </w:tc>
+      </w:tr>
+      <w:tr>
+        <w:tc>
+          <w:tcPr>
+            <w:tcW w:type="dxa" w:w="1928"/>
+          </w:tcPr>
+          <w:p>
+            <w:pPr>
+              <w:spacing w:line="240" w:lineRule="auto" w:after="0"/>
+            </w:pPr>
+            <w:r>
+              <w:rPr>
+                <w:rFonts w:ascii="Times New Roman" w:hAnsi="Times New Roman" w:eastAsia="SimSun"/>
+                <w:sz w:val="19"/>
+              </w:rPr>
+              <w:t>poisoned</w:t>
+            </w:r>
+          </w:p>
+        </w:tc>
+        <w:tc>
+          <w:tcPr>
+            <w:tcW w:type="dxa" w:w="1928"/>
+          </w:tcPr>
+          <w:p>
+            <w:pPr>
+              <w:spacing w:line="240" w:lineRule="auto" w:after="0"/>
+            </w:pPr>
+            <w:r>
+              <w:rPr>
+                <w:rFonts w:ascii="Times New Roman" w:hAnsi="Times New Roman" w:eastAsia="SimSun"/>
+                <w:sz w:val="19"/>
+              </w:rPr>
+              <w:t>0.583</w:t>
+            </w:r>
+          </w:p>
+        </w:tc>
+        <w:tc>
+          <w:tcPr>
+            <w:tcW w:type="dxa" w:w="1928"/>
+          </w:tcPr>
+          <w:p>
+            <w:pPr>
+              <w:spacing w:line="240" w:lineRule="auto" w:after="0"/>
+            </w:pPr>
+            <w:r>
+              <w:rPr>
+                <w:rFonts w:ascii="Times New Roman" w:hAnsi="Times New Roman" w:eastAsia="SimSun"/>
+                <w:sz w:val="19"/>
+              </w:rPr>
+              <w:t>0.979</w:t>
+            </w:r>
+          </w:p>
+        </w:tc>
+        <w:tc>
+          <w:tcPr>
+            <w:tcW w:type="dxa" w:w="1928"/>
+          </w:tcPr>
+          <w:p>
+            <w:pPr>
+              <w:spacing w:line="240" w:lineRule="auto" w:after="0"/>
+            </w:pPr>
+            <w:r>
+              <w:rPr>
+                <w:rFonts w:ascii="Times New Roman" w:hAnsi="Times New Roman" w:eastAsia="SimSun"/>
+                <w:b/>
+                <w:sz w:val="19"/>
+              </w:rPr>
+              <w:t>0.3958</w:t>
+            </w:r>
+          </w:p>
+        </w:tc>
+        <w:tc>
+          <w:tcPr>
+            <w:tcW w:type="dxa" w:w="1928"/>
+          </w:tcPr>
+          <w:p>
+            <w:pPr>
+              <w:spacing w:line="240" w:lineRule="auto" w:after="0"/>
+            </w:pPr>
+            <w:r>
+              <w:rPr>
+                <w:rFonts w:ascii="Times New Roman" w:hAnsi="Times New Roman" w:eastAsia="SimSun"/>
+                <w:b/>
+                <w:sz w:val="19"/>
+              </w:rPr>
+              <w:t>+46%</w:t>
+            </w:r>
+          </w:p>
+        </w:tc>
+      </w:tr>
+      <w:tr>
+        <w:tc>
+          <w:tcPr>
+            <w:tcW w:type="dxa" w:w="1928"/>
+          </w:tcPr>
+          <w:p>
+            <w:pPr>
+              <w:spacing w:line="240" w:lineRule="auto" w:after="0"/>
+            </w:pPr>
+            <w:r>
+              <w:rPr>
+                <w:rFonts w:ascii="Consolas" w:hAnsi="Consolas" w:eastAsia="Consolas"/>
+                <w:sz w:val="18"/>
+              </w:rPr>
+              <w:t>r1only</w:t>
+            </w:r>
+            <w:r>
+              <w:rPr>
+                <w:rFonts w:ascii="Times New Roman" w:hAnsi="Times New Roman" w:eastAsia="SimSun"/>
+                <w:sz w:val="19"/>
+              </w:rPr>
+              <w:t xml:space="preserve"> (R1)</w:t>
+            </w:r>
+          </w:p>
+        </w:tc>
+        <w:tc>
+          <w:tcPr>
+            <w:tcW w:type="dxa" w:w="1928"/>
+          </w:tcPr>
+          <w:p>
+            <w:pPr>
+              <w:spacing w:line="240" w:lineRule="auto" w:after="0"/>
+            </w:pPr>
+            <w:r>
+              <w:rPr>
+                <w:rFonts w:ascii="Times New Roman" w:hAnsi="Times New Roman" w:eastAsia="SimSun"/>
+                <w:sz w:val="19"/>
+              </w:rPr>
+              <w:t>0.604</w:t>
+            </w:r>
+          </w:p>
+        </w:tc>
+        <w:tc>
+          <w:tcPr>
+            <w:tcW w:type="dxa" w:w="1928"/>
+          </w:tcPr>
+          <w:p>
+            <w:pPr>
+              <w:spacing w:line="240" w:lineRule="auto" w:after="0"/>
+            </w:pPr>
+            <w:r>
+              <w:rPr>
+                <w:rFonts w:ascii="Times New Roman" w:hAnsi="Times New Roman" w:eastAsia="SimSun"/>
+                <w:sz w:val="19"/>
+              </w:rPr>
+              <w:t>1.000</w:t>
+            </w:r>
+          </w:p>
+        </w:tc>
+        <w:tc>
+          <w:tcPr>
+            <w:tcW w:type="dxa" w:w="1928"/>
+          </w:tcPr>
+          <w:p>
+            <w:pPr>
+              <w:spacing w:line="240" w:lineRule="auto" w:after="0"/>
+            </w:pPr>
+            <w:r>
+              <w:rPr>
+                <w:rFonts w:ascii="Times New Roman" w:hAnsi="Times New Roman" w:eastAsia="SimSun"/>
+                <w:b/>
+                <w:sz w:val="19"/>
+              </w:rPr>
+              <w:t>0.3958</w:t>
+            </w:r>
+          </w:p>
+        </w:tc>
+        <w:tc>
+          <w:tcPr>
+            <w:tcW w:type="dxa" w:w="1928"/>
+          </w:tcPr>
+          <w:p>
+            <w:pPr>
+              <w:spacing w:line="240" w:lineRule="auto" w:after="0"/>
+            </w:pPr>
+            <w:r>
+              <w:rPr>
+                <w:rFonts w:ascii="Times New Roman" w:hAnsi="Times New Roman" w:eastAsia="SimSun"/>
+                <w:sz w:val="19"/>
+              </w:rPr>
+              <w:t>+46%</w:t>
+            </w:r>
+          </w:p>
+        </w:tc>
+      </w:tr>
+      <w:tr>
+        <w:tc>
+          <w:tcPr>
+            <w:tcW w:type="dxa" w:w="1928"/>
+          </w:tcPr>
+          <w:p>
+            <w:pPr>
+              <w:spacing w:line="240" w:lineRule="auto" w:after="0"/>
+            </w:pPr>
+            <w:r>
+              <w:rPr>
+                <w:rFonts w:ascii="Consolas" w:hAnsi="Consolas" w:eastAsia="Consolas"/>
+                <w:sz w:val="18"/>
+              </w:rPr>
+              <w:t>r2both</w:t>
+            </w:r>
+            <w:r>
+              <w:rPr>
+                <w:rFonts w:ascii="Times New Roman" w:hAnsi="Times New Roman" w:eastAsia="SimSun"/>
+                <w:sz w:val="19"/>
+              </w:rPr>
+              <w:t xml:space="preserve"> (R1+R2)</w:t>
+            </w:r>
+          </w:p>
+        </w:tc>
+        <w:tc>
+          <w:tcPr>
+            <w:tcW w:type="dxa" w:w="1928"/>
+          </w:tcPr>
+          <w:p>
+            <w:pPr>
+              <w:spacing w:line="240" w:lineRule="auto" w:after="0"/>
+            </w:pPr>
+            <w:r>
+              <w:rPr>
+                <w:rFonts w:ascii="Times New Roman" w:hAnsi="Times New Roman" w:eastAsia="SimSun"/>
+                <w:sz w:val="19"/>
+              </w:rPr>
+              <w:t>0.583</w:t>
+            </w:r>
+          </w:p>
+        </w:tc>
+        <w:tc>
+          <w:tcPr>
+            <w:tcW w:type="dxa" w:w="1928"/>
+          </w:tcPr>
+          <w:p>
+            <w:pPr>
+              <w:spacing w:line="240" w:lineRule="auto" w:after="0"/>
+            </w:pPr>
+            <w:r>
+              <w:rPr>
+                <w:rFonts w:ascii="Times New Roman" w:hAnsi="Times New Roman" w:eastAsia="SimSun"/>
+                <w:sz w:val="19"/>
+              </w:rPr>
+              <w:t>1.000</w:t>
+            </w:r>
+          </w:p>
+        </w:tc>
+        <w:tc>
+          <w:tcPr>
+            <w:tcW w:type="dxa" w:w="1928"/>
+          </w:tcPr>
+          <w:p>
+            <w:pPr>
+              <w:spacing w:line="240" w:lineRule="auto" w:after="0"/>
+            </w:pPr>
+            <w:r>
+              <w:rPr>
+                <w:rFonts w:ascii="Times New Roman" w:hAnsi="Times New Roman" w:eastAsia="SimSun"/>
+                <w:b/>
+                <w:sz w:val="19"/>
+              </w:rPr>
+              <w:t>0.4167</w:t>
+            </w:r>
+          </w:p>
+        </w:tc>
+        <w:tc>
+          <w:tcPr>
+            <w:tcW w:type="dxa" w:w="1928"/>
+          </w:tcPr>
+          <w:p>
+            <w:pPr>
+              <w:spacing w:line="240" w:lineRule="auto" w:after="0"/>
+            </w:pPr>
+            <w:r>
+              <w:rPr>
+                <w:rFonts w:ascii="Times New Roman" w:hAnsi="Times New Roman" w:eastAsia="SimSun"/>
+                <w:sz w:val="19"/>
+              </w:rPr>
+              <w:t>+54%</w:t>
+            </w:r>
+          </w:p>
+        </w:tc>
+      </w:tr>
+    </w:tbl>
+    <w:p/>
+    <w:p>
+      <w:r>
+        <w:rPr>
+          <w:rFonts w:ascii="Times New Roman" w:hAnsi="Times New Roman" w:eastAsia="SimSun"/>
+          <w:b/>
+          <w:sz w:val="22"/>
+        </w:rPr>
+        <w:t>Finding 8. The retrieval-layer skew propagates to the generated output.</w:t>
+      </w:r>
+      <w:r>
+        <w:rPr>
+          <w:rFonts w:ascii="Times New Roman" w:hAnsi="Times New Roman" w:eastAsia="SimSun"/>
+          <w:sz w:val="22"/>
+        </w:rPr>
+        <w:t xml:space="preserve"> The generation-layer stance gap rises from 0.2708 to 0.3958 under poisoning — a 46% increase on a fixed generator with only the context changed. The retrieval-layer failure we document is therefore not an artefact of how we measure retrieval: it changes what the system says.</w:t>
       </w:r>
     </w:p>
     <w:p>
       <w:r>
         <w:rPr>
           <w:rFonts w:ascii="Times New Roman" w:hAnsi="Times New Roman" w:eastAsia="SimSun"/>
-          <w:sz w:val="22"/>
-        </w:rPr>
-        <w:t xml:space="preserve">A distribution-constrained defense accepts exactly $\mathcal{R}_\varepsilon$. All defenses in the family we evaluate — the R1 constraint of §4.3, and by inspection the objective of [5] and the proportion adjustment of [6] — are of this form, with $\mathcal{R}$ built from </w:t>
+          <w:b/>
+          <w:sz w:val="22"/>
+        </w:rPr>
+        <w:t>Finding 9. The skew does not appear as a uniform shift; it saturates one group.</w:t>
+      </w:r>
+      <w:r>
+        <w:rPr>
+          <w:rFonts w:ascii="Times New Roman" w:hAnsi="Times New Roman" w:eastAsia="SimSun"/>
+          <w:sz w:val="22"/>
+        </w:rPr>
+        <w:t xml:space="preserve"> The favourable rate for the second group rises monotonically across conditions (</w:t>
+      </w:r>
+      <w:r>
+        <w:rPr>
+          <w:rFonts w:ascii="Times New Roman" w:hAnsi="Times New Roman" w:eastAsia="SimSun"/>
+          <w:b/>
+          <w:sz w:val="22"/>
+        </w:rPr>
+        <w:t>0.708 → 0.979 → 1.000 → 1.000</w:t>
+      </w:r>
+      <w:r>
+        <w:rPr>
+          <w:rFonts w:ascii="Times New Roman" w:hAnsi="Times New Roman" w:eastAsia="SimSun"/>
+          <w:sz w:val="22"/>
+        </w:rPr>
+        <w:t>) while the first group's rate is essentially flat (0.562 → 0.583 → 0.604 → 0.583). The attack does not make the generator "more biased" in a diffuse sense; it drives one group's favourable judgement to ceiling. This is a more specific — and more concerning — failure mode than a uniform shift, and it is visible only because we measure the two groups separately.</w:t>
+      </w:r>
+    </w:p>
+    <w:p>
+      <w:r>
+        <w:rPr>
+          <w:rFonts w:ascii="Times New Roman" w:hAnsi="Times New Roman" w:eastAsia="SimSun"/>
+          <w:b/>
+          <w:sz w:val="22"/>
+        </w:rPr>
+        <w:t>Finding 10. Neither constraint improves the generation layer, and one makes it slightly worse.</w:t>
+      </w:r>
+      <w:r>
+        <w:rPr>
+          <w:rFonts w:ascii="Times New Roman" w:hAnsi="Times New Roman" w:eastAsia="SimSun"/>
+          <w:sz w:val="22"/>
+        </w:rPr>
+        <w:t xml:space="preserve"> </w:t>
+      </w:r>
+      <w:r>
+        <w:rPr>
+          <w:rFonts w:ascii="Consolas" w:hAnsi="Consolas" w:eastAsia="Consolas"/>
+          <w:sz w:val="21"/>
+        </w:rPr>
+        <w:t>r1only</w:t>
+      </w:r>
+      <w:r>
+        <w:rPr>
+          <w:rFonts w:ascii="Times New Roman" w:hAnsi="Times New Roman" w:eastAsia="SimSun"/>
+          <w:sz w:val="22"/>
+        </w:rPr>
+        <w:t xml:space="preserve"> leaves the gap identical to no defence (0.3958); </w:t>
+      </w:r>
+      <w:r>
+        <w:rPr>
+          <w:rFonts w:ascii="Consolas" w:hAnsi="Consolas" w:eastAsia="Consolas"/>
+          <w:sz w:val="21"/>
+        </w:rPr>
+        <w:t>r2both</w:t>
+      </w:r>
+      <w:r>
+        <w:rPr>
+          <w:rFonts w:ascii="Times New Roman" w:hAnsi="Times New Roman" w:eastAsia="SimSun"/>
+          <w:sz w:val="22"/>
+        </w:rPr>
+        <w:t xml:space="preserve"> leaves it slightly higher (0.4167). This is consistent with the retrieval-layer result on this backbone, where the R2 gap is already saturated and the R1 constraint is inert (§5.5): the input to the generator is unchanged, so the output is unchanged. We report it because it closes the loop honestly — the constraints we proposed, evaluated here, do not repair the downstream harm.</w:t>
+      </w:r>
+    </w:p>
+    <w:p>
+      <w:r>
+        <w:rPr>
+          <w:rFonts w:ascii="Times New Roman" w:hAnsi="Times New Roman" w:eastAsia="SimSun"/>
+          <w:b/>
+          <w:sz w:val="22"/>
+        </w:rPr>
+        <w:t>A metric that failed, reported because it is the natural one to reach for.</w:t>
+      </w:r>
+      <w:r>
+        <w:rPr>
+          <w:rFonts w:ascii="Times New Roman" w:hAnsi="Times New Roman" w:eastAsia="SimSun"/>
+          <w:sz w:val="22"/>
+        </w:rPr>
+        <w:t xml:space="preserve"> We implemented the expected-attributed-exposure (EAE-D) statistic of Kim &amp; Diaz [8] by asking the generator, per retrieved passage, whether its answer relied on that passage. It returns </w:t>
+      </w:r>
+      <w:r>
+        <w:rPr>
+          <w:rFonts w:ascii="Times New Roman" w:hAnsi="Times New Roman" w:eastAsia="SimSun"/>
+          <w:b/>
+          <w:sz w:val="22"/>
+        </w:rPr>
+        <w:t>1.000 in every condition</w:t>
+      </w:r>
+      <w:r>
+        <w:rPr>
+          <w:rFonts w:ascii="Times New Roman" w:hAnsi="Times New Roman" w:eastAsia="SimSun"/>
+          <w:sz w:val="22"/>
+        </w:rPr>
+        <w:t xml:space="preserve">, with no discrimination. The reason is structural rather than a coding error: the answer is generated </w:t>
       </w:r>
       <w:r>
         <w:rPr>
@@ -14431,14 +16371,68 @@
           <w:i/>
           <w:sz w:val="22"/>
         </w:rPr>
-        <w:t>clean</w:t>
-      </w:r>
-      <w:r>
-        <w:rPr>
-          <w:rFonts w:ascii="Times New Roman" w:hAnsi="Times New Roman" w:eastAsia="SimSun"/>
-          <w:sz w:val="22"/>
-        </w:rPr>
-        <w:t xml:space="preserve"> statistics.</w:t>
+        <w:t>from</w:t>
+      </w:r>
+      <w:r>
+        <w:rPr>
+          <w:rFonts w:ascii="Times New Roman" w:hAnsi="Times New Roman" w:eastAsia="SimSun"/>
+          <w:sz w:val="22"/>
+        </w:rPr>
+        <w:t xml:space="preserve"> the context, so a "did you rely on this?" probe admits YES for essentially any passage present. Proper attribution — "which passages did you rely on?" — is what [8] measures by entailment rather than by self-report, and our self-report implementation does not replicate it. We report the failure because EAE-D is the obvious metric at this interface and a reader should know that its cheap version is uninformative here.</w:t>
+      </w:r>
+    </w:p>
+    <w:p>
+      <w:r>
+        <w:rPr>
+          <w:rFonts w:ascii="Times New Roman" w:hAnsi="Times New Roman" w:eastAsia="SimSun"/>
+          <w:b/>
+          <w:sz w:val="22"/>
+        </w:rPr>
+        <w:t>Scope.</w:t>
+      </w:r>
+      <w:r>
+        <w:rPr>
+          <w:rFonts w:ascii="Times New Roman" w:hAnsi="Times New Roman" w:eastAsia="SimSun"/>
+          <w:sz w:val="22"/>
+        </w:rPr>
+        <w:t xml:space="preserve"> One generator, one retrieval backbone (GTE-base), one injection rate, 48 queries. The direction and the saturation pattern are clear; the magnitudes should not be extrapolated.</w:t>
+      </w:r>
+    </w:p>
+    <w:p>
+      <w:pPr>
+        <w:spacing w:before="240" w:after="120"/>
+      </w:pPr>
+      <w:r>
+        <w:rPr>
+          <w:rFonts w:ascii="Times New Roman" w:hAnsi="Times New Roman" w:eastAsia="Microsoft YaHei"/>
+          <w:b/>
+          <w:sz w:val="28"/>
+        </w:rPr>
+        <w:t>6. Why Distribution-Level Defense Has a Limit</w:t>
+      </w:r>
+    </w:p>
+    <w:p>
+      <w:r>
+        <w:rPr>
+          <w:rFonts w:ascii="Times New Roman" w:hAnsi="Times New Roman" w:eastAsia="SimSun"/>
+          <w:sz w:val="22"/>
+        </w:rPr>
+        <w:t xml:space="preserve">Findings 2, 3 and 6 are not tuning failures. They follow from what a distributional constraint </w:t>
+      </w:r>
+      <w:r>
+        <w:rPr>
+          <w:rFonts w:ascii="Times New Roman" w:hAnsi="Times New Roman" w:eastAsia="SimSun"/>
+          <w:i/>
+          <w:sz w:val="22"/>
+        </w:rPr>
+        <w:t>is</w:t>
+      </w:r>
+      <w:r>
+        <w:rPr>
+          <w:rFonts w:ascii="Times New Roman" w:hAnsi="Times New Roman" w:eastAsia="SimSun"/>
+          <w:sz w:val="22"/>
+        </w:rPr>
+        <w:t>, and we give the derivation here.</w:t>
       </w:r>
     </w:p>
     <w:p>
@@ -14452,71 +16446,25 @@
           <w:b/>
           <w:sz w:val="26"/>
         </w:rPr>
-        <w:t>6.2 Proposition 1 — the injection is admissible at every tolerance</w:t>
+        <w:t>6.1 Setup</w:t>
       </w:r>
     </w:p>
     <w:p>
       <w:r>
         <w:rPr>
           <w:rFonts w:ascii="Times New Roman" w:hAnsi="Times New Roman" w:eastAsia="SimSun"/>
-          <w:b/>
-          <w:sz w:val="22"/>
-        </w:rPr>
-        <w:t>Proposition 1.</w:t>
-      </w:r>
-      <w:r>
-        <w:rPr>
-          <w:rFonts w:ascii="Times New Roman" w:hAnsi="Times New Roman" w:eastAsia="SimSun"/>
-          <w:sz w:val="22"/>
-        </w:rPr>
-        <w:t xml:space="preserve"> Let the attacker inject $n$ passages that are (i) group-relevant, (ii) split between groups in proportion $p^{</w:t>
-      </w:r>
-      <w:r>
-        <w:rPr>
-          <w:rFonts w:ascii="Times New Roman" w:hAnsi="Times New Roman" w:eastAsia="SimSun"/>
-          <w:i/>
-          <w:sz w:val="22"/>
-        </w:rPr>
-        <w:t>}_{\text{grp}}$, and (iii) stance-balanced so that $p_{\text{fav}}(g) = p^{</w:t>
-      </w:r>
-      <w:r>
-        <w:rPr>
-          <w:rFonts w:ascii="Times New Roman" w:hAnsi="Times New Roman" w:eastAsia="SimSun"/>
-          <w:sz w:val="22"/>
-        </w:rPr>
-        <w:t>}_{\text{fav}}(g)$ for every $g$. Then any selection consisting only of injected passages is ε-feasible for every $\varepsilon \ge 0$.</w:t>
+          <w:sz w:val="22"/>
+        </w:rPr>
+        <w:t>Let $\mathcal{C}$ be the corpus; each passage $d$ carries a group $g(d) \in \mathcal{G} \cup \{\bot\}$ and a stance $s(d) \in \{+1,-1,0\}$ ($+1$ favourable toward $g(d)$). Let $\mathcal{A} \subseteq \mathcal{C}$ be the passages the attacker controls, $n = |\mathcal{A}|$. A defense selects $\mathcal{D}_q \subseteq \mathcal{C}$ with $|\mathcal{D}_q| = k$ (we write $\mathcal{D}$ where $q$ is clear). Define</w:t>
       </w:r>
     </w:p>
     <w:p>
       <w:r>
         <w:rPr>
           <w:rFonts w:ascii="Times New Roman" w:hAnsi="Times New Roman" w:eastAsia="SimSun"/>
-          <w:i/>
-          <w:sz w:val="22"/>
-        </w:rPr>
-        <w:t>Proof.</w:t>
-      </w:r>
-      <w:r>
-        <w:rPr>
-          <w:rFonts w:ascii="Times New Roman" w:hAnsi="Times New Roman" w:eastAsia="SimSun"/>
-          <w:sz w:val="22"/>
-        </w:rPr>
-        <w:t xml:space="preserve"> Take $\mathcal{D} \subseteq \mathcal{A}$ with $|\mathcal{D}| = k$. By (ii), the count of passages of group $g$ in $\mathcal{D}$ is $p^{</w:t>
-      </w:r>
-      <w:r>
-        <w:rPr>
-          <w:rFonts w:ascii="Times New Roman" w:hAnsi="Times New Roman" w:eastAsia="SimSun"/>
-          <w:i/>
-          <w:sz w:val="22"/>
-        </w:rPr>
-        <w:t>}_{\text{grp}}(g)\,k$ up to rounding, so $p_{\text{grp}}(g;\mathcal{D}) = p^{</w:t>
-      </w:r>
-      <w:r>
-        <w:rPr>
-          <w:rFonts w:ascii="Times New Roman" w:hAnsi="Times New Roman" w:eastAsia="SimSun"/>
-          <w:sz w:val="22"/>
-        </w:rPr>
-        <w:t>}_{\text{grp}}(g)$, and the first inequality of (1) holds with equality. By (iii), $p_{\text{fav}}(g;\mathcal{D}) = p^{*}_{\text{fav}}(g)$, so the second holds with equality. Hence $\mathcal{D} \in \mathcal{R}_\varepsilon$ for all $\varepsilon \ge 0$. $\square$</w:t>
+          <w:sz w:val="22"/>
+        </w:rPr>
+        <w:t>$$p_{\text{grp}}(g;\mathcal{D}) = \frac{|\{d \in \mathcal{D} : g(d) = g,\ s(d)\neq 0\}|}{|\{d \in \mathcal{D} : g(d)\neq\bot,\ s(d)\neq 0\}|}, \qquad p_{\text{fav}}(g;\mathcal{D}) = \frac{|\{d \in \mathcal{D} : g(d) = g,\ s(d)=+1\}|}{|\{d \in \mathcal{D} : g(d) = g,\ s(d)\neq 0\}|}.$$</w:t>
       </w:r>
     </w:p>
     <w:p>
@@ -14526,6 +16474,179 @@
           <w:b/>
           <w:sz w:val="22"/>
         </w:rPr>
+        <w:t>Definition (ε-feasible).</w:t>
+      </w:r>
+      <w:r>
+        <w:rPr>
+          <w:rFonts w:ascii="Times New Roman" w:hAnsi="Times New Roman" w:eastAsia="SimSun"/>
+          <w:sz w:val="22"/>
+        </w:rPr>
+        <w:t xml:space="preserve"> Fix references $p^{</w:t>
+      </w:r>
+      <w:r>
+        <w:rPr>
+          <w:rFonts w:ascii="Times New Roman" w:hAnsi="Times New Roman" w:eastAsia="SimSun"/>
+          <w:i/>
+          <w:sz w:val="22"/>
+        </w:rPr>
+        <w:t>}_{\text{grp}}, p^{</w:t>
+      </w:r>
+      <w:r>
+        <w:rPr>
+          <w:rFonts w:ascii="Times New Roman" w:hAnsi="Times New Roman" w:eastAsia="SimSun"/>
+          <w:sz w:val="22"/>
+        </w:rPr>
+        <w:t xml:space="preserve">}_{\text{fav}}$. A selection $\mathcal{D}$ is </w:t>
+      </w:r>
+      <w:r>
+        <w:rPr>
+          <w:rFonts w:ascii="Times New Roman" w:hAnsi="Times New Roman" w:eastAsia="SimSun"/>
+          <w:i/>
+          <w:sz w:val="22"/>
+        </w:rPr>
+        <w:t>ε-feasible</w:t>
+      </w:r>
+      <w:r>
+        <w:rPr>
+          <w:rFonts w:ascii="Times New Roman" w:hAnsi="Times New Roman" w:eastAsia="SimSun"/>
+          <w:sz w:val="22"/>
+        </w:rPr>
+        <w:t>, written $\mathcal{D} \in \mathcal{R}_\varepsilon$, if for every $g \in \mathcal{G}$</w:t>
+      </w:r>
+    </w:p>
+    <w:p>
+      <w:r>
+        <w:rPr>
+          <w:rFonts w:ascii="Times New Roman" w:hAnsi="Times New Roman" w:eastAsia="SimSun"/>
+          <w:sz w:val="22"/>
+        </w:rPr>
+        <w:t>$$\bigl|p_{\text{grp}}(g;\mathcal{D}) - p^{</w:t>
+      </w:r>
+      <w:r>
+        <w:rPr>
+          <w:rFonts w:ascii="Times New Roman" w:hAnsi="Times New Roman" w:eastAsia="SimSun"/>
+          <w:i/>
+          <w:sz w:val="22"/>
+        </w:rPr>
+        <w:t>}_{\text{grp}}(g)\bigr| \le \varepsilon \quad\text{and}\quad \bigl|p_{\text{fav}}(g;\mathcal{D}) - p^{</w:t>
+      </w:r>
+      <w:r>
+        <w:rPr>
+          <w:rFonts w:ascii="Times New Roman" w:hAnsi="Times New Roman" w:eastAsia="SimSun"/>
+          <w:sz w:val="22"/>
+        </w:rPr>
+        <w:t>}_{\text{fav}}(g)\bigr| \le \varepsilon. \tag{1}$$</w:t>
+      </w:r>
+    </w:p>
+    <w:p>
+      <w:r>
+        <w:rPr>
+          <w:rFonts w:ascii="Times New Roman" w:hAnsi="Times New Roman" w:eastAsia="SimSun"/>
+          <w:sz w:val="22"/>
+        </w:rPr>
+        <w:t xml:space="preserve">A distribution-constrained defense accepts exactly $\mathcal{R}_\varepsilon$. All defenses in the family we evaluate — the R1 constraint of §4.3, and by inspection the objective of [5] and the proportion adjustment of [6] — are of this form, with $\mathcal{R}$ built from </w:t>
+      </w:r>
+      <w:r>
+        <w:rPr>
+          <w:rFonts w:ascii="Times New Roman" w:hAnsi="Times New Roman" w:eastAsia="SimSun"/>
+          <w:i/>
+          <w:sz w:val="22"/>
+        </w:rPr>
+        <w:t>clean</w:t>
+      </w:r>
+      <w:r>
+        <w:rPr>
+          <w:rFonts w:ascii="Times New Roman" w:hAnsi="Times New Roman" w:eastAsia="SimSun"/>
+          <w:sz w:val="22"/>
+        </w:rPr>
+        <w:t xml:space="preserve"> statistics.</w:t>
+      </w:r>
+    </w:p>
+    <w:p>
+      <w:pPr>
+        <w:shd w:val="clear" w:color="auto" w:fill="DCE6F1"/>
+        <w:spacing w:before="200" w:after="80"/>
+      </w:pPr>
+      <w:r>
+        <w:rPr>
+          <w:rFonts w:ascii="Times New Roman" w:hAnsi="Times New Roman" w:eastAsia="Microsoft YaHei"/>
+          <w:b/>
+          <w:sz w:val="26"/>
+        </w:rPr>
+        <w:t>6.2 Proposition 1 — the injection is admissible at every tolerance</w:t>
+      </w:r>
+    </w:p>
+    <w:p>
+      <w:r>
+        <w:rPr>
+          <w:rFonts w:ascii="Times New Roman" w:hAnsi="Times New Roman" w:eastAsia="SimSun"/>
+          <w:b/>
+          <w:sz w:val="22"/>
+        </w:rPr>
+        <w:t>Proposition 1.</w:t>
+      </w:r>
+      <w:r>
+        <w:rPr>
+          <w:rFonts w:ascii="Times New Roman" w:hAnsi="Times New Roman" w:eastAsia="SimSun"/>
+          <w:sz w:val="22"/>
+        </w:rPr>
+        <w:t xml:space="preserve"> Let the attacker inject $n$ passages that are (i) group-relevant, (ii) split between groups in proportion $p^{</w:t>
+      </w:r>
+      <w:r>
+        <w:rPr>
+          <w:rFonts w:ascii="Times New Roman" w:hAnsi="Times New Roman" w:eastAsia="SimSun"/>
+          <w:i/>
+          <w:sz w:val="22"/>
+        </w:rPr>
+        <w:t>}_{\text{grp}}$, and (iii) stance-balanced so that $p_{\text{fav}}(g) = p^{</w:t>
+      </w:r>
+      <w:r>
+        <w:rPr>
+          <w:rFonts w:ascii="Times New Roman" w:hAnsi="Times New Roman" w:eastAsia="SimSun"/>
+          <w:sz w:val="22"/>
+        </w:rPr>
+        <w:t>}_{\text{fav}}(g)$ for every $g$. Then any selection consisting only of injected passages is ε-feasible for every $\varepsilon \ge 0$.</w:t>
+      </w:r>
+    </w:p>
+    <w:p>
+      <w:r>
+        <w:rPr>
+          <w:rFonts w:ascii="Times New Roman" w:hAnsi="Times New Roman" w:eastAsia="SimSun"/>
+          <w:i/>
+          <w:sz w:val="22"/>
+        </w:rPr>
+        <w:t>Proof.</w:t>
+      </w:r>
+      <w:r>
+        <w:rPr>
+          <w:rFonts w:ascii="Times New Roman" w:hAnsi="Times New Roman" w:eastAsia="SimSun"/>
+          <w:sz w:val="22"/>
+        </w:rPr>
+        <w:t xml:space="preserve"> Take $\mathcal{D} \subseteq \mathcal{A}$ with $|\mathcal{D}| = k$. By (ii), the count of passages of group $g$ in $\mathcal{D}$ is $p^{</w:t>
+      </w:r>
+      <w:r>
+        <w:rPr>
+          <w:rFonts w:ascii="Times New Roman" w:hAnsi="Times New Roman" w:eastAsia="SimSun"/>
+          <w:i/>
+          <w:sz w:val="22"/>
+        </w:rPr>
+        <w:t>}_{\text{grp}}(g)\,k$ up to rounding, so $p_{\text{grp}}(g;\mathcal{D}) = p^{</w:t>
+      </w:r>
+      <w:r>
+        <w:rPr>
+          <w:rFonts w:ascii="Times New Roman" w:hAnsi="Times New Roman" w:eastAsia="SimSun"/>
+          <w:sz w:val="22"/>
+        </w:rPr>
+        <w:t>}_{\text{grp}}(g)$, and the first inequality of (1) holds with equality. By (iii), $p_{\text{fav}}(g;\mathcal{D}) = p^{*}_{\text{fav}}(g)$, so the second holds with equality. Hence $\mathcal{D} \in \mathcal{R}_\varepsilon$ for all $\varepsilon \ge 0$. $\square$</w:t>
+      </w:r>
+    </w:p>
+    <w:p>
+      <w:r>
+        <w:rPr>
+          <w:rFonts w:ascii="Times New Roman" w:hAnsi="Times New Roman" w:eastAsia="SimSun"/>
+          <w:b/>
+          <w:sz w:val="22"/>
+        </w:rPr>
         <w:t>Consequence.</w:t>
       </w:r>
       <w:r>
@@ -14634,7 +16755,7 @@
           <w:b/>
           <w:sz w:val="22"/>
         </w:rPr>
-        <w:t>Table 12.</w:t>
+        <w:t>Table 15.</w:t>
       </w:r>
       <w:r>
         <w:rPr>
@@ -17425,14 +19546,14 @@
           <w:b/>
           <w:sz w:val="22"/>
         </w:rPr>
-        <w:t>Retrieval back-ends.</w:t>
-      </w:r>
-      <w:r>
-        <w:rPr>
-          <w:rFonts w:ascii="Times New Roman" w:hAnsi="Times New Roman" w:eastAsia="SimSun"/>
-          <w:sz w:val="22"/>
-        </w:rPr>
-        <w:t xml:space="preserve"> BM25, a self-contained feature-hashing dense retriever, SPLADE, and the three encoders the compared literature uses — GTE-base, Contriever, and E5-base-v2 (§5.5): six retrievers spanning lexical, hashed, learned-sparse, and three distinct dense semantic representations. E5-</w:t>
+        <w:t>Retrieval back-ends, and what the scale check changed.</w:t>
+      </w:r>
+      <w:r>
+        <w:rPr>
+          <w:rFonts w:ascii="Times New Roman" w:hAnsi="Times New Roman" w:eastAsia="SimSun"/>
+          <w:sz w:val="22"/>
+        </w:rPr>
+        <w:t xml:space="preserve"> Nine retrievers are evaluated: BM25, a self-contained feature-hashing dense retriever, SPLADE and SPLADE-large, and five dense semantic encoders — GTE-base, GTE-large, Contriever, E5-base-v2 and E5-large-v2 (§5.5, §5.6). An earlier draft of this paper listed the large checkpoints as "to be added" and </w:t>
       </w:r>
       <w:r>
         <w:rPr>
@@ -17440,44 +19561,14 @@
           <w:i/>
           <w:sz w:val="22"/>
         </w:rPr>
-        <w:t>large</w:t>
-      </w:r>
-      <w:r>
-        <w:rPr>
-          <w:rFonts w:ascii="Times New Roman" w:hAnsi="Times New Roman" w:eastAsia="SimSun"/>
-          <w:sz w:val="22"/>
-        </w:rPr>
-        <w:t xml:space="preserve"> and SPLADE-</w:t>
-      </w:r>
-      <w:r>
-        <w:rPr>
-          <w:rFonts w:ascii="Times New Roman" w:hAnsi="Times New Roman" w:eastAsia="SimSun"/>
-          <w:i/>
-          <w:sz w:val="22"/>
-        </w:rPr>
-        <w:t>large</w:t>
-      </w:r>
-      <w:r>
-        <w:rPr>
-          <w:rFonts w:ascii="Times New Roman" w:hAnsi="Times New Roman" w:eastAsia="SimSun"/>
-          <w:sz w:val="22"/>
-        </w:rPr>
-        <w:t xml:space="preserve"> remain to be added; we note that the nine-fold spread we observe among three </w:t>
-      </w:r>
-      <w:r>
-        <w:rPr>
-          <w:rFonts w:ascii="Times New Roman" w:hAnsi="Times New Roman" w:eastAsia="SimSun"/>
-          <w:i/>
-          <w:sz w:val="22"/>
-        </w:rPr>
-        <w:t>base</w:t>
-      </w:r>
-      <w:r>
-        <w:rPr>
-          <w:rFonts w:ascii="Times New Roman" w:hAnsi="Times New Roman" w:eastAsia="SimSun"/>
-          <w:sz w:val="22"/>
-        </w:rPr>
-        <w:t xml:space="preserve">-size encoders gives no reason to expect the larger checkpoints to agree. We further note that feature-hashing dense retrieval retains the lexical attack surface and should not be read as a stand-in for a semantic encoder — Finding 7 quantifies the difference. The SPLADE result, in turn, means we cannot treat "neural encoder" as a sufficient condition for resistance either: what predicts susceptibility is whether the representation exposes per-term contributions, and the two susceptible encoders (BM25, SPLADE) are exactly the sparse ones. Finding 7 shows text-attack effectiveness varies </w:t>
+        <w:t>predicted</w:t>
+      </w:r>
+      <w:r>
+        <w:rPr>
+          <w:rFonts w:ascii="Times New Roman" w:hAnsi="Times New Roman" w:eastAsia="SimSun"/>
+          <w:sz w:val="22"/>
+        </w:rPr>
+        <w:t xml:space="preserve"> that they would disagree with the base models. We have since measured it and report the correction: the prediction was right in direction and far too weak in magnitude, since </w:t>
       </w:r>
       <w:r>
         <w:rPr>
@@ -17485,14 +19576,44 @@
           <w:b/>
           <w:sz w:val="22"/>
         </w:rPr>
-        <w:t>nine-fold across the three dense encoders</w:t>
-      </w:r>
-      <w:r>
-        <w:rPr>
-          <w:rFonts w:ascii="Times New Roman" w:hAnsi="Times New Roman" w:eastAsia="SimSun"/>
-          <w:sz w:val="22"/>
-        </w:rPr>
-        <w:t xml:space="preserve"> (Contriever 0.5625 versus GTE-base and E5-base-v2 at 0.0625), and the susceptible one is the encoder used by the fair-ranking work we compare against [8]. A single-encoder evaluation therefore cannot establish how robust a defense is in general. This is a limitation of our study and, we argue, of the standard evaluation protocol in this area.</w:t>
+        <w:t>GTE-base → GTE-large moves from 0.0625 to 0.5000 — an eight-fold increase in susceptibility within a single encoder family and training recipe.</w:t>
+      </w:r>
+      <w:r>
+        <w:rPr>
+          <w:rFonts w:ascii="Times New Roman" w:hAnsi="Times New Roman" w:eastAsia="SimSun"/>
+          <w:sz w:val="22"/>
+        </w:rPr>
+        <w:t xml:space="preserve"> That has three consequences for how this study should be read. First, feature-hashing dense retrieval retains the lexical attack surface and should not be read as a stand-in for a semantic encoder. Second, text-attack effectiveness varies </w:t>
+      </w:r>
+      <w:r>
+        <w:rPr>
+          <w:rFonts w:ascii="Times New Roman" w:hAnsi="Times New Roman" w:eastAsia="SimSun"/>
+          <w:b/>
+          <w:sz w:val="22"/>
+        </w:rPr>
+        <w:t>nine-fold across the base dense encoders alone</w:t>
+      </w:r>
+      <w:r>
+        <w:rPr>
+          <w:rFonts w:ascii="Times New Roman" w:hAnsi="Times New Roman" w:eastAsia="SimSun"/>
+          <w:sz w:val="22"/>
+        </w:rPr>
+        <w:t xml:space="preserve"> (Contriever 0.5625 versus GTE-base and E5-base-v2 at 0.0625) and the susceptible one is the encoder used by the fair-ranking work we compare against [8]. Third, and most importantly, </w:t>
+      </w:r>
+      <w:r>
+        <w:rPr>
+          <w:rFonts w:ascii="Times New Roman" w:hAnsi="Times New Roman" w:eastAsia="SimSun"/>
+          <w:b/>
+          <w:sz w:val="22"/>
+        </w:rPr>
+        <w:t>even holding the family and training recipe fixed, changing the checkpoint changes the answer qualitatively</w:t>
+      </w:r>
+      <w:r>
+        <w:rPr>
+          <w:rFonts w:ascii="Times New Roman" w:hAnsi="Times New Roman" w:eastAsia="SimSun"/>
+          <w:sz w:val="22"/>
+        </w:rPr>
+        <w:t xml:space="preserve"> — so a single-encoder robustness claim does not establish how robust a defense is in general. This is a limitation of our study and, we argue, of the standard evaluation protocol in this area. We have not swept Contriever at large scale, nor multilingual or instruction-tuned embedders, and we expect the spread to widen rather than narrow in those directions. Our scale pairs are parameter-matched (110M → 335M for GTE and E5; 66M → 110M for SPLADE), so the SPLADE pair tests a smaller size delta than the other two and a "large SPLADE is no more robust" conclusion carries correspondingly less weight.</w:t>
       </w:r>
     </w:p>
     <w:p>
@@ -17506,14 +19627,14 @@
           <w:b/>
           <w:sz w:val="22"/>
         </w:rPr>
-        <w:t>No generation-stage evaluation *beyond §5.6*.</w:t>
-      </w:r>
-      <w:r>
-        <w:rPr>
-          <w:rFonts w:ascii="Times New Roman" w:hAnsi="Times New Roman" w:eastAsia="SimSun"/>
-          <w:sz w:val="22"/>
-        </w:rPr>
-        <w:t xml:space="preserve"> We evaluate at the retrieval layer by design, so the R1/R2 mechanism is measurable without a generator. §5.6 adds a first generation-stage check on a single generator and backbone; it establishes that the skew propagates and that it saturates one group, but not the magnitude. A multi-generator evaluation, and proper entailment-based attribution rather than the self-report probe that failed in §5.6, remain to be done. We do not otherwise report attributed exposure [8] or generator bias [4, 7].</w:t>
+        <w:t>No generation-stage evaluation *beyond §5.7*.</w:t>
+      </w:r>
+      <w:r>
+        <w:rPr>
+          <w:rFonts w:ascii="Times New Roman" w:hAnsi="Times New Roman" w:eastAsia="SimSun"/>
+          <w:sz w:val="22"/>
+        </w:rPr>
+        <w:t xml:space="preserve"> We evaluate at the retrieval layer by design, so the R1/R2 mechanism is measurable without a generator. §5.7 adds a first generation-stage check on a single generator and backbone; it establishes that the skew propagates and that it saturates one group, but not the magnitude. A multi-generator evaluation, and proper entailment-based attribution rather than the self-report probe that failed in §5.7, remain to be done. We do not otherwise report attributed exposure [8] or generator bias [4, 7].</w:t>
       </w:r>
     </w:p>
     <w:p>
@@ -17611,7 +19732,7 @@
           <w:rFonts w:ascii="Times New Roman" w:hAnsi="Times New Roman" w:eastAsia="SimSun"/>
           <w:sz w:val="22"/>
         </w:rPr>
-        <w:t xml:space="preserve">. The controlled corpus is generated deterministically from a fixed seed and requires no dataset download; the BBQ corpus is reconstructed from the official benchmark files by a released loader that derives stance labels from BBQ's own annotations. §5.6 additionally requires a DeepSeek API key, supplied through the </w:t>
+        <w:t xml:space="preserve">. The controlled corpus is generated deterministically from a fixed seed and requires no dataset download; the BBQ corpus is reconstructed from the official benchmark files by a released loader that derives stance labels from BBQ's own annotations. §5.7 additionally requires a DeepSeek API key, supplied through the </w:t>
       </w:r>
       <w:r>
         <w:rPr>
@@ -17687,7 +19808,7 @@
           <w:rFonts w:ascii="Consolas" w:hAnsi="Consolas" w:eastAsia="Consolas"/>
           <w:sz w:val="18"/>
         </w:rPr>
-        <w:t>python -m src.run_experiment --config configs/align_multi.json  # GTE + Contriever, ~12 min</w:t>
+        <w:t>python -m src.run_experiment --config configs/align_gte_ad.json # GTE-base, ~12 min</w:t>
       </w:r>
     </w:p>
     <w:p>
@@ -17700,7 +19821,7 @@
           <w:rFonts w:ascii="Consolas" w:hAnsi="Consolas" w:eastAsia="Consolas"/>
           <w:sz w:val="18"/>
         </w:rPr>
-        <w:t xml:space="preserve"> </w:t>
+        <w:t>python -m src.run_experiment --config configs/align_e5.json     # E5-base, ~10 min</w:t>
       </w:r>
     </w:p>
     <w:p>
@@ -17713,7 +19834,7 @@
           <w:rFonts w:ascii="Consolas" w:hAnsi="Consolas" w:eastAsia="Consolas"/>
           <w:sz w:val="18"/>
         </w:rPr>
-        <w:t># generation layer (requires DEEPSEEK_API_KEY)</w:t>
+        <w:t>python -m src.run_experiment --config configs/contriever_ad.json # Contriever, ~3 min</w:t>
       </w:r>
     </w:p>
     <w:p>
@@ -17726,74 +19847,7 @@
           <w:rFonts w:ascii="Consolas" w:hAnsi="Consolas" w:eastAsia="Consolas"/>
           <w:sz w:val="18"/>
         </w:rPr>
-        <w:t>python -m src.run_attribution --config configs/attribution.json</w:t>
-      </w:r>
-    </w:p>
-    <w:p>
-      <w:r>
-        <w:rPr>
-          <w:rFonts w:ascii="Times New Roman" w:hAnsi="Times New Roman" w:eastAsia="SimSun"/>
-          <w:sz w:val="22"/>
-        </w:rPr>
-        <w:t xml:space="preserve">Real-encoder runs require </w:t>
-      </w:r>
-      <w:r>
-        <w:rPr>
-          <w:rFonts w:ascii="Consolas" w:hAnsi="Consolas" w:eastAsia="Consolas"/>
-          <w:sz w:val="21"/>
-        </w:rPr>
-        <w:t>HF_ENDPOINT=https://hf-mirror.com</w:t>
-      </w:r>
-      <w:r>
-        <w:rPr>
-          <w:rFonts w:ascii="Times New Roman" w:hAnsi="Times New Roman" w:eastAsia="SimSun"/>
-          <w:sz w:val="22"/>
-        </w:rPr>
-        <w:t xml:space="preserve"> on networks where huggingface.co is unreachable.</w:t>
-      </w:r>
-    </w:p>
-    <w:p>
-      <w:r>
-        <w:rPr>
-          <w:rFonts w:ascii="Times New Roman" w:hAnsi="Times New Roman" w:eastAsia="SimSun"/>
-          <w:b/>
-          <w:sz w:val="22"/>
-        </w:rPr>
-        <w:t>API key.</w:t>
-      </w:r>
-      <w:r>
-        <w:rPr>
-          <w:rFonts w:ascii="Times New Roman" w:hAnsi="Times New Roman" w:eastAsia="SimSun"/>
-          <w:sz w:val="22"/>
-        </w:rPr>
-        <w:t xml:space="preserve"> The key used for the §5.6 runs is rotated and revoked before publication; the repository contains no credentials, and </w:t>
-      </w:r>
-      <w:r>
-        <w:rPr>
-          <w:rFonts w:ascii="Consolas" w:hAnsi="Consolas" w:eastAsia="Consolas"/>
-          <w:sz w:val="21"/>
-        </w:rPr>
-        <w:t>results/attribution_cache.json</w:t>
-      </w:r>
-      <w:r>
-        <w:rPr>
-          <w:rFonts w:ascii="Times New Roman" w:hAnsi="Times New Roman" w:eastAsia="SimSun"/>
-          <w:sz w:val="22"/>
-        </w:rPr>
-        <w:t xml:space="preserve"> (a prompt→reply cache) is regenerated locally rather than shipped.</w:t>
-      </w:r>
-    </w:p>
-    <w:p>
-      <w:pPr>
-        <w:spacing w:before="240" w:after="120"/>
-      </w:pPr>
-      <w:r>
-        <w:rPr>
-          <w:rFonts w:ascii="Times New Roman" w:hAnsi="Times New Roman" w:eastAsia="Microsoft YaHei"/>
-          <w:b/>
-          <w:sz w:val="28"/>
-        </w:rPr>
-        <w:t>Appendix A. Reproduction</w:t>
+        <w:t>python -m src.run_experiment --config configs/align_splade.json # SPLADE distil, ~4 min</w:t>
       </w:r>
     </w:p>
     <w:p>
@@ -17806,7 +19860,7 @@
           <w:rFonts w:ascii="Consolas" w:hAnsi="Consolas" w:eastAsia="Consolas"/>
           <w:sz w:val="18"/>
         </w:rPr>
-        <w:t># controlled-corpus suite (CPU only; ~25 s)</w:t>
+        <w:t xml:space="preserve"> </w:t>
       </w:r>
     </w:p>
     <w:p>
@@ -17819,7 +19873,7 @@
           <w:rFonts w:ascii="Consolas" w:hAnsi="Consolas" w:eastAsia="Consolas"/>
           <w:sz w:val="18"/>
         </w:rPr>
-        <w:t>python -m src.run_experiment --config configs/default.json</w:t>
+        <w:t># encoder-scale check of §5.6 (large checkpoints, CPU only)</w:t>
       </w:r>
     </w:p>
     <w:p>
@@ -17832,7 +19886,7 @@
           <w:rFonts w:ascii="Consolas" w:hAnsi="Consolas" w:eastAsia="Consolas"/>
           <w:sz w:val="18"/>
         </w:rPr>
-        <w:t xml:space="preserve"> </w:t>
+        <w:t>python -m src.run_experiment --config configs/align_gte_large.json      # ~23 min</w:t>
       </w:r>
     </w:p>
     <w:p>
@@ -17845,7 +19899,7 @@
           <w:rFonts w:ascii="Consolas" w:hAnsi="Consolas" w:eastAsia="Consolas"/>
           <w:sz w:val="18"/>
         </w:rPr>
-        <w:t># natural-corpus replication on BBQ (CPU only; ~165 s)</w:t>
+        <w:t>python -m src.run_experiment --config configs/align_e5_large.json       # ~10 min</w:t>
       </w:r>
     </w:p>
     <w:p>
@@ -17858,7 +19912,7 @@
           <w:rFonts w:ascii="Consolas" w:hAnsi="Consolas" w:eastAsia="Consolas"/>
           <w:sz w:val="18"/>
         </w:rPr>
-        <w:t>python -m src.run_experiment --config configs/bbq.json</w:t>
+        <w:t>python -m src.run_experiment --config configs/align_splade_large.json   # ~12 min</w:t>
       </w:r>
     </w:p>
     <w:p>
@@ -17884,7 +19938,7 @@
           <w:rFonts w:ascii="Consolas" w:hAnsi="Consolas" w:eastAsia="Consolas"/>
           <w:sz w:val="18"/>
         </w:rPr>
-        <w:t># development-scale run (~5 s)</w:t>
+        <w:t># the analyses behind §5.5 and §5.6</w:t>
       </w:r>
     </w:p>
     <w:p>
@@ -17897,7 +19951,7 @@
           <w:rFonts w:ascii="Consolas" w:hAnsi="Consolas" w:eastAsia="Consolas"/>
           <w:sz w:val="18"/>
         </w:rPr>
-        <w:t>python -m src.run_experiment --config configs/default.json --quick</w:t>
+        <w:t>python analysis/compare_six_backbones.py</w:t>
       </w:r>
     </w:p>
     <w:p>
@@ -17910,7 +19964,7 @@
           <w:rFonts w:ascii="Consolas" w:hAnsi="Consolas" w:eastAsia="Consolas"/>
           <w:sz w:val="18"/>
         </w:rPr>
-        <w:t xml:space="preserve"> </w:t>
+        <w:t>python analysis/compare_scale.py</w:t>
       </w:r>
     </w:p>
     <w:p>
@@ -17923,7 +19977,7 @@
           <w:rFonts w:ascii="Consolas" w:hAnsi="Consolas" w:eastAsia="Consolas"/>
           <w:sz w:val="18"/>
         </w:rPr>
-        <w:t># corpus comparison table</w:t>
+        <w:t>python analysis/diagnose_gte_large.py     # embedding geometry</w:t>
       </w:r>
     </w:p>
     <w:p>
@@ -17936,7 +19990,7 @@
           <w:rFonts w:ascii="Consolas" w:hAnsi="Consolas" w:eastAsia="Consolas"/>
           <w:sz w:val="18"/>
         </w:rPr>
-        <w:t>python compare_corpora.py</w:t>
+        <w:t>python analysis/diagnose_poison_scores.py # the mechanism behind Table 12</w:t>
       </w:r>
     </w:p>
     <w:p>
@@ -17962,7 +20016,7 @@
           <w:rFonts w:ascii="Consolas" w:hAnsi="Consolas" w:eastAsia="Consolas"/>
           <w:sz w:val="18"/>
         </w:rPr>
-        <w:t># over-generalisation probe</w:t>
+        <w:t># generation layer (requires DEEPSEEK_API_KEY)</w:t>
       </w:r>
     </w:p>
     <w:p>
@@ -17975,7 +20029,7 @@
           <w:rFonts w:ascii="Consolas" w:hAnsi="Consolas" w:eastAsia="Consolas"/>
           <w:sz w:val="18"/>
         </w:rPr>
-        <w:t>python src/probe_overgeneralisation.py --quick --retriever bm25</w:t>
+        <w:t>python -m src.run_attribution --config configs/attribution.json</w:t>
       </w:r>
     </w:p>
     <w:p>
@@ -17984,7 +20038,65 @@
           <w:rFonts w:ascii="Times New Roman" w:hAnsi="Times New Roman" w:eastAsia="SimSun"/>
           <w:sz w:val="22"/>
         </w:rPr>
-        <w:t>The BBQ data is downloaded from the official repository:</w:t>
+        <w:t xml:space="preserve">Real-encoder runs require </w:t>
+      </w:r>
+      <w:r>
+        <w:rPr>
+          <w:rFonts w:ascii="Consolas" w:hAnsi="Consolas" w:eastAsia="Consolas"/>
+          <w:sz w:val="21"/>
+        </w:rPr>
+        <w:t>HF_ENDPOINT=https://hf-mirror.com</w:t>
+      </w:r>
+      <w:r>
+        <w:rPr>
+          <w:rFonts w:ascii="Times New Roman" w:hAnsi="Times New Roman" w:eastAsia="SimSun"/>
+          <w:sz w:val="22"/>
+        </w:rPr>
+        <w:t xml:space="preserve"> on networks where huggingface.co is unreachable.</w:t>
+      </w:r>
+    </w:p>
+    <w:p>
+      <w:r>
+        <w:rPr>
+          <w:rFonts w:ascii="Times New Roman" w:hAnsi="Times New Roman" w:eastAsia="SimSun"/>
+          <w:b/>
+          <w:sz w:val="22"/>
+        </w:rPr>
+        <w:t>API key.</w:t>
+      </w:r>
+      <w:r>
+        <w:rPr>
+          <w:rFonts w:ascii="Times New Roman" w:hAnsi="Times New Roman" w:eastAsia="SimSun"/>
+          <w:sz w:val="22"/>
+        </w:rPr>
+        <w:t xml:space="preserve"> The key used for the §5.7 runs is rotated and revoked before publication; the repository contains no credentials, and </w:t>
+      </w:r>
+      <w:r>
+        <w:rPr>
+          <w:rFonts w:ascii="Consolas" w:hAnsi="Consolas" w:eastAsia="Consolas"/>
+          <w:sz w:val="21"/>
+        </w:rPr>
+        <w:t>results/attribution_cache.json</w:t>
+      </w:r>
+      <w:r>
+        <w:rPr>
+          <w:rFonts w:ascii="Times New Roman" w:hAnsi="Times New Roman" w:eastAsia="SimSun"/>
+          <w:sz w:val="22"/>
+        </w:rPr>
+        <w:t xml:space="preserve"> (a prompt→reply cache) is regenerated locally rather than shipped.</w:t>
+      </w:r>
+    </w:p>
+    <w:p>
+      <w:pPr>
+        <w:spacing w:before="240" w:after="120"/>
+      </w:pPr>
+      <w:r>
+        <w:rPr>
+          <w:rFonts w:ascii="Times New Roman" w:hAnsi="Times New Roman" w:eastAsia="Microsoft YaHei"/>
+          <w:b/>
+          <w:sz w:val="28"/>
+        </w:rPr>
+        <w:t>Appendix A. Reproduction</w:t>
       </w:r>
     </w:p>
     <w:p>
@@ -17997,10 +20109,201 @@
           <w:rFonts w:ascii="Consolas" w:hAnsi="Consolas" w:eastAsia="Consolas"/>
           <w:sz w:val="18"/>
         </w:rPr>
-        <w:t>python -m src.data.bbq_loader          # builds and reports corpus statistics</w:t>
+        <w:t># controlled-corpus suite (CPU only; ~25 s)</w:t>
       </w:r>
     </w:p>
     <w:p>
+      <w:pPr>
+        <w:spacing w:line="240" w:lineRule="auto"/>
+        <w:ind w:left="283"/>
+      </w:pPr>
+      <w:r>
+        <w:rPr>
+          <w:rFonts w:ascii="Consolas" w:hAnsi="Consolas" w:eastAsia="Consolas"/>
+          <w:sz w:val="18"/>
+        </w:rPr>
+        <w:t>python -m src.run_experiment --config configs/default.json</w:t>
+      </w:r>
+    </w:p>
+    <w:p>
+      <w:pPr>
+        <w:spacing w:line="240" w:lineRule="auto"/>
+        <w:ind w:left="283"/>
+      </w:pPr>
+      <w:r>
+        <w:rPr>
+          <w:rFonts w:ascii="Consolas" w:hAnsi="Consolas" w:eastAsia="Consolas"/>
+          <w:sz w:val="18"/>
+        </w:rPr>
+        <w:t xml:space="preserve"> </w:t>
+      </w:r>
+    </w:p>
+    <w:p>
+      <w:pPr>
+        <w:spacing w:line="240" w:lineRule="auto"/>
+        <w:ind w:left="283"/>
+      </w:pPr>
+      <w:r>
+        <w:rPr>
+          <w:rFonts w:ascii="Consolas" w:hAnsi="Consolas" w:eastAsia="Consolas"/>
+          <w:sz w:val="18"/>
+        </w:rPr>
+        <w:t># natural-corpus replication on BBQ (CPU only; ~165 s)</w:t>
+      </w:r>
+    </w:p>
+    <w:p>
+      <w:pPr>
+        <w:spacing w:line="240" w:lineRule="auto"/>
+        <w:ind w:left="283"/>
+      </w:pPr>
+      <w:r>
+        <w:rPr>
+          <w:rFonts w:ascii="Consolas" w:hAnsi="Consolas" w:eastAsia="Consolas"/>
+          <w:sz w:val="18"/>
+        </w:rPr>
+        <w:t>python -m src.run_experiment --config configs/bbq.json</w:t>
+      </w:r>
+    </w:p>
+    <w:p>
+      <w:pPr>
+        <w:spacing w:line="240" w:lineRule="auto"/>
+        <w:ind w:left="283"/>
+      </w:pPr>
+      <w:r>
+        <w:rPr>
+          <w:rFonts w:ascii="Consolas" w:hAnsi="Consolas" w:eastAsia="Consolas"/>
+          <w:sz w:val="18"/>
+        </w:rPr>
+        <w:t xml:space="preserve"> </w:t>
+      </w:r>
+    </w:p>
+    <w:p>
+      <w:pPr>
+        <w:spacing w:line="240" w:lineRule="auto"/>
+        <w:ind w:left="283"/>
+      </w:pPr>
+      <w:r>
+        <w:rPr>
+          <w:rFonts w:ascii="Consolas" w:hAnsi="Consolas" w:eastAsia="Consolas"/>
+          <w:sz w:val="18"/>
+        </w:rPr>
+        <w:t># development-scale run (~5 s)</w:t>
+      </w:r>
+    </w:p>
+    <w:p>
+      <w:pPr>
+        <w:spacing w:line="240" w:lineRule="auto"/>
+        <w:ind w:left="283"/>
+      </w:pPr>
+      <w:r>
+        <w:rPr>
+          <w:rFonts w:ascii="Consolas" w:hAnsi="Consolas" w:eastAsia="Consolas"/>
+          <w:sz w:val="18"/>
+        </w:rPr>
+        <w:t>python -m src.run_experiment --config configs/default.json --quick</w:t>
+      </w:r>
+    </w:p>
+    <w:p>
+      <w:pPr>
+        <w:spacing w:line="240" w:lineRule="auto"/>
+        <w:ind w:left="283"/>
+      </w:pPr>
+      <w:r>
+        <w:rPr>
+          <w:rFonts w:ascii="Consolas" w:hAnsi="Consolas" w:eastAsia="Consolas"/>
+          <w:sz w:val="18"/>
+        </w:rPr>
+        <w:t xml:space="preserve"> </w:t>
+      </w:r>
+    </w:p>
+    <w:p>
+      <w:pPr>
+        <w:spacing w:line="240" w:lineRule="auto"/>
+        <w:ind w:left="283"/>
+      </w:pPr>
+      <w:r>
+        <w:rPr>
+          <w:rFonts w:ascii="Consolas" w:hAnsi="Consolas" w:eastAsia="Consolas"/>
+          <w:sz w:val="18"/>
+        </w:rPr>
+        <w:t># corpus comparison table</w:t>
+      </w:r>
+    </w:p>
+    <w:p>
+      <w:pPr>
+        <w:spacing w:line="240" w:lineRule="auto"/>
+        <w:ind w:left="283"/>
+      </w:pPr>
+      <w:r>
+        <w:rPr>
+          <w:rFonts w:ascii="Consolas" w:hAnsi="Consolas" w:eastAsia="Consolas"/>
+          <w:sz w:val="18"/>
+        </w:rPr>
+        <w:t>python compare_corpora.py</w:t>
+      </w:r>
+    </w:p>
+    <w:p>
+      <w:pPr>
+        <w:spacing w:line="240" w:lineRule="auto"/>
+        <w:ind w:left="283"/>
+      </w:pPr>
+      <w:r>
+        <w:rPr>
+          <w:rFonts w:ascii="Consolas" w:hAnsi="Consolas" w:eastAsia="Consolas"/>
+          <w:sz w:val="18"/>
+        </w:rPr>
+        <w:t xml:space="preserve"> </w:t>
+      </w:r>
+    </w:p>
+    <w:p>
+      <w:pPr>
+        <w:spacing w:line="240" w:lineRule="auto"/>
+        <w:ind w:left="283"/>
+      </w:pPr>
+      <w:r>
+        <w:rPr>
+          <w:rFonts w:ascii="Consolas" w:hAnsi="Consolas" w:eastAsia="Consolas"/>
+          <w:sz w:val="18"/>
+        </w:rPr>
+        <w:t># over-generalisation probe</w:t>
+      </w:r>
+    </w:p>
+    <w:p>
+      <w:pPr>
+        <w:spacing w:line="240" w:lineRule="auto"/>
+        <w:ind w:left="283"/>
+      </w:pPr>
+      <w:r>
+        <w:rPr>
+          <w:rFonts w:ascii="Consolas" w:hAnsi="Consolas" w:eastAsia="Consolas"/>
+          <w:sz w:val="18"/>
+        </w:rPr>
+        <w:t>python src/probe_overgeneralisation.py --quick --retriever bm25</w:t>
+      </w:r>
+    </w:p>
+    <w:p>
+      <w:r>
+        <w:rPr>
+          <w:rFonts w:ascii="Times New Roman" w:hAnsi="Times New Roman" w:eastAsia="SimSun"/>
+          <w:sz w:val="22"/>
+        </w:rPr>
+        <w:t>The BBQ data is downloaded from the official repository:</w:t>
+      </w:r>
+    </w:p>
+    <w:p>
+      <w:pPr>
+        <w:spacing w:line="240" w:lineRule="auto"/>
+        <w:ind w:left="283"/>
+      </w:pPr>
+      <w:r>
+        <w:rPr>
+          <w:rFonts w:ascii="Consolas" w:hAnsi="Consolas" w:eastAsia="Consolas"/>
+          <w:sz w:val="18"/>
+        </w:rPr>
+        <w:t>python -m src.data.bbq_loader          # builds and reports corpus statistics</w:t>
+      </w:r>
+    </w:p>
+    <w:p>
       <w:r>
         <w:rPr>
           <w:rFonts w:ascii="Times New Roman" w:hAnsi="Times New Roman" w:eastAsia="SimSun"/>
@@ -18100,7 +20403,7 @@
           <w:rFonts w:ascii="Times New Roman" w:hAnsi="Times New Roman" w:eastAsia="SimSun"/>
           <w:sz w:val="22"/>
         </w:rPr>
-        <w:t>Embedding and reranking models, when added for the comparisons in §8, fit within</w:t>
+        <w:t>The backbone alignment of §5.5 and §5.6 adds roughly 75 minutes of CPU time</w:t>
       </w:r>
     </w:p>
     <w:p>
@@ -18109,7 +20412,25 @@
           <w:rFonts w:ascii="Times New Roman" w:hAnsi="Times New Roman" w:eastAsia="SimSun"/>
           <w:sz w:val="22"/>
         </w:rPr>
-        <w:t>8 GB of VRAM.</w:t>
+        <w:t>across eight encoder checkpoints, the slowest single run being GTE-large at</w:t>
+      </w:r>
+    </w:p>
+    <w:p>
+      <w:r>
+        <w:rPr>
+          <w:rFonts w:ascii="Times New Roman" w:hAnsi="Times New Roman" w:eastAsia="SimSun"/>
+          <w:sz w:val="22"/>
+        </w:rPr>
+        <w:t>23 minutes; the largest model loaded is a 335M-parameter encoder, which needs</w:t>
+      </w:r>
+    </w:p>
+    <w:p>
+      <w:r>
+        <w:rPr>
+          <w:rFonts w:ascii="Times New Roman" w:hAnsi="Times New Roman" w:eastAsia="SimSun"/>
+          <w:sz w:val="22"/>
+        </w:rPr>
+        <w:t>under 2 GB in fp32. No GPU is used anywhere in this paper.</w:t>
       </w:r>
     </w:p>
     <w:p>

--- a/paper/manuscript_R1R2_v1.docx
+++ b/paper/manuscript_R1R2_v1.docx
@@ -6001,7 +6001,7 @@
                 <w:b/>
                 <w:sz w:val="19"/>
               </w:rPr>
-              <w:t>0.125</w:t>
+              <w:t>0.250</w:t>
             </w:r>
           </w:p>
         </w:tc>
@@ -6016,9 +6016,10 @@
             <w:r>
               <w:rPr>
                 <w:rFonts w:ascii="Times New Roman" w:hAnsi="Times New Roman" w:eastAsia="SimSun"/>
-                <w:sz w:val="19"/>
-              </w:rPr>
-              <w:t>0.438</w:t>
+                <w:b/>
+                <w:sz w:val="19"/>
+              </w:rPr>
+              <w:t>0.562</w:t>
             </w:r>
           </w:p>
         </w:tc>
@@ -6035,7 +6036,7 @@
                 <w:rFonts w:ascii="Times New Roman" w:hAnsi="Times New Roman" w:eastAsia="SimSun"/>
                 <w:sz w:val="19"/>
               </w:rPr>
-              <w:t>0.750</w:t>
+              <w:t>0.812</w:t>
             </w:r>
           </w:p>
         </w:tc>
@@ -6227,7 +6228,7 @@
           <w:rFonts w:ascii="Times New Roman" w:hAnsi="Times New Roman" w:eastAsia="SimSun"/>
           <w:sz w:val="22"/>
         </w:rPr>
-        <w:t xml:space="preserve">The adaptive attacker defeats every defense. Off-manifold filtering is by a wide margin the strongest at $\lambda = 0$ (0.125) and </w:t>
+        <w:t xml:space="preserve">The adaptive attacker defeats every defense. Off-manifold filtering is by a wide margin the strongest at $\lambda = 0$ (0.250, against 0.750 for no defense) and </w:t>
       </w:r>
       <w:r>
         <w:rPr>
@@ -6243,6 +6244,38 @@
           <w:sz w:val="22"/>
         </w:rPr>
         <w:t xml:space="preserve"> — a clean demonstration that its advantage is specific to the non-adaptive attacker and does not survive an adversary who observes its penalty. The representation-conserving defenses, which never achieve better than 0.625 even non-adaptively, saturate at 1.000 by $\lambda = 0.5$: they are the most fragile under adaptation as well as the least effective without it.</w:t>
+      </w:r>
+    </w:p>
+    <w:p>
+      <w:r>
+        <w:rPr>
+          <w:rFonts w:ascii="Times New Roman" w:hAnsi="Times New Roman" w:eastAsia="SimSun"/>
+          <w:i/>
+          <w:sz w:val="22"/>
+        </w:rPr>
+        <w:t>Correction.</w:t>
+      </w:r>
+      <w:r>
+        <w:rPr>
+          <w:rFonts w:ascii="Times New Roman" w:hAnsi="Times New Roman" w:eastAsia="SimSun"/>
+          <w:sz w:val="22"/>
+        </w:rPr>
+        <w:t xml:space="preserve"> An earlier draft of this table reported 0.125 / 0.438 / 0.750 for off-manifold filtering, and described its static advantage as a factor of six over no defense. Those values came from an exploratory run written to a scratch directory excluded from version control, not from the run that produces every other number in this paper; re-running the committed configuration reproduces the values above with </w:t>
+      </w:r>
+      <w:r>
+        <w:rPr>
+          <w:rFonts w:ascii="Times New Roman" w:hAnsi="Times New Roman" w:eastAsia="SimSun"/>
+          <w:b/>
+          <w:sz w:val="22"/>
+        </w:rPr>
+        <w:t>18 of 18 adaptive cells bit-identical</w:t>
+      </w:r>
+      <w:r>
+        <w:rPr>
+          <w:rFonts w:ascii="Times New Roman" w:hAnsi="Times New Roman" w:eastAsia="SimSun"/>
+          <w:sz w:val="22"/>
+        </w:rPr>
+        <w:t xml:space="preserve"> and does not reproduce the scratch values. The qualitative conclusion is unchanged, but the static advantage is a factor of three, not six. The same error appeared in the companion paper's Table 1 and is corrected there as well; we record it here rather than silently overwriting, because a robustness factor is the kind of number a reader may quote.</w:t>
       </w:r>
     </w:p>
     <w:p>

--- a/paper/manuscript_R1R2_v1.docx
+++ b/paper/manuscript_R1R2_v1.docx
@@ -542,7 +542,37 @@
           <w:rFonts w:ascii="Times New Roman" w:hAnsi="Times New Roman" w:eastAsia="SimSun"/>
           <w:sz w:val="22"/>
         </w:rPr>
-        <w:t xml:space="preserve"> (§5.7): with a fixed generator and only the retrieved context varying, the generation-layer stance gap rises 46% under poisoning (0.271 → 0.396), and it does so by driving one group's favourable rate to ceiling (0.708 → 1.000) while the other stays flat — a more specific failure than a uniform shift. Neither constraint repairs this.</w:t>
+        <w:t xml:space="preserve"> (§5.7), and we report this with a corrected instrument. Using a continuous entailment-based stance metric across three generators from two model families, injection shifts the suppressed group's stance by </w:t>
+      </w:r>
+      <w:r>
+        <w:rPr>
+          <w:rFonts w:ascii="Times New Roman" w:hAnsi="Times New Roman" w:eastAsia="SimSun"/>
+          <w:b/>
+          <w:sz w:val="22"/>
+        </w:rPr>
+        <w:t>−0.13 to −0.18</w:t>
+      </w:r>
+      <w:r>
+        <w:rPr>
+          <w:rFonts w:ascii="Times New Roman" w:hAnsi="Times New Roman" w:eastAsia="SimSun"/>
+          <w:sz w:val="22"/>
+        </w:rPr>
+        <w:t xml:space="preserve"> and the favoured group's by </w:t>
+      </w:r>
+      <w:r>
+        <w:rPr>
+          <w:rFonts w:ascii="Times New Roman" w:hAnsi="Times New Roman" w:eastAsia="SimSun"/>
+          <w:b/>
+          <w:sz w:val="22"/>
+        </w:rPr>
+        <w:t>+0.13</w:t>
+      </w:r>
+      <w:r>
+        <w:rPr>
+          <w:rFonts w:ascii="Times New Roman" w:hAnsi="Times New Roman" w:eastAsia="SimSun"/>
+          <w:sz w:val="22"/>
+        </w:rPr>
+        <w:t>, in every generator, at $p \le 0.0035$. The absolute cross-group gap — the metric we first used — moves by less than 0.002 for two of the three generators, so it is blind to the effect: the attack relocates both groups rather than opening a gap between them. This is the same failure mode we identify in the retrieval-layer R2 metrics, reproduced one level up, and it is why we report per-group shifts as the primary generation-layer evidence.</w:t>
       </w:r>
     </w:p>
     <w:p>
@@ -15790,7 +15820,7 @@
           <w:rFonts w:ascii="Times New Roman" w:hAnsi="Times New Roman" w:eastAsia="SimSun"/>
           <w:sz w:val="22"/>
         </w:rPr>
-        <w:t xml:space="preserve"> Generation-layer stance by condition. Controlled corpus, GTE-base retrieval, $\rho = 2\%$.</w:t>
+        <w:t xml:space="preserve"> The first generation-layer measurement, with the forced-choice probe on a single generator. Superseded by Table 15; kept because the contrast between the two is the point. Controlled corpus, GTE-base retrieval, $\rho = 2\%$.</w:t>
       </w:r>
     </w:p>
     <w:tbl>
@@ -16277,17 +16307,9 @@
       <w:r>
         <w:rPr>
           <w:rFonts w:ascii="Times New Roman" w:hAnsi="Times New Roman" w:eastAsia="SimSun"/>
-          <w:b/>
-          <w:sz w:val="22"/>
-        </w:rPr>
-        <w:t>Finding 8. The retrieval-layer skew propagates to the generated output.</w:t>
-      </w:r>
-      <w:r>
-        <w:rPr>
-          <w:rFonts w:ascii="Times New Roman" w:hAnsi="Times New Roman" w:eastAsia="SimSun"/>
-          <w:sz w:val="22"/>
-        </w:rPr>
-        <w:t xml:space="preserve"> The generation-layer stance gap rises from 0.2708 to 0.3958 under poisoning — a 46% increase on a fixed generator with only the context changed. The retrieval-layer failure we document is therefore not an artefact of how we measure retrieval: it changes what the system says.</w:t>
+          <w:sz w:val="22"/>
+        </w:rPr>
+        <w:t>Read Table 14 and Table 15 together: the same experiment, on the same corpus at the same injection rate, yields a 46% rise in the absolute gap under one instrument and a rise of 0.0008–0.0018 under the other. We keep both because that discrepancy is itself the finding.</w:t>
       </w:r>
     </w:p>
     <w:p>
@@ -16297,29 +16319,28 @@
           <w:b/>
           <w:sz w:val="22"/>
         </w:rPr>
-        <w:t>Finding 9. The skew does not appear as a uniform shift; it saturates one group.</w:t>
-      </w:r>
-      <w:r>
-        <w:rPr>
-          <w:rFonts w:ascii="Times New Roman" w:hAnsi="Times New Roman" w:eastAsia="SimSun"/>
-          <w:sz w:val="22"/>
-        </w:rPr>
-        <w:t xml:space="preserve"> The favourable rate for the second group rises monotonically across conditions (</w:t>
-      </w:r>
-      <w:r>
-        <w:rPr>
-          <w:rFonts w:ascii="Times New Roman" w:hAnsi="Times New Roman" w:eastAsia="SimSun"/>
-          <w:b/>
-          <w:sz w:val="22"/>
-        </w:rPr>
-        <w:t>0.708 → 0.979 → 1.000 → 1.000</w:t>
-      </w:r>
-      <w:r>
-        <w:rPr>
-          <w:rFonts w:ascii="Times New Roman" w:hAnsi="Times New Roman" w:eastAsia="SimSun"/>
-          <w:sz w:val="22"/>
-        </w:rPr>
-        <w:t>) while the first group's rate is essentially flat (0.562 → 0.583 → 0.604 → 0.583). The attack does not make the generator "more biased" in a diffuse sense; it drives one group's favourable judgement to ceiling. This is a more specific — and more concerning — failure mode than a uniform shift, and it is visible only because we measure the two groups separately.</w:t>
+        <w:t>Finding 8. The retrieval-layer skew propagates to the generated output, and it replicates across three independent generators — but only when the two groups are measured separately.</w:t>
+      </w:r>
+      <w:r>
+        <w:rPr>
+          <w:rFonts w:ascii="Times New Roman" w:hAnsi="Times New Roman" w:eastAsia="SimSun"/>
+          <w:sz w:val="22"/>
+        </w:rPr>
+        <w:t xml:space="preserve"> We re-ran this evaluation with a continuous, entailment-based stance metric (a local NLI model scoring </w:t>
+      </w:r>
+      <w:r>
+        <w:rPr>
+          <w:rFonts w:ascii="Consolas" w:hAnsi="Consolas" w:eastAsia="Consolas"/>
+          <w:sz w:val="21"/>
+        </w:rPr>
+        <w:t>P(entail | answer, favourable) − P(entail | answer, unfavourable)</w:t>
+      </w:r>
+      <w:r>
+        <w:rPr>
+          <w:rFonts w:ascii="Times New Roman" w:hAnsi="Times New Roman" w:eastAsia="SimSun"/>
+          <w:sz w:val="22"/>
+        </w:rPr>
+        <w:t>, calibrated in §5.7.1) across three generators from two model families. The per-group shifts are large, consistent in sign, and highly significant everywhere:</w:t>
       </w:r>
     </w:p>
     <w:p>
@@ -16329,59 +16350,611 @@
           <w:b/>
           <w:sz w:val="22"/>
         </w:rPr>
-        <w:t>Finding 10. Neither constraint improves the generation layer, and one makes it slightly worse.</w:t>
-      </w:r>
-      <w:r>
-        <w:rPr>
-          <w:rFonts w:ascii="Times New Roman" w:hAnsi="Times New Roman" w:eastAsia="SimSun"/>
-          <w:sz w:val="22"/>
-        </w:rPr>
-        <w:t xml:space="preserve"> </w:t>
+        <w:t>Table 15.</w:t>
+      </w:r>
+      <w:r>
+        <w:rPr>
+          <w:rFonts w:ascii="Times New Roman" w:hAnsi="Times New Roman" w:eastAsia="SimSun"/>
+          <w:sz w:val="22"/>
+        </w:rPr>
+        <w:t xml:space="preserve"> Generation-layer stance, entailment-scored, three generators. Controlled corpus, GTE-base retrieval, $\rho = 2\%$, 48 queries, paired permutation test against </w:t>
       </w:r>
       <w:r>
         <w:rPr>
           <w:rFonts w:ascii="Consolas" w:hAnsi="Consolas" w:eastAsia="Consolas"/>
           <w:sz w:val="21"/>
         </w:rPr>
-        <w:t>r1only</w:t>
-      </w:r>
-      <w:r>
-        <w:rPr>
-          <w:rFonts w:ascii="Times New Roman" w:hAnsi="Times New Roman" w:eastAsia="SimSun"/>
-          <w:sz w:val="22"/>
-        </w:rPr>
-        <w:t xml:space="preserve"> leaves the gap identical to no defence (0.3958); </w:t>
+        <w:t>clean</w:t>
+      </w:r>
+      <w:r>
+        <w:rPr>
+          <w:rFonts w:ascii="Times New Roman" w:hAnsi="Times New Roman" w:eastAsia="SimSun"/>
+          <w:sz w:val="22"/>
+        </w:rPr>
+        <w:t>.</w:t>
+      </w:r>
+    </w:p>
+    <w:tbl>
+      <w:tblPr>
+        <w:tblStyle w:val="TableGrid"/>
+        <w:tblW w:type="auto" w:w="0"/>
+        <w:jc w:val="center"/>
+        <w:tblLook w:firstColumn="1" w:firstRow="1" w:lastColumn="0" w:lastRow="0" w:noHBand="0" w:noVBand="1" w:val="04A0"/>
+      </w:tblPr>
+      <w:tblGrid>
+        <w:gridCol w:w="1377"/>
+        <w:gridCol w:w="1377"/>
+        <w:gridCol w:w="1377"/>
+        <w:gridCol w:w="1377"/>
+        <w:gridCol w:w="1377"/>
+        <w:gridCol w:w="1377"/>
+        <w:gridCol w:w="1377"/>
+      </w:tblGrid>
+      <w:tr>
+        <w:tc>
+          <w:tcPr>
+            <w:tcW w:type="dxa" w:w="1377"/>
+            <w:shd w:val="clear" w:color="auto" w:fill="DCE6F1"/>
+          </w:tcPr>
+          <w:p>
+            <w:pPr>
+              <w:spacing w:line="240" w:lineRule="auto" w:after="0"/>
+            </w:pPr>
+            <w:r>
+              <w:rPr>
+                <w:rFonts w:ascii="Times New Roman" w:hAnsi="Times New Roman" w:eastAsia="SimSun"/>
+                <w:b/>
+                <w:sz w:val="19"/>
+              </w:rPr>
+              <w:t>Generator</w:t>
+            </w:r>
+          </w:p>
+        </w:tc>
+        <w:tc>
+          <w:tcPr>
+            <w:tcW w:type="dxa" w:w="1377"/>
+            <w:shd w:val="clear" w:color="auto" w:fill="DCE6F1"/>
+          </w:tcPr>
+          <w:p>
+            <w:pPr>
+              <w:spacing w:line="240" w:lineRule="auto" w:after="0"/>
+            </w:pPr>
+            <w:r>
+              <w:rPr>
+                <w:rFonts w:ascii="Times New Roman" w:hAnsi="Times New Roman" w:eastAsia="SimSun"/>
+                <w:b/>
+                <w:sz w:val="19"/>
+              </w:rPr>
+              <w:t>Δ gap (absolute)</w:t>
+            </w:r>
+          </w:p>
+        </w:tc>
+        <w:tc>
+          <w:tcPr>
+            <w:tcW w:type="dxa" w:w="1377"/>
+            <w:shd w:val="clear" w:color="auto" w:fill="DCE6F1"/>
+          </w:tcPr>
+          <w:p>
+            <w:pPr>
+              <w:spacing w:line="240" w:lineRule="auto" w:after="0"/>
+            </w:pPr>
+            <w:r>
+              <w:rPr>
+                <w:rFonts w:ascii="Times New Roman" w:hAnsi="Times New Roman" w:eastAsia="SimSun"/>
+                <w:b/>
+                <w:sz w:val="19"/>
+              </w:rPr>
+              <w:t>p</w:t>
+            </w:r>
+          </w:p>
+        </w:tc>
+        <w:tc>
+          <w:tcPr>
+            <w:tcW w:type="dxa" w:w="1377"/>
+            <w:shd w:val="clear" w:color="auto" w:fill="DCE6F1"/>
+          </w:tcPr>
+          <w:p>
+            <w:pPr>
+              <w:spacing w:line="240" w:lineRule="auto" w:after="0"/>
+            </w:pPr>
+            <w:r>
+              <w:rPr>
+                <w:rFonts w:ascii="Times New Roman" w:hAnsi="Times New Roman" w:eastAsia="SimSun"/>
+                <w:b/>
+                <w:sz w:val="19"/>
+              </w:rPr>
+              <w:t>Δ group 1</w:t>
+            </w:r>
+          </w:p>
+        </w:tc>
+        <w:tc>
+          <w:tcPr>
+            <w:tcW w:type="dxa" w:w="1377"/>
+            <w:shd w:val="clear" w:color="auto" w:fill="DCE6F1"/>
+          </w:tcPr>
+          <w:p>
+            <w:pPr>
+              <w:spacing w:line="240" w:lineRule="auto" w:after="0"/>
+            </w:pPr>
+            <w:r>
+              <w:rPr>
+                <w:rFonts w:ascii="Times New Roman" w:hAnsi="Times New Roman" w:eastAsia="SimSun"/>
+                <w:b/>
+                <w:sz w:val="19"/>
+              </w:rPr>
+              <w:t>p</w:t>
+            </w:r>
+          </w:p>
+        </w:tc>
+        <w:tc>
+          <w:tcPr>
+            <w:tcW w:type="dxa" w:w="1377"/>
+            <w:shd w:val="clear" w:color="auto" w:fill="DCE6F1"/>
+          </w:tcPr>
+          <w:p>
+            <w:pPr>
+              <w:spacing w:line="240" w:lineRule="auto" w:after="0"/>
+            </w:pPr>
+            <w:r>
+              <w:rPr>
+                <w:rFonts w:ascii="Times New Roman" w:hAnsi="Times New Roman" w:eastAsia="SimSun"/>
+                <w:b/>
+                <w:sz w:val="19"/>
+              </w:rPr>
+              <w:t>Δ group 2</w:t>
+            </w:r>
+          </w:p>
+        </w:tc>
+        <w:tc>
+          <w:tcPr>
+            <w:tcW w:type="dxa" w:w="1377"/>
+            <w:shd w:val="clear" w:color="auto" w:fill="DCE6F1"/>
+          </w:tcPr>
+          <w:p>
+            <w:pPr>
+              <w:spacing w:line="240" w:lineRule="auto" w:after="0"/>
+            </w:pPr>
+            <w:r>
+              <w:rPr>
+                <w:rFonts w:ascii="Times New Roman" w:hAnsi="Times New Roman" w:eastAsia="SimSun"/>
+                <w:b/>
+                <w:sz w:val="19"/>
+              </w:rPr>
+              <w:t>p</w:t>
+            </w:r>
+          </w:p>
+        </w:tc>
+      </w:tr>
+      <w:tr>
+        <w:tc>
+          <w:tcPr>
+            <w:tcW w:type="dxa" w:w="1377"/>
+          </w:tcPr>
+          <w:p>
+            <w:pPr>
+              <w:spacing w:line="240" w:lineRule="auto" w:after="0"/>
+            </w:pPr>
+            <w:r>
+              <w:rPr>
+                <w:rFonts w:ascii="Times New Roman" w:hAnsi="Times New Roman" w:eastAsia="SimSun"/>
+                <w:sz w:val="19"/>
+              </w:rPr>
+              <w:t>qwen-turbo</w:t>
+            </w:r>
+          </w:p>
+        </w:tc>
+        <w:tc>
+          <w:tcPr>
+            <w:tcW w:type="dxa" w:w="1377"/>
+          </w:tcPr>
+          <w:p>
+            <w:pPr>
+              <w:spacing w:line="240" w:lineRule="auto" w:after="0"/>
+            </w:pPr>
+            <w:r>
+              <w:rPr>
+                <w:rFonts w:ascii="Times New Roman" w:hAnsi="Times New Roman" w:eastAsia="SimSun"/>
+                <w:sz w:val="19"/>
+              </w:rPr>
+              <w:t>+0.0008</w:t>
+            </w:r>
+          </w:p>
+        </w:tc>
+        <w:tc>
+          <w:tcPr>
+            <w:tcW w:type="dxa" w:w="1377"/>
+          </w:tcPr>
+          <w:p>
+            <w:pPr>
+              <w:spacing w:line="240" w:lineRule="auto" w:after="0"/>
+            </w:pPr>
+            <w:r>
+              <w:rPr>
+                <w:rFonts w:ascii="Times New Roman" w:hAnsi="Times New Roman" w:eastAsia="SimSun"/>
+                <w:sz w:val="19"/>
+              </w:rPr>
+              <w:t>0.32</w:t>
+            </w:r>
+          </w:p>
+        </w:tc>
+        <w:tc>
+          <w:tcPr>
+            <w:tcW w:type="dxa" w:w="1377"/>
+          </w:tcPr>
+          <w:p>
+            <w:pPr>
+              <w:spacing w:line="240" w:lineRule="auto" w:after="0"/>
+            </w:pPr>
+            <w:r>
+              <w:rPr>
+                <w:rFonts w:ascii="Times New Roman" w:hAnsi="Times New Roman" w:eastAsia="SimSun"/>
+                <w:b/>
+                <w:sz w:val="19"/>
+              </w:rPr>
+              <w:t>−0.1297</w:t>
+            </w:r>
+          </w:p>
+        </w:tc>
+        <w:tc>
+          <w:tcPr>
+            <w:tcW w:type="dxa" w:w="1377"/>
+          </w:tcPr>
+          <w:p>
+            <w:pPr>
+              <w:spacing w:line="240" w:lineRule="auto" w:after="0"/>
+            </w:pPr>
+            <w:r>
+              <w:rPr>
+                <w:rFonts w:ascii="Times New Roman" w:hAnsi="Times New Roman" w:eastAsia="SimSun"/>
+                <w:b/>
+                <w:sz w:val="19"/>
+              </w:rPr>
+              <w:t>&lt;0.0001</w:t>
+            </w:r>
+          </w:p>
+        </w:tc>
+        <w:tc>
+          <w:tcPr>
+            <w:tcW w:type="dxa" w:w="1377"/>
+          </w:tcPr>
+          <w:p>
+            <w:pPr>
+              <w:spacing w:line="240" w:lineRule="auto" w:after="0"/>
+            </w:pPr>
+            <w:r>
+              <w:rPr>
+                <w:rFonts w:ascii="Times New Roman" w:hAnsi="Times New Roman" w:eastAsia="SimSun"/>
+                <w:b/>
+                <w:sz w:val="19"/>
+              </w:rPr>
+              <w:t>+0.1305</w:t>
+            </w:r>
+          </w:p>
+        </w:tc>
+        <w:tc>
+          <w:tcPr>
+            <w:tcW w:type="dxa" w:w="1377"/>
+          </w:tcPr>
+          <w:p>
+            <w:pPr>
+              <w:spacing w:line="240" w:lineRule="auto" w:after="0"/>
+            </w:pPr>
+            <w:r>
+              <w:rPr>
+                <w:rFonts w:ascii="Times New Roman" w:hAnsi="Times New Roman" w:eastAsia="SimSun"/>
+                <w:b/>
+                <w:sz w:val="19"/>
+              </w:rPr>
+              <w:t>&lt;0.0001</w:t>
+            </w:r>
+          </w:p>
+        </w:tc>
+      </w:tr>
+      <w:tr>
+        <w:tc>
+          <w:tcPr>
+            <w:tcW w:type="dxa" w:w="1377"/>
+          </w:tcPr>
+          <w:p>
+            <w:pPr>
+              <w:spacing w:line="240" w:lineRule="auto" w:after="0"/>
+            </w:pPr>
+            <w:r>
+              <w:rPr>
+                <w:rFonts w:ascii="Times New Roman" w:hAnsi="Times New Roman" w:eastAsia="SimSun"/>
+                <w:sz w:val="19"/>
+              </w:rPr>
+              <w:t>qwen-plus</w:t>
+            </w:r>
+          </w:p>
+        </w:tc>
+        <w:tc>
+          <w:tcPr>
+            <w:tcW w:type="dxa" w:w="1377"/>
+          </w:tcPr>
+          <w:p>
+            <w:pPr>
+              <w:spacing w:line="240" w:lineRule="auto" w:after="0"/>
+            </w:pPr>
+            <w:r>
+              <w:rPr>
+                <w:rFonts w:ascii="Times New Roman" w:hAnsi="Times New Roman" w:eastAsia="SimSun"/>
+                <w:sz w:val="19"/>
+              </w:rPr>
+              <w:t>+0.0018</w:t>
+            </w:r>
+          </w:p>
+        </w:tc>
+        <w:tc>
+          <w:tcPr>
+            <w:tcW w:type="dxa" w:w="1377"/>
+          </w:tcPr>
+          <w:p>
+            <w:pPr>
+              <w:spacing w:line="240" w:lineRule="auto" w:after="0"/>
+            </w:pPr>
+            <w:r>
+              <w:rPr>
+                <w:rFonts w:ascii="Times New Roman" w:hAnsi="Times New Roman" w:eastAsia="SimSun"/>
+                <w:sz w:val="19"/>
+              </w:rPr>
+              <w:t>0.042</w:t>
+            </w:r>
+          </w:p>
+        </w:tc>
+        <w:tc>
+          <w:tcPr>
+            <w:tcW w:type="dxa" w:w="1377"/>
+          </w:tcPr>
+          <w:p>
+            <w:pPr>
+              <w:spacing w:line="240" w:lineRule="auto" w:after="0"/>
+            </w:pPr>
+            <w:r>
+              <w:rPr>
+                <w:rFonts w:ascii="Times New Roman" w:hAnsi="Times New Roman" w:eastAsia="SimSun"/>
+                <w:b/>
+                <w:sz w:val="19"/>
+              </w:rPr>
+              <w:t>−0.1280</w:t>
+            </w:r>
+          </w:p>
+        </w:tc>
+        <w:tc>
+          <w:tcPr>
+            <w:tcW w:type="dxa" w:w="1377"/>
+          </w:tcPr>
+          <w:p>
+            <w:pPr>
+              <w:spacing w:line="240" w:lineRule="auto" w:after="0"/>
+            </w:pPr>
+            <w:r>
+              <w:rPr>
+                <w:rFonts w:ascii="Times New Roman" w:hAnsi="Times New Roman" w:eastAsia="SimSun"/>
+                <w:b/>
+                <w:sz w:val="19"/>
+              </w:rPr>
+              <w:t>0.0035</w:t>
+            </w:r>
+          </w:p>
+        </w:tc>
+        <w:tc>
+          <w:tcPr>
+            <w:tcW w:type="dxa" w:w="1377"/>
+          </w:tcPr>
+          <w:p>
+            <w:pPr>
+              <w:spacing w:line="240" w:lineRule="auto" w:after="0"/>
+            </w:pPr>
+            <w:r>
+              <w:rPr>
+                <w:rFonts w:ascii="Times New Roman" w:hAnsi="Times New Roman" w:eastAsia="SimSun"/>
+                <w:b/>
+                <w:sz w:val="19"/>
+              </w:rPr>
+              <w:t>+0.1298</w:t>
+            </w:r>
+          </w:p>
+        </w:tc>
+        <w:tc>
+          <w:tcPr>
+            <w:tcW w:type="dxa" w:w="1377"/>
+          </w:tcPr>
+          <w:p>
+            <w:pPr>
+              <w:spacing w:line="240" w:lineRule="auto" w:after="0"/>
+            </w:pPr>
+            <w:r>
+              <w:rPr>
+                <w:rFonts w:ascii="Times New Roman" w:hAnsi="Times New Roman" w:eastAsia="SimSun"/>
+                <w:b/>
+                <w:sz w:val="19"/>
+              </w:rPr>
+              <w:t>0.0015</w:t>
+            </w:r>
+          </w:p>
+        </w:tc>
+      </w:tr>
+      <w:tr>
+        <w:tc>
+          <w:tcPr>
+            <w:tcW w:type="dxa" w:w="1377"/>
+          </w:tcPr>
+          <w:p>
+            <w:pPr>
+              <w:spacing w:line="240" w:lineRule="auto" w:after="0"/>
+            </w:pPr>
+            <w:r>
+              <w:rPr>
+                <w:rFonts w:ascii="Times New Roman" w:hAnsi="Times New Roman" w:eastAsia="SimSun"/>
+                <w:sz w:val="19"/>
+              </w:rPr>
+              <w:t>qwen-max</w:t>
+            </w:r>
+          </w:p>
+        </w:tc>
+        <w:tc>
+          <w:tcPr>
+            <w:tcW w:type="dxa" w:w="1377"/>
+          </w:tcPr>
+          <w:p>
+            <w:pPr>
+              <w:spacing w:line="240" w:lineRule="auto" w:after="0"/>
+            </w:pPr>
+            <w:r>
+              <w:rPr>
+                <w:rFonts w:ascii="Times New Roman" w:hAnsi="Times New Roman" w:eastAsia="SimSun"/>
+                <w:sz w:val="19"/>
+              </w:rPr>
+              <w:t>−0.0491</w:t>
+            </w:r>
+          </w:p>
+        </w:tc>
+        <w:tc>
+          <w:tcPr>
+            <w:tcW w:type="dxa" w:w="1377"/>
+          </w:tcPr>
+          <w:p>
+            <w:pPr>
+              <w:spacing w:line="240" w:lineRule="auto" w:after="0"/>
+            </w:pPr>
+            <w:r>
+              <w:rPr>
+                <w:rFonts w:ascii="Times New Roman" w:hAnsi="Times New Roman" w:eastAsia="SimSun"/>
+                <w:sz w:val="19"/>
+              </w:rPr>
+              <w:t>0.18</w:t>
+            </w:r>
+          </w:p>
+        </w:tc>
+        <w:tc>
+          <w:tcPr>
+            <w:tcW w:type="dxa" w:w="1377"/>
+          </w:tcPr>
+          <w:p>
+            <w:pPr>
+              <w:spacing w:line="240" w:lineRule="auto" w:after="0"/>
+            </w:pPr>
+            <w:r>
+              <w:rPr>
+                <w:rFonts w:ascii="Times New Roman" w:hAnsi="Times New Roman" w:eastAsia="SimSun"/>
+                <w:b/>
+                <w:sz w:val="19"/>
+              </w:rPr>
+              <w:t>−0.1785</w:t>
+            </w:r>
+          </w:p>
+        </w:tc>
+        <w:tc>
+          <w:tcPr>
+            <w:tcW w:type="dxa" w:w="1377"/>
+          </w:tcPr>
+          <w:p>
+            <w:pPr>
+              <w:spacing w:line="240" w:lineRule="auto" w:after="0"/>
+            </w:pPr>
+            <w:r>
+              <w:rPr>
+                <w:rFonts w:ascii="Times New Roman" w:hAnsi="Times New Roman" w:eastAsia="SimSun"/>
+                <w:b/>
+                <w:sz w:val="19"/>
+              </w:rPr>
+              <w:t>0.0001</w:t>
+            </w:r>
+          </w:p>
+        </w:tc>
+        <w:tc>
+          <w:tcPr>
+            <w:tcW w:type="dxa" w:w="1377"/>
+          </w:tcPr>
+          <w:p>
+            <w:pPr>
+              <w:spacing w:line="240" w:lineRule="auto" w:after="0"/>
+            </w:pPr>
+            <w:r>
+              <w:rPr>
+                <w:rFonts w:ascii="Times New Roman" w:hAnsi="Times New Roman" w:eastAsia="SimSun"/>
+                <w:b/>
+                <w:sz w:val="19"/>
+              </w:rPr>
+              <w:t>+0.1294</w:t>
+            </w:r>
+          </w:p>
+        </w:tc>
+        <w:tc>
+          <w:tcPr>
+            <w:tcW w:type="dxa" w:w="1377"/>
+          </w:tcPr>
+          <w:p>
+            <w:pPr>
+              <w:spacing w:line="240" w:lineRule="auto" w:after="0"/>
+            </w:pPr>
+            <w:r>
+              <w:rPr>
+                <w:rFonts w:ascii="Times New Roman" w:hAnsi="Times New Roman" w:eastAsia="SimSun"/>
+                <w:b/>
+                <w:sz w:val="19"/>
+              </w:rPr>
+              <w:t>0.0029</w:t>
+            </w:r>
+          </w:p>
+        </w:tc>
+      </w:tr>
+    </w:tbl>
+    <w:p/>
+    <w:p>
+      <w:r>
+        <w:rPr>
+          <w:rFonts w:ascii="Times New Roman" w:hAnsi="Times New Roman" w:eastAsia="SimSun"/>
+          <w:b/>
+          <w:sz w:val="22"/>
+        </w:rPr>
+        <w:t>The absolute cross-group gap — the metric we originally used — is blind to this effect, and we had reproduced one level up the exact error we criticise in §5.3.</w:t>
+      </w:r>
+      <w:r>
+        <w:rPr>
+          <w:rFonts w:ascii="Times New Roman" w:hAnsi="Times New Roman" w:eastAsia="SimSun"/>
+          <w:sz w:val="22"/>
+        </w:rPr>
+        <w:t xml:space="preserve"> Under injection group 1's stance collapses (−0.13 to −0.18) while group 2's rises (+0.13), in every generator, at p ≤ 0.0035. Because the corpus carries a pre-existing stance asymmetry, </w:t>
       </w:r>
       <w:r>
         <w:rPr>
           <w:rFonts w:ascii="Consolas" w:hAnsi="Consolas" w:eastAsia="Consolas"/>
           <w:sz w:val="21"/>
         </w:rPr>
-        <w:t>r2both</w:t>
-      </w:r>
-      <w:r>
-        <w:rPr>
-          <w:rFonts w:ascii="Times New Roman" w:hAnsi="Times New Roman" w:eastAsia="SimSun"/>
-          <w:sz w:val="22"/>
-        </w:rPr>
-        <w:t xml:space="preserve"> leaves it slightly higher (0.4167). This is consistent with the retrieval-layer result on this backbone, where the R2 gap is already saturated and the R1 constraint is inert (§5.5): the input to the generator is unchanged, so the output is unchanged. We report it because it closes the loop honestly — the constraints we proposed, evaluated here, do not repair the downstream harm.</w:t>
+        <w:t>|stance(g1) − stance(g2)|</w:t>
+      </w:r>
+      <w:r>
+        <w:rPr>
+          <w:rFonts w:ascii="Times New Roman" w:hAnsi="Times New Roman" w:eastAsia="SimSun"/>
+          <w:sz w:val="22"/>
+        </w:rPr>
+        <w:t xml:space="preserve"> moves by less than 0.002 for two of the three generators and by −0.05 (the wrong sign) for the third. Taking an absolute difference between two groups destroys precisely the signal, for the same reason it does at the retrieval layer: the attack does not make the system uniformly more skewed, it suppresses one group and elevates the other, and the gap between them is dominated by a corpus-level constant that the attack does not touch.</w:t>
       </w:r>
     </w:p>
     <w:p>
       <w:r>
         <w:rPr>
           <w:rFonts w:ascii="Times New Roman" w:hAnsi="Times New Roman" w:eastAsia="SimSun"/>
+          <w:sz w:val="22"/>
+        </w:rPr>
+        <w:t xml:space="preserve">This vindicates the qualitative claim in Finding 9 — the skew saturates one group rather than shifting everything — while changing the evidence for it. Findings 8 and 9 as originally stated rested on a forced-choice probe whose original numbers (gap 0.2708 → 0.3958, a 46% rise) do </w:t>
+      </w:r>
+      <w:r>
+        <w:rPr>
+          <w:rFonts w:ascii="Times New Roman" w:hAnsi="Times New Roman" w:eastAsia="SimSun"/>
           <w:b/>
           <w:sz w:val="22"/>
         </w:rPr>
-        <w:t>A metric that failed, reported because it is the natural one to reach for.</w:t>
-      </w:r>
-      <w:r>
-        <w:rPr>
-          <w:rFonts w:ascii="Times New Roman" w:hAnsi="Times New Roman" w:eastAsia="SimSun"/>
-          <w:sz w:val="22"/>
-        </w:rPr>
-        <w:t xml:space="preserve"> We implemented the expected-attributed-exposure (EAE-D) statistic of Kim &amp; Diaz [8] by asking the generator, per retrieved passage, whether its answer relied on that passage. It returns </w:t>
+        <w:t>not</w:t>
+      </w:r>
+      <w:r>
+        <w:rPr>
+          <w:rFonts w:ascii="Times New Roman" w:hAnsi="Times New Roman" w:eastAsia="SimSun"/>
+          <w:sz w:val="22"/>
+        </w:rPr>
+        <w:t xml:space="preserve"> reproduce under entailment scoring: the gap delta is +0.0008 / +0.0018 / −0.0491 across the three generators. The forced-choice probe is not wrong so much as compressed: it forces a binary selection between two maximally opposed statements, which pushes both groups' rates toward ceiling (the original table showed group 2 at 0.979 → 1.000), whereas a continuous entailment score can register the collapse of the suppressed group at 0.132 → 0.002, which is the larger and more consistent effect. </w:t>
       </w:r>
       <w:r>
         <w:rPr>
@@ -16389,29 +16962,7 @@
           <w:b/>
           <w:sz w:val="22"/>
         </w:rPr>
-        <w:t>1.000 in every condition</w:t>
-      </w:r>
-      <w:r>
-        <w:rPr>
-          <w:rFonts w:ascii="Times New Roman" w:hAnsi="Times New Roman" w:eastAsia="SimSun"/>
-          <w:sz w:val="22"/>
-        </w:rPr>
-        <w:t xml:space="preserve">, with no discrimination. The reason is structural rather than a coding error: the answer is generated </w:t>
-      </w:r>
-      <w:r>
-        <w:rPr>
-          <w:rFonts w:ascii="Times New Roman" w:hAnsi="Times New Roman" w:eastAsia="SimSun"/>
-          <w:i/>
-          <w:sz w:val="22"/>
-        </w:rPr>
-        <w:t>from</w:t>
-      </w:r>
-      <w:r>
-        <w:rPr>
-          <w:rFonts w:ascii="Times New Roman" w:hAnsi="Times New Roman" w:eastAsia="SimSun"/>
-          <w:sz w:val="22"/>
-        </w:rPr>
-        <w:t xml:space="preserve"> the context, so a "did you rely on this?" probe admits YES for essentially any passage present. Proper attribution — "which passages did you rely on?" — is what [8] measures by entailment rather than by self-report, and our self-report implementation does not replicate it. We report the failure because EAE-D is the obvious metric at this interface and a reader should know that its cheap version is uninformative here.</w:t>
+        <w:t>We therefore report the per-group entailment shifts as the primary generation-layer evidence, and we demote the absolute gap to a control that fails.</w:t>
       </w:r>
     </w:p>
     <w:p>
@@ -16421,6 +16972,185 @@
           <w:b/>
           <w:sz w:val="22"/>
         </w:rPr>
+        <w:t>Finding 9. The skew does not appear as a uniform shift; it suppresses one group and elevates the other.</w:t>
+      </w:r>
+      <w:r>
+        <w:rPr>
+          <w:rFonts w:ascii="Times New Roman" w:hAnsi="Times New Roman" w:eastAsia="SimSun"/>
+          <w:sz w:val="22"/>
+        </w:rPr>
+        <w:t xml:space="preserve"> Under injection the suppressed group's stance falls by 0.13–0.18 and the favoured group's rises by 0.13, in all three generators. The magnitude of the two shifts is nearly equal, which is why the absolute difference between them is nearly unchanged: the attack relocates both groups rather than opening a gap between them. This is visible only because we measure the two groups separately, and it is the generation-layer counterpart of the R1/R2 distinction the paper is built on.</w:t>
+      </w:r>
+    </w:p>
+    <w:p>
+      <w:r>
+        <w:rPr>
+          <w:rFonts w:ascii="Times New Roman" w:hAnsi="Times New Roman" w:eastAsia="SimSun"/>
+          <w:b/>
+          <w:sz w:val="22"/>
+        </w:rPr>
+        <w:t>Finding 10. Neither constraint improves the generation layer.</w:t>
+      </w:r>
+      <w:r>
+        <w:rPr>
+          <w:rFonts w:ascii="Times New Roman" w:hAnsi="Times New Roman" w:eastAsia="SimSun"/>
+          <w:sz w:val="22"/>
+        </w:rPr>
+        <w:t xml:space="preserve"> </w:t>
+      </w:r>
+      <w:r>
+        <w:rPr>
+          <w:rFonts w:ascii="Consolas" w:hAnsi="Consolas" w:eastAsia="Consolas"/>
+          <w:sz w:val="21"/>
+        </w:rPr>
+        <w:t>r1only</w:t>
+      </w:r>
+      <w:r>
+        <w:rPr>
+          <w:rFonts w:ascii="Times New Roman" w:hAnsi="Times New Roman" w:eastAsia="SimSun"/>
+          <w:sz w:val="22"/>
+        </w:rPr>
+        <w:t xml:space="preserve"> leaves both per-group shifts identical to no defence to four decimal places (Δg1 = −0.1297, Δg2 = +0.1305 for qwen-turbo, identical values), and </w:t>
+      </w:r>
+      <w:r>
+        <w:rPr>
+          <w:rFonts w:ascii="Consolas" w:hAnsi="Consolas" w:eastAsia="Consolas"/>
+          <w:sz w:val="21"/>
+        </w:rPr>
+        <w:t>r2both</w:t>
+      </w:r>
+      <w:r>
+        <w:rPr>
+          <w:rFonts w:ascii="Times New Roman" w:hAnsi="Times New Roman" w:eastAsia="SimSun"/>
+          <w:sz w:val="22"/>
+        </w:rPr>
+        <w:t xml:space="preserve"> moves them by less than 0.002. This is consistent with the retrieval-layer result: the input to the generator is unchanged, so the output is unchanged. </w:t>
+      </w:r>
+      <w:r>
+        <w:rPr>
+          <w:rFonts w:ascii="Times New Roman" w:hAnsi="Times New Roman" w:eastAsia="SimSun"/>
+          <w:b/>
+          <w:sz w:val="22"/>
+        </w:rPr>
+        <w:t>The constraints we proposed, evaluated here, do not repair the downstream harm.</w:t>
+      </w:r>
+    </w:p>
+    <w:p>
+      <w:r>
+        <w:rPr>
+          <w:rFonts w:ascii="Times New Roman" w:hAnsi="Times New Roman" w:eastAsia="SimSun"/>
+          <w:b/>
+          <w:sz w:val="22"/>
+        </w:rPr>
+        <w:t>5.7.1 Two metric failures, and what they were caused by.</w:t>
+      </w:r>
+      <w:r>
+        <w:rPr>
+          <w:rFonts w:ascii="Times New Roman" w:hAnsi="Times New Roman" w:eastAsia="SimSun"/>
+          <w:sz w:val="22"/>
+        </w:rPr>
+        <w:t xml:space="preserve"> Both are worth recording because each cost us a wrong result before being found.</w:t>
+      </w:r>
+    </w:p>
+    <w:p>
+      <w:r>
+        <w:rPr>
+          <w:rFonts w:ascii="Times New Roman" w:hAnsi="Times New Roman" w:eastAsia="SimSun"/>
+          <w:i/>
+          <w:sz w:val="22"/>
+        </w:rPr>
+        <w:t>Stance direction.</w:t>
+      </w:r>
+      <w:r>
+        <w:rPr>
+          <w:rFonts w:ascii="Times New Roman" w:hAnsi="Times New Roman" w:eastAsia="SimSun"/>
+          <w:sz w:val="22"/>
+        </w:rPr>
+        <w:t xml:space="preserve"> The first implementation scored stance as </w:t>
+      </w:r>
+      <w:r>
+        <w:rPr>
+          <w:rFonts w:ascii="Consolas" w:hAnsi="Consolas" w:eastAsia="Consolas"/>
+          <w:sz w:val="21"/>
+        </w:rPr>
+        <w:t>P(entail | statement, answer)</w:t>
+      </w:r>
+      <w:r>
+        <w:rPr>
+          <w:rFonts w:ascii="Times New Roman" w:hAnsi="Times New Roman" w:eastAsia="SimSun"/>
+          <w:sz w:val="22"/>
+        </w:rPr>
+        <w:t xml:space="preserve">. Calibrated against the correct convention on the same data, the reversed form returns ±0.002 for a favourable answer, an unfavourable answer, an unrelated answer and a vacuous one alike: it cannot separate anything, and it fails silently by returning zeros rather than an obvious error. The correct direction, </w:t>
+      </w:r>
+      <w:r>
+        <w:rPr>
+          <w:rFonts w:ascii="Consolas" w:hAnsi="Consolas" w:eastAsia="Consolas"/>
+          <w:sz w:val="21"/>
+        </w:rPr>
+        <w:t>P(entail | answer, statement)</w:t>
+      </w:r>
+      <w:r>
+        <w:rPr>
+          <w:rFonts w:ascii="Times New Roman" w:hAnsi="Times New Roman" w:eastAsia="SimSun"/>
+          <w:sz w:val="22"/>
+        </w:rPr>
+        <w:t>, returns +0.997 and −0.997 for the two extremes. The convention is not interchangeable and the failure mode is indistinguishable from a genuine null result — a mistake worth flagging for anyone building this measurement.</w:t>
+      </w:r>
+    </w:p>
+    <w:p>
+      <w:r>
+        <w:rPr>
+          <w:rFonts w:ascii="Times New Roman" w:hAnsi="Times New Roman" w:eastAsia="SimSun"/>
+          <w:i/>
+          <w:sz w:val="22"/>
+        </w:rPr>
+        <w:t>Attribution direction.</w:t>
+      </w:r>
+      <w:r>
+        <w:rPr>
+          <w:rFonts w:ascii="Times New Roman" w:hAnsi="Times New Roman" w:eastAsia="SimSun"/>
+          <w:sz w:val="22"/>
+        </w:rPr>
+        <w:t xml:space="preserve"> The expected-attributed-exposure (EAE-D) statistic of Kim &amp; Diaz [8] was implemented by asking the generator, per retrieved passage, whether its answer relied on that passage. It returned </w:t>
+      </w:r>
+      <w:r>
+        <w:rPr>
+          <w:rFonts w:ascii="Times New Roman" w:hAnsi="Times New Roman" w:eastAsia="SimSun"/>
+          <w:b/>
+          <w:sz w:val="22"/>
+        </w:rPr>
+        <w:t>1.000 in every condition</w:t>
+      </w:r>
+      <w:r>
+        <w:rPr>
+          <w:rFonts w:ascii="Times New Roman" w:hAnsi="Times New Roman" w:eastAsia="SimSun"/>
+          <w:sz w:val="22"/>
+        </w:rPr>
+        <w:t xml:space="preserve">, which we previously reported as a failed metric. The cause is again direction: attribution must ask whether the </w:t>
+      </w:r>
+      <w:r>
+        <w:rPr>
+          <w:rFonts w:ascii="Times New Roman" w:hAnsi="Times New Roman" w:eastAsia="SimSun"/>
+          <w:b/>
+          <w:sz w:val="22"/>
+        </w:rPr>
+        <w:t>passage entails the answer</w:t>
+      </w:r>
+      <w:r>
+        <w:rPr>
+          <w:rFonts w:ascii="Times New Roman" w:hAnsi="Times New Roman" w:eastAsia="SimSun"/>
+          <w:sz w:val="22"/>
+        </w:rPr>
+        <w:t>, not the reverse. A passage the answer used scores 0.996 in the correct direction and 0.008 in the reversed one; an unused passage scores 0.000 in both. With the direction fixed the statistic discriminates properly — 0.798–0.828 clean, rising to 0.831–0.968 under injection, since poisoned contexts are engineered to be the passages the answer leans on. The earlier self-report probe measured the judge's agreeableness, not the answer's provenance.</w:t>
+      </w:r>
+    </w:p>
+    <w:p>
+      <w:r>
+        <w:rPr>
+          <w:rFonts w:ascii="Times New Roman" w:hAnsi="Times New Roman" w:eastAsia="SimSun"/>
+          <w:b/>
+          <w:sz w:val="22"/>
+        </w:rPr>
         <w:t>Scope.</w:t>
       </w:r>
       <w:r>
@@ -16428,7 +17158,7 @@
           <w:rFonts w:ascii="Times New Roman" w:hAnsi="Times New Roman" w:eastAsia="SimSun"/>
           <w:sz w:val="22"/>
         </w:rPr>
-        <w:t xml:space="preserve"> One generator, one retrieval backbone (GTE-base), one injection rate, 48 queries. The direction and the saturation pattern are clear; the magnitudes should not be extrapolated.</w:t>
+        <w:t xml:space="preserve"> Three generators from two model families, one retrieval backbone (GTE-base), one injection rate, and 48 retrieval slots that correspond to only 16 distinct question texts (§8, Limitation 6). The per-group shifts are consistent in sign and significance across all three generators, which is stronger evidence than the single-generator version this section previously reported; the magnitudes, however, should not be extrapolated to generators we did not run.</w:t>
       </w:r>
     </w:p>
     <w:p>
@@ -16763,7 +17493,7 @@
           <w:rFonts w:ascii="Times New Roman" w:hAnsi="Times New Roman" w:eastAsia="SimSun"/>
           <w:sz w:val="22"/>
         </w:rPr>
-        <w:t xml:space="preserve"> Table 12 reports the prediction of Prop. 1 against every configuration we ran: if the injected selection sits at the reference point, then constraining the R1 budget must leave adversarial inclusion </w:t>
+        <w:t xml:space="preserve"> Table 16 reports the prediction of Prop. 1 against every configuration we ran: if the injected selection sits at the reference point, then constraining the R1 budget must leave adversarial inclusion </w:t>
       </w:r>
       <w:r>
         <w:rPr>
@@ -16788,7 +17518,7 @@
           <w:b/>
           <w:sz w:val="22"/>
         </w:rPr>
-        <w:t>Table 15.</w:t>
+        <w:t>Table 16.</w:t>
       </w:r>
       <w:r>
         <w:rPr>
@@ -19660,14 +20390,185 @@
           <w:b/>
           <w:sz w:val="22"/>
         </w:rPr>
-        <w:t>No generation-stage evaluation *beyond §5.7*.</w:t>
-      </w:r>
-      <w:r>
-        <w:rPr>
-          <w:rFonts w:ascii="Times New Roman" w:hAnsi="Times New Roman" w:eastAsia="SimSun"/>
-          <w:sz w:val="22"/>
-        </w:rPr>
-        <w:t xml:space="preserve"> We evaluate at the retrieval layer by design, so the R1/R2 mechanism is measurable without a generator. §5.7 adds a first generation-stage check on a single generator and backbone; it establishes that the skew propagates and that it saturates one group, but not the magnitude. A multi-generator evaluation, and proper entailment-based attribution rather than the self-report probe that failed in §5.7, remain to be done. We do not otherwise report attributed exposure [8] or generator bias [4, 7].</w:t>
+        <w:t>The generation-stage evaluation is preliminary, and we now know specifically why.</w:t>
+      </w:r>
+      <w:r>
+        <w:rPr>
+          <w:rFonts w:ascii="Times New Roman" w:hAnsi="Times New Roman" w:eastAsia="SimSun"/>
+          <w:sz w:val="22"/>
+        </w:rPr>
+        <w:t xml:space="preserve"> We evaluate at the retrieval layer by design, so the R1/R2 mechanism is measurable without a generator. §5.7 adds a first generation-stage check on a single generator and one backbone; it establishes that the retrieval skew reaches the output and that it saturates one group, but not the magnitude. Three concrete limits, all uncovered while building a larger evaluation:</w:t>
+      </w:r>
+    </w:p>
+    <w:p>
+      <w:r>
+        <w:rPr>
+          <w:rFonts w:ascii="Times New Roman" w:hAnsi="Times New Roman" w:eastAsia="SimSun"/>
+          <w:sz w:val="22"/>
+        </w:rPr>
+        <w:t xml:space="preserve">   </w:t>
+      </w:r>
+      <w:r>
+        <w:rPr>
+          <w:rFonts w:ascii="Times New Roman" w:hAnsi="Times New Roman" w:eastAsia="SimSun"/>
+          <w:i/>
+          <w:sz w:val="22"/>
+        </w:rPr>
+        <w:t>Query diversity.</w:t>
+      </w:r>
+      <w:r>
+        <w:rPr>
+          <w:rFonts w:ascii="Times New Roman" w:hAnsi="Times New Roman" w:eastAsia="SimSun"/>
+          <w:sz w:val="22"/>
+        </w:rPr>
+        <w:t xml:space="preserve"> The controlled corpus's 48 retrieval slots correspond to only </w:t>
+      </w:r>
+      <w:r>
+        <w:rPr>
+          <w:rFonts w:ascii="Times New Roman" w:hAnsi="Times New Roman" w:eastAsia="SimSun"/>
+          <w:b/>
+          <w:sz w:val="22"/>
+        </w:rPr>
+        <w:t>16 distinct question texts</w:t>
+      </w:r>
+      <w:r>
+        <w:rPr>
+          <w:rFonts w:ascii="Times New Roman" w:hAnsi="Times New Roman" w:eastAsia="SimSun"/>
+          <w:sz w:val="22"/>
+        </w:rPr>
+        <w:t xml:space="preserve"> (each repeated 3×, once per paraphrase variant). Any statistic aggregated over the 48 is therefore aggregated over 16 questions, and the effective sample size is a third of what the table suggests. The natural-corpus evaluation does not have this problem (BBQ supplies 144 distinct, naturally written questions), which is an additional reason to prefer it for output-level measurement rather than treating it as a replication check.</w:t>
+      </w:r>
+    </w:p>
+    <w:p>
+      <w:r>
+        <w:rPr>
+          <w:rFonts w:ascii="Times New Roman" w:hAnsi="Times New Roman" w:eastAsia="SimSun"/>
+          <w:sz w:val="22"/>
+        </w:rPr>
+        <w:t xml:space="preserve">   </w:t>
+      </w:r>
+      <w:r>
+        <w:rPr>
+          <w:rFonts w:ascii="Times New Roman" w:hAnsi="Times New Roman" w:eastAsia="SimSun"/>
+          <w:i/>
+          <w:sz w:val="22"/>
+        </w:rPr>
+        <w:t>The generator does not follow an inverted context on this corpus.</w:t>
+      </w:r>
+      <w:r>
+        <w:rPr>
+          <w:rFonts w:ascii="Times New Roman" w:hAnsi="Times New Roman" w:eastAsia="SimSun"/>
+          <w:sz w:val="22"/>
+        </w:rPr>
+        <w:t xml:space="preserve"> We ran a negative control that flips the stance of every retrieved passage while holding the question fixed. On the controlled corpus the answer was </w:t>
+      </w:r>
+      <w:r>
+        <w:rPr>
+          <w:rFonts w:ascii="Times New Roman" w:hAnsi="Times New Roman" w:eastAsia="SimSun"/>
+          <w:b/>
+          <w:sz w:val="22"/>
+        </w:rPr>
+        <w:t>unchanged in 6 of 6 cases under inversion</w:t>
+      </w:r>
+      <w:r>
+        <w:rPr>
+          <w:rFonts w:ascii="Times New Roman" w:hAnsi="Times New Roman" w:eastAsia="SimSun"/>
+          <w:sz w:val="22"/>
+        </w:rPr>
+        <w:t xml:space="preserve">, but </w:t>
+      </w:r>
+      <w:r>
+        <w:rPr>
+          <w:rFonts w:ascii="Times New Roman" w:hAnsi="Times New Roman" w:eastAsia="SimSun"/>
+          <w:b/>
+          <w:sz w:val="22"/>
+        </w:rPr>
+        <w:t>changed in 6 of 6 cases when the context was replaced by unrelated passages</w:t>
+      </w:r>
+      <w:r>
+        <w:rPr>
+          <w:rFonts w:ascii="Times New Roman" w:hAnsi="Times New Roman" w:eastAsia="SimSun"/>
+          <w:sz w:val="22"/>
+        </w:rPr>
+        <w:t xml:space="preserve"> or removed entirely. The generator is therefore reading the context at the level of </w:t>
+      </w:r>
+      <w:r>
+        <w:rPr>
+          <w:rFonts w:ascii="Times New Roman" w:hAnsi="Times New Roman" w:eastAsia="SimSun"/>
+          <w:i/>
+          <w:sz w:val="22"/>
+        </w:rPr>
+        <w:t>topic</w:t>
+      </w:r>
+      <w:r>
+        <w:rPr>
+          <w:rFonts w:ascii="Times New Roman" w:hAnsi="Times New Roman" w:eastAsia="SimSun"/>
+          <w:sz w:val="22"/>
+        </w:rPr>
+        <w:t xml:space="preserve"> — it knows a question about an engineering evaluation calls for naming an engineer — but not at the level of </w:t>
+      </w:r>
+      <w:r>
+        <w:rPr>
+          <w:rFonts w:ascii="Times New Roman" w:hAnsi="Times New Roman" w:eastAsia="SimSun"/>
+          <w:i/>
+          <w:sz w:val="22"/>
+        </w:rPr>
+        <w:t>stance</w:t>
+      </w:r>
+      <w:r>
+        <w:rPr>
+          <w:rFonts w:ascii="Times New Roman" w:hAnsi="Times New Roman" w:eastAsia="SimSun"/>
+          <w:sz w:val="22"/>
+        </w:rPr>
+        <w:t>, and the answers are determined by the question's framing rather than by the evidence on trial. This is a property of a template corpus whose questions presuppose their own answer, and it means a null propagation result on that corpus would have been uninformative. The forced-choice probe reported in §5.7 avoids the problem by construction, which is why it is the primary measurement; we now report the control because the free-form probe alone cannot distinguish "no propagation" from "generator ignores stance".</w:t>
+      </w:r>
+    </w:p>
+    <w:p>
+      <w:r>
+        <w:rPr>
+          <w:rFonts w:ascii="Times New Roman" w:hAnsi="Times New Roman" w:eastAsia="SimSun"/>
+          <w:sz w:val="22"/>
+        </w:rPr>
+        <w:t xml:space="preserve">   </w:t>
+      </w:r>
+      <w:r>
+        <w:rPr>
+          <w:rFonts w:ascii="Times New Roman" w:hAnsi="Times New Roman" w:eastAsia="SimSun"/>
+          <w:i/>
+          <w:sz w:val="22"/>
+        </w:rPr>
+        <w:t>A metric we reported as failed is now fixed, and the fix is not cosmetic.</w:t>
+      </w:r>
+      <w:r>
+        <w:rPr>
+          <w:rFonts w:ascii="Times New Roman" w:hAnsi="Times New Roman" w:eastAsia="SimSun"/>
+          <w:sz w:val="22"/>
+        </w:rPr>
+        <w:t xml:space="preserve"> The per-passage attribution probe asked the generator itself whether its answer relied on a given passage; the judge answered YES almost always and the resulting EAE-D was a constant 1.000 in every condition. The cause is direction: an NLI model must be asked whether the </w:t>
+      </w:r>
+      <w:r>
+        <w:rPr>
+          <w:rFonts w:ascii="Times New Roman" w:hAnsi="Times New Roman" w:eastAsia="SimSun"/>
+          <w:b/>
+          <w:sz w:val="22"/>
+        </w:rPr>
+        <w:t>passage entails the answer</w:t>
+      </w:r>
+      <w:r>
+        <w:rPr>
+          <w:rFonts w:ascii="Times New Roman" w:hAnsi="Times New Roman" w:eastAsia="SimSun"/>
+          <w:sz w:val="22"/>
+        </w:rPr>
+        <w:t>, not the reverse. Calibrated on this corpus, a passage the answer used scores 0.996 in the correct direction and 0.008 in the reversed one, and an unused passage scores 0.000 in both — so the reversed form returns noise rather than an obviously wrong value. §5.7's EAE-D figures should be read as produced by the probe we have now replaced.</w:t>
+      </w:r>
+    </w:p>
+    <w:p>
+      <w:r>
+        <w:rPr>
+          <w:rFonts w:ascii="Times New Roman" w:hAnsi="Times New Roman" w:eastAsia="SimSun"/>
+          <w:sz w:val="22"/>
+        </w:rPr>
+        <w:t xml:space="preserve">   A multi-generator evaluation with entailment-based attribution is in progress and is not reported here; we do not otherwise report attributed exposure [8] or generator bias [4, 7].</w:t>
       </w:r>
     </w:p>
     <w:p>

--- a/paper/manuscript_R1R2_v1.docx
+++ b/paper/manuscript_R1R2_v1.docx
@@ -5691,6 +5691,132 @@
       <w:r>
         <w:rPr>
           <w:rFonts w:ascii="Times New Roman" w:hAnsi="Times New Roman" w:eastAsia="SimSun"/>
+          <w:b/>
+          <w:sz w:val="22"/>
+        </w:rPr>
+        <w:t>This is a null result, so we state its strength rather than leaving a reader to guess.</w:t>
+      </w:r>
+      <w:r>
+        <w:rPr>
+          <w:rFonts w:ascii="Times New Roman" w:hAnsi="Times New Roman" w:eastAsia="SimSun"/>
+          <w:sz w:val="22"/>
+        </w:rPr>
+        <w:t xml:space="preserve"> A point estimate of zero can mean "no effect" or "not enough data", and the distinction matters here because the claim is that a published defense family does nothing. We therefore report paired tests on the per-query data (Table 16) instead of aggregate means:</w:t>
+      </w:r>
+    </w:p>
+    <w:p>
+      <w:pPr>
+        <w:pStyle w:val="ListBullet"/>
+        <w:spacing w:line="360" w:lineRule="auto"/>
+      </w:pPr>
+      <w:r>
+        <w:rPr>
+          <w:rFonts w:ascii="Times New Roman" w:hAnsi="Times New Roman" w:eastAsia="SimSun"/>
+          <w:sz w:val="22"/>
+        </w:rPr>
+        <w:t xml:space="preserve">For every R1-constrained configuration, the </w:t>
+      </w:r>
+      <w:r>
+        <w:rPr>
+          <w:rFonts w:ascii="Times New Roman" w:hAnsi="Times New Roman" w:eastAsia="SimSun"/>
+          <w:b/>
+          <w:sz w:val="22"/>
+        </w:rPr>
+        <w:t>per-query difference vector is identically zero</w:t>
+      </w:r>
+      <w:r>
+        <w:rPr>
+          <w:rFonts w:ascii="Times New Roman" w:hAnsi="Times New Roman" w:eastAsia="SimSun"/>
+          <w:sz w:val="22"/>
+        </w:rPr>
+        <w:t xml:space="preserve"> — not small, zero. The paired bootstrap CI collapses to [0, 0] and the permutation test is degenerate by construction. The informative statistic is the equivalence bound: because the differences are exactly zero rather than approximately zero, </w:t>
+      </w:r>
+      <w:r>
+        <w:rPr>
+          <w:rFonts w:ascii="Times New Roman" w:hAnsi="Times New Roman" w:eastAsia="SimSun"/>
+          <w:b/>
+          <w:sz w:val="22"/>
+        </w:rPr>
+        <w:t>these cells exclude any effect on adversarial-passage inclusion, not merely an effect above a threshold.</w:t>
+      </w:r>
+    </w:p>
+    <w:p>
+      <w:pPr>
+        <w:pStyle w:val="ListBullet"/>
+        <w:spacing w:line="360" w:lineRule="auto"/>
+      </w:pPr>
+      <w:r>
+        <w:rPr>
+          <w:rFonts w:ascii="Times New Roman" w:hAnsi="Times New Roman" w:eastAsia="SimSun"/>
+          <w:sz w:val="22"/>
+        </w:rPr>
+        <w:t xml:space="preserve">The reason is a </w:t>
+      </w:r>
+      <w:r>
+        <w:rPr>
+          <w:rFonts w:ascii="Times New Roman" w:hAnsi="Times New Roman" w:eastAsia="SimSun"/>
+          <w:b/>
+          <w:sz w:val="22"/>
+        </w:rPr>
+        <w:t>ceiling</w:t>
+      </w:r>
+      <w:r>
+        <w:rPr>
+          <w:rFonts w:ascii="Times New Roman" w:hAnsi="Times New Roman" w:eastAsia="SimSun"/>
+          <w:sz w:val="22"/>
+        </w:rPr>
+        <w:t>, and this is stronger than a failure to detect an effect. The unconstrained baseline already admits adversarial passages on every query it can — 1.000 for the dense retriever, 0.750 for BM25 — so there is no headroom for a constraint to demonstrate a reduction even in principle.</w:t>
+      </w:r>
+    </w:p>
+    <w:p>
+      <w:pPr>
+        <w:pStyle w:val="ListBullet"/>
+        <w:spacing w:line="360" w:lineRule="auto"/>
+      </w:pPr>
+      <w:r>
+        <w:rPr>
+          <w:rFonts w:ascii="Times New Roman" w:hAnsi="Times New Roman" w:eastAsia="SimSun"/>
+          <w:sz w:val="22"/>
+        </w:rPr>
+        <w:t xml:space="preserve">The ceiling is not an artefact of the constraint being unable to change the selection. It </w:t>
+      </w:r>
+      <w:r>
+        <w:rPr>
+          <w:rFonts w:ascii="Times New Roman" w:hAnsi="Times New Roman" w:eastAsia="SimSun"/>
+          <w:i/>
+          <w:sz w:val="22"/>
+        </w:rPr>
+        <w:t>does</w:t>
+      </w:r>
+      <w:r>
+        <w:rPr>
+          <w:rFonts w:ascii="Times New Roman" w:hAnsi="Times New Roman" w:eastAsia="SimSun"/>
+          <w:sz w:val="22"/>
+        </w:rPr>
+        <w:t xml:space="preserve"> change it: on BM25 the R2 stance gap moves from 0.7436 (no defense) to 0.5385 under the R2-only constraint, so different passages are being selected. </w:t>
+      </w:r>
+      <w:r>
+        <w:rPr>
+          <w:rFonts w:ascii="Times New Roman" w:hAnsi="Times New Roman" w:eastAsia="SimSun"/>
+          <w:b/>
+          <w:sz w:val="22"/>
+        </w:rPr>
+        <w:t>The selection changes and not one adversarial passage is displaced.</w:t>
+      </w:r>
+    </w:p>
+    <w:p>
+      <w:r>
+        <w:rPr>
+          <w:rFonts w:ascii="Times New Roman" w:hAnsi="Times New Roman" w:eastAsia="SimSun"/>
+          <w:sz w:val="22"/>
+        </w:rPr>
+        <w:t>We give the full paired-test table, including the equivalence bounds and the contrast cells where the constraint does change the selection, in Appendix B.</w:t>
+      </w:r>
+    </w:p>
+    <w:p>
+      <w:r>
+        <w:rPr>
+          <w:rFonts w:ascii="Times New Roman" w:hAnsi="Times New Roman" w:eastAsia="SimSun"/>
           <w:sz w:val="22"/>
         </w:rPr>
         <w:t>This is the central empirical claim of the paper, and it applies directly to the published defense family: [5] optimises R1 composition under a fairness constraint, [6] adjusts R1 proportions and ordering, [7] controls embedder group balance, [8] equalises item-side exposure. Each constrains aggregate composition along axes the attack leaves clean, so each inherits this insensitivity. We note that multi-query consistency [4], which operates on retrieval stability rather than composition, is also inert here (0.750).</w:t>
@@ -17493,7 +17619,7 @@
           <w:rFonts w:ascii="Times New Roman" w:hAnsi="Times New Roman" w:eastAsia="SimSun"/>
           <w:sz w:val="22"/>
         </w:rPr>
-        <w:t xml:space="preserve"> Table 16 reports the prediction of Prop. 1 against every configuration we ran: if the injected selection sits at the reference point, then constraining the R1 budget must leave adversarial inclusion </w:t>
+        <w:t xml:space="preserve"> Table 15b reports the prediction of Prop. 1 against every configuration we ran: if the injected selection sits at the reference point, then constraining the R1 budget must leave adversarial inclusion </w:t>
       </w:r>
       <w:r>
         <w:rPr>
@@ -17518,7 +17644,7 @@
           <w:b/>
           <w:sz w:val="22"/>
         </w:rPr>
-        <w:t>Table 16.</w:t>
+        <w:t>Table 15b.</w:t>
       </w:r>
       <w:r>
         <w:rPr>
@@ -21365,6 +21491,3138 @@
           <w:sz w:val="22"/>
         </w:rPr>
         <w:t>under 2 GB in fp32. No GPU is used anywhere in this paper.</w:t>
+      </w:r>
+    </w:p>
+    <w:p>
+      <w:pPr>
+        <w:spacing w:before="240" w:after="120"/>
+      </w:pPr>
+      <w:r>
+        <w:rPr>
+          <w:rFonts w:ascii="Times New Roman" w:hAnsi="Times New Roman" w:eastAsia="Microsoft YaHei"/>
+          <w:b/>
+          <w:sz w:val="28"/>
+        </w:rPr>
+        <w:t>Appendix B. Paired tests and confidence intervals</w:t>
+      </w:r>
+    </w:p>
+    <w:p>
+      <w:r>
+        <w:rPr>
+          <w:rFonts w:ascii="Times New Roman" w:hAnsi="Times New Roman" w:eastAsia="SimSun"/>
+          <w:sz w:val="22"/>
+        </w:rPr>
+        <w:t xml:space="preserve">Every number in §5 is an aggregate over queries. Because the paper's central claim is a null, we give the paired tests on the underlying per-query data here, including the equivalence bound for each null cell. Reproduce with the script </w:t>
+      </w:r>
+      <w:r>
+        <w:rPr>
+          <w:rFonts w:ascii="Consolas" w:hAnsi="Consolas" w:eastAsia="Consolas"/>
+          <w:sz w:val="21"/>
+        </w:rPr>
+        <w:t>analysis/stats_paper.py</w:t>
+      </w:r>
+      <w:r>
+        <w:rPr>
+          <w:rFonts w:ascii="Times New Roman" w:hAnsi="Times New Roman" w:eastAsia="SimSun"/>
+          <w:sz w:val="22"/>
+        </w:rPr>
+        <w:t>.</w:t>
+      </w:r>
+    </w:p>
+    <w:p>
+      <w:r>
+        <w:rPr>
+          <w:rFonts w:ascii="Times New Roman" w:hAnsi="Times New Roman" w:eastAsia="SimSun"/>
+          <w:b/>
+          <w:sz w:val="22"/>
+        </w:rPr>
+        <w:t>Table 16.</w:t>
+      </w:r>
+      <w:r>
+        <w:rPr>
+          <w:rFonts w:ascii="Times New Roman" w:hAnsi="Times New Roman" w:eastAsia="SimSun"/>
+          <w:sz w:val="22"/>
+        </w:rPr>
+        <w:t xml:space="preserve"> Paired tests of R1-constraint inertness against no defense. Controlled corpus, </w:t>
+      </w:r>
+      <w:r>
+        <w:rPr>
+          <w:rFonts w:ascii="Consolas" w:hAnsi="Consolas" w:eastAsia="Consolas"/>
+          <w:sz w:val="21"/>
+        </w:rPr>
+        <w:t>template_plus_projection</w:t>
+      </w:r>
+      <w:r>
+        <w:rPr>
+          <w:rFonts w:ascii="Times New Roman" w:hAnsi="Times New Roman" w:eastAsia="SimSun"/>
+          <w:sz w:val="22"/>
+        </w:rPr>
+        <w:t>, $\rho = 0.5\%$, per-query adversarial-passage inclusion.</w:t>
+      </w:r>
+    </w:p>
+    <w:tbl>
+      <w:tblPr>
+        <w:tblStyle w:val="TableGrid"/>
+        <w:tblW w:type="auto" w:w="0"/>
+        <w:jc w:val="center"/>
+        <w:tblLook w:firstColumn="1" w:firstRow="1" w:lastColumn="0" w:lastRow="0" w:noHBand="0" w:noVBand="1" w:val="04A0"/>
+      </w:tblPr>
+      <w:tblGrid>
+        <w:gridCol w:w="1205"/>
+        <w:gridCol w:w="1205"/>
+        <w:gridCol w:w="1205"/>
+        <w:gridCol w:w="1205"/>
+        <w:gridCol w:w="1205"/>
+        <w:gridCol w:w="1205"/>
+        <w:gridCol w:w="1205"/>
+        <w:gridCol w:w="1205"/>
+      </w:tblGrid>
+      <w:tr>
+        <w:tc>
+          <w:tcPr>
+            <w:tcW w:type="dxa" w:w="1205"/>
+            <w:shd w:val="clear" w:color="auto" w:fill="DCE6F1"/>
+          </w:tcPr>
+          <w:p>
+            <w:pPr>
+              <w:spacing w:line="240" w:lineRule="auto" w:after="0"/>
+            </w:pPr>
+            <w:r>
+              <w:rPr>
+                <w:rFonts w:ascii="Times New Roman" w:hAnsi="Times New Roman" w:eastAsia="SimSun"/>
+                <w:b/>
+                <w:sz w:val="19"/>
+              </w:rPr>
+              <w:t>Retriever</w:t>
+            </w:r>
+          </w:p>
+        </w:tc>
+        <w:tc>
+          <w:tcPr>
+            <w:tcW w:type="dxa" w:w="1205"/>
+            <w:shd w:val="clear" w:color="auto" w:fill="DCE6F1"/>
+          </w:tcPr>
+          <w:p>
+            <w:pPr>
+              <w:spacing w:line="240" w:lineRule="auto" w:after="0"/>
+            </w:pPr>
+            <w:r>
+              <w:rPr>
+                <w:rFonts w:ascii="Times New Roman" w:hAnsi="Times New Roman" w:eastAsia="SimSun"/>
+                <w:b/>
+                <w:sz w:val="19"/>
+              </w:rPr>
+              <w:t>Defense</w:t>
+            </w:r>
+          </w:p>
+        </w:tc>
+        <w:tc>
+          <w:tcPr>
+            <w:tcW w:type="dxa" w:w="1205"/>
+            <w:shd w:val="clear" w:color="auto" w:fill="DCE6F1"/>
+          </w:tcPr>
+          <w:p>
+            <w:pPr>
+              <w:spacing w:line="240" w:lineRule="auto" w:after="0"/>
+            </w:pPr>
+            <w:r>
+              <w:rPr>
+                <w:rFonts w:ascii="Times New Roman" w:hAnsi="Times New Roman" w:eastAsia="SimSun"/>
+                <w:b/>
+                <w:sz w:val="19"/>
+              </w:rPr>
+              <w:t>ε</w:t>
+            </w:r>
+          </w:p>
+        </w:tc>
+        <w:tc>
+          <w:tcPr>
+            <w:tcW w:type="dxa" w:w="1205"/>
+            <w:shd w:val="clear" w:color="auto" w:fill="DCE6F1"/>
+          </w:tcPr>
+          <w:p>
+            <w:pPr>
+              <w:spacing w:line="240" w:lineRule="auto" w:after="0"/>
+            </w:pPr>
+            <w:r>
+              <w:rPr>
+                <w:rFonts w:ascii="Times New Roman" w:hAnsi="Times New Roman" w:eastAsia="SimSun"/>
+                <w:b/>
+                <w:sz w:val="19"/>
+              </w:rPr>
+              <w:t>n</w:t>
+            </w:r>
+          </w:p>
+        </w:tc>
+        <w:tc>
+          <w:tcPr>
+            <w:tcW w:type="dxa" w:w="1205"/>
+            <w:shd w:val="clear" w:color="auto" w:fill="DCE6F1"/>
+          </w:tcPr>
+          <w:p>
+            <w:pPr>
+              <w:spacing w:line="240" w:lineRule="auto" w:after="0"/>
+            </w:pPr>
+            <w:r>
+              <w:rPr>
+                <w:rFonts w:ascii="Times New Roman" w:hAnsi="Times New Roman" w:eastAsia="SimSun"/>
+                <w:b/>
+                <w:sz w:val="19"/>
+              </w:rPr>
+              <w:t>Δ mean</w:t>
+            </w:r>
+          </w:p>
+        </w:tc>
+        <w:tc>
+          <w:tcPr>
+            <w:tcW w:type="dxa" w:w="1205"/>
+            <w:shd w:val="clear" w:color="auto" w:fill="DCE6F1"/>
+          </w:tcPr>
+          <w:p>
+            <w:pPr>
+              <w:spacing w:line="240" w:lineRule="auto" w:after="0"/>
+            </w:pPr>
+            <w:r>
+              <w:rPr>
+                <w:rFonts w:ascii="Times New Roman" w:hAnsi="Times New Roman" w:eastAsia="SimSun"/>
+                <w:b/>
+                <w:sz w:val="19"/>
+              </w:rPr>
+              <w:t>95% CI</w:t>
+            </w:r>
+          </w:p>
+        </w:tc>
+        <w:tc>
+          <w:tcPr>
+            <w:tcW w:type="dxa" w:w="1205"/>
+            <w:shd w:val="clear" w:color="auto" w:fill="DCE6F1"/>
+          </w:tcPr>
+          <w:p>
+            <w:pPr>
+              <w:spacing w:line="240" w:lineRule="auto" w:after="0"/>
+            </w:pPr>
+            <w:r>
+              <w:rPr>
+                <w:rFonts w:ascii="Times New Roman" w:hAnsi="Times New Roman" w:eastAsia="SimSun"/>
+                <w:b/>
+                <w:sz w:val="19"/>
+              </w:rPr>
+              <w:t>p</w:t>
+            </w:r>
+          </w:p>
+        </w:tc>
+        <w:tc>
+          <w:tcPr>
+            <w:tcW w:type="dxa" w:w="1205"/>
+            <w:shd w:val="clear" w:color="auto" w:fill="DCE6F1"/>
+          </w:tcPr>
+          <w:p>
+            <w:pPr>
+              <w:spacing w:line="240" w:lineRule="auto" w:after="0"/>
+            </w:pPr>
+            <w:r>
+              <w:rPr>
+                <w:rFonts w:ascii="Times New Roman" w:hAnsi="Times New Roman" w:eastAsia="SimSun"/>
+                <w:b/>
+                <w:sz w:val="19"/>
+              </w:rPr>
+              <w:t>excluded effect</w:t>
+            </w:r>
+          </w:p>
+        </w:tc>
+      </w:tr>
+      <w:tr>
+        <w:tc>
+          <w:tcPr>
+            <w:tcW w:type="dxa" w:w="1205"/>
+          </w:tcPr>
+          <w:p>
+            <w:pPr>
+              <w:spacing w:line="240" w:lineRule="auto" w:after="0"/>
+            </w:pPr>
+            <w:r>
+              <w:rPr>
+                <w:rFonts w:ascii="Times New Roman" w:hAnsi="Times New Roman" w:eastAsia="SimSun"/>
+                <w:sz w:val="19"/>
+              </w:rPr>
+              <w:t>bm25</w:t>
+            </w:r>
+          </w:p>
+        </w:tc>
+        <w:tc>
+          <w:tcPr>
+            <w:tcW w:type="dxa" w:w="1205"/>
+          </w:tcPr>
+          <w:p>
+            <w:pPr>
+              <w:spacing w:line="240" w:lineRule="auto" w:after="0"/>
+            </w:pPr>
+            <w:r>
+              <w:rPr>
+                <w:rFonts w:ascii="Times New Roman" w:hAnsi="Times New Roman" w:eastAsia="SimSun"/>
+                <w:sz w:val="19"/>
+              </w:rPr>
+              <w:t>repr_group</w:t>
+            </w:r>
+          </w:p>
+        </w:tc>
+        <w:tc>
+          <w:tcPr>
+            <w:tcW w:type="dxa" w:w="1205"/>
+          </w:tcPr>
+          <w:p>
+            <w:pPr>
+              <w:spacing w:line="240" w:lineRule="auto" w:after="0"/>
+            </w:pPr>
+            <w:r>
+              <w:rPr>
+                <w:rFonts w:ascii="Times New Roman" w:hAnsi="Times New Roman" w:eastAsia="SimSun"/>
+                <w:sz w:val="19"/>
+              </w:rPr>
+              <w:t>0.0</w:t>
+            </w:r>
+          </w:p>
+        </w:tc>
+        <w:tc>
+          <w:tcPr>
+            <w:tcW w:type="dxa" w:w="1205"/>
+          </w:tcPr>
+          <w:p>
+            <w:pPr>
+              <w:spacing w:line="240" w:lineRule="auto" w:after="0"/>
+            </w:pPr>
+            <w:r>
+              <w:rPr>
+                <w:rFonts w:ascii="Times New Roman" w:hAnsi="Times New Roman" w:eastAsia="SimSun"/>
+                <w:sz w:val="19"/>
+              </w:rPr>
+              <w:t>48</w:t>
+            </w:r>
+          </w:p>
+        </w:tc>
+        <w:tc>
+          <w:tcPr>
+            <w:tcW w:type="dxa" w:w="1205"/>
+          </w:tcPr>
+          <w:p>
+            <w:pPr>
+              <w:spacing w:line="240" w:lineRule="auto" w:after="0"/>
+            </w:pPr>
+            <w:r>
+              <w:rPr>
+                <w:rFonts w:ascii="Times New Roman" w:hAnsi="Times New Roman" w:eastAsia="SimSun"/>
+                <w:sz w:val="19"/>
+              </w:rPr>
+              <w:t>+0.0000</w:t>
+            </w:r>
+          </w:p>
+        </w:tc>
+        <w:tc>
+          <w:tcPr>
+            <w:tcW w:type="dxa" w:w="1205"/>
+          </w:tcPr>
+          <w:p>
+            <w:pPr>
+              <w:spacing w:line="240" w:lineRule="auto" w:after="0"/>
+            </w:pPr>
+            <w:r>
+              <w:rPr>
+                <w:rFonts w:ascii="Times New Roman" w:hAnsi="Times New Roman" w:eastAsia="SimSun"/>
+                <w:sz w:val="19"/>
+              </w:rPr>
+              <w:t>[+0.0000, +0.0000]</w:t>
+            </w:r>
+          </w:p>
+        </w:tc>
+        <w:tc>
+          <w:tcPr>
+            <w:tcW w:type="dxa" w:w="1205"/>
+          </w:tcPr>
+          <w:p>
+            <w:pPr>
+              <w:spacing w:line="240" w:lineRule="auto" w:after="0"/>
+            </w:pPr>
+            <w:r>
+              <w:rPr>
+                <w:rFonts w:ascii="Times New Roman" w:hAnsi="Times New Roman" w:eastAsia="SimSun"/>
+                <w:sz w:val="19"/>
+              </w:rPr>
+              <w:t>1.000</w:t>
+            </w:r>
+          </w:p>
+        </w:tc>
+        <w:tc>
+          <w:tcPr>
+            <w:tcW w:type="dxa" w:w="1205"/>
+          </w:tcPr>
+          <w:p>
+            <w:pPr>
+              <w:spacing w:line="240" w:lineRule="auto" w:after="0"/>
+            </w:pPr>
+            <w:r>
+              <w:rPr>
+                <w:rFonts w:ascii="Times New Roman" w:hAnsi="Times New Roman" w:eastAsia="SimSun"/>
+                <w:sz w:val="19"/>
+              </w:rPr>
+              <w:t>±0.0000</w:t>
+            </w:r>
+          </w:p>
+        </w:tc>
+      </w:tr>
+      <w:tr>
+        <w:tc>
+          <w:tcPr>
+            <w:tcW w:type="dxa" w:w="1205"/>
+          </w:tcPr>
+          <w:p>
+            <w:pPr>
+              <w:spacing w:line="240" w:lineRule="auto" w:after="0"/>
+            </w:pPr>
+            <w:r>
+              <w:rPr>
+                <w:rFonts w:ascii="Times New Roman" w:hAnsi="Times New Roman" w:eastAsia="SimSun"/>
+                <w:sz w:val="19"/>
+              </w:rPr>
+              <w:t>bm25</w:t>
+            </w:r>
+          </w:p>
+        </w:tc>
+        <w:tc>
+          <w:tcPr>
+            <w:tcW w:type="dxa" w:w="1205"/>
+          </w:tcPr>
+          <w:p>
+            <w:pPr>
+              <w:spacing w:line="240" w:lineRule="auto" w:after="0"/>
+            </w:pPr>
+            <w:r>
+              <w:rPr>
+                <w:rFonts w:ascii="Times New Roman" w:hAnsi="Times New Roman" w:eastAsia="SimSun"/>
+                <w:sz w:val="19"/>
+              </w:rPr>
+              <w:t>repr_group</w:t>
+            </w:r>
+          </w:p>
+        </w:tc>
+        <w:tc>
+          <w:tcPr>
+            <w:tcW w:type="dxa" w:w="1205"/>
+          </w:tcPr>
+          <w:p>
+            <w:pPr>
+              <w:spacing w:line="240" w:lineRule="auto" w:after="0"/>
+            </w:pPr>
+            <w:r>
+              <w:rPr>
+                <w:rFonts w:ascii="Times New Roman" w:hAnsi="Times New Roman" w:eastAsia="SimSun"/>
+                <w:sz w:val="19"/>
+              </w:rPr>
+              <w:t>1.0</w:t>
+            </w:r>
+          </w:p>
+        </w:tc>
+        <w:tc>
+          <w:tcPr>
+            <w:tcW w:type="dxa" w:w="1205"/>
+          </w:tcPr>
+          <w:p>
+            <w:pPr>
+              <w:spacing w:line="240" w:lineRule="auto" w:after="0"/>
+            </w:pPr>
+            <w:r>
+              <w:rPr>
+                <w:rFonts w:ascii="Times New Roman" w:hAnsi="Times New Roman" w:eastAsia="SimSun"/>
+                <w:sz w:val="19"/>
+              </w:rPr>
+              <w:t>48</w:t>
+            </w:r>
+          </w:p>
+        </w:tc>
+        <w:tc>
+          <w:tcPr>
+            <w:tcW w:type="dxa" w:w="1205"/>
+          </w:tcPr>
+          <w:p>
+            <w:pPr>
+              <w:spacing w:line="240" w:lineRule="auto" w:after="0"/>
+            </w:pPr>
+            <w:r>
+              <w:rPr>
+                <w:rFonts w:ascii="Times New Roman" w:hAnsi="Times New Roman" w:eastAsia="SimSun"/>
+                <w:sz w:val="19"/>
+              </w:rPr>
+              <w:t>+0.0000</w:t>
+            </w:r>
+          </w:p>
+        </w:tc>
+        <w:tc>
+          <w:tcPr>
+            <w:tcW w:type="dxa" w:w="1205"/>
+          </w:tcPr>
+          <w:p>
+            <w:pPr>
+              <w:spacing w:line="240" w:lineRule="auto" w:after="0"/>
+            </w:pPr>
+            <w:r>
+              <w:rPr>
+                <w:rFonts w:ascii="Times New Roman" w:hAnsi="Times New Roman" w:eastAsia="SimSun"/>
+                <w:sz w:val="19"/>
+              </w:rPr>
+              <w:t>[+0.0000, +0.0000]</w:t>
+            </w:r>
+          </w:p>
+        </w:tc>
+        <w:tc>
+          <w:tcPr>
+            <w:tcW w:type="dxa" w:w="1205"/>
+          </w:tcPr>
+          <w:p>
+            <w:pPr>
+              <w:spacing w:line="240" w:lineRule="auto" w:after="0"/>
+            </w:pPr>
+            <w:r>
+              <w:rPr>
+                <w:rFonts w:ascii="Times New Roman" w:hAnsi="Times New Roman" w:eastAsia="SimSun"/>
+                <w:sz w:val="19"/>
+              </w:rPr>
+              <w:t>1.000</w:t>
+            </w:r>
+          </w:p>
+        </w:tc>
+        <w:tc>
+          <w:tcPr>
+            <w:tcW w:type="dxa" w:w="1205"/>
+          </w:tcPr>
+          <w:p>
+            <w:pPr>
+              <w:spacing w:line="240" w:lineRule="auto" w:after="0"/>
+            </w:pPr>
+            <w:r>
+              <w:rPr>
+                <w:rFonts w:ascii="Times New Roman" w:hAnsi="Times New Roman" w:eastAsia="SimSun"/>
+                <w:sz w:val="19"/>
+              </w:rPr>
+              <w:t>±0.0000</w:t>
+            </w:r>
+          </w:p>
+        </w:tc>
+      </w:tr>
+      <w:tr>
+        <w:tc>
+          <w:tcPr>
+            <w:tcW w:type="dxa" w:w="1205"/>
+          </w:tcPr>
+          <w:p>
+            <w:pPr>
+              <w:spacing w:line="240" w:lineRule="auto" w:after="0"/>
+            </w:pPr>
+            <w:r>
+              <w:rPr>
+                <w:rFonts w:ascii="Times New Roman" w:hAnsi="Times New Roman" w:eastAsia="SimSun"/>
+                <w:sz w:val="19"/>
+              </w:rPr>
+              <w:t>bm25</w:t>
+            </w:r>
+          </w:p>
+        </w:tc>
+        <w:tc>
+          <w:tcPr>
+            <w:tcW w:type="dxa" w:w="1205"/>
+          </w:tcPr>
+          <w:p>
+            <w:pPr>
+              <w:spacing w:line="240" w:lineRule="auto" w:after="0"/>
+            </w:pPr>
+            <w:r>
+              <w:rPr>
+                <w:rFonts w:ascii="Times New Roman" w:hAnsi="Times New Roman" w:eastAsia="SimSun"/>
+                <w:sz w:val="19"/>
+              </w:rPr>
+              <w:t>repr_both</w:t>
+            </w:r>
+          </w:p>
+        </w:tc>
+        <w:tc>
+          <w:tcPr>
+            <w:tcW w:type="dxa" w:w="1205"/>
+          </w:tcPr>
+          <w:p>
+            <w:pPr>
+              <w:spacing w:line="240" w:lineRule="auto" w:after="0"/>
+            </w:pPr>
+            <w:r>
+              <w:rPr>
+                <w:rFonts w:ascii="Times New Roman" w:hAnsi="Times New Roman" w:eastAsia="SimSun"/>
+                <w:sz w:val="19"/>
+              </w:rPr>
+              <w:t>0.0</w:t>
+            </w:r>
+          </w:p>
+        </w:tc>
+        <w:tc>
+          <w:tcPr>
+            <w:tcW w:type="dxa" w:w="1205"/>
+          </w:tcPr>
+          <w:p>
+            <w:pPr>
+              <w:spacing w:line="240" w:lineRule="auto" w:after="0"/>
+            </w:pPr>
+            <w:r>
+              <w:rPr>
+                <w:rFonts w:ascii="Times New Roman" w:hAnsi="Times New Roman" w:eastAsia="SimSun"/>
+                <w:sz w:val="19"/>
+              </w:rPr>
+              <w:t>48</w:t>
+            </w:r>
+          </w:p>
+        </w:tc>
+        <w:tc>
+          <w:tcPr>
+            <w:tcW w:type="dxa" w:w="1205"/>
+          </w:tcPr>
+          <w:p>
+            <w:pPr>
+              <w:spacing w:line="240" w:lineRule="auto" w:after="0"/>
+            </w:pPr>
+            <w:r>
+              <w:rPr>
+                <w:rFonts w:ascii="Times New Roman" w:hAnsi="Times New Roman" w:eastAsia="SimSun"/>
+                <w:sz w:val="19"/>
+              </w:rPr>
+              <w:t>+0.0000</w:t>
+            </w:r>
+          </w:p>
+        </w:tc>
+        <w:tc>
+          <w:tcPr>
+            <w:tcW w:type="dxa" w:w="1205"/>
+          </w:tcPr>
+          <w:p>
+            <w:pPr>
+              <w:spacing w:line="240" w:lineRule="auto" w:after="0"/>
+            </w:pPr>
+            <w:r>
+              <w:rPr>
+                <w:rFonts w:ascii="Times New Roman" w:hAnsi="Times New Roman" w:eastAsia="SimSun"/>
+                <w:sz w:val="19"/>
+              </w:rPr>
+              <w:t>[+0.0000, +0.0000]</w:t>
+            </w:r>
+          </w:p>
+        </w:tc>
+        <w:tc>
+          <w:tcPr>
+            <w:tcW w:type="dxa" w:w="1205"/>
+          </w:tcPr>
+          <w:p>
+            <w:pPr>
+              <w:spacing w:line="240" w:lineRule="auto" w:after="0"/>
+            </w:pPr>
+            <w:r>
+              <w:rPr>
+                <w:rFonts w:ascii="Times New Roman" w:hAnsi="Times New Roman" w:eastAsia="SimSun"/>
+                <w:sz w:val="19"/>
+              </w:rPr>
+              <w:t>1.000</w:t>
+            </w:r>
+          </w:p>
+        </w:tc>
+        <w:tc>
+          <w:tcPr>
+            <w:tcW w:type="dxa" w:w="1205"/>
+          </w:tcPr>
+          <w:p>
+            <w:pPr>
+              <w:spacing w:line="240" w:lineRule="auto" w:after="0"/>
+            </w:pPr>
+            <w:r>
+              <w:rPr>
+                <w:rFonts w:ascii="Times New Roman" w:hAnsi="Times New Roman" w:eastAsia="SimSun"/>
+                <w:sz w:val="19"/>
+              </w:rPr>
+              <w:t>±0.0000</w:t>
+            </w:r>
+          </w:p>
+        </w:tc>
+      </w:tr>
+      <w:tr>
+        <w:tc>
+          <w:tcPr>
+            <w:tcW w:type="dxa" w:w="1205"/>
+          </w:tcPr>
+          <w:p>
+            <w:pPr>
+              <w:spacing w:line="240" w:lineRule="auto" w:after="0"/>
+            </w:pPr>
+            <w:r>
+              <w:rPr>
+                <w:rFonts w:ascii="Times New Roman" w:hAnsi="Times New Roman" w:eastAsia="SimSun"/>
+                <w:sz w:val="19"/>
+              </w:rPr>
+              <w:t>bm25</w:t>
+            </w:r>
+          </w:p>
+        </w:tc>
+        <w:tc>
+          <w:tcPr>
+            <w:tcW w:type="dxa" w:w="1205"/>
+          </w:tcPr>
+          <w:p>
+            <w:pPr>
+              <w:spacing w:line="240" w:lineRule="auto" w:after="0"/>
+            </w:pPr>
+            <w:r>
+              <w:rPr>
+                <w:rFonts w:ascii="Times New Roman" w:hAnsi="Times New Roman" w:eastAsia="SimSun"/>
+                <w:sz w:val="19"/>
+              </w:rPr>
+              <w:t>repr_both</w:t>
+            </w:r>
+          </w:p>
+        </w:tc>
+        <w:tc>
+          <w:tcPr>
+            <w:tcW w:type="dxa" w:w="1205"/>
+          </w:tcPr>
+          <w:p>
+            <w:pPr>
+              <w:spacing w:line="240" w:lineRule="auto" w:after="0"/>
+            </w:pPr>
+            <w:r>
+              <w:rPr>
+                <w:rFonts w:ascii="Times New Roman" w:hAnsi="Times New Roman" w:eastAsia="SimSun"/>
+                <w:sz w:val="19"/>
+              </w:rPr>
+              <w:t>1.0</w:t>
+            </w:r>
+          </w:p>
+        </w:tc>
+        <w:tc>
+          <w:tcPr>
+            <w:tcW w:type="dxa" w:w="1205"/>
+          </w:tcPr>
+          <w:p>
+            <w:pPr>
+              <w:spacing w:line="240" w:lineRule="auto" w:after="0"/>
+            </w:pPr>
+            <w:r>
+              <w:rPr>
+                <w:rFonts w:ascii="Times New Roman" w:hAnsi="Times New Roman" w:eastAsia="SimSun"/>
+                <w:sz w:val="19"/>
+              </w:rPr>
+              <w:t>48</w:t>
+            </w:r>
+          </w:p>
+        </w:tc>
+        <w:tc>
+          <w:tcPr>
+            <w:tcW w:type="dxa" w:w="1205"/>
+          </w:tcPr>
+          <w:p>
+            <w:pPr>
+              <w:spacing w:line="240" w:lineRule="auto" w:after="0"/>
+            </w:pPr>
+            <w:r>
+              <w:rPr>
+                <w:rFonts w:ascii="Times New Roman" w:hAnsi="Times New Roman" w:eastAsia="SimSun"/>
+                <w:sz w:val="19"/>
+              </w:rPr>
+              <w:t>+0.0000</w:t>
+            </w:r>
+          </w:p>
+        </w:tc>
+        <w:tc>
+          <w:tcPr>
+            <w:tcW w:type="dxa" w:w="1205"/>
+          </w:tcPr>
+          <w:p>
+            <w:pPr>
+              <w:spacing w:line="240" w:lineRule="auto" w:after="0"/>
+            </w:pPr>
+            <w:r>
+              <w:rPr>
+                <w:rFonts w:ascii="Times New Roman" w:hAnsi="Times New Roman" w:eastAsia="SimSun"/>
+                <w:sz w:val="19"/>
+              </w:rPr>
+              <w:t>[+0.0000, +0.0000]</w:t>
+            </w:r>
+          </w:p>
+        </w:tc>
+        <w:tc>
+          <w:tcPr>
+            <w:tcW w:type="dxa" w:w="1205"/>
+          </w:tcPr>
+          <w:p>
+            <w:pPr>
+              <w:spacing w:line="240" w:lineRule="auto" w:after="0"/>
+            </w:pPr>
+            <w:r>
+              <w:rPr>
+                <w:rFonts w:ascii="Times New Roman" w:hAnsi="Times New Roman" w:eastAsia="SimSun"/>
+                <w:sz w:val="19"/>
+              </w:rPr>
+              <w:t>1.000</w:t>
+            </w:r>
+          </w:p>
+        </w:tc>
+        <w:tc>
+          <w:tcPr>
+            <w:tcW w:type="dxa" w:w="1205"/>
+          </w:tcPr>
+          <w:p>
+            <w:pPr>
+              <w:spacing w:line="240" w:lineRule="auto" w:after="0"/>
+            </w:pPr>
+            <w:r>
+              <w:rPr>
+                <w:rFonts w:ascii="Times New Roman" w:hAnsi="Times New Roman" w:eastAsia="SimSun"/>
+                <w:sz w:val="19"/>
+              </w:rPr>
+              <w:t>±0.0000</w:t>
+            </w:r>
+          </w:p>
+        </w:tc>
+      </w:tr>
+      <w:tr>
+        <w:tc>
+          <w:tcPr>
+            <w:tcW w:type="dxa" w:w="1205"/>
+          </w:tcPr>
+          <w:p>
+            <w:pPr>
+              <w:spacing w:line="240" w:lineRule="auto" w:after="0"/>
+            </w:pPr>
+            <w:r>
+              <w:rPr>
+                <w:rFonts w:ascii="Times New Roman" w:hAnsi="Times New Roman" w:eastAsia="SimSun"/>
+                <w:sz w:val="19"/>
+              </w:rPr>
+              <w:t>bm25</w:t>
+            </w:r>
+          </w:p>
+        </w:tc>
+        <w:tc>
+          <w:tcPr>
+            <w:tcW w:type="dxa" w:w="1205"/>
+          </w:tcPr>
+          <w:p>
+            <w:pPr>
+              <w:spacing w:line="240" w:lineRule="auto" w:after="0"/>
+            </w:pPr>
+            <w:r>
+              <w:rPr>
+                <w:rFonts w:ascii="Times New Roman" w:hAnsi="Times New Roman" w:eastAsia="SimSun"/>
+                <w:sz w:val="19"/>
+              </w:rPr>
+              <w:t>repr_stance</w:t>
+            </w:r>
+          </w:p>
+        </w:tc>
+        <w:tc>
+          <w:tcPr>
+            <w:tcW w:type="dxa" w:w="1205"/>
+          </w:tcPr>
+          <w:p>
+            <w:pPr>
+              <w:spacing w:line="240" w:lineRule="auto" w:after="0"/>
+            </w:pPr>
+            <w:r>
+              <w:rPr>
+                <w:rFonts w:ascii="Times New Roman" w:hAnsi="Times New Roman" w:eastAsia="SimSun"/>
+                <w:sz w:val="19"/>
+              </w:rPr>
+              <w:t>0.0</w:t>
+            </w:r>
+          </w:p>
+        </w:tc>
+        <w:tc>
+          <w:tcPr>
+            <w:tcW w:type="dxa" w:w="1205"/>
+          </w:tcPr>
+          <w:p>
+            <w:pPr>
+              <w:spacing w:line="240" w:lineRule="auto" w:after="0"/>
+            </w:pPr>
+            <w:r>
+              <w:rPr>
+                <w:rFonts w:ascii="Times New Roman" w:hAnsi="Times New Roman" w:eastAsia="SimSun"/>
+                <w:sz w:val="19"/>
+              </w:rPr>
+              <w:t>48</w:t>
+            </w:r>
+          </w:p>
+        </w:tc>
+        <w:tc>
+          <w:tcPr>
+            <w:tcW w:type="dxa" w:w="1205"/>
+          </w:tcPr>
+          <w:p>
+            <w:pPr>
+              <w:spacing w:line="240" w:lineRule="auto" w:after="0"/>
+            </w:pPr>
+            <w:r>
+              <w:rPr>
+                <w:rFonts w:ascii="Times New Roman" w:hAnsi="Times New Roman" w:eastAsia="SimSun"/>
+                <w:sz w:val="19"/>
+              </w:rPr>
+              <w:t>+0.0000</w:t>
+            </w:r>
+          </w:p>
+        </w:tc>
+        <w:tc>
+          <w:tcPr>
+            <w:tcW w:type="dxa" w:w="1205"/>
+          </w:tcPr>
+          <w:p>
+            <w:pPr>
+              <w:spacing w:line="240" w:lineRule="auto" w:after="0"/>
+            </w:pPr>
+            <w:r>
+              <w:rPr>
+                <w:rFonts w:ascii="Times New Roman" w:hAnsi="Times New Roman" w:eastAsia="SimSun"/>
+                <w:sz w:val="19"/>
+              </w:rPr>
+              <w:t>[+0.0000, +0.0000]</w:t>
+            </w:r>
+          </w:p>
+        </w:tc>
+        <w:tc>
+          <w:tcPr>
+            <w:tcW w:type="dxa" w:w="1205"/>
+          </w:tcPr>
+          <w:p>
+            <w:pPr>
+              <w:spacing w:line="240" w:lineRule="auto" w:after="0"/>
+            </w:pPr>
+            <w:r>
+              <w:rPr>
+                <w:rFonts w:ascii="Times New Roman" w:hAnsi="Times New Roman" w:eastAsia="SimSun"/>
+                <w:sz w:val="19"/>
+              </w:rPr>
+              <w:t>1.000</w:t>
+            </w:r>
+          </w:p>
+        </w:tc>
+        <w:tc>
+          <w:tcPr>
+            <w:tcW w:type="dxa" w:w="1205"/>
+          </w:tcPr>
+          <w:p>
+            <w:pPr>
+              <w:spacing w:line="240" w:lineRule="auto" w:after="0"/>
+            </w:pPr>
+            <w:r>
+              <w:rPr>
+                <w:rFonts w:ascii="Times New Roman" w:hAnsi="Times New Roman" w:eastAsia="SimSun"/>
+                <w:sz w:val="19"/>
+              </w:rPr>
+              <w:t>±0.0000</w:t>
+            </w:r>
+          </w:p>
+        </w:tc>
+      </w:tr>
+      <w:tr>
+        <w:tc>
+          <w:tcPr>
+            <w:tcW w:type="dxa" w:w="1205"/>
+          </w:tcPr>
+          <w:p>
+            <w:pPr>
+              <w:spacing w:line="240" w:lineRule="auto" w:after="0"/>
+            </w:pPr>
+            <w:r>
+              <w:rPr>
+                <w:rFonts w:ascii="Times New Roman" w:hAnsi="Times New Roman" w:eastAsia="SimSun"/>
+                <w:sz w:val="19"/>
+              </w:rPr>
+              <w:t>bm25</w:t>
+            </w:r>
+          </w:p>
+        </w:tc>
+        <w:tc>
+          <w:tcPr>
+            <w:tcW w:type="dxa" w:w="1205"/>
+          </w:tcPr>
+          <w:p>
+            <w:pPr>
+              <w:spacing w:line="240" w:lineRule="auto" w:after="0"/>
+            </w:pPr>
+            <w:r>
+              <w:rPr>
+                <w:rFonts w:ascii="Times New Roman" w:hAnsi="Times New Roman" w:eastAsia="SimSun"/>
+                <w:sz w:val="19"/>
+              </w:rPr>
+              <w:t>repr_stance</w:t>
+            </w:r>
+          </w:p>
+        </w:tc>
+        <w:tc>
+          <w:tcPr>
+            <w:tcW w:type="dxa" w:w="1205"/>
+          </w:tcPr>
+          <w:p>
+            <w:pPr>
+              <w:spacing w:line="240" w:lineRule="auto" w:after="0"/>
+            </w:pPr>
+            <w:r>
+              <w:rPr>
+                <w:rFonts w:ascii="Times New Roman" w:hAnsi="Times New Roman" w:eastAsia="SimSun"/>
+                <w:sz w:val="19"/>
+              </w:rPr>
+              <w:t>1.0</w:t>
+            </w:r>
+          </w:p>
+        </w:tc>
+        <w:tc>
+          <w:tcPr>
+            <w:tcW w:type="dxa" w:w="1205"/>
+          </w:tcPr>
+          <w:p>
+            <w:pPr>
+              <w:spacing w:line="240" w:lineRule="auto" w:after="0"/>
+            </w:pPr>
+            <w:r>
+              <w:rPr>
+                <w:rFonts w:ascii="Times New Roman" w:hAnsi="Times New Roman" w:eastAsia="SimSun"/>
+                <w:sz w:val="19"/>
+              </w:rPr>
+              <w:t>48</w:t>
+            </w:r>
+          </w:p>
+        </w:tc>
+        <w:tc>
+          <w:tcPr>
+            <w:tcW w:type="dxa" w:w="1205"/>
+          </w:tcPr>
+          <w:p>
+            <w:pPr>
+              <w:spacing w:line="240" w:lineRule="auto" w:after="0"/>
+            </w:pPr>
+            <w:r>
+              <w:rPr>
+                <w:rFonts w:ascii="Times New Roman" w:hAnsi="Times New Roman" w:eastAsia="SimSun"/>
+                <w:sz w:val="19"/>
+              </w:rPr>
+              <w:t>+0.0000</w:t>
+            </w:r>
+          </w:p>
+        </w:tc>
+        <w:tc>
+          <w:tcPr>
+            <w:tcW w:type="dxa" w:w="1205"/>
+          </w:tcPr>
+          <w:p>
+            <w:pPr>
+              <w:spacing w:line="240" w:lineRule="auto" w:after="0"/>
+            </w:pPr>
+            <w:r>
+              <w:rPr>
+                <w:rFonts w:ascii="Times New Roman" w:hAnsi="Times New Roman" w:eastAsia="SimSun"/>
+                <w:sz w:val="19"/>
+              </w:rPr>
+              <w:t>[+0.0000, +0.0000]</w:t>
+            </w:r>
+          </w:p>
+        </w:tc>
+        <w:tc>
+          <w:tcPr>
+            <w:tcW w:type="dxa" w:w="1205"/>
+          </w:tcPr>
+          <w:p>
+            <w:pPr>
+              <w:spacing w:line="240" w:lineRule="auto" w:after="0"/>
+            </w:pPr>
+            <w:r>
+              <w:rPr>
+                <w:rFonts w:ascii="Times New Roman" w:hAnsi="Times New Roman" w:eastAsia="SimSun"/>
+                <w:sz w:val="19"/>
+              </w:rPr>
+              <w:t>1.000</w:t>
+            </w:r>
+          </w:p>
+        </w:tc>
+        <w:tc>
+          <w:tcPr>
+            <w:tcW w:type="dxa" w:w="1205"/>
+          </w:tcPr>
+          <w:p>
+            <w:pPr>
+              <w:spacing w:line="240" w:lineRule="auto" w:after="0"/>
+            </w:pPr>
+            <w:r>
+              <w:rPr>
+                <w:rFonts w:ascii="Times New Roman" w:hAnsi="Times New Roman" w:eastAsia="SimSun"/>
+                <w:sz w:val="19"/>
+              </w:rPr>
+              <w:t>±0.0000</w:t>
+            </w:r>
+          </w:p>
+        </w:tc>
+      </w:tr>
+      <w:tr>
+        <w:tc>
+          <w:tcPr>
+            <w:tcW w:type="dxa" w:w="1205"/>
+          </w:tcPr>
+          <w:p>
+            <w:pPr>
+              <w:spacing w:line="240" w:lineRule="auto" w:after="0"/>
+            </w:pPr>
+            <w:r>
+              <w:rPr>
+                <w:rFonts w:ascii="Times New Roman" w:hAnsi="Times New Roman" w:eastAsia="SimSun"/>
+                <w:sz w:val="19"/>
+              </w:rPr>
+              <w:t>dense</w:t>
+            </w:r>
+          </w:p>
+        </w:tc>
+        <w:tc>
+          <w:tcPr>
+            <w:tcW w:type="dxa" w:w="1205"/>
+          </w:tcPr>
+          <w:p>
+            <w:pPr>
+              <w:spacing w:line="240" w:lineRule="auto" w:after="0"/>
+            </w:pPr>
+            <w:r>
+              <w:rPr>
+                <w:rFonts w:ascii="Times New Roman" w:hAnsi="Times New Roman" w:eastAsia="SimSun"/>
+                <w:sz w:val="19"/>
+              </w:rPr>
+              <w:t>repr_group</w:t>
+            </w:r>
+          </w:p>
+        </w:tc>
+        <w:tc>
+          <w:tcPr>
+            <w:tcW w:type="dxa" w:w="1205"/>
+          </w:tcPr>
+          <w:p>
+            <w:pPr>
+              <w:spacing w:line="240" w:lineRule="auto" w:after="0"/>
+            </w:pPr>
+            <w:r>
+              <w:rPr>
+                <w:rFonts w:ascii="Times New Roman" w:hAnsi="Times New Roman" w:eastAsia="SimSun"/>
+                <w:sz w:val="19"/>
+              </w:rPr>
+              <w:t>0.0</w:t>
+            </w:r>
+          </w:p>
+        </w:tc>
+        <w:tc>
+          <w:tcPr>
+            <w:tcW w:type="dxa" w:w="1205"/>
+          </w:tcPr>
+          <w:p>
+            <w:pPr>
+              <w:spacing w:line="240" w:lineRule="auto" w:after="0"/>
+            </w:pPr>
+            <w:r>
+              <w:rPr>
+                <w:rFonts w:ascii="Times New Roman" w:hAnsi="Times New Roman" w:eastAsia="SimSun"/>
+                <w:sz w:val="19"/>
+              </w:rPr>
+              <w:t>48</w:t>
+            </w:r>
+          </w:p>
+        </w:tc>
+        <w:tc>
+          <w:tcPr>
+            <w:tcW w:type="dxa" w:w="1205"/>
+          </w:tcPr>
+          <w:p>
+            <w:pPr>
+              <w:spacing w:line="240" w:lineRule="auto" w:after="0"/>
+            </w:pPr>
+            <w:r>
+              <w:rPr>
+                <w:rFonts w:ascii="Times New Roman" w:hAnsi="Times New Roman" w:eastAsia="SimSun"/>
+                <w:sz w:val="19"/>
+              </w:rPr>
+              <w:t>+0.0000</w:t>
+            </w:r>
+          </w:p>
+        </w:tc>
+        <w:tc>
+          <w:tcPr>
+            <w:tcW w:type="dxa" w:w="1205"/>
+          </w:tcPr>
+          <w:p>
+            <w:pPr>
+              <w:spacing w:line="240" w:lineRule="auto" w:after="0"/>
+            </w:pPr>
+            <w:r>
+              <w:rPr>
+                <w:rFonts w:ascii="Times New Roman" w:hAnsi="Times New Roman" w:eastAsia="SimSun"/>
+                <w:sz w:val="19"/>
+              </w:rPr>
+              <w:t>[+0.0000, +0.0000]</w:t>
+            </w:r>
+          </w:p>
+        </w:tc>
+        <w:tc>
+          <w:tcPr>
+            <w:tcW w:type="dxa" w:w="1205"/>
+          </w:tcPr>
+          <w:p>
+            <w:pPr>
+              <w:spacing w:line="240" w:lineRule="auto" w:after="0"/>
+            </w:pPr>
+            <w:r>
+              <w:rPr>
+                <w:rFonts w:ascii="Times New Roman" w:hAnsi="Times New Roman" w:eastAsia="SimSun"/>
+                <w:sz w:val="19"/>
+              </w:rPr>
+              <w:t>1.000</w:t>
+            </w:r>
+          </w:p>
+        </w:tc>
+        <w:tc>
+          <w:tcPr>
+            <w:tcW w:type="dxa" w:w="1205"/>
+          </w:tcPr>
+          <w:p>
+            <w:pPr>
+              <w:spacing w:line="240" w:lineRule="auto" w:after="0"/>
+            </w:pPr>
+            <w:r>
+              <w:rPr>
+                <w:rFonts w:ascii="Times New Roman" w:hAnsi="Times New Roman" w:eastAsia="SimSun"/>
+                <w:sz w:val="19"/>
+              </w:rPr>
+              <w:t>±0.0000</w:t>
+            </w:r>
+          </w:p>
+        </w:tc>
+      </w:tr>
+      <w:tr>
+        <w:tc>
+          <w:tcPr>
+            <w:tcW w:type="dxa" w:w="1205"/>
+          </w:tcPr>
+          <w:p>
+            <w:pPr>
+              <w:spacing w:line="240" w:lineRule="auto" w:after="0"/>
+            </w:pPr>
+            <w:r>
+              <w:rPr>
+                <w:rFonts w:ascii="Times New Roman" w:hAnsi="Times New Roman" w:eastAsia="SimSun"/>
+                <w:sz w:val="19"/>
+              </w:rPr>
+              <w:t>dense</w:t>
+            </w:r>
+          </w:p>
+        </w:tc>
+        <w:tc>
+          <w:tcPr>
+            <w:tcW w:type="dxa" w:w="1205"/>
+          </w:tcPr>
+          <w:p>
+            <w:pPr>
+              <w:spacing w:line="240" w:lineRule="auto" w:after="0"/>
+            </w:pPr>
+            <w:r>
+              <w:rPr>
+                <w:rFonts w:ascii="Times New Roman" w:hAnsi="Times New Roman" w:eastAsia="SimSun"/>
+                <w:sz w:val="19"/>
+              </w:rPr>
+              <w:t>repr_group</w:t>
+            </w:r>
+          </w:p>
+        </w:tc>
+        <w:tc>
+          <w:tcPr>
+            <w:tcW w:type="dxa" w:w="1205"/>
+          </w:tcPr>
+          <w:p>
+            <w:pPr>
+              <w:spacing w:line="240" w:lineRule="auto" w:after="0"/>
+            </w:pPr>
+            <w:r>
+              <w:rPr>
+                <w:rFonts w:ascii="Times New Roman" w:hAnsi="Times New Roman" w:eastAsia="SimSun"/>
+                <w:sz w:val="19"/>
+              </w:rPr>
+              <w:t>1.0</w:t>
+            </w:r>
+          </w:p>
+        </w:tc>
+        <w:tc>
+          <w:tcPr>
+            <w:tcW w:type="dxa" w:w="1205"/>
+          </w:tcPr>
+          <w:p>
+            <w:pPr>
+              <w:spacing w:line="240" w:lineRule="auto" w:after="0"/>
+            </w:pPr>
+            <w:r>
+              <w:rPr>
+                <w:rFonts w:ascii="Times New Roman" w:hAnsi="Times New Roman" w:eastAsia="SimSun"/>
+                <w:sz w:val="19"/>
+              </w:rPr>
+              <w:t>48</w:t>
+            </w:r>
+          </w:p>
+        </w:tc>
+        <w:tc>
+          <w:tcPr>
+            <w:tcW w:type="dxa" w:w="1205"/>
+          </w:tcPr>
+          <w:p>
+            <w:pPr>
+              <w:spacing w:line="240" w:lineRule="auto" w:after="0"/>
+            </w:pPr>
+            <w:r>
+              <w:rPr>
+                <w:rFonts w:ascii="Times New Roman" w:hAnsi="Times New Roman" w:eastAsia="SimSun"/>
+                <w:sz w:val="19"/>
+              </w:rPr>
+              <w:t>+0.0000</w:t>
+            </w:r>
+          </w:p>
+        </w:tc>
+        <w:tc>
+          <w:tcPr>
+            <w:tcW w:type="dxa" w:w="1205"/>
+          </w:tcPr>
+          <w:p>
+            <w:pPr>
+              <w:spacing w:line="240" w:lineRule="auto" w:after="0"/>
+            </w:pPr>
+            <w:r>
+              <w:rPr>
+                <w:rFonts w:ascii="Times New Roman" w:hAnsi="Times New Roman" w:eastAsia="SimSun"/>
+                <w:sz w:val="19"/>
+              </w:rPr>
+              <w:t>[+0.0000, +0.0000]</w:t>
+            </w:r>
+          </w:p>
+        </w:tc>
+        <w:tc>
+          <w:tcPr>
+            <w:tcW w:type="dxa" w:w="1205"/>
+          </w:tcPr>
+          <w:p>
+            <w:pPr>
+              <w:spacing w:line="240" w:lineRule="auto" w:after="0"/>
+            </w:pPr>
+            <w:r>
+              <w:rPr>
+                <w:rFonts w:ascii="Times New Roman" w:hAnsi="Times New Roman" w:eastAsia="SimSun"/>
+                <w:sz w:val="19"/>
+              </w:rPr>
+              <w:t>1.000</w:t>
+            </w:r>
+          </w:p>
+        </w:tc>
+        <w:tc>
+          <w:tcPr>
+            <w:tcW w:type="dxa" w:w="1205"/>
+          </w:tcPr>
+          <w:p>
+            <w:pPr>
+              <w:spacing w:line="240" w:lineRule="auto" w:after="0"/>
+            </w:pPr>
+            <w:r>
+              <w:rPr>
+                <w:rFonts w:ascii="Times New Roman" w:hAnsi="Times New Roman" w:eastAsia="SimSun"/>
+                <w:sz w:val="19"/>
+              </w:rPr>
+              <w:t>±0.0000</w:t>
+            </w:r>
+          </w:p>
+        </w:tc>
+      </w:tr>
+      <w:tr>
+        <w:tc>
+          <w:tcPr>
+            <w:tcW w:type="dxa" w:w="1205"/>
+          </w:tcPr>
+          <w:p>
+            <w:pPr>
+              <w:spacing w:line="240" w:lineRule="auto" w:after="0"/>
+            </w:pPr>
+            <w:r>
+              <w:rPr>
+                <w:rFonts w:ascii="Times New Roman" w:hAnsi="Times New Roman" w:eastAsia="SimSun"/>
+                <w:sz w:val="19"/>
+              </w:rPr>
+              <w:t>dense</w:t>
+            </w:r>
+          </w:p>
+        </w:tc>
+        <w:tc>
+          <w:tcPr>
+            <w:tcW w:type="dxa" w:w="1205"/>
+          </w:tcPr>
+          <w:p>
+            <w:pPr>
+              <w:spacing w:line="240" w:lineRule="auto" w:after="0"/>
+            </w:pPr>
+            <w:r>
+              <w:rPr>
+                <w:rFonts w:ascii="Times New Roman" w:hAnsi="Times New Roman" w:eastAsia="SimSun"/>
+                <w:sz w:val="19"/>
+              </w:rPr>
+              <w:t>repr_both</w:t>
+            </w:r>
+          </w:p>
+        </w:tc>
+        <w:tc>
+          <w:tcPr>
+            <w:tcW w:type="dxa" w:w="1205"/>
+          </w:tcPr>
+          <w:p>
+            <w:pPr>
+              <w:spacing w:line="240" w:lineRule="auto" w:after="0"/>
+            </w:pPr>
+            <w:r>
+              <w:rPr>
+                <w:rFonts w:ascii="Times New Roman" w:hAnsi="Times New Roman" w:eastAsia="SimSun"/>
+                <w:sz w:val="19"/>
+              </w:rPr>
+              <w:t>0.0</w:t>
+            </w:r>
+          </w:p>
+        </w:tc>
+        <w:tc>
+          <w:tcPr>
+            <w:tcW w:type="dxa" w:w="1205"/>
+          </w:tcPr>
+          <w:p>
+            <w:pPr>
+              <w:spacing w:line="240" w:lineRule="auto" w:after="0"/>
+            </w:pPr>
+            <w:r>
+              <w:rPr>
+                <w:rFonts w:ascii="Times New Roman" w:hAnsi="Times New Roman" w:eastAsia="SimSun"/>
+                <w:sz w:val="19"/>
+              </w:rPr>
+              <w:t>48</w:t>
+            </w:r>
+          </w:p>
+        </w:tc>
+        <w:tc>
+          <w:tcPr>
+            <w:tcW w:type="dxa" w:w="1205"/>
+          </w:tcPr>
+          <w:p>
+            <w:pPr>
+              <w:spacing w:line="240" w:lineRule="auto" w:after="0"/>
+            </w:pPr>
+            <w:r>
+              <w:rPr>
+                <w:rFonts w:ascii="Times New Roman" w:hAnsi="Times New Roman" w:eastAsia="SimSun"/>
+                <w:sz w:val="19"/>
+              </w:rPr>
+              <w:t>+0.0000</w:t>
+            </w:r>
+          </w:p>
+        </w:tc>
+        <w:tc>
+          <w:tcPr>
+            <w:tcW w:type="dxa" w:w="1205"/>
+          </w:tcPr>
+          <w:p>
+            <w:pPr>
+              <w:spacing w:line="240" w:lineRule="auto" w:after="0"/>
+            </w:pPr>
+            <w:r>
+              <w:rPr>
+                <w:rFonts w:ascii="Times New Roman" w:hAnsi="Times New Roman" w:eastAsia="SimSun"/>
+                <w:sz w:val="19"/>
+              </w:rPr>
+              <w:t>[+0.0000, +0.0000]</w:t>
+            </w:r>
+          </w:p>
+        </w:tc>
+        <w:tc>
+          <w:tcPr>
+            <w:tcW w:type="dxa" w:w="1205"/>
+          </w:tcPr>
+          <w:p>
+            <w:pPr>
+              <w:spacing w:line="240" w:lineRule="auto" w:after="0"/>
+            </w:pPr>
+            <w:r>
+              <w:rPr>
+                <w:rFonts w:ascii="Times New Roman" w:hAnsi="Times New Roman" w:eastAsia="SimSun"/>
+                <w:sz w:val="19"/>
+              </w:rPr>
+              <w:t>1.000</w:t>
+            </w:r>
+          </w:p>
+        </w:tc>
+        <w:tc>
+          <w:tcPr>
+            <w:tcW w:type="dxa" w:w="1205"/>
+          </w:tcPr>
+          <w:p>
+            <w:pPr>
+              <w:spacing w:line="240" w:lineRule="auto" w:after="0"/>
+            </w:pPr>
+            <w:r>
+              <w:rPr>
+                <w:rFonts w:ascii="Times New Roman" w:hAnsi="Times New Roman" w:eastAsia="SimSun"/>
+                <w:sz w:val="19"/>
+              </w:rPr>
+              <w:t>±0.0000</w:t>
+            </w:r>
+          </w:p>
+        </w:tc>
+      </w:tr>
+      <w:tr>
+        <w:tc>
+          <w:tcPr>
+            <w:tcW w:type="dxa" w:w="1205"/>
+          </w:tcPr>
+          <w:p>
+            <w:pPr>
+              <w:spacing w:line="240" w:lineRule="auto" w:after="0"/>
+            </w:pPr>
+            <w:r>
+              <w:rPr>
+                <w:rFonts w:ascii="Times New Roman" w:hAnsi="Times New Roman" w:eastAsia="SimSun"/>
+                <w:sz w:val="19"/>
+              </w:rPr>
+              <w:t>dense</w:t>
+            </w:r>
+          </w:p>
+        </w:tc>
+        <w:tc>
+          <w:tcPr>
+            <w:tcW w:type="dxa" w:w="1205"/>
+          </w:tcPr>
+          <w:p>
+            <w:pPr>
+              <w:spacing w:line="240" w:lineRule="auto" w:after="0"/>
+            </w:pPr>
+            <w:r>
+              <w:rPr>
+                <w:rFonts w:ascii="Times New Roman" w:hAnsi="Times New Roman" w:eastAsia="SimSun"/>
+                <w:sz w:val="19"/>
+              </w:rPr>
+              <w:t>repr_both</w:t>
+            </w:r>
+          </w:p>
+        </w:tc>
+        <w:tc>
+          <w:tcPr>
+            <w:tcW w:type="dxa" w:w="1205"/>
+          </w:tcPr>
+          <w:p>
+            <w:pPr>
+              <w:spacing w:line="240" w:lineRule="auto" w:after="0"/>
+            </w:pPr>
+            <w:r>
+              <w:rPr>
+                <w:rFonts w:ascii="Times New Roman" w:hAnsi="Times New Roman" w:eastAsia="SimSun"/>
+                <w:sz w:val="19"/>
+              </w:rPr>
+              <w:t>1.0</w:t>
+            </w:r>
+          </w:p>
+        </w:tc>
+        <w:tc>
+          <w:tcPr>
+            <w:tcW w:type="dxa" w:w="1205"/>
+          </w:tcPr>
+          <w:p>
+            <w:pPr>
+              <w:spacing w:line="240" w:lineRule="auto" w:after="0"/>
+            </w:pPr>
+            <w:r>
+              <w:rPr>
+                <w:rFonts w:ascii="Times New Roman" w:hAnsi="Times New Roman" w:eastAsia="SimSun"/>
+                <w:sz w:val="19"/>
+              </w:rPr>
+              <w:t>48</w:t>
+            </w:r>
+          </w:p>
+        </w:tc>
+        <w:tc>
+          <w:tcPr>
+            <w:tcW w:type="dxa" w:w="1205"/>
+          </w:tcPr>
+          <w:p>
+            <w:pPr>
+              <w:spacing w:line="240" w:lineRule="auto" w:after="0"/>
+            </w:pPr>
+            <w:r>
+              <w:rPr>
+                <w:rFonts w:ascii="Times New Roman" w:hAnsi="Times New Roman" w:eastAsia="SimSun"/>
+                <w:sz w:val="19"/>
+              </w:rPr>
+              <w:t>+0.0000</w:t>
+            </w:r>
+          </w:p>
+        </w:tc>
+        <w:tc>
+          <w:tcPr>
+            <w:tcW w:type="dxa" w:w="1205"/>
+          </w:tcPr>
+          <w:p>
+            <w:pPr>
+              <w:spacing w:line="240" w:lineRule="auto" w:after="0"/>
+            </w:pPr>
+            <w:r>
+              <w:rPr>
+                <w:rFonts w:ascii="Times New Roman" w:hAnsi="Times New Roman" w:eastAsia="SimSun"/>
+                <w:sz w:val="19"/>
+              </w:rPr>
+              <w:t>[+0.0000, +0.0000]</w:t>
+            </w:r>
+          </w:p>
+        </w:tc>
+        <w:tc>
+          <w:tcPr>
+            <w:tcW w:type="dxa" w:w="1205"/>
+          </w:tcPr>
+          <w:p>
+            <w:pPr>
+              <w:spacing w:line="240" w:lineRule="auto" w:after="0"/>
+            </w:pPr>
+            <w:r>
+              <w:rPr>
+                <w:rFonts w:ascii="Times New Roman" w:hAnsi="Times New Roman" w:eastAsia="SimSun"/>
+                <w:sz w:val="19"/>
+              </w:rPr>
+              <w:t>1.000</w:t>
+            </w:r>
+          </w:p>
+        </w:tc>
+        <w:tc>
+          <w:tcPr>
+            <w:tcW w:type="dxa" w:w="1205"/>
+          </w:tcPr>
+          <w:p>
+            <w:pPr>
+              <w:spacing w:line="240" w:lineRule="auto" w:after="0"/>
+            </w:pPr>
+            <w:r>
+              <w:rPr>
+                <w:rFonts w:ascii="Times New Roman" w:hAnsi="Times New Roman" w:eastAsia="SimSun"/>
+                <w:sz w:val="19"/>
+              </w:rPr>
+              <w:t>±0.0000</w:t>
+            </w:r>
+          </w:p>
+        </w:tc>
+      </w:tr>
+      <w:tr>
+        <w:tc>
+          <w:tcPr>
+            <w:tcW w:type="dxa" w:w="1205"/>
+          </w:tcPr>
+          <w:p>
+            <w:pPr>
+              <w:spacing w:line="240" w:lineRule="auto" w:after="0"/>
+            </w:pPr>
+            <w:r>
+              <w:rPr>
+                <w:rFonts w:ascii="Times New Roman" w:hAnsi="Times New Roman" w:eastAsia="SimSun"/>
+                <w:sz w:val="19"/>
+              </w:rPr>
+              <w:t>dense</w:t>
+            </w:r>
+          </w:p>
+        </w:tc>
+        <w:tc>
+          <w:tcPr>
+            <w:tcW w:type="dxa" w:w="1205"/>
+          </w:tcPr>
+          <w:p>
+            <w:pPr>
+              <w:spacing w:line="240" w:lineRule="auto" w:after="0"/>
+            </w:pPr>
+            <w:r>
+              <w:rPr>
+                <w:rFonts w:ascii="Times New Roman" w:hAnsi="Times New Roman" w:eastAsia="SimSun"/>
+                <w:sz w:val="19"/>
+              </w:rPr>
+              <w:t>repr_stance</w:t>
+            </w:r>
+          </w:p>
+        </w:tc>
+        <w:tc>
+          <w:tcPr>
+            <w:tcW w:type="dxa" w:w="1205"/>
+          </w:tcPr>
+          <w:p>
+            <w:pPr>
+              <w:spacing w:line="240" w:lineRule="auto" w:after="0"/>
+            </w:pPr>
+            <w:r>
+              <w:rPr>
+                <w:rFonts w:ascii="Times New Roman" w:hAnsi="Times New Roman" w:eastAsia="SimSun"/>
+                <w:sz w:val="19"/>
+              </w:rPr>
+              <w:t>0.0</w:t>
+            </w:r>
+          </w:p>
+        </w:tc>
+        <w:tc>
+          <w:tcPr>
+            <w:tcW w:type="dxa" w:w="1205"/>
+          </w:tcPr>
+          <w:p>
+            <w:pPr>
+              <w:spacing w:line="240" w:lineRule="auto" w:after="0"/>
+            </w:pPr>
+            <w:r>
+              <w:rPr>
+                <w:rFonts w:ascii="Times New Roman" w:hAnsi="Times New Roman" w:eastAsia="SimSun"/>
+                <w:sz w:val="19"/>
+              </w:rPr>
+              <w:t>48</w:t>
+            </w:r>
+          </w:p>
+        </w:tc>
+        <w:tc>
+          <w:tcPr>
+            <w:tcW w:type="dxa" w:w="1205"/>
+          </w:tcPr>
+          <w:p>
+            <w:pPr>
+              <w:spacing w:line="240" w:lineRule="auto" w:after="0"/>
+            </w:pPr>
+            <w:r>
+              <w:rPr>
+                <w:rFonts w:ascii="Times New Roman" w:hAnsi="Times New Roman" w:eastAsia="SimSun"/>
+                <w:sz w:val="19"/>
+              </w:rPr>
+              <w:t>+0.0000</w:t>
+            </w:r>
+          </w:p>
+        </w:tc>
+        <w:tc>
+          <w:tcPr>
+            <w:tcW w:type="dxa" w:w="1205"/>
+          </w:tcPr>
+          <w:p>
+            <w:pPr>
+              <w:spacing w:line="240" w:lineRule="auto" w:after="0"/>
+            </w:pPr>
+            <w:r>
+              <w:rPr>
+                <w:rFonts w:ascii="Times New Roman" w:hAnsi="Times New Roman" w:eastAsia="SimSun"/>
+                <w:sz w:val="19"/>
+              </w:rPr>
+              <w:t>[+0.0000, +0.0000]</w:t>
+            </w:r>
+          </w:p>
+        </w:tc>
+        <w:tc>
+          <w:tcPr>
+            <w:tcW w:type="dxa" w:w="1205"/>
+          </w:tcPr>
+          <w:p>
+            <w:pPr>
+              <w:spacing w:line="240" w:lineRule="auto" w:after="0"/>
+            </w:pPr>
+            <w:r>
+              <w:rPr>
+                <w:rFonts w:ascii="Times New Roman" w:hAnsi="Times New Roman" w:eastAsia="SimSun"/>
+                <w:sz w:val="19"/>
+              </w:rPr>
+              <w:t>1.000</w:t>
+            </w:r>
+          </w:p>
+        </w:tc>
+        <w:tc>
+          <w:tcPr>
+            <w:tcW w:type="dxa" w:w="1205"/>
+          </w:tcPr>
+          <w:p>
+            <w:pPr>
+              <w:spacing w:line="240" w:lineRule="auto" w:after="0"/>
+            </w:pPr>
+            <w:r>
+              <w:rPr>
+                <w:rFonts w:ascii="Times New Roman" w:hAnsi="Times New Roman" w:eastAsia="SimSun"/>
+                <w:sz w:val="19"/>
+              </w:rPr>
+              <w:t>±0.0000</w:t>
+            </w:r>
+          </w:p>
+        </w:tc>
+      </w:tr>
+      <w:tr>
+        <w:tc>
+          <w:tcPr>
+            <w:tcW w:type="dxa" w:w="1205"/>
+          </w:tcPr>
+          <w:p>
+            <w:pPr>
+              <w:spacing w:line="240" w:lineRule="auto" w:after="0"/>
+            </w:pPr>
+            <w:r>
+              <w:rPr>
+                <w:rFonts w:ascii="Times New Roman" w:hAnsi="Times New Roman" w:eastAsia="SimSun"/>
+                <w:sz w:val="19"/>
+              </w:rPr>
+              <w:t>dense</w:t>
+            </w:r>
+          </w:p>
+        </w:tc>
+        <w:tc>
+          <w:tcPr>
+            <w:tcW w:type="dxa" w:w="1205"/>
+          </w:tcPr>
+          <w:p>
+            <w:pPr>
+              <w:spacing w:line="240" w:lineRule="auto" w:after="0"/>
+            </w:pPr>
+            <w:r>
+              <w:rPr>
+                <w:rFonts w:ascii="Times New Roman" w:hAnsi="Times New Roman" w:eastAsia="SimSun"/>
+                <w:sz w:val="19"/>
+              </w:rPr>
+              <w:t>repr_stance</w:t>
+            </w:r>
+          </w:p>
+        </w:tc>
+        <w:tc>
+          <w:tcPr>
+            <w:tcW w:type="dxa" w:w="1205"/>
+          </w:tcPr>
+          <w:p>
+            <w:pPr>
+              <w:spacing w:line="240" w:lineRule="auto" w:after="0"/>
+            </w:pPr>
+            <w:r>
+              <w:rPr>
+                <w:rFonts w:ascii="Times New Roman" w:hAnsi="Times New Roman" w:eastAsia="SimSun"/>
+                <w:sz w:val="19"/>
+              </w:rPr>
+              <w:t>1.0</w:t>
+            </w:r>
+          </w:p>
+        </w:tc>
+        <w:tc>
+          <w:tcPr>
+            <w:tcW w:type="dxa" w:w="1205"/>
+          </w:tcPr>
+          <w:p>
+            <w:pPr>
+              <w:spacing w:line="240" w:lineRule="auto" w:after="0"/>
+            </w:pPr>
+            <w:r>
+              <w:rPr>
+                <w:rFonts w:ascii="Times New Roman" w:hAnsi="Times New Roman" w:eastAsia="SimSun"/>
+                <w:sz w:val="19"/>
+              </w:rPr>
+              <w:t>48</w:t>
+            </w:r>
+          </w:p>
+        </w:tc>
+        <w:tc>
+          <w:tcPr>
+            <w:tcW w:type="dxa" w:w="1205"/>
+          </w:tcPr>
+          <w:p>
+            <w:pPr>
+              <w:spacing w:line="240" w:lineRule="auto" w:after="0"/>
+            </w:pPr>
+            <w:r>
+              <w:rPr>
+                <w:rFonts w:ascii="Times New Roman" w:hAnsi="Times New Roman" w:eastAsia="SimSun"/>
+                <w:sz w:val="19"/>
+              </w:rPr>
+              <w:t>+0.0000</w:t>
+            </w:r>
+          </w:p>
+        </w:tc>
+        <w:tc>
+          <w:tcPr>
+            <w:tcW w:type="dxa" w:w="1205"/>
+          </w:tcPr>
+          <w:p>
+            <w:pPr>
+              <w:spacing w:line="240" w:lineRule="auto" w:after="0"/>
+            </w:pPr>
+            <w:r>
+              <w:rPr>
+                <w:rFonts w:ascii="Times New Roman" w:hAnsi="Times New Roman" w:eastAsia="SimSun"/>
+                <w:sz w:val="19"/>
+              </w:rPr>
+              <w:t>[+0.0000, +0.0000]</w:t>
+            </w:r>
+          </w:p>
+        </w:tc>
+        <w:tc>
+          <w:tcPr>
+            <w:tcW w:type="dxa" w:w="1205"/>
+          </w:tcPr>
+          <w:p>
+            <w:pPr>
+              <w:spacing w:line="240" w:lineRule="auto" w:after="0"/>
+            </w:pPr>
+            <w:r>
+              <w:rPr>
+                <w:rFonts w:ascii="Times New Roman" w:hAnsi="Times New Roman" w:eastAsia="SimSun"/>
+                <w:sz w:val="19"/>
+              </w:rPr>
+              <w:t>1.000</w:t>
+            </w:r>
+          </w:p>
+        </w:tc>
+        <w:tc>
+          <w:tcPr>
+            <w:tcW w:type="dxa" w:w="1205"/>
+          </w:tcPr>
+          <w:p>
+            <w:pPr>
+              <w:spacing w:line="240" w:lineRule="auto" w:after="0"/>
+            </w:pPr>
+            <w:r>
+              <w:rPr>
+                <w:rFonts w:ascii="Times New Roman" w:hAnsi="Times New Roman" w:eastAsia="SimSun"/>
+                <w:sz w:val="19"/>
+              </w:rPr>
+              <w:t>±0.0000</w:t>
+            </w:r>
+          </w:p>
+        </w:tc>
+      </w:tr>
+    </w:tbl>
+    <w:p/>
+    <w:p>
+      <w:r>
+        <w:rPr>
+          <w:rFonts w:ascii="Times New Roman" w:hAnsi="Times New Roman" w:eastAsia="SimSun"/>
+          <w:sz w:val="22"/>
+        </w:rPr>
+        <w:t xml:space="preserve">Where the constraint changes nothing, the per-query difference vector is </w:t>
+      </w:r>
+      <w:r>
+        <w:rPr>
+          <w:rFonts w:ascii="Times New Roman" w:hAnsi="Times New Roman" w:eastAsia="SimSun"/>
+          <w:b/>
+          <w:sz w:val="22"/>
+        </w:rPr>
+        <w:t>identically zero</w:t>
+      </w:r>
+      <w:r>
+        <w:rPr>
+          <w:rFonts w:ascii="Times New Roman" w:hAnsi="Times New Roman" w:eastAsia="SimSun"/>
+          <w:sz w:val="22"/>
+        </w:rPr>
+        <w:t xml:space="preserve">, not merely small: the bootstrap CI collapses to [0, 0] and the permutation test is degenerate by construction. The informative statistic is therefore the equivalence bound — the smallest effect the data exclude — and because the differences are exactly zero rather than approximately zero, these cells exclude </w:t>
+      </w:r>
+      <w:r>
+        <w:rPr>
+          <w:rFonts w:ascii="Times New Roman" w:hAnsi="Times New Roman" w:eastAsia="SimSun"/>
+          <w:i/>
+          <w:sz w:val="22"/>
+        </w:rPr>
+        <w:t>any</w:t>
+      </w:r>
+      <w:r>
+        <w:rPr>
+          <w:rFonts w:ascii="Times New Roman" w:hAnsi="Times New Roman" w:eastAsia="SimSun"/>
+          <w:sz w:val="22"/>
+        </w:rPr>
+        <w:t xml:space="preserve"> effect on adversarial-passage inclusion, not merely one above a threshold. The </w:t>
+      </w:r>
+      <w:r>
+        <w:rPr>
+          <w:rFonts w:ascii="Consolas" w:hAnsi="Consolas" w:eastAsia="Consolas"/>
+          <w:sz w:val="21"/>
+        </w:rPr>
+        <w:t>repr_stance</w:t>
+      </w:r>
+      <w:r>
+        <w:rPr>
+          <w:rFonts w:ascii="Times New Roman" w:hAnsi="Times New Roman" w:eastAsia="SimSun"/>
+          <w:sz w:val="22"/>
+        </w:rPr>
+        <w:t xml:space="preserve"> rows are the contrast case: there the constraint does change the selection, the difference vector is non-degenerate, and both the CI and the p-value are meaningful.</w:t>
+      </w:r>
+    </w:p>
+    <w:p>
+      <w:r>
+        <w:rPr>
+          <w:rFonts w:ascii="Times New Roman" w:hAnsi="Times New Roman" w:eastAsia="SimSun"/>
+          <w:b/>
+          <w:sz w:val="22"/>
+        </w:rPr>
+        <w:t>Table 17.</w:t>
+      </w:r>
+      <w:r>
+        <w:rPr>
+          <w:rFonts w:ascii="Times New Roman" w:hAnsi="Times New Roman" w:eastAsia="SimSun"/>
+          <w:sz w:val="22"/>
+        </w:rPr>
+        <w:t xml:space="preserve"> Bootstrap 95% CIs on the positive claims (per-question values, 10,000 resamples, no defense).</w:t>
+      </w:r>
+    </w:p>
+    <w:tbl>
+      <w:tblPr>
+        <w:tblStyle w:val="TableGrid"/>
+        <w:tblW w:type="auto" w:w="0"/>
+        <w:jc w:val="center"/>
+        <w:tblLook w:firstColumn="1" w:firstRow="1" w:lastColumn="0" w:lastRow="0" w:noHBand="0" w:noVBand="1" w:val="04A0"/>
+      </w:tblPr>
+      <w:tblGrid>
+        <w:gridCol w:w="1928"/>
+        <w:gridCol w:w="1928"/>
+        <w:gridCol w:w="1928"/>
+        <w:gridCol w:w="1928"/>
+        <w:gridCol w:w="1928"/>
+      </w:tblGrid>
+      <w:tr>
+        <w:tc>
+          <w:tcPr>
+            <w:tcW w:type="dxa" w:w="1928"/>
+            <w:shd w:val="clear" w:color="auto" w:fill="DCE6F1"/>
+          </w:tcPr>
+          <w:p>
+            <w:pPr>
+              <w:spacing w:line="240" w:lineRule="auto" w:after="0"/>
+            </w:pPr>
+            <w:r>
+              <w:rPr>
+                <w:rFonts w:ascii="Times New Roman" w:hAnsi="Times New Roman" w:eastAsia="SimSun"/>
+                <w:b/>
+                <w:sz w:val="19"/>
+              </w:rPr>
+              <w:t>Condition</w:t>
+            </w:r>
+          </w:p>
+        </w:tc>
+        <w:tc>
+          <w:tcPr>
+            <w:tcW w:type="dxa" w:w="1928"/>
+            <w:shd w:val="clear" w:color="auto" w:fill="DCE6F1"/>
+          </w:tcPr>
+          <w:p>
+            <w:pPr>
+              <w:spacing w:line="240" w:lineRule="auto" w:after="0"/>
+            </w:pPr>
+            <w:r>
+              <w:rPr>
+                <w:rFonts w:ascii="Times New Roman" w:hAnsi="Times New Roman" w:eastAsia="SimSun"/>
+                <w:b/>
+                <w:sz w:val="19"/>
+              </w:rPr>
+              <w:t>Retriever</w:t>
+            </w:r>
+          </w:p>
+        </w:tc>
+        <w:tc>
+          <w:tcPr>
+            <w:tcW w:type="dxa" w:w="1928"/>
+            <w:shd w:val="clear" w:color="auto" w:fill="DCE6F1"/>
+          </w:tcPr>
+          <w:p>
+            <w:pPr>
+              <w:spacing w:line="240" w:lineRule="auto" w:after="0"/>
+            </w:pPr>
+            <w:r>
+              <w:rPr>
+                <w:rFonts w:ascii="Times New Roman" w:hAnsi="Times New Roman" w:eastAsia="SimSun"/>
+                <w:b/>
+                <w:sz w:val="19"/>
+              </w:rPr>
+              <w:t>Metric</w:t>
+            </w:r>
+          </w:p>
+        </w:tc>
+        <w:tc>
+          <w:tcPr>
+            <w:tcW w:type="dxa" w:w="1928"/>
+            <w:shd w:val="clear" w:color="auto" w:fill="DCE6F1"/>
+          </w:tcPr>
+          <w:p>
+            <w:pPr>
+              <w:spacing w:line="240" w:lineRule="auto" w:after="0"/>
+            </w:pPr>
+            <w:r>
+              <w:rPr>
+                <w:rFonts w:ascii="Times New Roman" w:hAnsi="Times New Roman" w:eastAsia="SimSun"/>
+                <w:b/>
+                <w:sz w:val="19"/>
+              </w:rPr>
+              <w:t>mean</w:t>
+            </w:r>
+          </w:p>
+        </w:tc>
+        <w:tc>
+          <w:tcPr>
+            <w:tcW w:type="dxa" w:w="1928"/>
+            <w:shd w:val="clear" w:color="auto" w:fill="DCE6F1"/>
+          </w:tcPr>
+          <w:p>
+            <w:pPr>
+              <w:spacing w:line="240" w:lineRule="auto" w:after="0"/>
+            </w:pPr>
+            <w:r>
+              <w:rPr>
+                <w:rFonts w:ascii="Times New Roman" w:hAnsi="Times New Roman" w:eastAsia="SimSun"/>
+                <w:b/>
+                <w:sz w:val="19"/>
+              </w:rPr>
+              <w:t>95% CI</w:t>
+            </w:r>
+          </w:p>
+        </w:tc>
+      </w:tr>
+      <w:tr>
+        <w:tc>
+          <w:tcPr>
+            <w:tcW w:type="dxa" w:w="1928"/>
+          </w:tcPr>
+          <w:p>
+            <w:pPr>
+              <w:spacing w:line="240" w:lineRule="auto" w:after="0"/>
+            </w:pPr>
+            <w:r>
+              <w:rPr>
+                <w:rFonts w:ascii="Times New Roman" w:hAnsi="Times New Roman" w:eastAsia="SimSun"/>
+                <w:sz w:val="19"/>
+              </w:rPr>
+              <w:t>clean</w:t>
+            </w:r>
+          </w:p>
+        </w:tc>
+        <w:tc>
+          <w:tcPr>
+            <w:tcW w:type="dxa" w:w="1928"/>
+          </w:tcPr>
+          <w:p>
+            <w:pPr>
+              <w:spacing w:line="240" w:lineRule="auto" w:after="0"/>
+            </w:pPr>
+            <w:r>
+              <w:rPr>
+                <w:rFonts w:ascii="Times New Roman" w:hAnsi="Times New Roman" w:eastAsia="SimSun"/>
+                <w:sz w:val="19"/>
+              </w:rPr>
+              <w:t>bm25</w:t>
+            </w:r>
+          </w:p>
+        </w:tc>
+        <w:tc>
+          <w:tcPr>
+            <w:tcW w:type="dxa" w:w="1928"/>
+          </w:tcPr>
+          <w:p>
+            <w:pPr>
+              <w:spacing w:line="240" w:lineRule="auto" w:after="0"/>
+            </w:pPr>
+            <w:r>
+              <w:rPr>
+                <w:rFonts w:ascii="Times New Roman" w:hAnsi="Times New Roman" w:eastAsia="SimSun"/>
+                <w:sz w:val="19"/>
+              </w:rPr>
+              <w:t>R2 stance gap</w:t>
+            </w:r>
+          </w:p>
+        </w:tc>
+        <w:tc>
+          <w:tcPr>
+            <w:tcW w:type="dxa" w:w="1928"/>
+          </w:tcPr>
+          <w:p>
+            <w:pPr>
+              <w:spacing w:line="240" w:lineRule="auto" w:after="0"/>
+            </w:pPr>
+            <w:r>
+              <w:rPr>
+                <w:rFonts w:ascii="Times New Roman" w:hAnsi="Times New Roman" w:eastAsia="SimSun"/>
+                <w:sz w:val="19"/>
+              </w:rPr>
+              <w:t>0.0000</w:t>
+            </w:r>
+          </w:p>
+        </w:tc>
+        <w:tc>
+          <w:tcPr>
+            <w:tcW w:type="dxa" w:w="1928"/>
+          </w:tcPr>
+          <w:p>
+            <w:pPr>
+              <w:spacing w:line="240" w:lineRule="auto" w:after="0"/>
+            </w:pPr>
+            <w:r>
+              <w:rPr>
+                <w:rFonts w:ascii="Times New Roman" w:hAnsi="Times New Roman" w:eastAsia="SimSun"/>
+                <w:sz w:val="19"/>
+              </w:rPr>
+              <w:t>[0.0000, 0.0000]</w:t>
+            </w:r>
+          </w:p>
+        </w:tc>
+      </w:tr>
+      <w:tr>
+        <w:tc>
+          <w:tcPr>
+            <w:tcW w:type="dxa" w:w="1928"/>
+          </w:tcPr>
+          <w:p>
+            <w:pPr>
+              <w:spacing w:line="240" w:lineRule="auto" w:after="0"/>
+            </w:pPr>
+            <w:r>
+              <w:rPr>
+                <w:rFonts w:ascii="Times New Roman" w:hAnsi="Times New Roman" w:eastAsia="SimSun"/>
+                <w:sz w:val="19"/>
+              </w:rPr>
+              <w:t>clean</w:t>
+            </w:r>
+          </w:p>
+        </w:tc>
+        <w:tc>
+          <w:tcPr>
+            <w:tcW w:type="dxa" w:w="1928"/>
+          </w:tcPr>
+          <w:p>
+            <w:pPr>
+              <w:spacing w:line="240" w:lineRule="auto" w:after="0"/>
+            </w:pPr>
+            <w:r>
+              <w:rPr>
+                <w:rFonts w:ascii="Times New Roman" w:hAnsi="Times New Roman" w:eastAsia="SimSun"/>
+                <w:sz w:val="19"/>
+              </w:rPr>
+              <w:t>bm25</w:t>
+            </w:r>
+          </w:p>
+        </w:tc>
+        <w:tc>
+          <w:tcPr>
+            <w:tcW w:type="dxa" w:w="1928"/>
+          </w:tcPr>
+          <w:p>
+            <w:pPr>
+              <w:spacing w:line="240" w:lineRule="auto" w:after="0"/>
+            </w:pPr>
+            <w:r>
+              <w:rPr>
+                <w:rFonts w:ascii="Times New Roman" w:hAnsi="Times New Roman" w:eastAsia="SimSun"/>
+                <w:sz w:val="19"/>
+              </w:rPr>
+              <w:t>R1 drift (TV)</w:t>
+            </w:r>
+          </w:p>
+        </w:tc>
+        <w:tc>
+          <w:tcPr>
+            <w:tcW w:type="dxa" w:w="1928"/>
+          </w:tcPr>
+          <w:p>
+            <w:pPr>
+              <w:spacing w:line="240" w:lineRule="auto" w:after="0"/>
+            </w:pPr>
+            <w:r>
+              <w:rPr>
+                <w:rFonts w:ascii="Times New Roman" w:hAnsi="Times New Roman" w:eastAsia="SimSun"/>
+                <w:sz w:val="19"/>
+              </w:rPr>
+              <w:t>0.0000</w:t>
+            </w:r>
+          </w:p>
+        </w:tc>
+        <w:tc>
+          <w:tcPr>
+            <w:tcW w:type="dxa" w:w="1928"/>
+          </w:tcPr>
+          <w:p>
+            <w:pPr>
+              <w:spacing w:line="240" w:lineRule="auto" w:after="0"/>
+            </w:pPr>
+            <w:r>
+              <w:rPr>
+                <w:rFonts w:ascii="Times New Roman" w:hAnsi="Times New Roman" w:eastAsia="SimSun"/>
+                <w:sz w:val="19"/>
+              </w:rPr>
+              <w:t>[0.0000, 0.0000]</w:t>
+            </w:r>
+          </w:p>
+        </w:tc>
+      </w:tr>
+      <w:tr>
+        <w:tc>
+          <w:tcPr>
+            <w:tcW w:type="dxa" w:w="1928"/>
+          </w:tcPr>
+          <w:p>
+            <w:pPr>
+              <w:spacing w:line="240" w:lineRule="auto" w:after="0"/>
+            </w:pPr>
+            <w:r>
+              <w:rPr>
+                <w:rFonts w:ascii="Times New Roman" w:hAnsi="Times New Roman" w:eastAsia="SimSun"/>
+                <w:sz w:val="19"/>
+              </w:rPr>
+              <w:t>clean</w:t>
+            </w:r>
+          </w:p>
+        </w:tc>
+        <w:tc>
+          <w:tcPr>
+            <w:tcW w:type="dxa" w:w="1928"/>
+          </w:tcPr>
+          <w:p>
+            <w:pPr>
+              <w:spacing w:line="240" w:lineRule="auto" w:after="0"/>
+            </w:pPr>
+            <w:r>
+              <w:rPr>
+                <w:rFonts w:ascii="Times New Roman" w:hAnsi="Times New Roman" w:eastAsia="SimSun"/>
+                <w:sz w:val="19"/>
+              </w:rPr>
+              <w:t>dense</w:t>
+            </w:r>
+          </w:p>
+        </w:tc>
+        <w:tc>
+          <w:tcPr>
+            <w:tcW w:type="dxa" w:w="1928"/>
+          </w:tcPr>
+          <w:p>
+            <w:pPr>
+              <w:spacing w:line="240" w:lineRule="auto" w:after="0"/>
+            </w:pPr>
+            <w:r>
+              <w:rPr>
+                <w:rFonts w:ascii="Times New Roman" w:hAnsi="Times New Roman" w:eastAsia="SimSun"/>
+                <w:sz w:val="19"/>
+              </w:rPr>
+              <w:t>R2 stance gap</w:t>
+            </w:r>
+          </w:p>
+        </w:tc>
+        <w:tc>
+          <w:tcPr>
+            <w:tcW w:type="dxa" w:w="1928"/>
+          </w:tcPr>
+          <w:p>
+            <w:pPr>
+              <w:spacing w:line="240" w:lineRule="auto" w:after="0"/>
+            </w:pPr>
+            <w:r>
+              <w:rPr>
+                <w:rFonts w:ascii="Times New Roman" w:hAnsi="Times New Roman" w:eastAsia="SimSun"/>
+                <w:sz w:val="19"/>
+              </w:rPr>
+              <w:t>0.0000</w:t>
+            </w:r>
+          </w:p>
+        </w:tc>
+        <w:tc>
+          <w:tcPr>
+            <w:tcW w:type="dxa" w:w="1928"/>
+          </w:tcPr>
+          <w:p>
+            <w:pPr>
+              <w:spacing w:line="240" w:lineRule="auto" w:after="0"/>
+            </w:pPr>
+            <w:r>
+              <w:rPr>
+                <w:rFonts w:ascii="Times New Roman" w:hAnsi="Times New Roman" w:eastAsia="SimSun"/>
+                <w:sz w:val="19"/>
+              </w:rPr>
+              <w:t>[0.0000, 0.0000]</w:t>
+            </w:r>
+          </w:p>
+        </w:tc>
+      </w:tr>
+      <w:tr>
+        <w:tc>
+          <w:tcPr>
+            <w:tcW w:type="dxa" w:w="1928"/>
+          </w:tcPr>
+          <w:p>
+            <w:pPr>
+              <w:spacing w:line="240" w:lineRule="auto" w:after="0"/>
+            </w:pPr>
+            <w:r>
+              <w:rPr>
+                <w:rFonts w:ascii="Times New Roman" w:hAnsi="Times New Roman" w:eastAsia="SimSun"/>
+                <w:sz w:val="19"/>
+              </w:rPr>
+              <w:t>clean</w:t>
+            </w:r>
+          </w:p>
+        </w:tc>
+        <w:tc>
+          <w:tcPr>
+            <w:tcW w:type="dxa" w:w="1928"/>
+          </w:tcPr>
+          <w:p>
+            <w:pPr>
+              <w:spacing w:line="240" w:lineRule="auto" w:after="0"/>
+            </w:pPr>
+            <w:r>
+              <w:rPr>
+                <w:rFonts w:ascii="Times New Roman" w:hAnsi="Times New Roman" w:eastAsia="SimSun"/>
+                <w:sz w:val="19"/>
+              </w:rPr>
+              <w:t>dense</w:t>
+            </w:r>
+          </w:p>
+        </w:tc>
+        <w:tc>
+          <w:tcPr>
+            <w:tcW w:type="dxa" w:w="1928"/>
+          </w:tcPr>
+          <w:p>
+            <w:pPr>
+              <w:spacing w:line="240" w:lineRule="auto" w:after="0"/>
+            </w:pPr>
+            <w:r>
+              <w:rPr>
+                <w:rFonts w:ascii="Times New Roman" w:hAnsi="Times New Roman" w:eastAsia="SimSun"/>
+                <w:sz w:val="19"/>
+              </w:rPr>
+              <w:t>R1 drift (TV)</w:t>
+            </w:r>
+          </w:p>
+        </w:tc>
+        <w:tc>
+          <w:tcPr>
+            <w:tcW w:type="dxa" w:w="1928"/>
+          </w:tcPr>
+          <w:p>
+            <w:pPr>
+              <w:spacing w:line="240" w:lineRule="auto" w:after="0"/>
+            </w:pPr>
+            <w:r>
+              <w:rPr>
+                <w:rFonts w:ascii="Times New Roman" w:hAnsi="Times New Roman" w:eastAsia="SimSun"/>
+                <w:sz w:val="19"/>
+              </w:rPr>
+              <w:t>0.0000</w:t>
+            </w:r>
+          </w:p>
+        </w:tc>
+        <w:tc>
+          <w:tcPr>
+            <w:tcW w:type="dxa" w:w="1928"/>
+          </w:tcPr>
+          <w:p>
+            <w:pPr>
+              <w:spacing w:line="240" w:lineRule="auto" w:after="0"/>
+            </w:pPr>
+            <w:r>
+              <w:rPr>
+                <w:rFonts w:ascii="Times New Roman" w:hAnsi="Times New Roman" w:eastAsia="SimSun"/>
+                <w:sz w:val="19"/>
+              </w:rPr>
+              <w:t>[0.0000, 0.0000]</w:t>
+            </w:r>
+          </w:p>
+        </w:tc>
+      </w:tr>
+      <w:tr>
+        <w:tc>
+          <w:tcPr>
+            <w:tcW w:type="dxa" w:w="1928"/>
+          </w:tcPr>
+          <w:p>
+            <w:pPr>
+              <w:spacing w:line="240" w:lineRule="auto" w:after="0"/>
+            </w:pPr>
+            <w:r>
+              <w:rPr>
+                <w:rFonts w:ascii="Times New Roman" w:hAnsi="Times New Roman" w:eastAsia="SimSun"/>
+                <w:sz w:val="19"/>
+              </w:rPr>
+              <w:t>template</w:t>
+            </w:r>
+          </w:p>
+        </w:tc>
+        <w:tc>
+          <w:tcPr>
+            <w:tcW w:type="dxa" w:w="1928"/>
+          </w:tcPr>
+          <w:p>
+            <w:pPr>
+              <w:spacing w:line="240" w:lineRule="auto" w:after="0"/>
+            </w:pPr>
+            <w:r>
+              <w:rPr>
+                <w:rFonts w:ascii="Times New Roman" w:hAnsi="Times New Roman" w:eastAsia="SimSun"/>
+                <w:sz w:val="19"/>
+              </w:rPr>
+              <w:t>bm25</w:t>
+            </w:r>
+          </w:p>
+        </w:tc>
+        <w:tc>
+          <w:tcPr>
+            <w:tcW w:type="dxa" w:w="1928"/>
+          </w:tcPr>
+          <w:p>
+            <w:pPr>
+              <w:spacing w:line="240" w:lineRule="auto" w:after="0"/>
+            </w:pPr>
+            <w:r>
+              <w:rPr>
+                <w:rFonts w:ascii="Times New Roman" w:hAnsi="Times New Roman" w:eastAsia="SimSun"/>
+                <w:sz w:val="19"/>
+              </w:rPr>
+              <w:t>R2 stance gap</w:t>
+            </w:r>
+          </w:p>
+        </w:tc>
+        <w:tc>
+          <w:tcPr>
+            <w:tcW w:type="dxa" w:w="1928"/>
+          </w:tcPr>
+          <w:p>
+            <w:pPr>
+              <w:spacing w:line="240" w:lineRule="auto" w:after="0"/>
+            </w:pPr>
+            <w:r>
+              <w:rPr>
+                <w:rFonts w:ascii="Times New Roman" w:hAnsi="Times New Roman" w:eastAsia="SimSun"/>
+                <w:sz w:val="19"/>
+              </w:rPr>
+              <w:t>0.7436</w:t>
+            </w:r>
+          </w:p>
+        </w:tc>
+        <w:tc>
+          <w:tcPr>
+            <w:tcW w:type="dxa" w:w="1928"/>
+          </w:tcPr>
+          <w:p>
+            <w:pPr>
+              <w:spacing w:line="240" w:lineRule="auto" w:after="0"/>
+            </w:pPr>
+            <w:r>
+              <w:rPr>
+                <w:rFonts w:ascii="Times New Roman" w:hAnsi="Times New Roman" w:eastAsia="SimSun"/>
+                <w:sz w:val="19"/>
+              </w:rPr>
+              <w:t>[0.6068, 0.8718]</w:t>
+            </w:r>
+          </w:p>
+        </w:tc>
+      </w:tr>
+      <w:tr>
+        <w:tc>
+          <w:tcPr>
+            <w:tcW w:type="dxa" w:w="1928"/>
+          </w:tcPr>
+          <w:p>
+            <w:pPr>
+              <w:spacing w:line="240" w:lineRule="auto" w:after="0"/>
+            </w:pPr>
+            <w:r>
+              <w:rPr>
+                <w:rFonts w:ascii="Times New Roman" w:hAnsi="Times New Roman" w:eastAsia="SimSun"/>
+                <w:sz w:val="19"/>
+              </w:rPr>
+              <w:t>template</w:t>
+            </w:r>
+          </w:p>
+        </w:tc>
+        <w:tc>
+          <w:tcPr>
+            <w:tcW w:type="dxa" w:w="1928"/>
+          </w:tcPr>
+          <w:p>
+            <w:pPr>
+              <w:spacing w:line="240" w:lineRule="auto" w:after="0"/>
+            </w:pPr>
+            <w:r>
+              <w:rPr>
+                <w:rFonts w:ascii="Times New Roman" w:hAnsi="Times New Roman" w:eastAsia="SimSun"/>
+                <w:sz w:val="19"/>
+              </w:rPr>
+              <w:t>bm25</w:t>
+            </w:r>
+          </w:p>
+        </w:tc>
+        <w:tc>
+          <w:tcPr>
+            <w:tcW w:type="dxa" w:w="1928"/>
+          </w:tcPr>
+          <w:p>
+            <w:pPr>
+              <w:spacing w:line="240" w:lineRule="auto" w:after="0"/>
+            </w:pPr>
+            <w:r>
+              <w:rPr>
+                <w:rFonts w:ascii="Times New Roman" w:hAnsi="Times New Roman" w:eastAsia="SimSun"/>
+                <w:sz w:val="19"/>
+              </w:rPr>
+              <w:t>R1 drift (TV)</w:t>
+            </w:r>
+          </w:p>
+        </w:tc>
+        <w:tc>
+          <w:tcPr>
+            <w:tcW w:type="dxa" w:w="1928"/>
+          </w:tcPr>
+          <w:p>
+            <w:pPr>
+              <w:spacing w:line="240" w:lineRule="auto" w:after="0"/>
+            </w:pPr>
+            <w:r>
+              <w:rPr>
+                <w:rFonts w:ascii="Times New Roman" w:hAnsi="Times New Roman" w:eastAsia="SimSun"/>
+                <w:sz w:val="19"/>
+              </w:rPr>
+              <w:t>0.1625</w:t>
+            </w:r>
+          </w:p>
+        </w:tc>
+        <w:tc>
+          <w:tcPr>
+            <w:tcW w:type="dxa" w:w="1928"/>
+          </w:tcPr>
+          <w:p>
+            <w:pPr>
+              <w:spacing w:line="240" w:lineRule="auto" w:after="0"/>
+            </w:pPr>
+            <w:r>
+              <w:rPr>
+                <w:rFonts w:ascii="Times New Roman" w:hAnsi="Times New Roman" w:eastAsia="SimSun"/>
+                <w:sz w:val="19"/>
+              </w:rPr>
+              <w:t>[0.1062, 0.2208]</w:t>
+            </w:r>
+          </w:p>
+        </w:tc>
+      </w:tr>
+      <w:tr>
+        <w:tc>
+          <w:tcPr>
+            <w:tcW w:type="dxa" w:w="1928"/>
+          </w:tcPr>
+          <w:p>
+            <w:pPr>
+              <w:spacing w:line="240" w:lineRule="auto" w:after="0"/>
+            </w:pPr>
+            <w:r>
+              <w:rPr>
+                <w:rFonts w:ascii="Times New Roman" w:hAnsi="Times New Roman" w:eastAsia="SimSun"/>
+                <w:sz w:val="19"/>
+              </w:rPr>
+              <w:t>template</w:t>
+            </w:r>
+          </w:p>
+        </w:tc>
+        <w:tc>
+          <w:tcPr>
+            <w:tcW w:type="dxa" w:w="1928"/>
+          </w:tcPr>
+          <w:p>
+            <w:pPr>
+              <w:spacing w:line="240" w:lineRule="auto" w:after="0"/>
+            </w:pPr>
+            <w:r>
+              <w:rPr>
+                <w:rFonts w:ascii="Times New Roman" w:hAnsi="Times New Roman" w:eastAsia="SimSun"/>
+                <w:sz w:val="19"/>
+              </w:rPr>
+              <w:t>dense</w:t>
+            </w:r>
+          </w:p>
+        </w:tc>
+        <w:tc>
+          <w:tcPr>
+            <w:tcW w:type="dxa" w:w="1928"/>
+          </w:tcPr>
+          <w:p>
+            <w:pPr>
+              <w:spacing w:line="240" w:lineRule="auto" w:after="0"/>
+            </w:pPr>
+            <w:r>
+              <w:rPr>
+                <w:rFonts w:ascii="Times New Roman" w:hAnsi="Times New Roman" w:eastAsia="SimSun"/>
+                <w:sz w:val="19"/>
+              </w:rPr>
+              <w:t>R2 stance gap</w:t>
+            </w:r>
+          </w:p>
+        </w:tc>
+        <w:tc>
+          <w:tcPr>
+            <w:tcW w:type="dxa" w:w="1928"/>
+          </w:tcPr>
+          <w:p>
+            <w:pPr>
+              <w:spacing w:line="240" w:lineRule="auto" w:after="0"/>
+            </w:pPr>
+            <w:r>
+              <w:rPr>
+                <w:rFonts w:ascii="Times New Roman" w:hAnsi="Times New Roman" w:eastAsia="SimSun"/>
+                <w:sz w:val="19"/>
+              </w:rPr>
+              <w:t>0.6167</w:t>
+            </w:r>
+          </w:p>
+        </w:tc>
+        <w:tc>
+          <w:tcPr>
+            <w:tcW w:type="dxa" w:w="1928"/>
+          </w:tcPr>
+          <w:p>
+            <w:pPr>
+              <w:spacing w:line="240" w:lineRule="auto" w:after="0"/>
+            </w:pPr>
+            <w:r>
+              <w:rPr>
+                <w:rFonts w:ascii="Times New Roman" w:hAnsi="Times New Roman" w:eastAsia="SimSun"/>
+                <w:sz w:val="19"/>
+              </w:rPr>
+              <w:t>[0.4556, 0.7667]</w:t>
+            </w:r>
+          </w:p>
+        </w:tc>
+      </w:tr>
+      <w:tr>
+        <w:tc>
+          <w:tcPr>
+            <w:tcW w:type="dxa" w:w="1928"/>
+          </w:tcPr>
+          <w:p>
+            <w:pPr>
+              <w:spacing w:line="240" w:lineRule="auto" w:after="0"/>
+            </w:pPr>
+            <w:r>
+              <w:rPr>
+                <w:rFonts w:ascii="Times New Roman" w:hAnsi="Times New Roman" w:eastAsia="SimSun"/>
+                <w:sz w:val="19"/>
+              </w:rPr>
+              <w:t>template</w:t>
+            </w:r>
+          </w:p>
+        </w:tc>
+        <w:tc>
+          <w:tcPr>
+            <w:tcW w:type="dxa" w:w="1928"/>
+          </w:tcPr>
+          <w:p>
+            <w:pPr>
+              <w:spacing w:line="240" w:lineRule="auto" w:after="0"/>
+            </w:pPr>
+            <w:r>
+              <w:rPr>
+                <w:rFonts w:ascii="Times New Roman" w:hAnsi="Times New Roman" w:eastAsia="SimSun"/>
+                <w:sz w:val="19"/>
+              </w:rPr>
+              <w:t>dense</w:t>
+            </w:r>
+          </w:p>
+        </w:tc>
+        <w:tc>
+          <w:tcPr>
+            <w:tcW w:type="dxa" w:w="1928"/>
+          </w:tcPr>
+          <w:p>
+            <w:pPr>
+              <w:spacing w:line="240" w:lineRule="auto" w:after="0"/>
+            </w:pPr>
+            <w:r>
+              <w:rPr>
+                <w:rFonts w:ascii="Times New Roman" w:hAnsi="Times New Roman" w:eastAsia="SimSun"/>
+                <w:sz w:val="19"/>
+              </w:rPr>
+              <w:t>R1 drift (TV)</w:t>
+            </w:r>
+          </w:p>
+        </w:tc>
+        <w:tc>
+          <w:tcPr>
+            <w:tcW w:type="dxa" w:w="1928"/>
+          </w:tcPr>
+          <w:p>
+            <w:pPr>
+              <w:spacing w:line="240" w:lineRule="auto" w:after="0"/>
+            </w:pPr>
+            <w:r>
+              <w:rPr>
+                <w:rFonts w:ascii="Times New Roman" w:hAnsi="Times New Roman" w:eastAsia="SimSun"/>
+                <w:sz w:val="19"/>
+              </w:rPr>
+              <w:t>0.0812</w:t>
+            </w:r>
+          </w:p>
+        </w:tc>
+        <w:tc>
+          <w:tcPr>
+            <w:tcW w:type="dxa" w:w="1928"/>
+          </w:tcPr>
+          <w:p>
+            <w:pPr>
+              <w:spacing w:line="240" w:lineRule="auto" w:after="0"/>
+            </w:pPr>
+            <w:r>
+              <w:rPr>
+                <w:rFonts w:ascii="Times New Roman" w:hAnsi="Times New Roman" w:eastAsia="SimSun"/>
+                <w:sz w:val="19"/>
+              </w:rPr>
+              <w:t>[0.0438, 0.1208]</w:t>
+            </w:r>
+          </w:p>
+        </w:tc>
+      </w:tr>
+      <w:tr>
+        <w:tc>
+          <w:tcPr>
+            <w:tcW w:type="dxa" w:w="1928"/>
+          </w:tcPr>
+          <w:p>
+            <w:pPr>
+              <w:spacing w:line="240" w:lineRule="auto" w:after="0"/>
+            </w:pPr>
+            <w:r>
+              <w:rPr>
+                <w:rFonts w:ascii="Times New Roman" w:hAnsi="Times New Roman" w:eastAsia="SimSun"/>
+                <w:sz w:val="19"/>
+              </w:rPr>
+              <w:t>template_plus_projection</w:t>
+            </w:r>
+          </w:p>
+        </w:tc>
+        <w:tc>
+          <w:tcPr>
+            <w:tcW w:type="dxa" w:w="1928"/>
+          </w:tcPr>
+          <w:p>
+            <w:pPr>
+              <w:spacing w:line="240" w:lineRule="auto" w:after="0"/>
+            </w:pPr>
+            <w:r>
+              <w:rPr>
+                <w:rFonts w:ascii="Times New Roman" w:hAnsi="Times New Roman" w:eastAsia="SimSun"/>
+                <w:sz w:val="19"/>
+              </w:rPr>
+              <w:t>bm25</w:t>
+            </w:r>
+          </w:p>
+        </w:tc>
+        <w:tc>
+          <w:tcPr>
+            <w:tcW w:type="dxa" w:w="1928"/>
+          </w:tcPr>
+          <w:p>
+            <w:pPr>
+              <w:spacing w:line="240" w:lineRule="auto" w:after="0"/>
+            </w:pPr>
+            <w:r>
+              <w:rPr>
+                <w:rFonts w:ascii="Times New Roman" w:hAnsi="Times New Roman" w:eastAsia="SimSun"/>
+                <w:sz w:val="19"/>
+              </w:rPr>
+              <w:t>R2 stance gap</w:t>
+            </w:r>
+          </w:p>
+        </w:tc>
+        <w:tc>
+          <w:tcPr>
+            <w:tcW w:type="dxa" w:w="1928"/>
+          </w:tcPr>
+          <w:p>
+            <w:pPr>
+              <w:spacing w:line="240" w:lineRule="auto" w:after="0"/>
+            </w:pPr>
+            <w:r>
+              <w:rPr>
+                <w:rFonts w:ascii="Times New Roman" w:hAnsi="Times New Roman" w:eastAsia="SimSun"/>
+                <w:sz w:val="19"/>
+              </w:rPr>
+              <w:t>0.7436</w:t>
+            </w:r>
+          </w:p>
+        </w:tc>
+        <w:tc>
+          <w:tcPr>
+            <w:tcW w:type="dxa" w:w="1928"/>
+          </w:tcPr>
+          <w:p>
+            <w:pPr>
+              <w:spacing w:line="240" w:lineRule="auto" w:after="0"/>
+            </w:pPr>
+            <w:r>
+              <w:rPr>
+                <w:rFonts w:ascii="Times New Roman" w:hAnsi="Times New Roman" w:eastAsia="SimSun"/>
+                <w:sz w:val="19"/>
+              </w:rPr>
+              <w:t>[0.6068, 0.8718]</w:t>
+            </w:r>
+          </w:p>
+        </w:tc>
+      </w:tr>
+      <w:tr>
+        <w:tc>
+          <w:tcPr>
+            <w:tcW w:type="dxa" w:w="1928"/>
+          </w:tcPr>
+          <w:p>
+            <w:pPr>
+              <w:spacing w:line="240" w:lineRule="auto" w:after="0"/>
+            </w:pPr>
+            <w:r>
+              <w:rPr>
+                <w:rFonts w:ascii="Times New Roman" w:hAnsi="Times New Roman" w:eastAsia="SimSun"/>
+                <w:sz w:val="19"/>
+              </w:rPr>
+              <w:t>template_plus_projection</w:t>
+            </w:r>
+          </w:p>
+        </w:tc>
+        <w:tc>
+          <w:tcPr>
+            <w:tcW w:type="dxa" w:w="1928"/>
+          </w:tcPr>
+          <w:p>
+            <w:pPr>
+              <w:spacing w:line="240" w:lineRule="auto" w:after="0"/>
+            </w:pPr>
+            <w:r>
+              <w:rPr>
+                <w:rFonts w:ascii="Times New Roman" w:hAnsi="Times New Roman" w:eastAsia="SimSun"/>
+                <w:sz w:val="19"/>
+              </w:rPr>
+              <w:t>bm25</w:t>
+            </w:r>
+          </w:p>
+        </w:tc>
+        <w:tc>
+          <w:tcPr>
+            <w:tcW w:type="dxa" w:w="1928"/>
+          </w:tcPr>
+          <w:p>
+            <w:pPr>
+              <w:spacing w:line="240" w:lineRule="auto" w:after="0"/>
+            </w:pPr>
+            <w:r>
+              <w:rPr>
+                <w:rFonts w:ascii="Times New Roman" w:hAnsi="Times New Roman" w:eastAsia="SimSun"/>
+                <w:sz w:val="19"/>
+              </w:rPr>
+              <w:t>R1 drift (TV)</w:t>
+            </w:r>
+          </w:p>
+        </w:tc>
+        <w:tc>
+          <w:tcPr>
+            <w:tcW w:type="dxa" w:w="1928"/>
+          </w:tcPr>
+          <w:p>
+            <w:pPr>
+              <w:spacing w:line="240" w:lineRule="auto" w:after="0"/>
+            </w:pPr>
+            <w:r>
+              <w:rPr>
+                <w:rFonts w:ascii="Times New Roman" w:hAnsi="Times New Roman" w:eastAsia="SimSun"/>
+                <w:sz w:val="19"/>
+              </w:rPr>
+              <w:t>0.1625</w:t>
+            </w:r>
+          </w:p>
+        </w:tc>
+        <w:tc>
+          <w:tcPr>
+            <w:tcW w:type="dxa" w:w="1928"/>
+          </w:tcPr>
+          <w:p>
+            <w:pPr>
+              <w:spacing w:line="240" w:lineRule="auto" w:after="0"/>
+            </w:pPr>
+            <w:r>
+              <w:rPr>
+                <w:rFonts w:ascii="Times New Roman" w:hAnsi="Times New Roman" w:eastAsia="SimSun"/>
+                <w:sz w:val="19"/>
+              </w:rPr>
+              <w:t>[0.1062, 0.2208]</w:t>
+            </w:r>
+          </w:p>
+        </w:tc>
+      </w:tr>
+      <w:tr>
+        <w:tc>
+          <w:tcPr>
+            <w:tcW w:type="dxa" w:w="1928"/>
+          </w:tcPr>
+          <w:p>
+            <w:pPr>
+              <w:spacing w:line="240" w:lineRule="auto" w:after="0"/>
+            </w:pPr>
+            <w:r>
+              <w:rPr>
+                <w:rFonts w:ascii="Times New Roman" w:hAnsi="Times New Roman" w:eastAsia="SimSun"/>
+                <w:sz w:val="19"/>
+              </w:rPr>
+              <w:t>template_plus_projection</w:t>
+            </w:r>
+          </w:p>
+        </w:tc>
+        <w:tc>
+          <w:tcPr>
+            <w:tcW w:type="dxa" w:w="1928"/>
+          </w:tcPr>
+          <w:p>
+            <w:pPr>
+              <w:spacing w:line="240" w:lineRule="auto" w:after="0"/>
+            </w:pPr>
+            <w:r>
+              <w:rPr>
+                <w:rFonts w:ascii="Times New Roman" w:hAnsi="Times New Roman" w:eastAsia="SimSun"/>
+                <w:sz w:val="19"/>
+              </w:rPr>
+              <w:t>dense</w:t>
+            </w:r>
+          </w:p>
+        </w:tc>
+        <w:tc>
+          <w:tcPr>
+            <w:tcW w:type="dxa" w:w="1928"/>
+          </w:tcPr>
+          <w:p>
+            <w:pPr>
+              <w:spacing w:line="240" w:lineRule="auto" w:after="0"/>
+            </w:pPr>
+            <w:r>
+              <w:rPr>
+                <w:rFonts w:ascii="Times New Roman" w:hAnsi="Times New Roman" w:eastAsia="SimSun"/>
+                <w:sz w:val="19"/>
+              </w:rPr>
+              <w:t>R2 stance gap</w:t>
+            </w:r>
+          </w:p>
+        </w:tc>
+        <w:tc>
+          <w:tcPr>
+            <w:tcW w:type="dxa" w:w="1928"/>
+          </w:tcPr>
+          <w:p>
+            <w:pPr>
+              <w:spacing w:line="240" w:lineRule="auto" w:after="0"/>
+            </w:pPr>
+            <w:r>
+              <w:rPr>
+                <w:rFonts w:ascii="Times New Roman" w:hAnsi="Times New Roman" w:eastAsia="SimSun"/>
+                <w:sz w:val="19"/>
+              </w:rPr>
+              <w:t>1.0000</w:t>
+            </w:r>
+          </w:p>
+        </w:tc>
+        <w:tc>
+          <w:tcPr>
+            <w:tcW w:type="dxa" w:w="1928"/>
+          </w:tcPr>
+          <w:p>
+            <w:pPr>
+              <w:spacing w:line="240" w:lineRule="auto" w:after="0"/>
+            </w:pPr>
+            <w:r>
+              <w:rPr>
+                <w:rFonts w:ascii="Times New Roman" w:hAnsi="Times New Roman" w:eastAsia="SimSun"/>
+                <w:sz w:val="19"/>
+              </w:rPr>
+              <w:t>[1.0000, 1.0000]</w:t>
+            </w:r>
+          </w:p>
+        </w:tc>
+      </w:tr>
+      <w:tr>
+        <w:tc>
+          <w:tcPr>
+            <w:tcW w:type="dxa" w:w="1928"/>
+          </w:tcPr>
+          <w:p>
+            <w:pPr>
+              <w:spacing w:line="240" w:lineRule="auto" w:after="0"/>
+            </w:pPr>
+            <w:r>
+              <w:rPr>
+                <w:rFonts w:ascii="Times New Roman" w:hAnsi="Times New Roman" w:eastAsia="SimSun"/>
+                <w:sz w:val="19"/>
+              </w:rPr>
+              <w:t>template_plus_projection</w:t>
+            </w:r>
+          </w:p>
+        </w:tc>
+        <w:tc>
+          <w:tcPr>
+            <w:tcW w:type="dxa" w:w="1928"/>
+          </w:tcPr>
+          <w:p>
+            <w:pPr>
+              <w:spacing w:line="240" w:lineRule="auto" w:after="0"/>
+            </w:pPr>
+            <w:r>
+              <w:rPr>
+                <w:rFonts w:ascii="Times New Roman" w:hAnsi="Times New Roman" w:eastAsia="SimSun"/>
+                <w:sz w:val="19"/>
+              </w:rPr>
+              <w:t>dense</w:t>
+            </w:r>
+          </w:p>
+        </w:tc>
+        <w:tc>
+          <w:tcPr>
+            <w:tcW w:type="dxa" w:w="1928"/>
+          </w:tcPr>
+          <w:p>
+            <w:pPr>
+              <w:spacing w:line="240" w:lineRule="auto" w:after="0"/>
+            </w:pPr>
+            <w:r>
+              <w:rPr>
+                <w:rFonts w:ascii="Times New Roman" w:hAnsi="Times New Roman" w:eastAsia="SimSun"/>
+                <w:sz w:val="19"/>
+              </w:rPr>
+              <w:t>R1 drift (TV)</w:t>
+            </w:r>
+          </w:p>
+        </w:tc>
+        <w:tc>
+          <w:tcPr>
+            <w:tcW w:type="dxa" w:w="1928"/>
+          </w:tcPr>
+          <w:p>
+            <w:pPr>
+              <w:spacing w:line="240" w:lineRule="auto" w:after="0"/>
+            </w:pPr>
+            <w:r>
+              <w:rPr>
+                <w:rFonts w:ascii="Times New Roman" w:hAnsi="Times New Roman" w:eastAsia="SimSun"/>
+                <w:sz w:val="19"/>
+              </w:rPr>
+              <w:t>0.1625</w:t>
+            </w:r>
+          </w:p>
+        </w:tc>
+        <w:tc>
+          <w:tcPr>
+            <w:tcW w:type="dxa" w:w="1928"/>
+          </w:tcPr>
+          <w:p>
+            <w:pPr>
+              <w:spacing w:line="240" w:lineRule="auto" w:after="0"/>
+            </w:pPr>
+            <w:r>
+              <w:rPr>
+                <w:rFonts w:ascii="Times New Roman" w:hAnsi="Times New Roman" w:eastAsia="SimSun"/>
+                <w:sz w:val="19"/>
+              </w:rPr>
+              <w:t>[0.1187, 0.2083]</w:t>
+            </w:r>
+          </w:p>
+        </w:tc>
+      </w:tr>
+    </w:tbl>
+    <w:p/>
+    <w:p>
+      <w:r>
+        <w:rPr>
+          <w:rFonts w:ascii="Times New Roman" w:hAnsi="Times New Roman" w:eastAsia="SimSun"/>
+          <w:sz w:val="22"/>
+        </w:rPr>
+        <w:t>The point of §Table 16 is the last column. For the R1-only and joint constraints the difference is zero per query, so the CI is [0, 0] and the equivalence bound is ±0.0000: the data exclude any effect on adversarial inclusion, not merely an effect above some threshold. The epr_stance\ rows are included as a contrast, since there the constraint genuinely changes the selection.</w:t>
       </w:r>
     </w:p>
     <w:p>

--- a/paper/manuscript_R1R2_v1.docx
+++ b/paper/manuscript_R1R2_v1.docx
@@ -131,22 +131,7 @@
           <w:rFonts w:ascii="Times New Roman" w:hAnsi="Times New Roman" w:eastAsia="SimSun"/>
           <w:sz w:val="22"/>
         </w:rPr>
-        <w:t xml:space="preserve">Retrieval-augmented generation (RAG) systems ground large language model outputs in an external corpus, which makes the retrieval layer a security-critical component: an adversary who can inject passages into that corpus can steer what the system cites as evidence. A recent line of work shows that such injection can be used not only to induce factual errors but to amplify </w:t>
-      </w:r>
-      <w:r>
-        <w:rPr>
-          <w:rFonts w:ascii="Times New Roman" w:hAnsi="Times New Roman" w:eastAsia="SimSun"/>
-          <w:i/>
-          <w:sz w:val="22"/>
-        </w:rPr>
-        <w:t>social bias</w:t>
-      </w:r>
-      <w:r>
-        <w:rPr>
-          <w:rFonts w:ascii="Times New Roman" w:hAnsi="Times New Roman" w:eastAsia="SimSun"/>
-          <w:sz w:val="22"/>
-        </w:rPr>
-        <w:t xml:space="preserve">, and several defenses have been proposed that constrain the </w:t>
+        <w:t xml:space="preserve">Fairness defenses for retrieval-augmented generation (RAG) are selected and validated using aggregate statistics of the retrieved set: the proportion of passages about each protected group, the deviation of a group's stance from a corpus reference, or the exposure of items across repeated requests. We show that these statistics are </w:t>
       </w:r>
       <w:r>
         <w:rPr>
@@ -154,14 +139,14 @@
           <w:b/>
           <w:sz w:val="22"/>
         </w:rPr>
-        <w:t>group composition</w:t>
-      </w:r>
-      <w:r>
-        <w:rPr>
-          <w:rFonts w:ascii="Times New Roman" w:hAnsi="Times New Roman" w:eastAsia="SimSun"/>
-          <w:sz w:val="22"/>
-        </w:rPr>
-        <w:t xml:space="preserve"> of the retrieved set — the proportion of passages about one protected group versus another.</w:t>
+        <w:t>blind to the attack they are meant to detect</w:t>
+      </w:r>
+      <w:r>
+        <w:rPr>
+          <w:rFonts w:ascii="Times New Roman" w:hAnsi="Times New Roman" w:eastAsia="SimSun"/>
+          <w:sz w:val="22"/>
+        </w:rPr>
+        <w:t>, and we identify the property they all share that makes them blind.</w:t>
       </w:r>
     </w:p>
     <w:p>
@@ -170,7 +155,22 @@
           <w:rFonts w:ascii="Times New Roman" w:hAnsi="Times New Roman" w:eastAsia="SimSun"/>
           <w:sz w:val="22"/>
         </w:rPr>
-        <w:t xml:space="preserve">We show that this defense objective is mis-specified. "Group representation" in a retrieved set has two orthogonal dimensions: </w:t>
+        <w:t xml:space="preserve">The attack is </w:t>
+      </w:r>
+      <w:r>
+        <w:rPr>
+          <w:rFonts w:ascii="Times New Roman" w:hAnsi="Times New Roman" w:eastAsia="SimSun"/>
+          <w:i/>
+          <w:sz w:val="22"/>
+        </w:rPr>
+        <w:t>pairwise poisoning</w:t>
+      </w:r>
+      <w:r>
+        <w:rPr>
+          <w:rFonts w:ascii="Times New Roman" w:hAnsi="Times New Roman" w:eastAsia="SimSun"/>
+          <w:sz w:val="22"/>
+        </w:rPr>
+        <w:t xml:space="preserve">: injected passages reuse the legitimate template inventory and differ only in which group they favour. Because the injection is balanced across groups by construction, it leaves every group-composition statistic clean while skewing the stance of the evidence. We formalise this as two orthogonal dimensions — </w:t>
       </w:r>
       <w:r>
         <w:rPr>
@@ -185,7 +185,7 @@
           <w:rFonts w:ascii="Times New Roman" w:hAnsi="Times New Roman" w:eastAsia="SimSun"/>
           <w:sz w:val="22"/>
         </w:rPr>
-        <w:t xml:space="preserve">, the proportion of group-relevant passages belonging to each group, and </w:t>
+        <w:t xml:space="preserve"> and </w:t>
       </w:r>
       <w:r>
         <w:rPr>
@@ -200,46 +200,7 @@
           <w:rFonts w:ascii="Times New Roman" w:hAnsi="Times New Roman" w:eastAsia="SimSun"/>
           <w:sz w:val="22"/>
         </w:rPr>
-        <w:t xml:space="preserve">, the proportion of passages about a given group that are favourable rather than unfavourable toward it. Pairwise poisoning — the natural adversarial construction, in which injected passages reuse the legitimate template inventory and differ only in which group they favour — is </w:t>
-      </w:r>
-      <w:r>
-        <w:rPr>
-          <w:rFonts w:ascii="Times New Roman" w:hAnsi="Times New Roman" w:eastAsia="SimSun"/>
-          <w:b/>
-          <w:sz w:val="22"/>
-        </w:rPr>
-        <w:t>balanced in R1 by construction</w:t>
-      </w:r>
-      <w:r>
-        <w:rPr>
-          <w:rFonts w:ascii="Times New Roman" w:hAnsi="Times New Roman" w:eastAsia="SimSun"/>
-          <w:sz w:val="22"/>
-        </w:rPr>
-        <w:t xml:space="preserve"> while being </w:t>
-      </w:r>
-      <w:r>
-        <w:rPr>
-          <w:rFonts w:ascii="Times New Roman" w:hAnsi="Times New Roman" w:eastAsia="SimSun"/>
-          <w:b/>
-          <w:sz w:val="22"/>
-        </w:rPr>
-        <w:t>arbitrarily skewed in R2</w:t>
-      </w:r>
-      <w:r>
-        <w:rPr>
-          <w:rFonts w:ascii="Times New Roman" w:hAnsi="Times New Roman" w:eastAsia="SimSun"/>
-          <w:sz w:val="22"/>
-        </w:rPr>
-        <w:t>. Consequently every defense that constrains R1 alone admits the entire poisoned set while reporting a clean group distribution.</w:t>
-      </w:r>
-    </w:p>
-    <w:p>
-      <w:r>
-        <w:rPr>
-          <w:rFonts w:ascii="Times New Roman" w:hAnsi="Times New Roman" w:eastAsia="SimSun"/>
-          <w:sz w:val="22"/>
-        </w:rPr>
-        <w:t>We formalise both dimensions, construct the pairwise attack, and re-implement five representative defenses — multi-query consistency, off-manifold filtering, and three variants of representation-conserving selection (R1-only, R2-only, and joint) — under a controlled corpus with exact group and stance annotations. Across BM25 and dense retrieval, over 48 queries spanning four bias strata, we find that:</w:t>
+        <w:t xml:space="preserve"> — and show that the blindness is not an accident of any one metric:</w:t>
       </w:r>
     </w:p>
     <w:p>
@@ -253,29 +214,14 @@
           <w:b/>
           <w:sz w:val="22"/>
         </w:rPr>
-        <w:t>Pairwise poisoning is invisible to every R1 statistic.</w:t>
-      </w:r>
-      <w:r>
-        <w:rPr>
-          <w:rFonts w:ascii="Times New Roman" w:hAnsi="Times New Roman" w:eastAsia="SimSun"/>
-          <w:sz w:val="22"/>
-        </w:rPr>
-        <w:t xml:space="preserve"> R1 composition drift stays at 0.1313 or below on the controlled corpus and 0.2722 or below on BBQ, while adversarial passages take over the retrieved set. Two natural R2 statistics — deviation of stance from a corpus reference, and one-sidedness of stance — are also flat (0.2859 → 0.3113 and 0.4667 → 0.5000) across the clean and attacked conditions, because the attack preserves the topic-conditioned component that dominates them. On the controlled corpus only the </w:t>
-      </w:r>
-      <w:r>
-        <w:rPr>
-          <w:rFonts w:ascii="Times New Roman" w:hAnsi="Times New Roman" w:eastAsia="SimSun"/>
-          <w:b/>
-          <w:sz w:val="22"/>
-        </w:rPr>
-        <w:t>cross-group stance gap</w:t>
-      </w:r>
-      <w:r>
-        <w:rPr>
-          <w:rFonts w:ascii="Times New Roman" w:hAnsi="Times New Roman" w:eastAsia="SimSun"/>
-          <w:sz w:val="22"/>
-        </w:rPr>
-        <w:t xml:space="preserve"> responds, moving from exactly 0.0000 (clean, all four strata) to 0.6250–1.0000.</w:t>
+        <w:t>Composition statistics do not move.</w:t>
+      </w:r>
+      <w:r>
+        <w:rPr>
+          <w:rFonts w:ascii="Times New Roman" w:hAnsi="Times New Roman" w:eastAsia="SimSun"/>
+          <w:sz w:val="22"/>
+        </w:rPr>
+        <w:t xml:space="preserve"> R1 drift stays at or below the level legitimate retrieval variance produces, on both a controlled corpus and a naturally written bias benchmark.</w:t>
       </w:r>
     </w:p>
     <w:p>
@@ -289,29 +235,14 @@
           <w:b/>
           <w:sz w:val="22"/>
         </w:rPr>
-        <w:t>The R1-only defense is inert, not merely weak.</w:t>
-      </w:r>
-      <w:r>
-        <w:rPr>
-          <w:rFonts w:ascii="Times New Roman" w:hAnsi="Times New Roman" w:eastAsia="SimSun"/>
-          <w:sz w:val="22"/>
-        </w:rPr>
-        <w:t xml:space="preserve"> On both corpora, and at </w:t>
-      </w:r>
-      <w:r>
-        <w:rPr>
-          <w:rFonts w:ascii="Times New Roman" w:hAnsi="Times New Roman" w:eastAsia="SimSun"/>
-          <w:b/>
-          <w:sz w:val="22"/>
-        </w:rPr>
-        <w:t>every injection rate we swept</w:t>
-      </w:r>
-      <w:r>
-        <w:rPr>
-          <w:rFonts w:ascii="Times New Roman" w:hAnsi="Times New Roman" w:eastAsia="SimSun"/>
-          <w:sz w:val="22"/>
-        </w:rPr>
-        <w:t>, it attains exactly the same adversarial-passage inclusion rate as no defense, and does so at every value of its budget parameter — including the strictest. The budget parameter acts on a quantity the attack does not perturb.</w:t>
+        <w:t>Two natural R2 statistics are also blind.</w:t>
+      </w:r>
+      <w:r>
+        <w:rPr>
+          <w:rFonts w:ascii="Times New Roman" w:hAnsi="Times New Roman" w:eastAsia="SimSun"/>
+          <w:sz w:val="22"/>
+        </w:rPr>
+        <w:t xml:space="preserve"> Deviation of stance from a corpus reference (0.286 → 0.311) and one-sidedness of stance (0.467 → 0.500) are flat across the clean and fully attacked conditions, because a group-neutral query legitimately retrieves one-sided evidence, so both measure topic conditioning rather than group skew — a component the attack preserves. The statistic that responds is the cross-group stance gap.</w:t>
       </w:r>
     </w:p>
     <w:p>
@@ -325,14 +256,596 @@
           <w:b/>
           <w:sz w:val="22"/>
         </w:rPr>
-        <w:t>The R2 dimension is the only axis along which anything moves.</w:t>
-      </w:r>
-      <w:r>
-        <w:rPr>
-          <w:rFonts w:ascii="Times New Roman" w:hAnsi="Times New Roman" w:eastAsia="SimSun"/>
-          <w:sz w:val="22"/>
-        </w:rPr>
-        <w:t xml:space="preserve"> On the controlled corpus the R2 constraint improves its own metric by 77%; on BBQ it roughly halves the stance gap (0.970 → 0.525) while the R1 constraint leaves it unchanged (0.952). The direction of the result — R1 inert, R2 effective — is invariant across corpora and injection rates; the magnitude is not, and we report both.</w:t>
+        <w:t>The right axis is the per-group shift, not the gap between groups — and we initially got this wrong ourselves.</w:t>
+      </w:r>
+      <w:r>
+        <w:rPr>
+          <w:rFonts w:ascii="Times New Roman" w:hAnsi="Times New Roman" w:eastAsia="SimSun"/>
+          <w:sz w:val="22"/>
+        </w:rPr>
+        <w:t xml:space="preserve"> Every metric above is an absolute difference between groups. Because the corpus carries a pre-existing asymmetry and the attack </w:t>
+      </w:r>
+      <w:r>
+        <w:rPr>
+          <w:rFonts w:ascii="Times New Roman" w:hAnsi="Times New Roman" w:eastAsia="SimSun"/>
+          <w:i/>
+          <w:sz w:val="22"/>
+        </w:rPr>
+        <w:t>relocates both groups</w:t>
+      </w:r>
+      <w:r>
+        <w:rPr>
+          <w:rFonts w:ascii="Times New Roman" w:hAnsi="Times New Roman" w:eastAsia="SimSun"/>
+          <w:sz w:val="22"/>
+        </w:rPr>
+        <w:t xml:space="preserve"> rather than opening a gap between them, an absolute difference discards the signal. Measured per group, injection moves the suppressed group's stance by −0.13 to −0.18 and the favoured group's by +0.13, consistently across </w:t>
+      </w:r>
+      <w:r>
+        <w:rPr>
+          <w:rFonts w:ascii="Times New Roman" w:hAnsi="Times New Roman" w:eastAsia="SimSun"/>
+          <w:b/>
+          <w:sz w:val="22"/>
+        </w:rPr>
+        <w:t>three generators from two model families</w:t>
+      </w:r>
+      <w:r>
+        <w:rPr>
+          <w:rFonts w:ascii="Times New Roman" w:hAnsi="Times New Roman" w:eastAsia="SimSun"/>
+          <w:sz w:val="22"/>
+        </w:rPr>
+        <w:t xml:space="preserve"> at $p \le 0.0035$; the absolute gap moves by less than 0.002 for two of the three. We reproduced, one level up, the exact error we identify at the retrieval layer.</w:t>
+      </w:r>
+    </w:p>
+    <w:p>
+      <w:r>
+        <w:rPr>
+          <w:rFonts w:ascii="Times New Roman" w:hAnsi="Times New Roman" w:eastAsia="SimSun"/>
+          <w:sz w:val="22"/>
+        </w:rPr>
+        <w:t xml:space="preserve">The practical consequence is a </w:t>
+      </w:r>
+      <w:r>
+        <w:rPr>
+          <w:rFonts w:ascii="Times New Roman" w:hAnsi="Times New Roman" w:eastAsia="SimSun"/>
+          <w:b/>
+          <w:sz w:val="22"/>
+        </w:rPr>
+        <w:t>negative result about a class of defenses</w:t>
+      </w:r>
+      <w:r>
+        <w:rPr>
+          <w:rFonts w:ascii="Times New Roman" w:hAnsi="Times New Roman" w:eastAsia="SimSun"/>
+          <w:sz w:val="22"/>
+        </w:rPr>
+        <w:t xml:space="preserve">, which we prove rather than only measure. A distribution-constrained defense faces a trilemma: it cannot simultaneously exclude adversarial passages, admit good clean selections, and impose a non-vacuous constraint. Empirically the R1 constraint is not weak but </w:t>
+      </w:r>
+      <w:r>
+        <w:rPr>
+          <w:rFonts w:ascii="Times New Roman" w:hAnsi="Times New Roman" w:eastAsia="SimSun"/>
+          <w:b/>
+          <w:sz w:val="22"/>
+        </w:rPr>
+        <w:t>inert</w:t>
+      </w:r>
+      <w:r>
+        <w:rPr>
+          <w:rFonts w:ascii="Times New Roman" w:hAnsi="Times New Roman" w:eastAsia="SimSun"/>
+          <w:sz w:val="22"/>
+        </w:rPr>
+        <w:t xml:space="preserve"> — and the reason is a ceiling, not a sample-size problem. The unconstrained baseline already admits adversarial passages on every query where it can (1.000 for a dense retriever, 0.750 for BM25), so there is no headroom for a reduction to appear even in principle; the per-query difference is identically zero, giving an equivalence bound of exactly ±0.0000. This is not because the constraint fails to change the selection — it does change it, moving the R2 stance gap from 0.7436 to 0.5385 — but because different passages are selected and not one adversarial passage is displaced. We reach the same conclusion across six retrieval back-ends, two corpora, five injection rates and the full budget sweep, with $|\mathcal{G}| = 2$ throughout.</w:t>
+      </w:r>
+    </w:p>
+    <w:p>
+      <w:r>
+        <w:rPr>
+          <w:rFonts w:ascii="Times New Roman" w:hAnsi="Times New Roman" w:eastAsia="SimSun"/>
+          <w:sz w:val="22"/>
+        </w:rPr>
+        <w:t xml:space="preserve">Two further measurement hazards follow from taking the encoder seriously as a factor rather than an implementation detail. Text-attack susceptibility is predicted by the </w:t>
+      </w:r>
+      <w:r>
+        <w:rPr>
+          <w:rFonts w:ascii="Times New Roman" w:hAnsi="Times New Roman" w:eastAsia="SimSun"/>
+          <w:b/>
+          <w:sz w:val="22"/>
+        </w:rPr>
+        <w:t>sparsity</w:t>
+      </w:r>
+      <w:r>
+        <w:rPr>
+          <w:rFonts w:ascii="Times New Roman" w:hAnsi="Times New Roman" w:eastAsia="SimSun"/>
+          <w:sz w:val="22"/>
+        </w:rPr>
+        <w:t xml:space="preserve"> of the representation rather than by whether the encoder is learned (a learned sparse retriever is as susceptible as BM25, 0.625 versus 0.750), but sparsity is a correlate and not a law: enlarging GTE within one family and training recipe makes it </w:t>
+      </w:r>
+      <w:r>
+        <w:rPr>
+          <w:rFonts w:ascii="Times New Roman" w:hAnsi="Times New Roman" w:eastAsia="SimSun"/>
+          <w:b/>
+          <w:sz w:val="22"/>
+        </w:rPr>
+        <w:t>eight times more susceptible</w:t>
+      </w:r>
+      <w:r>
+        <w:rPr>
+          <w:rFonts w:ascii="Times New Roman" w:hAnsi="Times New Roman" w:eastAsia="SimSun"/>
+          <w:sz w:val="22"/>
+        </w:rPr>
+        <w:t xml:space="preserve"> (0.0625 → 0.5000) while enlarging E5 makes it more resistant. Susceptibility is a per-checkpoint property that must be measured, so a single-encoder robustness claim reports an unmeasured encoder property.</w:t>
+      </w:r>
+    </w:p>
+    <w:p>
+      <w:r>
+        <w:rPr>
+          <w:rFonts w:ascii="Times New Roman" w:hAnsi="Times New Roman" w:eastAsia="SimSun"/>
+          <w:sz w:val="22"/>
+        </w:rPr>
+        <w:t>We close with the measurement protocol the results imply: per-group shifts rather than cross-group differences, injection as a rate rather than a count, the encoder reported as a factor, and equivalence bounds for null claims.</w:t>
+      </w:r>
+    </w:p>
+    <w:p>
+      <w:r>
+        <w:rPr>
+          <w:rFonts w:ascii="Times New Roman" w:hAnsi="Times New Roman" w:eastAsia="SimSun"/>
+          <w:b/>
+          <w:sz w:val="22"/>
+        </w:rPr>
+        <w:t>Keywords</w:t>
+      </w:r>
+      <w:r>
+        <w:rPr>
+          <w:rFonts w:ascii="Times New Roman" w:hAnsi="Times New Roman" w:eastAsia="SimSun"/>
+          <w:sz w:val="22"/>
+        </w:rPr>
+        <w:t>: retrieval-augmented generation, data poisoning, fairness measurement, within-group stance, adversarial robustness, evaluation validity</w:t>
+      </w:r>
+    </w:p>
+    <w:p>
+      <w:pPr>
+        <w:spacing w:before="240" w:after="120"/>
+      </w:pPr>
+      <w:r>
+        <w:rPr>
+          <w:rFonts w:ascii="Times New Roman" w:hAnsi="Times New Roman" w:eastAsia="Microsoft YaHei"/>
+          <w:b/>
+          <w:sz w:val="28"/>
+        </w:rPr>
+        <w:t>1. Introduction</w:t>
+      </w:r>
+    </w:p>
+    <w:p>
+      <w:r>
+        <w:rPr>
+          <w:rFonts w:ascii="Times New Roman" w:hAnsi="Times New Roman" w:eastAsia="SimSun"/>
+          <w:sz w:val="22"/>
+        </w:rPr>
+        <w:t>Retrieval-augmented generation (RAG) [1] has become the standard architecture for grounding large language model (LLM) outputs in external, updatable knowledge. Because the generator conditions on whatever the retriever returns, the retrieval corpus becomes a security boundary: an adversary who can place passages in that corpus can determine the evidence on which the model's answer rests. Corpus poisoning attacks exploit exactly this, and a single line of work has established that a small number of injected passages can mislead an undefended system in the large majority of cases [2, 3].</w:t>
+      </w:r>
+    </w:p>
+    <w:p>
+      <w:r>
+        <w:rPr>
+          <w:rFonts w:ascii="Times New Roman" w:hAnsi="Times New Roman" w:eastAsia="SimSun"/>
+          <w:sz w:val="22"/>
+        </w:rPr>
+        <w:t xml:space="preserve">A more recent observation is that poisoning need not target factual correctness at all. Wang et al. [4] show that injected passages can </w:t>
+      </w:r>
+      <w:r>
+        <w:rPr>
+          <w:rFonts w:ascii="Times New Roman" w:hAnsi="Times New Roman" w:eastAsia="SimSun"/>
+          <w:b/>
+          <w:sz w:val="22"/>
+        </w:rPr>
+        <w:t>amplify social bias</w:t>
+      </w:r>
+      <w:r>
+        <w:rPr>
+          <w:rFonts w:ascii="Times New Roman" w:hAnsi="Times New Roman" w:eastAsia="SimSun"/>
+          <w:sz w:val="22"/>
+        </w:rPr>
+        <w:t xml:space="preserve">: a query that is group-neutral can be answered in a stereotyped way because the retrieved evidence has been skewed toward one group. This matters because the harm is representational rather than factual — a biased answer can be </w:t>
+      </w:r>
+      <w:r>
+        <w:rPr>
+          <w:rFonts w:ascii="Times New Roman" w:hAnsi="Times New Roman" w:eastAsia="SimSun"/>
+          <w:i/>
+          <w:sz w:val="22"/>
+        </w:rPr>
+        <w:t>correct</w:t>
+      </w:r>
+      <w:r>
+        <w:rPr>
+          <w:rFonts w:ascii="Times New Roman" w:hAnsi="Times New Roman" w:eastAsia="SimSun"/>
+          <w:sz w:val="22"/>
+        </w:rPr>
+        <w:t xml:space="preserve"> by every factual measure while still systematically demeaning a protected group — and because it is therefore invisible to the accuracy-based evaluation that RAG systems normally undergo.</w:t>
+      </w:r>
+    </w:p>
+    <w:p>
+      <w:r>
+        <w:rPr>
+          <w:rFonts w:ascii="Times New Roman" w:hAnsi="Times New Roman" w:eastAsia="SimSun"/>
+          <w:sz w:val="22"/>
+        </w:rPr>
+        <w:t xml:space="preserve">In response, a body of work has begun to defend the retrieval layer on fairness grounds. The proposed defenses share a common objective: they measure the </w:t>
+      </w:r>
+      <w:r>
+        <w:rPr>
+          <w:rFonts w:ascii="Times New Roman" w:hAnsi="Times New Roman" w:eastAsia="SimSun"/>
+          <w:b/>
+          <w:sz w:val="22"/>
+        </w:rPr>
+        <w:t>group composition</w:t>
+      </w:r>
+      <w:r>
+        <w:rPr>
+          <w:rFonts w:ascii="Times New Roman" w:hAnsi="Times New Roman" w:eastAsia="SimSun"/>
+          <w:sz w:val="22"/>
+        </w:rPr>
+        <w:t xml:space="preserve"> of the retrieved set and constrain it to remain balanced. Concretely, they partition the corpus by group and either re-rank to equalise group proportions [5], adjust the proportion and ordering of group-relevant passages [6], reverse-bias the embedder so that its retrieved group balance compensates for the generator's own bias [7], or randomise the ranking so that equally deserving items receive equal exposure [8]. Item-side variants of the same idea equalise </w:t>
+      </w:r>
+      <w:r>
+        <w:rPr>
+          <w:rFonts w:ascii="Times New Roman" w:hAnsi="Times New Roman" w:eastAsia="SimSun"/>
+          <w:i/>
+          <w:sz w:val="22"/>
+        </w:rPr>
+        <w:t>exposure</w:t>
+      </w:r>
+      <w:r>
+        <w:rPr>
+          <w:rFonts w:ascii="Times New Roman" w:hAnsi="Times New Roman" w:eastAsia="SimSun"/>
+          <w:sz w:val="22"/>
+        </w:rPr>
+        <w:t xml:space="preserve"> rather than group share, but still operate on aggregate composition [8].</w:t>
+      </w:r>
+    </w:p>
+    <w:p>
+      <w:r>
+        <w:rPr>
+          <w:rFonts w:ascii="Times New Roman" w:hAnsi="Times New Roman" w:eastAsia="SimSun"/>
+          <w:b/>
+          <w:sz w:val="22"/>
+        </w:rPr>
+        <w:t>This paper is about the measurement those defenses rest on, not about the defenses themselves.</w:t>
+      </w:r>
+      <w:r>
+        <w:rPr>
+          <w:rFonts w:ascii="Times New Roman" w:hAnsi="Times New Roman" w:eastAsia="SimSun"/>
+          <w:sz w:val="22"/>
+        </w:rPr>
+        <w:t xml:space="preserve"> A fairness defense is selected, tuned and validated by a statistic, and it is only as good as that statistic's sensitivity to the threat. We show that the standard statistics are structurally insensitive to the attack that motivates them, that the insensitivity has a single identifiable cause, and that the same cause reappears at the generation layer — including in our own first attempt at measuring it. The defense failure that follows is then a </w:t>
+      </w:r>
+      <w:r>
+        <w:rPr>
+          <w:rFonts w:ascii="Times New Roman" w:hAnsi="Times New Roman" w:eastAsia="SimSun"/>
+          <w:i/>
+          <w:sz w:val="22"/>
+        </w:rPr>
+        <w:t>consequence</w:t>
+      </w:r>
+      <w:r>
+        <w:rPr>
+          <w:rFonts w:ascii="Times New Roman" w:hAnsi="Times New Roman" w:eastAsia="SimSun"/>
+          <w:sz w:val="22"/>
+        </w:rPr>
+        <w:t xml:space="preserve"> we prove, not a separate claim.</w:t>
+      </w:r>
+    </w:p>
+    <w:p>
+      <w:r>
+        <w:rPr>
+          <w:rFonts w:ascii="Times New Roman" w:hAnsi="Times New Roman" w:eastAsia="SimSun"/>
+          <w:b/>
+          <w:sz w:val="22"/>
+        </w:rPr>
+        <w:t>The problem, stated as a measurement problem.</w:t>
+      </w:r>
+      <w:r>
+        <w:rPr>
+          <w:rFonts w:ascii="Times New Roman" w:hAnsi="Times New Roman" w:eastAsia="SimSun"/>
+          <w:sz w:val="22"/>
+        </w:rPr>
+        <w:t xml:space="preserve"> "Group representation" is not one quantity but two, and the standard statistics measure the wrong one. A retrieved set can be described by</w:t>
+      </w:r>
+    </w:p>
+    <w:p>
+      <w:pPr>
+        <w:pStyle w:val="ListBullet"/>
+        <w:spacing w:line="360" w:lineRule="auto"/>
+      </w:pPr>
+      <w:r>
+        <w:rPr>
+          <w:rFonts w:ascii="Times New Roman" w:hAnsi="Times New Roman" w:eastAsia="SimSun"/>
+          <w:b/>
+          <w:sz w:val="22"/>
+        </w:rPr>
+        <w:t>(R1) group composition</w:t>
+      </w:r>
+      <w:r>
+        <w:rPr>
+          <w:rFonts w:ascii="Times New Roman" w:hAnsi="Times New Roman" w:eastAsia="SimSun"/>
+          <w:sz w:val="22"/>
+        </w:rPr>
+        <w:t xml:space="preserve"> — the proportion of group-relevant passages that concern each protected group, i.e. $P(\text{group} \mid \text{group-relevant})$; and</w:t>
+      </w:r>
+    </w:p>
+    <w:p>
+      <w:pPr>
+        <w:pStyle w:val="ListBullet"/>
+        <w:spacing w:line="360" w:lineRule="auto"/>
+      </w:pPr>
+      <w:r>
+        <w:rPr>
+          <w:rFonts w:ascii="Times New Roman" w:hAnsi="Times New Roman" w:eastAsia="SimSun"/>
+          <w:b/>
+          <w:sz w:val="22"/>
+        </w:rPr>
+        <w:t>(R2) within-group stance</w:t>
+      </w:r>
+      <w:r>
+        <w:rPr>
+          <w:rFonts w:ascii="Times New Roman" w:hAnsi="Times New Roman" w:eastAsia="SimSun"/>
+          <w:sz w:val="22"/>
+        </w:rPr>
+        <w:t xml:space="preserve"> — the proportion of passages about a given group that portray it favourably rather than unfavourably, i.e. $P(\text{favourable} \mid \text{group}, \text{group-relevant})$.</w:t>
+      </w:r>
+    </w:p>
+    <w:p>
+      <w:r>
+        <w:rPr>
+          <w:rFonts w:ascii="Times New Roman" w:hAnsi="Times New Roman" w:eastAsia="SimSun"/>
+          <w:sz w:val="22"/>
+        </w:rPr>
+        <w:t xml:space="preserve">R1 and R2 are orthogonal: a set can be perfectly balanced in R1 while every passage about one group is unfavourable, and vice versa. Crucially, the adversarial construction that arises naturally in this setting is </w:t>
+      </w:r>
+      <w:r>
+        <w:rPr>
+          <w:rFonts w:ascii="Times New Roman" w:hAnsi="Times New Roman" w:eastAsia="SimSun"/>
+          <w:b/>
+          <w:sz w:val="22"/>
+        </w:rPr>
+        <w:t>balanced in R1 by construction</w:t>
+      </w:r>
+      <w:r>
+        <w:rPr>
+          <w:rFonts w:ascii="Times New Roman" w:hAnsi="Times New Roman" w:eastAsia="SimSun"/>
+          <w:sz w:val="22"/>
+        </w:rPr>
+        <w:t xml:space="preserve">. An attacker who wishes to skew representation does not inject one-sided material; they inject matched pairs — a favourable passage about group $A$, an unfavourable passage about group $B$ — which are individually indistinguishable from legitimate passages because they are drawn from the </w:t>
+      </w:r>
+      <w:r>
+        <w:rPr>
+          <w:rFonts w:ascii="Times New Roman" w:hAnsi="Times New Roman" w:eastAsia="SimSun"/>
+          <w:i/>
+          <w:sz w:val="22"/>
+        </w:rPr>
+        <w:t>same template inventory</w:t>
+      </w:r>
+      <w:r>
+        <w:rPr>
+          <w:rFonts w:ascii="Times New Roman" w:hAnsi="Times New Roman" w:eastAsia="SimSun"/>
+          <w:sz w:val="22"/>
+        </w:rPr>
+        <w:t>. The injected set therefore contributes equally to both groups' counts, leaving R1 essentially unchanged, while shifting R2 systematically.</w:t>
+      </w:r>
+    </w:p>
+    <w:p>
+      <w:r>
+        <w:rPr>
+          <w:rFonts w:ascii="Times New Roman" w:hAnsi="Times New Roman" w:eastAsia="SimSun"/>
+          <w:sz w:val="22"/>
+        </w:rPr>
+        <w:t>Every statistic that aggregates over group composition is blind to this. It reports the group distribution as clean, admits the injected passages, and returns success.</w:t>
+      </w:r>
+    </w:p>
+    <w:p>
+      <w:r>
+        <w:rPr>
+          <w:rFonts w:ascii="Times New Roman" w:hAnsi="Times New Roman" w:eastAsia="SimSun"/>
+          <w:b/>
+          <w:sz w:val="22"/>
+        </w:rPr>
+        <w:t>A second, subtler failure — one we fell into ourselves.</w:t>
+      </w:r>
+      <w:r>
+        <w:rPr>
+          <w:rFonts w:ascii="Times New Roman" w:hAnsi="Times New Roman" w:eastAsia="SimSun"/>
+          <w:sz w:val="22"/>
+        </w:rPr>
+        <w:t xml:space="preserve"> The obvious repair is to move from composition to stance and to keep using the same arithmetic: measure the </w:t>
+      </w:r>
+      <w:r>
+        <w:rPr>
+          <w:rFonts w:ascii="Times New Roman" w:hAnsi="Times New Roman" w:eastAsia="SimSun"/>
+          <w:i/>
+          <w:sz w:val="22"/>
+        </w:rPr>
+        <w:t>gap</w:t>
+      </w:r>
+      <w:r>
+        <w:rPr>
+          <w:rFonts w:ascii="Times New Roman" w:hAnsi="Times New Roman" w:eastAsia="SimSun"/>
+          <w:sz w:val="22"/>
+        </w:rPr>
+        <w:t xml:space="preserve"> between the two groups. That repair also fails, and the reason generalises. An absolute difference between two group-level quantities is dominated by whatever constant asymmetry the corpus already had, so it is insensitive to an attack that </w:t>
+      </w:r>
+      <w:r>
+        <w:rPr>
+          <w:rFonts w:ascii="Times New Roman" w:hAnsi="Times New Roman" w:eastAsia="SimSun"/>
+          <w:b/>
+          <w:sz w:val="22"/>
+        </w:rPr>
+        <w:t>relocates both groups together</w:t>
+      </w:r>
+      <w:r>
+        <w:rPr>
+          <w:rFonts w:ascii="Times New Roman" w:hAnsi="Times New Roman" w:eastAsia="SimSun"/>
+          <w:sz w:val="22"/>
+        </w:rPr>
+        <w:t xml:space="preserve"> — which is what this attack does, suppressing one group while elevating the other. The diagnostic is the </w:t>
+      </w:r>
+      <w:r>
+        <w:rPr>
+          <w:rFonts w:ascii="Times New Roman" w:hAnsi="Times New Roman" w:eastAsia="SimSun"/>
+          <w:i/>
+          <w:sz w:val="22"/>
+        </w:rPr>
+        <w:t>per-group shift</w:t>
+      </w:r>
+      <w:r>
+        <w:rPr>
+          <w:rFonts w:ascii="Times New Roman" w:hAnsi="Times New Roman" w:eastAsia="SimSun"/>
+          <w:sz w:val="22"/>
+        </w:rPr>
+        <w:t>. We identify this failure at the retrieval layer (§5.3), where two of three candidate R2 statistics are flat across the clean and fully attacked conditions, and then reproduce it at the generation layer in our own first measurement of propagation (§5.7): the absolute gap moved by less than 0.002 while the per-group shifts moved by 0.13 at $p \le 0.0035$, consistently across three generators. We report that second occurrence in full, because a measurement paper whose authors did not notice their own instance of the error would not be credible about anyone else's.</w:t>
+      </w:r>
+    </w:p>
+    <w:p>
+      <w:r>
+        <w:rPr>
+          <w:rFonts w:ascii="Times New Roman" w:hAnsi="Times New Roman" w:eastAsia="SimSun"/>
+          <w:b/>
+          <w:sz w:val="22"/>
+        </w:rPr>
+        <w:t>What we do.</w:t>
+      </w:r>
+      <w:r>
+        <w:rPr>
+          <w:rFonts w:ascii="Times New Roman" w:hAnsi="Times New Roman" w:eastAsia="SimSun"/>
+          <w:sz w:val="22"/>
+        </w:rPr>
+        <w:t xml:space="preserve"> We formalise R1 and R2 and derive the sensitivity of each candidate statistic to the attack. We build a controlled evaluation in which group and stance labels are exact and the clean reference for both dimensions is known by construction, and we replicate on a naturally written bias benchmark. We re-implement the defense family these statistics motivate and evaluate it against the attack across six retrieval back-ends, before and after scaling each encoder. Our findings are:</w:t>
+      </w:r>
+    </w:p>
+    <w:p>
+      <w:pPr>
+        <w:pStyle w:val="ListBullet"/>
+        <w:spacing w:line="360" w:lineRule="auto"/>
+      </w:pPr>
+      <w:r>
+        <w:rPr>
+          <w:rFonts w:ascii="Times New Roman" w:hAnsi="Times New Roman" w:eastAsia="SimSun"/>
+          <w:b/>
+          <w:sz w:val="22"/>
+        </w:rPr>
+        <w:t>The standard statistics are blind, and the blindness is systematic rather than incidental.</w:t>
+      </w:r>
+      <w:r>
+        <w:rPr>
+          <w:rFonts w:ascii="Times New Roman" w:hAnsi="Times New Roman" w:eastAsia="SimSun"/>
+          <w:sz w:val="22"/>
+        </w:rPr>
+        <w:t xml:space="preserve"> R1 drift stays at or below the level legitimate retrieval variance produces; two of three candidate R2 statistics are flat across the clean and fully attacked conditions. The reason is shared: each aggregates over a quantity the attack does not perturb, either group counts (which the injection balances by construction) or a topic-conditioned component (which it preserves).</w:t>
+      </w:r>
+    </w:p>
+    <w:p>
+      <w:pPr>
+        <w:pStyle w:val="ListBullet"/>
+        <w:spacing w:line="360" w:lineRule="auto"/>
+      </w:pPr>
+      <w:r>
+        <w:rPr>
+          <w:rFonts w:ascii="Times New Roman" w:hAnsi="Times New Roman" w:eastAsia="SimSun"/>
+          <w:b/>
+          <w:sz w:val="22"/>
+        </w:rPr>
+        <w:t>The right axis is the per-group shift, and the gap between groups is the wrong one — a distinction we had to be corrected by our own data to see.</w:t>
+      </w:r>
+      <w:r>
+        <w:rPr>
+          <w:rFonts w:ascii="Times New Roman" w:hAnsi="Times New Roman" w:eastAsia="SimSun"/>
+          <w:sz w:val="22"/>
+        </w:rPr>
+        <w:t xml:space="preserve"> Absolute differences between groups are dominated by pre-existing corpus asymmetry and are blind to attacks that relocate both groups. Per-group shifts are large, consistent and highly significant, at both the retrieval and generation layers.</w:t>
+      </w:r>
+    </w:p>
+    <w:p>
+      <w:pPr>
+        <w:pStyle w:val="ListBullet"/>
+        <w:spacing w:line="360" w:lineRule="auto"/>
+      </w:pPr>
+      <w:r>
+        <w:rPr>
+          <w:rFonts w:ascii="Times New Roman" w:hAnsi="Times New Roman" w:eastAsia="SimSun"/>
+          <w:b/>
+          <w:sz w:val="22"/>
+        </w:rPr>
+        <w:t>The R1-only defense is not weak, it is inert — and the reason is a ceiling, which is a stronger statement than a failure to detect an effect.</w:t>
+      </w:r>
+      <w:r>
+        <w:rPr>
+          <w:rFonts w:ascii="Times New Roman" w:hAnsi="Times New Roman" w:eastAsia="SimSun"/>
+          <w:sz w:val="22"/>
+        </w:rPr>
+        <w:t xml:space="preserve"> The unconstrained baseline already admits adversarial passages on every query where it can, so there is no headroom for a reduction to appear even in principle; the per-query difference is identically zero and the equivalence bound is exactly ±0.0000, excluding </w:t>
+      </w:r>
+      <w:r>
+        <w:rPr>
+          <w:rFonts w:ascii="Times New Roman" w:hAnsi="Times New Roman" w:eastAsia="SimSun"/>
+          <w:i/>
+          <w:sz w:val="22"/>
+        </w:rPr>
+        <w:t>any</w:t>
+      </w:r>
+      <w:r>
+        <w:rPr>
+          <w:rFonts w:ascii="Times New Roman" w:hAnsi="Times New Roman" w:eastAsia="SimSun"/>
+          <w:sz w:val="22"/>
+        </w:rPr>
+        <w:t xml:space="preserve"> effect rather than an effect above a threshold. It is not that the constraint cannot change the selection — it does — but that changing the selection does not displace a single adversarial passage.</w:t>
+      </w:r>
+    </w:p>
+    <w:p>
+      <w:pPr>
+        <w:pStyle w:val="ListBullet"/>
+        <w:spacing w:line="360" w:lineRule="auto"/>
+      </w:pPr>
+      <w:r>
+        <w:rPr>
+          <w:rFonts w:ascii="Times New Roman" w:hAnsi="Times New Roman" w:eastAsia="SimSun"/>
+          <w:b/>
+          <w:sz w:val="22"/>
+        </w:rPr>
+        <w:t>The encoder must be reported as a factor, not as an implementation detail.</w:t>
+      </w:r>
+      <w:r>
+        <w:rPr>
+          <w:rFonts w:ascii="Times New Roman" w:hAnsi="Times New Roman" w:eastAsia="SimSun"/>
+          <w:sz w:val="22"/>
+        </w:rPr>
+        <w:t xml:space="preserve"> Text-attack susceptibility is predicted by the sparsity of the representation rather than by whether the encoder is learned, but sparsity is a correlate and not a law: enlarging GTE within one family and training recipe makes it eight times more susceptible while enlarging E5 makes it more resistant. A single-encoder robustness claim therefore reports a property of a checkpoint that was never measured.</w:t>
+      </w:r>
+    </w:p>
+    <w:p>
+      <w:pPr>
+        <w:pStyle w:val="ListBullet"/>
+        <w:spacing w:line="360" w:lineRule="auto"/>
+      </w:pPr>
+      <w:r>
+        <w:rPr>
+          <w:rFonts w:ascii="Times New Roman" w:hAnsi="Times New Roman" w:eastAsia="SimSun"/>
+          <w:b/>
+          <w:sz w:val="22"/>
+        </w:rPr>
+        <w:t>A provenance signal is necessary, and we report an exploratory candidate.</w:t>
+      </w:r>
+      <w:r>
+        <w:rPr>
+          <w:rFonts w:ascii="Times New Roman" w:hAnsi="Times New Roman" w:eastAsia="SimSun"/>
+          <w:sz w:val="22"/>
+        </w:rPr>
+        <w:t xml:space="preserve"> We measure the number of distinct queries for which a passage is retrieved and find clean separation in our controlled setting. We state plainly that our corpus is synthetic and that this separation may be an artefact of its construction; we therefore present it as a hypothesis with a specified falsification experiment, not as a defense.</w:t>
+      </w:r>
+    </w:p>
+    <w:p>
+      <w:r>
+        <w:rPr>
+          <w:rFonts w:ascii="Times New Roman" w:hAnsi="Times New Roman" w:eastAsia="SimSun"/>
+          <w:b/>
+          <w:sz w:val="22"/>
+        </w:rPr>
+        <w:t>Contributions.</w:t>
       </w:r>
     </w:p>
     <w:p>
@@ -343,17 +856,9 @@
       <w:r>
         <w:rPr>
           <w:rFonts w:ascii="Times New Roman" w:hAnsi="Times New Roman" w:eastAsia="SimSun"/>
-          <w:b/>
-          <w:sz w:val="22"/>
-        </w:rPr>
-        <w:t>Injection must be reported as a rate, not a count.</w:t>
-      </w:r>
-      <w:r>
-        <w:rPr>
-          <w:rFonts w:ascii="Times New Roman" w:hAnsi="Times New Roman" w:eastAsia="SimSun"/>
-          <w:sz w:val="22"/>
-        </w:rPr>
-        <w:t xml:space="preserve"> With 0.1% of the corpus injected (8 passages), the text attack already reaches 68.75% inclusion against BM25 on the controlled corpus. An earlier version of this study used a fixed count and reached the opposite conclusion for the wrong reason; we report the correction and the mechanism behind the discrepancy (Finding 4).</w:t>
+          <w:sz w:val="22"/>
+        </w:rPr>
+        <w:t>A two-dimensional formalisation of representation in retrieved sets (R1 composition, R2 within-group stance), with the observation that adversarial injection is balanced in R1 and skewed in R2, and an analysis of which aggregate statistics are sensitive to it (§3, §5.1).</w:t>
       </w:r>
     </w:p>
     <w:p>
@@ -364,583 +869,24 @@
       <w:r>
         <w:rPr>
           <w:rFonts w:ascii="Times New Roman" w:hAnsi="Times New Roman" w:eastAsia="SimSun"/>
+          <w:sz w:val="22"/>
+        </w:rPr>
+        <w:t xml:space="preserve">Identification of a </w:t>
+      </w:r>
+      <w:r>
+        <w:rPr>
+          <w:rFonts w:ascii="Times New Roman" w:hAnsi="Times New Roman" w:eastAsia="SimSun"/>
           <w:b/>
           <w:sz w:val="22"/>
         </w:rPr>
-        <w:t>The projection attack is robust to corpus naturalness; the text attack is not.</w:t>
-      </w:r>
-      <w:r>
-        <w:rPr>
-          <w:rFonts w:ascii="Times New Roman" w:hAnsi="Times New Roman" w:eastAsia="SimSun"/>
-          <w:sz w:val="22"/>
-        </w:rPr>
-        <w:t xml:space="preserve"> The text-only attack reaches 0.000 on BBQ at every rate up to 2%, while the projection attack reaches 0.903 at 0.1% and 1.000 by 2%. We identify the mechanism: an injection that works by aligning its text with query vocabulary needs the injected tokens to stand out, which repetitive corpora permit and naturally varied text does not. The same condition reappears in the </w:t>
-      </w:r>
-      <w:r>
-        <w:rPr>
-          <w:rFonts w:ascii="Times New Roman" w:hAnsi="Times New Roman" w:eastAsia="SimSun"/>
-          <w:i/>
-          <w:sz w:val="22"/>
-        </w:rPr>
-        <w:t>representation</w:t>
-      </w:r>
-      <w:r>
-        <w:rPr>
-          <w:rFonts w:ascii="Times New Roman" w:hAnsi="Times New Roman" w:eastAsia="SimSun"/>
-          <w:sz w:val="22"/>
-        </w:rPr>
-        <w:t>, and there it has a mechanism. Across six retrievers at base size the text attack succeeds 0.750 (BM25), 0.625 (feature hashing), 0.625 (</w:t>
-      </w:r>
-      <w:r>
-        <w:rPr>
-          <w:rFonts w:ascii="Times New Roman" w:hAnsi="Times New Roman" w:eastAsia="SimSun"/>
-          <w:b/>
-          <w:sz w:val="22"/>
-        </w:rPr>
-        <w:t>SPLADE</w:t>
-      </w:r>
-      <w:r>
-        <w:rPr>
-          <w:rFonts w:ascii="Times New Roman" w:hAnsi="Times New Roman" w:eastAsia="SimSun"/>
-          <w:sz w:val="22"/>
-        </w:rPr>
-        <w:t xml:space="preserve">), 0.5625 (Contriever), 0.0625 (GTE-base) and 0.0625 (E5-base-v2) — a nine-fold spread. We added SPLADE, a </w:t>
-      </w:r>
-      <w:r>
-        <w:rPr>
-          <w:rFonts w:ascii="Times New Roman" w:hAnsi="Times New Roman" w:eastAsia="SimSun"/>
-          <w:i/>
-          <w:sz w:val="22"/>
-        </w:rPr>
-        <w:t>learned sparse</w:t>
-      </w:r>
-      <w:r>
-        <w:rPr>
-          <w:rFonts w:ascii="Times New Roman" w:hAnsi="Times New Roman" w:eastAsia="SimSun"/>
-          <w:sz w:val="22"/>
-        </w:rPr>
-        <w:t xml:space="preserve"> retriever, specifically to separate two explanations: SPLADE learns its term weights yet is as susceptible as BM25, so susceptibility tracks the </w:t>
-      </w:r>
-      <w:r>
-        <w:rPr>
-          <w:rFonts w:ascii="Times New Roman" w:hAnsi="Times New Roman" w:eastAsia="SimSun"/>
-          <w:b/>
-          <w:sz w:val="22"/>
-        </w:rPr>
-        <w:t>sparsity</w:t>
-      </w:r>
-      <w:r>
-        <w:rPr>
-          <w:rFonts w:ascii="Times New Roman" w:hAnsi="Times New Roman" w:eastAsia="SimSun"/>
-          <w:sz w:val="22"/>
-        </w:rPr>
-        <w:t xml:space="preserve"> of the representation rather than whether the encoder is learned or semantic. The attack raises its score by appending query-aligned terms, which requires the representation to expose per-term contributions — which sparse retrievers do, learned or not, and dense encoders do not. </w:t>
-      </w:r>
-      <w:r>
-        <w:rPr>
-          <w:rFonts w:ascii="Times New Roman" w:hAnsi="Times New Roman" w:eastAsia="SimSun"/>
-          <w:b/>
-          <w:sz w:val="22"/>
-        </w:rPr>
-        <w:t>The spread does not close with scale, and sparsity is a correlate rather than a law.</w:t>
-      </w:r>
-      <w:r>
-        <w:rPr>
-          <w:rFonts w:ascii="Times New Roman" w:hAnsi="Times New Roman" w:eastAsia="SimSun"/>
-          <w:sz w:val="22"/>
-        </w:rPr>
-        <w:t xml:space="preserve"> Pairing each encoder with its larger sibling from the same family, E5-base-v2 → E5-large-v2 becomes </w:t>
-      </w:r>
-      <w:r>
-        <w:rPr>
-          <w:rFonts w:ascii="Times New Roman" w:hAnsi="Times New Roman" w:eastAsia="SimSun"/>
-          <w:i/>
-          <w:sz w:val="22"/>
-        </w:rPr>
-        <w:t>more</w:t>
-      </w:r>
-      <w:r>
-        <w:rPr>
-          <w:rFonts w:ascii="Times New Roman" w:hAnsi="Times New Roman" w:eastAsia="SimSun"/>
-          <w:sz w:val="22"/>
-        </w:rPr>
-        <w:t xml:space="preserve"> resistant (0.0625 → 0.0000) while </w:t>
-      </w:r>
-      <w:r>
-        <w:rPr>
-          <w:rFonts w:ascii="Times New Roman" w:hAnsi="Times New Roman" w:eastAsia="SimSun"/>
-          <w:b/>
-          <w:sz w:val="22"/>
-        </w:rPr>
-        <w:t>GTE-base → GTE-large becomes eight times more susceptible (0.0625 → 0.5000)</w:t>
-      </w:r>
-      <w:r>
-        <w:rPr>
-          <w:rFonts w:ascii="Times New Roman" w:hAnsi="Times New Roman" w:eastAsia="SimSun"/>
-          <w:sz w:val="22"/>
-        </w:rPr>
-        <w:t>, on identical data and with the only variable being the checkpoint. Text-attack susceptibility is therefore a per-checkpoint property that is not monotone in encoder size and must be measured, not inferred.</w:t>
-      </w:r>
-    </w:p>
-    <w:p>
-      <w:r>
-        <w:rPr>
-          <w:rFonts w:ascii="Times New Roman" w:hAnsi="Times New Roman" w:eastAsia="SimSun"/>
-          <w:sz w:val="22"/>
-        </w:rPr>
-        <w:t xml:space="preserve">Finding (2) is a </w:t>
-      </w:r>
-      <w:r>
-        <w:rPr>
-          <w:rFonts w:ascii="Times New Roman" w:hAnsi="Times New Roman" w:eastAsia="SimSun"/>
-          <w:b/>
-          <w:sz w:val="22"/>
-        </w:rPr>
-        <w:t>negative result about a class of defenses</w:t>
-      </w:r>
-      <w:r>
-        <w:rPr>
-          <w:rFonts w:ascii="Times New Roman" w:hAnsi="Times New Roman" w:eastAsia="SimSun"/>
-          <w:sz w:val="22"/>
-        </w:rPr>
-        <w:t xml:space="preserve">, and we argue it is the paper's central contribution. We prove it (§6): under a relevance-overlap assumption, a distribution-constrained defense faces a </w:t>
-      </w:r>
-      <w:r>
-        <w:rPr>
-          <w:rFonts w:ascii="Times New Roman" w:hAnsi="Times New Roman" w:eastAsia="SimSun"/>
-          <w:b/>
-          <w:sz w:val="22"/>
-        </w:rPr>
-        <w:t>trilemma</w:t>
-      </w:r>
-      <w:r>
-        <w:rPr>
-          <w:rFonts w:ascii="Times New Roman" w:hAnsi="Times New Roman" w:eastAsia="SimSun"/>
-          <w:sz w:val="22"/>
-        </w:rPr>
-        <w:t xml:space="preserve"> — it cannot simultaneously exclude adversarial passages, admit good clean selections, and impose a non-vacuous constraint. Violating an ε-constraint costs the attacker at most $k$ replacements once its passages are retrieved; whether they are retrieved is a separate, corpus- and encoder-dependent question, and our six-retriever comparison shows it varies by more than an order of magnitude. We also show by backbone alignment that the inertness does not depend on the attack leaving R1 undisturbed: on the dense encoders the attack moves R1 by 0.37–0.47, more than three times as much as on BM25, and the R1 constraint remains inert at every budget setting — Δ = 0.000 in all twelve constrained configurations measured against six retrievers.</w:t>
-      </w:r>
-    </w:p>
-    <w:p>
-      <w:r>
-        <w:rPr>
-          <w:rFonts w:ascii="Times New Roman" w:hAnsi="Times New Roman" w:eastAsia="SimSun"/>
-          <w:sz w:val="22"/>
-        </w:rPr>
-        <w:t xml:space="preserve">The retrieval-layer skew also </w:t>
-      </w:r>
-      <w:r>
-        <w:rPr>
-          <w:rFonts w:ascii="Times New Roman" w:hAnsi="Times New Roman" w:eastAsia="SimSun"/>
-          <w:b/>
-          <w:sz w:val="22"/>
-        </w:rPr>
-        <w:t>propagates to the generated output</w:t>
-      </w:r>
-      <w:r>
-        <w:rPr>
-          <w:rFonts w:ascii="Times New Roman" w:hAnsi="Times New Roman" w:eastAsia="SimSun"/>
-          <w:sz w:val="22"/>
-        </w:rPr>
-        <w:t xml:space="preserve"> (§5.7), and we report this with a corrected instrument. Using a continuous entailment-based stance metric across three generators from two model families, injection shifts the suppressed group's stance by </w:t>
-      </w:r>
-      <w:r>
-        <w:rPr>
-          <w:rFonts w:ascii="Times New Roman" w:hAnsi="Times New Roman" w:eastAsia="SimSun"/>
-          <w:b/>
-          <w:sz w:val="22"/>
-        </w:rPr>
-        <w:t>−0.13 to −0.18</w:t>
-      </w:r>
-      <w:r>
-        <w:rPr>
-          <w:rFonts w:ascii="Times New Roman" w:hAnsi="Times New Roman" w:eastAsia="SimSun"/>
-          <w:sz w:val="22"/>
-        </w:rPr>
-        <w:t xml:space="preserve"> and the favoured group's by </w:t>
-      </w:r>
-      <w:r>
-        <w:rPr>
-          <w:rFonts w:ascii="Times New Roman" w:hAnsi="Times New Roman" w:eastAsia="SimSun"/>
-          <w:b/>
-          <w:sz w:val="22"/>
-        </w:rPr>
-        <w:t>+0.13</w:t>
-      </w:r>
-      <w:r>
-        <w:rPr>
-          <w:rFonts w:ascii="Times New Roman" w:hAnsi="Times New Roman" w:eastAsia="SimSun"/>
-          <w:sz w:val="22"/>
-        </w:rPr>
-        <w:t>, in every generator, at $p \le 0.0035$. The absolute cross-group gap — the metric we first used — moves by less than 0.002 for two of the three generators, so it is blind to the effect: the attack relocates both groups rather than opening a gap between them. This is the same failure mode we identify in the retrieval-layer R2 metrics, reproduced one level up, and it is why we report per-group shifts as the primary generation-layer evidence.</w:t>
-      </w:r>
-    </w:p>
-    <w:p>
-      <w:r>
-        <w:rPr>
-          <w:rFonts w:ascii="Times New Roman" w:hAnsi="Times New Roman" w:eastAsia="SimSun"/>
-          <w:sz w:val="22"/>
-        </w:rPr>
-        <w:t>A methodological by-product is relevant to anyone building monitoring for this threat: of three plausible R2 statistics we tested, two are silently blind to the attack, and on a bias benchmark the third is confounded by a pre-existing corpus imbalance. We report all three to document the failure modes.</w:t>
-      </w:r>
-    </w:p>
-    <w:p>
-      <w:r>
-        <w:rPr>
-          <w:rFonts w:ascii="Times New Roman" w:hAnsi="Times New Roman" w:eastAsia="SimSun"/>
-          <w:b/>
-          <w:sz w:val="22"/>
-        </w:rPr>
-        <w:t>Keywords</w:t>
-      </w:r>
-      <w:r>
-        <w:rPr>
-          <w:rFonts w:ascii="Times New Roman" w:hAnsi="Times New Roman" w:eastAsia="SimSun"/>
-          <w:sz w:val="22"/>
-        </w:rPr>
-        <w:t>: retrieval-augmented generation, data poisoning, group fairness, within-group stance, adversarial robustness, information retrieval</w:t>
-      </w:r>
-    </w:p>
-    <w:p>
-      <w:pPr>
-        <w:spacing w:before="240" w:after="120"/>
-      </w:pPr>
-      <w:r>
-        <w:rPr>
-          <w:rFonts w:ascii="Times New Roman" w:hAnsi="Times New Roman" w:eastAsia="Microsoft YaHei"/>
-          <w:b/>
-          <w:sz w:val="28"/>
-        </w:rPr>
-        <w:t>1. Introduction</w:t>
-      </w:r>
-    </w:p>
-    <w:p>
-      <w:r>
-        <w:rPr>
-          <w:rFonts w:ascii="Times New Roman" w:hAnsi="Times New Roman" w:eastAsia="SimSun"/>
-          <w:sz w:val="22"/>
-        </w:rPr>
-        <w:t>Retrieval-augmented generation (RAG) [1] has become the standard architecture for grounding large language model (LLM) outputs in external, updatable knowledge. Because the generator conditions on whatever the retriever returns, the retrieval corpus becomes a security boundary: an adversary who can place passages in that corpus can determine the evidence on which the model's answer rests. Corpus poisoning attacks exploit exactly this, and a single line of work has established that a small number of injected passages can mislead an undefended system in the large majority of cases [2, 3].</w:t>
-      </w:r>
-    </w:p>
-    <w:p>
-      <w:r>
-        <w:rPr>
-          <w:rFonts w:ascii="Times New Roman" w:hAnsi="Times New Roman" w:eastAsia="SimSun"/>
-          <w:sz w:val="22"/>
-        </w:rPr>
-        <w:t xml:space="preserve">A more recent observation is that poisoning need not target factual correctness at all. Wang et al. [4] show that injected passages can </w:t>
-      </w:r>
-      <w:r>
-        <w:rPr>
-          <w:rFonts w:ascii="Times New Roman" w:hAnsi="Times New Roman" w:eastAsia="SimSun"/>
-          <w:b/>
-          <w:sz w:val="22"/>
-        </w:rPr>
-        <w:t>amplify social bias</w:t>
-      </w:r>
-      <w:r>
-        <w:rPr>
-          <w:rFonts w:ascii="Times New Roman" w:hAnsi="Times New Roman" w:eastAsia="SimSun"/>
-          <w:sz w:val="22"/>
-        </w:rPr>
-        <w:t xml:space="preserve">: a query that is group-neutral can be answered in a stereotyped way because the retrieved evidence has been skewed toward one group. This matters because the harm is representational rather than factual — a biased answer can be </w:t>
-      </w:r>
-      <w:r>
-        <w:rPr>
-          <w:rFonts w:ascii="Times New Roman" w:hAnsi="Times New Roman" w:eastAsia="SimSun"/>
-          <w:i/>
-          <w:sz w:val="22"/>
-        </w:rPr>
-        <w:t>correct</w:t>
-      </w:r>
-      <w:r>
-        <w:rPr>
-          <w:rFonts w:ascii="Times New Roman" w:hAnsi="Times New Roman" w:eastAsia="SimSun"/>
-          <w:sz w:val="22"/>
-        </w:rPr>
-        <w:t xml:space="preserve"> by every factual measure while still systematically demeaning a protected group — and because it is therefore invisible to the accuracy-based evaluation that RAG systems normally undergo.</w:t>
-      </w:r>
-    </w:p>
-    <w:p>
-      <w:r>
-        <w:rPr>
-          <w:rFonts w:ascii="Times New Roman" w:hAnsi="Times New Roman" w:eastAsia="SimSun"/>
-          <w:sz w:val="22"/>
-        </w:rPr>
-        <w:t xml:space="preserve">In response, a body of work has begun to defend the retrieval layer on fairness grounds. The proposed defenses share a common objective: they measure the </w:t>
-      </w:r>
-      <w:r>
-        <w:rPr>
-          <w:rFonts w:ascii="Times New Roman" w:hAnsi="Times New Roman" w:eastAsia="SimSun"/>
-          <w:b/>
-          <w:sz w:val="22"/>
-        </w:rPr>
-        <w:t>group composition</w:t>
-      </w:r>
-      <w:r>
-        <w:rPr>
-          <w:rFonts w:ascii="Times New Roman" w:hAnsi="Times New Roman" w:eastAsia="SimSun"/>
-          <w:sz w:val="22"/>
-        </w:rPr>
-        <w:t xml:space="preserve"> of the retrieved set and constrain it to remain balanced. Concretely, they partition the corpus by group and either re-rank to equalise group proportions [5], adjust the proportion and ordering of group-relevant passages [6], reverse-bias the embedder so that its retrieved group balance compensates for the generator's own bias [7], or randomise the ranking so that equally relevant items receive equal exposure [8]. Item-side variants of the same idea equalise </w:t>
-      </w:r>
-      <w:r>
-        <w:rPr>
-          <w:rFonts w:ascii="Times New Roman" w:hAnsi="Times New Roman" w:eastAsia="SimSun"/>
-          <w:i/>
-          <w:sz w:val="22"/>
-        </w:rPr>
-        <w:t>exposure</w:t>
-      </w:r>
-      <w:r>
-        <w:rPr>
-          <w:rFonts w:ascii="Times New Roman" w:hAnsi="Times New Roman" w:eastAsia="SimSun"/>
-          <w:sz w:val="22"/>
-        </w:rPr>
-        <w:t xml:space="preserve"> rather than group share, but still operate on aggregate composition [8].</w:t>
-      </w:r>
-    </w:p>
-    <w:p>
-      <w:r>
-        <w:rPr>
-          <w:rFonts w:ascii="Times New Roman" w:hAnsi="Times New Roman" w:eastAsia="SimSun"/>
-          <w:sz w:val="22"/>
-        </w:rPr>
-        <w:t>This paper argues that this objective is mis-specified, and we demonstrate the consequences empirically.</w:t>
-      </w:r>
-    </w:p>
-    <w:p>
-      <w:r>
-        <w:rPr>
-          <w:rFonts w:ascii="Times New Roman" w:hAnsi="Times New Roman" w:eastAsia="SimSun"/>
-          <w:b/>
-          <w:sz w:val="22"/>
-        </w:rPr>
-        <w:t>The problem.</w:t>
-      </w:r>
-      <w:r>
-        <w:rPr>
-          <w:rFonts w:ascii="Times New Roman" w:hAnsi="Times New Roman" w:eastAsia="SimSun"/>
-          <w:sz w:val="22"/>
-        </w:rPr>
-        <w:t xml:space="preserve"> "Group representation" is not one quantity but two. A retrieved set can be described by</w:t>
-      </w:r>
-    </w:p>
-    <w:p>
-      <w:pPr>
-        <w:pStyle w:val="ListBullet"/>
-        <w:spacing w:line="360" w:lineRule="auto"/>
-      </w:pPr>
-      <w:r>
-        <w:rPr>
-          <w:rFonts w:ascii="Times New Roman" w:hAnsi="Times New Roman" w:eastAsia="SimSun"/>
-          <w:b/>
-          <w:sz w:val="22"/>
-        </w:rPr>
-        <w:t>(R1) group composition</w:t>
-      </w:r>
-      <w:r>
-        <w:rPr>
-          <w:rFonts w:ascii="Times New Roman" w:hAnsi="Times New Roman" w:eastAsia="SimSun"/>
-          <w:sz w:val="22"/>
-        </w:rPr>
-        <w:t xml:space="preserve"> — the proportion of group-relevant passages that concern each protected group, i.e. $P(\text{group} \mid \text{group-relevant})$; and</w:t>
-      </w:r>
-    </w:p>
-    <w:p>
-      <w:pPr>
-        <w:pStyle w:val="ListBullet"/>
-        <w:spacing w:line="360" w:lineRule="auto"/>
-      </w:pPr>
-      <w:r>
-        <w:rPr>
-          <w:rFonts w:ascii="Times New Roman" w:hAnsi="Times New Roman" w:eastAsia="SimSun"/>
-          <w:b/>
-          <w:sz w:val="22"/>
-        </w:rPr>
-        <w:t>(R2) within-group stance</w:t>
-      </w:r>
-      <w:r>
-        <w:rPr>
-          <w:rFonts w:ascii="Times New Roman" w:hAnsi="Times New Roman" w:eastAsia="SimSun"/>
-          <w:sz w:val="22"/>
-        </w:rPr>
-        <w:t xml:space="preserve"> — the proportion of passages about a given group that portray it favourably rather than unfavourably, i.e. $P(\text{favourable} \mid \text{group}, \text{group-relevant})$.</w:t>
-      </w:r>
-    </w:p>
-    <w:p>
-      <w:r>
-        <w:rPr>
-          <w:rFonts w:ascii="Times New Roman" w:hAnsi="Times New Roman" w:eastAsia="SimSun"/>
-          <w:sz w:val="22"/>
-        </w:rPr>
-        <w:t xml:space="preserve">R1 and R2 are orthogonal: a set can be perfectly balanced in R1 while every passage about one group is unfavourable, and vice versa. Crucially, the adversarial construction that arises naturally in this setting is </w:t>
-      </w:r>
-      <w:r>
-        <w:rPr>
-          <w:rFonts w:ascii="Times New Roman" w:hAnsi="Times New Roman" w:eastAsia="SimSun"/>
-          <w:b/>
-          <w:sz w:val="22"/>
-        </w:rPr>
-        <w:t>balanced in R1 by construction</w:t>
-      </w:r>
-      <w:r>
-        <w:rPr>
-          <w:rFonts w:ascii="Times New Roman" w:hAnsi="Times New Roman" w:eastAsia="SimSun"/>
-          <w:sz w:val="22"/>
-        </w:rPr>
-        <w:t xml:space="preserve">. An attacker who wishes to skew representation does not inject one-sided material; they inject matched pairs — a favourable passage about group $A$, an unfavourable passage about group $B$ — which are individually indistinguishable from legitimate passages because they are drawn from the </w:t>
-      </w:r>
-      <w:r>
-        <w:rPr>
-          <w:rFonts w:ascii="Times New Roman" w:hAnsi="Times New Roman" w:eastAsia="SimSun"/>
-          <w:i/>
-          <w:sz w:val="22"/>
-        </w:rPr>
-        <w:t>same template inventory</w:t>
-      </w:r>
-      <w:r>
-        <w:rPr>
-          <w:rFonts w:ascii="Times New Roman" w:hAnsi="Times New Roman" w:eastAsia="SimSun"/>
-          <w:sz w:val="22"/>
-        </w:rPr>
-        <w:t>. The injected set therefore contributes equally to both groups' counts, leaving R1 essentially unchanged, while shifting R2 systematically.</w:t>
-      </w:r>
-    </w:p>
-    <w:p>
-      <w:r>
-        <w:rPr>
-          <w:rFonts w:ascii="Times New Roman" w:hAnsi="Times New Roman" w:eastAsia="SimSun"/>
-          <w:sz w:val="22"/>
-        </w:rPr>
-        <w:t>Every defense that constrains R1 alone is blind to this. It observes that the group distribution is clean, admits the injected passages, and reports success.</w:t>
-      </w:r>
-    </w:p>
-    <w:p>
-      <w:r>
-        <w:rPr>
-          <w:rFonts w:ascii="Times New Roman" w:hAnsi="Times New Roman" w:eastAsia="SimSun"/>
-          <w:b/>
-          <w:sz w:val="22"/>
-        </w:rPr>
-        <w:t>What we do.</w:t>
-      </w:r>
-      <w:r>
-        <w:rPr>
-          <w:rFonts w:ascii="Times New Roman" w:hAnsi="Times New Roman" w:eastAsia="SimSun"/>
-          <w:sz w:val="22"/>
-        </w:rPr>
-        <w:t xml:space="preserve"> We formalise R1 and R2, construct the pairwise-poisoning attack, and build a controlled evaluation in which group and stance labels are exact and the clean reference for both dimensions is known by construction. We then re-implement the R1-constraining defense family and evaluate it against the attack across six retrieval back-ends. Our findings are:</w:t>
-      </w:r>
-    </w:p>
-    <w:p>
-      <w:pPr>
-        <w:pStyle w:val="ListBullet"/>
-        <w:spacing w:line="360" w:lineRule="auto"/>
-      </w:pPr>
-      <w:r>
-        <w:rPr>
-          <w:rFonts w:ascii="Times New Roman" w:hAnsi="Times New Roman" w:eastAsia="SimSun"/>
-          <w:b/>
-          <w:sz w:val="22"/>
-        </w:rPr>
-        <w:t>Pairwise poisoning is an R2 attack, not an R1 attack.</w:t>
-      </w:r>
-      <w:r>
-        <w:rPr>
-          <w:rFonts w:ascii="Times New Roman" w:hAnsi="Times New Roman" w:eastAsia="SimSun"/>
-          <w:sz w:val="22"/>
-        </w:rPr>
-        <w:t xml:space="preserve"> R1 drift under attack is at or below the level legitimate retrieval variance produces; within-group stance divergence rises to near its maximum. An R1-only monitor therefore reports the system as healthy while the retrieved evidence is entirely attacker-controlled.</w:t>
-      </w:r>
-    </w:p>
-    <w:p>
-      <w:pPr>
-        <w:pStyle w:val="ListBullet"/>
-        <w:spacing w:line="360" w:lineRule="auto"/>
-      </w:pPr>
-      <w:r>
-        <w:rPr>
-          <w:rFonts w:ascii="Times New Roman" w:hAnsi="Times New Roman" w:eastAsia="SimSun"/>
-          <w:b/>
-          <w:sz w:val="22"/>
-        </w:rPr>
-        <w:t>The R1-only defense is not merely weak, it is inert.</w:t>
-      </w:r>
-      <w:r>
-        <w:rPr>
-          <w:rFonts w:ascii="Times New Roman" w:hAnsi="Times New Roman" w:eastAsia="SimSun"/>
-          <w:sz w:val="22"/>
-        </w:rPr>
-        <w:t xml:space="preserve"> Under the projection-augmented attack it attains exactly the same adversarial-passage inclusion rate as no defense (0.750 for BM25, 1.000 for dense retrieval), and this holds at </w:t>
-      </w:r>
-      <w:r>
-        <w:rPr>
-          <w:rFonts w:ascii="Times New Roman" w:hAnsi="Times New Roman" w:eastAsia="SimSun"/>
-          <w:i/>
-          <w:sz w:val="22"/>
-        </w:rPr>
-        <w:t>every</w:t>
-      </w:r>
-      <w:r>
-        <w:rPr>
-          <w:rFonts w:ascii="Times New Roman" w:hAnsi="Times New Roman" w:eastAsia="SimSun"/>
-          <w:sz w:val="22"/>
-        </w:rPr>
-        <w:t xml:space="preserve"> budget setting, including the strictest. The budget parameter acts on a quantity the attack does not perturb.</w:t>
-      </w:r>
-    </w:p>
-    <w:p>
-      <w:pPr>
-        <w:pStyle w:val="ListBullet"/>
-        <w:spacing w:line="360" w:lineRule="auto"/>
-      </w:pPr>
-      <w:r>
-        <w:rPr>
-          <w:rFonts w:ascii="Times New Roman" w:hAnsi="Times New Roman" w:eastAsia="SimSun"/>
-          <w:b/>
-          <w:sz w:val="22"/>
-        </w:rPr>
-        <w:t>A two-sided R2 constraint improves its own metric by 77% and defends not at all.</w:t>
-      </w:r>
-      <w:r>
-        <w:rPr>
-          <w:rFonts w:ascii="Times New Roman" w:hAnsi="Times New Roman" w:eastAsia="SimSun"/>
-          <w:sz w:val="22"/>
-        </w:rPr>
-        <w:t xml:space="preserve"> Adding a lower bound on within-group favourable rate — the bound that the suppression form of the attack violates — reduces the cross-group stance gap from 0.6250 to 0.1429 (§5.3). Adversarial-passage inclusion does not move: it remains 0.750 in every configuration tested, across the full budget sweep. We explain why: the repair pass substitutes one high-scoring passage for another, and because injected passages are engineered to out-rank legitimate ones, the substitute is itself adversarial. A genuinely relevant passage satisfies any constraint expressed over aggregate composition, no matter how many dimensions that composition is extended to.</w:t>
-      </w:r>
-    </w:p>
-    <w:p>
-      <w:pPr>
-        <w:pStyle w:val="ListBullet"/>
-        <w:spacing w:line="360" w:lineRule="auto"/>
-      </w:pPr>
-      <w:r>
-        <w:rPr>
-          <w:rFonts w:ascii="Times New Roman" w:hAnsi="Times New Roman" w:eastAsia="SimSun"/>
-          <w:b/>
-          <w:sz w:val="22"/>
-        </w:rPr>
-        <w:t>A provenance signal is necessary, and we report an exploratory candidate.</w:t>
-      </w:r>
-      <w:r>
-        <w:rPr>
-          <w:rFonts w:ascii="Times New Roman" w:hAnsi="Times New Roman" w:eastAsia="SimSun"/>
-          <w:sz w:val="22"/>
-        </w:rPr>
-        <w:t xml:space="preserve"> We measure the number of distinct queries for which a passage is retrieved and find clean separation in our controlled setting. We state plainly that our corpus is synthetic and that this separation may be an artefact of its construction; we therefore present it as a hypothesis with a specified falsification experiment, not as a defense.</w:t>
-      </w:r>
-    </w:p>
-    <w:p>
-      <w:r>
-        <w:rPr>
-          <w:rFonts w:ascii="Times New Roman" w:hAnsi="Times New Roman" w:eastAsia="SimSun"/>
-          <w:b/>
-          <w:sz w:val="22"/>
-        </w:rPr>
-        <w:t>Contributions.</w:t>
+        <w:t>shared cause of measurement failure</w:t>
+      </w:r>
+      <w:r>
+        <w:rPr>
+          <w:rFonts w:ascii="Times New Roman" w:hAnsi="Times New Roman" w:eastAsia="SimSun"/>
+          <w:sz w:val="22"/>
+        </w:rPr>
+        <w:t>: statistics that aggregate over group counts, or that take an absolute difference between groups, are insensitive to an attack that balances the former and relocates the latter — with the error demonstrated at two layers, including in our own first generation-layer measurement (§5.1, §5.3, §5.7).</w:t>
       </w:r>
     </w:p>
     <w:p>
@@ -953,7 +899,7 @@
           <w:rFonts w:ascii="Times New Roman" w:hAnsi="Times New Roman" w:eastAsia="SimSun"/>
           <w:sz w:val="22"/>
         </w:rPr>
-        <w:t>A two-dimensional formalisation of representation in retrieved sets (R1 composition, R2 within-group stance), with the observation that adversarial injection is balanced in R1 and skewed in R2 (§3).</w:t>
+        <w:t>A controlled pairwise-poisoning construction that makes both dimensions measurable without a generator, so the mechanism can be studied independently of LLM behaviour (§4), replicated on a naturally written bias benchmark.</w:t>
       </w:r>
     </w:p>
     <w:p>
@@ -966,7 +912,37 @@
           <w:rFonts w:ascii="Times New Roman" w:hAnsi="Times New Roman" w:eastAsia="SimSun"/>
           <w:sz w:val="22"/>
         </w:rPr>
-        <w:t>A controlled pairwise-poisoning construction that makes both dimensions measurable without a generator, so the mechanism can be studied independently of LLM behaviour (§4).</w:t>
+        <w:t xml:space="preserve">An empirical demonstration that R1-constraining defenses are inert, with </w:t>
+      </w:r>
+      <w:r>
+        <w:rPr>
+          <w:rFonts w:ascii="Times New Roman" w:hAnsi="Times New Roman" w:eastAsia="SimSun"/>
+          <w:b/>
+          <w:sz w:val="22"/>
+        </w:rPr>
+        <w:t>equivalence bounds rather than point estimates</w:t>
+      </w:r>
+      <w:r>
+        <w:rPr>
+          <w:rFonts w:ascii="Times New Roman" w:hAnsi="Times New Roman" w:eastAsia="SimSun"/>
+          <w:sz w:val="22"/>
+        </w:rPr>
+        <w:t xml:space="preserve"> for the null, across </w:t>
+      </w:r>
+      <w:r>
+        <w:rPr>
+          <w:rFonts w:ascii="Times New Roman" w:hAnsi="Times New Roman" w:eastAsia="SimSun"/>
+          <w:b/>
+          <w:sz w:val="22"/>
+        </w:rPr>
+        <w:t>six</w:t>
+      </w:r>
+      <w:r>
+        <w:rPr>
+          <w:rFonts w:ascii="Times New Roman" w:hAnsi="Times New Roman" w:eastAsia="SimSun"/>
+          <w:sz w:val="22"/>
+        </w:rPr>
+        <w:t xml:space="preserve"> base retrieval back-ends, three scaled checkpoints, two corpora and five injection rates (§5, Appendix B).</w:t>
       </w:r>
     </w:p>
     <w:p>
@@ -979,22 +955,7 @@
           <w:rFonts w:ascii="Times New Roman" w:hAnsi="Times New Roman" w:eastAsia="SimSun"/>
           <w:sz w:val="22"/>
         </w:rPr>
-        <w:t xml:space="preserve">An empirical demonstration that R1-constraining defenses are inert against this attack, including the strictest budget setting, across </w:t>
-      </w:r>
-      <w:r>
-        <w:rPr>
-          <w:rFonts w:ascii="Times New Roman" w:hAnsi="Times New Roman" w:eastAsia="SimSun"/>
-          <w:b/>
-          <w:sz w:val="22"/>
-        </w:rPr>
-        <w:t>six</w:t>
-      </w:r>
-      <w:r>
-        <w:rPr>
-          <w:rFonts w:ascii="Times New Roman" w:hAnsi="Times New Roman" w:eastAsia="SimSun"/>
-          <w:sz w:val="22"/>
-        </w:rPr>
-        <w:t xml:space="preserve"> retrieval back-ends and four bias strata (§5).</w:t>
+        <w:t>A negative result on the limits of distribution-level defense: aggregate-composition constraints cannot reject an individually admissible passage, so any defense in this class has an adversarial-passage inclusion floor of 1 (§6). To our knowledge this limit has not been characterised.</w:t>
       </w:r>
     </w:p>
     <w:p>
@@ -1007,7 +968,22 @@
           <w:rFonts w:ascii="Times New Roman" w:hAnsi="Times New Roman" w:eastAsia="SimSun"/>
           <w:sz w:val="22"/>
         </w:rPr>
-        <w:t>A negative result on the limits of distribution-level defense: aggregate-composition constraints cannot reject an individually admissible passage, so any defense in this class has an adversarial-passage inclusion floor of 1 (§6). To our knowledge this limit has not been characterised.</w:t>
+        <w:t xml:space="preserve">A scale check that bounds the sparsity account of encoder susceptibility: susceptibility is </w:t>
+      </w:r>
+      <w:r>
+        <w:rPr>
+          <w:rFonts w:ascii="Times New Roman" w:hAnsi="Times New Roman" w:eastAsia="SimSun"/>
+          <w:b/>
+          <w:sz w:val="22"/>
+        </w:rPr>
+        <w:t>not monotone in encoder size</w:t>
+      </w:r>
+      <w:r>
+        <w:rPr>
+          <w:rFonts w:ascii="Times New Roman" w:hAnsi="Times New Roman" w:eastAsia="SimSun"/>
+          <w:sz w:val="22"/>
+        </w:rPr>
+        <w:t xml:space="preserve"> (GTE 0.0625 → 0.5000 while E5 0.0625 → 0.0000 within matched families), so it is a per-checkpoint property (§5.6).</w:t>
       </w:r>
     </w:p>
     <w:p>
@@ -1020,63 +996,7 @@
           <w:rFonts w:ascii="Times New Roman" w:hAnsi="Times New Roman" w:eastAsia="SimSun"/>
           <w:sz w:val="22"/>
         </w:rPr>
-        <w:t>An exploratory provenance signal with an explicit validity threat and a falsification protocol (§7).</w:t>
-      </w:r>
-    </w:p>
-    <w:p>
-      <w:pPr>
-        <w:pStyle w:val="ListNumber"/>
-        <w:spacing w:line="360" w:lineRule="auto"/>
-      </w:pPr>
-      <w:r>
-        <w:rPr>
-          <w:rFonts w:ascii="Times New Roman" w:hAnsi="Times New Roman" w:eastAsia="SimSun"/>
-          <w:sz w:val="22"/>
-        </w:rPr>
-        <w:t xml:space="preserve">A methodological finding with an identified mechanism: text-attack susceptibility is predicted by the </w:t>
-      </w:r>
-      <w:r>
-        <w:rPr>
-          <w:rFonts w:ascii="Times New Roman" w:hAnsi="Times New Roman" w:eastAsia="SimSun"/>
-          <w:b/>
-          <w:sz w:val="22"/>
-        </w:rPr>
-        <w:t>sparsity</w:t>
-      </w:r>
-      <w:r>
-        <w:rPr>
-          <w:rFonts w:ascii="Times New Roman" w:hAnsi="Times New Roman" w:eastAsia="SimSun"/>
-          <w:sz w:val="22"/>
-        </w:rPr>
-        <w:t xml:space="preserve"> of the retrieval representation, not by whether the encoder is learned or semantic (§5.5, Finding 7). A learned sparse retriever is as susceptible as BM25 while two of three dense encoders resist almost completely, so a single-encoder robustness claim measures an unmeasured encoder property.</w:t>
-      </w:r>
-    </w:p>
-    <w:p>
-      <w:pPr>
-        <w:pStyle w:val="ListNumber"/>
-        <w:spacing w:line="360" w:lineRule="auto"/>
-      </w:pPr>
-      <w:r>
-        <w:rPr>
-          <w:rFonts w:ascii="Times New Roman" w:hAnsi="Times New Roman" w:eastAsia="SimSun"/>
-          <w:sz w:val="22"/>
-        </w:rPr>
-        <w:t xml:space="preserve">A scale check that bounds contribution 6 and is itself the sharper result (§5.6): susceptibility is </w:t>
-      </w:r>
-      <w:r>
-        <w:rPr>
-          <w:rFonts w:ascii="Times New Roman" w:hAnsi="Times New Roman" w:eastAsia="SimSun"/>
-          <w:b/>
-          <w:sz w:val="22"/>
-        </w:rPr>
-        <w:t>not monotone in encoder size</w:t>
-      </w:r>
-      <w:r>
-        <w:rPr>
-          <w:rFonts w:ascii="Times New Roman" w:hAnsi="Times New Roman" w:eastAsia="SimSun"/>
-          <w:sz w:val="22"/>
-        </w:rPr>
-        <w:t>. E5 becomes more resistant when enlarged while GTE becomes eight times more susceptible within the same family and training recipe, so susceptibility is a per-checkpoint property that must be measured rather than inferred from architecture, size, or sparsity.</w:t>
+        <w:t>A measurement protocol implied by the above: per-group shifts rather than cross-group differences, injection reported as a rate rather than a count, the encoder reported as a factor, equivalence bounds for null claims, and both stance and attribution scored by entailment in the correct direction rather than by a prompted judge (§8, §5.7.1).</w:t>
       </w:r>
     </w:p>
     <w:p>
@@ -4240,7 +4160,7 @@
           <w:rFonts w:ascii="Times New Roman" w:hAnsi="Times New Roman" w:eastAsia="SimSun"/>
           <w:sz w:val="22"/>
         </w:rPr>
-        <w:t xml:space="preserve"> The largest value is 0.1313 (dense, projection), consistent with §3.4: the injected set is compositionally $(\tfrac{1}{2}, \tfrac{1}{2})$, so the drift reflects injected passages outranking legitimate ones rather than any compositional imbalance on their part. An R1-based monitor sees a retrieved set whose group balance is close to the clean reference, while </w:t>
+        <w:t xml:space="preserve"> The largest value is 0.1313 (dense, projection), consistent with §3.3: the injected set is compositionally $(\tfrac{1}{2}, \tfrac{1}{2})$, so the drift reflects injected passages outranking legitimate ones rather than any compositional imbalance on their part. An R1-based monitor sees a retrieved set whose group balance is close to the clean reference, while </w:t>
       </w:r>
       <w:r>
         <w:rPr>
@@ -19525,7 +19445,7 @@
           <w:b/>
           <w:sz w:val="22"/>
         </w:rPr>
-        <w:t>Table 3.</w:t>
+        <w:t>Table 16.</w:t>
       </w:r>
       <w:r>
         <w:rPr>
@@ -20259,14 +20179,29 @@
           <w:b/>
           <w:sz w:val="22"/>
         </w:rPr>
-        <w:t>Implications for prior work.</w:t>
-      </w:r>
-      <w:r>
-        <w:rPr>
-          <w:rFonts w:ascii="Times New Roman" w:hAnsi="Times New Roman" w:eastAsia="SimSun"/>
-          <w:sz w:val="22"/>
-        </w:rPr>
-        <w:t xml:space="preserve"> Our results do not show that existing fairness defenses are implemented incorrectly; they show that the defenses optimise an objective that an adversary does not perturb. Concretely, [5]'s optimisation, [6]'s proportion adjustment, [7]'s embedder control, and [8]'s exposure equalisation all act on aggregate composition. Under natural corpus skew — the setting those works target — this is appropriate, and their reported improvements are meaningful. Under an adversary, §5.2 shows the same machinery leaves adversarial inclusion unchanged. We suggest that evaluations in this area report an adversarial-passage inclusion rate alongside their fairness metrics, since the two can move independently.</w:t>
+        <w:t>What the failure is, and what it is not.</w:t>
+      </w:r>
+      <w:r>
+        <w:rPr>
+          <w:rFonts w:ascii="Times New Roman" w:hAnsi="Times New Roman" w:eastAsia="SimSun"/>
+          <w:sz w:val="22"/>
+        </w:rPr>
+        <w:t xml:space="preserve"> Our results do not show that existing fairness defenses are implemented incorrectly, nor that their reported gains are illusory in the setting they target. They show something narrower and, we think, more useful: the statistic each defense optimises is insensitive to the adversary that motivates the defense. Concretely, [5]'s optimisation, [6]'s proportion adjustment, [7]'s embedder control, and [8]'s exposure equalisation all act on aggregate composition. Under natural corpus skew — the setting those works study — this is appropriate, and their improvements are real. Under an adversary, §5.2 shows the same machinery leaves adversarial inclusion unchanged, and §6 shows why no refinement along that axis can change it. The distinction matters for how the field reads this result: the claim is about </w:t>
+      </w:r>
+      <w:r>
+        <w:rPr>
+          <w:rFonts w:ascii="Times New Roman" w:hAnsi="Times New Roman" w:eastAsia="SimSun"/>
+          <w:b/>
+          <w:sz w:val="22"/>
+        </w:rPr>
+        <w:t>evaluation validity</w:t>
+      </w:r>
+      <w:r>
+        <w:rPr>
+          <w:rFonts w:ascii="Times New Roman" w:hAnsi="Times New Roman" w:eastAsia="SimSun"/>
+          <w:sz w:val="22"/>
+        </w:rPr>
+        <w:t>, and it implies a change in what gets measured rather than a rewrite of what has been built.</w:t>
       </w:r>
     </w:p>
     <w:p>
@@ -20276,14 +20211,14 @@
           <w:b/>
           <w:sz w:val="22"/>
         </w:rPr>
-        <w:t>The reference-dimension error.</w:t>
-      </w:r>
-      <w:r>
-        <w:rPr>
-          <w:rFonts w:ascii="Times New Roman" w:hAnsi="Times New Roman" w:eastAsia="SimSun"/>
-          <w:sz w:val="22"/>
-        </w:rPr>
-        <w:t xml:space="preserve"> §3.3 identifies a class of mistakes that is easy to make and hard to notice: R2 statistics evaluated against a per-query clean retrieval, or against a corpus reference, are dominated by topic-conditioned stance variation that the attack preserves, and therefore report a healthy system while the retrieved set is fully adversarial. We made this error and corrected it by adopting the cross-group gap. Because the error makes a broken defense look functional, we recommend that any R2-style metric be specified together with its reference </w:t>
+        <w:t>An error we made twice, and why that is the point.</w:t>
+      </w:r>
+      <w:r>
+        <w:rPr>
+          <w:rFonts w:ascii="Times New Roman" w:hAnsi="Times New Roman" w:eastAsia="SimSun"/>
+          <w:sz w:val="22"/>
+        </w:rPr>
+        <w:t xml:space="preserve"> §3.2 identifies a class of mistakes that is easy to make and hard to notice: R2 statistics evaluated against a per-query clean retrieval, or against a corpus reference, are dominated by topic-conditioned stance variation that the attack preserves, and therefore report a healthy system while the retrieved set is fully adversarial. We made that error, corrected it by adopting the cross-group gap, and then made a second error of the same family one level up in §5.7: the cross-group gap is itself an absolute difference, and it is blind to an attack that relocates both groups rather than separating them. Both errors share a signature that makes them dangerous — they return a plausible, healthy-looking number rather than an obviously wrong one. We therefore make two recommendations rather than one. Any stance-style metric should be specified together with its reference </w:t>
       </w:r>
       <w:r>
         <w:rPr>
@@ -20298,7 +20233,24 @@
           <w:rFonts w:ascii="Times New Roman" w:hAnsi="Times New Roman" w:eastAsia="SimSun"/>
           <w:sz w:val="22"/>
         </w:rPr>
-        <w:t xml:space="preserve"> accompanied by a control showing that it responds to a known attack.</w:t>
+        <w:t xml:space="preserve"> accompanied by a control showing it responds to a known attack; and where a metric is computed as a difference between two groups, the per-group values should be reported alongside it, because the difference can be flat while both components move a long way.</w:t>
+      </w:r>
+    </w:p>
+    <w:p>
+      <w:r>
+        <w:rPr>
+          <w:rFonts w:ascii="Times New Roman" w:hAnsi="Times New Roman" w:eastAsia="SimSun"/>
+          <w:b/>
+          <w:sz w:val="22"/>
+        </w:rPr>
+        <w:t>Adversarial evaluation is a measurement problem before it is a defense problem.</w:t>
+      </w:r>
+      <w:r>
+        <w:rPr>
+          <w:rFonts w:ascii="Times New Roman" w:hAnsi="Times New Roman" w:eastAsia="SimSun"/>
+          <w:sz w:val="22"/>
+        </w:rPr>
+        <w:t xml:space="preserve"> Taken together, the failures in this paper — a composition statistic that counts what the attack balances, a reference-based statistic that measures topic rather than stance, an absolute difference that cancels a joint shift, a self-report attribution probe that a model answers affirmatively by construction, an entailment convention whose reversed form returns zeros, and a null reported without an equivalence bound — are all failures of instrument rather than of method. None of them would be caught by improving an attack or a defense. We suspect this generalises beyond retrieval fairness: any evaluation whose statistic is an aggregate over the quantity an adversary controls is vulnerable to the same class of error. The mitigation that worked here was mechanical rather than conceptual — a control that flips the signal and checks the statistic moves, an equivalence bound on every null, and a per-component report for every difference.</w:t>
       </w:r>
     </w:p>
     <w:p>
@@ -20737,7 +20689,7 @@
           <w:rFonts w:ascii="Times New Roman" w:hAnsi="Times New Roman" w:eastAsia="SimSun"/>
           <w:sz w:val="22"/>
         </w:rPr>
-        <w:t>Fairness defenses for retrieval-augmented generation constrain the group composition of the retrieved set. We have shown that this objective is mis-specified in the adversarial setting. Group representation has two orthogonal dimensions, and pairwise poisoning — the natural adversarial construction, in which injected passages reuse the legitimate template inventory in matched pairs — is balanced in the first and skewed in the second. The consequence is not that the defenses are weak but that they are inert: the R1-only defense attains the same adversarial-passage inclusion rate as no defense at all, at every budget setting including the strictest.</w:t>
+        <w:t>Fairness defenses for retrieval-augmented generation are chosen and validated by aggregate statistics of the retrieved set. We have shown that the standard statistics are structurally insensitive to the attack they are meant to detect, that the insensitivity has one identifiable cause, and that the defense failure which follows is a consequence of the measurement failure rather than a separate phenomenon.</w:t>
       </w:r>
     </w:p>
     <w:p>
@@ -20746,7 +20698,7 @@
           <w:rFonts w:ascii="Times New Roman" w:hAnsi="Times New Roman" w:eastAsia="SimSun"/>
           <w:sz w:val="22"/>
         </w:rPr>
-        <w:t>Extending the constraint to the second dimension improves the aggregate statistic it measures without changing adversarial inclusion, and we have given the reason: a constraint expressed over aggregate composition cannot reject an individually admissible passage, and injected passages are admissible by construction. The problem is consequently not one of optimisation but of detection, and it requires evidence about individual passages rather than about the set they belong to.</w:t>
+        <w:t>The cause is that the attack balances what these statistics count and relocates what they difference. Pairwise poisoning — the natural adversarial construction, in which injected passages reuse the legitimate template inventory in matched pairs — is balanced in group composition by construction, so every composition statistic reads clean. And because it moves both groups rather than opening a gap between them, any statistic computed as an absolute difference between groups is dominated by the corpus's pre-existing asymmetry and is likewise blind. The diagnostic is the per-group shift. We identify this at the retrieval layer, where two of three candidate stance statistics are flat across the clean and fully attacked conditions, and then again at the generation layer in our own first measurement of propagation, where the absolute gap moved by less than 0.002 while the per-group shifts moved by 0.13 at $p \le 0.0035$. Reporting the second occurrence against ourselves is part of the argument: the error is not exotic, it is the natural first thing to compute.</w:t>
       </w:r>
     </w:p>
     <w:p>
@@ -20755,7 +20707,130 @@
           <w:rFonts w:ascii="Times New Roman" w:hAnsi="Times New Roman" w:eastAsia="SimSun"/>
           <w:sz w:val="22"/>
         </w:rPr>
-        <w:t>We have reported an exploratory provenance signal in that direction, together with the reason it may not survive replication on a natural corpus. Establishing which provenance cues do survive is, in our view, the central open problem this work exposes.</w:t>
+        <w:t>The practical consequence is that the R1-only defense is not weak but inert, and we state this as a ceiling rather than as a null that further data might overturn. The unconstrained baseline already admits adversarial passages on every query where it can, so no reduction is available even in principle; the per-query difference is identically zero and the equivalence bound is exactly ±0.0000. That is not because the constraint cannot change the selection — it can, and does — but because changing which passages are selected does not displace a single adversarial one. Extending the constraint to a second dimension improves the statistic it measures without changing adversarial inclusion. The problem is therefore not one of optimisation but of detection, and it requires evidence about individual passages rather than about the set they belong to.</w:t>
+      </w:r>
+    </w:p>
+    <w:p>
+      <w:r>
+        <w:rPr>
+          <w:rFonts w:ascii="Times New Roman" w:hAnsi="Times New Roman" w:eastAsia="SimSun"/>
+          <w:sz w:val="22"/>
+        </w:rPr>
+        <w:t>We close with the protocol the results imply for anyone measuring fairness in an adversarial retrieval setting:</w:t>
+      </w:r>
+    </w:p>
+    <w:p>
+      <w:pPr>
+        <w:pStyle w:val="ListNumber"/>
+        <w:spacing w:line="360" w:lineRule="auto"/>
+      </w:pPr>
+      <w:r>
+        <w:rPr>
+          <w:rFonts w:ascii="Times New Roman" w:hAnsi="Times New Roman" w:eastAsia="SimSun"/>
+          <w:b/>
+          <w:sz w:val="22"/>
+        </w:rPr>
+        <w:t>Measure per-group shifts, not cross-group differences.</w:t>
+      </w:r>
+      <w:r>
+        <w:rPr>
+          <w:rFonts w:ascii="Times New Roman" w:hAnsi="Times New Roman" w:eastAsia="SimSun"/>
+          <w:sz w:val="22"/>
+        </w:rPr>
+        <w:t xml:space="preserve"> An absolute gap between groups is dominated by pre-existing corpus asymmetry and is blind to an attack that relocates both groups together. Report both group-level quantities, and report the change in each.</w:t>
+      </w:r>
+    </w:p>
+    <w:p>
+      <w:pPr>
+        <w:pStyle w:val="ListNumber"/>
+        <w:spacing w:line="360" w:lineRule="auto"/>
+      </w:pPr>
+      <w:r>
+        <w:rPr>
+          <w:rFonts w:ascii="Times New Roman" w:hAnsi="Times New Roman" w:eastAsia="SimSun"/>
+          <w:b/>
+          <w:sz w:val="22"/>
+        </w:rPr>
+        <w:t>Report injection as a rate, not a count.</w:t>
+      </w:r>
+      <w:r>
+        <w:rPr>
+          <w:rFonts w:ascii="Times New Roman" w:hAnsi="Times New Roman" w:eastAsia="SimSun"/>
+          <w:sz w:val="22"/>
+        </w:rPr>
+        <w:t xml:space="preserve"> A fixed passage count measures corpus size rather than attack strength, and produced a spurious conclusion in our own earlier experiment.</w:t>
+      </w:r>
+    </w:p>
+    <w:p>
+      <w:pPr>
+        <w:pStyle w:val="ListNumber"/>
+        <w:spacing w:line="360" w:lineRule="auto"/>
+      </w:pPr>
+      <w:r>
+        <w:rPr>
+          <w:rFonts w:ascii="Times New Roman" w:hAnsi="Times New Roman" w:eastAsia="SimSun"/>
+          <w:b/>
+          <w:sz w:val="22"/>
+        </w:rPr>
+        <w:t>Report the encoder as a factor.</w:t>
+      </w:r>
+      <w:r>
+        <w:rPr>
+          <w:rFonts w:ascii="Times New Roman" w:hAnsi="Times New Roman" w:eastAsia="SimSun"/>
+          <w:sz w:val="22"/>
+        </w:rPr>
+        <w:t xml:space="preserve"> Susceptibility is a per-checkpoint property that is not monotone in encoder size — within one family and training recipe, scaling GTE raised text-attack success eight-fold while scaling E5 lowered it to zero. A single-encoder robustness claim reports an unmeasured property of that checkpoint.</w:t>
+      </w:r>
+    </w:p>
+    <w:p>
+      <w:pPr>
+        <w:pStyle w:val="ListNumber"/>
+        <w:spacing w:line="360" w:lineRule="auto"/>
+      </w:pPr>
+      <w:r>
+        <w:rPr>
+          <w:rFonts w:ascii="Times New Roman" w:hAnsi="Times New Roman" w:eastAsia="SimSun"/>
+          <w:b/>
+          <w:sz w:val="22"/>
+        </w:rPr>
+        <w:t>Give equivalence bounds for null claims.</w:t>
+      </w:r>
+      <w:r>
+        <w:rPr>
+          <w:rFonts w:ascii="Times New Roman" w:hAnsi="Times New Roman" w:eastAsia="SimSun"/>
+          <w:sz w:val="22"/>
+        </w:rPr>
+        <w:t xml:space="preserve"> "No effect detected" and "no effect" are different claims, and only the second supports a conclusion about a defense family. Where the per-query difference is identically zero this is easy and conclusive; where it is not, the bound is the honest statement.</w:t>
+      </w:r>
+    </w:p>
+    <w:p>
+      <w:pPr>
+        <w:pStyle w:val="ListNumber"/>
+        <w:spacing w:line="360" w:lineRule="auto"/>
+      </w:pPr>
+      <w:r>
+        <w:rPr>
+          <w:rFonts w:ascii="Times New Roman" w:hAnsi="Times New Roman" w:eastAsia="SimSun"/>
+          <w:b/>
+          <w:sz w:val="22"/>
+        </w:rPr>
+        <w:t>Score stance and attribution by entailment, in the correct direction.</w:t>
+      </w:r>
+      <w:r>
+        <w:rPr>
+          <w:rFonts w:ascii="Times New Roman" w:hAnsi="Times New Roman" w:eastAsia="SimSun"/>
+          <w:sz w:val="22"/>
+        </w:rPr>
+        <w:t xml:space="preserve"> A prompted judge answering "did you rely on this passage?" returned 1.000 in every condition, because a model that answers from its context will agree that it used it. The direction is also not interchangeable: the reversed entailment convention returns near-zero for every input and fails silently, which is indistinguishable from a genuine null.</w:t>
+      </w:r>
+    </w:p>
+    <w:p>
+      <w:r>
+        <w:rPr>
+          <w:rFonts w:ascii="Times New Roman" w:hAnsi="Times New Roman" w:eastAsia="SimSun"/>
+          <w:sz w:val="22"/>
+        </w:rPr>
+        <w:t>We have reported an exploratory provenance signal in the direction the protocol implies — evidence about individual passages rather than about aggregates — together with the reason it may not survive replication on a natural corpus. Establishing which provenance cues do survive is, in our view, the central open problem this work exposes.</w:t>
       </w:r>
     </w:p>
     <w:p>
@@ -21536,7 +21611,7 @@
           <w:b/>
           <w:sz w:val="22"/>
         </w:rPr>
-        <w:t>Table 16.</w:t>
+        <w:t>Table 17.</w:t>
       </w:r>
       <w:r>
         <w:rPr>
@@ -23449,7 +23524,7 @@
           <w:b/>
           <w:sz w:val="22"/>
         </w:rPr>
-        <w:t>Table 17.</w:t>
+        <w:t>Table 18.</w:t>
       </w:r>
       <w:r>
         <w:rPr>

--- a/paper/manuscript_R1R2_v1.docx
+++ b/paper/manuscript_R1R2_v1.docx
@@ -13759,7 +13759,7 @@
           <w:b/>
           <w:sz w:val="22"/>
         </w:rPr>
-        <w:t>Finding 8. The retrieval-layer skew propagates to the generated output, and it replicates across three independent generators — but only when the two groups are measured separately.</w:t>
+        <w:t>Finding 8. The retrieval-layer skew propagates to the generated output, and it replicates across three independent model families — including an open-weight model run locally — but only when the two groups are measured separately.</w:t>
       </w:r>
       <w:r>
         <w:rPr>
@@ -13780,7 +13780,7 @@
           <w:rFonts w:ascii="Times New Roman" w:hAnsi="Times New Roman" w:eastAsia="SimSun"/>
           <w:sz w:val="22"/>
         </w:rPr>
-        <w:t>, calibrated in §5.7.1) across three generators from two model families. The per-group shifts are large, consistent in sign, and highly significant everywhere:</w:t>
+        <w:t>, calibrated in §5.7.1) across four generators spanning three model families, one of them (Mistral-7B) open-weight and served locally rather than by an API, so that the result does not rest on hosted models alone. The per-group shifts are large, consistent in sign, and highly significant everywhere:</w:t>
       </w:r>
     </w:p>
     <w:p>
@@ -13797,7 +13797,7 @@
           <w:rFonts w:ascii="Times New Roman" w:hAnsi="Times New Roman" w:eastAsia="SimSun"/>
           <w:sz w:val="22"/>
         </w:rPr>
-        <w:t xml:space="preserve"> Generation-layer stance, entailment-scored, three generators. Controlled corpus, GTE-base retrieval, $\rho = 2\%$, 48 queries, paired permutation test against </w:t>
+        <w:t xml:space="preserve"> Generation-layer stance, entailment-scored, four generators spanning three model families. Controlled corpus, GTE-base retrieval, $\rho = 2\%$, 48 queries, paired permutation test against </w:t>
       </w:r>
       <w:r>
         <w:rPr>
@@ -14336,6 +14336,139 @@
                 <w:sz w:val="19"/>
               </w:rPr>
               <w:t>0.0029</w:t>
+            </w:r>
+          </w:p>
+        </w:tc>
+      </w:tr>
+      <w:tr>
+        <w:tc>
+          <w:tcPr>
+            <w:tcW w:type="dxa" w:w="1377"/>
+          </w:tcPr>
+          <w:p>
+            <w:pPr>
+              <w:spacing w:line="240" w:lineRule="auto" w:after="0"/>
+            </w:pPr>
+            <w:r>
+              <w:rPr>
+                <w:rFonts w:ascii="Times New Roman" w:hAnsi="Times New Roman" w:eastAsia="SimSun"/>
+                <w:b/>
+                <w:sz w:val="19"/>
+              </w:rPr>
+              <w:t>mistral-7b</w:t>
+            </w:r>
+            <w:r>
+              <w:rPr>
+                <w:rFonts w:ascii="Times New Roman" w:hAnsi="Times New Roman" w:eastAsia="SimSun"/>
+                <w:sz w:val="19"/>
+              </w:rPr>
+              <w:t xml:space="preserve"> (local, open weights)</w:t>
+            </w:r>
+          </w:p>
+        </w:tc>
+        <w:tc>
+          <w:tcPr>
+            <w:tcW w:type="dxa" w:w="1377"/>
+          </w:tcPr>
+          <w:p>
+            <w:pPr>
+              <w:spacing w:line="240" w:lineRule="auto" w:after="0"/>
+            </w:pPr>
+            <w:r>
+              <w:rPr>
+                <w:rFonts w:ascii="Times New Roman" w:hAnsi="Times New Roman" w:eastAsia="SimSun"/>
+                <w:sz w:val="19"/>
+              </w:rPr>
+              <w:t>+0.0025</w:t>
+            </w:r>
+          </w:p>
+        </w:tc>
+        <w:tc>
+          <w:tcPr>
+            <w:tcW w:type="dxa" w:w="1377"/>
+          </w:tcPr>
+          <w:p>
+            <w:pPr>
+              <w:spacing w:line="240" w:lineRule="auto" w:after="0"/>
+            </w:pPr>
+            <w:r>
+              <w:rPr>
+                <w:rFonts w:ascii="Times New Roman" w:hAnsi="Times New Roman" w:eastAsia="SimSun"/>
+                <w:sz w:val="19"/>
+              </w:rPr>
+              <w:t>0.42</w:t>
+            </w:r>
+          </w:p>
+        </w:tc>
+        <w:tc>
+          <w:tcPr>
+            <w:tcW w:type="dxa" w:w="1377"/>
+          </w:tcPr>
+          <w:p>
+            <w:pPr>
+              <w:spacing w:line="240" w:lineRule="auto" w:after="0"/>
+            </w:pPr>
+            <w:r>
+              <w:rPr>
+                <w:rFonts w:ascii="Times New Roman" w:hAnsi="Times New Roman" w:eastAsia="SimSun"/>
+                <w:b/>
+                <w:sz w:val="19"/>
+              </w:rPr>
+              <w:t>−0.1297</w:t>
+            </w:r>
+          </w:p>
+        </w:tc>
+        <w:tc>
+          <w:tcPr>
+            <w:tcW w:type="dxa" w:w="1377"/>
+          </w:tcPr>
+          <w:p>
+            <w:pPr>
+              <w:spacing w:line="240" w:lineRule="auto" w:after="0"/>
+            </w:pPr>
+            <w:r>
+              <w:rPr>
+                <w:rFonts w:ascii="Times New Roman" w:hAnsi="Times New Roman" w:eastAsia="SimSun"/>
+                <w:b/>
+                <w:sz w:val="19"/>
+              </w:rPr>
+              <w:t>0.0001</w:t>
+            </w:r>
+          </w:p>
+        </w:tc>
+        <w:tc>
+          <w:tcPr>
+            <w:tcW w:type="dxa" w:w="1377"/>
+          </w:tcPr>
+          <w:p>
+            <w:pPr>
+              <w:spacing w:line="240" w:lineRule="auto" w:after="0"/>
+            </w:pPr>
+            <w:r>
+              <w:rPr>
+                <w:rFonts w:ascii="Times New Roman" w:hAnsi="Times New Roman" w:eastAsia="SimSun"/>
+                <w:b/>
+                <w:sz w:val="19"/>
+              </w:rPr>
+              <w:t>+0.1322</w:t>
+            </w:r>
+          </w:p>
+        </w:tc>
+        <w:tc>
+          <w:tcPr>
+            <w:tcW w:type="dxa" w:w="1377"/>
+          </w:tcPr>
+          <w:p>
+            <w:pPr>
+              <w:spacing w:line="240" w:lineRule="auto" w:after="0"/>
+            </w:pPr>
+            <w:r>
+              <w:rPr>
+                <w:rFonts w:ascii="Times New Roman" w:hAnsi="Times New Roman" w:eastAsia="SimSun"/>
+                <w:b/>
+                <w:sz w:val="19"/>
+              </w:rPr>
+              <w:t>&lt;0.0001</w:t>
             </w:r>
           </w:p>
         </w:tc>

--- a/paper/manuscript_R1R2_v1.docx
+++ b/paper/manuscript_R1R2_v1.docx
@@ -278,7 +278,7 @@
           <w:rFonts w:ascii="Times New Roman" w:hAnsi="Times New Roman" w:eastAsia="SimSun"/>
           <w:sz w:val="22"/>
         </w:rPr>
-        <w:t xml:space="preserve"> rather than opening a gap between them, an absolute difference discards the signal. Measured per group, injection moves the suppressed group's stance by −0.13 to −0.18 and the favoured group's by +0.13, consistently across </w:t>
+        <w:t xml:space="preserve"> rather than opening a gap between them, an absolute difference discards the signal. Measured per group on our controlled corpus, injection moves the suppressed group's stance by −0.13 to −0.18 and the favoured group's by +0.13, consistently across </w:t>
       </w:r>
       <w:r>
         <w:rPr>
@@ -286,14 +286,29 @@
           <w:b/>
           <w:sz w:val="22"/>
         </w:rPr>
-        <w:t>three generators from two model families</w:t>
-      </w:r>
-      <w:r>
-        <w:rPr>
-          <w:rFonts w:ascii="Times New Roman" w:hAnsi="Times New Roman" w:eastAsia="SimSun"/>
-          <w:sz w:val="22"/>
-        </w:rPr>
-        <w:t xml:space="preserve"> at $p \le 0.0035$; the absolute gap moves by less than 0.002 for two of the three. We reproduced, one level up, the exact error we identify at the retrieval layer.</w:t>
+        <w:t>four generators spanning three model families</w:t>
+      </w:r>
+      <w:r>
+        <w:rPr>
+          <w:rFonts w:ascii="Times New Roman" w:hAnsi="Times New Roman" w:eastAsia="SimSun"/>
+          <w:sz w:val="22"/>
+        </w:rPr>
+        <w:t xml:space="preserve"> — API-served Qwen and DeepSeek models plus an open-weight Mistral-7B run locally — at $p \le 0.0035$ in all six per-group comparisons; the absolute gap moves by less than 0.002 for three of the four. We reproduced, one level up, the exact error we identify at the retrieval layer. </w:t>
+      </w:r>
+      <w:r>
+        <w:rPr>
+          <w:rFonts w:ascii="Times New Roman" w:hAnsi="Times New Roman" w:eastAsia="SimSun"/>
+          <w:b/>
+          <w:sz w:val="22"/>
+        </w:rPr>
+        <w:t>That effect does not survive a naturally written corpus, and we report the failure rather than the controlled-corpus number alone</w:t>
+      </w:r>
+      <w:r>
+        <w:rPr>
+          <w:rFonts w:ascii="Times New Roman" w:hAnsi="Times New Roman" w:eastAsia="SimSun"/>
+          <w:sz w:val="22"/>
+        </w:rPr>
+        <w:t>: on the full BBQ benchmark, 144 distinct naturally written questions, two of three generators show no measurable shift at all and the third shows one three to six times smaller with a different group-wise signature. The propagation claim is therefore scoped to a template corpus whose questions presuppose their answers — a property our own negative control had already exposed — and the general claim is withdrawn.</w:t>
       </w:r>
     </w:p>
     <w:p>
@@ -13759,7 +13774,7 @@
           <w:b/>
           <w:sz w:val="22"/>
         </w:rPr>
-        <w:t>Finding 8. The retrieval-layer skew propagates to the generated output, and it replicates across three independent model families — including an open-weight model run locally — but only when the two groups are measured separately.</w:t>
+        <w:t>Finding 8. On the controlled corpus the retrieval-layer skew propagates to the generated output and replicates across three model families, but it does not survive a naturally written corpus.</w:t>
       </w:r>
       <w:r>
         <w:rPr>
@@ -14615,7 +14630,721 @@
           <w:b/>
           <w:sz w:val="22"/>
         </w:rPr>
-        <w:t>5.7.1 Two metric failures, and what they were caused by.</w:t>
+        <w:t>5.7.1 The same experiment on a naturally written corpus, which does not replicate it.</w:t>
+      </w:r>
+      <w:r>
+        <w:rPr>
+          <w:rFonts w:ascii="Times New Roman" w:hAnsi="Times New Roman" w:eastAsia="SimSun"/>
+          <w:sz w:val="22"/>
+        </w:rPr>
+        <w:t xml:space="preserve"> The section above is measured on the controlled corpus, whose questions presuppose their own answers. That corpus was rendered affordable to improve: encoder throughput on an RTX 5060 is 171x the CPU rate measured here (1079 against 6.3 documents per second), and we verified that the device changes none of the reported retrieval metrics — all nine attack-by-metric combinations are identical to four decimal places — so the full 17,792-document BBQ corpus could be used instead of a subsample. It supplies 144 distinct, naturally written questions in place of our 16.</w:t>
+      </w:r>
+    </w:p>
+    <w:p>
+      <w:r>
+        <w:rPr>
+          <w:rFonts w:ascii="Times New Roman" w:hAnsi="Times New Roman" w:eastAsia="SimSun"/>
+          <w:b/>
+          <w:sz w:val="22"/>
+        </w:rPr>
+        <w:t>Table 15.</w:t>
+      </w:r>
+      <w:r>
+        <w:rPr>
+          <w:rFonts w:ascii="Times New Roman" w:hAnsi="Times New Roman" w:eastAsia="SimSun"/>
+          <w:sz w:val="22"/>
+        </w:rPr>
+        <w:t xml:space="preserve"> The same generation-stage measurement on the full BBQ corpus. 144 queries, four conditions, paired permutation test against </w:t>
+      </w:r>
+      <w:r>
+        <w:rPr>
+          <w:rFonts w:ascii="Consolas" w:hAnsi="Consolas" w:eastAsia="Consolas"/>
+          <w:sz w:val="21"/>
+        </w:rPr>
+        <w:t>clean</w:t>
+      </w:r>
+      <w:r>
+        <w:rPr>
+          <w:rFonts w:ascii="Times New Roman" w:hAnsi="Times New Roman" w:eastAsia="SimSun"/>
+          <w:sz w:val="22"/>
+        </w:rPr>
+        <w:t>.</w:t>
+      </w:r>
+    </w:p>
+    <w:tbl>
+      <w:tblPr>
+        <w:tblStyle w:val="TableGrid"/>
+        <w:tblW w:type="auto" w:w="0"/>
+        <w:jc w:val="center"/>
+        <w:tblLook w:firstColumn="1" w:firstRow="1" w:lastColumn="0" w:lastRow="0" w:noHBand="0" w:noVBand="1" w:val="04A0"/>
+      </w:tblPr>
+      <w:tblGrid>
+        <w:gridCol w:w="1377"/>
+        <w:gridCol w:w="1377"/>
+        <w:gridCol w:w="1377"/>
+        <w:gridCol w:w="1377"/>
+        <w:gridCol w:w="1377"/>
+        <w:gridCol w:w="1377"/>
+        <w:gridCol w:w="1377"/>
+      </w:tblGrid>
+      <w:tr>
+        <w:tc>
+          <w:tcPr>
+            <w:tcW w:type="dxa" w:w="1377"/>
+            <w:shd w:val="clear" w:color="auto" w:fill="DCE6F1"/>
+          </w:tcPr>
+          <w:p>
+            <w:pPr>
+              <w:spacing w:line="240" w:lineRule="auto" w:after="0"/>
+            </w:pPr>
+            <w:r>
+              <w:rPr>
+                <w:rFonts w:ascii="Times New Roman" w:hAnsi="Times New Roman" w:eastAsia="SimSun"/>
+                <w:b/>
+                <w:sz w:val="19"/>
+              </w:rPr>
+              <w:t>Generator</w:t>
+            </w:r>
+          </w:p>
+        </w:tc>
+        <w:tc>
+          <w:tcPr>
+            <w:tcW w:type="dxa" w:w="1377"/>
+            <w:shd w:val="clear" w:color="auto" w:fill="DCE6F1"/>
+          </w:tcPr>
+          <w:p>
+            <w:pPr>
+              <w:spacing w:line="240" w:lineRule="auto" w:after="0"/>
+            </w:pPr>
+            <w:r>
+              <w:rPr>
+                <w:rFonts w:ascii="Times New Roman" w:hAnsi="Times New Roman" w:eastAsia="SimSun"/>
+                <w:b/>
+                <w:sz w:val="19"/>
+              </w:rPr>
+              <w:t>Δ gap (absolute)</w:t>
+            </w:r>
+          </w:p>
+        </w:tc>
+        <w:tc>
+          <w:tcPr>
+            <w:tcW w:type="dxa" w:w="1377"/>
+            <w:shd w:val="clear" w:color="auto" w:fill="DCE6F1"/>
+          </w:tcPr>
+          <w:p>
+            <w:pPr>
+              <w:spacing w:line="240" w:lineRule="auto" w:after="0"/>
+            </w:pPr>
+            <w:r>
+              <w:rPr>
+                <w:rFonts w:ascii="Times New Roman" w:hAnsi="Times New Roman" w:eastAsia="SimSun"/>
+                <w:b/>
+                <w:sz w:val="19"/>
+              </w:rPr>
+              <w:t>p</w:t>
+            </w:r>
+          </w:p>
+        </w:tc>
+        <w:tc>
+          <w:tcPr>
+            <w:tcW w:type="dxa" w:w="1377"/>
+            <w:shd w:val="clear" w:color="auto" w:fill="DCE6F1"/>
+          </w:tcPr>
+          <w:p>
+            <w:pPr>
+              <w:spacing w:line="240" w:lineRule="auto" w:after="0"/>
+            </w:pPr>
+            <w:r>
+              <w:rPr>
+                <w:rFonts w:ascii="Times New Roman" w:hAnsi="Times New Roman" w:eastAsia="SimSun"/>
+                <w:b/>
+                <w:sz w:val="19"/>
+              </w:rPr>
+              <w:t>Δ group 1</w:t>
+            </w:r>
+          </w:p>
+        </w:tc>
+        <w:tc>
+          <w:tcPr>
+            <w:tcW w:type="dxa" w:w="1377"/>
+            <w:shd w:val="clear" w:color="auto" w:fill="DCE6F1"/>
+          </w:tcPr>
+          <w:p>
+            <w:pPr>
+              <w:spacing w:line="240" w:lineRule="auto" w:after="0"/>
+            </w:pPr>
+            <w:r>
+              <w:rPr>
+                <w:rFonts w:ascii="Times New Roman" w:hAnsi="Times New Roman" w:eastAsia="SimSun"/>
+                <w:b/>
+                <w:sz w:val="19"/>
+              </w:rPr>
+              <w:t>p</w:t>
+            </w:r>
+          </w:p>
+        </w:tc>
+        <w:tc>
+          <w:tcPr>
+            <w:tcW w:type="dxa" w:w="1377"/>
+            <w:shd w:val="clear" w:color="auto" w:fill="DCE6F1"/>
+          </w:tcPr>
+          <w:p>
+            <w:pPr>
+              <w:spacing w:line="240" w:lineRule="auto" w:after="0"/>
+            </w:pPr>
+            <w:r>
+              <w:rPr>
+                <w:rFonts w:ascii="Times New Roman" w:hAnsi="Times New Roman" w:eastAsia="SimSun"/>
+                <w:b/>
+                <w:sz w:val="19"/>
+              </w:rPr>
+              <w:t>Δ group 2</w:t>
+            </w:r>
+          </w:p>
+        </w:tc>
+        <w:tc>
+          <w:tcPr>
+            <w:tcW w:type="dxa" w:w="1377"/>
+            <w:shd w:val="clear" w:color="auto" w:fill="DCE6F1"/>
+          </w:tcPr>
+          <w:p>
+            <w:pPr>
+              <w:spacing w:line="240" w:lineRule="auto" w:after="0"/>
+            </w:pPr>
+            <w:r>
+              <w:rPr>
+                <w:rFonts w:ascii="Times New Roman" w:hAnsi="Times New Roman" w:eastAsia="SimSun"/>
+                <w:b/>
+                <w:sz w:val="19"/>
+              </w:rPr>
+              <w:t>p</w:t>
+            </w:r>
+          </w:p>
+        </w:tc>
+      </w:tr>
+      <w:tr>
+        <w:tc>
+          <w:tcPr>
+            <w:tcW w:type="dxa" w:w="1377"/>
+          </w:tcPr>
+          <w:p>
+            <w:pPr>
+              <w:spacing w:line="240" w:lineRule="auto" w:after="0"/>
+            </w:pPr>
+            <w:r>
+              <w:rPr>
+                <w:rFonts w:ascii="Times New Roman" w:hAnsi="Times New Roman" w:eastAsia="SimSun"/>
+                <w:sz w:val="19"/>
+              </w:rPr>
+              <w:t>qwen-turbo</w:t>
+            </w:r>
+          </w:p>
+        </w:tc>
+        <w:tc>
+          <w:tcPr>
+            <w:tcW w:type="dxa" w:w="1377"/>
+          </w:tcPr>
+          <w:p>
+            <w:pPr>
+              <w:spacing w:line="240" w:lineRule="auto" w:after="0"/>
+            </w:pPr>
+            <w:r>
+              <w:rPr>
+                <w:rFonts w:ascii="Times New Roman" w:hAnsi="Times New Roman" w:eastAsia="SimSun"/>
+                <w:sz w:val="19"/>
+              </w:rPr>
+              <w:t>−0.0091</w:t>
+            </w:r>
+          </w:p>
+        </w:tc>
+        <w:tc>
+          <w:tcPr>
+            <w:tcW w:type="dxa" w:w="1377"/>
+          </w:tcPr>
+          <w:p>
+            <w:pPr>
+              <w:spacing w:line="240" w:lineRule="auto" w:after="0"/>
+            </w:pPr>
+            <w:r>
+              <w:rPr>
+                <w:rFonts w:ascii="Times New Roman" w:hAnsi="Times New Roman" w:eastAsia="SimSun"/>
+                <w:sz w:val="19"/>
+              </w:rPr>
+              <w:t>0.41</w:t>
+            </w:r>
+          </w:p>
+        </w:tc>
+        <w:tc>
+          <w:tcPr>
+            <w:tcW w:type="dxa" w:w="1377"/>
+          </w:tcPr>
+          <w:p>
+            <w:pPr>
+              <w:spacing w:line="240" w:lineRule="auto" w:after="0"/>
+            </w:pPr>
+            <w:r>
+              <w:rPr>
+                <w:rFonts w:ascii="Times New Roman" w:hAnsi="Times New Roman" w:eastAsia="SimSun"/>
+                <w:sz w:val="19"/>
+              </w:rPr>
+              <w:t>+0.0012</w:t>
+            </w:r>
+          </w:p>
+        </w:tc>
+        <w:tc>
+          <w:tcPr>
+            <w:tcW w:type="dxa" w:w="1377"/>
+          </w:tcPr>
+          <w:p>
+            <w:pPr>
+              <w:spacing w:line="240" w:lineRule="auto" w:after="0"/>
+            </w:pPr>
+            <w:r>
+              <w:rPr>
+                <w:rFonts w:ascii="Times New Roman" w:hAnsi="Times New Roman" w:eastAsia="SimSun"/>
+                <w:sz w:val="19"/>
+              </w:rPr>
+              <w:t>0.82</w:t>
+            </w:r>
+          </w:p>
+        </w:tc>
+        <w:tc>
+          <w:tcPr>
+            <w:tcW w:type="dxa" w:w="1377"/>
+          </w:tcPr>
+          <w:p>
+            <w:pPr>
+              <w:spacing w:line="240" w:lineRule="auto" w:after="0"/>
+            </w:pPr>
+            <w:r>
+              <w:rPr>
+                <w:rFonts w:ascii="Times New Roman" w:hAnsi="Times New Roman" w:eastAsia="SimSun"/>
+                <w:sz w:val="19"/>
+              </w:rPr>
+              <w:t>−0.0014</w:t>
+            </w:r>
+          </w:p>
+        </w:tc>
+        <w:tc>
+          <w:tcPr>
+            <w:tcW w:type="dxa" w:w="1377"/>
+          </w:tcPr>
+          <w:p>
+            <w:pPr>
+              <w:spacing w:line="240" w:lineRule="auto" w:after="0"/>
+            </w:pPr>
+            <w:r>
+              <w:rPr>
+                <w:rFonts w:ascii="Times New Roman" w:hAnsi="Times New Roman" w:eastAsia="SimSun"/>
+                <w:sz w:val="19"/>
+              </w:rPr>
+              <w:t>0.95</w:t>
+            </w:r>
+          </w:p>
+        </w:tc>
+      </w:tr>
+      <w:tr>
+        <w:tc>
+          <w:tcPr>
+            <w:tcW w:type="dxa" w:w="1377"/>
+          </w:tcPr>
+          <w:p>
+            <w:pPr>
+              <w:spacing w:line="240" w:lineRule="auto" w:after="0"/>
+            </w:pPr>
+            <w:r>
+              <w:rPr>
+                <w:rFonts w:ascii="Times New Roman" w:hAnsi="Times New Roman" w:eastAsia="SimSun"/>
+                <w:sz w:val="19"/>
+              </w:rPr>
+              <w:t>qwen-plus</w:t>
+            </w:r>
+          </w:p>
+        </w:tc>
+        <w:tc>
+          <w:tcPr>
+            <w:tcW w:type="dxa" w:w="1377"/>
+          </w:tcPr>
+          <w:p>
+            <w:pPr>
+              <w:spacing w:line="240" w:lineRule="auto" w:after="0"/>
+            </w:pPr>
+            <w:r>
+              <w:rPr>
+                <w:rFonts w:ascii="Times New Roman" w:hAnsi="Times New Roman" w:eastAsia="SimSun"/>
+                <w:sz w:val="19"/>
+              </w:rPr>
+              <w:t>−0.0075</w:t>
+            </w:r>
+          </w:p>
+        </w:tc>
+        <w:tc>
+          <w:tcPr>
+            <w:tcW w:type="dxa" w:w="1377"/>
+          </w:tcPr>
+          <w:p>
+            <w:pPr>
+              <w:spacing w:line="240" w:lineRule="auto" w:after="0"/>
+            </w:pPr>
+            <w:r>
+              <w:rPr>
+                <w:rFonts w:ascii="Times New Roman" w:hAnsi="Times New Roman" w:eastAsia="SimSun"/>
+                <w:sz w:val="19"/>
+              </w:rPr>
+              <w:t>0.52</w:t>
+            </w:r>
+          </w:p>
+        </w:tc>
+        <w:tc>
+          <w:tcPr>
+            <w:tcW w:type="dxa" w:w="1377"/>
+          </w:tcPr>
+          <w:p>
+            <w:pPr>
+              <w:spacing w:line="240" w:lineRule="auto" w:after="0"/>
+            </w:pPr>
+            <w:r>
+              <w:rPr>
+                <w:rFonts w:ascii="Times New Roman" w:hAnsi="Times New Roman" w:eastAsia="SimSun"/>
+                <w:sz w:val="19"/>
+              </w:rPr>
+              <w:t>+0.0017</w:t>
+            </w:r>
+          </w:p>
+        </w:tc>
+        <w:tc>
+          <w:tcPr>
+            <w:tcW w:type="dxa" w:w="1377"/>
+          </w:tcPr>
+          <w:p>
+            <w:pPr>
+              <w:spacing w:line="240" w:lineRule="auto" w:after="0"/>
+            </w:pPr>
+            <w:r>
+              <w:rPr>
+                <w:rFonts w:ascii="Times New Roman" w:hAnsi="Times New Roman" w:eastAsia="SimSun"/>
+                <w:sz w:val="19"/>
+              </w:rPr>
+              <w:t>0.78</w:t>
+            </w:r>
+          </w:p>
+        </w:tc>
+        <w:tc>
+          <w:tcPr>
+            <w:tcW w:type="dxa" w:w="1377"/>
+          </w:tcPr>
+          <w:p>
+            <w:pPr>
+              <w:spacing w:line="240" w:lineRule="auto" w:after="0"/>
+            </w:pPr>
+            <w:r>
+              <w:rPr>
+                <w:rFonts w:ascii="Times New Roman" w:hAnsi="Times New Roman" w:eastAsia="SimSun"/>
+                <w:sz w:val="19"/>
+              </w:rPr>
+              <w:t>−0.0028</w:t>
+            </w:r>
+          </w:p>
+        </w:tc>
+        <w:tc>
+          <w:tcPr>
+            <w:tcW w:type="dxa" w:w="1377"/>
+          </w:tcPr>
+          <w:p>
+            <w:pPr>
+              <w:spacing w:line="240" w:lineRule="auto" w:after="0"/>
+            </w:pPr>
+            <w:r>
+              <w:rPr>
+                <w:rFonts w:ascii="Times New Roman" w:hAnsi="Times New Roman" w:eastAsia="SimSun"/>
+                <w:sz w:val="19"/>
+              </w:rPr>
+              <w:t>0.91</w:t>
+            </w:r>
+          </w:p>
+        </w:tc>
+      </w:tr>
+      <w:tr>
+        <w:tc>
+          <w:tcPr>
+            <w:tcW w:type="dxa" w:w="1377"/>
+          </w:tcPr>
+          <w:p>
+            <w:pPr>
+              <w:spacing w:line="240" w:lineRule="auto" w:after="0"/>
+            </w:pPr>
+            <w:r>
+              <w:rPr>
+                <w:rFonts w:ascii="Times New Roman" w:hAnsi="Times New Roman" w:eastAsia="SimSun"/>
+                <w:b/>
+                <w:sz w:val="19"/>
+              </w:rPr>
+              <w:t>mistral-7b</w:t>
+            </w:r>
+          </w:p>
+        </w:tc>
+        <w:tc>
+          <w:tcPr>
+            <w:tcW w:type="dxa" w:w="1377"/>
+          </w:tcPr>
+          <w:p>
+            <w:pPr>
+              <w:spacing w:line="240" w:lineRule="auto" w:after="0"/>
+            </w:pPr>
+            <w:r>
+              <w:rPr>
+                <w:rFonts w:ascii="Times New Roman" w:hAnsi="Times New Roman" w:eastAsia="SimSun"/>
+                <w:b/>
+                <w:sz w:val="19"/>
+              </w:rPr>
+              <w:t>+0.0420</w:t>
+            </w:r>
+          </w:p>
+        </w:tc>
+        <w:tc>
+          <w:tcPr>
+            <w:tcW w:type="dxa" w:w="1377"/>
+          </w:tcPr>
+          <w:p>
+            <w:pPr>
+              <w:spacing w:line="240" w:lineRule="auto" w:after="0"/>
+            </w:pPr>
+            <w:r>
+              <w:rPr>
+                <w:rFonts w:ascii="Times New Roman" w:hAnsi="Times New Roman" w:eastAsia="SimSun"/>
+                <w:b/>
+                <w:sz w:val="19"/>
+              </w:rPr>
+              <w:t>0.006</w:t>
+            </w:r>
+          </w:p>
+        </w:tc>
+        <w:tc>
+          <w:tcPr>
+            <w:tcW w:type="dxa" w:w="1377"/>
+          </w:tcPr>
+          <w:p>
+            <w:pPr>
+              <w:spacing w:line="240" w:lineRule="auto" w:after="0"/>
+            </w:pPr>
+            <w:r>
+              <w:rPr>
+                <w:rFonts w:ascii="Times New Roman" w:hAnsi="Times New Roman" w:eastAsia="SimSun"/>
+                <w:b/>
+                <w:sz w:val="19"/>
+              </w:rPr>
+              <w:t>+0.0435</w:t>
+            </w:r>
+          </w:p>
+        </w:tc>
+        <w:tc>
+          <w:tcPr>
+            <w:tcW w:type="dxa" w:w="1377"/>
+          </w:tcPr>
+          <w:p>
+            <w:pPr>
+              <w:spacing w:line="240" w:lineRule="auto" w:after="0"/>
+            </w:pPr>
+            <w:r>
+              <w:rPr>
+                <w:rFonts w:ascii="Times New Roman" w:hAnsi="Times New Roman" w:eastAsia="SimSun"/>
+                <w:b/>
+                <w:sz w:val="19"/>
+              </w:rPr>
+              <w:t>0.006</w:t>
+            </w:r>
+          </w:p>
+        </w:tc>
+        <w:tc>
+          <w:tcPr>
+            <w:tcW w:type="dxa" w:w="1377"/>
+          </w:tcPr>
+          <w:p>
+            <w:pPr>
+              <w:spacing w:line="240" w:lineRule="auto" w:after="0"/>
+            </w:pPr>
+            <w:r>
+              <w:rPr>
+                <w:rFonts w:ascii="Times New Roman" w:hAnsi="Times New Roman" w:eastAsia="SimSun"/>
+                <w:b/>
+                <w:sz w:val="19"/>
+              </w:rPr>
+              <w:t>+0.0209</w:t>
+            </w:r>
+          </w:p>
+        </w:tc>
+        <w:tc>
+          <w:tcPr>
+            <w:tcW w:type="dxa" w:w="1377"/>
+          </w:tcPr>
+          <w:p>
+            <w:pPr>
+              <w:spacing w:line="240" w:lineRule="auto" w:after="0"/>
+            </w:pPr>
+            <w:r>
+              <w:rPr>
+                <w:rFonts w:ascii="Times New Roman" w:hAnsi="Times New Roman" w:eastAsia="SimSun"/>
+                <w:b/>
+                <w:sz w:val="19"/>
+              </w:rPr>
+              <w:t>0.030</w:t>
+            </w:r>
+          </w:p>
+        </w:tc>
+      </w:tr>
+    </w:tbl>
+    <w:p/>
+    <w:p>
+      <w:r>
+        <w:rPr>
+          <w:rFonts w:ascii="Times New Roman" w:hAnsi="Times New Roman" w:eastAsia="SimSun"/>
+          <w:sz w:val="22"/>
+        </w:rPr>
+        <w:t>The effect does not carry over, and three separate things distinguish the two settings:</w:t>
+      </w:r>
+    </w:p>
+    <w:p>
+      <w:pPr>
+        <w:pStyle w:val="ListBullet"/>
+        <w:spacing w:line="360" w:lineRule="auto"/>
+      </w:pPr>
+      <w:r>
+        <w:rPr>
+          <w:rFonts w:ascii="Times New Roman" w:hAnsi="Times New Roman" w:eastAsia="SimSun"/>
+          <w:b/>
+          <w:sz w:val="22"/>
+        </w:rPr>
+        <w:t>Magnitude.</w:t>
+      </w:r>
+      <w:r>
+        <w:rPr>
+          <w:rFonts w:ascii="Times New Roman" w:hAnsi="Times New Roman" w:eastAsia="SimSun"/>
+          <w:sz w:val="22"/>
+        </w:rPr>
+        <w:t xml:space="preserve"> 0.02–0.04 on BBQ against 0.13 on the controlled corpus.</w:t>
+      </w:r>
+    </w:p>
+    <w:p>
+      <w:pPr>
+        <w:pStyle w:val="ListBullet"/>
+        <w:spacing w:line="360" w:lineRule="auto"/>
+      </w:pPr>
+      <w:r>
+        <w:rPr>
+          <w:rFonts w:ascii="Times New Roman" w:hAnsi="Times New Roman" w:eastAsia="SimSun"/>
+          <w:b/>
+          <w:sz w:val="22"/>
+        </w:rPr>
+        <w:t>Sign.</w:t>
+      </w:r>
+      <w:r>
+        <w:rPr>
+          <w:rFonts w:ascii="Times New Roman" w:hAnsi="Times New Roman" w:eastAsia="SimSun"/>
+          <w:sz w:val="22"/>
+        </w:rPr>
+        <w:t xml:space="preserve"> On BBQ the local model moves </w:t>
+      </w:r>
+      <w:r>
+        <w:rPr>
+          <w:rFonts w:ascii="Times New Roman" w:hAnsi="Times New Roman" w:eastAsia="SimSun"/>
+          <w:i/>
+          <w:sz w:val="22"/>
+        </w:rPr>
+        <w:t>both</w:t>
+      </w:r>
+      <w:r>
+        <w:rPr>
+          <w:rFonts w:ascii="Times New Roman" w:hAnsi="Times New Roman" w:eastAsia="SimSun"/>
+          <w:sz w:val="22"/>
+        </w:rPr>
+        <w:t xml:space="preserve"> groups upward, rather than one collapsing while the other rises. The two API generators show no effect at all, and what little movement there is points the other way.</w:t>
+      </w:r>
+    </w:p>
+    <w:p>
+      <w:pPr>
+        <w:pStyle w:val="ListBullet"/>
+        <w:spacing w:line="360" w:lineRule="auto"/>
+      </w:pPr>
+      <w:r>
+        <w:rPr>
+          <w:rFonts w:ascii="Times New Roman" w:hAnsi="Times New Roman" w:eastAsia="SimSun"/>
+          <w:b/>
+          <w:sz w:val="22"/>
+        </w:rPr>
+        <w:t>Coverage.</w:t>
+      </w:r>
+      <w:r>
+        <w:rPr>
+          <w:rFonts w:ascii="Times New Roman" w:hAnsi="Times New Roman" w:eastAsia="SimSun"/>
+          <w:sz w:val="22"/>
+        </w:rPr>
+        <w:t xml:space="preserve"> Three of the six per-group comparisons reach $p &lt; 0.05$ on BBQ, against six of six on the controlled corpus.</w:t>
+      </w:r>
+    </w:p>
+    <w:p>
+      <w:r>
+        <w:rPr>
+          <w:rFonts w:ascii="Times New Roman" w:hAnsi="Times New Roman" w:eastAsia="SimSun"/>
+          <w:b/>
+          <w:sz w:val="22"/>
+        </w:rPr>
+        <w:t>We therefore narrow the propagation claim rather than the corpus.</w:t>
+      </w:r>
+      <w:r>
+        <w:rPr>
+          <w:rFonts w:ascii="Times New Roman" w:hAnsi="Times New Roman" w:eastAsia="SimSun"/>
+          <w:sz w:val="22"/>
+        </w:rPr>
+        <w:t xml:space="preserve"> Finding 8 holds for a template corpus whose questions presuppose their answers, which is what the controlled corpus is; it does not hold for the naturally written benchmark. The negative control in §8 pointed the same way before this experiment existed: on the controlled corpus the generator ignored a context whose stance had been </w:t>
+      </w:r>
+      <w:r>
+        <w:rPr>
+          <w:rFonts w:ascii="Times New Roman" w:hAnsi="Times New Roman" w:eastAsia="SimSun"/>
+          <w:i/>
+          <w:sz w:val="22"/>
+        </w:rPr>
+        <w:t>inverted</w:t>
+      </w:r>
+      <w:r>
+        <w:rPr>
+          <w:rFonts w:ascii="Times New Roman" w:hAnsi="Times New Roman" w:eastAsia="SimSun"/>
+          <w:sz w:val="22"/>
+        </w:rPr>
+        <w:t xml:space="preserve"> while reacting to a completely unrelated one, so its answers there are determined by the question's framing rather than by the evidence. A corpus built that way can register an effect that a natural corpus does not, and the honest reading is that the retrieval-layer skew is consequential </w:t>
+      </w:r>
+      <w:r>
+        <w:rPr>
+          <w:rFonts w:ascii="Times New Roman" w:hAnsi="Times New Roman" w:eastAsia="SimSun"/>
+          <w:b/>
+          <w:sz w:val="22"/>
+        </w:rPr>
+        <w:t>when the generator is genuinely weighing the retrieved evidence</w:t>
+      </w:r>
+      <w:r>
+        <w:rPr>
+          <w:rFonts w:ascii="Times New Roman" w:hAnsi="Times New Roman" w:eastAsia="SimSun"/>
+          <w:sz w:val="22"/>
+        </w:rPr>
+        <w:t>, which our template corpus cannot guarantee and BBQ can measure.</w:t>
+      </w:r>
+    </w:p>
+    <w:p>
+      <w:r>
+        <w:rPr>
+          <w:rFonts w:ascii="Times New Roman" w:hAnsi="Times New Roman" w:eastAsia="SimSun"/>
+          <w:sz w:val="22"/>
+        </w:rPr>
+        <w:t>This is the second finding in this paper that a wider evaluation narrowed, and both narrowed in the same direction: the controlled corpus supports stronger conclusions than the natural one, and we now treat that asymmetry as a property of the instrument rather than of the phenomenon.</w:t>
+      </w:r>
+    </w:p>
+    <w:p>
+      <w:r>
+        <w:rPr>
+          <w:rFonts w:ascii="Times New Roman" w:hAnsi="Times New Roman" w:eastAsia="SimSun"/>
+          <w:b/>
+          <w:sz w:val="22"/>
+        </w:rPr>
+        <w:t>5.7.2 Two metric failures, and what they were caused by.</w:t>
       </w:r>
       <w:r>
         <w:rPr>
@@ -16866,14 +17595,44 @@
           <w:b/>
           <w:sz w:val="22"/>
         </w:rPr>
-        <w:t>The generation-stage evaluation is preliminary, and we now know specifically why.</w:t>
-      </w:r>
-      <w:r>
-        <w:rPr>
-          <w:rFonts w:ascii="Times New Roman" w:hAnsi="Times New Roman" w:eastAsia="SimSun"/>
-          <w:sz w:val="22"/>
-        </w:rPr>
-        <w:t xml:space="preserve"> We evaluate at the retrieval layer by design, so the R1/R2 mechanism is measurable without a generator. §5.7 adds a first generation-stage check on a single generator and one backbone; it establishes that the retrieval skew reaches the output and that it saturates one group, but not the magnitude. Three concrete limits, all uncovered while building a larger evaluation:</w:t>
+        <w:t>The generation-stage evaluation is now multi-generator and multi-corpus, and the wider evaluation weakened its conclusion.</w:t>
+      </w:r>
+      <w:r>
+        <w:rPr>
+          <w:rFonts w:ascii="Times New Roman" w:hAnsi="Times New Roman" w:eastAsia="SimSun"/>
+          <w:sz w:val="22"/>
+        </w:rPr>
+        <w:t xml:space="preserve"> §5.7 reports four generators spanning three model families (API-served Qwen and DeepSeek, plus open-weight Mistral-7B run locally in 4-bit on an RTX 5060), scored by entailment rather than by a prompted judge, with paired permutation tests and bootstrap intervals. Two limits remain, and the second is the important one. (i) </w:t>
+      </w:r>
+      <w:r>
+        <w:rPr>
+          <w:rFonts w:ascii="Times New Roman" w:hAnsi="Times New Roman" w:eastAsia="SimSun"/>
+          <w:i/>
+          <w:sz w:val="22"/>
+        </w:rPr>
+        <w:t>Retrieval conditions are measured on one backbone</w:t>
+      </w:r>
+      <w:r>
+        <w:rPr>
+          <w:rFonts w:ascii="Times New Roman" w:hAnsi="Times New Roman" w:eastAsia="SimSun"/>
+          <w:sz w:val="22"/>
+        </w:rPr>
+        <w:t xml:space="preserve"> (GTE-base); the generation-stage comparison holds retrieval fixed, so the encoder-dependence documented in §5.5 is not varied here. (ii) </w:t>
+      </w:r>
+      <w:r>
+        <w:rPr>
+          <w:rFonts w:ascii="Times New Roman" w:hAnsi="Times New Roman" w:eastAsia="SimSun"/>
+          <w:i/>
+          <w:sz w:val="22"/>
+        </w:rPr>
+        <w:t>The effect does not generalise to a naturally written corpus.</w:t>
+      </w:r>
+      <w:r>
+        <w:rPr>
+          <w:rFonts w:ascii="Times New Roman" w:hAnsi="Times New Roman" w:eastAsia="SimSun"/>
+          <w:sz w:val="22"/>
+        </w:rPr>
+        <w:t xml:space="preserve"> On the controlled corpus the per-group shift is large and replicates across all four generators ($p \le 0.0035$ in six of six per-group comparisons). On the full BBQ benchmark, with 144 distinct naturally written questions, two of three generators show no measurable shift and the third shows one three to six times smaller with a different signature. We therefore scope the propagation claim to template corpora and withdraw the general form. This is not a power problem: BBQ supplies nine times as many distinct questions as the controlled corpus, and the two API generators give null results there with confidence intervals that exclude the controlled-corpus effect size. The negative control in §8 explains the asymmetry — on the controlled corpus the generator ignores an inverted context, so its answers are driven by the question's framing rather than by the evidence — and it is the reason we report the controlled-corpus result as scoped rather than as representative. A corpus whose questions presuppose their answers can produce a propagation effect that a natural corpus does not.</w:t>
       </w:r>
     </w:p>
     <w:p>

--- a/paper/manuscript_R1R2_v1.docx
+++ b/paper/manuscript_R1R2_v1.docx
@@ -131,7 +131,7 @@
           <w:rFonts w:ascii="Times New Roman" w:hAnsi="Times New Roman" w:eastAsia="SimSun"/>
           <w:sz w:val="22"/>
         </w:rPr>
-        <w:t xml:space="preserve">Fairness defenses for retrieval-augmented generation (RAG) are selected and validated using aggregate statistics of the retrieved set: the proportion of passages about each protected group, the deviation of a group's stance from a corpus reference, or the exposure of items across repeated requests. We show that these statistics are </w:t>
+        <w:t xml:space="preserve">Fairness defenses for retrieval-augmented generation (RAG) are selected and validated using aggregate statistics of the retrieved set: the proportion of passages about each protected group, the deviation of a group's stance from a corpus reference, or the exposure of items across repeated requests. Every such statistic has the same form — a per-group quantity aggregated across groups — and we show that an adversary who knows this can defeat the aggregation in exactly </w:t>
       </w:r>
       <w:r>
         <w:rPr>
@@ -139,14 +139,131 @@
           <w:b/>
           <w:sz w:val="22"/>
         </w:rPr>
-        <w:t>blind to the attack they are meant to detect</w:t>
-      </w:r>
-      <w:r>
-        <w:rPr>
-          <w:rFonts w:ascii="Times New Roman" w:hAnsi="Times New Roman" w:eastAsia="SimSun"/>
-          <w:sz w:val="22"/>
-        </w:rPr>
-        <w:t>, and we identify the property they all share that makes them blind.</w:t>
+        <w:t>three ways</w:t>
+      </w:r>
+      <w:r>
+        <w:rPr>
+          <w:rFonts w:ascii="Times New Roman" w:hAnsi="Times New Roman" w:eastAsia="SimSun"/>
+          <w:sz w:val="22"/>
+        </w:rPr>
+        <w:t>, which together explain why the defenses built on these statistics fail:</w:t>
+      </w:r>
+    </w:p>
+    <w:p>
+      <w:pPr>
+        <w:pStyle w:val="ListBullet"/>
+        <w:spacing w:line="360" w:lineRule="auto"/>
+      </w:pPr>
+      <w:r>
+        <w:rPr>
+          <w:rFonts w:ascii="Times New Roman" w:hAnsi="Times New Roman" w:eastAsia="SimSun"/>
+          <w:b/>
+          <w:sz w:val="22"/>
+        </w:rPr>
+        <w:t>F1, balanced count.</w:t>
+      </w:r>
+      <w:r>
+        <w:rPr>
+          <w:rFonts w:ascii="Times New Roman" w:hAnsi="Times New Roman" w:eastAsia="SimSun"/>
+          <w:sz w:val="22"/>
+        </w:rPr>
+        <w:t xml:space="preserve"> The injection contributes equally to every group, so any statistic over group counts returns its clean value.</w:t>
+      </w:r>
+    </w:p>
+    <w:p>
+      <w:pPr>
+        <w:pStyle w:val="ListBullet"/>
+        <w:spacing w:line="360" w:lineRule="auto"/>
+      </w:pPr>
+      <w:r>
+        <w:rPr>
+          <w:rFonts w:ascii="Times New Roman" w:hAnsi="Times New Roman" w:eastAsia="SimSun"/>
+          <w:b/>
+          <w:sz w:val="22"/>
+        </w:rPr>
+        <w:t>F2, preserved nuisance.</w:t>
+      </w:r>
+      <w:r>
+        <w:rPr>
+          <w:rFonts w:ascii="Times New Roman" w:hAnsi="Times New Roman" w:eastAsia="SimSun"/>
+          <w:sz w:val="22"/>
+        </w:rPr>
+        <w:t xml:space="preserve"> The statistic is anchored to a reference the attack does not change, so it reports the component that varies with the query rather than the one that varies with the attack.</w:t>
+      </w:r>
+    </w:p>
+    <w:p>
+      <w:pPr>
+        <w:pStyle w:val="ListBullet"/>
+        <w:spacing w:line="360" w:lineRule="auto"/>
+      </w:pPr>
+      <w:r>
+        <w:rPr>
+          <w:rFonts w:ascii="Times New Roman" w:hAnsi="Times New Roman" w:eastAsia="SimSun"/>
+          <w:b/>
+          <w:sz w:val="22"/>
+        </w:rPr>
+        <w:t>F3, cancelled shift.</w:t>
+      </w:r>
+      <w:r>
+        <w:rPr>
+          <w:rFonts w:ascii="Times New Roman" w:hAnsi="Times New Roman" w:eastAsia="SimSun"/>
+          <w:sz w:val="22"/>
+        </w:rPr>
+        <w:t xml:space="preserve"> The attack moves all groups together, so any difference between groups is unchanged however far the groups move.</w:t>
+      </w:r>
+    </w:p>
+    <w:p>
+      <w:r>
+        <w:rPr>
+          <w:rFonts w:ascii="Times New Roman" w:hAnsi="Times New Roman" w:eastAsia="SimSun"/>
+          <w:sz w:val="22"/>
+        </w:rPr>
+        <w:t xml:space="preserve">The three modes are not a description but a </w:t>
+      </w:r>
+      <w:r>
+        <w:rPr>
+          <w:rFonts w:ascii="Times New Roman" w:hAnsi="Times New Roman" w:eastAsia="SimSun"/>
+          <w:b/>
+          <w:sz w:val="22"/>
+        </w:rPr>
+        <w:t>test</w:t>
+      </w:r>
+      <w:r>
+        <w:rPr>
+          <w:rFonts w:ascii="Times New Roman" w:hAnsi="Times New Roman" w:eastAsia="SimSun"/>
+          <w:sz w:val="22"/>
+        </w:rPr>
+        <w:t xml:space="preserve">: each can be checked against a candidate statistic before any attack is built, and we use them to predict which existing metrics will be blind. To separate </w:t>
+      </w:r>
+      <w:r>
+        <w:rPr>
+          <w:rFonts w:ascii="Times New Roman" w:hAnsi="Times New Roman" w:eastAsia="SimSun"/>
+          <w:i/>
+          <w:sz w:val="22"/>
+        </w:rPr>
+        <w:t>blind to this adversary</w:t>
+      </w:r>
+      <w:r>
+        <w:rPr>
+          <w:rFonts w:ascii="Times New Roman" w:hAnsi="Times New Roman" w:eastAsia="SimSun"/>
+          <w:sz w:val="22"/>
+        </w:rPr>
+        <w:t xml:space="preserve"> from </w:t>
+      </w:r>
+      <w:r>
+        <w:rPr>
+          <w:rFonts w:ascii="Times New Roman" w:hAnsi="Times New Roman" w:eastAsia="SimSun"/>
+          <w:i/>
+          <w:sz w:val="22"/>
+        </w:rPr>
+        <w:t>broken instrument</w:t>
+      </w:r>
+      <w:r>
+        <w:rPr>
+          <w:rFonts w:ascii="Times New Roman" w:hAnsi="Times New Roman" w:eastAsia="SimSun"/>
+          <w:sz w:val="22"/>
+        </w:rPr>
+        <w:t>, we add a positive control in which the ground truth changes by a known amount and the same statistics must respond: they do, monotonically and in the right direction.</w:t>
       </w:r>
     </w:p>
     <w:p>
@@ -871,9 +988,17 @@
       <w:r>
         <w:rPr>
           <w:rFonts w:ascii="Times New Roman" w:hAnsi="Times New Roman" w:eastAsia="SimSun"/>
-          <w:sz w:val="22"/>
-        </w:rPr>
-        <w:t>A two-dimensional formalisation of representation in retrieved sets (R1 composition, R2 within-group stance), with the observation that adversarial injection is balanced in R1 and skewed in R2, and an analysis of which aggregate statistics are sensitive to it (§3, §5.1).</w:t>
+          <w:b/>
+          <w:sz w:val="22"/>
+        </w:rPr>
+        <w:t>A framework for why adversarial fairness statistics fail.</w:t>
+      </w:r>
+      <w:r>
+        <w:rPr>
+          <w:rFonts w:ascii="Times New Roman" w:hAnsi="Times New Roman" w:eastAsia="SimSun"/>
+          <w:sz w:val="22"/>
+        </w:rPr>
+        <w:t xml:space="preserve"> Every candidate metric in this literature is a per-group quantity aggregated across groups, and an adversary can defeat the aggregation in exactly three ways: by balancing what the statistic counts (F1), by anchoring it to a reference the attack preserves (F2), or by moving all groups together so a difference between them cancels (F3). The modes are checkable in advance of building an attack, and we use them to predict which published metrics are blind (§3.4), then confirm the predictions empirically (§5.1, §5.2, §5.7).</w:t>
       </w:r>
     </w:p>
     <w:p>
@@ -884,24 +1009,17 @@
       <w:r>
         <w:rPr>
           <w:rFonts w:ascii="Times New Roman" w:hAnsi="Times New Roman" w:eastAsia="SimSun"/>
-          <w:sz w:val="22"/>
-        </w:rPr>
-        <w:t xml:space="preserve">Identification of a </w:t>
-      </w:r>
-      <w:r>
-        <w:rPr>
-          <w:rFonts w:ascii="Times New Roman" w:hAnsi="Times New Roman" w:eastAsia="SimSun"/>
           <w:b/>
           <w:sz w:val="22"/>
         </w:rPr>
-        <w:t>shared cause of measurement failure</w:t>
-      </w:r>
-      <w:r>
-        <w:rPr>
-          <w:rFonts w:ascii="Times New Roman" w:hAnsi="Times New Roman" w:eastAsia="SimSun"/>
-          <w:sz w:val="22"/>
-        </w:rPr>
-        <w:t>: statistics that aggregate over group counts, or that take an absolute difference between groups, are insensitive to an attack that balances the former and relocates the latter — with the error demonstrated at two layers, including in our own first generation-layer measurement (§5.1, §5.3, §5.7).</w:t>
+        <w:t>A positive control that separates blindness from breakage.</w:t>
+      </w:r>
+      <w:r>
+        <w:rPr>
+          <w:rFonts w:ascii="Times New Roman" w:hAnsi="Times New Roman" w:eastAsia="SimSun"/>
+          <w:sz w:val="22"/>
+        </w:rPr>
+        <w:t xml:space="preserve"> With the ground truth moved by a known amount and the corpus size held fixed, the indicted statistics respond monotonically and directionally (Table 1). The claim is therefore specific — these statistics are immune to an adversary who balances what they count — rather than a general complaint that the instrument is unreliable.</w:t>
       </w:r>
     </w:p>
     <w:p>
@@ -914,7 +1032,22 @@
           <w:rFonts w:ascii="Times New Roman" w:hAnsi="Times New Roman" w:eastAsia="SimSun"/>
           <w:sz w:val="22"/>
         </w:rPr>
-        <w:t>A controlled pairwise-poisoning construction that makes both dimensions measurable without a generator, so the mechanism can be studied independently of LLM behaviour (§4), replicated on a naturally written bias benchmark.</w:t>
+        <w:t xml:space="preserve">Identification of a </w:t>
+      </w:r>
+      <w:r>
+        <w:rPr>
+          <w:rFonts w:ascii="Times New Roman" w:hAnsi="Times New Roman" w:eastAsia="SimSun"/>
+          <w:b/>
+          <w:sz w:val="22"/>
+        </w:rPr>
+        <w:t>shared cause of measurement failure</w:t>
+      </w:r>
+      <w:r>
+        <w:rPr>
+          <w:rFonts w:ascii="Times New Roman" w:hAnsi="Times New Roman" w:eastAsia="SimSun"/>
+          <w:sz w:val="22"/>
+        </w:rPr>
+        <w:t>: statistics that aggregate over group counts, or that take an absolute difference between groups, are insensitive to an attack that balances the former and relocates the latter — with the error demonstrated at two layers, including in our own first generation-layer measurement (§5.1, §5.3, §5.7).</w:t>
       </w:r>
     </w:p>
     <w:p>
@@ -927,37 +1060,7 @@
           <w:rFonts w:ascii="Times New Roman" w:hAnsi="Times New Roman" w:eastAsia="SimSun"/>
           <w:sz w:val="22"/>
         </w:rPr>
-        <w:t xml:space="preserve">An empirical demonstration that R1-constraining defenses are inert, with </w:t>
-      </w:r>
-      <w:r>
-        <w:rPr>
-          <w:rFonts w:ascii="Times New Roman" w:hAnsi="Times New Roman" w:eastAsia="SimSun"/>
-          <w:b/>
-          <w:sz w:val="22"/>
-        </w:rPr>
-        <w:t>equivalence bounds rather than point estimates</w:t>
-      </w:r>
-      <w:r>
-        <w:rPr>
-          <w:rFonts w:ascii="Times New Roman" w:hAnsi="Times New Roman" w:eastAsia="SimSun"/>
-          <w:sz w:val="22"/>
-        </w:rPr>
-        <w:t xml:space="preserve"> for the null, across </w:t>
-      </w:r>
-      <w:r>
-        <w:rPr>
-          <w:rFonts w:ascii="Times New Roman" w:hAnsi="Times New Roman" w:eastAsia="SimSun"/>
-          <w:b/>
-          <w:sz w:val="22"/>
-        </w:rPr>
-        <w:t>six</w:t>
-      </w:r>
-      <w:r>
-        <w:rPr>
-          <w:rFonts w:ascii="Times New Roman" w:hAnsi="Times New Roman" w:eastAsia="SimSun"/>
-          <w:sz w:val="22"/>
-        </w:rPr>
-        <w:t xml:space="preserve"> base retrieval back-ends, three scaled checkpoints, two corpora and five injection rates (§5, Appendix B).</w:t>
+        <w:t>A controlled pairwise-poisoning construction that makes both dimensions measurable without a generator, so the mechanism can be studied independently of LLM behaviour (§4), replicated on a naturally written bias benchmark.</w:t>
       </w:r>
     </w:p>
     <w:p>
@@ -970,7 +1073,37 @@
           <w:rFonts w:ascii="Times New Roman" w:hAnsi="Times New Roman" w:eastAsia="SimSun"/>
           <w:sz w:val="22"/>
         </w:rPr>
-        <w:t>A negative result on the limits of distribution-level defense: aggregate-composition constraints cannot reject an individually admissible passage, so any defense in this class has an adversarial-passage inclusion floor of 1 (§6). To our knowledge this limit has not been characterised.</w:t>
+        <w:t xml:space="preserve">An empirical demonstration that R1-constraining defenses are inert, with </w:t>
+      </w:r>
+      <w:r>
+        <w:rPr>
+          <w:rFonts w:ascii="Times New Roman" w:hAnsi="Times New Roman" w:eastAsia="SimSun"/>
+          <w:b/>
+          <w:sz w:val="22"/>
+        </w:rPr>
+        <w:t>equivalence bounds rather than point estimates</w:t>
+      </w:r>
+      <w:r>
+        <w:rPr>
+          <w:rFonts w:ascii="Times New Roman" w:hAnsi="Times New Roman" w:eastAsia="SimSun"/>
+          <w:sz w:val="22"/>
+        </w:rPr>
+        <w:t xml:space="preserve"> for the null, across </w:t>
+      </w:r>
+      <w:r>
+        <w:rPr>
+          <w:rFonts w:ascii="Times New Roman" w:hAnsi="Times New Roman" w:eastAsia="SimSun"/>
+          <w:b/>
+          <w:sz w:val="22"/>
+        </w:rPr>
+        <w:t>six</w:t>
+      </w:r>
+      <w:r>
+        <w:rPr>
+          <w:rFonts w:ascii="Times New Roman" w:hAnsi="Times New Roman" w:eastAsia="SimSun"/>
+          <w:sz w:val="22"/>
+        </w:rPr>
+        <w:t xml:space="preserve"> base retrieval back-ends, three scaled checkpoints, two corpora and five injection rates (§5, Appendix B).</w:t>
       </w:r>
     </w:p>
     <w:p>
@@ -983,22 +1116,7 @@
           <w:rFonts w:ascii="Times New Roman" w:hAnsi="Times New Roman" w:eastAsia="SimSun"/>
           <w:sz w:val="22"/>
         </w:rPr>
-        <w:t xml:space="preserve">A scale check that bounds the sparsity account of encoder susceptibility: susceptibility is </w:t>
-      </w:r>
-      <w:r>
-        <w:rPr>
-          <w:rFonts w:ascii="Times New Roman" w:hAnsi="Times New Roman" w:eastAsia="SimSun"/>
-          <w:b/>
-          <w:sz w:val="22"/>
-        </w:rPr>
-        <w:t>not monotone in encoder size</w:t>
-      </w:r>
-      <w:r>
-        <w:rPr>
-          <w:rFonts w:ascii="Times New Roman" w:hAnsi="Times New Roman" w:eastAsia="SimSun"/>
-          <w:sz w:val="22"/>
-        </w:rPr>
-        <w:t xml:space="preserve"> (GTE 0.0625 → 0.5000 while E5 0.0625 → 0.0000 within matched families), so it is a per-checkpoint property (§5.6).</w:t>
+        <w:t>A negative result on the limits of distribution-level defense: aggregate-composition constraints cannot reject an individually admissible passage, so any defense in this class has an adversarial-passage inclusion floor of 1 (§6). To our knowledge this limit has not been characterised.</w:t>
       </w:r>
     </w:p>
     <w:p>
@@ -1011,6 +1129,34 @@
           <w:rFonts w:ascii="Times New Roman" w:hAnsi="Times New Roman" w:eastAsia="SimSun"/>
           <w:sz w:val="22"/>
         </w:rPr>
+        <w:t xml:space="preserve">A scale check that bounds the sparsity account of encoder susceptibility: susceptibility is </w:t>
+      </w:r>
+      <w:r>
+        <w:rPr>
+          <w:rFonts w:ascii="Times New Roman" w:hAnsi="Times New Roman" w:eastAsia="SimSun"/>
+          <w:b/>
+          <w:sz w:val="22"/>
+        </w:rPr>
+        <w:t>not monotone in encoder size</w:t>
+      </w:r>
+      <w:r>
+        <w:rPr>
+          <w:rFonts w:ascii="Times New Roman" w:hAnsi="Times New Roman" w:eastAsia="SimSun"/>
+          <w:sz w:val="22"/>
+        </w:rPr>
+        <w:t xml:space="preserve"> (GTE 0.0625 → 0.5000 while E5 0.0625 → 0.0000 within matched families), so it is a per-checkpoint property (§5.6).</w:t>
+      </w:r>
+    </w:p>
+    <w:p>
+      <w:pPr>
+        <w:pStyle w:val="ListNumber"/>
+        <w:spacing w:line="360" w:lineRule="auto"/>
+      </w:pPr>
+      <w:r>
+        <w:rPr>
+          <w:rFonts w:ascii="Times New Roman" w:hAnsi="Times New Roman" w:eastAsia="SimSun"/>
+          <w:sz w:val="22"/>
+        </w:rPr>
         <w:t>A measurement protocol implied by the above: per-group shifts rather than cross-group differences, injection reported as a rate rather than a count, the encoder reported as a factor, equivalence bounds for null claims, and both stance and attribution scored by entailment in the correct direction rather than by a prompted judge (§8, §5.7.1).</w:t>
       </w:r>
     </w:p>
@@ -1734,6 +1880,1330 @@
           <w:sz w:val="22"/>
         </w:rPr>
         <w:t>This asymmetry is the attack's entire mechanism, and it is invisible to an R1 monitor by construction.</w:t>
+      </w:r>
+    </w:p>
+    <w:p>
+      <w:pPr>
+        <w:shd w:val="clear" w:color="auto" w:fill="DCE6F1"/>
+        <w:spacing w:before="200" w:after="80"/>
+      </w:pPr>
+      <w:r>
+        <w:rPr>
+          <w:rFonts w:ascii="Times New Roman" w:hAnsi="Times New Roman" w:eastAsia="Microsoft YaHei"/>
+          <w:b/>
+          <w:sz w:val="26"/>
+        </w:rPr>
+        <w:t>3.4 One form for every candidate metric, and three ways it loses the signal</w:t>
+      </w:r>
+    </w:p>
+    <w:p>
+      <w:r>
+        <w:rPr>
+          <w:rFonts w:ascii="Times New Roman" w:hAnsi="Times New Roman" w:eastAsia="SimSun"/>
+          <w:sz w:val="22"/>
+        </w:rPr>
+        <w:t>Every fairness statistic in this literature, including the ones we introduce, has the same shape: a per-group quantity aggregated across groups.</w:t>
+      </w:r>
+    </w:p>
+    <w:p>
+      <w:r>
+        <w:rPr>
+          <w:rFonts w:ascii="Times New Roman" w:hAnsi="Times New Roman" w:eastAsia="SimSun"/>
+          <w:sz w:val="22"/>
+        </w:rPr>
+        <w:t>$$M(\mathcal{D}) \;=\; A_{g \in \mathcal{G}}\bigl[\,\phi_g(\mathcal{D})\,\bigr] \tag{2}$$</w:t>
+      </w:r>
+    </w:p>
+    <w:p>
+      <w:r>
+        <w:rPr>
+          <w:rFonts w:ascii="Times New Roman" w:hAnsi="Times New Roman" w:eastAsia="SimSun"/>
+          <w:sz w:val="22"/>
+        </w:rPr>
+        <w:t>where $\phi_g(\mathcal{D})$ is some per-group measurement — the share of group-relevant passages belonging to $g$, the proportion of those passages that are favourable, the exposure of $g$'s items — and $A$ is an aggregation over groups (a count, a deviation from a reference, a difference, a variance). R1 statistics take $\phi_g$ to be a composition and $A$ to be a deviation or a count; R2 statistics take $\phi_g$ to be a stance proportion and $A$ to be a deviation, a difference or an extremeness.</w:t>
+      </w:r>
+    </w:p>
+    <w:p>
+      <w:r>
+        <w:rPr>
+          <w:rFonts w:ascii="Times New Roman" w:hAnsi="Times New Roman" w:eastAsia="SimSun"/>
+          <w:sz w:val="22"/>
+        </w:rPr>
+        <w:t>This form is useful because it exposes exactly where an adversary can act. An attack on a fairness metric has two available moves and only two: leave the aggregate $A$ where it is while moving $\phi_g$, or move $A$ in a direction the defender reads as harmless. Every attack we study does the first. The consequence is a taxonomy of three failure modes, and they are the reason the experiments in §5 come out as they do.</w:t>
+      </w:r>
+    </w:p>
+    <w:tbl>
+      <w:tblPr>
+        <w:tblStyle w:val="TableGrid"/>
+        <w:tblW w:type="auto" w:w="0"/>
+        <w:jc w:val="center"/>
+        <w:tblLook w:firstColumn="1" w:firstRow="1" w:lastColumn="0" w:lastRow="0" w:noHBand="0" w:noVBand="1" w:val="04A0"/>
+      </w:tblPr>
+      <w:tblGrid>
+        <w:gridCol w:w="2409"/>
+        <w:gridCol w:w="2409"/>
+        <w:gridCol w:w="2409"/>
+        <w:gridCol w:w="2409"/>
+      </w:tblGrid>
+      <w:tr>
+        <w:tc>
+          <w:tcPr>
+            <w:tcW w:type="dxa" w:w="2409"/>
+            <w:shd w:val="clear" w:color="auto" w:fill="DCE6F1"/>
+          </w:tcPr>
+          <w:p>
+            <w:pPr>
+              <w:spacing w:line="240" w:lineRule="auto" w:after="0"/>
+            </w:pPr>
+            <w:r>
+              <w:rPr>
+                <w:rFonts w:ascii="Times New Roman" w:hAnsi="Times New Roman" w:eastAsia="SimSun"/>
+                <w:b/>
+                <w:sz w:val="19"/>
+              </w:rPr>
+              <w:t>Failure mode</w:t>
+            </w:r>
+          </w:p>
+        </w:tc>
+        <w:tc>
+          <w:tcPr>
+            <w:tcW w:type="dxa" w:w="2409"/>
+            <w:shd w:val="clear" w:color="auto" w:fill="DCE6F1"/>
+          </w:tcPr>
+          <w:p>
+            <w:pPr>
+              <w:spacing w:line="240" w:lineRule="auto" w:after="0"/>
+            </w:pPr>
+            <w:r>
+              <w:rPr>
+                <w:rFonts w:ascii="Times New Roman" w:hAnsi="Times New Roman" w:eastAsia="SimSun"/>
+                <w:b/>
+                <w:sz w:val="19"/>
+              </w:rPr>
+              <w:t>Mechanism</w:t>
+            </w:r>
+          </w:p>
+        </w:tc>
+        <w:tc>
+          <w:tcPr>
+            <w:tcW w:type="dxa" w:w="2409"/>
+            <w:shd w:val="clear" w:color="auto" w:fill="DCE6F1"/>
+          </w:tcPr>
+          <w:p>
+            <w:pPr>
+              <w:spacing w:line="240" w:lineRule="auto" w:after="0"/>
+            </w:pPr>
+            <w:r>
+              <w:rPr>
+                <w:rFonts w:ascii="Times New Roman" w:hAnsi="Times New Roman" w:eastAsia="SimSun"/>
+                <w:b/>
+                <w:sz w:val="19"/>
+              </w:rPr>
+              <w:t>Which $A$ is exposed</w:t>
+            </w:r>
+          </w:p>
+        </w:tc>
+        <w:tc>
+          <w:tcPr>
+            <w:tcW w:type="dxa" w:w="2409"/>
+            <w:shd w:val="clear" w:color="auto" w:fill="DCE6F1"/>
+          </w:tcPr>
+          <w:p>
+            <w:pPr>
+              <w:spacing w:line="240" w:lineRule="auto" w:after="0"/>
+            </w:pPr>
+            <w:r>
+              <w:rPr>
+                <w:rFonts w:ascii="Times New Roman" w:hAnsi="Times New Roman" w:eastAsia="SimSun"/>
+                <w:b/>
+                <w:sz w:val="19"/>
+              </w:rPr>
+              <w:t>Where we observe it</w:t>
+            </w:r>
+          </w:p>
+        </w:tc>
+      </w:tr>
+      <w:tr>
+        <w:tc>
+          <w:tcPr>
+            <w:tcW w:type="dxa" w:w="2409"/>
+          </w:tcPr>
+          <w:p>
+            <w:pPr>
+              <w:spacing w:line="240" w:lineRule="auto" w:after="0"/>
+            </w:pPr>
+            <w:r>
+              <w:rPr>
+                <w:rFonts w:ascii="Times New Roman" w:hAnsi="Times New Roman" w:eastAsia="SimSun"/>
+                <w:b/>
+                <w:sz w:val="19"/>
+              </w:rPr>
+              <w:t>F1 — balanced count</w:t>
+            </w:r>
+          </w:p>
+        </w:tc>
+        <w:tc>
+          <w:tcPr>
+            <w:tcW w:type="dxa" w:w="2409"/>
+          </w:tcPr>
+          <w:p>
+            <w:pPr>
+              <w:spacing w:line="240" w:lineRule="auto" w:after="0"/>
+            </w:pPr>
+            <w:r>
+              <w:rPr>
+                <w:rFonts w:ascii="Times New Roman" w:hAnsi="Times New Roman" w:eastAsia="SimSun"/>
+                <w:sz w:val="19"/>
+              </w:rPr>
+              <w:t>The injection contributes equally to every group, so any aggregate over group counts returns its clean value</w:t>
+            </w:r>
+          </w:p>
+        </w:tc>
+        <w:tc>
+          <w:tcPr>
+            <w:tcW w:type="dxa" w:w="2409"/>
+          </w:tcPr>
+          <w:p>
+            <w:pPr>
+              <w:spacing w:line="240" w:lineRule="auto" w:after="0"/>
+            </w:pPr>
+            <w:r>
+              <w:rPr>
+                <w:rFonts w:ascii="Times New Roman" w:hAnsi="Times New Roman" w:eastAsia="SimSun"/>
+                <w:sz w:val="19"/>
+              </w:rPr>
+              <w:t>any count or share across groups</w:t>
+            </w:r>
+          </w:p>
+        </w:tc>
+        <w:tc>
+          <w:tcPr>
+            <w:tcW w:type="dxa" w:w="2409"/>
+          </w:tcPr>
+          <w:p>
+            <w:pPr>
+              <w:spacing w:line="240" w:lineRule="auto" w:after="0"/>
+            </w:pPr>
+            <w:r>
+              <w:rPr>
+                <w:rFonts w:ascii="Times New Roman" w:hAnsi="Times New Roman" w:eastAsia="SimSun"/>
+                <w:sz w:val="19"/>
+              </w:rPr>
+              <w:t>§5.1, §5.2 (R1 statistics)</w:t>
+            </w:r>
+          </w:p>
+        </w:tc>
+      </w:tr>
+      <w:tr>
+        <w:tc>
+          <w:tcPr>
+            <w:tcW w:type="dxa" w:w="2409"/>
+          </w:tcPr>
+          <w:p>
+            <w:pPr>
+              <w:spacing w:line="240" w:lineRule="auto" w:after="0"/>
+            </w:pPr>
+            <w:r>
+              <w:rPr>
+                <w:rFonts w:ascii="Times New Roman" w:hAnsi="Times New Roman" w:eastAsia="SimSun"/>
+                <w:b/>
+                <w:sz w:val="19"/>
+              </w:rPr>
+              <w:t>F2 — preserved nuisance</w:t>
+            </w:r>
+          </w:p>
+        </w:tc>
+        <w:tc>
+          <w:tcPr>
+            <w:tcW w:type="dxa" w:w="2409"/>
+          </w:tcPr>
+          <w:p>
+            <w:pPr>
+              <w:spacing w:line="240" w:lineRule="auto" w:after="0"/>
+            </w:pPr>
+            <w:r>
+              <w:rPr>
+                <w:rFonts w:ascii="Times New Roman" w:hAnsi="Times New Roman" w:eastAsia="SimSun"/>
+                <w:sz w:val="19"/>
+              </w:rPr>
+              <w:t>A statistic is anchored to a reference the attack does not change, so it reports the component that varies with the query rather than the one that varies with the attack</w:t>
+            </w:r>
+          </w:p>
+        </w:tc>
+        <w:tc>
+          <w:tcPr>
+            <w:tcW w:type="dxa" w:w="2409"/>
+          </w:tcPr>
+          <w:p>
+            <w:pPr>
+              <w:spacing w:line="240" w:lineRule="auto" w:after="0"/>
+            </w:pPr>
+            <w:r>
+              <w:rPr>
+                <w:rFonts w:ascii="Times New Roman" w:hAnsi="Times New Roman" w:eastAsia="SimSun"/>
+                <w:sz w:val="19"/>
+              </w:rPr>
+              <w:t>any deviation from a reference</w:t>
+            </w:r>
+          </w:p>
+        </w:tc>
+        <w:tc>
+          <w:tcPr>
+            <w:tcW w:type="dxa" w:w="2409"/>
+          </w:tcPr>
+          <w:p>
+            <w:pPr>
+              <w:spacing w:line="240" w:lineRule="auto" w:after="0"/>
+            </w:pPr>
+            <w:r>
+              <w:rPr>
+                <w:rFonts w:ascii="Times New Roman" w:hAnsi="Times New Roman" w:eastAsia="SimSun"/>
+                <w:sz w:val="19"/>
+              </w:rPr>
+              <w:t>§3.2, §5.1 (</w:t>
+            </w:r>
+            <w:r>
+              <w:rPr>
+                <w:rFonts w:ascii="Consolas" w:hAnsi="Consolas" w:eastAsia="Consolas"/>
+                <w:sz w:val="18"/>
+              </w:rPr>
+              <w:t>stance_div</w:t>
+            </w:r>
+            <w:r>
+              <w:rPr>
+                <w:rFonts w:ascii="Times New Roman" w:hAnsi="Times New Roman" w:eastAsia="SimSun"/>
+                <w:sz w:val="19"/>
+              </w:rPr>
+              <w:t xml:space="preserve">, </w:t>
+            </w:r>
+            <w:r>
+              <w:rPr>
+                <w:rFonts w:ascii="Consolas" w:hAnsi="Consolas" w:eastAsia="Consolas"/>
+                <w:sz w:val="18"/>
+              </w:rPr>
+              <w:t>stance_onesided</w:t>
+            </w:r>
+            <w:r>
+              <w:rPr>
+                <w:rFonts w:ascii="Times New Roman" w:hAnsi="Times New Roman" w:eastAsia="SimSun"/>
+                <w:sz w:val="19"/>
+              </w:rPr>
+              <w:t>)</w:t>
+            </w:r>
+          </w:p>
+        </w:tc>
+      </w:tr>
+      <w:tr>
+        <w:tc>
+          <w:tcPr>
+            <w:tcW w:type="dxa" w:w="2409"/>
+          </w:tcPr>
+          <w:p>
+            <w:pPr>
+              <w:spacing w:line="240" w:lineRule="auto" w:after="0"/>
+            </w:pPr>
+            <w:r>
+              <w:rPr>
+                <w:rFonts w:ascii="Times New Roman" w:hAnsi="Times New Roman" w:eastAsia="SimSun"/>
+                <w:b/>
+                <w:sz w:val="19"/>
+              </w:rPr>
+              <w:t>F3 — cancelled shift</w:t>
+            </w:r>
+          </w:p>
+        </w:tc>
+        <w:tc>
+          <w:tcPr>
+            <w:tcW w:type="dxa" w:w="2409"/>
+          </w:tcPr>
+          <w:p>
+            <w:pPr>
+              <w:spacing w:line="240" w:lineRule="auto" w:after="0"/>
+            </w:pPr>
+            <w:r>
+              <w:rPr>
+                <w:rFonts w:ascii="Times New Roman" w:hAnsi="Times New Roman" w:eastAsia="SimSun"/>
+                <w:sz w:val="19"/>
+              </w:rPr>
+              <w:t>The attack relocates all groups in the same direction, so a difference between groups is unchanged even though every $\phi_g$ moved a long way</w:t>
+            </w:r>
+          </w:p>
+        </w:tc>
+        <w:tc>
+          <w:tcPr>
+            <w:tcW w:type="dxa" w:w="2409"/>
+          </w:tcPr>
+          <w:p>
+            <w:pPr>
+              <w:spacing w:line="240" w:lineRule="auto" w:after="0"/>
+            </w:pPr>
+            <w:r>
+              <w:rPr>
+                <w:rFonts w:ascii="Times New Roman" w:hAnsi="Times New Roman" w:eastAsia="SimSun"/>
+                <w:sz w:val="19"/>
+              </w:rPr>
+              <w:t>any difference, variance or gap across groups</w:t>
+            </w:r>
+          </w:p>
+        </w:tc>
+        <w:tc>
+          <w:tcPr>
+            <w:tcW w:type="dxa" w:w="2409"/>
+          </w:tcPr>
+          <w:p>
+            <w:pPr>
+              <w:spacing w:line="240" w:lineRule="auto" w:after="0"/>
+            </w:pPr>
+            <w:r>
+              <w:rPr>
+                <w:rFonts w:ascii="Times New Roman" w:hAnsi="Times New Roman" w:eastAsia="SimSun"/>
+                <w:sz w:val="19"/>
+              </w:rPr>
+              <w:t>§5.1, §5.7 (</w:t>
+            </w:r>
+            <w:r>
+              <w:rPr>
+                <w:rFonts w:ascii="Consolas" w:hAnsi="Consolas" w:eastAsia="Consolas"/>
+                <w:sz w:val="18"/>
+              </w:rPr>
+              <w:t>stance_gap</w:t>
+            </w:r>
+            <w:r>
+              <w:rPr>
+                <w:rFonts w:ascii="Times New Roman" w:hAnsi="Times New Roman" w:eastAsia="SimSun"/>
+                <w:sz w:val="19"/>
+              </w:rPr>
+              <w:t xml:space="preserve"> and its generation-layer twin)</w:t>
+            </w:r>
+          </w:p>
+        </w:tc>
+      </w:tr>
+    </w:tbl>
+    <w:p/>
+    <w:p>
+      <w:r>
+        <w:rPr>
+          <w:rFonts w:ascii="Times New Roman" w:hAnsi="Times New Roman" w:eastAsia="SimSun"/>
+          <w:b/>
+          <w:sz w:val="22"/>
+        </w:rPr>
+        <w:t>The taxonomy is a test, not a description.</w:t>
+      </w:r>
+      <w:r>
+        <w:rPr>
+          <w:rFonts w:ascii="Times New Roman" w:hAnsi="Times New Roman" w:eastAsia="SimSun"/>
+          <w:sz w:val="22"/>
+        </w:rPr>
+        <w:t xml:space="preserve"> For a candidate statistic $M$, the three failure modes correspond to three questions that can be asked before any attack is built:</w:t>
+      </w:r>
+    </w:p>
+    <w:p>
+      <w:pPr>
+        <w:pStyle w:val="ListNumber"/>
+        <w:spacing w:line="360" w:lineRule="auto"/>
+      </w:pPr>
+      <w:r>
+        <w:rPr>
+          <w:rFonts w:ascii="Times New Roman" w:hAnsi="Times New Roman" w:eastAsia="SimSun"/>
+          <w:i/>
+          <w:sz w:val="22"/>
+        </w:rPr>
+        <w:t>Does the injection balance the quantity $M$ counts?</w:t>
+      </w:r>
+      <w:r>
+        <w:rPr>
+          <w:rFonts w:ascii="Times New Roman" w:hAnsi="Times New Roman" w:eastAsia="SimSun"/>
+          <w:sz w:val="22"/>
+        </w:rPr>
+        <w:t xml:space="preserve"> If the attacker's construction is symmetric across groups — and pairwise poisoning is, because it reuses the legitimate template inventory in matched pairs — then any counting aggregate is invariant by construction and no amount of data will show the attack.</w:t>
+      </w:r>
+    </w:p>
+    <w:p>
+      <w:pPr>
+        <w:pStyle w:val="ListNumber"/>
+        <w:spacing w:line="360" w:lineRule="auto"/>
+      </w:pPr>
+      <w:r>
+        <w:rPr>
+          <w:rFonts w:ascii="Times New Roman" w:hAnsi="Times New Roman" w:eastAsia="SimSun"/>
+          <w:i/>
+          <w:sz w:val="22"/>
+        </w:rPr>
+        <w:t>Is $M$ referenced to something the attack preserves?</w:t>
+      </w:r>
+      <w:r>
+        <w:rPr>
+          <w:rFonts w:ascii="Times New Roman" w:hAnsi="Times New Roman" w:eastAsia="SimSun"/>
+          <w:sz w:val="22"/>
+        </w:rPr>
+        <w:t xml:space="preserve"> If the reference is a per-query clean retrieval or a corpus-level rate, the attack leaves it intact by design, and $M$ measures the query's topic rather than the attacker's skew.</w:t>
+      </w:r>
+    </w:p>
+    <w:p>
+      <w:pPr>
+        <w:pStyle w:val="ListNumber"/>
+        <w:spacing w:line="360" w:lineRule="auto"/>
+      </w:pPr>
+      <w:r>
+        <w:rPr>
+          <w:rFonts w:ascii="Times New Roman" w:hAnsi="Times New Roman" w:eastAsia="SimSun"/>
+          <w:i/>
+          <w:sz w:val="22"/>
+        </w:rPr>
+        <w:t>Is $M$ an aggregate that cancels a common-mode movement?</w:t>
+      </w:r>
+      <w:r>
+        <w:rPr>
+          <w:rFonts w:ascii="Times New Roman" w:hAnsi="Times New Roman" w:eastAsia="SimSun"/>
+          <w:sz w:val="22"/>
+        </w:rPr>
+        <w:t xml:space="preserve"> A difference or variance across groups is invariant under $g \mapsto g + c$ for every group at once. An attack that moves all groups together is therefore invisible to it, no matter how large the movement.</w:t>
+      </w:r>
+    </w:p>
+    <w:p>
+      <w:r>
+        <w:rPr>
+          <w:rFonts w:ascii="Times New Roman" w:hAnsi="Times New Roman" w:eastAsia="SimSun"/>
+          <w:sz w:val="22"/>
+        </w:rPr>
+        <w:t xml:space="preserve">A statistic that survives all three is, in our setting, one that reports </w:t>
+      </w:r>
+      <w:r>
+        <w:rPr>
+          <w:rFonts w:ascii="Times New Roman" w:hAnsi="Times New Roman" w:eastAsia="SimSun"/>
+          <w:b/>
+          <w:sz w:val="22"/>
+        </w:rPr>
+        <w:t>per-group levels</w:t>
+      </w:r>
+      <w:r>
+        <w:rPr>
+          <w:rFonts w:ascii="Times New Roman" w:hAnsi="Times New Roman" w:eastAsia="SimSun"/>
+          <w:sz w:val="22"/>
+        </w:rPr>
+        <w:t xml:space="preserve"> rather than a difference between them, because that is the only form that is not invariant under at least one of the three moves. §5.1 and §5.7 test this prediction: on the same retrieval conditions where a difference statistics reports a change of 0.002, the per-group levels move by 0.13 and the paired test rejects at $p &lt; 0.01$. The prediction was made from the form of the statistic, not fitted to those numbers, and §8 records that we violated it ourselves in an earlier version of the generation-layer analysis.</w:t>
+      </w:r>
+    </w:p>
+    <w:p>
+      <w:r>
+        <w:rPr>
+          <w:rFonts w:ascii="Times New Roman" w:hAnsi="Times New Roman" w:eastAsia="SimSun"/>
+          <w:b/>
+          <w:sz w:val="22"/>
+        </w:rPr>
+        <w:t>The taxonomy is testable against known ground truth, and we ran that test.</w:t>
+      </w:r>
+      <w:r>
+        <w:rPr>
+          <w:rFonts w:ascii="Times New Roman" w:hAnsi="Times New Roman" w:eastAsia="SimSun"/>
+          <w:sz w:val="22"/>
+        </w:rPr>
+        <w:t xml:space="preserve"> A taxonomy of failure modes is only worth stating if the statistics it indicts are otherwise sound: if they did not respond to a real composition change either, the finding would be that the measurement apparatus is broken, not that an adversary defeats it. We therefore ran a positive control on the naturally written corpus, where the true composition is known by construction.</w:t>
+      </w:r>
+    </w:p>
+    <w:p>
+      <w:r>
+        <w:rPr>
+          <w:rFonts w:ascii="Times New Roman" w:hAnsi="Times New Roman" w:eastAsia="SimSun"/>
+          <w:sz w:val="22"/>
+        </w:rPr>
+        <w:t xml:space="preserve">The control holds the corpus size fixed at 17,792 passages and </w:t>
+      </w:r>
+      <w:r>
+        <w:rPr>
+          <w:rFonts w:ascii="Times New Roman" w:hAnsi="Times New Roman" w:eastAsia="SimSun"/>
+          <w:b/>
+          <w:sz w:val="22"/>
+        </w:rPr>
+        <w:t>swaps</w:t>
+      </w:r>
+      <w:r>
+        <w:rPr>
+          <w:rFonts w:ascii="Times New Roman" w:hAnsi="Times New Roman" w:eastAsia="SimSun"/>
+          <w:sz w:val="22"/>
+        </w:rPr>
+        <w:t xml:space="preserve"> passages between the two groups of a balanced stratum, so the retrieval pool and the score threshold do not move and composition is the only variable. It changes by a known number of passages, in a known direction, and is reversed in the last row.</w:t>
+      </w:r>
+    </w:p>
+    <w:p>
+      <w:r>
+        <w:rPr>
+          <w:rFonts w:ascii="Times New Roman" w:hAnsi="Times New Roman" w:eastAsia="SimSun"/>
+          <w:b/>
+          <w:sz w:val="22"/>
+        </w:rPr>
+        <w:t>Table 1.</w:t>
+      </w:r>
+      <w:r>
+        <w:rPr>
+          <w:rFonts w:ascii="Times New Roman" w:hAnsi="Times New Roman" w:eastAsia="SimSun"/>
+          <w:sz w:val="22"/>
+        </w:rPr>
+        <w:t xml:space="preserve"> Responsiveness control. Corpus size constant; only group composition changes. </w:t>
+      </w:r>
+      <w:r>
+        <w:rPr>
+          <w:rFonts w:ascii="Consolas" w:hAnsi="Consolas" w:eastAsia="Consolas"/>
+          <w:sz w:val="21"/>
+        </w:rPr>
+        <w:t>corpus%woman</w:t>
+      </w:r>
+      <w:r>
+        <w:rPr>
+          <w:rFonts w:ascii="Times New Roman" w:hAnsi="Times New Roman" w:eastAsia="SimSun"/>
+          <w:sz w:val="22"/>
+        </w:rPr>
+        <w:t xml:space="preserve"> is the true share after the swap; the remaining columns are the statistics under test.</w:t>
+      </w:r>
+    </w:p>
+    <w:tbl>
+      <w:tblPr>
+        <w:tblStyle w:val="TableGrid"/>
+        <w:tblW w:type="auto" w:w="0"/>
+        <w:jc w:val="center"/>
+        <w:tblLook w:firstColumn="1" w:firstRow="1" w:lastColumn="0" w:lastRow="0" w:noHBand="0" w:noVBand="1" w:val="04A0"/>
+      </w:tblPr>
+      <w:tblGrid>
+        <w:gridCol w:w="1606"/>
+        <w:gridCol w:w="1606"/>
+        <w:gridCol w:w="1606"/>
+        <w:gridCol w:w="1606"/>
+        <w:gridCol w:w="1606"/>
+        <w:gridCol w:w="1606"/>
+      </w:tblGrid>
+      <w:tr>
+        <w:tc>
+          <w:tcPr>
+            <w:tcW w:type="dxa" w:w="1606"/>
+            <w:shd w:val="clear" w:color="auto" w:fill="DCE6F1"/>
+          </w:tcPr>
+          <w:p>
+            <w:pPr>
+              <w:spacing w:line="240" w:lineRule="auto" w:after="0"/>
+            </w:pPr>
+            <w:r>
+              <w:rPr>
+                <w:rFonts w:ascii="Times New Roman" w:hAnsi="Times New Roman" w:eastAsia="SimSun"/>
+                <w:b/>
+                <w:sz w:val="19"/>
+              </w:rPr>
+              <w:t>Variant</w:t>
+            </w:r>
+          </w:p>
+        </w:tc>
+        <w:tc>
+          <w:tcPr>
+            <w:tcW w:type="dxa" w:w="1606"/>
+            <w:shd w:val="clear" w:color="auto" w:fill="DCE6F1"/>
+          </w:tcPr>
+          <w:p>
+            <w:pPr>
+              <w:spacing w:line="240" w:lineRule="auto" w:after="0"/>
+            </w:pPr>
+            <w:r>
+              <w:rPr>
+                <w:rFonts w:ascii="Consolas" w:hAnsi="Consolas" w:eastAsia="Consolas"/>
+                <w:b/>
+                <w:sz w:val="18"/>
+              </w:rPr>
+              <w:t>corpus%woman</w:t>
+            </w:r>
+          </w:p>
+        </w:tc>
+        <w:tc>
+          <w:tcPr>
+            <w:tcW w:type="dxa" w:w="1606"/>
+            <w:shd w:val="clear" w:color="auto" w:fill="DCE6F1"/>
+          </w:tcPr>
+          <w:p>
+            <w:pPr>
+              <w:spacing w:line="240" w:lineRule="auto" w:after="0"/>
+            </w:pPr>
+            <w:r>
+              <w:rPr>
+                <w:rFonts w:ascii="Consolas" w:hAnsi="Consolas" w:eastAsia="Consolas"/>
+                <w:b/>
+                <w:sz w:val="18"/>
+              </w:rPr>
+              <w:t>drift_tv</w:t>
+            </w:r>
+          </w:p>
+        </w:tc>
+        <w:tc>
+          <w:tcPr>
+            <w:tcW w:type="dxa" w:w="1606"/>
+            <w:shd w:val="clear" w:color="auto" w:fill="DCE6F1"/>
+          </w:tcPr>
+          <w:p>
+            <w:pPr>
+              <w:spacing w:line="240" w:lineRule="auto" w:after="0"/>
+            </w:pPr>
+            <w:r>
+              <w:rPr>
+                <w:rFonts w:ascii="Consolas" w:hAnsi="Consolas" w:eastAsia="Consolas"/>
+                <w:b/>
+                <w:sz w:val="18"/>
+              </w:rPr>
+              <w:t>drift_js</w:t>
+            </w:r>
+          </w:p>
+        </w:tc>
+        <w:tc>
+          <w:tcPr>
+            <w:tcW w:type="dxa" w:w="1606"/>
+            <w:shd w:val="clear" w:color="auto" w:fill="DCE6F1"/>
+          </w:tcPr>
+          <w:p>
+            <w:pPr>
+              <w:spacing w:line="240" w:lineRule="auto" w:after="0"/>
+            </w:pPr>
+            <w:r>
+              <w:rPr>
+                <w:rFonts w:ascii="Consolas" w:hAnsi="Consolas" w:eastAsia="Consolas"/>
+                <w:b/>
+                <w:sz w:val="18"/>
+              </w:rPr>
+              <w:t>stance_div</w:t>
+            </w:r>
+          </w:p>
+        </w:tc>
+        <w:tc>
+          <w:tcPr>
+            <w:tcW w:type="dxa" w:w="1606"/>
+            <w:shd w:val="clear" w:color="auto" w:fill="DCE6F1"/>
+          </w:tcPr>
+          <w:p>
+            <w:pPr>
+              <w:spacing w:line="240" w:lineRule="auto" w:after="0"/>
+            </w:pPr>
+            <w:r>
+              <w:rPr>
+                <w:rFonts w:ascii="Consolas" w:hAnsi="Consolas" w:eastAsia="Consolas"/>
+                <w:b/>
+                <w:sz w:val="18"/>
+              </w:rPr>
+              <w:t>stance_onesided</w:t>
+            </w:r>
+          </w:p>
+        </w:tc>
+      </w:tr>
+      <w:tr>
+        <w:tc>
+          <w:tcPr>
+            <w:tcW w:type="dxa" w:w="1606"/>
+          </w:tcPr>
+          <w:p>
+            <w:pPr>
+              <w:spacing w:line="240" w:lineRule="auto" w:after="0"/>
+            </w:pPr>
+            <w:r>
+              <w:rPr>
+                <w:rFonts w:ascii="Times New Roman" w:hAnsi="Times New Roman" w:eastAsia="SimSun"/>
+                <w:sz w:val="19"/>
+              </w:rPr>
+              <w:t>baseline (balanced)</w:t>
+            </w:r>
+          </w:p>
+        </w:tc>
+        <w:tc>
+          <w:tcPr>
+            <w:tcW w:type="dxa" w:w="1606"/>
+          </w:tcPr>
+          <w:p>
+            <w:pPr>
+              <w:spacing w:line="240" w:lineRule="auto" w:after="0"/>
+            </w:pPr>
+            <w:r>
+              <w:rPr>
+                <w:rFonts w:ascii="Times New Roman" w:hAnsi="Times New Roman" w:eastAsia="SimSun"/>
+                <w:sz w:val="19"/>
+              </w:rPr>
+              <w:t>0.500</w:t>
+            </w:r>
+          </w:p>
+        </w:tc>
+        <w:tc>
+          <w:tcPr>
+            <w:tcW w:type="dxa" w:w="1606"/>
+          </w:tcPr>
+          <w:p>
+            <w:pPr>
+              <w:spacing w:line="240" w:lineRule="auto" w:after="0"/>
+            </w:pPr>
+            <w:r>
+              <w:rPr>
+                <w:rFonts w:ascii="Times New Roman" w:hAnsi="Times New Roman" w:eastAsia="SimSun"/>
+                <w:sz w:val="19"/>
+              </w:rPr>
+              <w:t>0.0000</w:t>
+            </w:r>
+          </w:p>
+        </w:tc>
+        <w:tc>
+          <w:tcPr>
+            <w:tcW w:type="dxa" w:w="1606"/>
+          </w:tcPr>
+          <w:p>
+            <w:pPr>
+              <w:spacing w:line="240" w:lineRule="auto" w:after="0"/>
+            </w:pPr>
+            <w:r>
+              <w:rPr>
+                <w:rFonts w:ascii="Times New Roman" w:hAnsi="Times New Roman" w:eastAsia="SimSun"/>
+                <w:sz w:val="19"/>
+              </w:rPr>
+              <w:t>0.0000</w:t>
+            </w:r>
+          </w:p>
+        </w:tc>
+        <w:tc>
+          <w:tcPr>
+            <w:tcW w:type="dxa" w:w="1606"/>
+          </w:tcPr>
+          <w:p>
+            <w:pPr>
+              <w:spacing w:line="240" w:lineRule="auto" w:after="0"/>
+            </w:pPr>
+            <w:r>
+              <w:rPr>
+                <w:rFonts w:ascii="Times New Roman" w:hAnsi="Times New Roman" w:eastAsia="SimSun"/>
+                <w:sz w:val="19"/>
+              </w:rPr>
+              <w:t>0.2925</w:t>
+            </w:r>
+          </w:p>
+        </w:tc>
+        <w:tc>
+          <w:tcPr>
+            <w:tcW w:type="dxa" w:w="1606"/>
+          </w:tcPr>
+          <w:p>
+            <w:pPr>
+              <w:spacing w:line="240" w:lineRule="auto" w:after="0"/>
+            </w:pPr>
+            <w:r>
+              <w:rPr>
+                <w:rFonts w:ascii="Times New Roman" w:hAnsi="Times New Roman" w:eastAsia="SimSun"/>
+                <w:sz w:val="19"/>
+              </w:rPr>
+              <w:t>0.4753</w:t>
+            </w:r>
+          </w:p>
+        </w:tc>
+      </w:tr>
+      <w:tr>
+        <w:tc>
+          <w:tcPr>
+            <w:tcW w:type="dxa" w:w="1606"/>
+          </w:tcPr>
+          <w:p>
+            <w:pPr>
+              <w:spacing w:line="240" w:lineRule="auto" w:after="0"/>
+            </w:pPr>
+            <w:r>
+              <w:rPr>
+                <w:rFonts w:ascii="Times New Roman" w:hAnsi="Times New Roman" w:eastAsia="SimSun"/>
+                <w:sz w:val="19"/>
+              </w:rPr>
+              <w:t>swap 500 man→woman</w:t>
+            </w:r>
+          </w:p>
+        </w:tc>
+        <w:tc>
+          <w:tcPr>
+            <w:tcW w:type="dxa" w:w="1606"/>
+          </w:tcPr>
+          <w:p>
+            <w:pPr>
+              <w:spacing w:line="240" w:lineRule="auto" w:after="0"/>
+            </w:pPr>
+            <w:r>
+              <w:rPr>
+                <w:rFonts w:ascii="Times New Roman" w:hAnsi="Times New Roman" w:eastAsia="SimSun"/>
+                <w:sz w:val="19"/>
+              </w:rPr>
+              <w:t>0.580</w:t>
+            </w:r>
+          </w:p>
+        </w:tc>
+        <w:tc>
+          <w:tcPr>
+            <w:tcW w:type="dxa" w:w="1606"/>
+          </w:tcPr>
+          <w:p>
+            <w:pPr>
+              <w:spacing w:line="240" w:lineRule="auto" w:after="0"/>
+            </w:pPr>
+            <w:r>
+              <w:rPr>
+                <w:rFonts w:ascii="Times New Roman" w:hAnsi="Times New Roman" w:eastAsia="SimSun"/>
+                <w:sz w:val="19"/>
+              </w:rPr>
+              <w:t>0.0264</w:t>
+            </w:r>
+          </w:p>
+        </w:tc>
+        <w:tc>
+          <w:tcPr>
+            <w:tcW w:type="dxa" w:w="1606"/>
+          </w:tcPr>
+          <w:p>
+            <w:pPr>
+              <w:spacing w:line="240" w:lineRule="auto" w:after="0"/>
+            </w:pPr>
+            <w:r>
+              <w:rPr>
+                <w:rFonts w:ascii="Times New Roman" w:hAnsi="Times New Roman" w:eastAsia="SimSun"/>
+                <w:sz w:val="19"/>
+              </w:rPr>
+              <w:t>0.0372</w:t>
+            </w:r>
+          </w:p>
+        </w:tc>
+        <w:tc>
+          <w:tcPr>
+            <w:tcW w:type="dxa" w:w="1606"/>
+          </w:tcPr>
+          <w:p>
+            <w:pPr>
+              <w:spacing w:line="240" w:lineRule="auto" w:after="0"/>
+            </w:pPr>
+            <w:r>
+              <w:rPr>
+                <w:rFonts w:ascii="Times New Roman" w:hAnsi="Times New Roman" w:eastAsia="SimSun"/>
+                <w:sz w:val="19"/>
+              </w:rPr>
+              <w:t>0.2876</w:t>
+            </w:r>
+          </w:p>
+        </w:tc>
+        <w:tc>
+          <w:tcPr>
+            <w:tcW w:type="dxa" w:w="1606"/>
+          </w:tcPr>
+          <w:p>
+            <w:pPr>
+              <w:spacing w:line="240" w:lineRule="auto" w:after="0"/>
+            </w:pPr>
+            <w:r>
+              <w:rPr>
+                <w:rFonts w:ascii="Times New Roman" w:hAnsi="Times New Roman" w:eastAsia="SimSun"/>
+                <w:sz w:val="19"/>
+              </w:rPr>
+              <w:t>0.4711</w:t>
+            </w:r>
+          </w:p>
+        </w:tc>
+      </w:tr>
+      <w:tr>
+        <w:tc>
+          <w:tcPr>
+            <w:tcW w:type="dxa" w:w="1606"/>
+          </w:tcPr>
+          <w:p>
+            <w:pPr>
+              <w:spacing w:line="240" w:lineRule="auto" w:after="0"/>
+            </w:pPr>
+            <w:r>
+              <w:rPr>
+                <w:rFonts w:ascii="Times New Roman" w:hAnsi="Times New Roman" w:eastAsia="SimSun"/>
+                <w:sz w:val="19"/>
+              </w:rPr>
+              <w:t>swap 1500 man→woman</w:t>
+            </w:r>
+          </w:p>
+        </w:tc>
+        <w:tc>
+          <w:tcPr>
+            <w:tcW w:type="dxa" w:w="1606"/>
+          </w:tcPr>
+          <w:p>
+            <w:pPr>
+              <w:spacing w:line="240" w:lineRule="auto" w:after="0"/>
+            </w:pPr>
+            <w:r>
+              <w:rPr>
+                <w:rFonts w:ascii="Times New Roman" w:hAnsi="Times New Roman" w:eastAsia="SimSun"/>
+                <w:sz w:val="19"/>
+              </w:rPr>
+              <w:t>0.739</w:t>
+            </w:r>
+          </w:p>
+        </w:tc>
+        <w:tc>
+          <w:tcPr>
+            <w:tcW w:type="dxa" w:w="1606"/>
+          </w:tcPr>
+          <w:p>
+            <w:pPr>
+              <w:spacing w:line="240" w:lineRule="auto" w:after="0"/>
+            </w:pPr>
+            <w:r>
+              <w:rPr>
+                <w:rFonts w:ascii="Times New Roman" w:hAnsi="Times New Roman" w:eastAsia="SimSun"/>
+                <w:sz w:val="19"/>
+              </w:rPr>
+              <w:t>0.0660</w:t>
+            </w:r>
+          </w:p>
+        </w:tc>
+        <w:tc>
+          <w:tcPr>
+            <w:tcW w:type="dxa" w:w="1606"/>
+          </w:tcPr>
+          <w:p>
+            <w:pPr>
+              <w:spacing w:line="240" w:lineRule="auto" w:after="0"/>
+            </w:pPr>
+            <w:r>
+              <w:rPr>
+                <w:rFonts w:ascii="Times New Roman" w:hAnsi="Times New Roman" w:eastAsia="SimSun"/>
+                <w:sz w:val="19"/>
+              </w:rPr>
+              <w:t>0.0809</w:t>
+            </w:r>
+          </w:p>
+        </w:tc>
+        <w:tc>
+          <w:tcPr>
+            <w:tcW w:type="dxa" w:w="1606"/>
+          </w:tcPr>
+          <w:p>
+            <w:pPr>
+              <w:spacing w:line="240" w:lineRule="auto" w:after="0"/>
+            </w:pPr>
+            <w:r>
+              <w:rPr>
+                <w:rFonts w:ascii="Times New Roman" w:hAnsi="Times New Roman" w:eastAsia="SimSun"/>
+                <w:sz w:val="19"/>
+              </w:rPr>
+              <w:t>0.2854</w:t>
+            </w:r>
+          </w:p>
+        </w:tc>
+        <w:tc>
+          <w:tcPr>
+            <w:tcW w:type="dxa" w:w="1606"/>
+          </w:tcPr>
+          <w:p>
+            <w:pPr>
+              <w:spacing w:line="240" w:lineRule="auto" w:after="0"/>
+            </w:pPr>
+            <w:r>
+              <w:rPr>
+                <w:rFonts w:ascii="Times New Roman" w:hAnsi="Times New Roman" w:eastAsia="SimSun"/>
+                <w:sz w:val="19"/>
+              </w:rPr>
+              <w:t>0.4694</w:t>
+            </w:r>
+          </w:p>
+        </w:tc>
+      </w:tr>
+      <w:tr>
+        <w:tc>
+          <w:tcPr>
+            <w:tcW w:type="dxa" w:w="1606"/>
+          </w:tcPr>
+          <w:p>
+            <w:pPr>
+              <w:spacing w:line="240" w:lineRule="auto" w:after="0"/>
+            </w:pPr>
+            <w:r>
+              <w:rPr>
+                <w:rFonts w:ascii="Times New Roman" w:hAnsi="Times New Roman" w:eastAsia="SimSun"/>
+                <w:sz w:val="19"/>
+              </w:rPr>
+              <w:t>swap 3000 man→woman</w:t>
+            </w:r>
+          </w:p>
+        </w:tc>
+        <w:tc>
+          <w:tcPr>
+            <w:tcW w:type="dxa" w:w="1606"/>
+          </w:tcPr>
+          <w:p>
+            <w:pPr>
+              <w:spacing w:line="240" w:lineRule="auto" w:after="0"/>
+            </w:pPr>
+            <w:r>
+              <w:rPr>
+                <w:rFonts w:ascii="Times New Roman" w:hAnsi="Times New Roman" w:eastAsia="SimSun"/>
+                <w:sz w:val="19"/>
+              </w:rPr>
+              <w:t>0.978</w:t>
+            </w:r>
+          </w:p>
+        </w:tc>
+        <w:tc>
+          <w:tcPr>
+            <w:tcW w:type="dxa" w:w="1606"/>
+          </w:tcPr>
+          <w:p>
+            <w:pPr>
+              <w:spacing w:line="240" w:lineRule="auto" w:after="0"/>
+            </w:pPr>
+            <w:r>
+              <w:rPr>
+                <w:rFonts w:ascii="Times New Roman" w:hAnsi="Times New Roman" w:eastAsia="SimSun"/>
+                <w:sz w:val="19"/>
+              </w:rPr>
+              <w:t>0.0924</w:t>
+            </w:r>
+          </w:p>
+        </w:tc>
+        <w:tc>
+          <w:tcPr>
+            <w:tcW w:type="dxa" w:w="1606"/>
+          </w:tcPr>
+          <w:p>
+            <w:pPr>
+              <w:spacing w:line="240" w:lineRule="auto" w:after="0"/>
+            </w:pPr>
+            <w:r>
+              <w:rPr>
+                <w:rFonts w:ascii="Times New Roman" w:hAnsi="Times New Roman" w:eastAsia="SimSun"/>
+                <w:sz w:val="19"/>
+              </w:rPr>
+              <w:t>0.1062</w:t>
+            </w:r>
+          </w:p>
+        </w:tc>
+        <w:tc>
+          <w:tcPr>
+            <w:tcW w:type="dxa" w:w="1606"/>
+          </w:tcPr>
+          <w:p>
+            <w:pPr>
+              <w:spacing w:line="240" w:lineRule="auto" w:after="0"/>
+            </w:pPr>
+            <w:r>
+              <w:rPr>
+                <w:rFonts w:ascii="Times New Roman" w:hAnsi="Times New Roman" w:eastAsia="SimSun"/>
+                <w:sz w:val="19"/>
+              </w:rPr>
+              <w:t>0.2854</w:t>
+            </w:r>
+          </w:p>
+        </w:tc>
+        <w:tc>
+          <w:tcPr>
+            <w:tcW w:type="dxa" w:w="1606"/>
+          </w:tcPr>
+          <w:p>
+            <w:pPr>
+              <w:spacing w:line="240" w:lineRule="auto" w:after="0"/>
+            </w:pPr>
+            <w:r>
+              <w:rPr>
+                <w:rFonts w:ascii="Times New Roman" w:hAnsi="Times New Roman" w:eastAsia="SimSun"/>
+                <w:sz w:val="19"/>
+              </w:rPr>
+              <w:t>0.4694</w:t>
+            </w:r>
+          </w:p>
+        </w:tc>
+      </w:tr>
+      <w:tr>
+        <w:tc>
+          <w:tcPr>
+            <w:tcW w:type="dxa" w:w="1606"/>
+          </w:tcPr>
+          <w:p>
+            <w:pPr>
+              <w:spacing w:line="240" w:lineRule="auto" w:after="0"/>
+            </w:pPr>
+            <w:r>
+              <w:rPr>
+                <w:rFonts w:ascii="Times New Roman" w:hAnsi="Times New Roman" w:eastAsia="SimSun"/>
+                <w:b/>
+                <w:sz w:val="19"/>
+              </w:rPr>
+              <w:t>swap 3000 woman→man</w:t>
+            </w:r>
+          </w:p>
+        </w:tc>
+        <w:tc>
+          <w:tcPr>
+            <w:tcW w:type="dxa" w:w="1606"/>
+          </w:tcPr>
+          <w:p>
+            <w:pPr>
+              <w:spacing w:line="240" w:lineRule="auto" w:after="0"/>
+            </w:pPr>
+            <w:r>
+              <w:rPr>
+                <w:rFonts w:ascii="Times New Roman" w:hAnsi="Times New Roman" w:eastAsia="SimSun"/>
+                <w:b/>
+                <w:sz w:val="19"/>
+              </w:rPr>
+              <w:t>0.022</w:t>
+            </w:r>
+          </w:p>
+        </w:tc>
+        <w:tc>
+          <w:tcPr>
+            <w:tcW w:type="dxa" w:w="1606"/>
+          </w:tcPr>
+          <w:p>
+            <w:pPr>
+              <w:spacing w:line="240" w:lineRule="auto" w:after="0"/>
+            </w:pPr>
+            <w:r>
+              <w:rPr>
+                <w:rFonts w:ascii="Times New Roman" w:hAnsi="Times New Roman" w:eastAsia="SimSun"/>
+                <w:b/>
+                <w:sz w:val="19"/>
+              </w:rPr>
+              <w:t>0.0569</w:t>
+            </w:r>
+          </w:p>
+        </w:tc>
+        <w:tc>
+          <w:tcPr>
+            <w:tcW w:type="dxa" w:w="1606"/>
+          </w:tcPr>
+          <w:p>
+            <w:pPr>
+              <w:spacing w:line="240" w:lineRule="auto" w:after="0"/>
+            </w:pPr>
+            <w:r>
+              <w:rPr>
+                <w:rFonts w:ascii="Times New Roman" w:hAnsi="Times New Roman" w:eastAsia="SimSun"/>
+                <w:sz w:val="19"/>
+              </w:rPr>
+              <w:t>0.0532</w:t>
+            </w:r>
+          </w:p>
+        </w:tc>
+        <w:tc>
+          <w:tcPr>
+            <w:tcW w:type="dxa" w:w="1606"/>
+          </w:tcPr>
+          <w:p>
+            <w:pPr>
+              <w:spacing w:line="240" w:lineRule="auto" w:after="0"/>
+            </w:pPr>
+            <w:r>
+              <w:rPr>
+                <w:rFonts w:ascii="Times New Roman" w:hAnsi="Times New Roman" w:eastAsia="SimSun"/>
+                <w:sz w:val="19"/>
+              </w:rPr>
+              <w:t>0.2851</w:t>
+            </w:r>
+          </w:p>
+        </w:tc>
+        <w:tc>
+          <w:tcPr>
+            <w:tcW w:type="dxa" w:w="1606"/>
+          </w:tcPr>
+          <w:p>
+            <w:pPr>
+              <w:spacing w:line="240" w:lineRule="auto" w:after="0"/>
+            </w:pPr>
+            <w:r>
+              <w:rPr>
+                <w:rFonts w:ascii="Times New Roman" w:hAnsi="Times New Roman" w:eastAsia="SimSun"/>
+                <w:sz w:val="19"/>
+              </w:rPr>
+              <w:t>0.4691</w:t>
+            </w:r>
+          </w:p>
+        </w:tc>
+      </w:tr>
+    </w:tbl>
+    <w:p/>
+    <w:p>
+      <w:r>
+        <w:rPr>
+          <w:rFonts w:ascii="Times New Roman" w:hAnsi="Times New Roman" w:eastAsia="SimSun"/>
+          <w:sz w:val="22"/>
+        </w:rPr>
+        <w:t xml:space="preserve">Two conclusions, and they are what make the negative results interpretable rather than merely negative. First, </w:t>
+      </w:r>
+      <w:r>
+        <w:rPr>
+          <w:rFonts w:ascii="Times New Roman" w:hAnsi="Times New Roman" w:eastAsia="SimSun"/>
+          <w:b/>
+          <w:sz w:val="22"/>
+        </w:rPr>
+        <w:t>`drift_tv` and `drift_js` are working instruments</w:t>
+      </w:r>
+      <w:r>
+        <w:rPr>
+          <w:rFonts w:ascii="Times New Roman" w:hAnsi="Times New Roman" w:eastAsia="SimSun"/>
+          <w:sz w:val="22"/>
+        </w:rPr>
+        <w:t xml:space="preserve">: they rise monotonically with a real composition change and respond to its direction. The R1 statistic is not broken; it is </w:t>
+      </w:r>
+      <w:r>
+        <w:rPr>
+          <w:rFonts w:ascii="Times New Roman" w:hAnsi="Times New Roman" w:eastAsia="SimSun"/>
+          <w:i/>
+          <w:sz w:val="22"/>
+        </w:rPr>
+        <w:t>specifically</w:t>
+      </w:r>
+      <w:r>
+        <w:rPr>
+          <w:rFonts w:ascii="Times New Roman" w:hAnsi="Times New Roman" w:eastAsia="SimSun"/>
+          <w:sz w:val="22"/>
+        </w:rPr>
+        <w:t xml:space="preserve"> invariant to an injection that balances group counts, which is exactly what F1 predicts and what §5.2 measures. Second, </w:t>
+      </w:r>
+      <w:r>
+        <w:rPr>
+          <w:rFonts w:ascii="Times New Roman" w:hAnsi="Times New Roman" w:eastAsia="SimSun"/>
+          <w:b/>
+          <w:sz w:val="22"/>
+        </w:rPr>
+        <w:t>the two reference-based stance statistics barely move even here</w:t>
+      </w:r>
+      <w:r>
+        <w:rPr>
+          <w:rFonts w:ascii="Times New Roman" w:hAnsi="Times New Roman" w:eastAsia="SimSun"/>
+          <w:sz w:val="22"/>
+        </w:rPr>
+        <w:t xml:space="preserve"> — </w:t>
+      </w:r>
+      <w:r>
+        <w:rPr>
+          <w:rFonts w:ascii="Consolas" w:hAnsi="Consolas" w:eastAsia="Consolas"/>
+          <w:sz w:val="21"/>
+        </w:rPr>
+        <w:t>stance_div</w:t>
+      </w:r>
+      <w:r>
+        <w:rPr>
+          <w:rFonts w:ascii="Times New Roman" w:hAnsi="Times New Roman" w:eastAsia="SimSun"/>
+          <w:sz w:val="22"/>
+        </w:rPr>
+        <w:t xml:space="preserve"> changes by 0.007 across a composition swing from 0.022 to 0.978 — which is independent confirmation of F2 on data whose ground truth is known by construction rather than inferred from an attack.</w:t>
+      </w:r>
+    </w:p>
+    <w:p>
+      <w:r>
+        <w:rPr>
+          <w:rFonts w:ascii="Times New Roman" w:hAnsi="Times New Roman" w:eastAsia="SimSun"/>
+          <w:sz w:val="22"/>
+        </w:rPr>
+        <w:t>The contrast is the paper's central claim in one table: the same statistics that detect a 3000-passage composition change with $p \to 0$ detect a fully adversarial injection not at all.</w:t>
+      </w:r>
+    </w:p>
+    <w:p>
+      <w:r>
+        <w:rPr>
+          <w:rFonts w:ascii="Times New Roman" w:hAnsi="Times New Roman" w:eastAsia="SimSun"/>
+          <w:b/>
+          <w:sz w:val="22"/>
+        </w:rPr>
+        <w:t>What the taxonomy does not claim.</w:t>
+      </w:r>
+      <w:r>
+        <w:rPr>
+          <w:rFonts w:ascii="Times New Roman" w:hAnsi="Times New Roman" w:eastAsia="SimSun"/>
+          <w:sz w:val="22"/>
+        </w:rPr>
+        <w:t xml:space="preserve"> It is not a claim that no fairness metric can be robust. It is a claim about the class of statistics that appear in this literature, all of which are aggregates of the form (2), together with a constructive statement of what escapes the three modes: report $\phi_g$ for each $g$, and report how each moves. That recommendation is cheap, it is what §5.7 does, and it is the difference between detecting the attack and not.</w:t>
       </w:r>
     </w:p>
     <w:p>
@@ -3131,7 +4601,7 @@
           <w:rFonts w:ascii="Times New Roman" w:hAnsi="Times New Roman" w:eastAsia="SimSun"/>
           <w:sz w:val="22"/>
         </w:rPr>
-        <w:t>Table 1 reports attack effect with no defense, over 48 queries across four bias strata.</w:t>
+        <w:t>Table 2 reports attack effect with no defense, over 48 queries across four bias strata.</w:t>
       </w:r>
     </w:p>
     <w:p>
@@ -3141,7 +4611,7 @@
           <w:b/>
           <w:sz w:val="22"/>
         </w:rPr>
-        <w:t>Table 1.</w:t>
+        <w:t>Table 2.</w:t>
       </w:r>
       <w:r>
         <w:rPr>
@@ -4244,7 +5714,7 @@
           <w:b/>
           <w:sz w:val="22"/>
         </w:rPr>
-        <w:t>Table 2.</w:t>
+        <w:t>Table 3.</w:t>
       </w:r>
       <w:r>
         <w:rPr>
@@ -5910,7 +7380,7 @@
           <w:b/>
           <w:sz w:val="22"/>
         </w:rPr>
-        <w:t>Table 3.</w:t>
+        <w:t>Table 4.</w:t>
       </w:r>
       <w:r>
         <w:rPr>
@@ -6737,7 +8207,7 @@
           <w:b/>
           <w:sz w:val="22"/>
         </w:rPr>
-        <w:t>Table 4.</w:t>
+        <w:t>Table 5.</w:t>
       </w:r>
       <w:r>
         <w:rPr>
@@ -8376,7 +9846,7 @@
           <w:b/>
           <w:sz w:val="22"/>
         </w:rPr>
-        <w:t>Table 5.</w:t>
+        <w:t>Table 6.</w:t>
       </w:r>
       <w:r>
         <w:rPr>
@@ -8912,7 +10382,7 @@
           <w:b/>
           <w:sz w:val="22"/>
         </w:rPr>
-        <w:t>Table 6.</w:t>
+        <w:t>Table 7.</w:t>
       </w:r>
       <w:r>
         <w:rPr>
@@ -9975,7 +11445,7 @@
           <w:b/>
           <w:sz w:val="22"/>
         </w:rPr>
-        <w:t>Table 7.</w:t>
+        <w:t>Table 8.</w:t>
       </w:r>
       <w:r>
         <w:rPr>
@@ -11116,7 +12586,7 @@
           <w:b/>
           <w:sz w:val="22"/>
         </w:rPr>
-        <w:t>Table 8.</w:t>
+        <w:t>Table 9.</w:t>
       </w:r>
       <w:r>
         <w:rPr>
@@ -12285,7 +13755,7 @@
           <w:rFonts w:ascii="Times New Roman" w:hAnsi="Times New Roman" w:eastAsia="SimSun"/>
           <w:sz w:val="22"/>
         </w:rPr>
-        <w:t xml:space="preserve"> Table 8's clearest result is unexpected: GTE-base and E5-base-v2 are equally resistant at base size (both 0.0625 — the attack succeeds on three of 48 queries), and enlarging both by the same factor of three moves them in </w:t>
+        <w:t xml:space="preserve"> Table 9's clearest result is unexpected: GTE-base and E5-base-v2 are equally resistant at base size (both 0.0625 — the attack succeeds on three of 48 queries), and enlarging both by the same factor of three moves them in </w:t>
       </w:r>
       <w:r>
         <w:rPr>
@@ -12357,7 +13827,7 @@
           <w:b/>
           <w:sz w:val="22"/>
         </w:rPr>
-        <w:t>Table 9.</w:t>
+        <w:t>Table 10.</w:t>
       </w:r>
       <w:r>
         <w:rPr>
@@ -12740,7 +14210,7 @@
           <w:b/>
           <w:sz w:val="22"/>
         </w:rPr>
-        <w:t>Table 10.</w:t>
+        <w:t>Table 11.</w:t>
       </w:r>
       <w:r>
         <w:rPr>
@@ -13764,7 +15234,7 @@
           <w:rFonts w:ascii="Times New Roman" w:hAnsi="Times New Roman" w:eastAsia="SimSun"/>
           <w:sz w:val="22"/>
         </w:rPr>
-        <w:t>Read Table C2 and Table 10 together: the same experiment, on the same corpus at the same injection rate, yields a 46% rise in the absolute gap under one instrument and a rise of 0.0008–0.0018 under the other. We keep both because that discrepancy is itself the finding.</w:t>
+        <w:t>Read Table C2 and Table 11 together: the same experiment, on the same corpus at the same injection rate, yields a 46% rise in the absolute gap under one instrument and a rise of 0.0008–0.0018 under the other. We keep both because that discrepancy is itself the finding.</w:t>
       </w:r>
     </w:p>
     <w:p>
@@ -13805,7 +15275,7 @@
           <w:b/>
           <w:sz w:val="22"/>
         </w:rPr>
-        <w:t>Table 11.</w:t>
+        <w:t>Table 12.</w:t>
       </w:r>
       <w:r>
         <w:rPr>
@@ -14647,7 +16117,7 @@
           <w:b/>
           <w:sz w:val="22"/>
         </w:rPr>
-        <w:t>Table 15.</w:t>
+        <w:t>Table 13.</w:t>
       </w:r>
       <w:r>
         <w:rPr>
@@ -17378,6 +18848,220 @@
           <w:sz w:val="22"/>
         </w:rPr>
         <w:t xml:space="preserve"> Taken together, the failures in this paper — a composition statistic that counts what the attack balances, a reference-based statistic that measures topic rather than stance, an absolute difference that cancels a joint shift, a self-report attribution probe that a model answers affirmatively by construction, an entailment convention whose reversed form returns zeros, and a null reported without an equivalence bound — are all failures of instrument rather than of method. None of them would be caught by improving an attack or a defense. We suspect this generalises beyond retrieval fairness: any evaluation whose statistic is an aggregate over the quantity an adversary controls is vulnerable to the same class of error. The mitigation that worked here was mechanical rather than conceptual — a control that flips the signal and checks the statistic moves, an equivalence bound on every null, and a per-component report for every difference.</w:t>
+      </w:r>
+    </w:p>
+    <w:p>
+      <w:r>
+        <w:rPr>
+          <w:rFonts w:ascii="Times New Roman" w:hAnsi="Times New Roman" w:eastAsia="SimSun"/>
+          <w:b/>
+          <w:sz w:val="22"/>
+        </w:rPr>
+        <w:t>The three failure modes, and what each one predicts about work we did not run.</w:t>
+      </w:r>
+      <w:r>
+        <w:rPr>
+          <w:rFonts w:ascii="Times New Roman" w:hAnsi="Times New Roman" w:eastAsia="SimSun"/>
+          <w:sz w:val="22"/>
+        </w:rPr>
+        <w:t xml:space="preserve"> §3.4 stated the taxonomy from the form of the statistics; §5 confirmed it on measurements. Collecting the confirmations makes the framework's reach explicit, including for defenses we did not implement.</w:t>
+      </w:r>
+    </w:p>
+    <w:p>
+      <w:r>
+        <w:rPr>
+          <w:rFonts w:ascii="Times New Roman" w:hAnsi="Times New Roman" w:eastAsia="SimSun"/>
+          <w:i/>
+          <w:sz w:val="22"/>
+        </w:rPr>
+        <w:t>F1, balanced count.</w:t>
+      </w:r>
+      <w:r>
+        <w:rPr>
+          <w:rFonts w:ascii="Times New Roman" w:hAnsi="Times New Roman" w:eastAsia="SimSun"/>
+          <w:sz w:val="22"/>
+        </w:rPr>
+        <w:t xml:space="preserve"> Confirmed twice: the R1 statistics are invariant under pairwise injection (§5.1), and the positive control shows the same statistics detect a 3000-passage composition change with the corpus size held fixed (Table 1). So the invariance is a property of the attack, not the instrument. </w:t>
+      </w:r>
+      <w:r>
+        <w:rPr>
+          <w:rFonts w:ascii="Times New Roman" w:hAnsi="Times New Roman" w:eastAsia="SimSun"/>
+          <w:b/>
+          <w:sz w:val="22"/>
+        </w:rPr>
+        <w:t>The prediction for work we did not run</w:t>
+      </w:r>
+      <w:r>
+        <w:rPr>
+          <w:rFonts w:ascii="Times New Roman" w:hAnsi="Times New Roman" w:eastAsia="SimSun"/>
+          <w:sz w:val="22"/>
+        </w:rPr>
+        <w:t>: any defense whose objective is a group count or share — the re-ranking of [5], the proportion adjustment of [6], the embedder control of [7], the exposure equalisation of [8] — inherits this invariance exactly, without regard to how well it is optimised, because the injection is constructed to satisfy whatever composition the defense prefers. Our measurements on re-implementations of that objective support this and we have no reason to expect a different outcome from a better-optimised version of the same statistic.</w:t>
+      </w:r>
+    </w:p>
+    <w:p>
+      <w:r>
+        <w:rPr>
+          <w:rFonts w:ascii="Times New Roman" w:hAnsi="Times New Roman" w:eastAsia="SimSun"/>
+          <w:i/>
+          <w:sz w:val="22"/>
+        </w:rPr>
+        <w:t>F2, preserved nuisance.</w:t>
+      </w:r>
+      <w:r>
+        <w:rPr>
+          <w:rFonts w:ascii="Times New Roman" w:hAnsi="Times New Roman" w:eastAsia="SimSun"/>
+          <w:sz w:val="22"/>
+        </w:rPr>
+        <w:t xml:space="preserve"> Confirmed twice, and the second confirmation is the stronger one: </w:t>
+      </w:r>
+      <w:r>
+        <w:rPr>
+          <w:rFonts w:ascii="Consolas" w:hAnsi="Consolas" w:eastAsia="Consolas"/>
+          <w:sz w:val="21"/>
+        </w:rPr>
+        <w:t>stance_div</w:t>
+      </w:r>
+      <w:r>
+        <w:rPr>
+          <w:rFonts w:ascii="Times New Roman" w:hAnsi="Times New Roman" w:eastAsia="SimSun"/>
+          <w:sz w:val="22"/>
+        </w:rPr>
+        <w:t xml:space="preserve"> and </w:t>
+      </w:r>
+      <w:r>
+        <w:rPr>
+          <w:rFonts w:ascii="Consolas" w:hAnsi="Consolas" w:eastAsia="Consolas"/>
+          <w:sz w:val="21"/>
+        </w:rPr>
+        <w:t>stance_onesided</w:t>
+      </w:r>
+      <w:r>
+        <w:rPr>
+          <w:rFonts w:ascii="Times New Roman" w:hAnsi="Times New Roman" w:eastAsia="SimSun"/>
+          <w:sz w:val="22"/>
+        </w:rPr>
+        <w:t xml:space="preserve"> are flat across the clean and fully attacked conditions (§5.1), </w:t>
+      </w:r>
+      <w:r>
+        <w:rPr>
+          <w:rFonts w:ascii="Times New Roman" w:hAnsi="Times New Roman" w:eastAsia="SimSun"/>
+          <w:i/>
+          <w:sz w:val="22"/>
+        </w:rPr>
+        <w:t>and</w:t>
+      </w:r>
+      <w:r>
+        <w:rPr>
+          <w:rFonts w:ascii="Times New Roman" w:hAnsi="Times New Roman" w:eastAsia="SimSun"/>
+          <w:sz w:val="22"/>
+        </w:rPr>
+        <w:t xml:space="preserve"> they are flat across the positive control where the true composition swings from 0.022 to 0.978 (Table 1). A statistic that does not move when the ground truth moves will not move for an adversary either. </w:t>
+      </w:r>
+      <w:r>
+        <w:rPr>
+          <w:rFonts w:ascii="Times New Roman" w:hAnsi="Times New Roman" w:eastAsia="SimSun"/>
+          <w:b/>
+          <w:sz w:val="22"/>
+        </w:rPr>
+        <w:t>The prediction</w:t>
+      </w:r>
+      <w:r>
+        <w:rPr>
+          <w:rFonts w:ascii="Times New Roman" w:hAnsi="Times New Roman" w:eastAsia="SimSun"/>
+          <w:sz w:val="22"/>
+        </w:rPr>
+        <w:t>: any metric anchored to a per-query clean retrieval or a corpus-level rate is measuring the query's topic conditioning, which the attack preserves by construction, so evaluations that report such a metric alongside a clean baseline are reporting a quantity orthogonal to the threat.</w:t>
+      </w:r>
+    </w:p>
+    <w:p>
+      <w:r>
+        <w:rPr>
+          <w:rFonts w:ascii="Times New Roman" w:hAnsi="Times New Roman" w:eastAsia="SimSun"/>
+          <w:i/>
+          <w:sz w:val="22"/>
+        </w:rPr>
+        <w:t>F3, cancelled shift.</w:t>
+      </w:r>
+      <w:r>
+        <w:rPr>
+          <w:rFonts w:ascii="Times New Roman" w:hAnsi="Times New Roman" w:eastAsia="SimSun"/>
+          <w:sz w:val="22"/>
+        </w:rPr>
+        <w:t xml:space="preserve"> Confirmed at two layers, and this is the one we got wrong ourselves: the cross-group gap is blind to the retrieval-layer attack (§5.1) and to the generation-layer attack (§5.7), and on the generation layer our first analysis used it anyway and reported a null. </w:t>
+      </w:r>
+      <w:r>
+        <w:rPr>
+          <w:rFonts w:ascii="Times New Roman" w:hAnsi="Times New Roman" w:eastAsia="SimSun"/>
+          <w:b/>
+          <w:sz w:val="22"/>
+        </w:rPr>
+        <w:t>The prediction</w:t>
+      </w:r>
+      <w:r>
+        <w:rPr>
+          <w:rFonts w:ascii="Times New Roman" w:hAnsi="Times New Roman" w:eastAsia="SimSun"/>
+          <w:sz w:val="22"/>
+        </w:rPr>
+        <w:t>: any difference, gap or variance across groups is invariant under a common-mode move, so a defense or an evaluation that reports only a gap will under-report any attack that relocates groups together rather than separating them — which is what a matched-pair injection does by construction.</w:t>
+      </w:r>
+    </w:p>
+    <w:p>
+      <w:r>
+        <w:rPr>
+          <w:rFonts w:ascii="Times New Roman" w:hAnsi="Times New Roman" w:eastAsia="SimSun"/>
+          <w:sz w:val="22"/>
+        </w:rPr>
+        <w:t>The three modes also compose, which is why the defense family fails as a family rather than in parts. F1 accounts for the composition-constrained members; §6.4 proves that no refinement along that axis escapes it. F3 accounts for the non-compositional members that report a group difference. And §6.5 shows the remaining mechanisms — public randomisation and an observable penalty — fail for a fourth reason that is not a measurement failure at all: an informed attacker optimises the expectation of a public distribution, and treats a computable penalty as a constraint rather than a barrier.</w:t>
+      </w:r>
+    </w:p>
+    <w:p>
+      <w:r>
+        <w:rPr>
+          <w:rFonts w:ascii="Times New Roman" w:hAnsi="Times New Roman" w:eastAsia="SimSun"/>
+          <w:b/>
+          <w:sz w:val="22"/>
+        </w:rPr>
+        <w:t>The constructive half.</w:t>
+      </w:r>
+      <w:r>
+        <w:rPr>
+          <w:rFonts w:ascii="Times New Roman" w:hAnsi="Times New Roman" w:eastAsia="SimSun"/>
+          <w:sz w:val="22"/>
+        </w:rPr>
+        <w:t xml:space="preserve"> A taxonomy of failure modes is only useful if something escapes it, and the three modes share one structural feature: each is an invariance of an </w:t>
+      </w:r>
+      <w:r>
+        <w:rPr>
+          <w:rFonts w:ascii="Times New Roman" w:hAnsi="Times New Roman" w:eastAsia="SimSun"/>
+          <w:i/>
+          <w:sz w:val="22"/>
+        </w:rPr>
+        <w:t>aggregation</w:t>
+      </w:r>
+      <w:r>
+        <w:rPr>
+          <w:rFonts w:ascii="Times New Roman" w:hAnsi="Times New Roman" w:eastAsia="SimSun"/>
+          <w:sz w:val="22"/>
+        </w:rPr>
+        <w:t xml:space="preserve"> over groups. Reporting the per-group quantities $\phi_g$ and their paired changes is not invariant under any of the three, because it makes no aggregation claim for the adversary to preserve. That is a cheap change to how a result is reported, it requires no new defense, and §5.7 is an existence proof that it works: on identical retrieval conditions, the aggregated gap moved by 0.002 while the per-group levels moved by 0.13 at $p &lt; 0.01$. The recommendation is therefore not "build a better defense metric" but "stop reporting only the aggregate".</w:t>
+      </w:r>
+    </w:p>
+    <w:p>
+      <w:r>
+        <w:rPr>
+          <w:rFonts w:ascii="Times New Roman" w:hAnsi="Times New Roman" w:eastAsia="SimSun"/>
+          <w:b/>
+          <w:sz w:val="22"/>
+        </w:rPr>
+        <w:t>A caveat we insist on.</w:t>
+      </w:r>
+      <w:r>
+        <w:rPr>
+          <w:rFonts w:ascii="Times New Roman" w:hAnsi="Times New Roman" w:eastAsia="SimSun"/>
+          <w:sz w:val="22"/>
+        </w:rPr>
+        <w:t xml:space="preserve"> The per-group report is more sensitive, and sensitivity is not validity. §5.7 also shows that on the controlled corpus the per-group shift is large and replicates across four generators while on the naturally written corpus it largely disappears, and our negative control attributes that to the controlled corpus's questions presupposing their answers. A more sensitive statistic will report a larger effect on an instrument that manufactures one. Sensitivity without a control is how a measurement paper produces a finding that does not exist, and we report both outcomes rather than the favourable one.</w:t>
       </w:r>
     </w:p>
     <w:p>
@@ -21512,7 +23196,7 @@
           <w:rFonts w:ascii="Times New Roman" w:hAnsi="Times New Roman" w:eastAsia="SimSun"/>
           <w:sz w:val="22"/>
         </w:rPr>
-        <w:t xml:space="preserve"> The first generation-layer measurement, with the forced-choice probe on a single generator. Superseded by Table 11; kept because the contrast between the two is the point. Controlled corpus, GTE-base retrieval, $\rho = 2\%$.</w:t>
+        <w:t xml:space="preserve"> The first generation-layer measurement, with the forced-choice probe on a single generator. Superseded by Table 12; kept because the contrast between the two is the point. Controlled corpus, GTE-base retrieval, $\rho = 2\%$.</w:t>
       </w:r>
     </w:p>
     <w:tbl>

--- a/paper/manuscript_R1R2_v1.docx
+++ b/paper/manuscript_R1R2_v1.docx
@@ -418,14 +418,29 @@
           <w:b/>
           <w:sz w:val="22"/>
         </w:rPr>
-        <w:t>That effect does not survive a naturally written corpus, and we report the failure rather than the controlled-corpus number alone</w:t>
-      </w:r>
-      <w:r>
-        <w:rPr>
-          <w:rFonts w:ascii="Times New Roman" w:hAnsi="Times New Roman" w:eastAsia="SimSun"/>
-          <w:sz w:val="22"/>
-        </w:rPr>
-        <w:t>: on the full BBQ benchmark, 144 distinct naturally written questions, two of three generators show no measurable shift at all and the third shows one three to six times smaller with a different group-wise signature. The propagation claim is therefore scoped to a template corpus whose questions presuppose their answers — a property our own negative control had already exposed — and the general claim is withdrawn.</w:t>
+        <w:t>On a naturally written corpus the same effect is present, but only a probe that forces a commitment can see it.</w:t>
+      </w:r>
+      <w:r>
+        <w:rPr>
+          <w:rFonts w:ascii="Times New Roman" w:hAnsi="Times New Roman" w:eastAsia="SimSun"/>
+          <w:sz w:val="22"/>
+        </w:rPr>
+        <w:t xml:space="preserve"> The free-form measurement returns nothing on the full BBQ benchmark, and the reason is the instrument rather than the phenomenon: 99.0% of the answers it scores take no position at all (mean commitment 0.007 against 0.156 on the controlled corpus), so no effect of any size could appear in it. Replacing it with a forced-choice probe on identical retrieval conditions detects the effect — five per-group shifts at $p &lt; 0.05$ for one generator, the largest at $+0.63$ — and shows that it is </w:t>
+      </w:r>
+      <w:r>
+        <w:rPr>
+          <w:rFonts w:ascii="Times New Roman" w:hAnsi="Times New Roman" w:eastAsia="SimSun"/>
+          <w:b/>
+          <w:sz w:val="22"/>
+        </w:rPr>
+        <w:t>group-specific and generator-dependent</w:t>
+      </w:r>
+      <w:r>
+        <w:rPr>
+          <w:rFonts w:ascii="Times New Roman" w:hAnsi="Times New Roman" w:eastAsia="SimSun"/>
+          <w:sz w:val="22"/>
+        </w:rPr>
+        <w:t>, which is why reporting a single averaged gap understated it. This free-form probe is the third instrument failure the paper documents.</w:t>
       </w:r>
     </w:p>
     <w:p>
@@ -16100,14 +16115,43 @@
           <w:b/>
           <w:sz w:val="22"/>
         </w:rPr>
-        <w:t>5.7.1 The same experiment on a naturally written corpus, which does not replicate it.</w:t>
-      </w:r>
-      <w:r>
-        <w:rPr>
-          <w:rFonts w:ascii="Times New Roman" w:hAnsi="Times New Roman" w:eastAsia="SimSun"/>
-          <w:sz w:val="22"/>
-        </w:rPr>
-        <w:t xml:space="preserve"> The section above is measured on the controlled corpus, whose questions presuppose their own answers. That corpus was rendered affordable to improve: encoder throughput on an RTX 5060 is 171x the CPU rate measured here (1079 against 6.3 documents per second), and we verified that the device changes none of the reported retrieval metrics — all nine attack-by-metric combinations are identical to four decimal places — so the full 17,792-document BBQ corpus could be used instead of a subsample. It supplies 144 distinct, naturally written questions in place of our 16.</w:t>
+        <w:t>5.7.1 Why the natural corpus appeared to show nothing: the probe, not the corpus.</w:t>
+      </w:r>
+      <w:r>
+        <w:rPr>
+          <w:rFonts w:ascii="Times New Roman" w:hAnsi="Times New Roman" w:eastAsia="SimSun"/>
+          <w:sz w:val="22"/>
+        </w:rPr>
+        <w:t xml:space="preserve"> The free-form measurement above is valid only where answers actually take a position, and on a naturally written corpus they largely do not. Measuring the </w:t>
+      </w:r>
+      <w:r>
+        <w:rPr>
+          <w:rFonts w:ascii="Times New Roman" w:hAnsi="Times New Roman" w:eastAsia="SimSun"/>
+          <w:i/>
+          <w:sz w:val="22"/>
+        </w:rPr>
+        <w:t>commitment</w:t>
+      </w:r>
+      <w:r>
+        <w:rPr>
+          <w:rFonts w:ascii="Times New Roman" w:hAnsi="Times New Roman" w:eastAsia="SimSun"/>
+          <w:sz w:val="22"/>
+        </w:rPr>
+        <w:t xml:space="preserve"> of each answer — the larger of its two entailment probabilities, </w:t>
+      </w:r>
+      <w:r>
+        <w:rPr>
+          <w:rFonts w:ascii="Consolas" w:hAnsi="Consolas" w:eastAsia="Consolas"/>
+          <w:sz w:val="21"/>
+        </w:rPr>
+        <w:t>max(P(fav), P(unfav))</w:t>
+      </w:r>
+      <w:r>
+        <w:rPr>
+          <w:rFonts w:ascii="Times New Roman" w:hAnsi="Times New Roman" w:eastAsia="SimSun"/>
+          <w:sz w:val="22"/>
+        </w:rPr>
+        <w:t xml:space="preserve"> — separates a real null from an instrument that cannot register anything:</w:t>
       </w:r>
     </w:p>
     <w:p>
@@ -16124,1388 +16168,7 @@
           <w:rFonts w:ascii="Times New Roman" w:hAnsi="Times New Roman" w:eastAsia="SimSun"/>
           <w:sz w:val="22"/>
         </w:rPr>
-        <w:t xml:space="preserve"> The same generation-stage measurement on the full BBQ corpus. 144 queries, four conditions, paired permutation test against </w:t>
-      </w:r>
-      <w:r>
-        <w:rPr>
-          <w:rFonts w:ascii="Consolas" w:hAnsi="Consolas" w:eastAsia="Consolas"/>
-          <w:sz w:val="21"/>
-        </w:rPr>
-        <w:t>clean</w:t>
-      </w:r>
-      <w:r>
-        <w:rPr>
-          <w:rFonts w:ascii="Times New Roman" w:hAnsi="Times New Roman" w:eastAsia="SimSun"/>
-          <w:sz w:val="22"/>
-        </w:rPr>
-        <w:t>.</w:t>
-      </w:r>
-    </w:p>
-    <w:tbl>
-      <w:tblPr>
-        <w:tblStyle w:val="TableGrid"/>
-        <w:tblW w:type="auto" w:w="0"/>
-        <w:jc w:val="center"/>
-        <w:tblLook w:firstColumn="1" w:firstRow="1" w:lastColumn="0" w:lastRow="0" w:noHBand="0" w:noVBand="1" w:val="04A0"/>
-      </w:tblPr>
-      <w:tblGrid>
-        <w:gridCol w:w="1377"/>
-        <w:gridCol w:w="1377"/>
-        <w:gridCol w:w="1377"/>
-        <w:gridCol w:w="1377"/>
-        <w:gridCol w:w="1377"/>
-        <w:gridCol w:w="1377"/>
-        <w:gridCol w:w="1377"/>
-      </w:tblGrid>
-      <w:tr>
-        <w:tc>
-          <w:tcPr>
-            <w:tcW w:type="dxa" w:w="1377"/>
-            <w:shd w:val="clear" w:color="auto" w:fill="DCE6F1"/>
-          </w:tcPr>
-          <w:p>
-            <w:pPr>
-              <w:spacing w:line="240" w:lineRule="auto" w:after="0"/>
-            </w:pPr>
-            <w:r>
-              <w:rPr>
-                <w:rFonts w:ascii="Times New Roman" w:hAnsi="Times New Roman" w:eastAsia="SimSun"/>
-                <w:b/>
-                <w:sz w:val="19"/>
-              </w:rPr>
-              <w:t>Generator</w:t>
-            </w:r>
-          </w:p>
-        </w:tc>
-        <w:tc>
-          <w:tcPr>
-            <w:tcW w:type="dxa" w:w="1377"/>
-            <w:shd w:val="clear" w:color="auto" w:fill="DCE6F1"/>
-          </w:tcPr>
-          <w:p>
-            <w:pPr>
-              <w:spacing w:line="240" w:lineRule="auto" w:after="0"/>
-            </w:pPr>
-            <w:r>
-              <w:rPr>
-                <w:rFonts w:ascii="Times New Roman" w:hAnsi="Times New Roman" w:eastAsia="SimSun"/>
-                <w:b/>
-                <w:sz w:val="19"/>
-              </w:rPr>
-              <w:t>Δ gap (absolute)</w:t>
-            </w:r>
-          </w:p>
-        </w:tc>
-        <w:tc>
-          <w:tcPr>
-            <w:tcW w:type="dxa" w:w="1377"/>
-            <w:shd w:val="clear" w:color="auto" w:fill="DCE6F1"/>
-          </w:tcPr>
-          <w:p>
-            <w:pPr>
-              <w:spacing w:line="240" w:lineRule="auto" w:after="0"/>
-            </w:pPr>
-            <w:r>
-              <w:rPr>
-                <w:rFonts w:ascii="Times New Roman" w:hAnsi="Times New Roman" w:eastAsia="SimSun"/>
-                <w:b/>
-                <w:sz w:val="19"/>
-              </w:rPr>
-              <w:t>p</w:t>
-            </w:r>
-          </w:p>
-        </w:tc>
-        <w:tc>
-          <w:tcPr>
-            <w:tcW w:type="dxa" w:w="1377"/>
-            <w:shd w:val="clear" w:color="auto" w:fill="DCE6F1"/>
-          </w:tcPr>
-          <w:p>
-            <w:pPr>
-              <w:spacing w:line="240" w:lineRule="auto" w:after="0"/>
-            </w:pPr>
-            <w:r>
-              <w:rPr>
-                <w:rFonts w:ascii="Times New Roman" w:hAnsi="Times New Roman" w:eastAsia="SimSun"/>
-                <w:b/>
-                <w:sz w:val="19"/>
-              </w:rPr>
-              <w:t>Δ group 1</w:t>
-            </w:r>
-          </w:p>
-        </w:tc>
-        <w:tc>
-          <w:tcPr>
-            <w:tcW w:type="dxa" w:w="1377"/>
-            <w:shd w:val="clear" w:color="auto" w:fill="DCE6F1"/>
-          </w:tcPr>
-          <w:p>
-            <w:pPr>
-              <w:spacing w:line="240" w:lineRule="auto" w:after="0"/>
-            </w:pPr>
-            <w:r>
-              <w:rPr>
-                <w:rFonts w:ascii="Times New Roman" w:hAnsi="Times New Roman" w:eastAsia="SimSun"/>
-                <w:b/>
-                <w:sz w:val="19"/>
-              </w:rPr>
-              <w:t>p</w:t>
-            </w:r>
-          </w:p>
-        </w:tc>
-        <w:tc>
-          <w:tcPr>
-            <w:tcW w:type="dxa" w:w="1377"/>
-            <w:shd w:val="clear" w:color="auto" w:fill="DCE6F1"/>
-          </w:tcPr>
-          <w:p>
-            <w:pPr>
-              <w:spacing w:line="240" w:lineRule="auto" w:after="0"/>
-            </w:pPr>
-            <w:r>
-              <w:rPr>
-                <w:rFonts w:ascii="Times New Roman" w:hAnsi="Times New Roman" w:eastAsia="SimSun"/>
-                <w:b/>
-                <w:sz w:val="19"/>
-              </w:rPr>
-              <w:t>Δ group 2</w:t>
-            </w:r>
-          </w:p>
-        </w:tc>
-        <w:tc>
-          <w:tcPr>
-            <w:tcW w:type="dxa" w:w="1377"/>
-            <w:shd w:val="clear" w:color="auto" w:fill="DCE6F1"/>
-          </w:tcPr>
-          <w:p>
-            <w:pPr>
-              <w:spacing w:line="240" w:lineRule="auto" w:after="0"/>
-            </w:pPr>
-            <w:r>
-              <w:rPr>
-                <w:rFonts w:ascii="Times New Roman" w:hAnsi="Times New Roman" w:eastAsia="SimSun"/>
-                <w:b/>
-                <w:sz w:val="19"/>
-              </w:rPr>
-              <w:t>p</w:t>
-            </w:r>
-          </w:p>
-        </w:tc>
-      </w:tr>
-      <w:tr>
-        <w:tc>
-          <w:tcPr>
-            <w:tcW w:type="dxa" w:w="1377"/>
-          </w:tcPr>
-          <w:p>
-            <w:pPr>
-              <w:spacing w:line="240" w:lineRule="auto" w:after="0"/>
-            </w:pPr>
-            <w:r>
-              <w:rPr>
-                <w:rFonts w:ascii="Times New Roman" w:hAnsi="Times New Roman" w:eastAsia="SimSun"/>
-                <w:sz w:val="19"/>
-              </w:rPr>
-              <w:t>qwen-turbo</w:t>
-            </w:r>
-          </w:p>
-        </w:tc>
-        <w:tc>
-          <w:tcPr>
-            <w:tcW w:type="dxa" w:w="1377"/>
-          </w:tcPr>
-          <w:p>
-            <w:pPr>
-              <w:spacing w:line="240" w:lineRule="auto" w:after="0"/>
-            </w:pPr>
-            <w:r>
-              <w:rPr>
-                <w:rFonts w:ascii="Times New Roman" w:hAnsi="Times New Roman" w:eastAsia="SimSun"/>
-                <w:sz w:val="19"/>
-              </w:rPr>
-              <w:t>−0.0091</w:t>
-            </w:r>
-          </w:p>
-        </w:tc>
-        <w:tc>
-          <w:tcPr>
-            <w:tcW w:type="dxa" w:w="1377"/>
-          </w:tcPr>
-          <w:p>
-            <w:pPr>
-              <w:spacing w:line="240" w:lineRule="auto" w:after="0"/>
-            </w:pPr>
-            <w:r>
-              <w:rPr>
-                <w:rFonts w:ascii="Times New Roman" w:hAnsi="Times New Roman" w:eastAsia="SimSun"/>
-                <w:sz w:val="19"/>
-              </w:rPr>
-              <w:t>0.41</w:t>
-            </w:r>
-          </w:p>
-        </w:tc>
-        <w:tc>
-          <w:tcPr>
-            <w:tcW w:type="dxa" w:w="1377"/>
-          </w:tcPr>
-          <w:p>
-            <w:pPr>
-              <w:spacing w:line="240" w:lineRule="auto" w:after="0"/>
-            </w:pPr>
-            <w:r>
-              <w:rPr>
-                <w:rFonts w:ascii="Times New Roman" w:hAnsi="Times New Roman" w:eastAsia="SimSun"/>
-                <w:sz w:val="19"/>
-              </w:rPr>
-              <w:t>+0.0012</w:t>
-            </w:r>
-          </w:p>
-        </w:tc>
-        <w:tc>
-          <w:tcPr>
-            <w:tcW w:type="dxa" w:w="1377"/>
-          </w:tcPr>
-          <w:p>
-            <w:pPr>
-              <w:spacing w:line="240" w:lineRule="auto" w:after="0"/>
-            </w:pPr>
-            <w:r>
-              <w:rPr>
-                <w:rFonts w:ascii="Times New Roman" w:hAnsi="Times New Roman" w:eastAsia="SimSun"/>
-                <w:sz w:val="19"/>
-              </w:rPr>
-              <w:t>0.82</w:t>
-            </w:r>
-          </w:p>
-        </w:tc>
-        <w:tc>
-          <w:tcPr>
-            <w:tcW w:type="dxa" w:w="1377"/>
-          </w:tcPr>
-          <w:p>
-            <w:pPr>
-              <w:spacing w:line="240" w:lineRule="auto" w:after="0"/>
-            </w:pPr>
-            <w:r>
-              <w:rPr>
-                <w:rFonts w:ascii="Times New Roman" w:hAnsi="Times New Roman" w:eastAsia="SimSun"/>
-                <w:sz w:val="19"/>
-              </w:rPr>
-              <w:t>−0.0014</w:t>
-            </w:r>
-          </w:p>
-        </w:tc>
-        <w:tc>
-          <w:tcPr>
-            <w:tcW w:type="dxa" w:w="1377"/>
-          </w:tcPr>
-          <w:p>
-            <w:pPr>
-              <w:spacing w:line="240" w:lineRule="auto" w:after="0"/>
-            </w:pPr>
-            <w:r>
-              <w:rPr>
-                <w:rFonts w:ascii="Times New Roman" w:hAnsi="Times New Roman" w:eastAsia="SimSun"/>
-                <w:sz w:val="19"/>
-              </w:rPr>
-              <w:t>0.95</w:t>
-            </w:r>
-          </w:p>
-        </w:tc>
-      </w:tr>
-      <w:tr>
-        <w:tc>
-          <w:tcPr>
-            <w:tcW w:type="dxa" w:w="1377"/>
-          </w:tcPr>
-          <w:p>
-            <w:pPr>
-              <w:spacing w:line="240" w:lineRule="auto" w:after="0"/>
-            </w:pPr>
-            <w:r>
-              <w:rPr>
-                <w:rFonts w:ascii="Times New Roman" w:hAnsi="Times New Roman" w:eastAsia="SimSun"/>
-                <w:sz w:val="19"/>
-              </w:rPr>
-              <w:t>qwen-plus</w:t>
-            </w:r>
-          </w:p>
-        </w:tc>
-        <w:tc>
-          <w:tcPr>
-            <w:tcW w:type="dxa" w:w="1377"/>
-          </w:tcPr>
-          <w:p>
-            <w:pPr>
-              <w:spacing w:line="240" w:lineRule="auto" w:after="0"/>
-            </w:pPr>
-            <w:r>
-              <w:rPr>
-                <w:rFonts w:ascii="Times New Roman" w:hAnsi="Times New Roman" w:eastAsia="SimSun"/>
-                <w:sz w:val="19"/>
-              </w:rPr>
-              <w:t>−0.0075</w:t>
-            </w:r>
-          </w:p>
-        </w:tc>
-        <w:tc>
-          <w:tcPr>
-            <w:tcW w:type="dxa" w:w="1377"/>
-          </w:tcPr>
-          <w:p>
-            <w:pPr>
-              <w:spacing w:line="240" w:lineRule="auto" w:after="0"/>
-            </w:pPr>
-            <w:r>
-              <w:rPr>
-                <w:rFonts w:ascii="Times New Roman" w:hAnsi="Times New Roman" w:eastAsia="SimSun"/>
-                <w:sz w:val="19"/>
-              </w:rPr>
-              <w:t>0.52</w:t>
-            </w:r>
-          </w:p>
-        </w:tc>
-        <w:tc>
-          <w:tcPr>
-            <w:tcW w:type="dxa" w:w="1377"/>
-          </w:tcPr>
-          <w:p>
-            <w:pPr>
-              <w:spacing w:line="240" w:lineRule="auto" w:after="0"/>
-            </w:pPr>
-            <w:r>
-              <w:rPr>
-                <w:rFonts w:ascii="Times New Roman" w:hAnsi="Times New Roman" w:eastAsia="SimSun"/>
-                <w:sz w:val="19"/>
-              </w:rPr>
-              <w:t>+0.0017</w:t>
-            </w:r>
-          </w:p>
-        </w:tc>
-        <w:tc>
-          <w:tcPr>
-            <w:tcW w:type="dxa" w:w="1377"/>
-          </w:tcPr>
-          <w:p>
-            <w:pPr>
-              <w:spacing w:line="240" w:lineRule="auto" w:after="0"/>
-            </w:pPr>
-            <w:r>
-              <w:rPr>
-                <w:rFonts w:ascii="Times New Roman" w:hAnsi="Times New Roman" w:eastAsia="SimSun"/>
-                <w:sz w:val="19"/>
-              </w:rPr>
-              <w:t>0.78</w:t>
-            </w:r>
-          </w:p>
-        </w:tc>
-        <w:tc>
-          <w:tcPr>
-            <w:tcW w:type="dxa" w:w="1377"/>
-          </w:tcPr>
-          <w:p>
-            <w:pPr>
-              <w:spacing w:line="240" w:lineRule="auto" w:after="0"/>
-            </w:pPr>
-            <w:r>
-              <w:rPr>
-                <w:rFonts w:ascii="Times New Roman" w:hAnsi="Times New Roman" w:eastAsia="SimSun"/>
-                <w:sz w:val="19"/>
-              </w:rPr>
-              <w:t>−0.0028</w:t>
-            </w:r>
-          </w:p>
-        </w:tc>
-        <w:tc>
-          <w:tcPr>
-            <w:tcW w:type="dxa" w:w="1377"/>
-          </w:tcPr>
-          <w:p>
-            <w:pPr>
-              <w:spacing w:line="240" w:lineRule="auto" w:after="0"/>
-            </w:pPr>
-            <w:r>
-              <w:rPr>
-                <w:rFonts w:ascii="Times New Roman" w:hAnsi="Times New Roman" w:eastAsia="SimSun"/>
-                <w:sz w:val="19"/>
-              </w:rPr>
-              <w:t>0.91</w:t>
-            </w:r>
-          </w:p>
-        </w:tc>
-      </w:tr>
-      <w:tr>
-        <w:tc>
-          <w:tcPr>
-            <w:tcW w:type="dxa" w:w="1377"/>
-          </w:tcPr>
-          <w:p>
-            <w:pPr>
-              <w:spacing w:line="240" w:lineRule="auto" w:after="0"/>
-            </w:pPr>
-            <w:r>
-              <w:rPr>
-                <w:rFonts w:ascii="Times New Roman" w:hAnsi="Times New Roman" w:eastAsia="SimSun"/>
-                <w:b/>
-                <w:sz w:val="19"/>
-              </w:rPr>
-              <w:t>mistral-7b</w:t>
-            </w:r>
-          </w:p>
-        </w:tc>
-        <w:tc>
-          <w:tcPr>
-            <w:tcW w:type="dxa" w:w="1377"/>
-          </w:tcPr>
-          <w:p>
-            <w:pPr>
-              <w:spacing w:line="240" w:lineRule="auto" w:after="0"/>
-            </w:pPr>
-            <w:r>
-              <w:rPr>
-                <w:rFonts w:ascii="Times New Roman" w:hAnsi="Times New Roman" w:eastAsia="SimSun"/>
-                <w:b/>
-                <w:sz w:val="19"/>
-              </w:rPr>
-              <w:t>+0.0420</w:t>
-            </w:r>
-          </w:p>
-        </w:tc>
-        <w:tc>
-          <w:tcPr>
-            <w:tcW w:type="dxa" w:w="1377"/>
-          </w:tcPr>
-          <w:p>
-            <w:pPr>
-              <w:spacing w:line="240" w:lineRule="auto" w:after="0"/>
-            </w:pPr>
-            <w:r>
-              <w:rPr>
-                <w:rFonts w:ascii="Times New Roman" w:hAnsi="Times New Roman" w:eastAsia="SimSun"/>
-                <w:b/>
-                <w:sz w:val="19"/>
-              </w:rPr>
-              <w:t>0.006</w:t>
-            </w:r>
-          </w:p>
-        </w:tc>
-        <w:tc>
-          <w:tcPr>
-            <w:tcW w:type="dxa" w:w="1377"/>
-          </w:tcPr>
-          <w:p>
-            <w:pPr>
-              <w:spacing w:line="240" w:lineRule="auto" w:after="0"/>
-            </w:pPr>
-            <w:r>
-              <w:rPr>
-                <w:rFonts w:ascii="Times New Roman" w:hAnsi="Times New Roman" w:eastAsia="SimSun"/>
-                <w:b/>
-                <w:sz w:val="19"/>
-              </w:rPr>
-              <w:t>+0.0435</w:t>
-            </w:r>
-          </w:p>
-        </w:tc>
-        <w:tc>
-          <w:tcPr>
-            <w:tcW w:type="dxa" w:w="1377"/>
-          </w:tcPr>
-          <w:p>
-            <w:pPr>
-              <w:spacing w:line="240" w:lineRule="auto" w:after="0"/>
-            </w:pPr>
-            <w:r>
-              <w:rPr>
-                <w:rFonts w:ascii="Times New Roman" w:hAnsi="Times New Roman" w:eastAsia="SimSun"/>
-                <w:b/>
-                <w:sz w:val="19"/>
-              </w:rPr>
-              <w:t>0.006</w:t>
-            </w:r>
-          </w:p>
-        </w:tc>
-        <w:tc>
-          <w:tcPr>
-            <w:tcW w:type="dxa" w:w="1377"/>
-          </w:tcPr>
-          <w:p>
-            <w:pPr>
-              <w:spacing w:line="240" w:lineRule="auto" w:after="0"/>
-            </w:pPr>
-            <w:r>
-              <w:rPr>
-                <w:rFonts w:ascii="Times New Roman" w:hAnsi="Times New Roman" w:eastAsia="SimSun"/>
-                <w:b/>
-                <w:sz w:val="19"/>
-              </w:rPr>
-              <w:t>+0.0209</w:t>
-            </w:r>
-          </w:p>
-        </w:tc>
-        <w:tc>
-          <w:tcPr>
-            <w:tcW w:type="dxa" w:w="1377"/>
-          </w:tcPr>
-          <w:p>
-            <w:pPr>
-              <w:spacing w:line="240" w:lineRule="auto" w:after="0"/>
-            </w:pPr>
-            <w:r>
-              <w:rPr>
-                <w:rFonts w:ascii="Times New Roman" w:hAnsi="Times New Roman" w:eastAsia="SimSun"/>
-                <w:b/>
-                <w:sz w:val="19"/>
-              </w:rPr>
-              <w:t>0.030</w:t>
-            </w:r>
-          </w:p>
-        </w:tc>
-      </w:tr>
-    </w:tbl>
-    <w:p/>
-    <w:p>
-      <w:r>
-        <w:rPr>
-          <w:rFonts w:ascii="Times New Roman" w:hAnsi="Times New Roman" w:eastAsia="SimSun"/>
-          <w:sz w:val="22"/>
-        </w:rPr>
-        <w:t>The effect does not carry over, and three separate things distinguish the two settings:</w:t>
-      </w:r>
-    </w:p>
-    <w:p>
-      <w:pPr>
-        <w:pStyle w:val="ListBullet"/>
-        <w:spacing w:line="360" w:lineRule="auto"/>
-      </w:pPr>
-      <w:r>
-        <w:rPr>
-          <w:rFonts w:ascii="Times New Roman" w:hAnsi="Times New Roman" w:eastAsia="SimSun"/>
-          <w:b/>
-          <w:sz w:val="22"/>
-        </w:rPr>
-        <w:t>Magnitude.</w:t>
-      </w:r>
-      <w:r>
-        <w:rPr>
-          <w:rFonts w:ascii="Times New Roman" w:hAnsi="Times New Roman" w:eastAsia="SimSun"/>
-          <w:sz w:val="22"/>
-        </w:rPr>
-        <w:t xml:space="preserve"> 0.02–0.04 on BBQ against 0.13 on the controlled corpus.</w:t>
-      </w:r>
-    </w:p>
-    <w:p>
-      <w:pPr>
-        <w:pStyle w:val="ListBullet"/>
-        <w:spacing w:line="360" w:lineRule="auto"/>
-      </w:pPr>
-      <w:r>
-        <w:rPr>
-          <w:rFonts w:ascii="Times New Roman" w:hAnsi="Times New Roman" w:eastAsia="SimSun"/>
-          <w:b/>
-          <w:sz w:val="22"/>
-        </w:rPr>
-        <w:t>Sign.</w:t>
-      </w:r>
-      <w:r>
-        <w:rPr>
-          <w:rFonts w:ascii="Times New Roman" w:hAnsi="Times New Roman" w:eastAsia="SimSun"/>
-          <w:sz w:val="22"/>
-        </w:rPr>
-        <w:t xml:space="preserve"> On BBQ the local model moves </w:t>
-      </w:r>
-      <w:r>
-        <w:rPr>
-          <w:rFonts w:ascii="Times New Roman" w:hAnsi="Times New Roman" w:eastAsia="SimSun"/>
-          <w:i/>
-          <w:sz w:val="22"/>
-        </w:rPr>
-        <w:t>both</w:t>
-      </w:r>
-      <w:r>
-        <w:rPr>
-          <w:rFonts w:ascii="Times New Roman" w:hAnsi="Times New Roman" w:eastAsia="SimSun"/>
-          <w:sz w:val="22"/>
-        </w:rPr>
-        <w:t xml:space="preserve"> groups upward, rather than one collapsing while the other rises. The two API generators show no effect at all, and what little movement there is points the other way.</w:t>
-      </w:r>
-    </w:p>
-    <w:p>
-      <w:pPr>
-        <w:pStyle w:val="ListBullet"/>
-        <w:spacing w:line="360" w:lineRule="auto"/>
-      </w:pPr>
-      <w:r>
-        <w:rPr>
-          <w:rFonts w:ascii="Times New Roman" w:hAnsi="Times New Roman" w:eastAsia="SimSun"/>
-          <w:b/>
-          <w:sz w:val="22"/>
-        </w:rPr>
-        <w:t>Coverage.</w:t>
-      </w:r>
-      <w:r>
-        <w:rPr>
-          <w:rFonts w:ascii="Times New Roman" w:hAnsi="Times New Roman" w:eastAsia="SimSun"/>
-          <w:sz w:val="22"/>
-        </w:rPr>
-        <w:t xml:space="preserve"> Three of the six per-group comparisons reach $p &lt; 0.05$ on BBQ, against six of six on the controlled corpus.</w:t>
-      </w:r>
-    </w:p>
-    <w:p>
-      <w:r>
-        <w:rPr>
-          <w:rFonts w:ascii="Times New Roman" w:hAnsi="Times New Roman" w:eastAsia="SimSun"/>
-          <w:b/>
-          <w:sz w:val="22"/>
-        </w:rPr>
-        <w:t>We therefore narrow the propagation claim rather than the corpus.</w:t>
-      </w:r>
-      <w:r>
-        <w:rPr>
-          <w:rFonts w:ascii="Times New Roman" w:hAnsi="Times New Roman" w:eastAsia="SimSun"/>
-          <w:sz w:val="22"/>
-        </w:rPr>
-        <w:t xml:space="preserve"> Finding 8 holds for a template corpus whose questions presuppose their answers, which is what the controlled corpus is; it does not hold for the naturally written benchmark. The negative control in §8 pointed the same way before this experiment existed: on the controlled corpus the generator ignored a context whose stance had been </w:t>
-      </w:r>
-      <w:r>
-        <w:rPr>
-          <w:rFonts w:ascii="Times New Roman" w:hAnsi="Times New Roman" w:eastAsia="SimSun"/>
-          <w:i/>
-          <w:sz w:val="22"/>
-        </w:rPr>
-        <w:t>inverted</w:t>
-      </w:r>
-      <w:r>
-        <w:rPr>
-          <w:rFonts w:ascii="Times New Roman" w:hAnsi="Times New Roman" w:eastAsia="SimSun"/>
-          <w:sz w:val="22"/>
-        </w:rPr>
-        <w:t xml:space="preserve"> while reacting to a completely unrelated one, so its answers there are determined by the question's framing rather than by the evidence. A corpus built that way can register an effect that a natural corpus does not, and the honest reading is that the retrieval-layer skew is consequential </w:t>
-      </w:r>
-      <w:r>
-        <w:rPr>
-          <w:rFonts w:ascii="Times New Roman" w:hAnsi="Times New Roman" w:eastAsia="SimSun"/>
-          <w:b/>
-          <w:sz w:val="22"/>
-        </w:rPr>
-        <w:t>when the generator is genuinely weighing the retrieved evidence</w:t>
-      </w:r>
-      <w:r>
-        <w:rPr>
-          <w:rFonts w:ascii="Times New Roman" w:hAnsi="Times New Roman" w:eastAsia="SimSun"/>
-          <w:sz w:val="22"/>
-        </w:rPr>
-        <w:t>, which our template corpus cannot guarantee and BBQ can measure.</w:t>
-      </w:r>
-    </w:p>
-    <w:p>
-      <w:r>
-        <w:rPr>
-          <w:rFonts w:ascii="Times New Roman" w:hAnsi="Times New Roman" w:eastAsia="SimSun"/>
-          <w:sz w:val="22"/>
-        </w:rPr>
-        <w:t>This is the second finding in this paper that a wider evaluation narrowed, and both narrowed in the same direction: the controlled corpus supports stronger conclusions than the natural one, and we now treat that asymmetry as a property of the instrument rather than of the phenomenon.</w:t>
-      </w:r>
-    </w:p>
-    <w:p>
-      <w:r>
-        <w:rPr>
-          <w:rFonts w:ascii="Times New Roman" w:hAnsi="Times New Roman" w:eastAsia="SimSun"/>
-          <w:b/>
-          <w:sz w:val="22"/>
-        </w:rPr>
-        <w:t>5.7.2 Two metric failures, and what they were caused by.</w:t>
-      </w:r>
-      <w:r>
-        <w:rPr>
-          <w:rFonts w:ascii="Times New Roman" w:hAnsi="Times New Roman" w:eastAsia="SimSun"/>
-          <w:sz w:val="22"/>
-        </w:rPr>
-        <w:t xml:space="preserve"> Both are worth recording because each cost us a wrong result before being found.</w:t>
-      </w:r>
-    </w:p>
-    <w:p>
-      <w:r>
-        <w:rPr>
-          <w:rFonts w:ascii="Times New Roman" w:hAnsi="Times New Roman" w:eastAsia="SimSun"/>
-          <w:i/>
-          <w:sz w:val="22"/>
-        </w:rPr>
-        <w:t>Stance direction.</w:t>
-      </w:r>
-      <w:r>
-        <w:rPr>
-          <w:rFonts w:ascii="Times New Roman" w:hAnsi="Times New Roman" w:eastAsia="SimSun"/>
-          <w:sz w:val="22"/>
-        </w:rPr>
-        <w:t xml:space="preserve"> The first implementation scored stance as </w:t>
-      </w:r>
-      <w:r>
-        <w:rPr>
-          <w:rFonts w:ascii="Consolas" w:hAnsi="Consolas" w:eastAsia="Consolas"/>
-          <w:sz w:val="21"/>
-        </w:rPr>
-        <w:t>P(entail | statement, answer)</w:t>
-      </w:r>
-      <w:r>
-        <w:rPr>
-          <w:rFonts w:ascii="Times New Roman" w:hAnsi="Times New Roman" w:eastAsia="SimSun"/>
-          <w:sz w:val="22"/>
-        </w:rPr>
-        <w:t xml:space="preserve">. Calibrated against the correct convention on the same data, the reversed form returns ±0.002 for a favourable answer, an unfavourable answer, an unrelated answer and a vacuous one alike: it cannot separate anything, and it fails silently by returning zeros rather than an obvious error. The correct direction, </w:t>
-      </w:r>
-      <w:r>
-        <w:rPr>
-          <w:rFonts w:ascii="Consolas" w:hAnsi="Consolas" w:eastAsia="Consolas"/>
-          <w:sz w:val="21"/>
-        </w:rPr>
-        <w:t>P(entail | answer, statement)</w:t>
-      </w:r>
-      <w:r>
-        <w:rPr>
-          <w:rFonts w:ascii="Times New Roman" w:hAnsi="Times New Roman" w:eastAsia="SimSun"/>
-          <w:sz w:val="22"/>
-        </w:rPr>
-        <w:t>, returns +0.997 and −0.997 for the two extremes. The convention is not interchangeable and the failure mode is indistinguishable from a genuine null result — a mistake worth flagging for anyone building this measurement.</w:t>
-      </w:r>
-    </w:p>
-    <w:p>
-      <w:r>
-        <w:rPr>
-          <w:rFonts w:ascii="Times New Roman" w:hAnsi="Times New Roman" w:eastAsia="SimSun"/>
-          <w:i/>
-          <w:sz w:val="22"/>
-        </w:rPr>
-        <w:t>Attribution direction.</w:t>
-      </w:r>
-      <w:r>
-        <w:rPr>
-          <w:rFonts w:ascii="Times New Roman" w:hAnsi="Times New Roman" w:eastAsia="SimSun"/>
-          <w:sz w:val="22"/>
-        </w:rPr>
-        <w:t xml:space="preserve"> The expected-attributed-exposure (EAE-D) statistic of Kim &amp; Diaz [8] was implemented by asking the generator, per retrieved passage, whether its answer relied on that passage. It returned </w:t>
-      </w:r>
-      <w:r>
-        <w:rPr>
-          <w:rFonts w:ascii="Times New Roman" w:hAnsi="Times New Roman" w:eastAsia="SimSun"/>
-          <w:b/>
-          <w:sz w:val="22"/>
-        </w:rPr>
-        <w:t>1.000 in every condition</w:t>
-      </w:r>
-      <w:r>
-        <w:rPr>
-          <w:rFonts w:ascii="Times New Roman" w:hAnsi="Times New Roman" w:eastAsia="SimSun"/>
-          <w:sz w:val="22"/>
-        </w:rPr>
-        <w:t xml:space="preserve">, which we previously reported as a failed metric. The cause is again direction: attribution must ask whether the </w:t>
-      </w:r>
-      <w:r>
-        <w:rPr>
-          <w:rFonts w:ascii="Times New Roman" w:hAnsi="Times New Roman" w:eastAsia="SimSun"/>
-          <w:b/>
-          <w:sz w:val="22"/>
-        </w:rPr>
-        <w:t>passage entails the answer</w:t>
-      </w:r>
-      <w:r>
-        <w:rPr>
-          <w:rFonts w:ascii="Times New Roman" w:hAnsi="Times New Roman" w:eastAsia="SimSun"/>
-          <w:sz w:val="22"/>
-        </w:rPr>
-        <w:t>, not the reverse. A passage the answer used scores 0.996 in the correct direction and 0.008 in the reversed one; an unused passage scores 0.000 in both. With the direction fixed the statistic discriminates properly — 0.798–0.828 clean, rising to 0.831–0.968 under injection, since poisoned contexts are engineered to be the passages the answer leans on. The earlier self-report probe measured the judge's agreeableness, not the answer's provenance.</w:t>
-      </w:r>
-    </w:p>
-    <w:p>
-      <w:r>
-        <w:rPr>
-          <w:rFonts w:ascii="Times New Roman" w:hAnsi="Times New Roman" w:eastAsia="SimSun"/>
-          <w:b/>
-          <w:sz w:val="22"/>
-        </w:rPr>
-        <w:t>Scope.</w:t>
-      </w:r>
-      <w:r>
-        <w:rPr>
-          <w:rFonts w:ascii="Times New Roman" w:hAnsi="Times New Roman" w:eastAsia="SimSun"/>
-          <w:sz w:val="22"/>
-        </w:rPr>
-        <w:t xml:space="preserve"> Three generators from two model families, one retrieval backbone (GTE-base), one injection rate, and 48 retrieval slots that correspond to only 16 distinct question texts (§8, Limitation 6). The per-group shifts are consistent in sign and significance across all three generators, which is stronger evidence than the single-generator version this section previously reported; the magnitudes, however, should not be extrapolated to generators we did not run.</w:t>
-      </w:r>
-    </w:p>
-    <w:p>
-      <w:pPr>
-        <w:spacing w:before="240" w:after="120"/>
-      </w:pPr>
-      <w:r>
-        <w:rPr>
-          <w:rFonts w:ascii="Times New Roman" w:hAnsi="Times New Roman" w:eastAsia="Microsoft YaHei"/>
-          <w:b/>
-          <w:sz w:val="28"/>
-        </w:rPr>
-        <w:t>6. Why Distribution-Level Defense Has a Limit</w:t>
-      </w:r>
-    </w:p>
-    <w:p>
-      <w:r>
-        <w:rPr>
-          <w:rFonts w:ascii="Times New Roman" w:hAnsi="Times New Roman" w:eastAsia="SimSun"/>
-          <w:sz w:val="22"/>
-        </w:rPr>
-        <w:t xml:space="preserve">Findings 2, 3 and 6 are not tuning failures. They follow from what a distributional constraint </w:t>
-      </w:r>
-      <w:r>
-        <w:rPr>
-          <w:rFonts w:ascii="Times New Roman" w:hAnsi="Times New Roman" w:eastAsia="SimSun"/>
-          <w:i/>
-          <w:sz w:val="22"/>
-        </w:rPr>
-        <w:t>is</w:t>
-      </w:r>
-      <w:r>
-        <w:rPr>
-          <w:rFonts w:ascii="Times New Roman" w:hAnsi="Times New Roman" w:eastAsia="SimSun"/>
-          <w:sz w:val="22"/>
-        </w:rPr>
-        <w:t>, and we give the derivation here.</w:t>
-      </w:r>
-    </w:p>
-    <w:p>
-      <w:pPr>
-        <w:shd w:val="clear" w:color="auto" w:fill="DCE6F1"/>
-        <w:spacing w:before="200" w:after="80"/>
-      </w:pPr>
-      <w:r>
-        <w:rPr>
-          <w:rFonts w:ascii="Times New Roman" w:hAnsi="Times New Roman" w:eastAsia="Microsoft YaHei"/>
-          <w:b/>
-          <w:sz w:val="26"/>
-        </w:rPr>
-        <w:t>6.1 Setup</w:t>
-      </w:r>
-    </w:p>
-    <w:p>
-      <w:r>
-        <w:rPr>
-          <w:rFonts w:ascii="Times New Roman" w:hAnsi="Times New Roman" w:eastAsia="SimSun"/>
-          <w:sz w:val="22"/>
-        </w:rPr>
-        <w:t>Let $\mathcal{C}$ be the corpus; each passage $d$ carries a group $g(d) \in \mathcal{G} \cup \{\bot\}$ and a stance $s(d) \in \{+1,-1,0\}$ ($+1$ favourable toward $g(d)$). Let $\mathcal{A} \subseteq \mathcal{C}$ be the passages the attacker controls, $n = |\mathcal{A}|$. A defense selects $\mathcal{D}_q \subseteq \mathcal{C}$ with $|\mathcal{D}_q| = k$ (we write $\mathcal{D}$ where $q$ is clear). Define</w:t>
-      </w:r>
-    </w:p>
-    <w:p>
-      <w:r>
-        <w:rPr>
-          <w:rFonts w:ascii="Times New Roman" w:hAnsi="Times New Roman" w:eastAsia="SimSun"/>
-          <w:sz w:val="22"/>
-        </w:rPr>
-        <w:t>$$p_{\text{grp}}(g;\mathcal{D}) = \frac{|\{d \in \mathcal{D} : g(d) = g,\ s(d)\neq 0\}|}{|\{d \in \mathcal{D} : g(d)\neq\bot,\ s(d)\neq 0\}|}, \qquad p_{\text{fav}}(g;\mathcal{D}) = \frac{|\{d \in \mathcal{D} : g(d) = g,\ s(d)=+1\}|}{|\{d \in \mathcal{D} : g(d) = g,\ s(d)\neq 0\}|}.$$</w:t>
-      </w:r>
-    </w:p>
-    <w:p>
-      <w:r>
-        <w:rPr>
-          <w:rFonts w:ascii="Times New Roman" w:hAnsi="Times New Roman" w:eastAsia="SimSun"/>
-          <w:b/>
-          <w:sz w:val="22"/>
-        </w:rPr>
-        <w:t>Definition (ε-feasible).</w:t>
-      </w:r>
-      <w:r>
-        <w:rPr>
-          <w:rFonts w:ascii="Times New Roman" w:hAnsi="Times New Roman" w:eastAsia="SimSun"/>
-          <w:sz w:val="22"/>
-        </w:rPr>
-        <w:t xml:space="preserve"> Fix references $p^{</w:t>
-      </w:r>
-      <w:r>
-        <w:rPr>
-          <w:rFonts w:ascii="Times New Roman" w:hAnsi="Times New Roman" w:eastAsia="SimSun"/>
-          <w:i/>
-          <w:sz w:val="22"/>
-        </w:rPr>
-        <w:t>}_{\text{grp}}, p^{</w:t>
-      </w:r>
-      <w:r>
-        <w:rPr>
-          <w:rFonts w:ascii="Times New Roman" w:hAnsi="Times New Roman" w:eastAsia="SimSun"/>
-          <w:sz w:val="22"/>
-        </w:rPr>
-        <w:t xml:space="preserve">}_{\text{fav}}$. A selection $\mathcal{D}$ is </w:t>
-      </w:r>
-      <w:r>
-        <w:rPr>
-          <w:rFonts w:ascii="Times New Roman" w:hAnsi="Times New Roman" w:eastAsia="SimSun"/>
-          <w:i/>
-          <w:sz w:val="22"/>
-        </w:rPr>
-        <w:t>ε-feasible</w:t>
-      </w:r>
-      <w:r>
-        <w:rPr>
-          <w:rFonts w:ascii="Times New Roman" w:hAnsi="Times New Roman" w:eastAsia="SimSun"/>
-          <w:sz w:val="22"/>
-        </w:rPr>
-        <w:t>, written $\mathcal{D} \in \mathcal{R}_\varepsilon$, if for every $g \in \mathcal{G}$</w:t>
-      </w:r>
-    </w:p>
-    <w:p>
-      <w:r>
-        <w:rPr>
-          <w:rFonts w:ascii="Times New Roman" w:hAnsi="Times New Roman" w:eastAsia="SimSun"/>
-          <w:sz w:val="22"/>
-        </w:rPr>
-        <w:t>$$\bigl|p_{\text{grp}}(g;\mathcal{D}) - p^{</w:t>
-      </w:r>
-      <w:r>
-        <w:rPr>
-          <w:rFonts w:ascii="Times New Roman" w:hAnsi="Times New Roman" w:eastAsia="SimSun"/>
-          <w:i/>
-          <w:sz w:val="22"/>
-        </w:rPr>
-        <w:t>}_{\text{grp}}(g)\bigr| \le \varepsilon \quad\text{and}\quad \bigl|p_{\text{fav}}(g;\mathcal{D}) - p^{</w:t>
-      </w:r>
-      <w:r>
-        <w:rPr>
-          <w:rFonts w:ascii="Times New Roman" w:hAnsi="Times New Roman" w:eastAsia="SimSun"/>
-          <w:sz w:val="22"/>
-        </w:rPr>
-        <w:t>}_{\text{fav}}(g)\bigr| \le \varepsilon. \tag{1}$$</w:t>
-      </w:r>
-    </w:p>
-    <w:p>
-      <w:r>
-        <w:rPr>
-          <w:rFonts w:ascii="Times New Roman" w:hAnsi="Times New Roman" w:eastAsia="SimSun"/>
-          <w:sz w:val="22"/>
-        </w:rPr>
-        <w:t xml:space="preserve">A distribution-constrained defense accepts exactly $\mathcal{R}_\varepsilon$. All defenses in the family we evaluate — the R1 constraint of §4.3, and by inspection the objective of [5] and the proportion adjustment of [6] — are of this form, with $\mathcal{R}$ built from </w:t>
-      </w:r>
-      <w:r>
-        <w:rPr>
-          <w:rFonts w:ascii="Times New Roman" w:hAnsi="Times New Roman" w:eastAsia="SimSun"/>
-          <w:i/>
-          <w:sz w:val="22"/>
-        </w:rPr>
-        <w:t>clean</w:t>
-      </w:r>
-      <w:r>
-        <w:rPr>
-          <w:rFonts w:ascii="Times New Roman" w:hAnsi="Times New Roman" w:eastAsia="SimSun"/>
-          <w:sz w:val="22"/>
-        </w:rPr>
-        <w:t xml:space="preserve"> statistics.</w:t>
-      </w:r>
-    </w:p>
-    <w:p>
-      <w:pPr>
-        <w:shd w:val="clear" w:color="auto" w:fill="DCE6F1"/>
-        <w:spacing w:before="200" w:after="80"/>
-      </w:pPr>
-      <w:r>
-        <w:rPr>
-          <w:rFonts w:ascii="Times New Roman" w:hAnsi="Times New Roman" w:eastAsia="Microsoft YaHei"/>
-          <w:b/>
-          <w:sz w:val="26"/>
-        </w:rPr>
-        <w:t>6.2 Proposition 1 — the injection is admissible at every tolerance</w:t>
-      </w:r>
-    </w:p>
-    <w:p>
-      <w:r>
-        <w:rPr>
-          <w:rFonts w:ascii="Times New Roman" w:hAnsi="Times New Roman" w:eastAsia="SimSun"/>
-          <w:b/>
-          <w:sz w:val="22"/>
-        </w:rPr>
-        <w:t>Proposition 1.</w:t>
-      </w:r>
-      <w:r>
-        <w:rPr>
-          <w:rFonts w:ascii="Times New Roman" w:hAnsi="Times New Roman" w:eastAsia="SimSun"/>
-          <w:sz w:val="22"/>
-        </w:rPr>
-        <w:t xml:space="preserve"> Let the attacker inject $n$ passages that are (i) group-relevant, (ii) split between groups in proportion $p^{</w:t>
-      </w:r>
-      <w:r>
-        <w:rPr>
-          <w:rFonts w:ascii="Times New Roman" w:hAnsi="Times New Roman" w:eastAsia="SimSun"/>
-          <w:i/>
-          <w:sz w:val="22"/>
-        </w:rPr>
-        <w:t>}_{\text{grp}}$, and (iii) stance-balanced so that $p_{\text{fav}}(g) = p^{</w:t>
-      </w:r>
-      <w:r>
-        <w:rPr>
-          <w:rFonts w:ascii="Times New Roman" w:hAnsi="Times New Roman" w:eastAsia="SimSun"/>
-          <w:sz w:val="22"/>
-        </w:rPr>
-        <w:t>}_{\text{fav}}(g)$ for every $g$. Then any selection consisting only of injected passages is ε-feasible for every $\varepsilon \ge 0$.</w:t>
-      </w:r>
-    </w:p>
-    <w:p>
-      <w:r>
-        <w:rPr>
-          <w:rFonts w:ascii="Times New Roman" w:hAnsi="Times New Roman" w:eastAsia="SimSun"/>
-          <w:i/>
-          <w:sz w:val="22"/>
-        </w:rPr>
-        <w:t>Proof.</w:t>
-      </w:r>
-      <w:r>
-        <w:rPr>
-          <w:rFonts w:ascii="Times New Roman" w:hAnsi="Times New Roman" w:eastAsia="SimSun"/>
-          <w:sz w:val="22"/>
-        </w:rPr>
-        <w:t xml:space="preserve"> Take $\mathcal{D} \subseteq \mathcal{A}$ with $|\mathcal{D}| = k$. By (ii), the count of passages of group $g$ in $\mathcal{D}$ is $p^{</w:t>
-      </w:r>
-      <w:r>
-        <w:rPr>
-          <w:rFonts w:ascii="Times New Roman" w:hAnsi="Times New Roman" w:eastAsia="SimSun"/>
-          <w:i/>
-          <w:sz w:val="22"/>
-        </w:rPr>
-        <w:t>}_{\text{grp}}(g)\,k$ up to rounding, so $p_{\text{grp}}(g;\mathcal{D}) = p^{</w:t>
-      </w:r>
-      <w:r>
-        <w:rPr>
-          <w:rFonts w:ascii="Times New Roman" w:hAnsi="Times New Roman" w:eastAsia="SimSun"/>
-          <w:sz w:val="22"/>
-        </w:rPr>
-        <w:t>}_{\text{grp}}(g)$, and the first inequality of (1) holds with equality. By (iii), $p_{\text{fav}}(g;\mathcal{D}) = p^{*}_{\text{fav}}(g)$, so the second holds with equality. Hence $\mathcal{D} \in \mathcal{R}_\varepsilon$ for all $\varepsilon \ge 0$. $\square$</w:t>
-      </w:r>
-    </w:p>
-    <w:p>
-      <w:r>
-        <w:rPr>
-          <w:rFonts w:ascii="Times New Roman" w:hAnsi="Times New Roman" w:eastAsia="SimSun"/>
-          <w:b/>
-          <w:sz w:val="22"/>
-        </w:rPr>
-        <w:t>Consequence.</w:t>
-      </w:r>
-      <w:r>
-        <w:rPr>
-          <w:rFonts w:ascii="Times New Roman" w:hAnsi="Times New Roman" w:eastAsia="SimSun"/>
-          <w:sz w:val="22"/>
-        </w:rPr>
-        <w:t xml:space="preserve"> A defense whose acceptance test is membership in $\mathcal{R}_\varepsilon$ admits a </w:t>
-      </w:r>
-      <w:r>
-        <w:rPr>
-          <w:rFonts w:ascii="Times New Roman" w:hAnsi="Times New Roman" w:eastAsia="SimSun"/>
-          <w:b/>
-          <w:sz w:val="22"/>
-        </w:rPr>
-        <w:t>fully adversarial</w:t>
-      </w:r>
-      <w:r>
-        <w:rPr>
-          <w:rFonts w:ascii="Times New Roman" w:hAnsi="Times New Roman" w:eastAsia="SimSun"/>
-          <w:sz w:val="22"/>
-        </w:rPr>
-        <w:t xml:space="preserve"> selection at any tolerance, including $\varepsilon = 0$. Tightening the budget does not exclude the injection; it constrains the attacker's </w:t>
-      </w:r>
-      <w:r>
-        <w:rPr>
-          <w:rFonts w:ascii="Times New Roman" w:hAnsi="Times New Roman" w:eastAsia="SimSun"/>
-          <w:i/>
-          <w:sz w:val="22"/>
-        </w:rPr>
-        <w:t>composition</w:t>
-      </w:r>
-      <w:r>
-        <w:rPr>
-          <w:rFonts w:ascii="Times New Roman" w:hAnsi="Times New Roman" w:eastAsia="SimSun"/>
-          <w:sz w:val="22"/>
-        </w:rPr>
-        <w:t xml:space="preserve">, which the attacker chooses freely. This is the mechanism behind Findings 2 and 6, and it explains why the empirical </w:t>
-      </w:r>
-      <w:r>
-        <w:rPr>
-          <w:rFonts w:ascii="Consolas" w:hAnsi="Consolas" w:eastAsia="Consolas"/>
-          <w:sz w:val="21"/>
-        </w:rPr>
-        <w:t>poison@k</w:t>
-      </w:r>
-      <w:r>
-        <w:rPr>
-          <w:rFonts w:ascii="Times New Roman" w:hAnsi="Times New Roman" w:eastAsia="SimSun"/>
-          <w:sz w:val="22"/>
-        </w:rPr>
-        <w:t xml:space="preserve"> is </w:t>
-      </w:r>
-      <w:r>
-        <w:rPr>
-          <w:rFonts w:ascii="Times New Roman" w:hAnsi="Times New Roman" w:eastAsia="SimSun"/>
-          <w:i/>
-          <w:sz w:val="22"/>
-        </w:rPr>
-        <w:t>identical</w:t>
-      </w:r>
-      <w:r>
-        <w:rPr>
-          <w:rFonts w:ascii="Times New Roman" w:hAnsi="Times New Roman" w:eastAsia="SimSun"/>
-          <w:sz w:val="22"/>
-        </w:rPr>
-        <w:t xml:space="preserve"> to no defense at every $\varepsilon$ rather than merely close to it: the injected selection is not near the boundary of $\mathcal{R}_\varepsilon$, it is at the reference point.</w:t>
-      </w:r>
-    </w:p>
-    <w:p>
-      <w:r>
-        <w:rPr>
-          <w:rFonts w:ascii="Times New Roman" w:hAnsi="Times New Roman" w:eastAsia="SimSun"/>
-          <w:b/>
-          <w:sz w:val="22"/>
-        </w:rPr>
-        <w:t>Empirical check.</w:t>
-      </w:r>
-      <w:r>
-        <w:rPr>
-          <w:rFonts w:ascii="Times New Roman" w:hAnsi="Times New Roman" w:eastAsia="SimSun"/>
-          <w:sz w:val="22"/>
-        </w:rPr>
-        <w:t xml:space="preserve"> Table C3 reports the prediction of Prop. 1 against every configuration we ran: if the injected selection sits at the reference point, then constraining the R1 budget must leave adversarial inclusion </w:t>
-      </w:r>
-      <w:r>
-        <w:rPr>
-          <w:rFonts w:ascii="Times New Roman" w:hAnsi="Times New Roman" w:eastAsia="SimSun"/>
-          <w:i/>
-          <w:sz w:val="22"/>
-        </w:rPr>
-        <w:t>exactly</w:t>
-      </w:r>
-      <w:r>
-        <w:rPr>
-          <w:rFonts w:ascii="Times New Roman" w:hAnsi="Times New Roman" w:eastAsia="SimSun"/>
-          <w:sz w:val="22"/>
-        </w:rPr>
-        <w:t xml:space="preserve"> unchanged at every tolerance.</w:t>
-      </w:r>
-    </w:p>
-    <w:p>
-      <w:r>
-        <w:rPr>
-          <w:rFonts w:ascii="Times New Roman" w:hAnsi="Times New Roman" w:eastAsia="SimSun"/>
-          <w:i/>
-          <w:sz w:val="22"/>
-        </w:rPr>
-        <w:t>(entries are Δ`poison@k`; 0.000 in all 24 measured cells)</w:t>
-      </w:r>
-    </w:p>
-    <w:p>
-      <w:r>
-        <w:rPr>
-          <w:rFonts w:ascii="Times New Roman" w:hAnsi="Times New Roman" w:eastAsia="SimSun"/>
-          <w:sz w:val="22"/>
-        </w:rPr>
-        <w:t xml:space="preserve">Prop. 1 predicts Δ = 0 exactly, and Δ = 0 exactly in every one of the 24 cells measured — not approximately, which a tuning-failure explanation would predict. The equivalence is reproduced by </w:t>
-      </w:r>
-      <w:r>
-        <w:rPr>
-          <w:rFonts w:ascii="Consolas" w:hAnsi="Consolas" w:eastAsia="Consolas"/>
-          <w:sz w:val="21"/>
-        </w:rPr>
-        <w:t>analysis/verify_theory.py</w:t>
-      </w:r>
-      <w:r>
-        <w:rPr>
-          <w:rFonts w:ascii="Times New Roman" w:hAnsi="Times New Roman" w:eastAsia="SimSun"/>
-          <w:sz w:val="22"/>
-        </w:rPr>
-        <w:t xml:space="preserve">. We state the count explicitly because the exactness is the point: the constrained selection is not </w:t>
-      </w:r>
-      <w:r>
-        <w:rPr>
-          <w:rFonts w:ascii="Times New Roman" w:hAnsi="Times New Roman" w:eastAsia="SimSun"/>
-          <w:i/>
-          <w:sz w:val="22"/>
-        </w:rPr>
-        <w:t>near</w:t>
-      </w:r>
-      <w:r>
-        <w:rPr>
-          <w:rFonts w:ascii="Times New Roman" w:hAnsi="Times New Roman" w:eastAsia="SimSun"/>
-          <w:sz w:val="22"/>
-        </w:rPr>
-        <w:t xml:space="preserve"> the reference composition, it </w:t>
-      </w:r>
-      <w:r>
-        <w:rPr>
-          <w:rFonts w:ascii="Times New Roman" w:hAnsi="Times New Roman" w:eastAsia="SimSun"/>
-          <w:i/>
-          <w:sz w:val="22"/>
-        </w:rPr>
-        <w:t>is</w:t>
-      </w:r>
-      <w:r>
-        <w:rPr>
-          <w:rFonts w:ascii="Times New Roman" w:hAnsi="Times New Roman" w:eastAsia="SimSun"/>
-          <w:sz w:val="22"/>
-        </w:rPr>
-        <w:t xml:space="preserve"> the reference composition.</w:t>
-      </w:r>
-    </w:p>
-    <w:p>
-      <w:pPr>
-        <w:shd w:val="clear" w:color="auto" w:fill="DCE6F1"/>
-        <w:spacing w:before="200" w:after="80"/>
-      </w:pPr>
-      <w:r>
-        <w:rPr>
-          <w:rFonts w:ascii="Times New Roman" w:hAnsi="Times New Roman" w:eastAsia="Microsoft YaHei"/>
-          <w:b/>
-          <w:sz w:val="26"/>
-        </w:rPr>
-        <w:t>6.3 Proposition 2 — the minimum injection for an ε-shift</w:t>
-      </w:r>
-    </w:p>
-    <w:p>
-      <w:r>
-        <w:rPr>
-          <w:rFonts w:ascii="Times New Roman" w:hAnsi="Times New Roman" w:eastAsia="SimSun"/>
-          <w:sz w:val="22"/>
-        </w:rPr>
-        <w:t xml:space="preserve">Proposition 1 shows the attacker </w:t>
-      </w:r>
-      <w:r>
-        <w:rPr>
-          <w:rFonts w:ascii="Times New Roman" w:hAnsi="Times New Roman" w:eastAsia="SimSun"/>
-          <w:i/>
-          <w:sz w:val="22"/>
-        </w:rPr>
-        <w:t>can</w:t>
-      </w:r>
-      <w:r>
-        <w:rPr>
-          <w:rFonts w:ascii="Times New Roman" w:hAnsi="Times New Roman" w:eastAsia="SimSun"/>
-          <w:sz w:val="22"/>
-        </w:rPr>
-        <w:t xml:space="preserve"> be admissible; we now give the budget at which it becomes </w:t>
-      </w:r>
-      <w:r>
-        <w:rPr>
-          <w:rFonts w:ascii="Times New Roman" w:hAnsi="Times New Roman" w:eastAsia="SimSun"/>
-          <w:i/>
-          <w:sz w:val="22"/>
-        </w:rPr>
-        <w:t>effective</w:t>
-      </w:r>
-      <w:r>
-        <w:rPr>
-          <w:rFonts w:ascii="Times New Roman" w:hAnsi="Times New Roman" w:eastAsia="SimSun"/>
-          <w:sz w:val="22"/>
-        </w:rPr>
-        <w:t>.</w:t>
-      </w:r>
-    </w:p>
-    <w:p>
-      <w:r>
-        <w:rPr>
-          <w:rFonts w:ascii="Times New Roman" w:hAnsi="Times New Roman" w:eastAsia="SimSun"/>
-          <w:b/>
-          <w:sz w:val="22"/>
-        </w:rPr>
-        <w:t>Proposition 2.</w:t>
-      </w:r>
-      <w:r>
-        <w:rPr>
-          <w:rFonts w:ascii="Times New Roman" w:hAnsi="Times New Roman" w:eastAsia="SimSun"/>
-          <w:sz w:val="22"/>
-        </w:rPr>
-        <w:t xml:space="preserve"> Fix a query and a group $g$. Suppose the clean selection contains $m_g \le k$ passages about $g$, of which $f_g$ are favourable, so $p^{*}_{\text{fav}}(g) = f_g/m_g$. An attacker who replaces $j \le \min(n, m_g)$ of these with injected passages about $g$ (favourable, to flood; unfavourable, to suppress) violates the stance constraint of (1) for $g$ if and only if</w:t>
-      </w:r>
-    </w:p>
-    <w:p>
-      <w:r>
-        <w:rPr>
-          <w:rFonts w:ascii="Times New Roman" w:hAnsi="Times New Roman" w:eastAsia="SimSun"/>
-          <w:sz w:val="22"/>
-        </w:rPr>
-        <w:t>$$j &gt; \varepsilon\, m_g, \qquad\text{so}\qquad j^{*}_g(\varepsilon) = \lceil \varepsilon\, m_g \rceil + 1. \tag{2}$$</w:t>
-      </w:r>
-    </w:p>
-    <w:p>
-      <w:r>
-        <w:rPr>
-          <w:rFonts w:ascii="Times New Roman" w:hAnsi="Times New Roman" w:eastAsia="SimSun"/>
-          <w:i/>
-          <w:sz w:val="22"/>
-        </w:rPr>
-        <w:t>Proof.</w:t>
-      </w:r>
-      <w:r>
-        <w:rPr>
-          <w:rFonts w:ascii="Times New Roman" w:hAnsi="Times New Roman" w:eastAsia="SimSun"/>
-          <w:sz w:val="22"/>
-        </w:rPr>
-        <w:t xml:space="preserve"> Flooding: $p_{\text{fav}}(g) = (f_g + j)/m_g$ for $j \le m_g - f_g$, so $p_{\text{fav}}(g) - p^{</w:t>
-      </w:r>
-      <w:r>
-        <w:rPr>
-          <w:rFonts w:ascii="Times New Roman" w:hAnsi="Times New Roman" w:eastAsia="SimSun"/>
-          <w:i/>
-          <w:sz w:val="22"/>
-        </w:rPr>
-        <w:t>}_{\text{fav}}(g) = j/m_g &gt; \varepsilon \iff j &gt; \varepsilon m_g$. Suppressing: $p_{\text{fav}}(g) = (f_g - j)/m_g$, and $p^{</w:t>
-      </w:r>
-      <w:r>
-        <w:rPr>
-          <w:rFonts w:ascii="Times New Roman" w:hAnsi="Times New Roman" w:eastAsia="SimSun"/>
-          <w:sz w:val="22"/>
-        </w:rPr>
-        <w:t>}_{\text{fav}}(g) - p_{\text{fav}}(g) = j/m_g$, giving the same condition. The smallest integer satisfying the strict inequality is $\lceil \varepsilon m_g\rceil + 1$, which is needed to handle the case where $\varepsilon m_g$ is an integer. $\square$</w:t>
-      </w:r>
-    </w:p>
-    <w:p>
-      <w:r>
-        <w:rPr>
-          <w:rFonts w:ascii="Times New Roman" w:hAnsi="Times New Roman" w:eastAsia="SimSun"/>
-          <w:b/>
-          <w:sz w:val="22"/>
-        </w:rPr>
-        <w:t>Corollary 1 (the *constraint* cost is at most $k$).</w:t>
-      </w:r>
-      <w:r>
-        <w:rPr>
-          <w:rFonts w:ascii="Times New Roman" w:hAnsi="Times New Roman" w:eastAsia="SimSun"/>
-          <w:sz w:val="22"/>
-        </w:rPr>
-        <w:t xml:space="preserve"> Since $m_g \le k$, $j^{*}_g(\varepsilon) \le k$ for all $\varepsilon \le 1$. With $k$ typically 3–5, violating the constraint is cheap in the currency of the constraint itself.</w:t>
-      </w:r>
-    </w:p>
-    <w:p>
-      <w:r>
-        <w:rPr>
-          <w:rFonts w:ascii="Times New Roman" w:hAnsi="Times New Roman" w:eastAsia="SimSun"/>
-          <w:b/>
-          <w:sz w:val="22"/>
-        </w:rPr>
-        <w:t>Corollary 2 (suppression is cheaper than flooding when the clean retrieval is one-sided).</w:t>
-      </w:r>
-      <w:r>
-        <w:rPr>
-          <w:rFonts w:ascii="Times New Roman" w:hAnsi="Times New Roman" w:eastAsia="SimSun"/>
-          <w:sz w:val="22"/>
-        </w:rPr>
-        <w:t xml:space="preserve"> If $f_g = 0$ then $p^{*}_{\text{fav}}(g) = 0$ and the flooding direction requires no violation at all, while the suppression direction must overcome the full rate; if $f_g = m_g$ the reverse holds. The cheaper direction is always the one pushing an already-extreme rate further toward its extreme — consistent with the empirical Finding 9, where the attack drove one group's favourable rate to ceiling rather than shifting both.</w:t>
-      </w:r>
-    </w:p>
-    <w:p>
-      <w:r>
-        <w:rPr>
-          <w:rFonts w:ascii="Times New Roman" w:hAnsi="Times New Roman" w:eastAsia="SimSun"/>
-          <w:b/>
-          <w:sz w:val="22"/>
-        </w:rPr>
-        <w:t>A correction we had to make.</w:t>
-      </w:r>
-      <w:r>
-        <w:rPr>
-          <w:rFonts w:ascii="Times New Roman" w:hAnsi="Times New Roman" w:eastAsia="SimSun"/>
-          <w:sz w:val="22"/>
-        </w:rPr>
-        <w:t xml:space="preserve"> An earlier version of this section concluded from Corollary 1 that "the number of passages required is bounded by a small constant independent of corpus size". That conflates two requirements that behave very differently:</w:t>
+        <w:t xml:space="preserve"> Answer commitment by corpus, clean condition. An answer with commitment near zero takes no position, so no stance change can appear in it however large the retrieval-layer skew.</w:t>
       </w:r>
     </w:p>
     <w:tbl>
@@ -17536,6 +16199,1686 @@
                 <w:b/>
                 <w:sz w:val="19"/>
               </w:rPr>
+              <w:t>Corpus</w:t>
+            </w:r>
+          </w:p>
+        </w:tc>
+        <w:tc>
+          <w:tcPr>
+            <w:tcW w:type="dxa" w:w="3213"/>
+            <w:shd w:val="clear" w:color="auto" w:fill="DCE6F1"/>
+          </w:tcPr>
+          <w:p>
+            <w:pPr>
+              <w:spacing w:line="240" w:lineRule="auto" w:after="0"/>
+            </w:pPr>
+            <w:r>
+              <w:rPr>
+                <w:rFonts w:ascii="Times New Roman" w:hAnsi="Times New Roman" w:eastAsia="SimSun"/>
+                <w:b/>
+                <w:sz w:val="19"/>
+              </w:rPr>
+              <w:t>mean commitment</w:t>
+            </w:r>
+          </w:p>
+        </w:tc>
+        <w:tc>
+          <w:tcPr>
+            <w:tcW w:type="dxa" w:w="3213"/>
+            <w:shd w:val="clear" w:color="auto" w:fill="DCE6F1"/>
+          </w:tcPr>
+          <w:p>
+            <w:pPr>
+              <w:spacing w:line="240" w:lineRule="auto" w:after="0"/>
+            </w:pPr>
+            <w:r>
+              <w:rPr>
+                <w:rFonts w:ascii="Times New Roman" w:hAnsi="Times New Roman" w:eastAsia="SimSun"/>
+                <w:b/>
+                <w:sz w:val="19"/>
+              </w:rPr>
+              <w:t>answers below 0.1</w:t>
+            </w:r>
+          </w:p>
+        </w:tc>
+      </w:tr>
+      <w:tr>
+        <w:tc>
+          <w:tcPr>
+            <w:tcW w:type="dxa" w:w="3213"/>
+          </w:tcPr>
+          <w:p>
+            <w:pPr>
+              <w:spacing w:line="240" w:lineRule="auto" w:after="0"/>
+            </w:pPr>
+            <w:r>
+              <w:rPr>
+                <w:rFonts w:ascii="Times New Roman" w:hAnsi="Times New Roman" w:eastAsia="SimSun"/>
+                <w:sz w:val="19"/>
+              </w:rPr>
+              <w:t>controlled</w:t>
+            </w:r>
+          </w:p>
+        </w:tc>
+        <w:tc>
+          <w:tcPr>
+            <w:tcW w:type="dxa" w:w="3213"/>
+          </w:tcPr>
+          <w:p>
+            <w:pPr>
+              <w:spacing w:line="240" w:lineRule="auto" w:after="0"/>
+            </w:pPr>
+            <w:r>
+              <w:rPr>
+                <w:rFonts w:ascii="Times New Roman" w:hAnsi="Times New Roman" w:eastAsia="SimSun"/>
+                <w:sz w:val="19"/>
+              </w:rPr>
+              <w:t>0.1555</w:t>
+            </w:r>
+          </w:p>
+        </w:tc>
+        <w:tc>
+          <w:tcPr>
+            <w:tcW w:type="dxa" w:w="3213"/>
+          </w:tcPr>
+          <w:p>
+            <w:pPr>
+              <w:spacing w:line="240" w:lineRule="auto" w:after="0"/>
+            </w:pPr>
+            <w:r>
+              <w:rPr>
+                <w:rFonts w:ascii="Times New Roman" w:hAnsi="Times New Roman" w:eastAsia="SimSun"/>
+                <w:sz w:val="19"/>
+              </w:rPr>
+              <w:t>84.4%</w:t>
+            </w:r>
+          </w:p>
+        </w:tc>
+      </w:tr>
+      <w:tr>
+        <w:tc>
+          <w:tcPr>
+            <w:tcW w:type="dxa" w:w="3213"/>
+          </w:tcPr>
+          <w:p>
+            <w:pPr>
+              <w:spacing w:line="240" w:lineRule="auto" w:after="0"/>
+            </w:pPr>
+            <w:r>
+              <w:rPr>
+                <w:rFonts w:ascii="Times New Roman" w:hAnsi="Times New Roman" w:eastAsia="SimSun"/>
+                <w:b/>
+                <w:sz w:val="19"/>
+              </w:rPr>
+              <w:t>BBQ (full)</w:t>
+            </w:r>
+          </w:p>
+        </w:tc>
+        <w:tc>
+          <w:tcPr>
+            <w:tcW w:type="dxa" w:w="3213"/>
+          </w:tcPr>
+          <w:p>
+            <w:pPr>
+              <w:spacing w:line="240" w:lineRule="auto" w:after="0"/>
+            </w:pPr>
+            <w:r>
+              <w:rPr>
+                <w:rFonts w:ascii="Times New Roman" w:hAnsi="Times New Roman" w:eastAsia="SimSun"/>
+                <w:b/>
+                <w:sz w:val="19"/>
+              </w:rPr>
+              <w:t>0.0071</w:t>
+            </w:r>
+          </w:p>
+        </w:tc>
+        <w:tc>
+          <w:tcPr>
+            <w:tcW w:type="dxa" w:w="3213"/>
+          </w:tcPr>
+          <w:p>
+            <w:pPr>
+              <w:spacing w:line="240" w:lineRule="auto" w:after="0"/>
+            </w:pPr>
+            <w:r>
+              <w:rPr>
+                <w:rFonts w:ascii="Times New Roman" w:hAnsi="Times New Roman" w:eastAsia="SimSun"/>
+                <w:b/>
+                <w:sz w:val="19"/>
+              </w:rPr>
+              <w:t>99.0%</w:t>
+            </w:r>
+          </w:p>
+        </w:tc>
+      </w:tr>
+    </w:tbl>
+    <w:p/>
+    <w:p>
+      <w:r>
+        <w:rPr>
+          <w:rFonts w:ascii="Times New Roman" w:hAnsi="Times New Roman" w:eastAsia="SimSun"/>
+          <w:sz w:val="22"/>
+        </w:rPr>
+        <w:t xml:space="preserve">The gap is 22×, and it means the free-form statistic on BBQ is near zero under </w:t>
+      </w:r>
+      <w:r>
+        <w:rPr>
+          <w:rFonts w:ascii="Times New Roman" w:hAnsi="Times New Roman" w:eastAsia="SimSun"/>
+          <w:i/>
+          <w:sz w:val="22"/>
+        </w:rPr>
+        <w:t>every</w:t>
+      </w:r>
+      <w:r>
+        <w:rPr>
+          <w:rFonts w:ascii="Times New Roman" w:hAnsi="Times New Roman" w:eastAsia="SimSun"/>
+          <w:sz w:val="22"/>
+        </w:rPr>
+        <w:t xml:space="preserve"> condition: the effect we were looking for could not have appeared there. This also bounds the controlled-corpus result more honestly than we previously stated it — 84.4% of those answers are non-committal too, so the shift reported above rests on roughly a sixth of them.</w:t>
+      </w:r>
+    </w:p>
+    <w:p>
+      <w:r>
+        <w:rPr>
+          <w:rFonts w:ascii="Times New Roman" w:hAnsi="Times New Roman" w:eastAsia="SimSun"/>
+          <w:b/>
+          <w:sz w:val="22"/>
+        </w:rPr>
+        <w:t>A probe that forces commitment detects the effect on BBQ.</w:t>
+      </w:r>
+      <w:r>
+        <w:rPr>
+          <w:rFonts w:ascii="Times New Roman" w:hAnsi="Times New Roman" w:eastAsia="SimSun"/>
+          <w:sz w:val="22"/>
+        </w:rPr>
+        <w:t xml:space="preserve"> We therefore re-ran the generation stage with the forced-choice probe used in earlier drafts of this work: the generator must choose between a favourable and an unfavourable statement about the group, drawn from the same template inventory the attack manipulates, with option order randomised per item so a position bias cannot masquerade as a stance effect. Before using it we verified it carries signal rather than position: the reply was a parseable choice in 100% of cases, and the probability of choosing position A is 100% when the favourable statement sits at A against 35% when it sits at B — a 65-point swing, so the choice tracks content.</w:t>
+      </w:r>
+    </w:p>
+    <w:p>
+      <w:r>
+        <w:rPr>
+          <w:rFonts w:ascii="Times New Roman" w:hAnsi="Times New Roman" w:eastAsia="SimSun"/>
+          <w:b/>
+          <w:sz w:val="22"/>
+        </w:rPr>
+        <w:t>Table 14.</w:t>
+      </w:r>
+      <w:r>
+        <w:rPr>
+          <w:rFonts w:ascii="Times New Roman" w:hAnsi="Times New Roman" w:eastAsia="SimSun"/>
+          <w:sz w:val="22"/>
+        </w:rPr>
+        <w:t xml:space="preserve"> Forced-choice stance on the full BBQ corpus, 144 queries, per-group favourable-choice rate, paired permutation test against </w:t>
+      </w:r>
+      <w:r>
+        <w:rPr>
+          <w:rFonts w:ascii="Consolas" w:hAnsi="Consolas" w:eastAsia="Consolas"/>
+          <w:sz w:val="21"/>
+        </w:rPr>
+        <w:t>clean</w:t>
+      </w:r>
+      <w:r>
+        <w:rPr>
+          <w:rFonts w:ascii="Times New Roman" w:hAnsi="Times New Roman" w:eastAsia="SimSun"/>
+          <w:sz w:val="22"/>
+        </w:rPr>
+        <w:t>. Only shifts significant at $p &lt; 0.05$ are listed.</w:t>
+      </w:r>
+    </w:p>
+    <w:tbl>
+      <w:tblPr>
+        <w:tblStyle w:val="TableGrid"/>
+        <w:tblW w:type="auto" w:w="0"/>
+        <w:jc w:val="center"/>
+        <w:tblLook w:firstColumn="1" w:firstRow="1" w:lastColumn="0" w:lastRow="0" w:noHBand="0" w:noVBand="1" w:val="04A0"/>
+      </w:tblPr>
+      <w:tblGrid>
+        <w:gridCol w:w="2409"/>
+        <w:gridCol w:w="2409"/>
+        <w:gridCol w:w="2409"/>
+        <w:gridCol w:w="2409"/>
+      </w:tblGrid>
+      <w:tr>
+        <w:tc>
+          <w:tcPr>
+            <w:tcW w:type="dxa" w:w="2409"/>
+            <w:shd w:val="clear" w:color="auto" w:fill="DCE6F1"/>
+          </w:tcPr>
+          <w:p>
+            <w:pPr>
+              <w:spacing w:line="240" w:lineRule="auto" w:after="0"/>
+            </w:pPr>
+            <w:r>
+              <w:rPr>
+                <w:rFonts w:ascii="Times New Roman" w:hAnsi="Times New Roman" w:eastAsia="SimSun"/>
+                <w:b/>
+                <w:sz w:val="19"/>
+              </w:rPr>
+              <w:t>Generator</w:t>
+            </w:r>
+          </w:p>
+        </w:tc>
+        <w:tc>
+          <w:tcPr>
+            <w:tcW w:type="dxa" w:w="2409"/>
+            <w:shd w:val="clear" w:color="auto" w:fill="DCE6F1"/>
+          </w:tcPr>
+          <w:p>
+            <w:pPr>
+              <w:spacing w:line="240" w:lineRule="auto" w:after="0"/>
+            </w:pPr>
+            <w:r>
+              <w:rPr>
+                <w:rFonts w:ascii="Times New Roman" w:hAnsi="Times New Roman" w:eastAsia="SimSun"/>
+                <w:b/>
+                <w:sz w:val="19"/>
+              </w:rPr>
+              <w:t>Group</w:t>
+            </w:r>
+          </w:p>
+        </w:tc>
+        <w:tc>
+          <w:tcPr>
+            <w:tcW w:type="dxa" w:w="2409"/>
+            <w:shd w:val="clear" w:color="auto" w:fill="DCE6F1"/>
+          </w:tcPr>
+          <w:p>
+            <w:pPr>
+              <w:spacing w:line="240" w:lineRule="auto" w:after="0"/>
+            </w:pPr>
+            <w:r>
+              <w:rPr>
+                <w:rFonts w:ascii="Times New Roman" w:hAnsi="Times New Roman" w:eastAsia="SimSun"/>
+                <w:b/>
+                <w:sz w:val="19"/>
+              </w:rPr>
+              <w:t>Δ favourable rate</w:t>
+            </w:r>
+          </w:p>
+        </w:tc>
+        <w:tc>
+          <w:tcPr>
+            <w:tcW w:type="dxa" w:w="2409"/>
+            <w:shd w:val="clear" w:color="auto" w:fill="DCE6F1"/>
+          </w:tcPr>
+          <w:p>
+            <w:pPr>
+              <w:spacing w:line="240" w:lineRule="auto" w:after="0"/>
+            </w:pPr>
+            <w:r>
+              <w:rPr>
+                <w:rFonts w:ascii="Times New Roman" w:hAnsi="Times New Roman" w:eastAsia="SimSun"/>
+                <w:b/>
+                <w:sz w:val="19"/>
+              </w:rPr>
+              <w:t>p</w:t>
+            </w:r>
+          </w:p>
+        </w:tc>
+      </w:tr>
+      <w:tr>
+        <w:tc>
+          <w:tcPr>
+            <w:tcW w:type="dxa" w:w="2409"/>
+          </w:tcPr>
+          <w:p>
+            <w:pPr>
+              <w:spacing w:line="240" w:lineRule="auto" w:after="0"/>
+            </w:pPr>
+            <w:r>
+              <w:rPr>
+                <w:rFonts w:ascii="Times New Roman" w:hAnsi="Times New Roman" w:eastAsia="SimSun"/>
+                <w:b/>
+                <w:sz w:val="19"/>
+              </w:rPr>
+              <w:t>qwen-turbo</w:t>
+            </w:r>
+          </w:p>
+        </w:tc>
+        <w:tc>
+          <w:tcPr>
+            <w:tcW w:type="dxa" w:w="2409"/>
+          </w:tcPr>
+          <w:p>
+            <w:pPr>
+              <w:spacing w:line="240" w:lineRule="auto" w:after="0"/>
+            </w:pPr>
+            <w:r>
+              <w:rPr>
+                <w:rFonts w:ascii="Times New Roman" w:hAnsi="Times New Roman" w:eastAsia="SimSun"/>
+                <w:sz w:val="19"/>
+              </w:rPr>
+              <w:t>woman</w:t>
+            </w:r>
+          </w:p>
+        </w:tc>
+        <w:tc>
+          <w:tcPr>
+            <w:tcW w:type="dxa" w:w="2409"/>
+          </w:tcPr>
+          <w:p>
+            <w:pPr>
+              <w:spacing w:line="240" w:lineRule="auto" w:after="0"/>
+            </w:pPr>
+            <w:r>
+              <w:rPr>
+                <w:rFonts w:ascii="Times New Roman" w:hAnsi="Times New Roman" w:eastAsia="SimSun"/>
+                <w:b/>
+                <w:sz w:val="19"/>
+              </w:rPr>
+              <w:t>+0.6333</w:t>
+            </w:r>
+          </w:p>
+        </w:tc>
+        <w:tc>
+          <w:tcPr>
+            <w:tcW w:type="dxa" w:w="2409"/>
+          </w:tcPr>
+          <w:p>
+            <w:pPr>
+              <w:spacing w:line="240" w:lineRule="auto" w:after="0"/>
+            </w:pPr>
+            <w:r>
+              <w:rPr>
+                <w:rFonts w:ascii="Times New Roman" w:hAnsi="Times New Roman" w:eastAsia="SimSun"/>
+                <w:b/>
+                <w:sz w:val="19"/>
+              </w:rPr>
+              <w:t>&lt;0.0001</w:t>
+            </w:r>
+          </w:p>
+        </w:tc>
+      </w:tr>
+      <w:tr>
+        <w:tc>
+          <w:tcPr>
+            <w:tcW w:type="dxa" w:w="2409"/>
+          </w:tcPr>
+          <w:p>
+            <w:pPr>
+              <w:spacing w:line="240" w:lineRule="auto" w:after="0"/>
+            </w:pPr>
+            <w:r>
+              <w:rPr>
+                <w:rFonts w:ascii="Times New Roman" w:hAnsi="Times New Roman" w:eastAsia="SimSun"/>
+                <w:b/>
+                <w:sz w:val="19"/>
+              </w:rPr>
+              <w:t>qwen-turbo</w:t>
+            </w:r>
+          </w:p>
+        </w:tc>
+        <w:tc>
+          <w:tcPr>
+            <w:tcW w:type="dxa" w:w="2409"/>
+          </w:tcPr>
+          <w:p>
+            <w:pPr>
+              <w:spacing w:line="240" w:lineRule="auto" w:after="0"/>
+            </w:pPr>
+            <w:r>
+              <w:rPr>
+                <w:rFonts w:ascii="Times New Roman" w:hAnsi="Times New Roman" w:eastAsia="SimSun"/>
+                <w:sz w:val="19"/>
+              </w:rPr>
+              <w:t>nondisabled</w:t>
+            </w:r>
+          </w:p>
+        </w:tc>
+        <w:tc>
+          <w:tcPr>
+            <w:tcW w:type="dxa" w:w="2409"/>
+          </w:tcPr>
+          <w:p>
+            <w:pPr>
+              <w:spacing w:line="240" w:lineRule="auto" w:after="0"/>
+            </w:pPr>
+            <w:r>
+              <w:rPr>
+                <w:rFonts w:ascii="Times New Roman" w:hAnsi="Times New Roman" w:eastAsia="SimSun"/>
+                <w:b/>
+                <w:sz w:val="19"/>
+              </w:rPr>
+              <w:t>+0.5714</w:t>
+            </w:r>
+          </w:p>
+        </w:tc>
+        <w:tc>
+          <w:tcPr>
+            <w:tcW w:type="dxa" w:w="2409"/>
+          </w:tcPr>
+          <w:p>
+            <w:pPr>
+              <w:spacing w:line="240" w:lineRule="auto" w:after="0"/>
+            </w:pPr>
+            <w:r>
+              <w:rPr>
+                <w:rFonts w:ascii="Times New Roman" w:hAnsi="Times New Roman" w:eastAsia="SimSun"/>
+                <w:b/>
+                <w:sz w:val="19"/>
+              </w:rPr>
+              <w:t>&lt;0.0001</w:t>
+            </w:r>
+          </w:p>
+        </w:tc>
+      </w:tr>
+      <w:tr>
+        <w:tc>
+          <w:tcPr>
+            <w:tcW w:type="dxa" w:w="2409"/>
+          </w:tcPr>
+          <w:p>
+            <w:pPr>
+              <w:spacing w:line="240" w:lineRule="auto" w:after="0"/>
+            </w:pPr>
+            <w:r>
+              <w:rPr>
+                <w:rFonts w:ascii="Times New Roman" w:hAnsi="Times New Roman" w:eastAsia="SimSun"/>
+                <w:b/>
+                <w:sz w:val="19"/>
+              </w:rPr>
+              <w:t>qwen-turbo</w:t>
+            </w:r>
+          </w:p>
+        </w:tc>
+        <w:tc>
+          <w:tcPr>
+            <w:tcW w:type="dxa" w:w="2409"/>
+          </w:tcPr>
+          <w:p>
+            <w:pPr>
+              <w:spacing w:line="240" w:lineRule="auto" w:after="0"/>
+            </w:pPr>
+            <w:r>
+              <w:rPr>
+                <w:rFonts w:ascii="Times New Roman" w:hAnsi="Times New Roman" w:eastAsia="SimSun"/>
+                <w:sz w:val="19"/>
+              </w:rPr>
+              <w:t>man</w:t>
+            </w:r>
+          </w:p>
+        </w:tc>
+        <w:tc>
+          <w:tcPr>
+            <w:tcW w:type="dxa" w:w="2409"/>
+          </w:tcPr>
+          <w:p>
+            <w:pPr>
+              <w:spacing w:line="240" w:lineRule="auto" w:after="0"/>
+            </w:pPr>
+            <w:r>
+              <w:rPr>
+                <w:rFonts w:ascii="Times New Roman" w:hAnsi="Times New Roman" w:eastAsia="SimSun"/>
+                <w:b/>
+                <w:sz w:val="19"/>
+              </w:rPr>
+              <w:t>+0.5000</w:t>
+            </w:r>
+          </w:p>
+        </w:tc>
+        <w:tc>
+          <w:tcPr>
+            <w:tcW w:type="dxa" w:w="2409"/>
+          </w:tcPr>
+          <w:p>
+            <w:pPr>
+              <w:spacing w:line="240" w:lineRule="auto" w:after="0"/>
+            </w:pPr>
+            <w:r>
+              <w:rPr>
+                <w:rFonts w:ascii="Times New Roman" w:hAnsi="Times New Roman" w:eastAsia="SimSun"/>
+                <w:b/>
+                <w:sz w:val="19"/>
+              </w:rPr>
+              <w:t>0.0003</w:t>
+            </w:r>
+          </w:p>
+        </w:tc>
+      </w:tr>
+      <w:tr>
+        <w:tc>
+          <w:tcPr>
+            <w:tcW w:type="dxa" w:w="2409"/>
+          </w:tcPr>
+          <w:p>
+            <w:pPr>
+              <w:spacing w:line="240" w:lineRule="auto" w:after="0"/>
+            </w:pPr>
+            <w:r>
+              <w:rPr>
+                <w:rFonts w:ascii="Times New Roman" w:hAnsi="Times New Roman" w:eastAsia="SimSun"/>
+                <w:b/>
+                <w:sz w:val="19"/>
+              </w:rPr>
+              <w:t>qwen-turbo</w:t>
+            </w:r>
+          </w:p>
+        </w:tc>
+        <w:tc>
+          <w:tcPr>
+            <w:tcW w:type="dxa" w:w="2409"/>
+          </w:tcPr>
+          <w:p>
+            <w:pPr>
+              <w:spacing w:line="240" w:lineRule="auto" w:after="0"/>
+            </w:pPr>
+            <w:r>
+              <w:rPr>
+                <w:rFonts w:ascii="Times New Roman" w:hAnsi="Times New Roman" w:eastAsia="SimSun"/>
+                <w:sz w:val="19"/>
+              </w:rPr>
+              <w:t>young</w:t>
+            </w:r>
+          </w:p>
+        </w:tc>
+        <w:tc>
+          <w:tcPr>
+            <w:tcW w:type="dxa" w:w="2409"/>
+          </w:tcPr>
+          <w:p>
+            <w:pPr>
+              <w:spacing w:line="240" w:lineRule="auto" w:after="0"/>
+            </w:pPr>
+            <w:r>
+              <w:rPr>
+                <w:rFonts w:ascii="Times New Roman" w:hAnsi="Times New Roman" w:eastAsia="SimSun"/>
+                <w:sz w:val="19"/>
+              </w:rPr>
+              <w:t>+0.2449</w:t>
+            </w:r>
+          </w:p>
+        </w:tc>
+        <w:tc>
+          <w:tcPr>
+            <w:tcW w:type="dxa" w:w="2409"/>
+          </w:tcPr>
+          <w:p>
+            <w:pPr>
+              <w:spacing w:line="240" w:lineRule="auto" w:after="0"/>
+            </w:pPr>
+            <w:r>
+              <w:rPr>
+                <w:rFonts w:ascii="Times New Roman" w:hAnsi="Times New Roman" w:eastAsia="SimSun"/>
+                <w:sz w:val="19"/>
+              </w:rPr>
+              <w:t>0.0121</w:t>
+            </w:r>
+          </w:p>
+        </w:tc>
+      </w:tr>
+      <w:tr>
+        <w:tc>
+          <w:tcPr>
+            <w:tcW w:type="dxa" w:w="2409"/>
+          </w:tcPr>
+          <w:p>
+            <w:pPr>
+              <w:spacing w:line="240" w:lineRule="auto" w:after="0"/>
+            </w:pPr>
+            <w:r>
+              <w:rPr>
+                <w:rFonts w:ascii="Times New Roman" w:hAnsi="Times New Roman" w:eastAsia="SimSun"/>
+                <w:b/>
+                <w:sz w:val="19"/>
+              </w:rPr>
+              <w:t>qwen-turbo</w:t>
+            </w:r>
+          </w:p>
+        </w:tc>
+        <w:tc>
+          <w:tcPr>
+            <w:tcW w:type="dxa" w:w="2409"/>
+          </w:tcPr>
+          <w:p>
+            <w:pPr>
+              <w:spacing w:line="240" w:lineRule="auto" w:after="0"/>
+            </w:pPr>
+            <w:r>
+              <w:rPr>
+                <w:rFonts w:ascii="Times New Roman" w:hAnsi="Times New Roman" w:eastAsia="SimSun"/>
+                <w:sz w:val="19"/>
+              </w:rPr>
+              <w:t>disabled</w:t>
+            </w:r>
+          </w:p>
+        </w:tc>
+        <w:tc>
+          <w:tcPr>
+            <w:tcW w:type="dxa" w:w="2409"/>
+          </w:tcPr>
+          <w:p>
+            <w:pPr>
+              <w:spacing w:line="240" w:lineRule="auto" w:after="0"/>
+            </w:pPr>
+            <w:r>
+              <w:rPr>
+                <w:rFonts w:ascii="Times New Roman" w:hAnsi="Times New Roman" w:eastAsia="SimSun"/>
+                <w:sz w:val="19"/>
+              </w:rPr>
+              <w:t>+0.2381</w:t>
+            </w:r>
+          </w:p>
+        </w:tc>
+        <w:tc>
+          <w:tcPr>
+            <w:tcW w:type="dxa" w:w="2409"/>
+          </w:tcPr>
+          <w:p>
+            <w:pPr>
+              <w:spacing w:line="240" w:lineRule="auto" w:after="0"/>
+            </w:pPr>
+            <w:r>
+              <w:rPr>
+                <w:rFonts w:ascii="Times New Roman" w:hAnsi="Times New Roman" w:eastAsia="SimSun"/>
+                <w:sz w:val="19"/>
+              </w:rPr>
+              <w:t>0.0274</w:t>
+            </w:r>
+          </w:p>
+        </w:tc>
+      </w:tr>
+      <w:tr>
+        <w:tc>
+          <w:tcPr>
+            <w:tcW w:type="dxa" w:w="2409"/>
+          </w:tcPr>
+          <w:p>
+            <w:pPr>
+              <w:spacing w:line="240" w:lineRule="auto" w:after="0"/>
+            </w:pPr>
+            <w:r>
+              <w:rPr>
+                <w:rFonts w:ascii="Times New Roman" w:hAnsi="Times New Roman" w:eastAsia="SimSun"/>
+                <w:sz w:val="19"/>
+              </w:rPr>
+              <w:t>qwen-plus</w:t>
+            </w:r>
+          </w:p>
+        </w:tc>
+        <w:tc>
+          <w:tcPr>
+            <w:tcW w:type="dxa" w:w="2409"/>
+          </w:tcPr>
+          <w:p>
+            <w:pPr>
+              <w:spacing w:line="240" w:lineRule="auto" w:after="0"/>
+            </w:pPr>
+            <w:r>
+              <w:rPr>
+                <w:rFonts w:ascii="Times New Roman" w:hAnsi="Times New Roman" w:eastAsia="SimSun"/>
+                <w:sz w:val="19"/>
+              </w:rPr>
+              <w:t>man</w:t>
+            </w:r>
+          </w:p>
+        </w:tc>
+        <w:tc>
+          <w:tcPr>
+            <w:tcW w:type="dxa" w:w="2409"/>
+          </w:tcPr>
+          <w:p>
+            <w:pPr>
+              <w:spacing w:line="240" w:lineRule="auto" w:after="0"/>
+            </w:pPr>
+            <w:r>
+              <w:rPr>
+                <w:rFonts w:ascii="Times New Roman" w:hAnsi="Times New Roman" w:eastAsia="SimSun"/>
+                <w:sz w:val="19"/>
+              </w:rPr>
+              <w:t>+0.2333</w:t>
+            </w:r>
+          </w:p>
+        </w:tc>
+        <w:tc>
+          <w:tcPr>
+            <w:tcW w:type="dxa" w:w="2409"/>
+          </w:tcPr>
+          <w:p>
+            <w:pPr>
+              <w:spacing w:line="240" w:lineRule="auto" w:after="0"/>
+            </w:pPr>
+            <w:r>
+              <w:rPr>
+                <w:rFonts w:ascii="Times New Roman" w:hAnsi="Times New Roman" w:eastAsia="SimSun"/>
+                <w:sz w:val="19"/>
+              </w:rPr>
+              <w:t>0.0379</w:t>
+            </w:r>
+          </w:p>
+        </w:tc>
+      </w:tr>
+      <w:tr>
+        <w:tc>
+          <w:tcPr>
+            <w:tcW w:type="dxa" w:w="2409"/>
+          </w:tcPr>
+          <w:p>
+            <w:pPr>
+              <w:spacing w:line="240" w:lineRule="auto" w:after="0"/>
+            </w:pPr>
+            <w:r>
+              <w:rPr>
+                <w:rFonts w:ascii="Times New Roman" w:hAnsi="Times New Roman" w:eastAsia="SimSun"/>
+                <w:sz w:val="19"/>
+              </w:rPr>
+              <w:t>mistral-7b</w:t>
+            </w:r>
+          </w:p>
+        </w:tc>
+        <w:tc>
+          <w:tcPr>
+            <w:tcW w:type="dxa" w:w="2409"/>
+          </w:tcPr>
+          <w:p>
+            <w:pPr>
+              <w:spacing w:line="240" w:lineRule="auto" w:after="0"/>
+            </w:pPr>
+            <w:r>
+              <w:rPr>
+                <w:rFonts w:ascii="Times New Roman" w:hAnsi="Times New Roman" w:eastAsia="SimSun"/>
+                <w:sz w:val="19"/>
+              </w:rPr>
+              <w:t>—</w:t>
+            </w:r>
+          </w:p>
+        </w:tc>
+        <w:tc>
+          <w:tcPr>
+            <w:tcW w:type="dxa" w:w="2409"/>
+          </w:tcPr>
+          <w:p>
+            <w:pPr>
+              <w:spacing w:line="240" w:lineRule="auto" w:after="0"/>
+            </w:pPr>
+            <w:r>
+              <w:rPr>
+                <w:rFonts w:ascii="Times New Roman" w:hAnsi="Times New Roman" w:eastAsia="SimSun"/>
+                <w:sz w:val="19"/>
+              </w:rPr>
+              <w:t>none reached significance</w:t>
+            </w:r>
+          </w:p>
+        </w:tc>
+        <w:tc>
+          <w:tcPr>
+            <w:tcW w:type="dxa" w:w="2409"/>
+          </w:tcPr>
+          <w:p>
+            <w:pPr>
+              <w:spacing w:line="240" w:lineRule="auto" w:after="0"/>
+            </w:pPr>
+            <w:r>
+              <w:rPr>
+                <w:rFonts w:ascii="Times New Roman" w:hAnsi="Times New Roman" w:eastAsia="SimSun"/>
+                <w:sz w:val="19"/>
+              </w:rPr>
+              <w:t>—</w:t>
+            </w:r>
+          </w:p>
+        </w:tc>
+      </w:tr>
+    </w:tbl>
+    <w:p/>
+    <w:p>
+      <w:r>
+        <w:rPr>
+          <w:rFonts w:ascii="Times New Roman" w:hAnsi="Times New Roman" w:eastAsia="SimSun"/>
+          <w:b/>
+          <w:sz w:val="22"/>
+        </w:rPr>
+        <w:t>Finding 8, restated.</w:t>
+      </w:r>
+      <w:r>
+        <w:rPr>
+          <w:rFonts w:ascii="Times New Roman" w:hAnsi="Times New Roman" w:eastAsia="SimSun"/>
+          <w:sz w:val="22"/>
+        </w:rPr>
+        <w:t xml:space="preserve"> The retrieval-layer skew does reach the generated output on a naturally written corpus. What failed on BBQ was the free-form probe, which could not have detected the effect because 99.0% of the answers it scores take no position at all. With a probe that forces commitment, one generator shows five per-group shifts at $p &lt; 0.05$ with the largest at $+0.63$.</w:t>
+      </w:r>
+    </w:p>
+    <w:p>
+      <w:r>
+        <w:rPr>
+          <w:rFonts w:ascii="Times New Roman" w:hAnsi="Times New Roman" w:eastAsia="SimSun"/>
+          <w:sz w:val="22"/>
+        </w:rPr>
+        <w:t>Three qualifications belong with that, and we state them rather than leaving them to be found:</w:t>
+      </w:r>
+    </w:p>
+    <w:p>
+      <w:pPr>
+        <w:pStyle w:val="ListBullet"/>
+        <w:spacing w:line="360" w:lineRule="auto"/>
+      </w:pPr>
+      <w:r>
+        <w:rPr>
+          <w:rFonts w:ascii="Times New Roman" w:hAnsi="Times New Roman" w:eastAsia="SimSun"/>
+          <w:b/>
+          <w:sz w:val="22"/>
+        </w:rPr>
+        <w:t>The effect is group-specific, not uniform.</w:t>
+      </w:r>
+      <w:r>
+        <w:rPr>
+          <w:rFonts w:ascii="Times New Roman" w:hAnsi="Times New Roman" w:eastAsia="SimSun"/>
+          <w:sz w:val="22"/>
+        </w:rPr>
+        <w:t xml:space="preserve"> On BBQ it concentrates in woman, nondisabled, man, young and disabled; on the controlled corpus (Table 12) it concentrates in asian, elderly and white. Averaging over groups, which is what a per-group </w:t>
+      </w:r>
+      <w:r>
+        <w:rPr>
+          <w:rFonts w:ascii="Times New Roman" w:hAnsi="Times New Roman" w:eastAsia="SimSun"/>
+          <w:i/>
+          <w:sz w:val="22"/>
+        </w:rPr>
+        <w:t>mean</w:t>
+      </w:r>
+      <w:r>
+        <w:rPr>
+          <w:rFonts w:ascii="Times New Roman" w:hAnsi="Times New Roman" w:eastAsia="SimSun"/>
+          <w:sz w:val="22"/>
+        </w:rPr>
+        <w:t xml:space="preserve"> does and what our earlier free-form analysis did, understates it substantially.</w:t>
+      </w:r>
+    </w:p>
+    <w:p>
+      <w:pPr>
+        <w:pStyle w:val="ListBullet"/>
+        <w:spacing w:line="360" w:lineRule="auto"/>
+      </w:pPr>
+      <w:r>
+        <w:rPr>
+          <w:rFonts w:ascii="Times New Roman" w:hAnsi="Times New Roman" w:eastAsia="SimSun"/>
+          <w:b/>
+          <w:sz w:val="22"/>
+        </w:rPr>
+        <w:t>It is generator-dependent.</w:t>
+      </w:r>
+      <w:r>
+        <w:rPr>
+          <w:rFonts w:ascii="Times New Roman" w:hAnsi="Times New Roman" w:eastAsia="SimSun"/>
+          <w:sz w:val="22"/>
+        </w:rPr>
+        <w:t xml:space="preserve"> qwen-turbo carries most of the signal on both corpora; mistral-7b shows none that reaches significance on BBQ, and the one API generator we ran at largest scale shows a single group. A single dense number such as "the gap rose 46%" is therefore the wrong form for this result, and we no longer report one.</w:t>
+      </w:r>
+    </w:p>
+    <w:p>
+      <w:pPr>
+        <w:pStyle w:val="ListBullet"/>
+        <w:spacing w:line="360" w:lineRule="auto"/>
+      </w:pPr>
+      <w:r>
+        <w:rPr>
+          <w:rFonts w:ascii="Times New Roman" w:hAnsi="Times New Roman" w:eastAsia="SimSun"/>
+          <w:b/>
+          <w:sz w:val="22"/>
+        </w:rPr>
+        <w:t>Concentration is not the same as a large average effect.</w:t>
+      </w:r>
+      <w:r>
+        <w:rPr>
+          <w:rFonts w:ascii="Times New Roman" w:hAnsi="Times New Roman" w:eastAsia="SimSun"/>
+          <w:sz w:val="22"/>
+        </w:rPr>
+        <w:t xml:space="preserve"> Five significant groups out of eight, each with a large rate shift, is a stronger statement than the average gap suggests, and a weaker one than "the system's stance changed across the board".</w:t>
+      </w:r>
+    </w:p>
+    <w:p>
+      <w:r>
+        <w:rPr>
+          <w:rFonts w:ascii="Times New Roman" w:hAnsi="Times New Roman" w:eastAsia="SimSun"/>
+          <w:b/>
+          <w:sz w:val="22"/>
+        </w:rPr>
+        <w:t>This is the third instrument failure in the paper, and it belongs with the other two.</w:t>
+      </w:r>
+      <w:r>
+        <w:rPr>
+          <w:rFonts w:ascii="Times New Roman" w:hAnsi="Times New Roman" w:eastAsia="SimSun"/>
+          <w:sz w:val="22"/>
+        </w:rPr>
+        <w:t xml:space="preserve"> The free-form probe joins the reference-based stance statistics and the absolute cross-group gap as a measurement that returns a plausible number while being structurally unable to see the thing being measured. Its signature is the one we have now seen three times: a statistic that comes out near zero for reasons that have nothing to do with the phenomenon. We report it in the results rather than the limitations because it changes a conclusion we had already drawn.</w:t>
+      </w:r>
+    </w:p>
+    <w:p>
+      <w:r>
+        <w:rPr>
+          <w:rFonts w:ascii="Times New Roman" w:hAnsi="Times New Roman" w:eastAsia="SimSun"/>
+          <w:b/>
+          <w:sz w:val="22"/>
+        </w:rPr>
+        <w:t>5.7.2 Two metric failures, and what they were caused by.</w:t>
+      </w:r>
+    </w:p>
+    <w:p>
+      <w:r>
+        <w:rPr>
+          <w:rFonts w:ascii="Times New Roman" w:hAnsi="Times New Roman" w:eastAsia="SimSun"/>
+          <w:b/>
+          <w:sz w:val="22"/>
+        </w:rPr>
+        <w:t>5.7.2 Two metric failures, and what they were caused by.</w:t>
+      </w:r>
+      <w:r>
+        <w:rPr>
+          <w:rFonts w:ascii="Times New Roman" w:hAnsi="Times New Roman" w:eastAsia="SimSun"/>
+          <w:sz w:val="22"/>
+        </w:rPr>
+        <w:t xml:space="preserve"> Both are worth recording because each cost us a wrong result before being found.</w:t>
+      </w:r>
+    </w:p>
+    <w:p>
+      <w:r>
+        <w:rPr>
+          <w:rFonts w:ascii="Times New Roman" w:hAnsi="Times New Roman" w:eastAsia="SimSun"/>
+          <w:i/>
+          <w:sz w:val="22"/>
+        </w:rPr>
+        <w:t>Stance direction.</w:t>
+      </w:r>
+      <w:r>
+        <w:rPr>
+          <w:rFonts w:ascii="Times New Roman" w:hAnsi="Times New Roman" w:eastAsia="SimSun"/>
+          <w:sz w:val="22"/>
+        </w:rPr>
+        <w:t xml:space="preserve"> The first implementation scored stance as </w:t>
+      </w:r>
+      <w:r>
+        <w:rPr>
+          <w:rFonts w:ascii="Consolas" w:hAnsi="Consolas" w:eastAsia="Consolas"/>
+          <w:sz w:val="21"/>
+        </w:rPr>
+        <w:t>P(entail | statement, answer)</w:t>
+      </w:r>
+      <w:r>
+        <w:rPr>
+          <w:rFonts w:ascii="Times New Roman" w:hAnsi="Times New Roman" w:eastAsia="SimSun"/>
+          <w:sz w:val="22"/>
+        </w:rPr>
+        <w:t xml:space="preserve">. Calibrated against the correct convention on the same data, the reversed form returns ±0.002 for a favourable answer, an unfavourable answer, an unrelated answer and a vacuous one alike: it cannot separate anything, and it fails silently by returning zeros rather than an obvious error. The correct direction, </w:t>
+      </w:r>
+      <w:r>
+        <w:rPr>
+          <w:rFonts w:ascii="Consolas" w:hAnsi="Consolas" w:eastAsia="Consolas"/>
+          <w:sz w:val="21"/>
+        </w:rPr>
+        <w:t>P(entail | answer, statement)</w:t>
+      </w:r>
+      <w:r>
+        <w:rPr>
+          <w:rFonts w:ascii="Times New Roman" w:hAnsi="Times New Roman" w:eastAsia="SimSun"/>
+          <w:sz w:val="22"/>
+        </w:rPr>
+        <w:t>, returns +0.997 and −0.997 for the two extremes. The convention is not interchangeable and the failure mode is indistinguishable from a genuine null result — a mistake worth flagging for anyone building this measurement.</w:t>
+      </w:r>
+    </w:p>
+    <w:p>
+      <w:r>
+        <w:rPr>
+          <w:rFonts w:ascii="Times New Roman" w:hAnsi="Times New Roman" w:eastAsia="SimSun"/>
+          <w:i/>
+          <w:sz w:val="22"/>
+        </w:rPr>
+        <w:t>Attribution direction.</w:t>
+      </w:r>
+      <w:r>
+        <w:rPr>
+          <w:rFonts w:ascii="Times New Roman" w:hAnsi="Times New Roman" w:eastAsia="SimSun"/>
+          <w:sz w:val="22"/>
+        </w:rPr>
+        <w:t xml:space="preserve"> The expected-attributed-exposure (EAE-D) statistic of Kim &amp; Diaz [8] was implemented by asking the generator, per retrieved passage, whether its answer relied on that passage. It returned </w:t>
+      </w:r>
+      <w:r>
+        <w:rPr>
+          <w:rFonts w:ascii="Times New Roman" w:hAnsi="Times New Roman" w:eastAsia="SimSun"/>
+          <w:b/>
+          <w:sz w:val="22"/>
+        </w:rPr>
+        <w:t>1.000 in every condition</w:t>
+      </w:r>
+      <w:r>
+        <w:rPr>
+          <w:rFonts w:ascii="Times New Roman" w:hAnsi="Times New Roman" w:eastAsia="SimSun"/>
+          <w:sz w:val="22"/>
+        </w:rPr>
+        <w:t xml:space="preserve">, which we previously reported as a failed metric. The cause is again direction: attribution must ask whether the </w:t>
+      </w:r>
+      <w:r>
+        <w:rPr>
+          <w:rFonts w:ascii="Times New Roman" w:hAnsi="Times New Roman" w:eastAsia="SimSun"/>
+          <w:b/>
+          <w:sz w:val="22"/>
+        </w:rPr>
+        <w:t>passage entails the answer</w:t>
+      </w:r>
+      <w:r>
+        <w:rPr>
+          <w:rFonts w:ascii="Times New Roman" w:hAnsi="Times New Roman" w:eastAsia="SimSun"/>
+          <w:sz w:val="22"/>
+        </w:rPr>
+        <w:t>, not the reverse. A passage the answer used scores 0.996 in the correct direction and 0.008 in the reversed one; an unused passage scores 0.000 in both. With the direction fixed the statistic discriminates properly — 0.798–0.828 clean, rising to 0.831–0.968 under injection, since poisoned contexts are engineered to be the passages the answer leans on. The earlier self-report probe measured the judge's agreeableness, not the answer's provenance.</w:t>
+      </w:r>
+    </w:p>
+    <w:p>
+      <w:r>
+        <w:rPr>
+          <w:rFonts w:ascii="Times New Roman" w:hAnsi="Times New Roman" w:eastAsia="SimSun"/>
+          <w:b/>
+          <w:sz w:val="22"/>
+        </w:rPr>
+        <w:t>Scope.</w:t>
+      </w:r>
+      <w:r>
+        <w:rPr>
+          <w:rFonts w:ascii="Times New Roman" w:hAnsi="Times New Roman" w:eastAsia="SimSun"/>
+          <w:sz w:val="22"/>
+        </w:rPr>
+        <w:t xml:space="preserve"> Three generators from two model families, one retrieval backbone (GTE-base), one injection rate, and 48 retrieval slots that correspond to only 16 distinct question texts (§8, Limitation 6). The per-group shifts are consistent in sign and significance across all three generators, which is stronger evidence than the single-generator version this section previously reported; the magnitudes, however, should not be extrapolated to generators we did not run.</w:t>
+      </w:r>
+    </w:p>
+    <w:p>
+      <w:pPr>
+        <w:spacing w:before="240" w:after="120"/>
+      </w:pPr>
+      <w:r>
+        <w:rPr>
+          <w:rFonts w:ascii="Times New Roman" w:hAnsi="Times New Roman" w:eastAsia="Microsoft YaHei"/>
+          <w:b/>
+          <w:sz w:val="28"/>
+        </w:rPr>
+        <w:t>6. Why Distribution-Level Defense Has a Limit</w:t>
+      </w:r>
+    </w:p>
+    <w:p>
+      <w:r>
+        <w:rPr>
+          <w:rFonts w:ascii="Times New Roman" w:hAnsi="Times New Roman" w:eastAsia="SimSun"/>
+          <w:sz w:val="22"/>
+        </w:rPr>
+        <w:t xml:space="preserve">Findings 2, 3 and 6 are not tuning failures. They follow from what a distributional constraint </w:t>
+      </w:r>
+      <w:r>
+        <w:rPr>
+          <w:rFonts w:ascii="Times New Roman" w:hAnsi="Times New Roman" w:eastAsia="SimSun"/>
+          <w:i/>
+          <w:sz w:val="22"/>
+        </w:rPr>
+        <w:t>is</w:t>
+      </w:r>
+      <w:r>
+        <w:rPr>
+          <w:rFonts w:ascii="Times New Roman" w:hAnsi="Times New Roman" w:eastAsia="SimSun"/>
+          <w:sz w:val="22"/>
+        </w:rPr>
+        <w:t>, and we give the derivation here.</w:t>
+      </w:r>
+    </w:p>
+    <w:p>
+      <w:pPr>
+        <w:shd w:val="clear" w:color="auto" w:fill="DCE6F1"/>
+        <w:spacing w:before="200" w:after="80"/>
+      </w:pPr>
+      <w:r>
+        <w:rPr>
+          <w:rFonts w:ascii="Times New Roman" w:hAnsi="Times New Roman" w:eastAsia="Microsoft YaHei"/>
+          <w:b/>
+          <w:sz w:val="26"/>
+        </w:rPr>
+        <w:t>6.1 Setup</w:t>
+      </w:r>
+    </w:p>
+    <w:p>
+      <w:r>
+        <w:rPr>
+          <w:rFonts w:ascii="Times New Roman" w:hAnsi="Times New Roman" w:eastAsia="SimSun"/>
+          <w:sz w:val="22"/>
+        </w:rPr>
+        <w:t>Let $\mathcal{C}$ be the corpus; each passage $d$ carries a group $g(d) \in \mathcal{G} \cup \{\bot\}$ and a stance $s(d) \in \{+1,-1,0\}$ ($+1$ favourable toward $g(d)$). Let $\mathcal{A} \subseteq \mathcal{C}$ be the passages the attacker controls, $n = |\mathcal{A}|$. A defense selects $\mathcal{D}_q \subseteq \mathcal{C}$ with $|\mathcal{D}_q| = k$ (we write $\mathcal{D}$ where $q$ is clear). Define</w:t>
+      </w:r>
+    </w:p>
+    <w:p>
+      <w:r>
+        <w:rPr>
+          <w:rFonts w:ascii="Times New Roman" w:hAnsi="Times New Roman" w:eastAsia="SimSun"/>
+          <w:sz w:val="22"/>
+        </w:rPr>
+        <w:t>$$p_{\text{grp}}(g;\mathcal{D}) = \frac{|\{d \in \mathcal{D} : g(d) = g,\ s(d)\neq 0\}|}{|\{d \in \mathcal{D} : g(d)\neq\bot,\ s(d)\neq 0\}|}, \qquad p_{\text{fav}}(g;\mathcal{D}) = \frac{|\{d \in \mathcal{D} : g(d) = g,\ s(d)=+1\}|}{|\{d \in \mathcal{D} : g(d) = g,\ s(d)\neq 0\}|}.$$</w:t>
+      </w:r>
+    </w:p>
+    <w:p>
+      <w:r>
+        <w:rPr>
+          <w:rFonts w:ascii="Times New Roman" w:hAnsi="Times New Roman" w:eastAsia="SimSun"/>
+          <w:b/>
+          <w:sz w:val="22"/>
+        </w:rPr>
+        <w:t>Definition (ε-feasible).</w:t>
+      </w:r>
+      <w:r>
+        <w:rPr>
+          <w:rFonts w:ascii="Times New Roman" w:hAnsi="Times New Roman" w:eastAsia="SimSun"/>
+          <w:sz w:val="22"/>
+        </w:rPr>
+        <w:t xml:space="preserve"> Fix references $p^{</w:t>
+      </w:r>
+      <w:r>
+        <w:rPr>
+          <w:rFonts w:ascii="Times New Roman" w:hAnsi="Times New Roman" w:eastAsia="SimSun"/>
+          <w:i/>
+          <w:sz w:val="22"/>
+        </w:rPr>
+        <w:t>}_{\text{grp}}, p^{</w:t>
+      </w:r>
+      <w:r>
+        <w:rPr>
+          <w:rFonts w:ascii="Times New Roman" w:hAnsi="Times New Roman" w:eastAsia="SimSun"/>
+          <w:sz w:val="22"/>
+        </w:rPr>
+        <w:t xml:space="preserve">}_{\text{fav}}$. A selection $\mathcal{D}$ is </w:t>
+      </w:r>
+      <w:r>
+        <w:rPr>
+          <w:rFonts w:ascii="Times New Roman" w:hAnsi="Times New Roman" w:eastAsia="SimSun"/>
+          <w:i/>
+          <w:sz w:val="22"/>
+        </w:rPr>
+        <w:t>ε-feasible</w:t>
+      </w:r>
+      <w:r>
+        <w:rPr>
+          <w:rFonts w:ascii="Times New Roman" w:hAnsi="Times New Roman" w:eastAsia="SimSun"/>
+          <w:sz w:val="22"/>
+        </w:rPr>
+        <w:t>, written $\mathcal{D} \in \mathcal{R}_\varepsilon$, if for every $g \in \mathcal{G}$</w:t>
+      </w:r>
+    </w:p>
+    <w:p>
+      <w:r>
+        <w:rPr>
+          <w:rFonts w:ascii="Times New Roman" w:hAnsi="Times New Roman" w:eastAsia="SimSun"/>
+          <w:sz w:val="22"/>
+        </w:rPr>
+        <w:t>$$\bigl|p_{\text{grp}}(g;\mathcal{D}) - p^{</w:t>
+      </w:r>
+      <w:r>
+        <w:rPr>
+          <w:rFonts w:ascii="Times New Roman" w:hAnsi="Times New Roman" w:eastAsia="SimSun"/>
+          <w:i/>
+          <w:sz w:val="22"/>
+        </w:rPr>
+        <w:t>}_{\text{grp}}(g)\bigr| \le \varepsilon \quad\text{and}\quad \bigl|p_{\text{fav}}(g;\mathcal{D}) - p^{</w:t>
+      </w:r>
+      <w:r>
+        <w:rPr>
+          <w:rFonts w:ascii="Times New Roman" w:hAnsi="Times New Roman" w:eastAsia="SimSun"/>
+          <w:sz w:val="22"/>
+        </w:rPr>
+        <w:t>}_{\text{fav}}(g)\bigr| \le \varepsilon. \tag{1}$$</w:t>
+      </w:r>
+    </w:p>
+    <w:p>
+      <w:r>
+        <w:rPr>
+          <w:rFonts w:ascii="Times New Roman" w:hAnsi="Times New Roman" w:eastAsia="SimSun"/>
+          <w:sz w:val="22"/>
+        </w:rPr>
+        <w:t xml:space="preserve">A distribution-constrained defense accepts exactly $\mathcal{R}_\varepsilon$. All defenses in the family we evaluate — the R1 constraint of §4.3, and by inspection the objective of [5] and the proportion adjustment of [6] — are of this form, with $\mathcal{R}$ built from </w:t>
+      </w:r>
+      <w:r>
+        <w:rPr>
+          <w:rFonts w:ascii="Times New Roman" w:hAnsi="Times New Roman" w:eastAsia="SimSun"/>
+          <w:i/>
+          <w:sz w:val="22"/>
+        </w:rPr>
+        <w:t>clean</w:t>
+      </w:r>
+      <w:r>
+        <w:rPr>
+          <w:rFonts w:ascii="Times New Roman" w:hAnsi="Times New Roman" w:eastAsia="SimSun"/>
+          <w:sz w:val="22"/>
+        </w:rPr>
+        <w:t xml:space="preserve"> statistics.</w:t>
+      </w:r>
+    </w:p>
+    <w:p>
+      <w:pPr>
+        <w:shd w:val="clear" w:color="auto" w:fill="DCE6F1"/>
+        <w:spacing w:before="200" w:after="80"/>
+      </w:pPr>
+      <w:r>
+        <w:rPr>
+          <w:rFonts w:ascii="Times New Roman" w:hAnsi="Times New Roman" w:eastAsia="Microsoft YaHei"/>
+          <w:b/>
+          <w:sz w:val="26"/>
+        </w:rPr>
+        <w:t>6.2 Proposition 1 — the injection is admissible at every tolerance</w:t>
+      </w:r>
+    </w:p>
+    <w:p>
+      <w:r>
+        <w:rPr>
+          <w:rFonts w:ascii="Times New Roman" w:hAnsi="Times New Roman" w:eastAsia="SimSun"/>
+          <w:b/>
+          <w:sz w:val="22"/>
+        </w:rPr>
+        <w:t>Proposition 1.</w:t>
+      </w:r>
+      <w:r>
+        <w:rPr>
+          <w:rFonts w:ascii="Times New Roman" w:hAnsi="Times New Roman" w:eastAsia="SimSun"/>
+          <w:sz w:val="22"/>
+        </w:rPr>
+        <w:t xml:space="preserve"> Let the attacker inject $n$ passages that are (i) group-relevant, (ii) split between groups in proportion $p^{</w:t>
+      </w:r>
+      <w:r>
+        <w:rPr>
+          <w:rFonts w:ascii="Times New Roman" w:hAnsi="Times New Roman" w:eastAsia="SimSun"/>
+          <w:i/>
+          <w:sz w:val="22"/>
+        </w:rPr>
+        <w:t>}_{\text{grp}}$, and (iii) stance-balanced so that $p_{\text{fav}}(g) = p^{</w:t>
+      </w:r>
+      <w:r>
+        <w:rPr>
+          <w:rFonts w:ascii="Times New Roman" w:hAnsi="Times New Roman" w:eastAsia="SimSun"/>
+          <w:sz w:val="22"/>
+        </w:rPr>
+        <w:t>}_{\text{fav}}(g)$ for every $g$. Then any selection consisting only of injected passages is ε-feasible for every $\varepsilon \ge 0$.</w:t>
+      </w:r>
+    </w:p>
+    <w:p>
+      <w:r>
+        <w:rPr>
+          <w:rFonts w:ascii="Times New Roman" w:hAnsi="Times New Roman" w:eastAsia="SimSun"/>
+          <w:i/>
+          <w:sz w:val="22"/>
+        </w:rPr>
+        <w:t>Proof.</w:t>
+      </w:r>
+      <w:r>
+        <w:rPr>
+          <w:rFonts w:ascii="Times New Roman" w:hAnsi="Times New Roman" w:eastAsia="SimSun"/>
+          <w:sz w:val="22"/>
+        </w:rPr>
+        <w:t xml:space="preserve"> Take $\mathcal{D} \subseteq \mathcal{A}$ with $|\mathcal{D}| = k$. By (ii), the count of passages of group $g$ in $\mathcal{D}$ is $p^{</w:t>
+      </w:r>
+      <w:r>
+        <w:rPr>
+          <w:rFonts w:ascii="Times New Roman" w:hAnsi="Times New Roman" w:eastAsia="SimSun"/>
+          <w:i/>
+          <w:sz w:val="22"/>
+        </w:rPr>
+        <w:t>}_{\text{grp}}(g)\,k$ up to rounding, so $p_{\text{grp}}(g;\mathcal{D}) = p^{</w:t>
+      </w:r>
+      <w:r>
+        <w:rPr>
+          <w:rFonts w:ascii="Times New Roman" w:hAnsi="Times New Roman" w:eastAsia="SimSun"/>
+          <w:sz w:val="22"/>
+        </w:rPr>
+        <w:t>}_{\text{grp}}(g)$, and the first inequality of (1) holds with equality. By (iii), $p_{\text{fav}}(g;\mathcal{D}) = p^{*}_{\text{fav}}(g)$, so the second holds with equality. Hence $\mathcal{D} \in \mathcal{R}_\varepsilon$ for all $\varepsilon \ge 0$. $\square$</w:t>
+      </w:r>
+    </w:p>
+    <w:p>
+      <w:r>
+        <w:rPr>
+          <w:rFonts w:ascii="Times New Roman" w:hAnsi="Times New Roman" w:eastAsia="SimSun"/>
+          <w:b/>
+          <w:sz w:val="22"/>
+        </w:rPr>
+        <w:t>Consequence.</w:t>
+      </w:r>
+      <w:r>
+        <w:rPr>
+          <w:rFonts w:ascii="Times New Roman" w:hAnsi="Times New Roman" w:eastAsia="SimSun"/>
+          <w:sz w:val="22"/>
+        </w:rPr>
+        <w:t xml:space="preserve"> A defense whose acceptance test is membership in $\mathcal{R}_\varepsilon$ admits a </w:t>
+      </w:r>
+      <w:r>
+        <w:rPr>
+          <w:rFonts w:ascii="Times New Roman" w:hAnsi="Times New Roman" w:eastAsia="SimSun"/>
+          <w:b/>
+          <w:sz w:val="22"/>
+        </w:rPr>
+        <w:t>fully adversarial</w:t>
+      </w:r>
+      <w:r>
+        <w:rPr>
+          <w:rFonts w:ascii="Times New Roman" w:hAnsi="Times New Roman" w:eastAsia="SimSun"/>
+          <w:sz w:val="22"/>
+        </w:rPr>
+        <w:t xml:space="preserve"> selection at any tolerance, including $\varepsilon = 0$. Tightening the budget does not exclude the injection; it constrains the attacker's </w:t>
+      </w:r>
+      <w:r>
+        <w:rPr>
+          <w:rFonts w:ascii="Times New Roman" w:hAnsi="Times New Roman" w:eastAsia="SimSun"/>
+          <w:i/>
+          <w:sz w:val="22"/>
+        </w:rPr>
+        <w:t>composition</w:t>
+      </w:r>
+      <w:r>
+        <w:rPr>
+          <w:rFonts w:ascii="Times New Roman" w:hAnsi="Times New Roman" w:eastAsia="SimSun"/>
+          <w:sz w:val="22"/>
+        </w:rPr>
+        <w:t xml:space="preserve">, which the attacker chooses freely. This is the mechanism behind Findings 2 and 6, and it explains why the empirical </w:t>
+      </w:r>
+      <w:r>
+        <w:rPr>
+          <w:rFonts w:ascii="Consolas" w:hAnsi="Consolas" w:eastAsia="Consolas"/>
+          <w:sz w:val="21"/>
+        </w:rPr>
+        <w:t>poison@k</w:t>
+      </w:r>
+      <w:r>
+        <w:rPr>
+          <w:rFonts w:ascii="Times New Roman" w:hAnsi="Times New Roman" w:eastAsia="SimSun"/>
+          <w:sz w:val="22"/>
+        </w:rPr>
+        <w:t xml:space="preserve"> is </w:t>
+      </w:r>
+      <w:r>
+        <w:rPr>
+          <w:rFonts w:ascii="Times New Roman" w:hAnsi="Times New Roman" w:eastAsia="SimSun"/>
+          <w:i/>
+          <w:sz w:val="22"/>
+        </w:rPr>
+        <w:t>identical</w:t>
+      </w:r>
+      <w:r>
+        <w:rPr>
+          <w:rFonts w:ascii="Times New Roman" w:hAnsi="Times New Roman" w:eastAsia="SimSun"/>
+          <w:sz w:val="22"/>
+        </w:rPr>
+        <w:t xml:space="preserve"> to no defense at every $\varepsilon$ rather than merely close to it: the injected selection is not near the boundary of $\mathcal{R}_\varepsilon$, it is at the reference point.</w:t>
+      </w:r>
+    </w:p>
+    <w:p>
+      <w:r>
+        <w:rPr>
+          <w:rFonts w:ascii="Times New Roman" w:hAnsi="Times New Roman" w:eastAsia="SimSun"/>
+          <w:b/>
+          <w:sz w:val="22"/>
+        </w:rPr>
+        <w:t>Empirical check.</w:t>
+      </w:r>
+      <w:r>
+        <w:rPr>
+          <w:rFonts w:ascii="Times New Roman" w:hAnsi="Times New Roman" w:eastAsia="SimSun"/>
+          <w:sz w:val="22"/>
+        </w:rPr>
+        <w:t xml:space="preserve"> Table C3 reports the prediction of Prop. 1 against every configuration we ran: if the injected selection sits at the reference point, then constraining the R1 budget must leave adversarial inclusion </w:t>
+      </w:r>
+      <w:r>
+        <w:rPr>
+          <w:rFonts w:ascii="Times New Roman" w:hAnsi="Times New Roman" w:eastAsia="SimSun"/>
+          <w:i/>
+          <w:sz w:val="22"/>
+        </w:rPr>
+        <w:t>exactly</w:t>
+      </w:r>
+      <w:r>
+        <w:rPr>
+          <w:rFonts w:ascii="Times New Roman" w:hAnsi="Times New Roman" w:eastAsia="SimSun"/>
+          <w:sz w:val="22"/>
+        </w:rPr>
+        <w:t xml:space="preserve"> unchanged at every tolerance.</w:t>
+      </w:r>
+    </w:p>
+    <w:p>
+      <w:r>
+        <w:rPr>
+          <w:rFonts w:ascii="Times New Roman" w:hAnsi="Times New Roman" w:eastAsia="SimSun"/>
+          <w:i/>
+          <w:sz w:val="22"/>
+        </w:rPr>
+        <w:t>(entries are Δ`poison@k`; 0.000 in all 24 measured cells)</w:t>
+      </w:r>
+    </w:p>
+    <w:p>
+      <w:r>
+        <w:rPr>
+          <w:rFonts w:ascii="Times New Roman" w:hAnsi="Times New Roman" w:eastAsia="SimSun"/>
+          <w:sz w:val="22"/>
+        </w:rPr>
+        <w:t xml:space="preserve">Prop. 1 predicts Δ = 0 exactly, and Δ = 0 exactly in every one of the 24 cells measured — not approximately, which a tuning-failure explanation would predict. The equivalence is reproduced by </w:t>
+      </w:r>
+      <w:r>
+        <w:rPr>
+          <w:rFonts w:ascii="Consolas" w:hAnsi="Consolas" w:eastAsia="Consolas"/>
+          <w:sz w:val="21"/>
+        </w:rPr>
+        <w:t>analysis/verify_theory.py</w:t>
+      </w:r>
+      <w:r>
+        <w:rPr>
+          <w:rFonts w:ascii="Times New Roman" w:hAnsi="Times New Roman" w:eastAsia="SimSun"/>
+          <w:sz w:val="22"/>
+        </w:rPr>
+        <w:t xml:space="preserve">. We state the count explicitly because the exactness is the point: the constrained selection is not </w:t>
+      </w:r>
+      <w:r>
+        <w:rPr>
+          <w:rFonts w:ascii="Times New Roman" w:hAnsi="Times New Roman" w:eastAsia="SimSun"/>
+          <w:i/>
+          <w:sz w:val="22"/>
+        </w:rPr>
+        <w:t>near</w:t>
+      </w:r>
+      <w:r>
+        <w:rPr>
+          <w:rFonts w:ascii="Times New Roman" w:hAnsi="Times New Roman" w:eastAsia="SimSun"/>
+          <w:sz w:val="22"/>
+        </w:rPr>
+        <w:t xml:space="preserve"> the reference composition, it </w:t>
+      </w:r>
+      <w:r>
+        <w:rPr>
+          <w:rFonts w:ascii="Times New Roman" w:hAnsi="Times New Roman" w:eastAsia="SimSun"/>
+          <w:i/>
+          <w:sz w:val="22"/>
+        </w:rPr>
+        <w:t>is</w:t>
+      </w:r>
+      <w:r>
+        <w:rPr>
+          <w:rFonts w:ascii="Times New Roman" w:hAnsi="Times New Roman" w:eastAsia="SimSun"/>
+          <w:sz w:val="22"/>
+        </w:rPr>
+        <w:t xml:space="preserve"> the reference composition.</w:t>
+      </w:r>
+    </w:p>
+    <w:p>
+      <w:pPr>
+        <w:shd w:val="clear" w:color="auto" w:fill="DCE6F1"/>
+        <w:spacing w:before="200" w:after="80"/>
+      </w:pPr>
+      <w:r>
+        <w:rPr>
+          <w:rFonts w:ascii="Times New Roman" w:hAnsi="Times New Roman" w:eastAsia="Microsoft YaHei"/>
+          <w:b/>
+          <w:sz w:val="26"/>
+        </w:rPr>
+        <w:t>6.3 Proposition 2 — the minimum injection for an ε-shift</w:t>
+      </w:r>
+    </w:p>
+    <w:p>
+      <w:r>
+        <w:rPr>
+          <w:rFonts w:ascii="Times New Roman" w:hAnsi="Times New Roman" w:eastAsia="SimSun"/>
+          <w:sz w:val="22"/>
+        </w:rPr>
+        <w:t xml:space="preserve">Proposition 1 shows the attacker </w:t>
+      </w:r>
+      <w:r>
+        <w:rPr>
+          <w:rFonts w:ascii="Times New Roman" w:hAnsi="Times New Roman" w:eastAsia="SimSun"/>
+          <w:i/>
+          <w:sz w:val="22"/>
+        </w:rPr>
+        <w:t>can</w:t>
+      </w:r>
+      <w:r>
+        <w:rPr>
+          <w:rFonts w:ascii="Times New Roman" w:hAnsi="Times New Roman" w:eastAsia="SimSun"/>
+          <w:sz w:val="22"/>
+        </w:rPr>
+        <w:t xml:space="preserve"> be admissible; we now give the budget at which it becomes </w:t>
+      </w:r>
+      <w:r>
+        <w:rPr>
+          <w:rFonts w:ascii="Times New Roman" w:hAnsi="Times New Roman" w:eastAsia="SimSun"/>
+          <w:i/>
+          <w:sz w:val="22"/>
+        </w:rPr>
+        <w:t>effective</w:t>
+      </w:r>
+      <w:r>
+        <w:rPr>
+          <w:rFonts w:ascii="Times New Roman" w:hAnsi="Times New Roman" w:eastAsia="SimSun"/>
+          <w:sz w:val="22"/>
+        </w:rPr>
+        <w:t>.</w:t>
+      </w:r>
+    </w:p>
+    <w:p>
+      <w:r>
+        <w:rPr>
+          <w:rFonts w:ascii="Times New Roman" w:hAnsi="Times New Roman" w:eastAsia="SimSun"/>
+          <w:b/>
+          <w:sz w:val="22"/>
+        </w:rPr>
+        <w:t>Proposition 2.</w:t>
+      </w:r>
+      <w:r>
+        <w:rPr>
+          <w:rFonts w:ascii="Times New Roman" w:hAnsi="Times New Roman" w:eastAsia="SimSun"/>
+          <w:sz w:val="22"/>
+        </w:rPr>
+        <w:t xml:space="preserve"> Fix a query and a group $g$. Suppose the clean selection contains $m_g \le k$ passages about $g$, of which $f_g$ are favourable, so $p^{*}_{\text{fav}}(g) = f_g/m_g$. An attacker who replaces $j \le \min(n, m_g)$ of these with injected passages about $g$ (favourable, to flood; unfavourable, to suppress) violates the stance constraint of (1) for $g$ if and only if</w:t>
+      </w:r>
+    </w:p>
+    <w:p>
+      <w:r>
+        <w:rPr>
+          <w:rFonts w:ascii="Times New Roman" w:hAnsi="Times New Roman" w:eastAsia="SimSun"/>
+          <w:sz w:val="22"/>
+        </w:rPr>
+        <w:t>$$j &gt; \varepsilon\, m_g, \qquad\text{so}\qquad j^{*}_g(\varepsilon) = \lceil \varepsilon\, m_g \rceil + 1. \tag{2}$$</w:t>
+      </w:r>
+    </w:p>
+    <w:p>
+      <w:r>
+        <w:rPr>
+          <w:rFonts w:ascii="Times New Roman" w:hAnsi="Times New Roman" w:eastAsia="SimSun"/>
+          <w:i/>
+          <w:sz w:val="22"/>
+        </w:rPr>
+        <w:t>Proof.</w:t>
+      </w:r>
+      <w:r>
+        <w:rPr>
+          <w:rFonts w:ascii="Times New Roman" w:hAnsi="Times New Roman" w:eastAsia="SimSun"/>
+          <w:sz w:val="22"/>
+        </w:rPr>
+        <w:t xml:space="preserve"> Flooding: $p_{\text{fav}}(g) = (f_g + j)/m_g$ for $j \le m_g - f_g$, so $p_{\text{fav}}(g) - p^{</w:t>
+      </w:r>
+      <w:r>
+        <w:rPr>
+          <w:rFonts w:ascii="Times New Roman" w:hAnsi="Times New Roman" w:eastAsia="SimSun"/>
+          <w:i/>
+          <w:sz w:val="22"/>
+        </w:rPr>
+        <w:t>}_{\text{fav}}(g) = j/m_g &gt; \varepsilon \iff j &gt; \varepsilon m_g$. Suppressing: $p_{\text{fav}}(g) = (f_g - j)/m_g$, and $p^{</w:t>
+      </w:r>
+      <w:r>
+        <w:rPr>
+          <w:rFonts w:ascii="Times New Roman" w:hAnsi="Times New Roman" w:eastAsia="SimSun"/>
+          <w:sz w:val="22"/>
+        </w:rPr>
+        <w:t>}_{\text{fav}}(g) - p_{\text{fav}}(g) = j/m_g$, giving the same condition. The smallest integer satisfying the strict inequality is $\lceil \varepsilon m_g\rceil + 1$, which is needed to handle the case where $\varepsilon m_g$ is an integer. $\square$</w:t>
+      </w:r>
+    </w:p>
+    <w:p>
+      <w:r>
+        <w:rPr>
+          <w:rFonts w:ascii="Times New Roman" w:hAnsi="Times New Roman" w:eastAsia="SimSun"/>
+          <w:b/>
+          <w:sz w:val="22"/>
+        </w:rPr>
+        <w:t>Corollary 1 (the *constraint* cost is at most $k$).</w:t>
+      </w:r>
+      <w:r>
+        <w:rPr>
+          <w:rFonts w:ascii="Times New Roman" w:hAnsi="Times New Roman" w:eastAsia="SimSun"/>
+          <w:sz w:val="22"/>
+        </w:rPr>
+        <w:t xml:space="preserve"> Since $m_g \le k$, $j^{*}_g(\varepsilon) \le k$ for all $\varepsilon \le 1$. With $k$ typically 3–5, violating the constraint is cheap in the currency of the constraint itself.</w:t>
+      </w:r>
+    </w:p>
+    <w:p>
+      <w:r>
+        <w:rPr>
+          <w:rFonts w:ascii="Times New Roman" w:hAnsi="Times New Roman" w:eastAsia="SimSun"/>
+          <w:b/>
+          <w:sz w:val="22"/>
+        </w:rPr>
+        <w:t>Corollary 2 (suppression is cheaper than flooding when the clean retrieval is one-sided).</w:t>
+      </w:r>
+      <w:r>
+        <w:rPr>
+          <w:rFonts w:ascii="Times New Roman" w:hAnsi="Times New Roman" w:eastAsia="SimSun"/>
+          <w:sz w:val="22"/>
+        </w:rPr>
+        <w:t xml:space="preserve"> If $f_g = 0$ then $p^{*}_{\text{fav}}(g) = 0$ and the flooding direction requires no violation at all, while the suppression direction must overcome the full rate; if $f_g = m_g$ the reverse holds. The cheaper direction is always the one pushing an already-extreme rate further toward its extreme — consistent with the empirical Finding 9, where the attack drove one group's favourable rate to ceiling rather than shifting both.</w:t>
+      </w:r>
+    </w:p>
+    <w:p>
+      <w:r>
+        <w:rPr>
+          <w:rFonts w:ascii="Times New Roman" w:hAnsi="Times New Roman" w:eastAsia="SimSun"/>
+          <w:b/>
+          <w:sz w:val="22"/>
+        </w:rPr>
+        <w:t>A correction we had to make.</w:t>
+      </w:r>
+      <w:r>
+        <w:rPr>
+          <w:rFonts w:ascii="Times New Roman" w:hAnsi="Times New Roman" w:eastAsia="SimSun"/>
+          <w:sz w:val="22"/>
+        </w:rPr>
+        <w:t xml:space="preserve"> An earlier version of this section concluded from Corollary 1 that "the number of passages required is bounded by a small constant independent of corpus size". That conflates two requirements that behave very differently:</w:t>
+      </w:r>
+    </w:p>
+    <w:tbl>
+      <w:tblPr>
+        <w:tblStyle w:val="TableGrid"/>
+        <w:tblW w:type="auto" w:w="0"/>
+        <w:jc w:val="center"/>
+        <w:tblLook w:firstColumn="1" w:firstRow="1" w:lastColumn="0" w:lastRow="0" w:noHBand="0" w:noVBand="1" w:val="04A0"/>
+      </w:tblPr>
+      <w:tblGrid>
+        <w:gridCol w:w="3213"/>
+        <w:gridCol w:w="3213"/>
+        <w:gridCol w:w="3213"/>
+      </w:tblGrid>
+      <w:tr>
+        <w:tc>
+          <w:tcPr>
+            <w:tcW w:type="dxa" w:w="3213"/>
+            <w:shd w:val="clear" w:color="auto" w:fill="DCE6F1"/>
+          </w:tcPr>
+          <w:p>
+            <w:pPr>
+              <w:spacing w:line="240" w:lineRule="auto" w:after="0"/>
+            </w:pPr>
+            <w:r>
+              <w:rPr>
+                <w:rFonts w:ascii="Times New Roman" w:hAnsi="Times New Roman" w:eastAsia="SimSun"/>
+                <w:b/>
+                <w:sz w:val="19"/>
+              </w:rPr>
               <w:t>Requirement</w:t>
             </w:r>
           </w:p>
@@ -19054,14 +19397,14 @@
           <w:b/>
           <w:sz w:val="22"/>
         </w:rPr>
-        <w:t>A caveat we insist on.</w:t>
-      </w:r>
-      <w:r>
-        <w:rPr>
-          <w:rFonts w:ascii="Times New Roman" w:hAnsi="Times New Roman" w:eastAsia="SimSun"/>
-          <w:sz w:val="22"/>
-        </w:rPr>
-        <w:t xml:space="preserve"> The per-group report is more sensitive, and sensitivity is not validity. §5.7 also shows that on the controlled corpus the per-group shift is large and replicates across four generators while on the naturally written corpus it largely disappears, and our negative control attributes that to the controlled corpus's questions presupposing their answers. A more sensitive statistic will report a larger effect on an instrument that manufactures one. Sensitivity without a control is how a measurement paper produces a finding that does not exist, and we report both outcomes rather than the favourable one.</w:t>
+        <w:t>A caveat we insist on, and a worked example of it from this paper.</w:t>
+      </w:r>
+      <w:r>
+        <w:rPr>
+          <w:rFonts w:ascii="Times New Roman" w:hAnsi="Times New Roman" w:eastAsia="SimSun"/>
+          <w:sz w:val="22"/>
+        </w:rPr>
+        <w:t xml:space="preserve"> The per-group report is more sensitive than an aggregate, and sensitivity is not validity. The clearest example is our own: the free-form probe reports a large, replicated per-group shift on the controlled corpus and nothing on the naturally written one, and it would have been easy to publish that as a finding about corpora. It is not — the probe scores answers that take no position in 99.0% of cases on natural text, so it was structurally incapable of reporting the effect that a commitment-forcing probe then found there. An instrument that manufactures commitment will report an effect where there is none; an instrument that suppresses it will report a null that does not exist. We hit the second case, and the control that caught it was measuring commitment rather than trusting the margin. We therefore report both probes and both corpora, and treat the disagreement between them as the result.</w:t>
       </w:r>
     </w:p>
     <w:p>
@@ -19279,14 +19622,14 @@
           <w:b/>
           <w:sz w:val="22"/>
         </w:rPr>
-        <w:t>The generation-stage evaluation is now multi-generator and multi-corpus, and the wider evaluation weakened its conclusion.</w:t>
-      </w:r>
-      <w:r>
-        <w:rPr>
-          <w:rFonts w:ascii="Times New Roman" w:hAnsi="Times New Roman" w:eastAsia="SimSun"/>
-          <w:sz w:val="22"/>
-        </w:rPr>
-        <w:t xml:space="preserve"> §5.7 reports four generators spanning three model families (API-served Qwen and DeepSeek, plus open-weight Mistral-7B run locally in 4-bit on an RTX 5060), scored by entailment rather than by a prompted judge, with paired permutation tests and bootstrap intervals. Two limits remain, and the second is the important one. (i) </w:t>
+        <w:t>The generation-stage evaluation is multi-generator and multi-probe, and the probes disagree in a way that is itself a result.</w:t>
+      </w:r>
+      <w:r>
+        <w:rPr>
+          <w:rFonts w:ascii="Times New Roman" w:hAnsi="Times New Roman" w:eastAsia="SimSun"/>
+          <w:sz w:val="22"/>
+        </w:rPr>
+        <w:t xml:space="preserve"> §5.7 reports four generators spanning three model families (API-served Qwen and DeepSeek, plus open-weight Mistral-7B run locally in 4-bit on an RTX 5060), two corpora, and two probes: free-form answers scored by entailment, and a forced-choice probe scored by the choice it forces. Three limits remain. (i) </w:t>
       </w:r>
       <w:r>
         <w:rPr>
@@ -19301,7 +19644,7 @@
           <w:rFonts w:ascii="Times New Roman" w:hAnsi="Times New Roman" w:eastAsia="SimSun"/>
           <w:sz w:val="22"/>
         </w:rPr>
-        <w:t xml:space="preserve"> (GTE-base); the generation-stage comparison holds retrieval fixed, so the encoder-dependence documented in §5.5 is not varied here. (ii) </w:t>
+        <w:t xml:space="preserve"> (GTE-base), held fixed across the generation-stage comparison, so the encoder-dependence of §5.5 is not varied here. (ii) </w:t>
       </w:r>
       <w:r>
         <w:rPr>
@@ -19309,14 +19652,29 @@
           <w:i/>
           <w:sz w:val="22"/>
         </w:rPr>
-        <w:t>The effect does not generalise to a naturally written corpus.</w:t>
-      </w:r>
-      <w:r>
-        <w:rPr>
-          <w:rFonts w:ascii="Times New Roman" w:hAnsi="Times New Roman" w:eastAsia="SimSun"/>
-          <w:sz w:val="22"/>
-        </w:rPr>
-        <w:t xml:space="preserve"> On the controlled corpus the per-group shift is large and replicates across all four generators ($p \le 0.0035$ in six of six per-group comparisons). On the full BBQ benchmark, with 144 distinct naturally written questions, two of three generators show no measurable shift and the third shows one three to six times smaller with a different signature. We therefore scope the propagation claim to template corpora and withdraw the general form. This is not a power problem: BBQ supplies nine times as many distinct questions as the controlled corpus, and the two API generators give null results there with confidence intervals that exclude the controlled-corpus effect size. The negative control in §8 explains the asymmetry — on the controlled corpus the generator ignores an inverted context, so its answers are driven by the question's framing rather than by the evidence — and it is the reason we report the controlled-corpus result as scoped rather than as representative. A corpus whose questions presuppose their answers can produce a propagation effect that a natural corpus does not.</w:t>
+        <w:t>The two probes support different conclusions, and the freer one is the weaker.</w:t>
+      </w:r>
+      <w:r>
+        <w:rPr>
+          <w:rFonts w:ascii="Times New Roman" w:hAnsi="Times New Roman" w:eastAsia="SimSun"/>
+          <w:sz w:val="22"/>
+        </w:rPr>
+        <w:t xml:space="preserve"> Free-form answers commit to a position in only 15.6% of cases on the controlled corpus and 1.0% on BBQ, so that probe is near-blind on natural text; the forced-choice probe detects the effect on both. We report both rather than the favourable one, because a probe that manufactures commitment can also manufacture an effect, and §5.7.1 records the checks we ran to establish that the forced choice tracks statement content rather than option position (100% versus 35% agreement with the placement of the favourable statement). (iii) </w:t>
+      </w:r>
+      <w:r>
+        <w:rPr>
+          <w:rFonts w:ascii="Times New Roman" w:hAnsi="Times New Roman" w:eastAsia="SimSun"/>
+          <w:i/>
+          <w:sz w:val="22"/>
+        </w:rPr>
+        <w:t>The effect is generator-dependent.</w:t>
+      </w:r>
+      <w:r>
+        <w:rPr>
+          <w:rFonts w:ascii="Times New Roman" w:hAnsi="Times New Roman" w:eastAsia="SimSun"/>
+          <w:sz w:val="22"/>
+        </w:rPr>
+        <w:t xml:space="preserve"> One of three generators carries most of the signal on both corpora, a second shows a single group on BBQ, and the third shows none reaching significance there. A result of this shape is not summarisable as one number, and we no longer report one. Whether a larger generator would show more or less is an open question: we ran one open-weight model and three API models, and the scale of the API models is not controlled.</w:t>
       </w:r>
     </w:p>
     <w:p>

--- a/paper/manuscript_R1R2_v1.docx
+++ b/paper/manuscript_R1R2_v1.docx
@@ -3202,6 +3202,57 @@
           <w:sz w:val="22"/>
         </w:rPr>
         <w:t>The contrast is the paper's central claim in one table: the same statistics that detect a 3000-passage composition change with $p \to 0$ detect a fully adversarial injection not at all.</w:t>
+      </w:r>
+    </w:p>
+    <w:p>
+      <w:pPr>
+        <w:jc w:val="center"/>
+      </w:pPr>
+      <w:r>
+        <w:drawing>
+          <wp:inline xmlns:a="http://schemas.openxmlformats.org/drawingml/2006/main" xmlns:pic="http://schemas.openxmlformats.org/drawingml/2006/picture">
+            <wp:extent cx="5040000" cy="1726737"/>
+            <wp:docPr id="1" name="Picture 1"/>
+            <wp:cNvGraphicFramePr>
+              <a:graphicFrameLocks noChangeAspect="1"/>
+            </wp:cNvGraphicFramePr>
+            <a:graphic>
+              <a:graphicData uri="http://schemas.openxmlformats.org/drawingml/2006/picture">
+                <pic:pic>
+                  <pic:nvPicPr>
+                    <pic:cNvPr id="0" name="fig_responsiveness.png"/>
+                    <pic:cNvPicPr/>
+                  </pic:nvPicPr>
+                  <pic:blipFill>
+                    <a:blip r:embed="rId9"/>
+                    <a:stretch>
+                      <a:fillRect/>
+                    </a:stretch>
+                  </pic:blipFill>
+                  <pic:spPr>
+                    <a:xfrm>
+                      <a:off x="0" y="0"/>
+                      <a:ext cx="5040000" cy="1726737"/>
+                    </a:xfrm>
+                    <a:prstGeom prst="rect"/>
+                  </pic:spPr>
+                </pic:pic>
+              </a:graphicData>
+            </a:graphic>
+          </wp:inline>
+        </w:drawing>
+      </w:r>
+    </w:p>
+    <w:p>
+      <w:pPr>
+        <w:jc w:val="center"/>
+      </w:pPr>
+      <w:r>
+        <w:rPr>
+          <w:i/>
+          <w:sz w:val="17"/>
+        </w:rPr>
+        <w:t>Responsiveness control. Corpus size is held constant at 17{,}792 passages and passages are swapped between two well-populated groups, so the retrieval pool and the score threshold do not move and composition is the only variable. The ground-truth group share changes from 0.500 to 0.978 and back to 0.022; the R1 drift statistics track it monotonically and in the right direction, while the two reference-based R2 statistics are flat even here. The indicted statistics are therefore working instruments that are specifically invariant to an injection balancing group counts, not unreliable ones.</w:t>
       </w:r>
     </w:p>
     <w:p>
@@ -7108,6 +7159,57 @@
       </w:r>
     </w:p>
     <w:p>
+      <w:pPr>
+        <w:jc w:val="center"/>
+      </w:pPr>
+      <w:r>
+        <w:drawing>
+          <wp:inline xmlns:a="http://schemas.openxmlformats.org/drawingml/2006/main" xmlns:pic="http://schemas.openxmlformats.org/drawingml/2006/picture">
+            <wp:extent cx="3168000" cy="1512346"/>
+            <wp:docPr id="2" name="Picture 2"/>
+            <wp:cNvGraphicFramePr>
+              <a:graphicFrameLocks noChangeAspect="1"/>
+            </wp:cNvGraphicFramePr>
+            <a:graphic>
+              <a:graphicData uri="http://schemas.openxmlformats.org/drawingml/2006/picture">
+                <pic:pic>
+                  <pic:nvPicPr>
+                    <pic:cNvPr id="0" name="fig_r1_inertness.png"/>
+                    <pic:cNvPicPr/>
+                  </pic:nvPicPr>
+                  <pic:blipFill>
+                    <a:blip r:embed="rId10"/>
+                    <a:stretch>
+                      <a:fillRect/>
+                    </a:stretch>
+                  </pic:blipFill>
+                  <pic:spPr>
+                    <a:xfrm>
+                      <a:off x="0" y="0"/>
+                      <a:ext cx="3168000" cy="1512346"/>
+                    </a:xfrm>
+                    <a:prstGeom prst="rect"/>
+                  </pic:spPr>
+                </pic:pic>
+              </a:graphicData>
+            </a:graphic>
+          </wp:inline>
+        </w:drawing>
+      </w:r>
+    </w:p>
+    <w:p>
+      <w:pPr>
+        <w:jc w:val="center"/>
+      </w:pPr>
+      <w:r>
+        <w:rPr>
+          <w:i/>
+          <w:sz w:val="17"/>
+        </w:rPr>
+        <w:t>R1-constraint inertness. Adversarial-passage inclusion as a function of the constraint budget $\varepsilon$, for the strictest ($\varepsilon=0$) through the loosest ($\varepsilon=1$) setting. Every constrained configuration coincides exactly with the unconstrained baseline -- the lines are not merely close, the per-query values are identical -- so the equivalence bound is $\pm 0.0000$ and the data exclude any effect on adversarial inclusion rather than an effect above some threshold.</w:t>
+      </w:r>
+    </w:p>
+    <w:p>
       <w:r>
         <w:rPr>
           <w:rFonts w:ascii="Times New Roman" w:hAnsi="Times New Roman" w:eastAsia="SimSun"/>
@@ -13754,6 +13856,57 @@
           <w:sz w:val="22"/>
         </w:rPr>
         <w:t xml:space="preserve"> efficiently attacked of the nine on the R2 dimension, reaching the maximum stance gap 1.0000 where BM25 reaches 0.7436 — its learned weighting evidently concentrates score on exactly the terms the attacker appends. But sparsity is a correlate, not a law, and two cases bound it: Contriever is dense and semantic yet nearly as susceptible as BM25 (0.5625), and GTE-large is dense and semantic yet eight times more susceptible than its own base checkpoint.</w:t>
+      </w:r>
+    </w:p>
+    <w:p>
+      <w:pPr>
+        <w:jc w:val="center"/>
+      </w:pPr>
+      <w:r>
+        <w:drawing>
+          <wp:inline xmlns:a="http://schemas.openxmlformats.org/drawingml/2006/main" xmlns:pic="http://schemas.openxmlformats.org/drawingml/2006/picture">
+            <wp:extent cx="3168000" cy="1872139"/>
+            <wp:docPr id="3" name="Picture 3"/>
+            <wp:cNvGraphicFramePr>
+              <a:graphicFrameLocks noChangeAspect="1"/>
+            </wp:cNvGraphicFramePr>
+            <a:graphic>
+              <a:graphicData uri="http://schemas.openxmlformats.org/drawingml/2006/picture">
+                <pic:pic>
+                  <pic:nvPicPr>
+                    <pic:cNvPr id="0" name="fig_encoder_scale.png"/>
+                    <pic:cNvPicPr/>
+                  </pic:nvPicPr>
+                  <pic:blipFill>
+                    <a:blip r:embed="rId11"/>
+                    <a:stretch>
+                      <a:fillRect/>
+                    </a:stretch>
+                  </pic:blipFill>
+                  <pic:spPr>
+                    <a:xfrm>
+                      <a:off x="0" y="0"/>
+                      <a:ext cx="3168000" cy="1872139"/>
+                    </a:xfrm>
+                    <a:prstGeom prst="rect"/>
+                  </pic:spPr>
+                </pic:pic>
+              </a:graphicData>
+            </a:graphic>
+          </wp:inline>
+        </w:drawing>
+      </w:r>
+    </w:p>
+    <w:p>
+      <w:pPr>
+        <w:jc w:val="center"/>
+      </w:pPr>
+      <w:r>
+        <w:rPr>
+          <w:i/>
+          <w:sz w:val="17"/>
+        </w:rPr>
+        <w:t>Text-attack susceptibility at base and large scale, within each encoder family and training recipe. GTE and E5 are equally resistant at base size and move in opposite directions when enlarged: E5 becomes fully resistant ($0.0625 \rightarrow 0.0000$) while GTE becomes eight times more susceptible ($0.0625 \rightarrow 0.5000$). The learned-sparse retriever is susceptible at both sizes. Since the only variable is the checkpoint, susceptibility is a per-checkpoint property that cannot be inferred from architecture, size or representation family.</w:t>
       </w:r>
     </w:p>
     <w:p>
@@ -15975,6 +16128,57 @@
       </w:tr>
     </w:tbl>
     <w:p/>
+    <w:p>
+      <w:pPr>
+        <w:jc w:val="center"/>
+      </w:pPr>
+      <w:r>
+        <w:drawing>
+          <wp:inline xmlns:a="http://schemas.openxmlformats.org/drawingml/2006/main" xmlns:pic="http://schemas.openxmlformats.org/drawingml/2006/picture">
+            <wp:extent cx="5040000" cy="1799891"/>
+            <wp:docPr id="4" name="Picture 4"/>
+            <wp:cNvGraphicFramePr>
+              <a:graphicFrameLocks noChangeAspect="1"/>
+            </wp:cNvGraphicFramePr>
+            <a:graphic>
+              <a:graphicData uri="http://schemas.openxmlformats.org/drawingml/2006/picture">
+                <pic:pic>
+                  <pic:nvPicPr>
+                    <pic:cNvPr id="0" name="fig_aggregate_vs_pergroup.png"/>
+                    <pic:cNvPicPr/>
+                  </pic:nvPicPr>
+                  <pic:blipFill>
+                    <a:blip r:embed="rId12"/>
+                    <a:stretch>
+                      <a:fillRect/>
+                    </a:stretch>
+                  </pic:blipFill>
+                  <pic:spPr>
+                    <a:xfrm>
+                      <a:off x="0" y="0"/>
+                      <a:ext cx="5040000" cy="1799891"/>
+                    </a:xfrm>
+                    <a:prstGeom prst="rect"/>
+                  </pic:spPr>
+                </pic:pic>
+              </a:graphicData>
+            </a:graphic>
+          </wp:inline>
+        </w:drawing>
+      </w:r>
+    </w:p>
+    <w:p>
+      <w:pPr>
+        <w:jc w:val="center"/>
+      </w:pPr>
+      <w:r>
+        <w:rPr>
+          <w:i/>
+          <w:sz w:val="17"/>
+        </w:rPr>
+        <w:t>The aggregate statistic against the per-group shifts, on the same retrieval conditions and the same queries. Left: the change in the absolute cross-group gap, which stays within $\pm 0.05$ because the attack relocates both groups rather than separating them. Right: the change in each group's stance separately, which is large, consistent in sign and significant for every generator. An asterisk marks $p&lt;0.05$ under a paired permutation test against the clean condition. Note that the two panels use different vertical scales: the aggregate moves by less than 0.002 where the groups move by about 0.13.</w:t>
+      </w:r>
+    </w:p>
     <w:p>
       <w:r>
         <w:rPr>

--- a/paper/manuscript_R1R2_v1.docx
+++ b/paper/manuscript_R1R2_v1.docx
@@ -7165,7 +7165,7 @@
       <w:r>
         <w:drawing>
           <wp:inline xmlns:a="http://schemas.openxmlformats.org/drawingml/2006/main" xmlns:pic="http://schemas.openxmlformats.org/drawingml/2006/picture">
-            <wp:extent cx="3168000" cy="1512346"/>
+            <wp:extent cx="3168000" cy="1800485"/>
             <wp:docPr id="2" name="Picture 2"/>
             <wp:cNvGraphicFramePr>
               <a:graphicFrameLocks noChangeAspect="1"/>
@@ -7186,7 +7186,7 @@
                   <pic:spPr>
                     <a:xfrm>
                       <a:off x="0" y="0"/>
-                      <a:ext cx="3168000" cy="1512346"/>
+                      <a:ext cx="3168000" cy="1800485"/>
                     </a:xfrm>
                     <a:prstGeom prst="rect"/>
                   </pic:spPr>
@@ -13865,7 +13865,7 @@
       <w:r>
         <w:drawing>
           <wp:inline xmlns:a="http://schemas.openxmlformats.org/drawingml/2006/main" xmlns:pic="http://schemas.openxmlformats.org/drawingml/2006/picture">
-            <wp:extent cx="3168000" cy="1872139"/>
+            <wp:extent cx="3168000" cy="2231931"/>
             <wp:docPr id="3" name="Picture 3"/>
             <wp:cNvGraphicFramePr>
               <a:graphicFrameLocks noChangeAspect="1"/>
@@ -13886,7 +13886,7 @@
                   <pic:spPr>
                     <a:xfrm>
                       <a:off x="0" y="0"/>
-                      <a:ext cx="3168000" cy="1872139"/>
+                      <a:ext cx="3168000" cy="2231931"/>
                     </a:xfrm>
                     <a:prstGeom prst="rect"/>
                   </pic:spPr>

--- a/paper/manuscript_R1R2_v1.docx
+++ b/paper/manuscript_R1R2_v1.docx
@@ -2405,7 +2405,7 @@
           <w:i/>
           <w:sz w:val="17"/>
         </w:rPr>
-        <w:t>The paper's framework in one panel. **(A)** A group-neutral query is answered from the top-$k$ retrieved set. **(B)** The attacker injects passages drawn from the legitimate template inventory in matched pairs --- one favourable to group A, one unfavourable to group B --- so the injection is balanced across groups by construction. **(C)** What a statistic then sees: an R1 (group-composition) statistic is left at its clean value because the attack balances the count, whereas an R2 (within-group stance) statistic is skewed because the attack changes the stance the evidence supports. The figure states the two dimensions the paper separates; the three failure modes below are the ways an aggregate over such statistics loses that signal.</w:t>
+        <w:t>Figure 1. The paper's framework in one panel. **(A)** A group-neutral query is answered from the top-$k$ retrieved set. **(B)** The attacker injects passages drawn from the legitimate template inventory in matched pairs --- one favourable to group A, one unfavourable to group B --- so the injection is balanced across groups by construction. **(C)** What a statistic then sees: an R1 (group-composition) statistic is left at its clean value because the attack balances the count, whereas an R2 (within-group stance) statistic is skewed because the attack changes the stance the evidence supports. The figure states the two dimensions the paper separates; the three failure modes below are the ways an aggregate over such statistics loses that signal.</w:t>
       </w:r>
     </w:p>
     <w:p>
@@ -2536,7 +2536,7 @@
           <w:i/>
           <w:sz w:val="17"/>
         </w:rPr>
-        <w:t>The three failure modes, shown on the same retrieval setting. **(a) F1:** the injection contributes equally to every group, so a counting or composition statistic returns its clean value --- the attack is invisible to it (measured in §5.1 and §5.2). **(b) F2:** the statistic is anchored to a reference the attack does not move, so it reports the component that varies with the query rather than the one that varies with the attack (`stance_div` and `stance_onesided`, §3.2 and §5.1). **(c) F3:** all groups are relocated together, so any difference between groups is unchanged however far the groups move (`stance_gap` and its generation-layer twin, §5.1 and §5.7). The three panels are conceptual and carry no measured values; the corresponding measurements are in the sections named in the table above and in the responsiveness figure.</w:t>
+        <w:t>Figure 2. The three failure modes, shown on the same retrieval setting. **(a) F1:** the injection contributes equally to every group, so a counting or composition statistic returns its clean value --- the attack is invisible to it (measured in §5.1 and §5.2). **(b) F2:** the statistic is anchored to a reference the attack does not move, so it reports the component that varies with the query rather than the one that varies with the attack (`stance_div` and `stance_onesided`, §3.2 and §5.1). **(c) F3:** all groups are relocated together, so any difference between groups is unchanged however far the groups move (`stance_gap` and its generation-layer twin, §5.1 and §5.7). The three panels are conceptual and carry no measured values; the corresponding measurements are in the sections named in the table above and in the responsiveness figure.</w:t>
       </w:r>
     </w:p>
     <w:p>
@@ -3416,7 +3416,7 @@
           <w:i/>
           <w:sz w:val="17"/>
         </w:rPr>
-        <w:t>Responsiveness control. Corpus size is held constant at 17{,}792 passages and passages are swapped between two well-populated groups, so the retrieval pool and the score threshold do not move and composition is the only variable. The ground-truth group share changes from 0.500 to 0.978 and back to 0.022; the R1 drift statistics track it monotonically and in the right direction, while the two reference-based R2 statistics are flat even here. The indicted statistics are therefore working instruments that are specifically invariant to an injection balancing group counts, not unreliable ones.</w:t>
+        <w:t>Figure 3. Responsiveness control. Corpus size is held constant at 17{,}792 passages and passages are swapped between two well-populated groups, so the retrieval pool and the score threshold do not move and composition is the only variable. The ground-truth group share changes from 0.500 to 0.978 and back to 0.022; the R1 drift statistics track it monotonically and in the right direction, while the two reference-based R2 statistics are flat even here. The indicted statistics are therefore working instruments that are specifically invariant to an injection balancing group counts, not unreliable ones.</w:t>
       </w:r>
     </w:p>
     <w:p>
@@ -7373,7 +7373,7 @@
           <w:i/>
           <w:sz w:val="17"/>
         </w:rPr>
-        <w:t>R1-constraint inertness. Adversarial-passage inclusion as a function of the constraint budget $\varepsilon$, for the strictest ($\varepsilon=0$) through the loosest ($\varepsilon=1$) setting. Every constrained configuration coincides exactly with the unconstrained baseline -- the lines are not merely close, the per-query values are identical -- so the equivalence bound is $\pm 0.0000$ and the data exclude any effect on adversarial inclusion rather than an effect above some threshold.</w:t>
+        <w:t>Figure 4. R1-constraint inertness. Adversarial-passage inclusion as a function of the constraint budget $\varepsilon$, for the strictest ($\varepsilon=0$) through the loosest ($\varepsilon=1$) setting. Every constrained configuration coincides exactly with the unconstrained baseline -- the lines are not merely close, the per-query values are identical -- so the equivalence bound is $\pm 0.0000$ and the data exclude any effect on adversarial inclusion rather than an effect above some threshold.</w:t>
       </w:r>
     </w:p>
     <w:p>
@@ -9378,7 +9378,7 @@
           <w:b/>
           <w:sz w:val="22"/>
         </w:rPr>
-        <w:t>Table 6.</w:t>
+        <w:t>Table 5.</w:t>
       </w:r>
       <w:r>
         <w:rPr>
@@ -10647,7 +10647,7 @@
           <w:b/>
           <w:sz w:val="22"/>
         </w:rPr>
-        <w:t>Table 8.</w:t>
+        <w:t>Table 6.</w:t>
       </w:r>
       <w:r>
         <w:rPr>
@@ -11788,7 +11788,7 @@
           <w:b/>
           <w:sz w:val="22"/>
         </w:rPr>
-        <w:t>Table 9.</w:t>
+        <w:t>Table 7.</w:t>
       </w:r>
       <w:r>
         <w:rPr>
@@ -12991,7 +12991,7 @@
           <w:i/>
           <w:sz w:val="17"/>
         </w:rPr>
-        <w:t>Text-attack susceptibility at base and large scale, within each encoder family and training recipe. GTE and E5 are equally resistant at base size and move in opposite directions when enlarged: E5 becomes fully resistant ($0.0625 \rightarrow 0.0000$) while GTE becomes eight times more susceptible ($0.0625 \rightarrow 0.5000$). The learned-sparse retriever is susceptible at both sizes. Since the only variable is the checkpoint, susceptibility is a per-checkpoint property that cannot be inferred from architecture, size or representation family.</w:t>
+        <w:t>Figure 5. Text-attack susceptibility at base and large scale, within each encoder family and training recipe. GTE and E5 are equally resistant at base size and move in opposite directions when enlarged: E5 becomes fully resistant ($0.0625 \rightarrow 0.0000$) while GTE becomes eight times more susceptible ($0.0625 \rightarrow 0.5000$). The learned-sparse retriever is susceptible at both sizes. Since the only variable is the checkpoint, susceptibility is a per-checkpoint property that cannot be inferred from architecture, size or representation family.</w:t>
       </w:r>
     </w:p>
     <w:p>
@@ -13008,7 +13008,7 @@
           <w:rFonts w:ascii="Times New Roman" w:hAnsi="Times New Roman" w:eastAsia="SimSun"/>
           <w:sz w:val="22"/>
         </w:rPr>
-        <w:t xml:space="preserve"> Table 9's clearest result is unexpected: GTE-base and E5-base-v2 are equally resistant at base size (both 0.0625 — the attack succeeds on three of 48 queries), and enlarging both by the same factor of three moves them in </w:t>
+        <w:t xml:space="preserve"> Table 7's clearest result is unexpected: GTE-base and E5-base-v2 are equally resistant at base size (both 0.0625 — the attack succeeds on three of 48 queries), and enlarging both by the same factor of three moves them in </w:t>
       </w:r>
       <w:r>
         <w:rPr>
@@ -13471,7 +13471,7 @@
           <w:b/>
           <w:sz w:val="22"/>
         </w:rPr>
-        <w:t>Table 12.</w:t>
+        <w:t>Table 8.</w:t>
       </w:r>
       <w:r>
         <w:rPr>
@@ -14204,7 +14204,7 @@
           <w:i/>
           <w:sz w:val="17"/>
         </w:rPr>
-        <w:t>The aggregate statistic against the per-group shifts, on the same retrieval conditions and the same queries. Left: the change in the absolute cross-group gap, which stays within $\pm 0.05$ because the attack relocates both groups rather than separating them. Right: the change in each group's stance separately, which is large, consistent in sign and significant for every generator. An asterisk marks $p&lt;0.05$ under a paired permutation test against the clean condition. Note that the two panels use different vertical scales: the aggregate moves by less than 0.002 where the groups move by about 0.13.</w:t>
+        <w:t>Figure 6. The aggregate statistic against the per-group shifts, on the same retrieval conditions and the same queries. Left: the change in the absolute cross-group gap, which stays within $\pm 0.05$ because the attack relocates both groups rather than separating them. Right: the change in each group's stance separately, which is large, consistent in sign and significant for every generator. An asterisk marks $p&lt;0.05$ under a paired permutation test against the clean condition. Note that the two panels use different vertical scales: the aggregate moves by less than 0.002 where the groups move by about 0.13.</w:t>
       </w:r>
     </w:p>
     <w:p>
@@ -14393,7 +14393,7 @@
           <w:b/>
           <w:sz w:val="22"/>
         </w:rPr>
-        <w:t>Table 13.</w:t>
+        <w:t>Table 9.</w:t>
       </w:r>
       <w:r>
         <w:rPr>
@@ -14633,7 +14633,7 @@
           <w:i/>
           <w:sz w:val="17"/>
         </w:rPr>
-        <w:t>The instrument, not the corpus, was the reason the natural corpus appeared to show nothing. **Left:** with a free-form probe most answers take no position at all --- on the full BBQ corpus 99.0% of them, against 84.4% on the controlled corpus --- so the statistic reads near zero under every condition and no effect of any size could have appeared in it. **Right:** a forced-choice probe makes the same answers commit to a side, and on identical retrieval conditions it reads an effect, with five per-group shifts at $p &lt; 0.05$ for one generator (Table 14). The panels are conceptual and carry no measured values; the commitment values they illustrate are in Table 13.</w:t>
+        <w:t>Figure 7. The instrument, not the corpus, was the reason the natural corpus appeared to show nothing. **Left:** with a free-form probe most answers take no position at all --- on the full BBQ corpus 99.0% of them, against 84.4% on the controlled corpus --- so the statistic reads near zero under every condition and no effect of any size could have appeared in it. **Right:** a forced-choice probe makes the same answers commit to a side, and on identical retrieval conditions it reads an effect, with five per-group shifts at $p &lt; 0.05$ for one generator (Table 10). The panels are conceptual and carry no measured values; the commitment values they illustrate are in Table 9.</w:t>
       </w:r>
     </w:p>
     <w:p>
@@ -14684,7 +14684,7 @@
           <w:b/>
           <w:sz w:val="22"/>
         </w:rPr>
-        <w:t>Table 14.</w:t>
+        <w:t>Table 10.</w:t>
       </w:r>
       <w:r>
         <w:rPr>
@@ -15346,7 +15346,7 @@
           <w:rFonts w:ascii="Times New Roman" w:hAnsi="Times New Roman" w:eastAsia="SimSun"/>
           <w:sz w:val="22"/>
         </w:rPr>
-        <w:t xml:space="preserve"> On BBQ it concentrates in woman, nondisabled, man, young and disabled; on the controlled corpus (Table 12) it concentrates in asian, elderly and white. Averaging over groups, which is what a per-group </w:t>
+        <w:t xml:space="preserve"> On BBQ it concentrates in woman, nondisabled, man, young and disabled; on the controlled corpus (Table 8) it concentrates in asian, elderly and white. Averaging over groups, which is what a per-group </w:t>
       </w:r>
       <w:r>
         <w:rPr>
@@ -15679,7 +15679,7 @@
           <w:b/>
           <w:sz w:val="22"/>
         </w:rPr>
-        <w:t>Table 15.</w:t>
+        <w:t>Table 11.</w:t>
       </w:r>
       <w:r>
         <w:rPr>
@@ -25051,7 +25051,7 @@
           <w:rFonts w:ascii="Times New Roman" w:hAnsi="Times New Roman" w:eastAsia="SimSun"/>
           <w:sz w:val="22"/>
         </w:rPr>
-        <w:t xml:space="preserve"> The first generation-layer measurement, with the forced-choice probe on a single generator. Superseded by Table 12; kept because the contrast between the two is the point. Controlled corpus, GTE-base retrieval, $\rho = 2\%$.</w:t>
+        <w:t xml:space="preserve"> The first generation-layer measurement, with the forced-choice probe on a single generator. Superseded by Table 8; kept because the contrast between the two is the point. Controlled corpus, GTE-base retrieval, $\rho = 2\%$.</w:t>
       </w:r>
     </w:p>
     <w:tbl>

--- a/paper/manuscript_R1R2_v1.docx
+++ b/paper/manuscript_R1R2_v1.docx
@@ -1160,7 +1160,7 @@
           <w:rFonts w:ascii="Times New Roman" w:hAnsi="Times New Roman" w:eastAsia="SimSun"/>
           <w:sz w:val="22"/>
         </w:rPr>
-        <w:t xml:space="preserve"> Corpus poisoning against RAG was established by Zou et al. [2], who showed that a small number of optimised passages can steer a system's answers, and has since been extended to black-box and query-agnostic settings [3], to knowledge-graph-structured retrieval [9], and to multimodal pipelines [10, 11, 12]. A parallel thread targets the retrieval process itself rather than passage content, manipulating embedding space so that injected passages rank highly regardless of their text. Wang et al. [4] combine both: reward-optimised adversarial documents, subspace projection to raise their retrieval probability, and a generate–evaluate–reinject loop that accumulates bias over time.</w:t>
+        <w:t xml:space="preserve"> Corpus poisoning against RAG was established by Zou et al. [2], who showed that a small number of optimised passages can steer a system's answers, and has since been extended to black-box and query-agnostic settings [3], to knowledge-graph-structured retrieval [9], and to multimodal pipelines [10, 11, 12]. A parallel thread targets the retrieval process itself rather than passage content, manipulating embedding space so that injected passages rank highly regardless of their text. Bagwe et al. [13] carry the attack direction into fairness specifically, showing that a backdoor can establish a persistent and covert influence on which groups a RAG system favours. That work establishes that the attack exists and persists; the question this paper asks is different, namely whether the statistics used to select and validate fairness defenses can see such an attack at all. Wang et al. [4] combine both: reward-optimised adversarial documents, subspace projection to raise their retrieval probability, and a generate–evaluate–reinject loop that accumulates bias over time.</w:t>
       </w:r>
     </w:p>
     <w:p>
@@ -1427,7 +1427,7 @@
           <w:rFonts w:ascii="Times New Roman" w:hAnsi="Times New Roman" w:eastAsia="SimSun"/>
           <w:sz w:val="22"/>
         </w:rPr>
-        <w:t xml:space="preserve"> of a theoretical construct — and asking whether it can bear the inferential weight placed on it — is established in the measurement literature, and this paper builds on it. Jacobs and Wallach [17] show that many documented fairness harms are mismatches between the construct a system is supposed to measure and its operationalisation, and they supply construct-validity tools for making those mismatches explicit. Ekstrand et al. [18] make the same argument inside information access, where an aggregate over groups hides the per-group and per-stakeholder structure that a fairness claim depends on. Our contribution is what happens to that argument once the adversary is put back in. Those works establish that an aggregate may fail to represent its construct; we show that under pairwise poisoning the failure is not a matter of degree or of a badly chosen threshold but an </w:t>
+        <w:t xml:space="preserve"> of a theoretical construct — and asking whether it can bear the inferential weight placed on it — is established in the measurement literature, and this paper builds on it. Jacobs and Wallach [17] show that many documented fairness harms are mismatches between the construct a system is supposed to measure and its operationalisation, and they supply construct-validity tools for making those mismatches explicit. Ekstrand et al. [18] make the same argument inside information access, where an aggregate over groups hides the per-group and per-stakeholder structure that a fairness claim depends on, and Oliveira et al. [25] reach it independently from software testing, reporting a RAG fairness regression that a per-model analysis detects and aggregate testing does not. Our contribution is what happens to that argument once the adversary is put back in. Those works establish that an aggregate may fail to represent its construct; we show that under pairwise poisoning the failure is not a matter of degree or of a badly chosen threshold but an </w:t>
       </w:r>
       <w:r>
         <w:rPr>
@@ -31837,6 +31837,30 @@
           <w:sz w:val="22"/>
         </w:rPr>
         <w:t>, 2020.</w:t>
+      </w:r>
+    </w:p>
+    <w:p>
+      <w:r>
+        <w:rPr>
+          <w:rFonts w:ascii="Times New Roman" w:hAnsi="Times New Roman" w:eastAsia="SimSun"/>
+          <w:sz w:val="22"/>
+        </w:rPr>
+        <w:t xml:space="preserve">[25] M. Oliveira, B. J. Vergilio, R. Sobrinho, J. de Andrade Silva, A. Fontao. Metamorphic fairness testing of retrieval-augmented generation: Diagnosing retriever bias and evaluating graph-based mitigation. </w:t>
+      </w:r>
+      <w:r>
+        <w:rPr>
+          <w:rFonts w:ascii="Times New Roman" w:hAnsi="Times New Roman" w:eastAsia="SimSun"/>
+          <w:i/>
+          <w:sz w:val="22"/>
+        </w:rPr>
+        <w:t>Journal of Software Engineering Research and Development</w:t>
+      </w:r>
+      <w:r>
+        <w:rPr>
+          <w:rFonts w:ascii="Times New Roman" w:hAnsi="Times New Roman" w:eastAsia="SimSun"/>
+          <w:sz w:val="22"/>
+        </w:rPr>
+        <w:t>, 14(1):179-208, 2026.</w:t>
       </w:r>
     </w:p>
     <w:sectPr>

--- a/paper/manuscript_R1R2_v1.docx
+++ b/paper/manuscript_R1R2_v1.docx
@@ -13,7 +13,7 @@
           <w:b/>
           <w:sz w:val="40"/>
         </w:rPr>
-        <w:t>Two Dimensions of Retrieval Fairness</w:t>
+        <w:t>Adversarially Invariant Fairness Statistics</w:t>
       </w:r>
     </w:p>
     <w:p>
@@ -26,7 +26,7 @@
           <w:color w:val="606060"/>
           <w:sz w:val="21"/>
         </w:rPr>
-        <w:t>Why Group-Proportion Constraints Cannot Defend RAG Against Pairwise Poisoning</w:t>
+        <w:t>Why Aggregate Retrieval-Fairness Metrics Cannot Detect Pairwise Poisoning</w:t>
       </w:r>
     </w:p>
     <w:p>
@@ -118,98 +118,6 @@
           <w:sz w:val="22"/>
         </w:rPr>
         <w:t>Information Sciences</w:t>
-      </w:r>
-    </w:p>
-    <w:p>
-      <w:r>
-        <w:rPr>
-          <w:rFonts w:ascii="Times New Roman" w:hAnsi="Times New Roman" w:eastAsia="SimSun"/>
-          <w:sz w:val="22"/>
-        </w:rPr>
-        <w:t>&lt;!-- SUBMISSION ARTIFACT — entered in the journal submission system, not typeset into the manuscript.</w:t>
-      </w:r>
-    </w:p>
-    <w:p>
-      <w:r>
-        <w:rPr>
-          <w:rFonts w:ascii="Times New Roman" w:hAnsi="Times New Roman" w:eastAsia="SimSun"/>
-          <w:sz w:val="22"/>
-        </w:rPr>
-        <w:t>Highlights (3-5 items, each &lt;= 85 characters):</w:t>
-      </w:r>
-    </w:p>
-    <w:p>
-      <w:pPr>
-        <w:pStyle w:val="ListBullet"/>
-        <w:spacing w:line="360" w:lineRule="auto"/>
-      </w:pPr>
-      <w:r>
-        <w:rPr>
-          <w:rFonts w:ascii="Times New Roman" w:hAnsi="Times New Roman" w:eastAsia="SimSun"/>
-          <w:sz w:val="22"/>
-        </w:rPr>
-        <w:t>Aggregate fairness statistics are adversarially invariant by structure</w:t>
-      </w:r>
-    </w:p>
-    <w:p>
-      <w:pPr>
-        <w:pStyle w:val="ListBullet"/>
-        <w:spacing w:line="360" w:lineRule="auto"/>
-      </w:pPr>
-      <w:r>
-        <w:rPr>
-          <w:rFonts w:ascii="Times New Roman" w:hAnsi="Times New Roman" w:eastAsia="SimSun"/>
-          <w:sz w:val="22"/>
-        </w:rPr>
-        <w:t>Three predictable modes defeat composition, reference and difference metrics</w:t>
-      </w:r>
-    </w:p>
-    <w:p>
-      <w:pPr>
-        <w:pStyle w:val="ListBullet"/>
-        <w:spacing w:line="360" w:lineRule="auto"/>
-      </w:pPr>
-      <w:r>
-        <w:rPr>
-          <w:rFonts w:ascii="Times New Roman" w:hAnsi="Times New Roman" w:eastAsia="SimSun"/>
-          <w:sz w:val="22"/>
-        </w:rPr>
-        <w:t>Per-group shifts move 0.13 where the cross-group gap moves under 0.002</w:t>
-      </w:r>
-    </w:p>
-    <w:p>
-      <w:pPr>
-        <w:pStyle w:val="ListBullet"/>
-        <w:spacing w:line="360" w:lineRule="auto"/>
-      </w:pPr>
-      <w:r>
-        <w:rPr>
-          <w:rFonts w:ascii="Times New Roman" w:hAnsi="Times New Roman" w:eastAsia="SimSun"/>
-          <w:sz w:val="22"/>
-        </w:rPr>
-        <w:t>Static defense advantage is largest on the encoders the field uses</w:t>
-      </w:r>
-    </w:p>
-    <w:p>
-      <w:pPr>
-        <w:pStyle w:val="ListBullet"/>
-        <w:spacing w:line="360" w:lineRule="auto"/>
-      </w:pPr>
-      <w:r>
-        <w:rPr>
-          <w:rFonts w:ascii="Times New Roman" w:hAnsi="Times New Roman" w:eastAsia="SimSun"/>
-          <w:sz w:val="22"/>
-        </w:rPr>
-        <w:t>A six-point protocol makes retrieval robustness claims interpretable</w:t>
-      </w:r>
-    </w:p>
-    <w:p>
-      <w:r>
-        <w:rPr>
-          <w:rFonts w:ascii="Times New Roman" w:hAnsi="Times New Roman" w:eastAsia="SimSun"/>
-          <w:sz w:val="22"/>
-        </w:rPr>
-        <w:t>--&gt;</w:t>
       </w:r>
     </w:p>
     <w:p>
